--- a/Report.docx
+++ b/Report.docx
@@ -95,7 +95,21 @@
         <w:rPr>
           <w:lang w:val="en-IE"/>
         </w:rPr>
-        <w:t>Following the first lab sheet doing initial commits renaming variables and changing the code so that I suits my Skyboard project.</w:t>
+        <w:t xml:space="preserve">Following the first lab sheet doing initial commits renaming variables and changing the code so that I </w:t>
+      </w:r>
+      <w:proofErr w:type="gramStart"/>
+      <w:r>
+        <w:rPr>
+          <w:lang w:val="en-IE"/>
+        </w:rPr>
+        <w:t>suits</w:t>
+      </w:r>
+      <w:proofErr w:type="gramEnd"/>
+      <w:r>
+        <w:rPr>
+          <w:lang w:val="en-IE"/>
+        </w:rPr>
+        <w:t xml:space="preserve"> my Skyboard project.</w:t>
       </w:r>
     </w:p>
     <w:p>
@@ -153,12 +167,14 @@
         </w:rPr>
         <w:t xml:space="preserve">Set up the Git, added </w:t>
       </w:r>
+      <w:proofErr w:type="gramStart"/>
       <w:r>
         <w:rPr>
           <w:lang w:val="en-IE"/>
         </w:rPr>
         <w:t>a .gitignore</w:t>
       </w:r>
+      <w:proofErr w:type="gramEnd"/>
       <w:r>
         <w:rPr>
           <w:lang w:val="en-IE"/>
@@ -187,7 +203,35 @@
         <w:rPr>
           <w:lang w:val="en-IE"/>
         </w:rPr>
-        <w:t>A problem I had was committing all the node_modules but I used a .gitignore and git rm -r –cached node_modules to fix it.</w:t>
+        <w:t>A problem I had was committing all the node_</w:t>
+      </w:r>
+      <w:proofErr w:type="gramStart"/>
+      <w:r>
+        <w:rPr>
+          <w:lang w:val="en-IE"/>
+        </w:rPr>
+        <w:t>modules</w:t>
+      </w:r>
+      <w:proofErr w:type="gramEnd"/>
+      <w:r>
+        <w:rPr>
+          <w:lang w:val="en-IE"/>
+        </w:rPr>
+        <w:t xml:space="preserve"> but I used </w:t>
+      </w:r>
+      <w:proofErr w:type="gramStart"/>
+      <w:r>
+        <w:rPr>
+          <w:lang w:val="en-IE"/>
+        </w:rPr>
+        <w:t>a .gitignore</w:t>
+      </w:r>
+      <w:proofErr w:type="gramEnd"/>
+      <w:r>
+        <w:rPr>
+          <w:lang w:val="en-IE"/>
+        </w:rPr>
+        <w:t xml:space="preserve"> and git rm -r –cached node_modules to fix it.</w:t>
       </w:r>
     </w:p>
     <w:p>
@@ -381,6 +425,24 @@
         <w:pStyle w:val="ListParagraph"/>
         <w:numPr>
           <w:ilvl w:val="0"/>
+          <w:numId w:val="4"/>
+        </w:numPr>
+        <w:rPr>
+          <w:lang w:val="en-IE"/>
+        </w:rPr>
+      </w:pPr>
+      <w:r>
+        <w:rPr>
+          <w:lang w:val="en-IE"/>
+        </w:rPr>
+        <w:t xml:space="preserve">Claude was also used for ideas and debugging </w:t>
+      </w:r>
+    </w:p>
+    <w:p>
+      <w:pPr>
+        <w:pStyle w:val="ListParagraph"/>
+        <w:numPr>
+          <w:ilvl w:val="0"/>
           <w:numId w:val="3"/>
         </w:numPr>
         <w:rPr>
@@ -573,6 +635,54 @@
             <w:rStyle w:val="Hyperlink"/>
           </w:rPr>
           <w:t>Color modes · Bootstrap v5.3</w:t>
+        </w:r>
+      </w:hyperlink>
+    </w:p>
+    <w:p>
+      <w:pPr>
+        <w:pStyle w:val="ListParagraph"/>
+        <w:numPr>
+          <w:ilvl w:val="0"/>
+          <w:numId w:val="3"/>
+        </w:numPr>
+        <w:rPr>
+          <w:lang w:val="en-IE"/>
+        </w:rPr>
+      </w:pPr>
+      <w:hyperlink r:id="rId17" w:history="1">
+        <w:r>
+          <w:rPr>
+            <w:rStyle w:val="Hyperlink"/>
+          </w:rPr>
+          <w:t>Template Inheritance – Pug</w:t>
+        </w:r>
+      </w:hyperlink>
+    </w:p>
+    <w:p>
+      <w:pPr>
+        <w:pStyle w:val="ListParagraph"/>
+        <w:numPr>
+          <w:ilvl w:val="0"/>
+          <w:numId w:val="3"/>
+        </w:numPr>
+        <w:rPr>
+          <w:lang w:val="en-IE"/>
+        </w:rPr>
+      </w:pPr>
+      <w:hyperlink r:id="rId18" w:history="1">
+        <w:proofErr w:type="spellStart"/>
+        <w:r>
+          <w:rPr>
+            <w:rStyle w:val="Hyperlink"/>
+          </w:rPr>
+          <w:t>PugHTML</w:t>
+        </w:r>
+        <w:proofErr w:type="spellEnd"/>
+        <w:r>
+          <w:rPr>
+            <w:rStyle w:val="Hyperlink"/>
+          </w:rPr>
+          <w:t xml:space="preserve"> - HTML to Pug/Jade Converter with Bootstrap &amp; Tailwind CSS</w:t>
         </w:r>
       </w:hyperlink>
     </w:p>
@@ -702,6 +812,119 @@
     </w:lvl>
   </w:abstractNum>
   <w:abstractNum w:abstractNumId="1" w15:restartNumberingAfterBreak="0">
+    <w:nsid w:val="2EAB07E3"/>
+    <w:multiLevelType w:val="hybridMultilevel"/>
+    <w:tmpl w:val="8BBE8212"/>
+    <w:lvl w:ilvl="0" w:tplc="04090001">
+      <w:start w:val="1"/>
+      <w:numFmt w:val="bullet"/>
+      <w:lvlText w:val=""/>
+      <w:lvlJc w:val="left"/>
+      <w:pPr>
+        <w:ind w:left="720" w:hanging="360"/>
+      </w:pPr>
+      <w:rPr>
+        <w:rFonts w:ascii="Symbol" w:hAnsi="Symbol" w:hint="default"/>
+      </w:rPr>
+    </w:lvl>
+    <w:lvl w:ilvl="1" w:tplc="04090003" w:tentative="1">
+      <w:start w:val="1"/>
+      <w:numFmt w:val="bullet"/>
+      <w:lvlText w:val="o"/>
+      <w:lvlJc w:val="left"/>
+      <w:pPr>
+        <w:ind w:left="1440" w:hanging="360"/>
+      </w:pPr>
+      <w:rPr>
+        <w:rFonts w:ascii="Courier New" w:hAnsi="Courier New" w:cs="Courier New" w:hint="default"/>
+      </w:rPr>
+    </w:lvl>
+    <w:lvl w:ilvl="2" w:tplc="04090005" w:tentative="1">
+      <w:start w:val="1"/>
+      <w:numFmt w:val="bullet"/>
+      <w:lvlText w:val=""/>
+      <w:lvlJc w:val="left"/>
+      <w:pPr>
+        <w:ind w:left="2160" w:hanging="360"/>
+      </w:pPr>
+      <w:rPr>
+        <w:rFonts w:ascii="Wingdings" w:hAnsi="Wingdings" w:hint="default"/>
+      </w:rPr>
+    </w:lvl>
+    <w:lvl w:ilvl="3" w:tplc="04090001" w:tentative="1">
+      <w:start w:val="1"/>
+      <w:numFmt w:val="bullet"/>
+      <w:lvlText w:val=""/>
+      <w:lvlJc w:val="left"/>
+      <w:pPr>
+        <w:ind w:left="2880" w:hanging="360"/>
+      </w:pPr>
+      <w:rPr>
+        <w:rFonts w:ascii="Symbol" w:hAnsi="Symbol" w:hint="default"/>
+      </w:rPr>
+    </w:lvl>
+    <w:lvl w:ilvl="4" w:tplc="04090003" w:tentative="1">
+      <w:start w:val="1"/>
+      <w:numFmt w:val="bullet"/>
+      <w:lvlText w:val="o"/>
+      <w:lvlJc w:val="left"/>
+      <w:pPr>
+        <w:ind w:left="3600" w:hanging="360"/>
+      </w:pPr>
+      <w:rPr>
+        <w:rFonts w:ascii="Courier New" w:hAnsi="Courier New" w:cs="Courier New" w:hint="default"/>
+      </w:rPr>
+    </w:lvl>
+    <w:lvl w:ilvl="5" w:tplc="04090005" w:tentative="1">
+      <w:start w:val="1"/>
+      <w:numFmt w:val="bullet"/>
+      <w:lvlText w:val=""/>
+      <w:lvlJc w:val="left"/>
+      <w:pPr>
+        <w:ind w:left="4320" w:hanging="360"/>
+      </w:pPr>
+      <w:rPr>
+        <w:rFonts w:ascii="Wingdings" w:hAnsi="Wingdings" w:hint="default"/>
+      </w:rPr>
+    </w:lvl>
+    <w:lvl w:ilvl="6" w:tplc="04090001" w:tentative="1">
+      <w:start w:val="1"/>
+      <w:numFmt w:val="bullet"/>
+      <w:lvlText w:val=""/>
+      <w:lvlJc w:val="left"/>
+      <w:pPr>
+        <w:ind w:left="5040" w:hanging="360"/>
+      </w:pPr>
+      <w:rPr>
+        <w:rFonts w:ascii="Symbol" w:hAnsi="Symbol" w:hint="default"/>
+      </w:rPr>
+    </w:lvl>
+    <w:lvl w:ilvl="7" w:tplc="04090003" w:tentative="1">
+      <w:start w:val="1"/>
+      <w:numFmt w:val="bullet"/>
+      <w:lvlText w:val="o"/>
+      <w:lvlJc w:val="left"/>
+      <w:pPr>
+        <w:ind w:left="5760" w:hanging="360"/>
+      </w:pPr>
+      <w:rPr>
+        <w:rFonts w:ascii="Courier New" w:hAnsi="Courier New" w:cs="Courier New" w:hint="default"/>
+      </w:rPr>
+    </w:lvl>
+    <w:lvl w:ilvl="8" w:tplc="04090005" w:tentative="1">
+      <w:start w:val="1"/>
+      <w:numFmt w:val="bullet"/>
+      <w:lvlText w:val=""/>
+      <w:lvlJc w:val="left"/>
+      <w:pPr>
+        <w:ind w:left="6480" w:hanging="360"/>
+      </w:pPr>
+      <w:rPr>
+        <w:rFonts w:ascii="Wingdings" w:hAnsi="Wingdings" w:hint="default"/>
+      </w:rPr>
+    </w:lvl>
+  </w:abstractNum>
+  <w:abstractNum w:abstractNumId="2" w15:restartNumberingAfterBreak="0">
     <w:nsid w:val="61F42AB4"/>
     <w:multiLevelType w:val="hybridMultilevel"/>
     <w:tmpl w:val="F5B0F752"/>
@@ -814,7 +1037,7 @@
       </w:rPr>
     </w:lvl>
   </w:abstractNum>
-  <w:abstractNum w:abstractNumId="2" w15:restartNumberingAfterBreak="0">
+  <w:abstractNum w:abstractNumId="3" w15:restartNumberingAfterBreak="0">
     <w:nsid w:val="762955E8"/>
     <w:multiLevelType w:val="hybridMultilevel"/>
     <w:tmpl w:val="CBA4E424"/>
@@ -931,10 +1154,13 @@
     <w:abstractNumId w:val="0"/>
   </w:num>
   <w:num w:numId="2" w16cid:durableId="195512043">
-    <w:abstractNumId w:val="1"/>
+    <w:abstractNumId w:val="2"/>
   </w:num>
   <w:num w:numId="3" w16cid:durableId="1074208862">
-    <w:abstractNumId w:val="2"/>
+    <w:abstractNumId w:val="3"/>
+  </w:num>
+  <w:num w:numId="4" w16cid:durableId="103967275">
+    <w:abstractNumId w:val="1"/>
   </w:num>
 </w:numbering>
 </file>

--- a/Report.docx
+++ b/Report.docx
@@ -2,34 +2,2181 @@
 <file path=word/document.xml><?xml version="1.0" encoding="utf-8"?>
 <w:document xmlns:wpc="http://schemas.microsoft.com/office/word/2010/wordprocessingCanvas" xmlns:cx="http://schemas.microsoft.com/office/drawing/2014/chartex" xmlns:cx1="http://schemas.microsoft.com/office/drawing/2015/9/8/chartex" xmlns:cx2="http://schemas.microsoft.com/office/drawing/2015/10/21/chartex" xmlns:cx3="http://schemas.microsoft.com/office/drawing/2016/5/9/chartex" xmlns:cx4="http://schemas.microsoft.com/office/drawing/2016/5/10/chartex" xmlns:cx5="http://schemas.microsoft.com/office/drawing/2016/5/11/chartex" xmlns:cx6="http://schemas.microsoft.com/office/drawing/2016/5/12/chartex" xmlns:cx7="http://schemas.microsoft.com/office/drawing/2016/5/13/chartex" xmlns:cx8="http://schemas.microsoft.com/office/drawing/2016/5/14/chartex" xmlns:mc="http://schemas.openxmlformats.org/markup-compatibility/2006" xmlns:aink="http://schemas.microsoft.com/office/drawing/2016/ink" xmlns:am3d="http://schemas.microsoft.com/office/drawing/2017/model3d" xmlns:o="urn:schemas-microsoft-com:office:office" xmlns:oel="http://schemas.microsoft.com/office/2019/extlst" xmlns:r="http://schemas.openxmlformats.org/officeDocument/2006/relationships" xmlns:m="http://schemas.openxmlformats.org/officeDocument/2006/math" xmlns:v="urn:schemas-microsoft-com:vml" xmlns:wp14="http://schemas.microsoft.com/office/word/2010/wordprocessingDrawing" xmlns:wp="http://schemas.openxmlformats.org/drawingml/2006/wordprocessingDrawing" xmlns:w10="urn:schemas-microsoft-com:office:word" xmlns:w="http://schemas.openxmlformats.org/wordprocessingml/2006/main" xmlns:w14="http://schemas.microsoft.com/office/word/2010/wordml" xmlns:w15="http://schemas.microsoft.com/office/word/2012/wordml" xmlns:w16cex="http://schemas.microsoft.com/office/word/2018/wordml/cex" xmlns:w16cid="http://schemas.microsoft.com/office/word/2016/wordml/cid" xmlns:w16="http://schemas.microsoft.com/office/word/2018/wordml" xmlns:w16du="http://schemas.microsoft.com/office/word/2023/wordml/word16du" xmlns:w16sdtdh="http://schemas.microsoft.com/office/word/2020/wordml/sdtdatahash" xmlns:w16sdtfl="http://schemas.microsoft.com/office/word/2024/wordml/sdtformatlock" xmlns:w16se="http://schemas.microsoft.com/office/word/2015/wordml/symex" xmlns:wpg="http://schemas.microsoft.com/office/word/2010/wordprocessingGroup" xmlns:wpi="http://schemas.microsoft.com/office/word/2010/wordprocessingInk" xmlns:wne="http://schemas.microsoft.com/office/word/2006/wordml" xmlns:wps="http://schemas.microsoft.com/office/word/2010/wordprocessingShape" mc:Ignorable="w14 w15 w16se w16cid w16 w16cex w16sdtdh w16sdtfl w16du wp14">
   <w:body>
-    <w:p>
-      <w:pPr>
-        <w:pStyle w:val="Title"/>
-        <w:jc w:val="center"/>
-        <w:rPr>
-          <w:rStyle w:val="SubtleReference"/>
-          <w:lang w:val="en-IE"/>
-        </w:rPr>
-      </w:pPr>
-      <w:r>
-        <w:rPr>
-          <w:rStyle w:val="SubtleReference"/>
-          <w:lang w:val="en-IE"/>
-        </w:rPr>
-        <w:t>Skyboard – Web frameworks Project</w:t>
-      </w:r>
-    </w:p>
-    <w:p>
-      <w:pPr>
-        <w:rPr>
-          <w:lang w:val="en-IE"/>
-        </w:rPr>
-      </w:pPr>
-      <w:r>
-        <w:rPr>
-          <w:lang w:val="en-IE"/>
-        </w:rPr>
-        <w:t>Useful Links:</w:t>
+    <w:sdt>
+      <w:sdtPr>
+        <w:id w:val="-478457057"/>
+        <w:docPartObj>
+          <w:docPartGallery w:val="Cover Pages"/>
+          <w:docPartUnique/>
+        </w:docPartObj>
+      </w:sdtPr>
+      <w:sdtEndPr>
+        <w:rPr>
+          <w:lang w:val="en-IE"/>
+        </w:rPr>
+      </w:sdtEndPr>
+      <w:sdtContent>
+        <w:p>
+          <w:r>
+            <w:rPr>
+              <w:noProof/>
+            </w:rPr>
+            <mc:AlternateContent>
+              <mc:Choice Requires="wpg">
+                <w:drawing>
+                  <wp:anchor distT="0" distB="0" distL="114300" distR="114300" simplePos="0" relativeHeight="251662336" behindDoc="0" locked="0" layoutInCell="1" allowOverlap="1" wp14:anchorId="6869E1CD" wp14:editId="41085FF2">
+                    <wp:simplePos x="0" y="0"/>
+                    <wp:positionH relativeFrom="page">
+                      <wp:align>center</wp:align>
+                    </wp:positionH>
+                    <mc:AlternateContent>
+                      <mc:Choice Requires="wp14">
+                        <wp:positionV relativeFrom="page">
+                          <wp14:pctPosVOffset>2300</wp14:pctPosVOffset>
+                        </wp:positionV>
+                      </mc:Choice>
+                      <mc:Fallback>
+                        <wp:positionV relativeFrom="page">
+                          <wp:posOffset>245745</wp:posOffset>
+                        </wp:positionV>
+                      </mc:Fallback>
+                    </mc:AlternateContent>
+                    <wp:extent cx="7315200" cy="1215391"/>
+                    <wp:effectExtent l="0" t="0" r="1270" b="1905"/>
+                    <wp:wrapNone/>
+                    <wp:docPr id="149" name="Group 157"/>
+                    <wp:cNvGraphicFramePr/>
+                    <a:graphic xmlns:a="http://schemas.openxmlformats.org/drawingml/2006/main">
+                      <a:graphicData uri="http://schemas.microsoft.com/office/word/2010/wordprocessingGroup">
+                        <wpg:wgp>
+                          <wpg:cNvGrpSpPr/>
+                          <wpg:grpSpPr>
+                            <a:xfrm>
+                              <a:off x="0" y="0"/>
+                              <a:ext cx="7315200" cy="1215391"/>
+                              <a:chOff x="0" y="-1"/>
+                              <a:chExt cx="7315200" cy="1216153"/>
+                            </a:xfrm>
+                          </wpg:grpSpPr>
+                          <wps:wsp>
+                            <wps:cNvPr id="150" name="Rectangle 51"/>
+                            <wps:cNvSpPr/>
+                            <wps:spPr>
+                              <a:xfrm>
+                                <a:off x="0" y="-1"/>
+                                <a:ext cx="7315200" cy="1130373"/>
+                              </a:xfrm>
+                              <a:custGeom>
+                                <a:avLst/>
+                                <a:gdLst>
+                                  <a:gd name="connsiteX0" fmla="*/ 0 w 7312660"/>
+                                  <a:gd name="connsiteY0" fmla="*/ 0 h 1215390"/>
+                                  <a:gd name="connsiteX1" fmla="*/ 7312660 w 7312660"/>
+                                  <a:gd name="connsiteY1" fmla="*/ 0 h 1215390"/>
+                                  <a:gd name="connsiteX2" fmla="*/ 7312660 w 7312660"/>
+                                  <a:gd name="connsiteY2" fmla="*/ 1215390 h 1215390"/>
+                                  <a:gd name="connsiteX3" fmla="*/ 0 w 7312660"/>
+                                  <a:gd name="connsiteY3" fmla="*/ 1215390 h 1215390"/>
+                                  <a:gd name="connsiteX4" fmla="*/ 0 w 7312660"/>
+                                  <a:gd name="connsiteY4" fmla="*/ 0 h 1215390"/>
+                                  <a:gd name="connsiteX0" fmla="*/ 0 w 7312660"/>
+                                  <a:gd name="connsiteY0" fmla="*/ 0 h 1215390"/>
+                                  <a:gd name="connsiteX1" fmla="*/ 7312660 w 7312660"/>
+                                  <a:gd name="connsiteY1" fmla="*/ 0 h 1215390"/>
+                                  <a:gd name="connsiteX2" fmla="*/ 7312660 w 7312660"/>
+                                  <a:gd name="connsiteY2" fmla="*/ 1215390 h 1215390"/>
+                                  <a:gd name="connsiteX3" fmla="*/ 3667125 w 7312660"/>
+                                  <a:gd name="connsiteY3" fmla="*/ 1209675 h 1215390"/>
+                                  <a:gd name="connsiteX4" fmla="*/ 0 w 7312660"/>
+                                  <a:gd name="connsiteY4" fmla="*/ 1215390 h 1215390"/>
+                                  <a:gd name="connsiteX5" fmla="*/ 0 w 7312660"/>
+                                  <a:gd name="connsiteY5" fmla="*/ 0 h 1215390"/>
+                                  <a:gd name="connsiteX0" fmla="*/ 0 w 7312660"/>
+                                  <a:gd name="connsiteY0" fmla="*/ 0 h 1215390"/>
+                                  <a:gd name="connsiteX1" fmla="*/ 7312660 w 7312660"/>
+                                  <a:gd name="connsiteY1" fmla="*/ 0 h 1215390"/>
+                                  <a:gd name="connsiteX2" fmla="*/ 7312660 w 7312660"/>
+                                  <a:gd name="connsiteY2" fmla="*/ 1215390 h 1215390"/>
+                                  <a:gd name="connsiteX3" fmla="*/ 3619500 w 7312660"/>
+                                  <a:gd name="connsiteY3" fmla="*/ 733425 h 1215390"/>
+                                  <a:gd name="connsiteX4" fmla="*/ 0 w 7312660"/>
+                                  <a:gd name="connsiteY4" fmla="*/ 1215390 h 1215390"/>
+                                  <a:gd name="connsiteX5" fmla="*/ 0 w 7312660"/>
+                                  <a:gd name="connsiteY5" fmla="*/ 0 h 1215390"/>
+                                  <a:gd name="connsiteX0" fmla="*/ 0 w 7312660"/>
+                                  <a:gd name="connsiteY0" fmla="*/ 0 h 1215390"/>
+                                  <a:gd name="connsiteX1" fmla="*/ 7312660 w 7312660"/>
+                                  <a:gd name="connsiteY1" fmla="*/ 0 h 1215390"/>
+                                  <a:gd name="connsiteX2" fmla="*/ 7312660 w 7312660"/>
+                                  <a:gd name="connsiteY2" fmla="*/ 1129665 h 1215390"/>
+                                  <a:gd name="connsiteX3" fmla="*/ 3619500 w 7312660"/>
+                                  <a:gd name="connsiteY3" fmla="*/ 733425 h 1215390"/>
+                                  <a:gd name="connsiteX4" fmla="*/ 0 w 7312660"/>
+                                  <a:gd name="connsiteY4" fmla="*/ 1215390 h 1215390"/>
+                                  <a:gd name="connsiteX5" fmla="*/ 0 w 7312660"/>
+                                  <a:gd name="connsiteY5" fmla="*/ 0 h 1215390"/>
+                                  <a:gd name="connsiteX0" fmla="*/ 9525 w 7322185"/>
+                                  <a:gd name="connsiteY0" fmla="*/ 0 h 1129665"/>
+                                  <a:gd name="connsiteX1" fmla="*/ 7322185 w 7322185"/>
+                                  <a:gd name="connsiteY1" fmla="*/ 0 h 1129665"/>
+                                  <a:gd name="connsiteX2" fmla="*/ 7322185 w 7322185"/>
+                                  <a:gd name="connsiteY2" fmla="*/ 1129665 h 1129665"/>
+                                  <a:gd name="connsiteX3" fmla="*/ 3629025 w 7322185"/>
+                                  <a:gd name="connsiteY3" fmla="*/ 733425 h 1129665"/>
+                                  <a:gd name="connsiteX4" fmla="*/ 0 w 7322185"/>
+                                  <a:gd name="connsiteY4" fmla="*/ 1091565 h 1129665"/>
+                                  <a:gd name="connsiteX5" fmla="*/ 9525 w 7322185"/>
+                                  <a:gd name="connsiteY5" fmla="*/ 0 h 1129665"/>
+                                  <a:gd name="connsiteX0" fmla="*/ 0 w 7312660"/>
+                                  <a:gd name="connsiteY0" fmla="*/ 0 h 1129665"/>
+                                  <a:gd name="connsiteX1" fmla="*/ 7312660 w 7312660"/>
+                                  <a:gd name="connsiteY1" fmla="*/ 0 h 1129665"/>
+                                  <a:gd name="connsiteX2" fmla="*/ 7312660 w 7312660"/>
+                                  <a:gd name="connsiteY2" fmla="*/ 1129665 h 1129665"/>
+                                  <a:gd name="connsiteX3" fmla="*/ 3619500 w 7312660"/>
+                                  <a:gd name="connsiteY3" fmla="*/ 733425 h 1129665"/>
+                                  <a:gd name="connsiteX4" fmla="*/ 0 w 7312660"/>
+                                  <a:gd name="connsiteY4" fmla="*/ 1091565 h 1129665"/>
+                                  <a:gd name="connsiteX5" fmla="*/ 0 w 7312660"/>
+                                  <a:gd name="connsiteY5" fmla="*/ 0 h 1129665"/>
+                                </a:gdLst>
+                                <a:ahLst/>
+                                <a:cxnLst>
+                                  <a:cxn ang="0">
+                                    <a:pos x="connsiteX0" y="connsiteY0"/>
+                                  </a:cxn>
+                                  <a:cxn ang="0">
+                                    <a:pos x="connsiteX1" y="connsiteY1"/>
+                                  </a:cxn>
+                                  <a:cxn ang="0">
+                                    <a:pos x="connsiteX2" y="connsiteY2"/>
+                                  </a:cxn>
+                                  <a:cxn ang="0">
+                                    <a:pos x="connsiteX3" y="connsiteY3"/>
+                                  </a:cxn>
+                                  <a:cxn ang="0">
+                                    <a:pos x="connsiteX4" y="connsiteY4"/>
+                                  </a:cxn>
+                                  <a:cxn ang="0">
+                                    <a:pos x="connsiteX5" y="connsiteY5"/>
+                                  </a:cxn>
+                                </a:cxnLst>
+                                <a:rect l="l" t="t" r="r" b="b"/>
+                                <a:pathLst>
+                                  <a:path w="7312660" h="1129665">
+                                    <a:moveTo>
+                                      <a:pt x="0" y="0"/>
+                                    </a:moveTo>
+                                    <a:lnTo>
+                                      <a:pt x="7312660" y="0"/>
+                                    </a:lnTo>
+                                    <a:lnTo>
+                                      <a:pt x="7312660" y="1129665"/>
+                                    </a:lnTo>
+                                    <a:lnTo>
+                                      <a:pt x="3619500" y="733425"/>
+                                    </a:lnTo>
+                                    <a:lnTo>
+                                      <a:pt x="0" y="1091565"/>
+                                    </a:lnTo>
+                                    <a:lnTo>
+                                      <a:pt x="0" y="0"/>
+                                    </a:lnTo>
+                                    <a:close/>
+                                  </a:path>
+                                </a:pathLst>
+                              </a:custGeom>
+                              <a:ln>
+                                <a:noFill/>
+                              </a:ln>
+                            </wps:spPr>
+                            <wps:style>
+                              <a:lnRef idx="2">
+                                <a:schemeClr val="accent1">
+                                  <a:shade val="50000"/>
+                                </a:schemeClr>
+                              </a:lnRef>
+                              <a:fillRef idx="1">
+                                <a:schemeClr val="accent1"/>
+                              </a:fillRef>
+                              <a:effectRef idx="0">
+                                <a:schemeClr val="accent1"/>
+                              </a:effectRef>
+                              <a:fontRef idx="minor">
+                                <a:schemeClr val="lt1"/>
+                              </a:fontRef>
+                            </wps:style>
+                            <wps:bodyPr rot="0" spcFirstLastPara="0" vertOverflow="overflow" horzOverflow="overflow" vert="horz" wrap="square" lIns="91440" tIns="45720" rIns="91440" bIns="45720" numCol="1" spcCol="0" rtlCol="0" fromWordArt="0" anchor="ctr" anchorCtr="0" forceAA="0" compatLnSpc="1">
+                              <a:prstTxWarp prst="textNoShape">
+                                <a:avLst/>
+                              </a:prstTxWarp>
+                              <a:noAutofit/>
+                            </wps:bodyPr>
+                          </wps:wsp>
+                          <wps:wsp>
+                            <wps:cNvPr id="151" name="Rectangle 151"/>
+                            <wps:cNvSpPr/>
+                            <wps:spPr>
+                              <a:xfrm>
+                                <a:off x="0" y="0"/>
+                                <a:ext cx="7315200" cy="1216152"/>
+                              </a:xfrm>
+                              <a:prstGeom prst="rect">
+                                <a:avLst/>
+                              </a:prstGeom>
+                              <a:blipFill>
+                                <a:blip r:embed="rId6"/>
+                                <a:stretch>
+                                  <a:fillRect r="-7574"/>
+                                </a:stretch>
+                              </a:blipFill>
+                              <a:ln>
+                                <a:noFill/>
+                              </a:ln>
+                            </wps:spPr>
+                            <wps:style>
+                              <a:lnRef idx="2">
+                                <a:schemeClr val="accent1">
+                                  <a:shade val="50000"/>
+                                </a:schemeClr>
+                              </a:lnRef>
+                              <a:fillRef idx="1">
+                                <a:schemeClr val="accent1"/>
+                              </a:fillRef>
+                              <a:effectRef idx="0">
+                                <a:schemeClr val="accent1"/>
+                              </a:effectRef>
+                              <a:fontRef idx="minor">
+                                <a:schemeClr val="lt1"/>
+                              </a:fontRef>
+                            </wps:style>
+                            <wps:bodyPr rot="0" spcFirstLastPara="0" vertOverflow="overflow" horzOverflow="overflow" vert="horz" wrap="square" lIns="91440" tIns="45720" rIns="91440" bIns="45720" numCol="1" spcCol="0" rtlCol="0" fromWordArt="0" anchor="ctr" anchorCtr="0" forceAA="0" compatLnSpc="1">
+                              <a:prstTxWarp prst="textNoShape">
+                                <a:avLst/>
+                              </a:prstTxWarp>
+                              <a:noAutofit/>
+                            </wps:bodyPr>
+                          </wps:wsp>
+                        </wpg:wgp>
+                      </a:graphicData>
+                    </a:graphic>
+                    <wp14:sizeRelH relativeFrom="page">
+                      <wp14:pctWidth>94100</wp14:pctWidth>
+                    </wp14:sizeRelH>
+                    <wp14:sizeRelV relativeFrom="page">
+                      <wp14:pctHeight>12100</wp14:pctHeight>
+                    </wp14:sizeRelV>
+                  </wp:anchor>
+                </w:drawing>
+              </mc:Choice>
+              <mc:Fallback>
+                <w:pict>
+                  <v:group w14:anchorId="5168E7D2" id="Group 157" o:spid="_x0000_s1026" style="position:absolute;margin-left:0;margin-top:0;width:8in;height:95.7pt;z-index:251662336;mso-width-percent:941;mso-height-percent:121;mso-top-percent:23;mso-position-horizontal:center;mso-position-horizontal-relative:page;mso-position-vertical-relative:page;mso-width-percent:941;mso-height-percent:121;mso-top-percent:23" coordorigin="" coordsize="73152,12161" o:gfxdata="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">
+                    <v:shape id="Rectangle 51" o:spid="_x0000_s1027" style="position:absolute;width:73152;height:11303;visibility:visible;mso-wrap-style:square;v-text-anchor:middle" coordsize="7312660,1129665" o:gfxdata="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" path="m,l7312660,r,1129665l3619500,733425,,1091565,,xe" fillcolor="#156082 [3204]" stroked="f" strokeweight="1pt">
+                      <v:stroke joinstyle="miter"/>
+                      <v:path arrowok="t" o:connecttype="custom" o:connectlocs="0,0;7315200,0;7315200,1130373;3620757,733885;0,1092249;0,0" o:connectangles="0,0,0,0,0,0"/>
+                    </v:shape>
+                    <v:rect id="Rectangle 151" o:spid="_x0000_s1028" style="position:absolute;width:73152;height:12161;visibility:visible;mso-wrap-style:square;v-text-anchor:middle" o:gfxdata="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" stroked="f" strokeweight="1pt">
+                      <v:fill r:id="rId7" o:title="" recolor="t" rotate="t" type="frame"/>
+                    </v:rect>
+                    <w10:wrap anchorx="page" anchory="page"/>
+                  </v:group>
+                </w:pict>
+              </mc:Fallback>
+            </mc:AlternateContent>
+          </w:r>
+          <w:r>
+            <w:rPr>
+              <w:noProof/>
+            </w:rPr>
+            <mc:AlternateContent>
+              <mc:Choice Requires="wps">
+                <w:drawing>
+                  <wp:anchor distT="0" distB="0" distL="114300" distR="114300" simplePos="0" relativeHeight="251660288" behindDoc="0" locked="0" layoutInCell="1" allowOverlap="1" wp14:anchorId="7955A505" wp14:editId="65A8B669">
+                    <wp:simplePos x="0" y="0"/>
+                    <wp:positionH relativeFrom="page">
+                      <wp:align>center</wp:align>
+                    </wp:positionH>
+                    <mc:AlternateContent>
+                      <mc:Choice Requires="wp14">
+                        <wp:positionV relativeFrom="page">
+                          <wp14:pctPosVOffset>81800</wp14:pctPosVOffset>
+                        </wp:positionV>
+                      </mc:Choice>
+                      <mc:Fallback>
+                        <wp:positionV relativeFrom="page">
+                          <wp:posOffset>8745855</wp:posOffset>
+                        </wp:positionV>
+                      </mc:Fallback>
+                    </mc:AlternateContent>
+                    <wp:extent cx="7315200" cy="914400"/>
+                    <wp:effectExtent l="0" t="0" r="0" b="8255"/>
+                    <wp:wrapSquare wrapText="bothSides"/>
+                    <wp:docPr id="152" name="Text Box 159"/>
+                    <wp:cNvGraphicFramePr/>
+                    <a:graphic xmlns:a="http://schemas.openxmlformats.org/drawingml/2006/main">
+                      <a:graphicData uri="http://schemas.microsoft.com/office/word/2010/wordprocessingShape">
+                        <wps:wsp>
+                          <wps:cNvSpPr txBox="1"/>
+                          <wps:spPr>
+                            <a:xfrm>
+                              <a:off x="0" y="0"/>
+                              <a:ext cx="7315200" cy="914400"/>
+                            </a:xfrm>
+                            <a:prstGeom prst="rect">
+                              <a:avLst/>
+                            </a:prstGeom>
+                            <a:noFill/>
+                            <a:ln w="6350">
+                              <a:noFill/>
+                            </a:ln>
+                            <a:effectLst/>
+                          </wps:spPr>
+                          <wps:style>
+                            <a:lnRef idx="0">
+                              <a:schemeClr val="accent1"/>
+                            </a:lnRef>
+                            <a:fillRef idx="0">
+                              <a:schemeClr val="accent1"/>
+                            </a:fillRef>
+                            <a:effectRef idx="0">
+                              <a:schemeClr val="accent1"/>
+                            </a:effectRef>
+                            <a:fontRef idx="minor">
+                              <a:schemeClr val="dk1"/>
+                            </a:fontRef>
+                          </wps:style>
+                          <wps:txbx>
+                            <w:txbxContent>
+                              <w:sdt>
+                                <w:sdtPr>
+                                  <w:rPr>
+                                    <w:color w:val="595959" w:themeColor="text1" w:themeTint="A6"/>
+                                    <w:sz w:val="28"/>
+                                    <w:szCs w:val="28"/>
+                                  </w:rPr>
+                                  <w:alias w:val="Author"/>
+                                  <w:tag w:val=""/>
+                                  <w:id w:val="789243997"/>
+                                  <w:dataBinding w:prefixMappings="xmlns:ns0='http://purl.org/dc/elements/1.1/' xmlns:ns1='http://schemas.openxmlformats.org/package/2006/metadata/core-properties' " w:xpath="/ns1:coreProperties[1]/ns0:creator[1]" w:storeItemID="{6C3C8BC8-F283-45AE-878A-BAB7291924A1}"/>
+                                  <w:text/>
+                                </w:sdtPr>
+                                <w:sdtContent>
+                                  <w:p>
+                                    <w:pPr>
+                                      <w:pStyle w:val="NoSpacing"/>
+                                      <w:jc w:val="right"/>
+                                      <w:rPr>
+                                        <w:color w:val="595959" w:themeColor="text1" w:themeTint="A6"/>
+                                        <w:sz w:val="28"/>
+                                        <w:szCs w:val="28"/>
+                                      </w:rPr>
+                                    </w:pPr>
+                                    <w:r>
+                                      <w:rPr>
+                                        <w:color w:val="595959" w:themeColor="text1" w:themeTint="A6"/>
+                                        <w:sz w:val="28"/>
+                                        <w:szCs w:val="28"/>
+                                      </w:rPr>
+                                      <w:t>Student Eoin Mannix (TL_KCOMP_B_Y3)</w:t>
+                                    </w:r>
+                                  </w:p>
+                                </w:sdtContent>
+                              </w:sdt>
+                              <w:p>
+                                <w:pPr>
+                                  <w:pStyle w:val="NoSpacing"/>
+                                  <w:jc w:val="right"/>
+                                  <w:rPr>
+                                    <w:color w:val="595959" w:themeColor="text1" w:themeTint="A6"/>
+                                    <w:sz w:val="18"/>
+                                    <w:szCs w:val="18"/>
+                                  </w:rPr>
+                                </w:pPr>
+                                <w:sdt>
+                                  <w:sdtPr>
+                                    <w:rPr>
+                                      <w:color w:val="595959" w:themeColor="text1" w:themeTint="A6"/>
+                                      <w:sz w:val="18"/>
+                                      <w:szCs w:val="18"/>
+                                    </w:rPr>
+                                    <w:alias w:val="Email"/>
+                                    <w:tag w:val="Email"/>
+                                    <w:id w:val="942260680"/>
+                                    <w:dataBinding w:prefixMappings="xmlns:ns0='http://schemas.microsoft.com/office/2006/coverPageProps' " w:xpath="/ns0:CoverPageProperties[1]/ns0:CompanyEmail[1]" w:storeItemID="{55AF091B-3C7A-41E3-B477-F2FDAA23CFDA}"/>
+                                    <w:text/>
+                                  </w:sdtPr>
+                                  <w:sdtContent>
+                                    <w:r>
+                                      <w:rPr>
+                                        <w:color w:val="595959" w:themeColor="text1" w:themeTint="A6"/>
+                                        <w:sz w:val="18"/>
+                                        <w:szCs w:val="18"/>
+                                      </w:rPr>
+                                      <w:t>T00247454@mymtu.ie</w:t>
+                                    </w:r>
+                                  </w:sdtContent>
+                                </w:sdt>
+                              </w:p>
+                            </w:txbxContent>
+                          </wps:txbx>
+                          <wps:bodyPr rot="0" spcFirstLastPara="0" vertOverflow="overflow" horzOverflow="overflow" vert="horz" wrap="square" lIns="1600200" tIns="0" rIns="685800" bIns="0" numCol="1" spcCol="0" rtlCol="0" fromWordArt="0" anchor="b" anchorCtr="0" forceAA="0" compatLnSpc="1">
+                            <a:prstTxWarp prst="textNoShape">
+                              <a:avLst/>
+                            </a:prstTxWarp>
+                            <a:noAutofit/>
+                          </wps:bodyPr>
+                        </wps:wsp>
+                      </a:graphicData>
+                    </a:graphic>
+                    <wp14:sizeRelH relativeFrom="page">
+                      <wp14:pctWidth>94100</wp14:pctWidth>
+                    </wp14:sizeRelH>
+                    <wp14:sizeRelV relativeFrom="page">
+                      <wp14:pctHeight>9200</wp14:pctHeight>
+                    </wp14:sizeRelV>
+                  </wp:anchor>
+                </w:drawing>
+              </mc:Choice>
+              <mc:Fallback>
+                <w:pict>
+                  <v:shapetype w14:anchorId="7955A505" id="_x0000_t202" coordsize="21600,21600" o:spt="202" path="m,l,21600r21600,l21600,xe">
+                    <v:stroke joinstyle="miter"/>
+                    <v:path gradientshapeok="t" o:connecttype="rect"/>
+                  </v:shapetype>
+                  <v:shape id="Text Box 159" o:spid="_x0000_s1026" type="#_x0000_t202" style="position:absolute;margin-left:0;margin-top:0;width:8in;height:1in;z-index:251660288;visibility:visible;mso-wrap-style:square;mso-width-percent:941;mso-height-percent:92;mso-top-percent:818;mso-wrap-distance-left:9pt;mso-wrap-distance-top:0;mso-wrap-distance-right:9pt;mso-wrap-distance-bottom:0;mso-position-horizontal:center;mso-position-horizontal-relative:page;mso-position-vertical-relative:page;mso-width-percent:941;mso-height-percent:92;mso-top-percent:818;mso-width-relative:page;mso-height-relative:page;v-text-anchor:bottom" o:gfxdata="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" filled="f" stroked="f" strokeweight=".5pt">
+                    <v:textbox inset="126pt,0,54pt,0">
+                      <w:txbxContent>
+                        <w:sdt>
+                          <w:sdtPr>
+                            <w:rPr>
+                              <w:color w:val="595959" w:themeColor="text1" w:themeTint="A6"/>
+                              <w:sz w:val="28"/>
+                              <w:szCs w:val="28"/>
+                            </w:rPr>
+                            <w:alias w:val="Author"/>
+                            <w:tag w:val=""/>
+                            <w:id w:val="789243997"/>
+                            <w:dataBinding w:prefixMappings="xmlns:ns0='http://purl.org/dc/elements/1.1/' xmlns:ns1='http://schemas.openxmlformats.org/package/2006/metadata/core-properties' " w:xpath="/ns1:coreProperties[1]/ns0:creator[1]" w:storeItemID="{6C3C8BC8-F283-45AE-878A-BAB7291924A1}"/>
+                            <w:text/>
+                          </w:sdtPr>
+                          <w:sdtContent>
+                            <w:p>
+                              <w:pPr>
+                                <w:pStyle w:val="NoSpacing"/>
+                                <w:jc w:val="right"/>
+                                <w:rPr>
+                                  <w:color w:val="595959" w:themeColor="text1" w:themeTint="A6"/>
+                                  <w:sz w:val="28"/>
+                                  <w:szCs w:val="28"/>
+                                </w:rPr>
+                              </w:pPr>
+                              <w:r>
+                                <w:rPr>
+                                  <w:color w:val="595959" w:themeColor="text1" w:themeTint="A6"/>
+                                  <w:sz w:val="28"/>
+                                  <w:szCs w:val="28"/>
+                                </w:rPr>
+                                <w:t>Student Eoin Mannix (TL_KCOMP_B_Y3)</w:t>
+                              </w:r>
+                            </w:p>
+                          </w:sdtContent>
+                        </w:sdt>
+                        <w:p>
+                          <w:pPr>
+                            <w:pStyle w:val="NoSpacing"/>
+                            <w:jc w:val="right"/>
+                            <w:rPr>
+                              <w:color w:val="595959" w:themeColor="text1" w:themeTint="A6"/>
+                              <w:sz w:val="18"/>
+                              <w:szCs w:val="18"/>
+                            </w:rPr>
+                          </w:pPr>
+                          <w:sdt>
+                            <w:sdtPr>
+                              <w:rPr>
+                                <w:color w:val="595959" w:themeColor="text1" w:themeTint="A6"/>
+                                <w:sz w:val="18"/>
+                                <w:szCs w:val="18"/>
+                              </w:rPr>
+                              <w:alias w:val="Email"/>
+                              <w:tag w:val="Email"/>
+                              <w:id w:val="942260680"/>
+                              <w:dataBinding w:prefixMappings="xmlns:ns0='http://schemas.microsoft.com/office/2006/coverPageProps' " w:xpath="/ns0:CoverPageProperties[1]/ns0:CompanyEmail[1]" w:storeItemID="{55AF091B-3C7A-41E3-B477-F2FDAA23CFDA}"/>
+                              <w:text/>
+                            </w:sdtPr>
+                            <w:sdtContent>
+                              <w:r>
+                                <w:rPr>
+                                  <w:color w:val="595959" w:themeColor="text1" w:themeTint="A6"/>
+                                  <w:sz w:val="18"/>
+                                  <w:szCs w:val="18"/>
+                                </w:rPr>
+                                <w:t>T00247454@mymtu.ie</w:t>
+                              </w:r>
+                            </w:sdtContent>
+                          </w:sdt>
+                        </w:p>
+                      </w:txbxContent>
+                    </v:textbox>
+                    <w10:wrap type="square" anchorx="page" anchory="page"/>
+                  </v:shape>
+                </w:pict>
+              </mc:Fallback>
+            </mc:AlternateContent>
+          </w:r>
+        </w:p>
+        <w:p>
+          <w:pPr>
+            <w:rPr>
+              <w:lang w:val="en-IE"/>
+            </w:rPr>
+          </w:pPr>
+          <w:r>
+            <w:rPr>
+              <w:noProof/>
+              <w:lang w:val="en-IE"/>
+            </w:rPr>
+            <mc:AlternateContent>
+              <mc:Choice Requires="wps">
+                <w:drawing>
+                  <wp:anchor distT="0" distB="0" distL="114300" distR="114300" simplePos="0" relativeHeight="251667456" behindDoc="0" locked="0" layoutInCell="1" allowOverlap="1" wp14:anchorId="4BEAA2E9" wp14:editId="2B88C7F5">
+                    <wp:simplePos x="0" y="0"/>
+                    <wp:positionH relativeFrom="margin">
+                      <wp:posOffset>1243148</wp:posOffset>
+                    </wp:positionH>
+                    <wp:positionV relativeFrom="paragraph">
+                      <wp:posOffset>6261290</wp:posOffset>
+                    </wp:positionV>
+                    <wp:extent cx="4619501" cy="973777"/>
+                    <wp:effectExtent l="0" t="0" r="0" b="0"/>
+                    <wp:wrapNone/>
+                    <wp:docPr id="183380918" name="Text Box 1"/>
+                    <wp:cNvGraphicFramePr/>
+                    <a:graphic xmlns:a="http://schemas.openxmlformats.org/drawingml/2006/main">
+                      <a:graphicData uri="http://schemas.microsoft.com/office/word/2010/wordprocessingShape">
+                        <wps:wsp>
+                          <wps:cNvSpPr txBox="1"/>
+                          <wps:spPr>
+                            <a:xfrm>
+                              <a:off x="0" y="0"/>
+                              <a:ext cx="4619501" cy="973777"/>
+                            </a:xfrm>
+                            <a:prstGeom prst="rect">
+                              <a:avLst/>
+                            </a:prstGeom>
+                            <a:noFill/>
+                            <a:ln w="6350">
+                              <a:noFill/>
+                            </a:ln>
+                          </wps:spPr>
+                          <wps:txbx>
+                            <w:txbxContent>
+                              <w:p>
+                                <w:pPr>
+                                  <w:pStyle w:val="NoSpacing"/>
+                                  <w:jc w:val="right"/>
+                                  <w:rPr>
+                                    <w:color w:val="156082" w:themeColor="accent1"/>
+                                    <w:sz w:val="28"/>
+                                    <w:szCs w:val="28"/>
+                                    <w:lang w:val="en-IE"/>
+                                  </w:rPr>
+                                </w:pPr>
+                                <w:r>
+                                  <w:rPr>
+                                    <w:color w:val="156082" w:themeColor="accent1"/>
+                                    <w:sz w:val="28"/>
+                                    <w:szCs w:val="28"/>
+                                    <w:lang w:val="en-IE"/>
+                                  </w:rPr>
+                                  <w:t>GitHub URL</w:t>
+                                </w:r>
+                              </w:p>
+                              <w:p>
+                                <w:pPr>
+                                  <w:pStyle w:val="NoSpacing"/>
+                                  <w:jc w:val="right"/>
+                                  <w:rPr>
+                                    <w:color w:val="ADADAD" w:themeColor="background2" w:themeShade="BF"/>
+                                    <w:lang w:val="en-IE"/>
+                                  </w:rPr>
+                                </w:pPr>
+                                <w:r>
+                                  <w:rPr>
+                                    <w:color w:val="ADADAD" w:themeColor="background2" w:themeShade="BF"/>
+                                  </w:rPr>
+                                  <w:t xml:space="preserve">The Link for the GitHub repo can be found here </w:t>
+                                </w:r>
+                                <w:hyperlink r:id="rId8" w:history="1">
+                                  <w:proofErr w:type="spellStart"/>
+                                  <w:r>
+                                    <w:rPr>
+                                      <w:rStyle w:val="Hyperlink"/>
+                                      <w:color w:val="ADADAD" w:themeColor="background2" w:themeShade="BF"/>
+                                    </w:rPr>
+                                    <w:t>EoinMann</w:t>
+                                  </w:r>
+                                  <w:r>
+                                    <w:rPr>
+                                      <w:rStyle w:val="Hyperlink"/>
+                                      <w:color w:val="ADADAD" w:themeColor="background2" w:themeShade="BF"/>
+                                    </w:rPr>
+                                    <w:t>i</w:t>
+                                  </w:r>
+                                  <w:r>
+                                    <w:rPr>
+                                      <w:rStyle w:val="Hyperlink"/>
+                                      <w:color w:val="ADADAD" w:themeColor="background2" w:themeShade="BF"/>
+                                    </w:rPr>
+                                    <w:t>x</w:t>
+                                  </w:r>
+                                  <w:proofErr w:type="spellEnd"/>
+                                  <w:r>
+                                    <w:rPr>
+                                      <w:rStyle w:val="Hyperlink"/>
+                                      <w:color w:val="ADADAD" w:themeColor="background2" w:themeShade="BF"/>
+                                    </w:rPr>
+                                    <w:t>/skyboard</w:t>
+                                  </w:r>
+                                </w:hyperlink>
+                              </w:p>
+                            </w:txbxContent>
+                          </wps:txbx>
+                          <wps:bodyPr rot="0" spcFirstLastPara="0" vertOverflow="overflow" horzOverflow="overflow" vert="horz" wrap="square" lIns="91440" tIns="45720" rIns="91440" bIns="45720" numCol="1" spcCol="0" rtlCol="0" fromWordArt="0" anchor="t" anchorCtr="0" forceAA="0" compatLnSpc="1">
+                            <a:prstTxWarp prst="textNoShape">
+                              <a:avLst/>
+                            </a:prstTxWarp>
+                            <a:noAutofit/>
+                          </wps:bodyPr>
+                        </wps:wsp>
+                      </a:graphicData>
+                    </a:graphic>
+                    <wp14:sizeRelH relativeFrom="margin">
+                      <wp14:pctWidth>0</wp14:pctWidth>
+                    </wp14:sizeRelH>
+                  </wp:anchor>
+                </w:drawing>
+              </mc:Choice>
+              <mc:Fallback>
+                <w:pict>
+                  <v:shape w14:anchorId="4BEAA2E9" id="Text Box 1" o:spid="_x0000_s1027" type="#_x0000_t202" style="position:absolute;margin-left:97.9pt;margin-top:493pt;width:363.75pt;height:76.7pt;z-index:251667456;visibility:visible;mso-wrap-style:square;mso-width-percent:0;mso-wrap-distance-left:9pt;mso-wrap-distance-top:0;mso-wrap-distance-right:9pt;mso-wrap-distance-bottom:0;mso-position-horizontal:absolute;mso-position-horizontal-relative:margin;mso-position-vertical:absolute;mso-position-vertical-relative:text;mso-width-percent:0;mso-width-relative:margin;v-text-anchor:top" o:gfxdata="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" filled="f" stroked="f" strokeweight=".5pt">
+                    <v:textbox>
+                      <w:txbxContent>
+                        <w:p>
+                          <w:pPr>
+                            <w:pStyle w:val="NoSpacing"/>
+                            <w:jc w:val="right"/>
+                            <w:rPr>
+                              <w:color w:val="156082" w:themeColor="accent1"/>
+                              <w:sz w:val="28"/>
+                              <w:szCs w:val="28"/>
+                              <w:lang w:val="en-IE"/>
+                            </w:rPr>
+                          </w:pPr>
+                          <w:r>
+                            <w:rPr>
+                              <w:color w:val="156082" w:themeColor="accent1"/>
+                              <w:sz w:val="28"/>
+                              <w:szCs w:val="28"/>
+                              <w:lang w:val="en-IE"/>
+                            </w:rPr>
+                            <w:t>GitHub URL</w:t>
+                          </w:r>
+                        </w:p>
+                        <w:p>
+                          <w:pPr>
+                            <w:pStyle w:val="NoSpacing"/>
+                            <w:jc w:val="right"/>
+                            <w:rPr>
+                              <w:color w:val="ADADAD" w:themeColor="background2" w:themeShade="BF"/>
+                              <w:lang w:val="en-IE"/>
+                            </w:rPr>
+                          </w:pPr>
+                          <w:r>
+                            <w:rPr>
+                              <w:color w:val="ADADAD" w:themeColor="background2" w:themeShade="BF"/>
+                            </w:rPr>
+                            <w:t xml:space="preserve">The Link for the GitHub repo can be found here </w:t>
+                          </w:r>
+                          <w:hyperlink r:id="rId9" w:history="1">
+                            <w:proofErr w:type="spellStart"/>
+                            <w:r>
+                              <w:rPr>
+                                <w:rStyle w:val="Hyperlink"/>
+                                <w:color w:val="ADADAD" w:themeColor="background2" w:themeShade="BF"/>
+                              </w:rPr>
+                              <w:t>EoinMann</w:t>
+                            </w:r>
+                            <w:r>
+                              <w:rPr>
+                                <w:rStyle w:val="Hyperlink"/>
+                                <w:color w:val="ADADAD" w:themeColor="background2" w:themeShade="BF"/>
+                              </w:rPr>
+                              <w:t>i</w:t>
+                            </w:r>
+                            <w:r>
+                              <w:rPr>
+                                <w:rStyle w:val="Hyperlink"/>
+                                <w:color w:val="ADADAD" w:themeColor="background2" w:themeShade="BF"/>
+                              </w:rPr>
+                              <w:t>x</w:t>
+                            </w:r>
+                            <w:proofErr w:type="spellEnd"/>
+                            <w:r>
+                              <w:rPr>
+                                <w:rStyle w:val="Hyperlink"/>
+                                <w:color w:val="ADADAD" w:themeColor="background2" w:themeShade="BF"/>
+                              </w:rPr>
+                              <w:t>/skyboard</w:t>
+                            </w:r>
+                          </w:hyperlink>
+                        </w:p>
+                      </w:txbxContent>
+                    </v:textbox>
+                    <w10:wrap anchorx="margin"/>
+                  </v:shape>
+                </w:pict>
+              </mc:Fallback>
+            </mc:AlternateContent>
+          </w:r>
+          <w:r>
+            <w:rPr>
+              <w:noProof/>
+              <w:lang w:val="en-IE"/>
+            </w:rPr>
+            <mc:AlternateContent>
+              <mc:Choice Requires="wps">
+                <w:drawing>
+                  <wp:anchor distT="0" distB="0" distL="114300" distR="114300" simplePos="0" relativeHeight="251669504" behindDoc="0" locked="0" layoutInCell="1" allowOverlap="1" wp14:anchorId="171FA35B" wp14:editId="3413BCF1">
+                    <wp:simplePos x="0" y="0"/>
+                    <wp:positionH relativeFrom="margin">
+                      <wp:posOffset>1255907</wp:posOffset>
+                    </wp:positionH>
+                    <wp:positionV relativeFrom="paragraph">
+                      <wp:posOffset>6853555</wp:posOffset>
+                    </wp:positionV>
+                    <wp:extent cx="4619501" cy="973777"/>
+                    <wp:effectExtent l="0" t="0" r="0" b="0"/>
+                    <wp:wrapNone/>
+                    <wp:docPr id="1391241070" name="Text Box 1"/>
+                    <wp:cNvGraphicFramePr/>
+                    <a:graphic xmlns:a="http://schemas.openxmlformats.org/drawingml/2006/main">
+                      <a:graphicData uri="http://schemas.microsoft.com/office/word/2010/wordprocessingShape">
+                        <wps:wsp>
+                          <wps:cNvSpPr txBox="1"/>
+                          <wps:spPr>
+                            <a:xfrm>
+                              <a:off x="0" y="0"/>
+                              <a:ext cx="4619501" cy="973777"/>
+                            </a:xfrm>
+                            <a:prstGeom prst="rect">
+                              <a:avLst/>
+                            </a:prstGeom>
+                            <a:noFill/>
+                            <a:ln w="6350">
+                              <a:noFill/>
+                            </a:ln>
+                          </wps:spPr>
+                          <wps:txbx>
+                            <w:txbxContent>
+                              <w:p>
+                                <w:pPr>
+                                  <w:pStyle w:val="NoSpacing"/>
+                                  <w:jc w:val="right"/>
+                                  <w:rPr>
+                                    <w:color w:val="156082" w:themeColor="accent1"/>
+                                    <w:sz w:val="28"/>
+                                    <w:szCs w:val="28"/>
+                                    <w:lang w:val="en-IE"/>
+                                  </w:rPr>
+                                </w:pPr>
+                                <w:r>
+                                  <w:rPr>
+                                    <w:color w:val="156082" w:themeColor="accent1"/>
+                                    <w:sz w:val="28"/>
+                                    <w:szCs w:val="28"/>
+                                    <w:lang w:val="en-IE"/>
+                                  </w:rPr>
+                                  <w:t>Render</w:t>
+                                </w:r>
+                                <w:r>
+                                  <w:rPr>
+                                    <w:color w:val="156082" w:themeColor="accent1"/>
+                                    <w:sz w:val="28"/>
+                                    <w:szCs w:val="28"/>
+                                    <w:lang w:val="en-IE"/>
+                                  </w:rPr>
+                                  <w:t xml:space="preserve"> URL</w:t>
+                                </w:r>
+                              </w:p>
+                              <w:p>
+                                <w:pPr>
+                                  <w:pStyle w:val="NoSpacing"/>
+                                  <w:jc w:val="right"/>
+                                  <w:rPr>
+                                    <w:color w:val="ADADAD" w:themeColor="background2" w:themeShade="BF"/>
+                                  </w:rPr>
+                                </w:pPr>
+                                <w:r>
+                                  <w:rPr>
+                                    <w:color w:val="ADADAD" w:themeColor="background2" w:themeShade="BF"/>
+                                  </w:rPr>
+                                  <w:t xml:space="preserve">The Link for the </w:t>
+                                </w:r>
+                                <w:r>
+                                  <w:rPr>
+                                    <w:color w:val="ADADAD" w:themeColor="background2" w:themeShade="BF"/>
+                                  </w:rPr>
+                                  <w:t>Render Website</w:t>
+                                </w:r>
+                                <w:r>
+                                  <w:rPr>
+                                    <w:color w:val="ADADAD" w:themeColor="background2" w:themeShade="BF"/>
+                                  </w:rPr>
+                                  <w:t xml:space="preserve"> can be found here</w:t>
+                                </w:r>
+                              </w:p>
+                              <w:p>
+                                <w:pPr>
+                                  <w:pStyle w:val="NoSpacing"/>
+                                  <w:jc w:val="right"/>
+                                  <w:rPr>
+                                    <w:color w:val="ADADAD" w:themeColor="background2" w:themeShade="BF"/>
+                                    <w:lang w:val="en-IE"/>
+                                  </w:rPr>
+                                </w:pPr>
+                                <w:r>
+                                  <w:rPr>
+                                    <w:color w:val="ADADAD" w:themeColor="background2" w:themeShade="BF"/>
+                                  </w:rPr>
+                                  <w:t xml:space="preserve"> </w:t>
+                                </w:r>
+                                <w:hyperlink r:id="rId10" w:history="1">
+                                  <w:proofErr w:type="spellStart"/>
+                                  <w:r>
+                                    <w:rPr>
+                                      <w:rStyle w:val="Hyperlink"/>
+                                      <w:color w:val="345964" w:themeColor="hyperlink" w:themeShade="BF"/>
+                                    </w:rPr>
+                                    <w:t>SkyBoard</w:t>
+                                  </w:r>
+                                  <w:proofErr w:type="spellEnd"/>
+                                  <w:r>
+                                    <w:rPr>
+                                      <w:rStyle w:val="Hyperlink"/>
+                                      <w:color w:val="345964" w:themeColor="hyperlink" w:themeShade="BF"/>
+                                    </w:rPr>
+                                    <w:t xml:space="preserve"> - Live departures a</w:t>
+                                  </w:r>
+                                  <w:r>
+                                    <w:rPr>
+                                      <w:rStyle w:val="Hyperlink"/>
+                                      <w:color w:val="345964" w:themeColor="hyperlink" w:themeShade="BF"/>
+                                    </w:rPr>
+                                    <w:t>n</w:t>
+                                  </w:r>
+                                  <w:r>
+                                    <w:rPr>
+                                      <w:rStyle w:val="Hyperlink"/>
+                                      <w:color w:val="345964" w:themeColor="hyperlink" w:themeShade="BF"/>
+                                    </w:rPr>
+                                    <w:t>d arrivals</w:t>
+                                  </w:r>
+                                </w:hyperlink>
+                              </w:p>
+                            </w:txbxContent>
+                          </wps:txbx>
+                          <wps:bodyPr rot="0" spcFirstLastPara="0" vertOverflow="overflow" horzOverflow="overflow" vert="horz" wrap="square" lIns="91440" tIns="45720" rIns="91440" bIns="45720" numCol="1" spcCol="0" rtlCol="0" fromWordArt="0" anchor="t" anchorCtr="0" forceAA="0" compatLnSpc="1">
+                            <a:prstTxWarp prst="textNoShape">
+                              <a:avLst/>
+                            </a:prstTxWarp>
+                            <a:noAutofit/>
+                          </wps:bodyPr>
+                        </wps:wsp>
+                      </a:graphicData>
+                    </a:graphic>
+                    <wp14:sizeRelH relativeFrom="margin">
+                      <wp14:pctWidth>0</wp14:pctWidth>
+                    </wp14:sizeRelH>
+                  </wp:anchor>
+                </w:drawing>
+              </mc:Choice>
+              <mc:Fallback>
+                <w:pict>
+                  <v:shape w14:anchorId="171FA35B" id="_x0000_s1028" type="#_x0000_t202" style="position:absolute;margin-left:98.9pt;margin-top:539.65pt;width:363.75pt;height:76.7pt;z-index:251669504;visibility:visible;mso-wrap-style:square;mso-width-percent:0;mso-wrap-distance-left:9pt;mso-wrap-distance-top:0;mso-wrap-distance-right:9pt;mso-wrap-distance-bottom:0;mso-position-horizontal:absolute;mso-position-horizontal-relative:margin;mso-position-vertical:absolute;mso-position-vertical-relative:text;mso-width-percent:0;mso-width-relative:margin;v-text-anchor:top" o:gfxdata="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" filled="f" stroked="f" strokeweight=".5pt">
+                    <v:textbox>
+                      <w:txbxContent>
+                        <w:p>
+                          <w:pPr>
+                            <w:pStyle w:val="NoSpacing"/>
+                            <w:jc w:val="right"/>
+                            <w:rPr>
+                              <w:color w:val="156082" w:themeColor="accent1"/>
+                              <w:sz w:val="28"/>
+                              <w:szCs w:val="28"/>
+                              <w:lang w:val="en-IE"/>
+                            </w:rPr>
+                          </w:pPr>
+                          <w:r>
+                            <w:rPr>
+                              <w:color w:val="156082" w:themeColor="accent1"/>
+                              <w:sz w:val="28"/>
+                              <w:szCs w:val="28"/>
+                              <w:lang w:val="en-IE"/>
+                            </w:rPr>
+                            <w:t>Render</w:t>
+                          </w:r>
+                          <w:r>
+                            <w:rPr>
+                              <w:color w:val="156082" w:themeColor="accent1"/>
+                              <w:sz w:val="28"/>
+                              <w:szCs w:val="28"/>
+                              <w:lang w:val="en-IE"/>
+                            </w:rPr>
+                            <w:t xml:space="preserve"> URL</w:t>
+                          </w:r>
+                        </w:p>
+                        <w:p>
+                          <w:pPr>
+                            <w:pStyle w:val="NoSpacing"/>
+                            <w:jc w:val="right"/>
+                            <w:rPr>
+                              <w:color w:val="ADADAD" w:themeColor="background2" w:themeShade="BF"/>
+                            </w:rPr>
+                          </w:pPr>
+                          <w:r>
+                            <w:rPr>
+                              <w:color w:val="ADADAD" w:themeColor="background2" w:themeShade="BF"/>
+                            </w:rPr>
+                            <w:t xml:space="preserve">The Link for the </w:t>
+                          </w:r>
+                          <w:r>
+                            <w:rPr>
+                              <w:color w:val="ADADAD" w:themeColor="background2" w:themeShade="BF"/>
+                            </w:rPr>
+                            <w:t>Render Website</w:t>
+                          </w:r>
+                          <w:r>
+                            <w:rPr>
+                              <w:color w:val="ADADAD" w:themeColor="background2" w:themeShade="BF"/>
+                            </w:rPr>
+                            <w:t xml:space="preserve"> can be found here</w:t>
+                          </w:r>
+                        </w:p>
+                        <w:p>
+                          <w:pPr>
+                            <w:pStyle w:val="NoSpacing"/>
+                            <w:jc w:val="right"/>
+                            <w:rPr>
+                              <w:color w:val="ADADAD" w:themeColor="background2" w:themeShade="BF"/>
+                              <w:lang w:val="en-IE"/>
+                            </w:rPr>
+                          </w:pPr>
+                          <w:r>
+                            <w:rPr>
+                              <w:color w:val="ADADAD" w:themeColor="background2" w:themeShade="BF"/>
+                            </w:rPr>
+                            <w:t xml:space="preserve"> </w:t>
+                          </w:r>
+                          <w:hyperlink r:id="rId11" w:history="1">
+                            <w:proofErr w:type="spellStart"/>
+                            <w:r>
+                              <w:rPr>
+                                <w:rStyle w:val="Hyperlink"/>
+                                <w:color w:val="345964" w:themeColor="hyperlink" w:themeShade="BF"/>
+                              </w:rPr>
+                              <w:t>SkyBoard</w:t>
+                            </w:r>
+                            <w:proofErr w:type="spellEnd"/>
+                            <w:r>
+                              <w:rPr>
+                                <w:rStyle w:val="Hyperlink"/>
+                                <w:color w:val="345964" w:themeColor="hyperlink" w:themeShade="BF"/>
+                              </w:rPr>
+                              <w:t xml:space="preserve"> - Live departures a</w:t>
+                            </w:r>
+                            <w:r>
+                              <w:rPr>
+                                <w:rStyle w:val="Hyperlink"/>
+                                <w:color w:val="345964" w:themeColor="hyperlink" w:themeShade="BF"/>
+                              </w:rPr>
+                              <w:t>n</w:t>
+                            </w:r>
+                            <w:r>
+                              <w:rPr>
+                                <w:rStyle w:val="Hyperlink"/>
+                                <w:color w:val="345964" w:themeColor="hyperlink" w:themeShade="BF"/>
+                              </w:rPr>
+                              <w:t>d arrivals</w:t>
+                            </w:r>
+                          </w:hyperlink>
+                        </w:p>
+                      </w:txbxContent>
+                    </v:textbox>
+                    <w10:wrap anchorx="margin"/>
+                  </v:shape>
+                </w:pict>
+              </mc:Fallback>
+            </mc:AlternateContent>
+          </w:r>
+          <w:r>
+            <w:rPr>
+              <w:noProof/>
+            </w:rPr>
+            <mc:AlternateContent>
+              <mc:Choice Requires="wps">
+                <w:drawing>
+                  <wp:anchor distT="0" distB="0" distL="114300" distR="114300" simplePos="0" relativeHeight="251661312" behindDoc="0" locked="0" layoutInCell="1" allowOverlap="1" wp14:anchorId="146AD541" wp14:editId="6E6B8B41">
+                    <wp:simplePos x="0" y="0"/>
+                    <wp:positionH relativeFrom="margin">
+                      <wp:align>center</wp:align>
+                    </wp:positionH>
+                    <wp:positionV relativeFrom="page">
+                      <wp:posOffset>6890979</wp:posOffset>
+                    </wp:positionV>
+                    <wp:extent cx="7315200" cy="1009650"/>
+                    <wp:effectExtent l="0" t="0" r="0" b="0"/>
+                    <wp:wrapSquare wrapText="bothSides"/>
+                    <wp:docPr id="153" name="Text Box 161"/>
+                    <wp:cNvGraphicFramePr/>
+                    <a:graphic xmlns:a="http://schemas.openxmlformats.org/drawingml/2006/main">
+                      <a:graphicData uri="http://schemas.microsoft.com/office/word/2010/wordprocessingShape">
+                        <wps:wsp>
+                          <wps:cNvSpPr txBox="1"/>
+                          <wps:spPr>
+                            <a:xfrm>
+                              <a:off x="0" y="0"/>
+                              <a:ext cx="7315200" cy="1009650"/>
+                            </a:xfrm>
+                            <a:prstGeom prst="rect">
+                              <a:avLst/>
+                            </a:prstGeom>
+                            <a:noFill/>
+                            <a:ln w="6350">
+                              <a:noFill/>
+                            </a:ln>
+                            <a:effectLst/>
+                          </wps:spPr>
+                          <wps:style>
+                            <a:lnRef idx="0">
+                              <a:schemeClr val="accent1"/>
+                            </a:lnRef>
+                            <a:fillRef idx="0">
+                              <a:schemeClr val="accent1"/>
+                            </a:fillRef>
+                            <a:effectRef idx="0">
+                              <a:schemeClr val="accent1"/>
+                            </a:effectRef>
+                            <a:fontRef idx="minor">
+                              <a:schemeClr val="dk1"/>
+                            </a:fontRef>
+                          </wps:style>
+                          <wps:txbx>
+                            <w:txbxContent>
+                              <w:p>
+                                <w:pPr>
+                                  <w:pStyle w:val="NoSpacing"/>
+                                  <w:jc w:val="right"/>
+                                  <w:rPr>
+                                    <w:color w:val="156082" w:themeColor="accent1"/>
+                                    <w:sz w:val="28"/>
+                                    <w:szCs w:val="28"/>
+                                  </w:rPr>
+                                </w:pPr>
+                                <w:r>
+                                  <w:rPr>
+                                    <w:color w:val="156082" w:themeColor="accent1"/>
+                                    <w:sz w:val="28"/>
+                                    <w:szCs w:val="28"/>
+                                  </w:rPr>
+                                  <w:t>Progress Update</w:t>
+                                </w:r>
+                              </w:p>
+                              <w:p>
+                                <w:pPr>
+                                  <w:pStyle w:val="NoSpacing"/>
+                                  <w:jc w:val="right"/>
+                                  <w:rPr>
+                                    <w:color w:val="595959" w:themeColor="text1" w:themeTint="A6"/>
+                                    <w:sz w:val="20"/>
+                                    <w:szCs w:val="20"/>
+                                  </w:rPr>
+                                </w:pPr>
+                                <w:sdt>
+                                  <w:sdtPr>
+                                    <w:rPr>
+                                      <w:color w:val="595959" w:themeColor="text1" w:themeTint="A6"/>
+                                      <w:sz w:val="20"/>
+                                      <w:szCs w:val="20"/>
+                                    </w:rPr>
+                                    <w:alias w:val="Abstract"/>
+                                    <w:tag w:val=""/>
+                                    <w:id w:val="1375273687"/>
+                                    <w:dataBinding w:prefixMappings="xmlns:ns0='http://schemas.microsoft.com/office/2006/coverPageProps' " w:xpath="/ns0:CoverPageProperties[1]/ns0:Abstract[1]" w:storeItemID="{55AF091B-3C7A-41E3-B477-F2FDAA23CFDA}"/>
+                                    <w:text w:multiLine="1"/>
+                                  </w:sdtPr>
+                                  <w:sdtContent>
+                                    <w:r>
+                                      <w:rPr>
+                                        <w:color w:val="595959" w:themeColor="text1" w:themeTint="A6"/>
+                                        <w:sz w:val="20"/>
+                                        <w:szCs w:val="20"/>
+                                      </w:rPr>
+                                      <w:t xml:space="preserve">This Report contains </w:t>
+                                    </w:r>
+                                  </w:sdtContent>
+                                </w:sdt>
+                                <w:r>
+                                  <w:rPr>
+                                    <w:color w:val="595959" w:themeColor="text1" w:themeTint="A6"/>
+                                    <w:sz w:val="20"/>
+                                    <w:szCs w:val="20"/>
+                                  </w:rPr>
+                                  <w:t>Information about the Skyboard project, its progress reports, Views, Controllers, Models and the API</w:t>
+                                </w:r>
+                              </w:p>
+                            </w:txbxContent>
+                          </wps:txbx>
+                          <wps:bodyPr rot="0" spcFirstLastPara="0" vertOverflow="overflow" horzOverflow="overflow" vert="horz" wrap="square" lIns="1600200" tIns="0" rIns="685800" bIns="0" numCol="1" spcCol="0" rtlCol="0" fromWordArt="0" anchor="t" anchorCtr="0" forceAA="0" compatLnSpc="1">
+                            <a:prstTxWarp prst="textNoShape">
+                              <a:avLst/>
+                            </a:prstTxWarp>
+                            <a:spAutoFit/>
+                          </wps:bodyPr>
+                        </wps:wsp>
+                      </a:graphicData>
+                    </a:graphic>
+                    <wp14:sizeRelH relativeFrom="page">
+                      <wp14:pctWidth>94100</wp14:pctWidth>
+                    </wp14:sizeRelH>
+                    <wp14:sizeRelV relativeFrom="page">
+                      <wp14:pctHeight>10000</wp14:pctHeight>
+                    </wp14:sizeRelV>
+                  </wp:anchor>
+                </w:drawing>
+              </mc:Choice>
+              <mc:Fallback>
+                <w:pict>
+                  <v:shape w14:anchorId="146AD541" id="Text Box 161" o:spid="_x0000_s1029" type="#_x0000_t202" style="position:absolute;margin-left:0;margin-top:542.6pt;width:8in;height:79.5pt;z-index:251661312;visibility:visible;mso-wrap-style:square;mso-width-percent:941;mso-height-percent:100;mso-wrap-distance-left:9pt;mso-wrap-distance-top:0;mso-wrap-distance-right:9pt;mso-wrap-distance-bottom:0;mso-position-horizontal:center;mso-position-horizontal-relative:margin;mso-position-vertical:absolute;mso-position-vertical-relative:page;mso-width-percent:941;mso-height-percent:100;mso-width-relative:page;mso-height-relative:page;v-text-anchor:top" o:gfxdata="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" filled="f" stroked="f" strokeweight=".5pt">
+                    <v:textbox style="mso-fit-shape-to-text:t" inset="126pt,0,54pt,0">
+                      <w:txbxContent>
+                        <w:p>
+                          <w:pPr>
+                            <w:pStyle w:val="NoSpacing"/>
+                            <w:jc w:val="right"/>
+                            <w:rPr>
+                              <w:color w:val="156082" w:themeColor="accent1"/>
+                              <w:sz w:val="28"/>
+                              <w:szCs w:val="28"/>
+                            </w:rPr>
+                          </w:pPr>
+                          <w:r>
+                            <w:rPr>
+                              <w:color w:val="156082" w:themeColor="accent1"/>
+                              <w:sz w:val="28"/>
+                              <w:szCs w:val="28"/>
+                            </w:rPr>
+                            <w:t>Progress Update</w:t>
+                          </w:r>
+                        </w:p>
+                        <w:p>
+                          <w:pPr>
+                            <w:pStyle w:val="NoSpacing"/>
+                            <w:jc w:val="right"/>
+                            <w:rPr>
+                              <w:color w:val="595959" w:themeColor="text1" w:themeTint="A6"/>
+                              <w:sz w:val="20"/>
+                              <w:szCs w:val="20"/>
+                            </w:rPr>
+                          </w:pPr>
+                          <w:sdt>
+                            <w:sdtPr>
+                              <w:rPr>
+                                <w:color w:val="595959" w:themeColor="text1" w:themeTint="A6"/>
+                                <w:sz w:val="20"/>
+                                <w:szCs w:val="20"/>
+                              </w:rPr>
+                              <w:alias w:val="Abstract"/>
+                              <w:tag w:val=""/>
+                              <w:id w:val="1375273687"/>
+                              <w:dataBinding w:prefixMappings="xmlns:ns0='http://schemas.microsoft.com/office/2006/coverPageProps' " w:xpath="/ns0:CoverPageProperties[1]/ns0:Abstract[1]" w:storeItemID="{55AF091B-3C7A-41E3-B477-F2FDAA23CFDA}"/>
+                              <w:text w:multiLine="1"/>
+                            </w:sdtPr>
+                            <w:sdtContent>
+                              <w:r>
+                                <w:rPr>
+                                  <w:color w:val="595959" w:themeColor="text1" w:themeTint="A6"/>
+                                  <w:sz w:val="20"/>
+                                  <w:szCs w:val="20"/>
+                                </w:rPr>
+                                <w:t xml:space="preserve">This Report contains </w:t>
+                              </w:r>
+                            </w:sdtContent>
+                          </w:sdt>
+                          <w:r>
+                            <w:rPr>
+                              <w:color w:val="595959" w:themeColor="text1" w:themeTint="A6"/>
+                              <w:sz w:val="20"/>
+                              <w:szCs w:val="20"/>
+                            </w:rPr>
+                            <w:t>Information about the Skyboard project, its progress reports, Views, Controllers, Models and the API</w:t>
+                          </w:r>
+                        </w:p>
+                      </w:txbxContent>
+                    </v:textbox>
+                    <w10:wrap type="square" anchorx="margin" anchory="page"/>
+                  </v:shape>
+                </w:pict>
+              </mc:Fallback>
+            </mc:AlternateContent>
+          </w:r>
+          <w:r>
+            <w:rPr>
+              <w:noProof/>
+            </w:rPr>
+            <mc:AlternateContent>
+              <mc:Choice Requires="wps">
+                <w:drawing>
+                  <wp:anchor distT="0" distB="0" distL="114300" distR="114300" simplePos="0" relativeHeight="251659264" behindDoc="0" locked="0" layoutInCell="1" allowOverlap="1" wp14:anchorId="1BA09131" wp14:editId="5240948E">
+                    <wp:simplePos x="0" y="0"/>
+                    <wp:positionH relativeFrom="margin">
+                      <wp:align>center</wp:align>
+                    </wp:positionH>
+                    <wp:positionV relativeFrom="page">
+                      <wp:posOffset>2316736</wp:posOffset>
+                    </wp:positionV>
+                    <wp:extent cx="7315200" cy="3638550"/>
+                    <wp:effectExtent l="0" t="0" r="0" b="5080"/>
+                    <wp:wrapSquare wrapText="bothSides"/>
+                    <wp:docPr id="154" name="Text Box 163"/>
+                    <wp:cNvGraphicFramePr/>
+                    <a:graphic xmlns:a="http://schemas.openxmlformats.org/drawingml/2006/main">
+                      <a:graphicData uri="http://schemas.microsoft.com/office/word/2010/wordprocessingShape">
+                        <wps:wsp>
+                          <wps:cNvSpPr txBox="1"/>
+                          <wps:spPr>
+                            <a:xfrm>
+                              <a:off x="0" y="0"/>
+                              <a:ext cx="7315200" cy="3638550"/>
+                            </a:xfrm>
+                            <a:prstGeom prst="rect">
+                              <a:avLst/>
+                            </a:prstGeom>
+                            <a:noFill/>
+                            <a:ln w="6350">
+                              <a:noFill/>
+                            </a:ln>
+                            <a:effectLst/>
+                          </wps:spPr>
+                          <wps:style>
+                            <a:lnRef idx="0">
+                              <a:schemeClr val="accent1"/>
+                            </a:lnRef>
+                            <a:fillRef idx="0">
+                              <a:schemeClr val="accent1"/>
+                            </a:fillRef>
+                            <a:effectRef idx="0">
+                              <a:schemeClr val="accent1"/>
+                            </a:effectRef>
+                            <a:fontRef idx="minor">
+                              <a:schemeClr val="dk1"/>
+                            </a:fontRef>
+                          </wps:style>
+                          <wps:txbx>
+                            <w:txbxContent>
+                              <w:p>
+                                <w:pPr>
+                                  <w:jc w:val="right"/>
+                                  <w:rPr>
+                                    <w:color w:val="156082" w:themeColor="accent1"/>
+                                    <w:sz w:val="64"/>
+                                    <w:szCs w:val="64"/>
+                                  </w:rPr>
+                                </w:pPr>
+                                <w:sdt>
+                                  <w:sdtPr>
+                                    <w:rPr>
+                                      <w:caps/>
+                                      <w:color w:val="156082" w:themeColor="accent1"/>
+                                      <w:sz w:val="64"/>
+                                      <w:szCs w:val="64"/>
+                                    </w:rPr>
+                                    <w:alias w:val="Title"/>
+                                    <w:tag w:val=""/>
+                                    <w:id w:val="630141079"/>
+                                    <w:dataBinding w:prefixMappings="xmlns:ns0='http://purl.org/dc/elements/1.1/' xmlns:ns1='http://schemas.openxmlformats.org/package/2006/metadata/core-properties' " w:xpath="/ns1:coreProperties[1]/ns0:title[1]" w:storeItemID="{6C3C8BC8-F283-45AE-878A-BAB7291924A1}"/>
+                                    <w:text w:multiLine="1"/>
+                                  </w:sdtPr>
+                                  <w:sdtEndPr>
+                                    <w:rPr>
+                                      <w:caps w:val="0"/>
+                                    </w:rPr>
+                                  </w:sdtEndPr>
+                                  <w:sdtContent>
+                                    <w:r>
+                                      <w:rPr>
+                                        <w:caps/>
+                                        <w:color w:val="156082" w:themeColor="accent1"/>
+                                        <w:sz w:val="64"/>
+                                        <w:szCs w:val="64"/>
+                                      </w:rPr>
+                                      <w:t>Web frameworks project</w:t>
+                                    </w:r>
+                                  </w:sdtContent>
+                                </w:sdt>
+                              </w:p>
+                              <w:sdt>
+                                <w:sdtPr>
+                                  <w:rPr>
+                                    <w:color w:val="404040" w:themeColor="text1" w:themeTint="BF"/>
+                                    <w:sz w:val="36"/>
+                                    <w:szCs w:val="36"/>
+                                  </w:rPr>
+                                  <w:alias w:val="Subtitle"/>
+                                  <w:tag w:val=""/>
+                                  <w:id w:val="1759551507"/>
+                                  <w:dataBinding w:prefixMappings="xmlns:ns0='http://purl.org/dc/elements/1.1/' xmlns:ns1='http://schemas.openxmlformats.org/package/2006/metadata/core-properties' " w:xpath="/ns1:coreProperties[1]/ns0:subject[1]" w:storeItemID="{6C3C8BC8-F283-45AE-878A-BAB7291924A1}"/>
+                                  <w:text/>
+                                </w:sdtPr>
+                                <w:sdtContent>
+                                  <w:p>
+                                    <w:pPr>
+                                      <w:jc w:val="right"/>
+                                      <w:rPr>
+                                        <w:smallCaps/>
+                                        <w:color w:val="404040" w:themeColor="text1" w:themeTint="BF"/>
+                                        <w:sz w:val="36"/>
+                                        <w:szCs w:val="36"/>
+                                      </w:rPr>
+                                    </w:pPr>
+                                    <w:proofErr w:type="spellStart"/>
+                                    <w:r>
+                                      <w:rPr>
+                                        <w:color w:val="404040" w:themeColor="text1" w:themeTint="BF"/>
+                                        <w:sz w:val="36"/>
+                                        <w:szCs w:val="36"/>
+                                      </w:rPr>
+                                      <w:t>SkyBoard</w:t>
+                                    </w:r>
+                                    <w:proofErr w:type="spellEnd"/>
+                                  </w:p>
+                                </w:sdtContent>
+                              </w:sdt>
+                            </w:txbxContent>
+                          </wps:txbx>
+                          <wps:bodyPr rot="0" spcFirstLastPara="0" vertOverflow="overflow" horzOverflow="overflow" vert="horz" wrap="square" lIns="1600200" tIns="0" rIns="685800" bIns="0" numCol="1" spcCol="0" rtlCol="0" fromWordArt="0" anchor="b" anchorCtr="0" forceAA="0" compatLnSpc="1">
+                            <a:prstTxWarp prst="textNoShape">
+                              <a:avLst/>
+                            </a:prstTxWarp>
+                            <a:noAutofit/>
+                          </wps:bodyPr>
+                        </wps:wsp>
+                      </a:graphicData>
+                    </a:graphic>
+                    <wp14:sizeRelH relativeFrom="page">
+                      <wp14:pctWidth>94100</wp14:pctWidth>
+                    </wp14:sizeRelH>
+                    <wp14:sizeRelV relativeFrom="page">
+                      <wp14:pctHeight>36300</wp14:pctHeight>
+                    </wp14:sizeRelV>
+                  </wp:anchor>
+                </w:drawing>
+              </mc:Choice>
+              <mc:Fallback>
+                <w:pict>
+                  <v:shape w14:anchorId="1BA09131" id="Text Box 163" o:spid="_x0000_s1030" type="#_x0000_t202" style="position:absolute;margin-left:0;margin-top:182.4pt;width:8in;height:286.5pt;z-index:251659264;visibility:visible;mso-wrap-style:square;mso-width-percent:941;mso-height-percent:363;mso-wrap-distance-left:9pt;mso-wrap-distance-top:0;mso-wrap-distance-right:9pt;mso-wrap-distance-bottom:0;mso-position-horizontal:center;mso-position-horizontal-relative:margin;mso-position-vertical:absolute;mso-position-vertical-relative:page;mso-width-percent:941;mso-height-percent:363;mso-width-relative:page;mso-height-relative:page;v-text-anchor:bottom" o:gfxdata="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" filled="f" stroked="f" strokeweight=".5pt">
+                    <v:textbox inset="126pt,0,54pt,0">
+                      <w:txbxContent>
+                        <w:p>
+                          <w:pPr>
+                            <w:jc w:val="right"/>
+                            <w:rPr>
+                              <w:color w:val="156082" w:themeColor="accent1"/>
+                              <w:sz w:val="64"/>
+                              <w:szCs w:val="64"/>
+                            </w:rPr>
+                          </w:pPr>
+                          <w:sdt>
+                            <w:sdtPr>
+                              <w:rPr>
+                                <w:caps/>
+                                <w:color w:val="156082" w:themeColor="accent1"/>
+                                <w:sz w:val="64"/>
+                                <w:szCs w:val="64"/>
+                              </w:rPr>
+                              <w:alias w:val="Title"/>
+                              <w:tag w:val=""/>
+                              <w:id w:val="630141079"/>
+                              <w:dataBinding w:prefixMappings="xmlns:ns0='http://purl.org/dc/elements/1.1/' xmlns:ns1='http://schemas.openxmlformats.org/package/2006/metadata/core-properties' " w:xpath="/ns1:coreProperties[1]/ns0:title[1]" w:storeItemID="{6C3C8BC8-F283-45AE-878A-BAB7291924A1}"/>
+                              <w:text w:multiLine="1"/>
+                            </w:sdtPr>
+                            <w:sdtEndPr>
+                              <w:rPr>
+                                <w:caps w:val="0"/>
+                              </w:rPr>
+                            </w:sdtEndPr>
+                            <w:sdtContent>
+                              <w:r>
+                                <w:rPr>
+                                  <w:caps/>
+                                  <w:color w:val="156082" w:themeColor="accent1"/>
+                                  <w:sz w:val="64"/>
+                                  <w:szCs w:val="64"/>
+                                </w:rPr>
+                                <w:t>Web frameworks project</w:t>
+                              </w:r>
+                            </w:sdtContent>
+                          </w:sdt>
+                        </w:p>
+                        <w:sdt>
+                          <w:sdtPr>
+                            <w:rPr>
+                              <w:color w:val="404040" w:themeColor="text1" w:themeTint="BF"/>
+                              <w:sz w:val="36"/>
+                              <w:szCs w:val="36"/>
+                            </w:rPr>
+                            <w:alias w:val="Subtitle"/>
+                            <w:tag w:val=""/>
+                            <w:id w:val="1759551507"/>
+                            <w:dataBinding w:prefixMappings="xmlns:ns0='http://purl.org/dc/elements/1.1/' xmlns:ns1='http://schemas.openxmlformats.org/package/2006/metadata/core-properties' " w:xpath="/ns1:coreProperties[1]/ns0:subject[1]" w:storeItemID="{6C3C8BC8-F283-45AE-878A-BAB7291924A1}"/>
+                            <w:text/>
+                          </w:sdtPr>
+                          <w:sdtContent>
+                            <w:p>
+                              <w:pPr>
+                                <w:jc w:val="right"/>
+                                <w:rPr>
+                                  <w:smallCaps/>
+                                  <w:color w:val="404040" w:themeColor="text1" w:themeTint="BF"/>
+                                  <w:sz w:val="36"/>
+                                  <w:szCs w:val="36"/>
+                                </w:rPr>
+                              </w:pPr>
+                              <w:proofErr w:type="spellStart"/>
+                              <w:r>
+                                <w:rPr>
+                                  <w:color w:val="404040" w:themeColor="text1" w:themeTint="BF"/>
+                                  <w:sz w:val="36"/>
+                                  <w:szCs w:val="36"/>
+                                </w:rPr>
+                                <w:t>SkyBoard</w:t>
+                              </w:r>
+                              <w:proofErr w:type="spellEnd"/>
+                            </w:p>
+                          </w:sdtContent>
+                        </w:sdt>
+                      </w:txbxContent>
+                    </v:textbox>
+                    <w10:wrap type="square" anchorx="margin" anchory="page"/>
+                  </v:shape>
+                </w:pict>
+              </mc:Fallback>
+            </mc:AlternateContent>
+          </w:r>
+          <w:r>
+            <w:rPr>
+              <w:lang w:val="en-IE"/>
+            </w:rPr>
+            <w:br w:type="page"/>
+          </w:r>
+        </w:p>
+      </w:sdtContent>
+    </w:sdt>
+    <w:p>
+      <w:pPr>
+        <w:rPr>
+          <w:lang w:val="en-IE"/>
+        </w:rPr>
+      </w:pPr>
+    </w:p>
+    <w:sdt>
+      <w:sdtPr>
+        <w:id w:val="620116438"/>
+        <w:docPartObj>
+          <w:docPartGallery w:val="Table of Contents"/>
+          <w:docPartUnique/>
+        </w:docPartObj>
+      </w:sdtPr>
+      <w:sdtEndPr>
+        <w:rPr>
+          <w:rFonts w:asciiTheme="minorHAnsi" w:eastAsiaTheme="minorHAnsi" w:hAnsiTheme="minorHAnsi" w:cstheme="minorBidi"/>
+          <w:b/>
+          <w:bCs/>
+          <w:noProof/>
+          <w:color w:val="auto"/>
+          <w:kern w:val="2"/>
+          <w:sz w:val="24"/>
+          <w:szCs w:val="24"/>
+          <w14:ligatures w14:val="standardContextual"/>
+        </w:rPr>
+      </w:sdtEndPr>
+      <w:sdtContent>
+        <w:p>
+          <w:pPr>
+            <w:pStyle w:val="TOCHeading"/>
+          </w:pPr>
+          <w:r>
+            <w:t>Table of Contents</w:t>
+          </w:r>
+        </w:p>
+        <w:p>
+          <w:pPr>
+            <w:pStyle w:val="TOC1"/>
+            <w:tabs>
+              <w:tab w:val="right" w:leader="dot" w:pos="9016"/>
+            </w:tabs>
+            <w:rPr>
+              <w:rFonts w:eastAsiaTheme="minorEastAsia"/>
+              <w:noProof/>
+            </w:rPr>
+          </w:pPr>
+          <w:r>
+            <w:fldChar w:fldCharType="begin"/>
+          </w:r>
+          <w:r>
+            <w:instrText xml:space="preserve"> TOC \o "1-3" \h \z \u </w:instrText>
+          </w:r>
+          <w:r>
+            <w:fldChar w:fldCharType="separate"/>
+          </w:r>
+          <w:hyperlink w:anchor="_Toc243745626" w:history="1">
+            <w:r>
+              <w:rPr>
+                <w:rStyle w:val="Hyperlink"/>
+                <w:noProof/>
+                <w:lang w:val="en-IE"/>
+              </w:rPr>
+              <w:t>1. Summary</w:t>
+            </w:r>
+            <w:r>
+              <w:rPr>
+                <w:noProof/>
+                <w:webHidden/>
+              </w:rPr>
+              <w:tab/>
+            </w:r>
+            <w:r>
+              <w:rPr>
+                <w:noProof/>
+                <w:webHidden/>
+              </w:rPr>
+              <w:fldChar w:fldCharType="begin"/>
+            </w:r>
+            <w:r>
+              <w:rPr>
+                <w:noProof/>
+                <w:webHidden/>
+              </w:rPr>
+              <w:instrText xml:space="preserve"> PAGEREF _Toc243745626 \h </w:instrText>
+            </w:r>
+            <w:r>
+              <w:rPr>
+                <w:noProof/>
+                <w:webHidden/>
+              </w:rPr>
+            </w:r>
+            <w:r>
+              <w:rPr>
+                <w:noProof/>
+                <w:webHidden/>
+              </w:rPr>
+              <w:fldChar w:fldCharType="separate"/>
+            </w:r>
+            <w:r>
+              <w:rPr>
+                <w:noProof/>
+                <w:webHidden/>
+              </w:rPr>
+              <w:t>2</w:t>
+            </w:r>
+            <w:r>
+              <w:rPr>
+                <w:noProof/>
+                <w:webHidden/>
+              </w:rPr>
+              <w:fldChar w:fldCharType="end"/>
+            </w:r>
+          </w:hyperlink>
+        </w:p>
+        <w:p>
+          <w:pPr>
+            <w:pStyle w:val="TOC1"/>
+            <w:tabs>
+              <w:tab w:val="right" w:leader="dot" w:pos="9016"/>
+            </w:tabs>
+            <w:rPr>
+              <w:rFonts w:eastAsiaTheme="minorEastAsia"/>
+              <w:noProof/>
+            </w:rPr>
+          </w:pPr>
+          <w:hyperlink w:anchor="_Toc243745627" w:history="1">
+            <w:r>
+              <w:rPr>
+                <w:rStyle w:val="Hyperlink"/>
+                <w:noProof/>
+                <w:lang w:val="en-IE"/>
+              </w:rPr>
+              <w:t>2. Current Process on Backend</w:t>
+            </w:r>
+            <w:r>
+              <w:rPr>
+                <w:noProof/>
+                <w:webHidden/>
+              </w:rPr>
+              <w:tab/>
+            </w:r>
+            <w:r>
+              <w:rPr>
+                <w:noProof/>
+                <w:webHidden/>
+              </w:rPr>
+              <w:fldChar w:fldCharType="begin"/>
+            </w:r>
+            <w:r>
+              <w:rPr>
+                <w:noProof/>
+                <w:webHidden/>
+              </w:rPr>
+              <w:instrText xml:space="preserve"> PAGEREF _Toc243745627 \h </w:instrText>
+            </w:r>
+            <w:r>
+              <w:rPr>
+                <w:noProof/>
+                <w:webHidden/>
+              </w:rPr>
+            </w:r>
+            <w:r>
+              <w:rPr>
+                <w:noProof/>
+                <w:webHidden/>
+              </w:rPr>
+              <w:fldChar w:fldCharType="separate"/>
+            </w:r>
+            <w:r>
+              <w:rPr>
+                <w:noProof/>
+                <w:webHidden/>
+              </w:rPr>
+              <w:t>3</w:t>
+            </w:r>
+            <w:r>
+              <w:rPr>
+                <w:noProof/>
+                <w:webHidden/>
+              </w:rPr>
+              <w:fldChar w:fldCharType="end"/>
+            </w:r>
+          </w:hyperlink>
+        </w:p>
+        <w:p>
+          <w:pPr>
+            <w:pStyle w:val="TOC1"/>
+            <w:tabs>
+              <w:tab w:val="right" w:leader="dot" w:pos="9016"/>
+            </w:tabs>
+            <w:rPr>
+              <w:rFonts w:eastAsiaTheme="minorEastAsia"/>
+              <w:noProof/>
+            </w:rPr>
+          </w:pPr>
+          <w:hyperlink w:anchor="_Toc243745628" w:history="1">
+            <w:r>
+              <w:rPr>
+                <w:rStyle w:val="Hyperlink"/>
+                <w:noProof/>
+                <w:lang w:val="en-IE"/>
+              </w:rPr>
+              <w:t>References and sources I used</w:t>
+            </w:r>
+            <w:r>
+              <w:rPr>
+                <w:noProof/>
+                <w:webHidden/>
+              </w:rPr>
+              <w:tab/>
+            </w:r>
+            <w:r>
+              <w:rPr>
+                <w:noProof/>
+                <w:webHidden/>
+              </w:rPr>
+              <w:fldChar w:fldCharType="begin"/>
+            </w:r>
+            <w:r>
+              <w:rPr>
+                <w:noProof/>
+                <w:webHidden/>
+              </w:rPr>
+              <w:instrText xml:space="preserve"> PAGEREF _Toc243745628 \h </w:instrText>
+            </w:r>
+            <w:r>
+              <w:rPr>
+                <w:noProof/>
+                <w:webHidden/>
+              </w:rPr>
+            </w:r>
+            <w:r>
+              <w:rPr>
+                <w:noProof/>
+                <w:webHidden/>
+              </w:rPr>
+              <w:fldChar w:fldCharType="separate"/>
+            </w:r>
+            <w:r>
+              <w:rPr>
+                <w:noProof/>
+                <w:webHidden/>
+              </w:rPr>
+              <w:t>6</w:t>
+            </w:r>
+            <w:r>
+              <w:rPr>
+                <w:noProof/>
+                <w:webHidden/>
+              </w:rPr>
+              <w:fldChar w:fldCharType="end"/>
+            </w:r>
+          </w:hyperlink>
+        </w:p>
+        <w:p>
+          <w:r>
+            <w:rPr>
+              <w:b/>
+              <w:bCs/>
+              <w:noProof/>
+            </w:rPr>
+            <w:fldChar w:fldCharType="end"/>
+          </w:r>
+        </w:p>
+      </w:sdtContent>
+    </w:sdt>
+    <w:p>
+      <w:pPr>
+        <w:rPr>
+          <w:lang w:val="en-IE"/>
+        </w:rPr>
+      </w:pPr>
+    </w:p>
+    <w:p>
+      <w:pPr>
+        <w:rPr>
+          <w:lang w:val="en-IE"/>
+        </w:rPr>
+      </w:pPr>
+    </w:p>
+    <w:p>
+      <w:pPr>
+        <w:rPr>
+          <w:lang w:val="en-IE"/>
+        </w:rPr>
+      </w:pPr>
+    </w:p>
+    <w:p>
+      <w:pPr>
+        <w:rPr>
+          <w:lang w:val="en-IE"/>
+        </w:rPr>
+      </w:pPr>
+    </w:p>
+    <w:p>
+      <w:pPr>
+        <w:rPr>
+          <w:lang w:val="en-IE"/>
+        </w:rPr>
+      </w:pPr>
+    </w:p>
+    <w:p>
+      <w:pPr>
+        <w:rPr>
+          <w:lang w:val="en-IE"/>
+        </w:rPr>
+      </w:pPr>
+    </w:p>
+    <w:p>
+      <w:pPr>
+        <w:rPr>
+          <w:lang w:val="en-IE"/>
+        </w:rPr>
+      </w:pPr>
+    </w:p>
+    <w:p>
+      <w:pPr>
+        <w:rPr>
+          <w:lang w:val="en-IE"/>
+        </w:rPr>
+      </w:pPr>
+    </w:p>
+    <w:p>
+      <w:pPr>
+        <w:rPr>
+          <w:lang w:val="en-IE"/>
+        </w:rPr>
+      </w:pPr>
+    </w:p>
+    <w:p>
+      <w:pPr>
+        <w:rPr>
+          <w:lang w:val="en-IE"/>
+        </w:rPr>
+      </w:pPr>
+    </w:p>
+    <w:p>
+      <w:pPr>
+        <w:rPr>
+          <w:lang w:val="en-IE"/>
+        </w:rPr>
+      </w:pPr>
+    </w:p>
+    <w:p>
+      <w:pPr>
+        <w:rPr>
+          <w:lang w:val="en-IE"/>
+        </w:rPr>
+      </w:pPr>
+    </w:p>
+    <w:p>
+      <w:pPr>
+        <w:rPr>
+          <w:lang w:val="en-IE"/>
+        </w:rPr>
+      </w:pPr>
+    </w:p>
+    <w:p>
+      <w:pPr>
+        <w:rPr>
+          <w:lang w:val="en-IE"/>
+        </w:rPr>
+      </w:pPr>
+    </w:p>
+    <w:p>
+      <w:pPr>
+        <w:rPr>
+          <w:lang w:val="en-IE"/>
+        </w:rPr>
+      </w:pPr>
+    </w:p>
+    <w:p>
+      <w:pPr>
+        <w:rPr>
+          <w:lang w:val="en-IE"/>
+        </w:rPr>
+      </w:pPr>
+    </w:p>
+    <w:p>
+      <w:pPr>
+        <w:rPr>
+          <w:lang w:val="en-IE"/>
+        </w:rPr>
+      </w:pPr>
+    </w:p>
+    <w:p>
+      <w:pPr>
+        <w:rPr>
+          <w:lang w:val="en-IE"/>
+        </w:rPr>
+      </w:pPr>
+    </w:p>
+    <w:p>
+      <w:pPr>
+        <w:rPr>
+          <w:lang w:val="en-IE"/>
+        </w:rPr>
+      </w:pPr>
+    </w:p>
+    <w:p>
+      <w:pPr>
+        <w:rPr>
+          <w:lang w:val="en-IE"/>
+        </w:rPr>
+      </w:pPr>
+    </w:p>
+    <w:p>
+      <w:pPr>
+        <w:rPr>
+          <w:lang w:val="en-IE"/>
+        </w:rPr>
+      </w:pPr>
+    </w:p>
+    <w:p>
+      <w:pPr>
+        <w:rPr>
+          <w:lang w:val="en-IE"/>
+        </w:rPr>
+      </w:pPr>
+    </w:p>
+    <w:p>
+      <w:pPr>
+        <w:pStyle w:val="Heading1"/>
+        <w:rPr>
+          <w:lang w:val="en-IE"/>
+        </w:rPr>
+      </w:pPr>
+      <w:bookmarkStart w:id="0" w:name="_Toc243745626"/>
+      <w:r>
+        <w:rPr>
+          <w:lang w:val="en-IE"/>
+        </w:rPr>
+        <w:lastRenderedPageBreak/>
+        <w:t>1. Summary</w:t>
+      </w:r>
+      <w:bookmarkEnd w:id="0"/>
+    </w:p>
+    <w:p>
+      <w:pPr>
+        <w:rPr>
+          <w:lang w:val="en-IE"/>
+        </w:rPr>
+      </w:pPr>
+      <w:r>
+        <w:rPr>
+          <w:lang w:val="en-IE"/>
+        </w:rPr>
+        <w:t>This report goes through where I’m at with the back end of Skyboard, my live departures and arrivals board for Dublin Airport. So far I’ve got the static site built with pug views and bootstrap and I’ve moved all the flight data out of the views and into the controllers, so the pages show what t</w:t>
+      </w:r>
+      <w:r>
+        <w:rPr>
+          <w:lang w:val="en-IE"/>
+        </w:rPr>
+        <w:t>he</w:t>
+      </w:r>
+      <w:r>
+        <w:rPr>
+          <w:lang w:val="en-IE"/>
+        </w:rPr>
+        <w:t xml:space="preserve"> controller sends to them.</w:t>
+      </w:r>
+    </w:p>
+    <w:p>
+      <w:pPr>
+        <w:rPr>
+          <w:lang w:val="en-IE"/>
+        </w:rPr>
+      </w:pPr>
+      <w:r>
+        <w:rPr>
+          <w:lang w:val="en-IE"/>
+        </w:rPr>
+        <w:t>I’ve also set up a database on Mongo DB Atlas and made a Mongoose schema for the airports and their flights. Getting connected took a bit of work, between a few mistakes in the connection string and the college Wi-Fi blocking the database, but it’s</w:t>
+      </w:r>
+      <w:r>
+        <w:rPr>
+          <w:lang w:val="en-IE"/>
+        </w:rPr>
+        <w:t xml:space="preserve"> all connecting fine now.</w:t>
+      </w:r>
+    </w:p>
+    <w:p>
+      <w:pPr>
+        <w:rPr>
+          <w:lang w:val="en-IE"/>
+        </w:rPr>
+      </w:pPr>
+    </w:p>
+    <w:p>
+      <w:pPr>
+        <w:rPr>
+          <w:lang w:val="en-IE"/>
+        </w:rPr>
+      </w:pPr>
+    </w:p>
+    <w:p>
+      <w:pPr>
+        <w:rPr>
+          <w:lang w:val="en-IE"/>
+        </w:rPr>
+      </w:pPr>
+    </w:p>
+    <w:p>
+      <w:pPr>
+        <w:rPr>
+          <w:lang w:val="en-IE"/>
+        </w:rPr>
+      </w:pPr>
+    </w:p>
+    <w:p>
+      <w:pPr>
+        <w:rPr>
+          <w:lang w:val="en-IE"/>
+        </w:rPr>
+      </w:pPr>
+    </w:p>
+    <w:p>
+      <w:pPr>
+        <w:rPr>
+          <w:lang w:val="en-IE"/>
+        </w:rPr>
+      </w:pPr>
+    </w:p>
+    <w:p>
+      <w:pPr>
+        <w:rPr>
+          <w:lang w:val="en-IE"/>
+        </w:rPr>
+      </w:pPr>
+    </w:p>
+    <w:p>
+      <w:pPr>
+        <w:rPr>
+          <w:lang w:val="en-IE"/>
+        </w:rPr>
+      </w:pPr>
+    </w:p>
+    <w:p>
+      <w:pPr>
+        <w:rPr>
+          <w:lang w:val="en-IE"/>
+        </w:rPr>
+      </w:pPr>
+    </w:p>
+    <w:p>
+      <w:pPr>
+        <w:rPr>
+          <w:lang w:val="en-IE"/>
+        </w:rPr>
+      </w:pPr>
+    </w:p>
+    <w:p>
+      <w:pPr>
+        <w:rPr>
+          <w:lang w:val="en-IE"/>
+        </w:rPr>
+      </w:pPr>
+    </w:p>
+    <w:p>
+      <w:pPr>
+        <w:rPr>
+          <w:lang w:val="en-IE"/>
+        </w:rPr>
+      </w:pPr>
+    </w:p>
+    <w:p>
+      <w:pPr>
+        <w:rPr>
+          <w:lang w:val="en-IE"/>
+        </w:rPr>
+      </w:pPr>
+    </w:p>
+    <w:p>
+      <w:pPr>
+        <w:rPr>
+          <w:lang w:val="en-IE"/>
+        </w:rPr>
+      </w:pPr>
+    </w:p>
+    <w:p>
+      <w:pPr>
+        <w:rPr>
+          <w:lang w:val="en-IE"/>
+        </w:rPr>
+      </w:pPr>
+    </w:p>
+    <w:p>
+      <w:pPr>
+        <w:rPr>
+          <w:lang w:val="en-IE"/>
+        </w:rPr>
+      </w:pPr>
+    </w:p>
+    <w:p>
+      <w:pPr>
+        <w:rPr>
+          <w:lang w:val="en-IE"/>
+        </w:rPr>
+      </w:pPr>
+    </w:p>
+    <w:p>
+      <w:pPr>
+        <w:rPr>
+          <w:lang w:val="en-IE"/>
+        </w:rPr>
+      </w:pPr>
+    </w:p>
+    <w:p>
+      <w:pPr>
+        <w:rPr>
+          <w:lang w:val="en-IE"/>
+        </w:rPr>
+      </w:pPr>
+    </w:p>
+    <w:p>
+      <w:pPr>
+        <w:pStyle w:val="Heading1"/>
+        <w:rPr>
+          <w:lang w:val="en-IE"/>
+        </w:rPr>
+      </w:pPr>
+      <w:bookmarkStart w:id="1" w:name="_Toc243745627"/>
+      <w:r>
+        <w:rPr>
+          <w:lang w:val="en-IE"/>
+        </w:rPr>
+        <w:lastRenderedPageBreak/>
+        <w:t xml:space="preserve">2. </w:t>
+      </w:r>
+      <w:r>
+        <w:rPr>
+          <w:lang w:val="en-IE"/>
+        </w:rPr>
+        <w:t>Current Pro</w:t>
+      </w:r>
+      <w:r>
+        <w:rPr>
+          <w:lang w:val="en-IE"/>
+        </w:rPr>
+        <w:t>gress</w:t>
+      </w:r>
+      <w:r>
+        <w:rPr>
+          <w:lang w:val="en-IE"/>
+        </w:rPr>
+        <w:t xml:space="preserve"> on Backend</w:t>
+      </w:r>
+      <w:bookmarkEnd w:id="1"/>
+    </w:p>
+    <w:p>
+      <w:pPr>
+        <w:rPr>
+          <w:lang w:val="en-IE"/>
+        </w:rPr>
+      </w:pPr>
+      <w:r>
+        <w:rPr>
+          <w:lang w:val="en-IE"/>
+        </w:rPr>
+        <w:t xml:space="preserve">Following the first lab sheet doing initial commits renaming variables and changing the code so that </w:t>
+      </w:r>
+      <w:r>
+        <w:rPr>
+          <w:lang w:val="en-IE"/>
+        </w:rPr>
+        <w:t>it</w:t>
+      </w:r>
+      <w:r>
+        <w:rPr>
+          <w:lang w:val="en-IE"/>
+        </w:rPr>
+        <w:t xml:space="preserve"> suits my Skyboard project.</w:t>
+      </w:r>
+    </w:p>
+    <w:p>
+      <w:pPr>
+        <w:pStyle w:val="Subtitle"/>
+        <w:rPr>
+          <w:lang w:val="en-IE"/>
+        </w:rPr>
+      </w:pPr>
+      <w:r>
+        <w:rPr>
+          <w:lang w:val="en-IE"/>
+        </w:rPr>
+        <w:t>Lab</w:t>
+      </w:r>
+      <w:r>
+        <w:rPr>
+          <w:lang w:val="en-IE"/>
+        </w:rPr>
+        <w:t xml:space="preserve"> 1: Setup and Deployment</w:t>
       </w:r>
     </w:p>
     <w:p>
@@ -47,9 +2194,1489 @@
         <w:rPr>
           <w:lang w:val="en-IE"/>
         </w:rPr>
+        <w:t>Created the Express app and re-constructed the MVC folders (</w:t>
+      </w:r>
+      <w:proofErr w:type="spellStart"/>
+      <w:r>
+        <w:rPr>
+          <w:lang w:val="en-IE"/>
+        </w:rPr>
+        <w:t>app_server</w:t>
+      </w:r>
+      <w:proofErr w:type="spellEnd"/>
+      <w:r>
+        <w:rPr>
+          <w:lang w:val="en-IE"/>
+        </w:rPr>
+        <w:t>/routes, controllers, views).</w:t>
+      </w:r>
+    </w:p>
+    <w:p>
+      <w:pPr>
+        <w:pStyle w:val="ListParagraph"/>
+        <w:numPr>
+          <w:ilvl w:val="0"/>
+          <w:numId w:val="1"/>
+        </w:numPr>
+        <w:rPr>
+          <w:lang w:val="en-IE"/>
+        </w:rPr>
+      </w:pPr>
+      <w:r>
+        <w:rPr>
+          <w:lang w:val="en-IE"/>
+        </w:rPr>
+        <w:t xml:space="preserve">Set up the Git, added </w:t>
+      </w:r>
+      <w:r>
+        <w:rPr>
+          <w:lang w:val="en-IE"/>
+        </w:rPr>
+        <w:t>a .</w:t>
+      </w:r>
+      <w:proofErr w:type="spellStart"/>
+      <w:r>
+        <w:rPr>
+          <w:lang w:val="en-IE"/>
+        </w:rPr>
+        <w:t>gitignore</w:t>
+      </w:r>
+      <w:proofErr w:type="spellEnd"/>
+      <w:r>
+        <w:rPr>
+          <w:lang w:val="en-IE"/>
+        </w:rPr>
+        <w:t xml:space="preserve"> so </w:t>
+      </w:r>
+      <w:proofErr w:type="spellStart"/>
+      <w:r>
+        <w:rPr>
+          <w:lang w:val="en-IE"/>
+        </w:rPr>
+        <w:t>node_modules</w:t>
+      </w:r>
+      <w:proofErr w:type="spellEnd"/>
+      <w:r>
+        <w:rPr>
+          <w:lang w:val="en-IE"/>
+        </w:rPr>
+        <w:t xml:space="preserve"> isn’t committed, pushed</w:t>
+      </w:r>
+      <w:r>
+        <w:rPr>
+          <w:lang w:val="en-IE"/>
+        </w:rPr>
+        <w:t xml:space="preserve"> to GitHub, and deployed to Render.</w:t>
+      </w:r>
+    </w:p>
+    <w:p>
+      <w:pPr>
+        <w:pStyle w:val="ListParagraph"/>
+        <w:numPr>
+          <w:ilvl w:val="0"/>
+          <w:numId w:val="1"/>
+        </w:numPr>
+        <w:rPr>
+          <w:lang w:val="en-IE"/>
+        </w:rPr>
+      </w:pPr>
+      <w:r>
+        <w:rPr>
+          <w:lang w:val="en-IE"/>
+        </w:rPr>
+        <w:t xml:space="preserve">A problem I had was committing all the </w:t>
+      </w:r>
+      <w:proofErr w:type="spellStart"/>
+      <w:r>
+        <w:rPr>
+          <w:lang w:val="en-IE"/>
+        </w:rPr>
+        <w:t>node_modules</w:t>
+      </w:r>
+      <w:proofErr w:type="spellEnd"/>
+      <w:r>
+        <w:rPr>
+          <w:lang w:val="en-IE"/>
+        </w:rPr>
+        <w:t xml:space="preserve"> but I used a .</w:t>
+      </w:r>
+      <w:proofErr w:type="spellStart"/>
+      <w:r>
+        <w:rPr>
+          <w:lang w:val="en-IE"/>
+        </w:rPr>
+        <w:t>gitignore</w:t>
+      </w:r>
+      <w:proofErr w:type="spellEnd"/>
+      <w:r>
+        <w:rPr>
+          <w:lang w:val="en-IE"/>
+        </w:rPr>
+        <w:t xml:space="preserve"> and git rm -r –</w:t>
+      </w:r>
+      <w:r>
+        <w:rPr>
+          <w:lang w:val="en-IE"/>
+        </w:rPr>
+        <w:t>-</w:t>
+      </w:r>
+      <w:r>
+        <w:rPr>
+          <w:lang w:val="en-IE"/>
+        </w:rPr>
+        <w:t xml:space="preserve">cached </w:t>
+      </w:r>
+      <w:proofErr w:type="spellStart"/>
+      <w:r>
+        <w:rPr>
+          <w:lang w:val="en-IE"/>
+        </w:rPr>
+        <w:t>node_modules</w:t>
+      </w:r>
+      <w:proofErr w:type="spellEnd"/>
+      <w:r>
+        <w:rPr>
+          <w:lang w:val="en-IE"/>
+        </w:rPr>
+        <w:t xml:space="preserve"> to fix it.</w:t>
+      </w:r>
+    </w:p>
+    <w:p>
+      <w:pPr>
+        <w:pStyle w:val="Subtitle"/>
+        <w:rPr>
+          <w:lang w:val="en-IE"/>
+        </w:rPr>
+      </w:pPr>
+      <w:r>
+        <w:rPr>
+          <w:lang w:val="en-IE"/>
+        </w:rPr>
+        <w:t>Lab 2: Routes and Controllers</w:t>
+      </w:r>
+    </w:p>
+    <w:p>
+      <w:pPr>
+        <w:pStyle w:val="ListParagraph"/>
+        <w:numPr>
+          <w:ilvl w:val="0"/>
+          <w:numId w:val="2"/>
+        </w:numPr>
+        <w:rPr>
+          <w:lang w:val="en-IE"/>
+        </w:rPr>
+      </w:pPr>
+      <w:r>
+        <w:rPr>
+          <w:lang w:val="en-IE"/>
+        </w:rPr>
+        <w:t>Followed the lab but replaced Loc8r’s Locations/Others with Skyboard’s flight</w:t>
+      </w:r>
+      <w:r>
+        <w:rPr>
+          <w:lang w:val="en-IE"/>
+        </w:rPr>
+        <w:t>s</w:t>
+      </w:r>
+      <w:r>
+        <w:rPr>
+          <w:lang w:val="en-IE"/>
+        </w:rPr>
+        <w:t>.js (dashboard) and auth.js (login and register).</w:t>
+      </w:r>
+    </w:p>
+    <w:p>
+      <w:pPr>
+        <w:pStyle w:val="ListParagraph"/>
+        <w:numPr>
+          <w:ilvl w:val="0"/>
+          <w:numId w:val="2"/>
+        </w:numPr>
+        <w:rPr>
+          <w:lang w:val="en-IE"/>
+        </w:rPr>
+      </w:pPr>
+      <w:r>
+        <w:rPr>
+          <w:lang w:val="en-IE"/>
+        </w:rPr>
+        <w:t>Three routes: / for the main dashboard, /login and /register.</w:t>
+      </w:r>
+    </w:p>
+    <w:p>
+      <w:pPr>
+        <w:pStyle w:val="ListParagraph"/>
+        <w:numPr>
+          <w:ilvl w:val="0"/>
+          <w:numId w:val="2"/>
+        </w:numPr>
+        <w:rPr>
+          <w:lang w:val="en-IE"/>
+        </w:rPr>
+      </w:pPr>
+      <w:r>
+        <w:rPr>
+          <w:lang w:val="en-IE"/>
+        </w:rPr>
+        <w:t>Used a tutorial from the MTU library on bootstrap to get a better understanding of how to write boot strap code.</w:t>
+      </w:r>
+      <w:r>
         <w:t xml:space="preserve"> </w:t>
       </w:r>
-      <w:hyperlink r:id="rId5" w:history="1">
+      <w:hyperlink r:id="rId12" w:anchor="/media-object/4074162&amp;sourcetype=Audio%20&amp;%20Video%20Works" w:history="1">
+        <w:r>
+          <w:rPr>
+            <w:rStyle w:val="Hyperlink"/>
+          </w:rPr>
+          <w:t>Bootstrap 4 for Beginners - Build 5 Websites from Scratch - ProQuest</w:t>
+        </w:r>
+      </w:hyperlink>
+    </w:p>
+    <w:p>
+      <w:pPr>
+        <w:pStyle w:val="ListParagraph"/>
+        <w:numPr>
+          <w:ilvl w:val="0"/>
+          <w:numId w:val="2"/>
+        </w:numPr>
+        <w:rPr>
+          <w:lang w:val="en-IE"/>
+        </w:rPr>
+      </w:pPr>
+      <w:r>
+        <w:rPr>
+          <w:lang w:val="en-IE"/>
+        </w:rPr>
+        <w:t>Also used the pughtml.com converter to convert html written code to pug.</w:t>
+      </w:r>
+    </w:p>
+    <w:p>
+      <w:pPr>
+        <w:pStyle w:val="ListParagraph"/>
+        <w:numPr>
+          <w:ilvl w:val="0"/>
+          <w:numId w:val="2"/>
+        </w:numPr>
+        <w:rPr>
+          <w:lang w:val="en-IE"/>
+        </w:rPr>
+      </w:pPr>
+      <w:r>
+        <w:rPr>
+          <w:lang w:val="en-IE"/>
+        </w:rPr>
+        <w:t>Bootstrap documentation was also really useful for the grid system, alerts</w:t>
+      </w:r>
+    </w:p>
+    <w:p>
+      <w:pPr>
+        <w:pStyle w:val="Subtitle"/>
+        <w:rPr>
+          <w:lang w:val="en-IE"/>
+        </w:rPr>
+      </w:pPr>
+      <w:r>
+        <w:rPr>
+          <w:lang w:val="en-IE"/>
+        </w:rPr>
+        <w:t>Lab</w:t>
+      </w:r>
+      <w:r>
+        <w:rPr>
+          <w:lang w:val="en-IE"/>
+        </w:rPr>
+        <w:t xml:space="preserve"> 3: Data in Controller</w:t>
+      </w:r>
+    </w:p>
+    <w:p>
+      <w:pPr>
+        <w:pStyle w:val="ListParagraph"/>
+        <w:numPr>
+          <w:ilvl w:val="0"/>
+          <w:numId w:val="5"/>
+        </w:numPr>
+        <w:rPr>
+          <w:lang w:val="en-IE"/>
+        </w:rPr>
+      </w:pPr>
+      <w:r>
+        <w:rPr>
+          <w:lang w:val="en-IE"/>
+        </w:rPr>
+        <w:t xml:space="preserve">Followed the lab and got rid of all the hardcoded data out of the </w:t>
+      </w:r>
+      <w:proofErr w:type="spellStart"/>
+      <w:r>
+        <w:rPr>
+          <w:lang w:val="en-IE"/>
+        </w:rPr>
+        <w:t>dashboard.pug</w:t>
+      </w:r>
+      <w:proofErr w:type="spellEnd"/>
+      <w:r>
+        <w:rPr>
+          <w:lang w:val="en-IE"/>
+        </w:rPr>
+        <w:t xml:space="preserve"> view and into the dashboard function in the flights.js controller. Now the view only has variables in it.</w:t>
+      </w:r>
+    </w:p>
+    <w:p>
+      <w:pPr>
+        <w:pStyle w:val="ListParagraph"/>
+        <w:numPr>
+          <w:ilvl w:val="0"/>
+          <w:numId w:val="5"/>
+        </w:numPr>
+        <w:rPr>
+          <w:lang w:val="en-IE"/>
+        </w:rPr>
+      </w:pPr>
+      <w:r>
+        <w:rPr>
+          <w:lang w:val="en-IE"/>
+        </w:rPr>
+        <w:t xml:space="preserve">Grouped the title, airport code and summary into a </w:t>
+      </w:r>
+      <w:proofErr w:type="spellStart"/>
+      <w:r>
+        <w:rPr>
+          <w:lang w:val="en-IE"/>
+        </w:rPr>
+        <w:t>pageHeader</w:t>
+      </w:r>
+      <w:proofErr w:type="spellEnd"/>
+      <w:r>
+        <w:rPr>
+          <w:lang w:val="en-IE"/>
+        </w:rPr>
+        <w:t xml:space="preserve"> object like loc8</w:t>
+      </w:r>
+      <w:r>
+        <w:rPr>
+          <w:lang w:val="en-IE"/>
+        </w:rPr>
+        <w:t>r</w:t>
+      </w:r>
+      <w:r>
+        <w:rPr>
+          <w:lang w:val="en-IE"/>
+        </w:rPr>
+        <w:t xml:space="preserve"> does and referenced them in pug using #{ }.</w:t>
+      </w:r>
+    </w:p>
+    <w:p>
+      <w:pPr>
+        <w:pStyle w:val="ListParagraph"/>
+        <w:numPr>
+          <w:ilvl w:val="0"/>
+          <w:numId w:val="5"/>
+        </w:numPr>
+        <w:rPr>
+          <w:lang w:val="en-IE"/>
+        </w:rPr>
+      </w:pPr>
+      <w:r>
+        <w:rPr>
+          <w:lang w:val="en-IE"/>
+        </w:rPr>
+        <w:t>Replaced Loc8r’s locations array with Skyboard’s departures, arrivals and watchlist arrays, With each flight as an object (flight, place ,time ,gate, status).</w:t>
+      </w:r>
+    </w:p>
+    <w:p>
+      <w:pPr>
+        <w:pStyle w:val="ListParagraph"/>
+        <w:numPr>
+          <w:ilvl w:val="0"/>
+          <w:numId w:val="5"/>
+        </w:numPr>
+        <w:rPr>
+          <w:lang w:val="en-IE"/>
+        </w:rPr>
+      </w:pPr>
+      <w:r>
+        <w:rPr>
+          <w:lang w:val="en-IE"/>
+        </w:rPr>
+        <w:t>Used pug’s each/in loop to go through each array and build the table of rows instead of writing out every flight in the view</w:t>
+      </w:r>
+      <w:r>
+        <w:rPr>
+          <w:lang w:val="en-IE"/>
+        </w:rPr>
+        <w:t>.</w:t>
+      </w:r>
+    </w:p>
+    <w:p>
+      <w:pPr>
+        <w:pStyle w:val="ListParagraph"/>
+        <w:numPr>
+          <w:ilvl w:val="0"/>
+          <w:numId w:val="5"/>
+        </w:numPr>
+        <w:rPr>
+          <w:lang w:val="en-IE"/>
+        </w:rPr>
+      </w:pPr>
+      <w:r>
+        <w:rPr>
+          <w:lang w:val="en-IE"/>
+        </w:rPr>
+        <w:t xml:space="preserve">Added a </w:t>
+      </w:r>
+      <w:proofErr w:type="spellStart"/>
+      <w:r>
+        <w:rPr>
+          <w:lang w:val="en-IE"/>
+        </w:rPr>
+        <w:t>color</w:t>
+      </w:r>
+      <w:proofErr w:type="spellEnd"/>
+      <w:r>
+        <w:rPr>
+          <w:lang w:val="en-IE"/>
+        </w:rPr>
+        <w:t xml:space="preserve"> value to each flight so the status badge shows </w:t>
+      </w:r>
+      <w:proofErr w:type="spellStart"/>
+      <w:r>
+        <w:rPr>
+          <w:lang w:val="en-IE"/>
+        </w:rPr>
+        <w:t>Boots</w:t>
+      </w:r>
+      <w:r>
+        <w:rPr>
+          <w:lang w:val="en-IE"/>
+        </w:rPr>
+        <w:t>r</w:t>
+      </w:r>
+      <w:r>
+        <w:rPr>
+          <w:lang w:val="en-IE"/>
+        </w:rPr>
+        <w:t>tap’s</w:t>
+      </w:r>
+      <w:proofErr w:type="spellEnd"/>
+      <w:r>
+        <w:rPr>
+          <w:lang w:val="en-IE"/>
+        </w:rPr>
+        <w:t xml:space="preserve"> success, warning or danger </w:t>
+      </w:r>
+      <w:proofErr w:type="spellStart"/>
+      <w:r>
+        <w:rPr>
+          <w:lang w:val="en-IE"/>
+        </w:rPr>
+        <w:t>colors</w:t>
+      </w:r>
+      <w:proofErr w:type="spellEnd"/>
+      <w:r>
+        <w:rPr>
+          <w:lang w:val="en-IE"/>
+        </w:rPr>
+        <w:t>.</w:t>
+      </w:r>
+    </w:p>
+    <w:p>
+      <w:pPr>
+        <w:pStyle w:val="ListParagraph"/>
+        <w:numPr>
+          <w:ilvl w:val="0"/>
+          <w:numId w:val="5"/>
+        </w:numPr>
+        <w:rPr>
+          <w:lang w:val="en-IE"/>
+        </w:rPr>
+      </w:pPr>
+      <w:r>
+        <w:rPr>
+          <w:lang w:val="en-IE"/>
+        </w:rPr>
+        <w:t>Used the _includes/</w:t>
+      </w:r>
+      <w:proofErr w:type="spellStart"/>
+      <w:r>
+        <w:rPr>
+          <w:lang w:val="en-IE"/>
+        </w:rPr>
+        <w:t>sharedHTMLfunctions.pug</w:t>
+      </w:r>
+      <w:proofErr w:type="spellEnd"/>
+      <w:r>
+        <w:rPr>
+          <w:lang w:val="en-IE"/>
+        </w:rPr>
+        <w:t xml:space="preserve"> file for </w:t>
+      </w:r>
+      <w:proofErr w:type="spellStart"/>
+      <w:r>
+        <w:rPr>
+          <w:lang w:val="en-IE"/>
+        </w:rPr>
+        <w:t>mixins</w:t>
+      </w:r>
+      <w:proofErr w:type="spellEnd"/>
+      <w:r>
+        <w:rPr>
+          <w:lang w:val="en-IE"/>
+        </w:rPr>
+        <w:t xml:space="preserve">, similar to the labs start rating </w:t>
+      </w:r>
+      <w:proofErr w:type="spellStart"/>
+      <w:r>
+        <w:rPr>
+          <w:lang w:val="en-IE"/>
+        </w:rPr>
+        <w:t>mixin</w:t>
+      </w:r>
+      <w:proofErr w:type="spellEnd"/>
+      <w:r>
+        <w:rPr>
+          <w:lang w:val="en-IE"/>
+        </w:rPr>
+        <w:t>, so reusable pug code isn’t repeated on each page.</w:t>
+      </w:r>
+    </w:p>
+    <w:p>
+      <w:pPr>
+        <w:rPr>
+          <w:lang w:val="en-IE"/>
+        </w:rPr>
+      </w:pPr>
+    </w:p>
+    <w:p>
+      <w:pPr>
+        <w:rPr>
+          <w:lang w:val="en-IE"/>
+        </w:rPr>
+      </w:pPr>
+    </w:p>
+    <w:p>
+      <w:pPr>
+        <w:pStyle w:val="Subtitle"/>
+        <w:rPr>
+          <w:lang w:val="en-IE"/>
+        </w:rPr>
+      </w:pPr>
+      <w:r>
+        <w:rPr>
+          <w:lang w:val="en-IE"/>
+        </w:rPr>
+        <w:lastRenderedPageBreak/>
+        <w:t>Lab 4: Data Model (Mongoose)</w:t>
+      </w:r>
+    </w:p>
+    <w:p>
+      <w:pPr>
+        <w:pStyle w:val="ListParagraph"/>
+        <w:numPr>
+          <w:ilvl w:val="0"/>
+          <w:numId w:val="6"/>
+        </w:numPr>
+        <w:rPr>
+          <w:lang w:val="en-IE"/>
+        </w:rPr>
+      </w:pPr>
+      <w:r>
+        <w:rPr>
+          <w:lang w:val="en-IE"/>
+        </w:rPr>
+        <w:t xml:space="preserve">Installed mongoose and </w:t>
+      </w:r>
+      <w:proofErr w:type="spellStart"/>
+      <w:r>
+        <w:rPr>
+          <w:lang w:val="en-IE"/>
+        </w:rPr>
+        <w:t>mongodb</w:t>
+      </w:r>
+      <w:proofErr w:type="spellEnd"/>
+      <w:r>
+        <w:rPr>
+          <w:lang w:val="en-IE"/>
+        </w:rPr>
+        <w:t xml:space="preserve"> and created db.js in </w:t>
+      </w:r>
+      <w:proofErr w:type="spellStart"/>
+      <w:r>
+        <w:rPr>
+          <w:lang w:val="en-IE"/>
+        </w:rPr>
+        <w:t>app_server</w:t>
+      </w:r>
+      <w:proofErr w:type="spellEnd"/>
+      <w:r>
+        <w:rPr>
+          <w:lang w:val="en-IE"/>
+        </w:rPr>
+        <w:t>/model</w:t>
+      </w:r>
+      <w:r>
+        <w:rPr>
+          <w:lang w:val="en-IE"/>
+        </w:rPr>
+        <w:t>s</w:t>
+      </w:r>
+      <w:r>
+        <w:rPr>
+          <w:lang w:val="en-IE"/>
+        </w:rPr>
+        <w:t>, then required it at the top of app.js</w:t>
+      </w:r>
+    </w:p>
+    <w:p>
+      <w:pPr>
+        <w:pStyle w:val="ListParagraph"/>
+        <w:numPr>
+          <w:ilvl w:val="0"/>
+          <w:numId w:val="6"/>
+        </w:numPr>
+        <w:rPr>
+          <w:lang w:val="en-IE"/>
+        </w:rPr>
+      </w:pPr>
+      <w:r>
+        <w:rPr>
+          <w:lang w:val="en-IE"/>
+        </w:rPr>
+        <w:t>Set up a cluster on MongoDB Atlas (</w:t>
+      </w:r>
+      <w:proofErr w:type="spellStart"/>
+      <w:r>
+        <w:rPr>
+          <w:lang w:val="en-IE"/>
+        </w:rPr>
+        <w:t>SkyBoard</w:t>
+      </w:r>
+      <w:proofErr w:type="spellEnd"/>
+      <w:r>
+        <w:rPr>
+          <w:lang w:val="en-IE"/>
+        </w:rPr>
+        <w:t xml:space="preserve">-cluster) with a </w:t>
+      </w:r>
+      <w:proofErr w:type="spellStart"/>
+      <w:r>
+        <w:rPr>
+          <w:lang w:val="en-IE"/>
+        </w:rPr>
+        <w:t>SkyBoard</w:t>
+      </w:r>
+      <w:proofErr w:type="spellEnd"/>
+      <w:r>
+        <w:rPr>
+          <w:lang w:val="en-IE"/>
+        </w:rPr>
+        <w:t xml:space="preserve"> database and connected to it from db.js</w:t>
+      </w:r>
+    </w:p>
+    <w:p>
+      <w:pPr>
+        <w:pStyle w:val="ListParagraph"/>
+        <w:numPr>
+          <w:ilvl w:val="0"/>
+          <w:numId w:val="6"/>
+        </w:numPr>
+        <w:rPr>
+          <w:lang w:val="en-IE"/>
+        </w:rPr>
+      </w:pPr>
+      <w:r>
+        <w:rPr>
+          <w:lang w:val="en-IE"/>
+        </w:rPr>
+        <w:t xml:space="preserve">Kept the connection string in a .env file </w:t>
+      </w:r>
+      <w:r>
+        <w:rPr>
+          <w:lang w:val="en-IE"/>
+        </w:rPr>
+        <w:t xml:space="preserve">using </w:t>
+      </w:r>
+      <w:proofErr w:type="spellStart"/>
+      <w:r>
+        <w:rPr>
+          <w:lang w:val="en-IE"/>
+        </w:rPr>
+        <w:t>dotenv</w:t>
+      </w:r>
+      <w:proofErr w:type="spellEnd"/>
+      <w:r>
+        <w:rPr>
+          <w:lang w:val="en-IE"/>
+        </w:rPr>
+        <w:t xml:space="preserve">, and .env is in the </w:t>
+      </w:r>
+      <w:proofErr w:type="spellStart"/>
+      <w:r>
+        <w:rPr>
+          <w:lang w:val="en-IE"/>
+        </w:rPr>
+        <w:t>gitignore</w:t>
+      </w:r>
+      <w:proofErr w:type="spellEnd"/>
+      <w:r>
+        <w:rPr>
+          <w:lang w:val="en-IE"/>
+        </w:rPr>
+        <w:t xml:space="preserve"> so the password isn’t published to </w:t>
+      </w:r>
+      <w:proofErr w:type="spellStart"/>
+      <w:r>
+        <w:rPr>
+          <w:lang w:val="en-IE"/>
+        </w:rPr>
+        <w:t>github</w:t>
+      </w:r>
+      <w:proofErr w:type="spellEnd"/>
+      <w:r>
+        <w:rPr>
+          <w:lang w:val="en-IE"/>
+        </w:rPr>
+        <w:t>.</w:t>
+      </w:r>
+    </w:p>
+    <w:p>
+      <w:pPr>
+        <w:pStyle w:val="ListParagraph"/>
+        <w:numPr>
+          <w:ilvl w:val="0"/>
+          <w:numId w:val="6"/>
+        </w:numPr>
+        <w:rPr>
+          <w:lang w:val="en-IE"/>
+        </w:rPr>
+      </w:pPr>
+      <w:r>
+        <w:rPr>
+          <w:lang w:val="en-IE"/>
+        </w:rPr>
+        <w:t xml:space="preserve">Followed the lab but replaced Loc8r’s locations.js with </w:t>
+      </w:r>
+      <w:proofErr w:type="spellStart"/>
+      <w:r>
+        <w:rPr>
+          <w:lang w:val="en-IE"/>
+        </w:rPr>
+        <w:t>SkyBoard’s</w:t>
+      </w:r>
+      <w:proofErr w:type="spellEnd"/>
+      <w:r>
+        <w:rPr>
+          <w:lang w:val="en-IE"/>
+        </w:rPr>
+        <w:t xml:space="preserve"> flight</w:t>
+      </w:r>
+      <w:r>
+        <w:rPr>
+          <w:lang w:val="en-IE"/>
+        </w:rPr>
+        <w:t>s</w:t>
+      </w:r>
+      <w:r>
+        <w:rPr>
+          <w:lang w:val="en-IE"/>
+        </w:rPr>
+        <w:t xml:space="preserve">.js model. The </w:t>
+      </w:r>
+      <w:proofErr w:type="spellStart"/>
+      <w:r>
+        <w:rPr>
+          <w:lang w:val="en-IE"/>
+        </w:rPr>
+        <w:t>flightSchema</w:t>
+      </w:r>
+      <w:proofErr w:type="spellEnd"/>
+      <w:r>
+        <w:rPr>
+          <w:lang w:val="en-IE"/>
+        </w:rPr>
+        <w:t xml:space="preserve"> (flight, direction, place, time, gate, terminal, status, colour, starred) is nested inside the </w:t>
+      </w:r>
+      <w:proofErr w:type="spellStart"/>
+      <w:r>
+        <w:rPr>
+          <w:lang w:val="en-IE"/>
+        </w:rPr>
+        <w:t>airportSchema</w:t>
+      </w:r>
+      <w:proofErr w:type="spellEnd"/>
+      <w:r>
+        <w:rPr>
+          <w:lang w:val="en-IE"/>
+        </w:rPr>
+        <w:t xml:space="preserve"> the same way </w:t>
+      </w:r>
+      <w:proofErr w:type="spellStart"/>
+      <w:r>
+        <w:rPr>
+          <w:lang w:val="en-IE"/>
+        </w:rPr>
+        <w:t>openingTimeSchema</w:t>
+      </w:r>
+      <w:proofErr w:type="spellEnd"/>
+      <w:r>
+        <w:rPr>
+          <w:lang w:val="en-IE"/>
+        </w:rPr>
+        <w:t xml:space="preserve"> is nested inside </w:t>
+      </w:r>
+      <w:proofErr w:type="spellStart"/>
+      <w:r>
+        <w:rPr>
+          <w:lang w:val="en-IE"/>
+        </w:rPr>
+        <w:t>locationSchema</w:t>
+      </w:r>
+      <w:proofErr w:type="spellEnd"/>
+      <w:r>
+        <w:rPr>
+          <w:lang w:val="en-IE"/>
+        </w:rPr>
+        <w:t>.</w:t>
+      </w:r>
+    </w:p>
+    <w:p>
+      <w:pPr>
+        <w:pStyle w:val="ListParagraph"/>
+        <w:numPr>
+          <w:ilvl w:val="0"/>
+          <w:numId w:val="6"/>
+        </w:numPr>
+        <w:rPr>
+          <w:lang w:val="en-IE"/>
+        </w:rPr>
+      </w:pPr>
+      <w:r>
+        <w:rPr>
+          <w:lang w:val="en-IE"/>
+        </w:rPr>
+        <w:t xml:space="preserve">Used required: true on the main fields and default of false on starred, then built the Airport model with </w:t>
+      </w:r>
+      <w:proofErr w:type="spellStart"/>
+      <w:r>
+        <w:rPr>
+          <w:lang w:val="en-IE"/>
+        </w:rPr>
+        <w:t>mongoose.model</w:t>
+      </w:r>
+      <w:proofErr w:type="spellEnd"/>
+    </w:p>
+    <w:p>
+      <w:pPr>
+        <w:pStyle w:val="ListParagraph"/>
+        <w:numPr>
+          <w:ilvl w:val="0"/>
+          <w:numId w:val="6"/>
+        </w:numPr>
+        <w:rPr>
+          <w:lang w:val="en-IE"/>
+        </w:rPr>
+      </w:pPr>
+      <w:r>
+        <w:rPr>
+          <w:lang w:val="en-IE"/>
+        </w:rPr>
+        <w:t>Left out the rating min/max and coords from the lab as Skyboard doesn’t have any number or location fields.</w:t>
+      </w:r>
+    </w:p>
+    <w:p>
+      <w:pPr>
+        <w:pStyle w:val="ListParagraph"/>
+        <w:numPr>
+          <w:ilvl w:val="0"/>
+          <w:numId w:val="6"/>
+        </w:numPr>
+        <w:rPr>
+          <w:lang w:val="en-IE"/>
+        </w:rPr>
+      </w:pPr>
+      <w:r>
+        <w:rPr>
+          <w:lang w:val="en-IE"/>
+        </w:rPr>
+        <w:t xml:space="preserve">A problem I had was the connection string, it still had the &lt; &gt; around the password and the wrong options on the end which gave a </w:t>
+      </w:r>
+      <w:proofErr w:type="spellStart"/>
+      <w:r>
+        <w:rPr>
+          <w:lang w:val="en-IE"/>
+        </w:rPr>
+        <w:t>mongoError</w:t>
+      </w:r>
+      <w:proofErr w:type="spellEnd"/>
+      <w:r>
+        <w:rPr>
+          <w:lang w:val="en-IE"/>
+        </w:rPr>
+        <w:t>, but I fixed the string in the .env which fixed the issue.</w:t>
+      </w:r>
+    </w:p>
+    <w:p>
+      <w:pPr>
+        <w:pStyle w:val="ListParagraph"/>
+        <w:numPr>
+          <w:ilvl w:val="0"/>
+          <w:numId w:val="6"/>
+        </w:numPr>
+        <w:rPr>
+          <w:lang w:val="en-IE"/>
+        </w:rPr>
+      </w:pPr>
+      <w:r>
+        <w:rPr>
+          <w:lang w:val="en-IE"/>
+        </w:rPr>
+        <w:t>Another problem was not being able to connect on the college Wi-Fi. Test-</w:t>
+      </w:r>
+      <w:proofErr w:type="spellStart"/>
+      <w:r>
+        <w:rPr>
+          <w:lang w:val="en-IE"/>
+        </w:rPr>
+        <w:t>NetConnection</w:t>
+      </w:r>
+      <w:proofErr w:type="spellEnd"/>
+      <w:r>
+        <w:rPr>
+          <w:lang w:val="en-IE"/>
+        </w:rPr>
+        <w:t xml:space="preserve"> showed port 27017 was blocked, so I added 0.0.0.0/0 to the Atlas IP access list and it connected fine at home</w:t>
+      </w:r>
+      <w:r>
+        <w:rPr>
+          <w:lang w:val="en-IE"/>
+        </w:rPr>
+        <w:t>.</w:t>
+      </w:r>
+    </w:p>
+    <w:p>
+      <w:pPr>
+        <w:pStyle w:val="ListParagraph"/>
+        <w:rPr>
+          <w:lang w:val="en-IE"/>
+        </w:rPr>
+      </w:pPr>
+    </w:p>
+    <w:p>
+      <w:pPr>
+        <w:rPr>
+          <w:lang w:val="en-IE"/>
+        </w:rPr>
+      </w:pPr>
+    </w:p>
+    <w:p>
+      <w:pPr>
+        <w:rPr>
+          <w:lang w:val="en-IE"/>
+        </w:rPr>
+      </w:pPr>
+    </w:p>
+    <w:p>
+      <w:pPr>
+        <w:rPr>
+          <w:lang w:val="en-IE"/>
+        </w:rPr>
+      </w:pPr>
+    </w:p>
+    <w:p>
+      <w:pPr>
+        <w:rPr>
+          <w:lang w:val="en-IE"/>
+        </w:rPr>
+      </w:pPr>
+    </w:p>
+    <w:p>
+      <w:pPr>
+        <w:rPr>
+          <w:lang w:val="en-IE"/>
+        </w:rPr>
+      </w:pPr>
+    </w:p>
+    <w:p>
+      <w:pPr>
+        <w:rPr>
+          <w:lang w:val="en-IE"/>
+        </w:rPr>
+      </w:pPr>
+    </w:p>
+    <w:p>
+      <w:pPr>
+        <w:rPr>
+          <w:lang w:val="en-IE"/>
+        </w:rPr>
+      </w:pPr>
+    </w:p>
+    <w:p>
+      <w:pPr>
+        <w:rPr>
+          <w:lang w:val="en-IE"/>
+        </w:rPr>
+      </w:pPr>
+    </w:p>
+    <w:p>
+      <w:pPr>
+        <w:rPr>
+          <w:lang w:val="en-IE"/>
+        </w:rPr>
+      </w:pPr>
+    </w:p>
+    <w:p>
+      <w:pPr>
+        <w:rPr>
+          <w:lang w:val="en-IE"/>
+        </w:rPr>
+      </w:pPr>
+    </w:p>
+    <w:p>
+      <w:pPr>
+        <w:rPr>
+          <w:lang w:val="en-IE"/>
+        </w:rPr>
+      </w:pPr>
+    </w:p>
+    <w:p>
+      <w:pPr>
+        <w:rPr>
+          <w:lang w:val="en-IE"/>
+        </w:rPr>
+      </w:pPr>
+    </w:p>
+    <w:p>
+      <w:pPr>
+        <w:pStyle w:val="Heading1"/>
+        <w:rPr>
+          <w:lang w:val="en-IE"/>
+        </w:rPr>
+      </w:pPr>
+    </w:p>
+    <w:p>
+      <w:pPr>
+        <w:pStyle w:val="Heading1"/>
+        <w:rPr>
+          <w:lang w:val="en-IE"/>
+        </w:rPr>
+      </w:pPr>
+    </w:p>
+    <w:p>
+      <w:pPr>
+        <w:pStyle w:val="Heading1"/>
+        <w:rPr>
+          <w:lang w:val="en-IE"/>
+        </w:rPr>
+      </w:pPr>
+    </w:p>
+    <w:p>
+      <w:pPr>
+        <w:pStyle w:val="Heading1"/>
+        <w:rPr>
+          <w:lang w:val="en-IE"/>
+        </w:rPr>
+      </w:pPr>
+    </w:p>
+    <w:p>
+      <w:pPr>
+        <w:pStyle w:val="Heading1"/>
+        <w:rPr>
+          <w:lang w:val="en-IE"/>
+        </w:rPr>
+      </w:pPr>
+    </w:p>
+    <w:p>
+      <w:pPr>
+        <w:pStyle w:val="Heading1"/>
+        <w:rPr>
+          <w:lang w:val="en-IE"/>
+        </w:rPr>
+      </w:pPr>
+    </w:p>
+    <w:p>
+      <w:pPr>
+        <w:pStyle w:val="Heading1"/>
+        <w:rPr>
+          <w:lang w:val="en-IE"/>
+        </w:rPr>
+      </w:pPr>
+    </w:p>
+    <w:p>
+      <w:pPr>
+        <w:pStyle w:val="Heading1"/>
+        <w:rPr>
+          <w:lang w:val="en-IE"/>
+        </w:rPr>
+      </w:pPr>
+    </w:p>
+    <w:p>
+      <w:pPr>
+        <w:pStyle w:val="Heading1"/>
+        <w:rPr>
+          <w:lang w:val="en-IE"/>
+        </w:rPr>
+      </w:pPr>
+    </w:p>
+    <w:p>
+      <w:pPr>
+        <w:pStyle w:val="Heading1"/>
+        <w:rPr>
+          <w:lang w:val="en-IE"/>
+        </w:rPr>
+      </w:pPr>
+    </w:p>
+    <w:p>
+      <w:pPr>
+        <w:pStyle w:val="Heading1"/>
+        <w:rPr>
+          <w:lang w:val="en-IE"/>
+        </w:rPr>
+      </w:pPr>
+    </w:p>
+    <w:p>
+      <w:pPr>
+        <w:pStyle w:val="Heading1"/>
+        <w:rPr>
+          <w:lang w:val="en-IE"/>
+        </w:rPr>
+      </w:pPr>
+    </w:p>
+    <w:p>
+      <w:pPr>
+        <w:pStyle w:val="Heading1"/>
+        <w:rPr>
+          <w:lang w:val="en-IE"/>
+        </w:rPr>
+      </w:pPr>
+    </w:p>
+    <w:p>
+      <w:pPr>
+        <w:pStyle w:val="Heading1"/>
+        <w:rPr>
+          <w:lang w:val="en-IE"/>
+        </w:rPr>
+      </w:pPr>
+    </w:p>
+    <w:p>
+      <w:pPr>
+        <w:pStyle w:val="Heading1"/>
+        <w:rPr>
+          <w:lang w:val="en-IE"/>
+        </w:rPr>
+      </w:pPr>
+    </w:p>
+    <w:p>
+      <w:pPr>
+        <w:pStyle w:val="Heading1"/>
+        <w:rPr>
+          <w:lang w:val="en-IE"/>
+        </w:rPr>
+      </w:pPr>
+      <w:bookmarkStart w:id="2" w:name="_Toc243745628"/>
+      <w:r>
+        <w:rPr>
+          <w:lang w:val="en-IE"/>
+        </w:rPr>
+        <w:lastRenderedPageBreak/>
+        <w:t>References and sources I used</w:t>
+      </w:r>
+      <w:bookmarkEnd w:id="2"/>
+    </w:p>
+    <w:p>
+      <w:pPr>
+        <w:pStyle w:val="ListParagraph"/>
+        <w:numPr>
+          <w:ilvl w:val="0"/>
+          <w:numId w:val="4"/>
+        </w:numPr>
+        <w:rPr>
+          <w:lang w:val="en-IE"/>
+        </w:rPr>
+      </w:pPr>
+      <w:r>
+        <w:rPr>
+          <w:lang w:val="en-IE"/>
+        </w:rPr>
+        <w:t xml:space="preserve">Claude was also used for ideas and debugging </w:t>
+      </w:r>
+    </w:p>
+    <w:p>
+      <w:pPr>
+        <w:pStyle w:val="ListParagraph"/>
+        <w:numPr>
+          <w:ilvl w:val="0"/>
+          <w:numId w:val="3"/>
+        </w:numPr>
+        <w:rPr>
+          <w:lang w:val="en-IE"/>
+        </w:rPr>
+      </w:pPr>
+      <w:hyperlink r:id="rId13" w:anchor="/media-object/4074162&amp;sourcetype=Audio%20&amp;%20Video%20Works" w:history="1">
+        <w:r>
+          <w:rPr>
+            <w:rStyle w:val="Hyperlink"/>
+          </w:rPr>
+          <w:t>Bootstrap 4 for Beginners - Build 5 Websites from Scratch - ProQuest</w:t>
+        </w:r>
+      </w:hyperlink>
+    </w:p>
+    <w:p>
+      <w:pPr>
+        <w:pStyle w:val="ListParagraph"/>
+        <w:numPr>
+          <w:ilvl w:val="0"/>
+          <w:numId w:val="3"/>
+        </w:numPr>
+        <w:rPr>
+          <w:lang w:val="en-IE"/>
+        </w:rPr>
+      </w:pPr>
+      <w:hyperlink r:id="rId14" w:history="1">
+        <w:r>
+          <w:rPr>
+            <w:rStyle w:val="Hyperlink"/>
+          </w:rPr>
+          <w:t>Grid system · Bootstrap v5.3</w:t>
+        </w:r>
+      </w:hyperlink>
+    </w:p>
+    <w:p>
+      <w:pPr>
+        <w:pStyle w:val="ListParagraph"/>
+        <w:numPr>
+          <w:ilvl w:val="0"/>
+          <w:numId w:val="3"/>
+        </w:numPr>
+        <w:rPr>
+          <w:lang w:val="en-IE"/>
+        </w:rPr>
+      </w:pPr>
+      <w:hyperlink r:id="rId15" w:history="1">
+        <w:r>
+          <w:rPr>
+            <w:rStyle w:val="Hyperlink"/>
+          </w:rPr>
+          <w:t>Cards · Bootstrap v5.3</w:t>
+        </w:r>
+      </w:hyperlink>
+    </w:p>
+    <w:p>
+      <w:pPr>
+        <w:pStyle w:val="ListParagraph"/>
+        <w:numPr>
+          <w:ilvl w:val="0"/>
+          <w:numId w:val="3"/>
+        </w:numPr>
+        <w:rPr>
+          <w:lang w:val="en-IE"/>
+        </w:rPr>
+      </w:pPr>
+      <w:hyperlink r:id="rId16" w:history="1">
+        <w:r>
+          <w:rPr>
+            <w:rStyle w:val="Hyperlink"/>
+          </w:rPr>
+          <w:t>Tables · Bootstrap v5.3</w:t>
+        </w:r>
+      </w:hyperlink>
+    </w:p>
+    <w:p>
+      <w:pPr>
+        <w:pStyle w:val="ListParagraph"/>
+        <w:numPr>
+          <w:ilvl w:val="0"/>
+          <w:numId w:val="3"/>
+        </w:numPr>
+        <w:rPr>
+          <w:lang w:val="en-IE"/>
+        </w:rPr>
+      </w:pPr>
+      <w:hyperlink r:id="rId17" w:history="1">
+        <w:r>
+          <w:rPr>
+            <w:rStyle w:val="Hyperlink"/>
+          </w:rPr>
+          <w:t>Badges · Bootstrap v5.3</w:t>
+        </w:r>
+      </w:hyperlink>
+    </w:p>
+    <w:p>
+      <w:pPr>
+        <w:pStyle w:val="ListParagraph"/>
+        <w:numPr>
+          <w:ilvl w:val="0"/>
+          <w:numId w:val="3"/>
+        </w:numPr>
+        <w:rPr>
+          <w:lang w:val="en-IE"/>
+        </w:rPr>
+      </w:pPr>
+      <w:hyperlink r:id="rId18" w:history="1">
+        <w:r>
+          <w:rPr>
+            <w:rStyle w:val="Hyperlink"/>
+          </w:rPr>
+          <w:t>Background · Bootstrap v5.3</w:t>
+        </w:r>
+      </w:hyperlink>
+    </w:p>
+    <w:p>
+      <w:pPr>
+        <w:pStyle w:val="ListParagraph"/>
+        <w:numPr>
+          <w:ilvl w:val="0"/>
+          <w:numId w:val="3"/>
+        </w:numPr>
+        <w:rPr>
+          <w:lang w:val="en-IE"/>
+        </w:rPr>
+      </w:pPr>
+      <w:hyperlink r:id="rId19" w:history="1">
+        <w:r>
+          <w:rPr>
+            <w:rStyle w:val="Hyperlink"/>
+          </w:rPr>
+          <w:t>Form controls · Bootstrap v5.3</w:t>
+        </w:r>
+      </w:hyperlink>
+    </w:p>
+    <w:p>
+      <w:pPr>
+        <w:pStyle w:val="ListParagraph"/>
+        <w:numPr>
+          <w:ilvl w:val="0"/>
+          <w:numId w:val="3"/>
+        </w:numPr>
+        <w:rPr>
+          <w:lang w:val="en-IE"/>
+        </w:rPr>
+      </w:pPr>
+      <w:hyperlink r:id="rId20" w:history="1">
+        <w:r>
+          <w:rPr>
+            <w:rStyle w:val="Hyperlink"/>
+          </w:rPr>
+          <w:t>Buttons · Bootstrap v5.3</w:t>
+        </w:r>
+      </w:hyperlink>
+    </w:p>
+    <w:p>
+      <w:pPr>
+        <w:pStyle w:val="ListParagraph"/>
+        <w:numPr>
+          <w:ilvl w:val="0"/>
+          <w:numId w:val="3"/>
+        </w:numPr>
+        <w:rPr>
+          <w:lang w:val="en-IE"/>
+        </w:rPr>
+      </w:pPr>
+      <w:hyperlink r:id="rId21" w:history="1">
+        <w:r>
+          <w:rPr>
+            <w:rStyle w:val="Hyperlink"/>
+          </w:rPr>
+          <w:t>Float · Bootstrap v5.3</w:t>
+        </w:r>
+      </w:hyperlink>
+    </w:p>
+    <w:p>
+      <w:pPr>
+        <w:pStyle w:val="ListParagraph"/>
+        <w:numPr>
+          <w:ilvl w:val="0"/>
+          <w:numId w:val="3"/>
+        </w:numPr>
+        <w:rPr>
+          <w:lang w:val="en-IE"/>
+        </w:rPr>
+      </w:pPr>
+      <w:hyperlink r:id="rId22" w:history="1">
+        <w:r>
+          <w:rPr>
+            <w:rStyle w:val="Hyperlink"/>
+          </w:rPr>
+          <w:t>Color modes · Bootstrap v5.3</w:t>
+        </w:r>
+      </w:hyperlink>
+    </w:p>
+    <w:p>
+      <w:pPr>
+        <w:pStyle w:val="ListParagraph"/>
+        <w:numPr>
+          <w:ilvl w:val="0"/>
+          <w:numId w:val="3"/>
+        </w:numPr>
+        <w:rPr>
+          <w:lang w:val="en-IE"/>
+        </w:rPr>
+      </w:pPr>
+      <w:hyperlink r:id="rId23" w:history="1">
+        <w:r>
+          <w:rPr>
+            <w:rStyle w:val="Hyperlink"/>
+          </w:rPr>
+          <w:t>Template Inheritance – Pug</w:t>
+        </w:r>
+      </w:hyperlink>
+    </w:p>
+    <w:p>
+      <w:pPr>
+        <w:pStyle w:val="ListParagraph"/>
+        <w:numPr>
+          <w:ilvl w:val="0"/>
+          <w:numId w:val="3"/>
+        </w:numPr>
+        <w:rPr>
+          <w:lang w:val="en-IE"/>
+        </w:rPr>
+      </w:pPr>
+      <w:hyperlink r:id="rId24" w:history="1">
+        <w:proofErr w:type="spellStart"/>
+        <w:r>
+          <w:rPr>
+            <w:rStyle w:val="Hyperlink"/>
+          </w:rPr>
+          <w:t>PugHTML</w:t>
+        </w:r>
+        <w:proofErr w:type="spellEnd"/>
+        <w:r>
+          <w:rPr>
+            <w:rStyle w:val="Hyperlink"/>
+          </w:rPr>
+          <w:t xml:space="preserve"> - HTML to Pug/Jade Converter with Bootstrap &amp; Tailwind CSS</w:t>
+        </w:r>
+      </w:hyperlink>
+    </w:p>
+    <w:p>
+      <w:pPr>
+        <w:rPr>
+          <w:lang w:val="en-IE"/>
+        </w:rPr>
+      </w:pPr>
+      <w:r>
+        <w:rPr>
+          <w:lang w:val="en-IE"/>
+        </w:rPr>
+        <w:t>Useful Links:</w:t>
+      </w:r>
+    </w:p>
+    <w:p>
+      <w:pPr>
+        <w:pStyle w:val="ListParagraph"/>
+        <w:numPr>
+          <w:ilvl w:val="0"/>
+          <w:numId w:val="1"/>
+        </w:numPr>
+        <w:rPr>
+          <w:lang w:val="en-IE"/>
+        </w:rPr>
+      </w:pPr>
+      <w:r>
+        <w:rPr>
+          <w:lang w:val="en-IE"/>
+        </w:rPr>
+        <w:t xml:space="preserve"> </w:t>
+      </w:r>
+      <w:hyperlink r:id="rId25" w:history="1">
         <w:r>
           <w:rPr>
             <w:rStyle w:val="Hyperlink"/>
@@ -73,623 +3700,30 @@
     </w:p>
     <w:p>
       <w:pPr>
-        <w:pStyle w:val="Heading1"/>
-        <w:rPr>
-          <w:lang w:val="en-IE"/>
-        </w:rPr>
-      </w:pPr>
-      <w:r>
-        <w:rPr>
-          <w:lang w:val="en-IE"/>
-        </w:rPr>
-        <w:t>Starting point</w:t>
-      </w:r>
-    </w:p>
-    <w:p>
-      <w:pPr>
-        <w:rPr>
-          <w:lang w:val="en-IE"/>
-        </w:rPr>
-      </w:pPr>
-      <w:r>
-        <w:rPr>
-          <w:lang w:val="en-IE"/>
-        </w:rPr>
-        <w:t xml:space="preserve">Following the first lab sheet doing initial commits renaming variables and changing the code so that I </w:t>
-      </w:r>
-      <w:proofErr w:type="gramStart"/>
-      <w:r>
-        <w:rPr>
-          <w:lang w:val="en-IE"/>
-        </w:rPr>
-        <w:t>suits</w:t>
-      </w:r>
-      <w:proofErr w:type="gramEnd"/>
-      <w:r>
-        <w:rPr>
-          <w:lang w:val="en-IE"/>
-        </w:rPr>
-        <w:t xml:space="preserve"> my Skyboard project.</w:t>
-      </w:r>
-    </w:p>
-    <w:p>
-      <w:pPr>
-        <w:pStyle w:val="Subtitle"/>
-        <w:rPr>
-          <w:lang w:val="en-IE"/>
-        </w:rPr>
-      </w:pPr>
-      <w:r>
-        <w:rPr>
-          <w:lang w:val="en-IE"/>
-        </w:rPr>
-        <w:t>Lab</w:t>
-      </w:r>
-      <w:r>
-        <w:rPr>
-          <w:lang w:val="en-IE"/>
-        </w:rPr>
-        <w:t xml:space="preserve"> 1: Setup and Deployment</w:t>
-      </w:r>
-    </w:p>
-    <w:p>
-      <w:pPr>
-        <w:pStyle w:val="ListParagraph"/>
-        <w:numPr>
-          <w:ilvl w:val="0"/>
-          <w:numId w:val="1"/>
-        </w:numPr>
-        <w:rPr>
-          <w:lang w:val="en-IE"/>
-        </w:rPr>
-      </w:pPr>
-      <w:r>
-        <w:rPr>
-          <w:lang w:val="en-IE"/>
-        </w:rPr>
-        <w:t>Created the Express app and re-constructed the MVC folders (app_server/routes, controllers, views).</w:t>
-      </w:r>
-    </w:p>
-    <w:p>
-      <w:pPr>
-        <w:pStyle w:val="ListParagraph"/>
-        <w:numPr>
-          <w:ilvl w:val="0"/>
-          <w:numId w:val="1"/>
-        </w:numPr>
-        <w:rPr>
-          <w:lang w:val="en-IE"/>
-        </w:rPr>
-      </w:pPr>
-      <w:r>
-        <w:rPr>
-          <w:lang w:val="en-IE"/>
-        </w:rPr>
-        <w:t xml:space="preserve">Set up the Git, added </w:t>
-      </w:r>
-      <w:proofErr w:type="gramStart"/>
-      <w:r>
-        <w:rPr>
-          <w:lang w:val="en-IE"/>
-        </w:rPr>
-        <w:t>a .gitignore</w:t>
-      </w:r>
-      <w:proofErr w:type="gramEnd"/>
-      <w:r>
-        <w:rPr>
-          <w:lang w:val="en-IE"/>
-        </w:rPr>
-        <w:t xml:space="preserve"> so node_modules isn’t committed, pushed</w:t>
-      </w:r>
-      <w:r>
-        <w:rPr>
-          <w:lang w:val="en-IE"/>
-        </w:rPr>
-        <w:t xml:space="preserve"> to GitHub, and deployed to Render.</w:t>
-      </w:r>
-    </w:p>
-    <w:p>
-      <w:pPr>
-        <w:pStyle w:val="ListParagraph"/>
-        <w:numPr>
-          <w:ilvl w:val="0"/>
-          <w:numId w:val="1"/>
-        </w:numPr>
-        <w:rPr>
-          <w:lang w:val="en-IE"/>
-        </w:rPr>
-      </w:pPr>
-      <w:r>
-        <w:rPr>
-          <w:lang w:val="en-IE"/>
-        </w:rPr>
-        <w:t>A problem I had was committing all the node_</w:t>
-      </w:r>
-      <w:proofErr w:type="gramStart"/>
-      <w:r>
-        <w:rPr>
-          <w:lang w:val="en-IE"/>
-        </w:rPr>
-        <w:t>modules</w:t>
-      </w:r>
-      <w:proofErr w:type="gramEnd"/>
-      <w:r>
-        <w:rPr>
-          <w:lang w:val="en-IE"/>
-        </w:rPr>
-        <w:t xml:space="preserve"> but I used </w:t>
-      </w:r>
-      <w:proofErr w:type="gramStart"/>
-      <w:r>
-        <w:rPr>
-          <w:lang w:val="en-IE"/>
-        </w:rPr>
-        <w:t>a .gitignore</w:t>
-      </w:r>
-      <w:proofErr w:type="gramEnd"/>
-      <w:r>
-        <w:rPr>
-          <w:lang w:val="en-IE"/>
-        </w:rPr>
-        <w:t xml:space="preserve"> and git rm -r –cached node_modules to fix it.</w:t>
-      </w:r>
-    </w:p>
-    <w:p>
-      <w:pPr>
-        <w:pStyle w:val="Subtitle"/>
-        <w:rPr>
-          <w:lang w:val="en-IE"/>
-        </w:rPr>
-      </w:pPr>
-      <w:r>
-        <w:rPr>
-          <w:lang w:val="en-IE"/>
-        </w:rPr>
-        <w:t>Lab 2: Routes and Controllers</w:t>
-      </w:r>
-    </w:p>
-    <w:p>
-      <w:pPr>
-        <w:pStyle w:val="ListParagraph"/>
-        <w:numPr>
-          <w:ilvl w:val="0"/>
-          <w:numId w:val="2"/>
-        </w:numPr>
-        <w:rPr>
-          <w:lang w:val="en-IE"/>
-        </w:rPr>
-      </w:pPr>
-      <w:r>
-        <w:rPr>
-          <w:lang w:val="en-IE"/>
-        </w:rPr>
-        <w:t>Followed the lab but replaced Loc8r’s Locations/Others with Skyboard’s flight.js (dashboard) and auth.js (login and register).</w:t>
-      </w:r>
-    </w:p>
-    <w:p>
-      <w:pPr>
-        <w:pStyle w:val="ListParagraph"/>
-        <w:numPr>
-          <w:ilvl w:val="0"/>
-          <w:numId w:val="2"/>
-        </w:numPr>
-        <w:rPr>
-          <w:lang w:val="en-IE"/>
-        </w:rPr>
-      </w:pPr>
-      <w:r>
-        <w:rPr>
-          <w:lang w:val="en-IE"/>
-        </w:rPr>
-        <w:t>Three routes: / for the main dashboard, /login and /register.</w:t>
-      </w:r>
-    </w:p>
-    <w:p>
-      <w:pPr>
-        <w:pStyle w:val="ListParagraph"/>
-        <w:numPr>
-          <w:ilvl w:val="0"/>
-          <w:numId w:val="2"/>
-        </w:numPr>
-        <w:rPr>
-          <w:lang w:val="en-IE"/>
-        </w:rPr>
-      </w:pPr>
-      <w:r>
-        <w:rPr>
-          <w:lang w:val="en-IE"/>
-        </w:rPr>
-        <w:t>Used a tutorial from the MTU library on bootstrap to get a better understanding of how to write boot strap code.</w:t>
-      </w:r>
-      <w:r>
-        <w:t xml:space="preserve"> </w:t>
-      </w:r>
-      <w:hyperlink r:id="rId6" w:anchor="/media-object/4074162&amp;sourcetype=Audio%20&amp;%20Video%20Works" w:history="1">
-        <w:r>
-          <w:rPr>
-            <w:rStyle w:val="Hyperlink"/>
-          </w:rPr>
-          <w:t>Bootstrap 4 for Beginners - Build 5 Websites from Scratch - ProQuest</w:t>
-        </w:r>
-      </w:hyperlink>
-    </w:p>
-    <w:p>
-      <w:pPr>
-        <w:pStyle w:val="ListParagraph"/>
-        <w:numPr>
-          <w:ilvl w:val="0"/>
-          <w:numId w:val="2"/>
-        </w:numPr>
-        <w:rPr>
-          <w:lang w:val="en-IE"/>
-        </w:rPr>
-      </w:pPr>
-      <w:r>
-        <w:rPr>
-          <w:lang w:val="en-IE"/>
-        </w:rPr>
-        <w:t>Also used the pughtml.com converter to convert html written code to pug.</w:t>
-      </w:r>
-    </w:p>
-    <w:p>
-      <w:pPr>
-        <w:pStyle w:val="ListParagraph"/>
-        <w:numPr>
-          <w:ilvl w:val="0"/>
-          <w:numId w:val="2"/>
-        </w:numPr>
-        <w:rPr>
-          <w:lang w:val="en-IE"/>
-        </w:rPr>
-      </w:pPr>
-      <w:r>
-        <w:rPr>
-          <w:lang w:val="en-IE"/>
-        </w:rPr>
-        <w:t>Bootstrap documentation was also really useful for the grid system, alerts</w:t>
-      </w:r>
-    </w:p>
-    <w:p>
-      <w:pPr>
-        <w:rPr>
-          <w:lang w:val="en-IE"/>
-        </w:rPr>
-      </w:pPr>
-    </w:p>
-    <w:p>
-      <w:pPr>
-        <w:rPr>
-          <w:lang w:val="en-IE"/>
-        </w:rPr>
-      </w:pPr>
-    </w:p>
-    <w:p>
-      <w:pPr>
-        <w:rPr>
-          <w:lang w:val="en-IE"/>
-        </w:rPr>
-      </w:pPr>
-    </w:p>
-    <w:p>
-      <w:pPr>
-        <w:rPr>
-          <w:lang w:val="en-IE"/>
-        </w:rPr>
-      </w:pPr>
-    </w:p>
-    <w:p>
-      <w:pPr>
-        <w:rPr>
-          <w:lang w:val="en-IE"/>
-        </w:rPr>
-      </w:pPr>
-    </w:p>
-    <w:p>
-      <w:pPr>
-        <w:rPr>
-          <w:lang w:val="en-IE"/>
-        </w:rPr>
-      </w:pPr>
-    </w:p>
-    <w:p>
-      <w:pPr>
-        <w:rPr>
-          <w:lang w:val="en-IE"/>
-        </w:rPr>
-      </w:pPr>
-    </w:p>
-    <w:p>
-      <w:pPr>
-        <w:rPr>
-          <w:lang w:val="en-IE"/>
-        </w:rPr>
-      </w:pPr>
-    </w:p>
-    <w:p>
-      <w:pPr>
-        <w:pStyle w:val="Heading1"/>
-        <w:rPr>
-          <w:lang w:val="en-IE"/>
-        </w:rPr>
-      </w:pPr>
-      <w:r>
-        <w:rPr>
-          <w:lang w:val="en-IE"/>
-        </w:rPr>
-        <w:lastRenderedPageBreak/>
-        <w:t>References and sources I used</w:t>
-      </w:r>
-    </w:p>
-    <w:p>
-      <w:pPr>
-        <w:pStyle w:val="ListParagraph"/>
-        <w:numPr>
-          <w:ilvl w:val="0"/>
-          <w:numId w:val="4"/>
-        </w:numPr>
-        <w:rPr>
-          <w:lang w:val="en-IE"/>
-        </w:rPr>
-      </w:pPr>
-      <w:r>
-        <w:rPr>
-          <w:lang w:val="en-IE"/>
-        </w:rPr>
-        <w:t xml:space="preserve">Claude was also used for ideas and debugging </w:t>
-      </w:r>
-    </w:p>
-    <w:p>
-      <w:pPr>
-        <w:pStyle w:val="ListParagraph"/>
-        <w:numPr>
-          <w:ilvl w:val="0"/>
-          <w:numId w:val="3"/>
-        </w:numPr>
-        <w:rPr>
-          <w:lang w:val="en-IE"/>
-        </w:rPr>
-      </w:pPr>
-      <w:hyperlink r:id="rId7" w:anchor="/media-object/4074162&amp;sourcetype=Audio%20&amp;%20Video%20Works" w:history="1">
-        <w:r>
-          <w:rPr>
-            <w:rStyle w:val="Hyperlink"/>
-          </w:rPr>
-          <w:t>Bootstrap 4 for Beginners - Build 5 Websites from Scratch - ProQuest</w:t>
-        </w:r>
-      </w:hyperlink>
-    </w:p>
-    <w:p>
-      <w:pPr>
-        <w:pStyle w:val="ListParagraph"/>
-        <w:numPr>
-          <w:ilvl w:val="0"/>
-          <w:numId w:val="3"/>
-        </w:numPr>
-        <w:rPr>
-          <w:lang w:val="en-IE"/>
-        </w:rPr>
-      </w:pPr>
-      <w:hyperlink r:id="rId8" w:history="1">
-        <w:r>
-          <w:rPr>
-            <w:rStyle w:val="Hyperlink"/>
-          </w:rPr>
-          <w:t>Grid system · Bootstrap v5.3</w:t>
-        </w:r>
-      </w:hyperlink>
-    </w:p>
-    <w:p>
-      <w:pPr>
-        <w:pStyle w:val="ListParagraph"/>
-        <w:numPr>
-          <w:ilvl w:val="0"/>
-          <w:numId w:val="3"/>
-        </w:numPr>
-        <w:rPr>
-          <w:lang w:val="en-IE"/>
-        </w:rPr>
-      </w:pPr>
-      <w:hyperlink r:id="rId9" w:history="1">
-        <w:r>
-          <w:rPr>
-            <w:rStyle w:val="Hyperlink"/>
-          </w:rPr>
-          <w:t>Cards · Bootstrap v5.3</w:t>
-        </w:r>
-      </w:hyperlink>
-    </w:p>
-    <w:p>
-      <w:pPr>
-        <w:pStyle w:val="ListParagraph"/>
-        <w:numPr>
-          <w:ilvl w:val="0"/>
-          <w:numId w:val="3"/>
-        </w:numPr>
-        <w:rPr>
-          <w:lang w:val="en-IE"/>
-        </w:rPr>
-      </w:pPr>
-      <w:hyperlink r:id="rId10" w:history="1">
-        <w:r>
-          <w:rPr>
-            <w:rStyle w:val="Hyperlink"/>
-          </w:rPr>
-          <w:t>Tables · Bootstrap v5.3</w:t>
-        </w:r>
-      </w:hyperlink>
-    </w:p>
-    <w:p>
-      <w:pPr>
-        <w:pStyle w:val="ListParagraph"/>
-        <w:numPr>
-          <w:ilvl w:val="0"/>
-          <w:numId w:val="3"/>
-        </w:numPr>
-        <w:rPr>
-          <w:lang w:val="en-IE"/>
-        </w:rPr>
-      </w:pPr>
-      <w:hyperlink r:id="rId11" w:history="1">
-        <w:r>
-          <w:rPr>
-            <w:rStyle w:val="Hyperlink"/>
-          </w:rPr>
-          <w:t>Badges · Bootstrap v5.3</w:t>
-        </w:r>
-      </w:hyperlink>
-    </w:p>
-    <w:p>
-      <w:pPr>
-        <w:pStyle w:val="ListParagraph"/>
-        <w:numPr>
-          <w:ilvl w:val="0"/>
-          <w:numId w:val="3"/>
-        </w:numPr>
-        <w:rPr>
-          <w:lang w:val="en-IE"/>
-        </w:rPr>
-      </w:pPr>
-      <w:hyperlink r:id="rId12" w:history="1">
-        <w:r>
-          <w:rPr>
-            <w:rStyle w:val="Hyperlink"/>
-          </w:rPr>
-          <w:t>Background · Bootstrap v5.3</w:t>
-        </w:r>
-      </w:hyperlink>
-    </w:p>
-    <w:p>
-      <w:pPr>
-        <w:pStyle w:val="ListParagraph"/>
-        <w:numPr>
-          <w:ilvl w:val="0"/>
-          <w:numId w:val="3"/>
-        </w:numPr>
-        <w:rPr>
-          <w:lang w:val="en-IE"/>
-        </w:rPr>
-      </w:pPr>
-      <w:hyperlink r:id="rId13" w:history="1">
-        <w:r>
-          <w:rPr>
-            <w:rStyle w:val="Hyperlink"/>
-          </w:rPr>
-          <w:t>Form controls · Bootstrap v5.3</w:t>
-        </w:r>
-      </w:hyperlink>
-    </w:p>
-    <w:p>
-      <w:pPr>
-        <w:pStyle w:val="ListParagraph"/>
-        <w:numPr>
-          <w:ilvl w:val="0"/>
-          <w:numId w:val="3"/>
-        </w:numPr>
-        <w:rPr>
-          <w:lang w:val="en-IE"/>
-        </w:rPr>
-      </w:pPr>
-      <w:hyperlink r:id="rId14" w:history="1">
-        <w:r>
-          <w:rPr>
-            <w:rStyle w:val="Hyperlink"/>
-          </w:rPr>
-          <w:t>Buttons · Bootstrap v5.3</w:t>
-        </w:r>
-      </w:hyperlink>
-    </w:p>
-    <w:p>
-      <w:pPr>
-        <w:pStyle w:val="ListParagraph"/>
-        <w:numPr>
-          <w:ilvl w:val="0"/>
-          <w:numId w:val="3"/>
-        </w:numPr>
-        <w:rPr>
-          <w:lang w:val="en-IE"/>
-        </w:rPr>
-      </w:pPr>
-      <w:hyperlink r:id="rId15" w:history="1">
-        <w:r>
-          <w:rPr>
-            <w:rStyle w:val="Hyperlink"/>
-          </w:rPr>
-          <w:t>Float · Bootstrap v5.3</w:t>
-        </w:r>
-      </w:hyperlink>
-    </w:p>
-    <w:p>
-      <w:pPr>
-        <w:pStyle w:val="ListParagraph"/>
-        <w:numPr>
-          <w:ilvl w:val="0"/>
-          <w:numId w:val="3"/>
-        </w:numPr>
-        <w:rPr>
-          <w:lang w:val="en-IE"/>
-        </w:rPr>
-      </w:pPr>
-      <w:hyperlink r:id="rId16" w:history="1">
-        <w:r>
-          <w:rPr>
-            <w:rStyle w:val="Hyperlink"/>
-          </w:rPr>
-          <w:t>Color modes · Bootstrap v5.3</w:t>
-        </w:r>
-      </w:hyperlink>
-    </w:p>
-    <w:p>
-      <w:pPr>
-        <w:pStyle w:val="ListParagraph"/>
-        <w:numPr>
-          <w:ilvl w:val="0"/>
-          <w:numId w:val="3"/>
-        </w:numPr>
-        <w:rPr>
-          <w:lang w:val="en-IE"/>
-        </w:rPr>
-      </w:pPr>
-      <w:hyperlink r:id="rId17" w:history="1">
-        <w:r>
-          <w:rPr>
-            <w:rStyle w:val="Hyperlink"/>
-          </w:rPr>
-          <w:t>Template Inheritance – Pug</w:t>
-        </w:r>
-      </w:hyperlink>
-    </w:p>
-    <w:p>
-      <w:pPr>
-        <w:pStyle w:val="ListParagraph"/>
-        <w:numPr>
-          <w:ilvl w:val="0"/>
-          <w:numId w:val="3"/>
-        </w:numPr>
-        <w:rPr>
-          <w:lang w:val="en-IE"/>
-        </w:rPr>
-      </w:pPr>
-      <w:hyperlink r:id="rId18" w:history="1">
-        <w:proofErr w:type="spellStart"/>
-        <w:r>
-          <w:rPr>
-            <w:rStyle w:val="Hyperlink"/>
-          </w:rPr>
-          <w:t>PugHTML</w:t>
-        </w:r>
-        <w:proofErr w:type="spellEnd"/>
-        <w:r>
-          <w:rPr>
-            <w:rStyle w:val="Hyperlink"/>
-          </w:rPr>
-          <w:t xml:space="preserve"> - HTML to Pug/Jade Converter with Bootstrap &amp; Tailwind CSS</w:t>
-        </w:r>
-      </w:hyperlink>
+        <w:rPr>
+          <w:lang w:val="en-IE"/>
+        </w:rPr>
+      </w:pPr>
+    </w:p>
+    <w:p>
+      <w:pPr>
+        <w:rPr>
+          <w:lang w:val="en-IE"/>
+        </w:rPr>
+      </w:pPr>
+      <w:r>
+        <w:rPr>
+          <w:lang w:val="en-IE"/>
+        </w:rPr>
+        <w:br w:type="page"/>
+      </w:r>
     </w:p>
     <w:sectPr>
       <w:pgSz w:w="11906" w:h="16838"/>
       <w:pgMar w:top="1440" w:right="1440" w:bottom="1440" w:left="1440" w:header="708" w:footer="708" w:gutter="0"/>
+      <w:pgNumType w:start="0"/>
       <w:cols w:space="708"/>
+      <w:titlePg/>
       <w:docGrid w:linePitch="360"/>
     </w:sectPr>
   </w:body>
@@ -699,9 +3733,9 @@
 <file path=word/numbering.xml><?xml version="1.0" encoding="utf-8"?>
 <w:numbering xmlns:wpc="http://schemas.microsoft.com/office/word/2010/wordprocessingCanvas" xmlns:cx="http://schemas.microsoft.com/office/drawing/2014/chartex" xmlns:cx1="http://schemas.microsoft.com/office/drawing/2015/9/8/chartex" xmlns:cx2="http://schemas.microsoft.com/office/drawing/2015/10/21/chartex" xmlns:cx3="http://schemas.microsoft.com/office/drawing/2016/5/9/chartex" xmlns:cx4="http://schemas.microsoft.com/office/drawing/2016/5/10/chartex" xmlns:cx5="http://schemas.microsoft.com/office/drawing/2016/5/11/chartex" xmlns:cx6="http://schemas.microsoft.com/office/drawing/2016/5/12/chartex" xmlns:cx7="http://schemas.microsoft.com/office/drawing/2016/5/13/chartex" xmlns:cx8="http://schemas.microsoft.com/office/drawing/2016/5/14/chartex" xmlns:mc="http://schemas.openxmlformats.org/markup-compatibility/2006" xmlns:aink="http://schemas.microsoft.com/office/drawing/2016/ink" xmlns:am3d="http://schemas.microsoft.com/office/drawing/2017/model3d" xmlns:o="urn:schemas-microsoft-com:office:office" xmlns:oel="http://schemas.microsoft.com/office/2019/extlst" xmlns:r="http://schemas.openxmlformats.org/officeDocument/2006/relationships" xmlns:m="http://schemas.openxmlformats.org/officeDocument/2006/math" xmlns:v="urn:schemas-microsoft-com:vml" xmlns:wp14="http://schemas.microsoft.com/office/word/2010/wordprocessingDrawing" xmlns:wp="http://schemas.openxmlformats.org/drawingml/2006/wordprocessingDrawing" xmlns:w10="urn:schemas-microsoft-com:office:word" xmlns:w="http://schemas.openxmlformats.org/wordprocessingml/2006/main" xmlns:w14="http://schemas.microsoft.com/office/word/2010/wordml" xmlns:w15="http://schemas.microsoft.com/office/word/2012/wordml" xmlns:w16cex="http://schemas.microsoft.com/office/word/2018/wordml/cex" xmlns:w16cid="http://schemas.microsoft.com/office/word/2016/wordml/cid" xmlns:w16="http://schemas.microsoft.com/office/word/2018/wordml" xmlns:w16du="http://schemas.microsoft.com/office/word/2023/wordml/word16du" xmlns:w16sdtdh="http://schemas.microsoft.com/office/word/2020/wordml/sdtdatahash" xmlns:w16sdtfl="http://schemas.microsoft.com/office/word/2024/wordml/sdtformatlock" xmlns:w16se="http://schemas.microsoft.com/office/word/2015/wordml/symex" xmlns:wpg="http://schemas.microsoft.com/office/word/2010/wordprocessingGroup" xmlns:wpi="http://schemas.microsoft.com/office/word/2010/wordprocessingInk" xmlns:wne="http://schemas.microsoft.com/office/word/2006/wordml" xmlns:wps="http://schemas.microsoft.com/office/word/2010/wordprocessingShape" mc:Ignorable="w14 w15 w16se w16cid w16 w16cex w16sdtdh w16sdtfl w16du wp14">
   <w:abstractNum w:abstractNumId="0" w15:restartNumberingAfterBreak="0">
-    <w:nsid w:val="17542FFA"/>
+    <w:nsid w:val="125D23AD"/>
     <w:multiLevelType w:val="hybridMultilevel"/>
-    <w:tmpl w:val="A608F396"/>
+    <w:tmpl w:val="BFF80B8A"/>
     <w:lvl w:ilvl="0" w:tplc="04090001">
       <w:start w:val="1"/>
       <w:numFmt w:val="bullet"/>
@@ -812,9 +3846,9 @@
     </w:lvl>
   </w:abstractNum>
   <w:abstractNum w:abstractNumId="1" w15:restartNumberingAfterBreak="0">
-    <w:nsid w:val="2EAB07E3"/>
+    <w:nsid w:val="17542FFA"/>
     <w:multiLevelType w:val="hybridMultilevel"/>
-    <w:tmpl w:val="8BBE8212"/>
+    <w:tmpl w:val="A608F396"/>
     <w:lvl w:ilvl="0" w:tplc="04090001">
       <w:start w:val="1"/>
       <w:numFmt w:val="bullet"/>
@@ -925,9 +3959,9 @@
     </w:lvl>
   </w:abstractNum>
   <w:abstractNum w:abstractNumId="2" w15:restartNumberingAfterBreak="0">
-    <w:nsid w:val="61F42AB4"/>
+    <w:nsid w:val="2EAB07E3"/>
     <w:multiLevelType w:val="hybridMultilevel"/>
-    <w:tmpl w:val="F5B0F752"/>
+    <w:tmpl w:val="8BBE8212"/>
     <w:lvl w:ilvl="0" w:tplc="04090001">
       <w:start w:val="1"/>
       <w:numFmt w:val="bullet"/>
@@ -1038,9 +4072,9 @@
     </w:lvl>
   </w:abstractNum>
   <w:abstractNum w:abstractNumId="3" w15:restartNumberingAfterBreak="0">
-    <w:nsid w:val="762955E8"/>
+    <w:nsid w:val="3FB36B53"/>
     <w:multiLevelType w:val="hybridMultilevel"/>
-    <w:tmpl w:val="CBA4E424"/>
+    <w:tmpl w:val="4B267B9C"/>
     <w:lvl w:ilvl="0" w:tplc="04090001">
       <w:start w:val="1"/>
       <w:numFmt w:val="bullet"/>
@@ -1150,17 +4184,249 @@
       </w:rPr>
     </w:lvl>
   </w:abstractNum>
+  <w:abstractNum w:abstractNumId="4" w15:restartNumberingAfterBreak="0">
+    <w:nsid w:val="61F42AB4"/>
+    <w:multiLevelType w:val="hybridMultilevel"/>
+    <w:tmpl w:val="F5B0F752"/>
+    <w:lvl w:ilvl="0" w:tplc="04090001">
+      <w:start w:val="1"/>
+      <w:numFmt w:val="bullet"/>
+      <w:lvlText w:val=""/>
+      <w:lvlJc w:val="left"/>
+      <w:pPr>
+        <w:ind w:left="720" w:hanging="360"/>
+      </w:pPr>
+      <w:rPr>
+        <w:rFonts w:ascii="Symbol" w:hAnsi="Symbol" w:hint="default"/>
+      </w:rPr>
+    </w:lvl>
+    <w:lvl w:ilvl="1" w:tplc="04090003" w:tentative="1">
+      <w:start w:val="1"/>
+      <w:numFmt w:val="bullet"/>
+      <w:lvlText w:val="o"/>
+      <w:lvlJc w:val="left"/>
+      <w:pPr>
+        <w:ind w:left="1440" w:hanging="360"/>
+      </w:pPr>
+      <w:rPr>
+        <w:rFonts w:ascii="Courier New" w:hAnsi="Courier New" w:cs="Courier New" w:hint="default"/>
+      </w:rPr>
+    </w:lvl>
+    <w:lvl w:ilvl="2" w:tplc="04090005" w:tentative="1">
+      <w:start w:val="1"/>
+      <w:numFmt w:val="bullet"/>
+      <w:lvlText w:val=""/>
+      <w:lvlJc w:val="left"/>
+      <w:pPr>
+        <w:ind w:left="2160" w:hanging="360"/>
+      </w:pPr>
+      <w:rPr>
+        <w:rFonts w:ascii="Wingdings" w:hAnsi="Wingdings" w:hint="default"/>
+      </w:rPr>
+    </w:lvl>
+    <w:lvl w:ilvl="3" w:tplc="04090001" w:tentative="1">
+      <w:start w:val="1"/>
+      <w:numFmt w:val="bullet"/>
+      <w:lvlText w:val=""/>
+      <w:lvlJc w:val="left"/>
+      <w:pPr>
+        <w:ind w:left="2880" w:hanging="360"/>
+      </w:pPr>
+      <w:rPr>
+        <w:rFonts w:ascii="Symbol" w:hAnsi="Symbol" w:hint="default"/>
+      </w:rPr>
+    </w:lvl>
+    <w:lvl w:ilvl="4" w:tplc="04090003" w:tentative="1">
+      <w:start w:val="1"/>
+      <w:numFmt w:val="bullet"/>
+      <w:lvlText w:val="o"/>
+      <w:lvlJc w:val="left"/>
+      <w:pPr>
+        <w:ind w:left="3600" w:hanging="360"/>
+      </w:pPr>
+      <w:rPr>
+        <w:rFonts w:ascii="Courier New" w:hAnsi="Courier New" w:cs="Courier New" w:hint="default"/>
+      </w:rPr>
+    </w:lvl>
+    <w:lvl w:ilvl="5" w:tplc="04090005" w:tentative="1">
+      <w:start w:val="1"/>
+      <w:numFmt w:val="bullet"/>
+      <w:lvlText w:val=""/>
+      <w:lvlJc w:val="left"/>
+      <w:pPr>
+        <w:ind w:left="4320" w:hanging="360"/>
+      </w:pPr>
+      <w:rPr>
+        <w:rFonts w:ascii="Wingdings" w:hAnsi="Wingdings" w:hint="default"/>
+      </w:rPr>
+    </w:lvl>
+    <w:lvl w:ilvl="6" w:tplc="04090001" w:tentative="1">
+      <w:start w:val="1"/>
+      <w:numFmt w:val="bullet"/>
+      <w:lvlText w:val=""/>
+      <w:lvlJc w:val="left"/>
+      <w:pPr>
+        <w:ind w:left="5040" w:hanging="360"/>
+      </w:pPr>
+      <w:rPr>
+        <w:rFonts w:ascii="Symbol" w:hAnsi="Symbol" w:hint="default"/>
+      </w:rPr>
+    </w:lvl>
+    <w:lvl w:ilvl="7" w:tplc="04090003" w:tentative="1">
+      <w:start w:val="1"/>
+      <w:numFmt w:val="bullet"/>
+      <w:lvlText w:val="o"/>
+      <w:lvlJc w:val="left"/>
+      <w:pPr>
+        <w:ind w:left="5760" w:hanging="360"/>
+      </w:pPr>
+      <w:rPr>
+        <w:rFonts w:ascii="Courier New" w:hAnsi="Courier New" w:cs="Courier New" w:hint="default"/>
+      </w:rPr>
+    </w:lvl>
+    <w:lvl w:ilvl="8" w:tplc="04090005" w:tentative="1">
+      <w:start w:val="1"/>
+      <w:numFmt w:val="bullet"/>
+      <w:lvlText w:val=""/>
+      <w:lvlJc w:val="left"/>
+      <w:pPr>
+        <w:ind w:left="6480" w:hanging="360"/>
+      </w:pPr>
+      <w:rPr>
+        <w:rFonts w:ascii="Wingdings" w:hAnsi="Wingdings" w:hint="default"/>
+      </w:rPr>
+    </w:lvl>
+  </w:abstractNum>
+  <w:abstractNum w:abstractNumId="5" w15:restartNumberingAfterBreak="0">
+    <w:nsid w:val="762955E8"/>
+    <w:multiLevelType w:val="hybridMultilevel"/>
+    <w:tmpl w:val="CBA4E424"/>
+    <w:lvl w:ilvl="0" w:tplc="04090001">
+      <w:start w:val="1"/>
+      <w:numFmt w:val="bullet"/>
+      <w:lvlText w:val=""/>
+      <w:lvlJc w:val="left"/>
+      <w:pPr>
+        <w:ind w:left="720" w:hanging="360"/>
+      </w:pPr>
+      <w:rPr>
+        <w:rFonts w:ascii="Symbol" w:hAnsi="Symbol" w:hint="default"/>
+      </w:rPr>
+    </w:lvl>
+    <w:lvl w:ilvl="1" w:tplc="04090003" w:tentative="1">
+      <w:start w:val="1"/>
+      <w:numFmt w:val="bullet"/>
+      <w:lvlText w:val="o"/>
+      <w:lvlJc w:val="left"/>
+      <w:pPr>
+        <w:ind w:left="1440" w:hanging="360"/>
+      </w:pPr>
+      <w:rPr>
+        <w:rFonts w:ascii="Courier New" w:hAnsi="Courier New" w:cs="Courier New" w:hint="default"/>
+      </w:rPr>
+    </w:lvl>
+    <w:lvl w:ilvl="2" w:tplc="04090005" w:tentative="1">
+      <w:start w:val="1"/>
+      <w:numFmt w:val="bullet"/>
+      <w:lvlText w:val=""/>
+      <w:lvlJc w:val="left"/>
+      <w:pPr>
+        <w:ind w:left="2160" w:hanging="360"/>
+      </w:pPr>
+      <w:rPr>
+        <w:rFonts w:ascii="Wingdings" w:hAnsi="Wingdings" w:hint="default"/>
+      </w:rPr>
+    </w:lvl>
+    <w:lvl w:ilvl="3" w:tplc="04090001" w:tentative="1">
+      <w:start w:val="1"/>
+      <w:numFmt w:val="bullet"/>
+      <w:lvlText w:val=""/>
+      <w:lvlJc w:val="left"/>
+      <w:pPr>
+        <w:ind w:left="2880" w:hanging="360"/>
+      </w:pPr>
+      <w:rPr>
+        <w:rFonts w:ascii="Symbol" w:hAnsi="Symbol" w:hint="default"/>
+      </w:rPr>
+    </w:lvl>
+    <w:lvl w:ilvl="4" w:tplc="04090003" w:tentative="1">
+      <w:start w:val="1"/>
+      <w:numFmt w:val="bullet"/>
+      <w:lvlText w:val="o"/>
+      <w:lvlJc w:val="left"/>
+      <w:pPr>
+        <w:ind w:left="3600" w:hanging="360"/>
+      </w:pPr>
+      <w:rPr>
+        <w:rFonts w:ascii="Courier New" w:hAnsi="Courier New" w:cs="Courier New" w:hint="default"/>
+      </w:rPr>
+    </w:lvl>
+    <w:lvl w:ilvl="5" w:tplc="04090005" w:tentative="1">
+      <w:start w:val="1"/>
+      <w:numFmt w:val="bullet"/>
+      <w:lvlText w:val=""/>
+      <w:lvlJc w:val="left"/>
+      <w:pPr>
+        <w:ind w:left="4320" w:hanging="360"/>
+      </w:pPr>
+      <w:rPr>
+        <w:rFonts w:ascii="Wingdings" w:hAnsi="Wingdings" w:hint="default"/>
+      </w:rPr>
+    </w:lvl>
+    <w:lvl w:ilvl="6" w:tplc="04090001" w:tentative="1">
+      <w:start w:val="1"/>
+      <w:numFmt w:val="bullet"/>
+      <w:lvlText w:val=""/>
+      <w:lvlJc w:val="left"/>
+      <w:pPr>
+        <w:ind w:left="5040" w:hanging="360"/>
+      </w:pPr>
+      <w:rPr>
+        <w:rFonts w:ascii="Symbol" w:hAnsi="Symbol" w:hint="default"/>
+      </w:rPr>
+    </w:lvl>
+    <w:lvl w:ilvl="7" w:tplc="04090003" w:tentative="1">
+      <w:start w:val="1"/>
+      <w:numFmt w:val="bullet"/>
+      <w:lvlText w:val="o"/>
+      <w:lvlJc w:val="left"/>
+      <w:pPr>
+        <w:ind w:left="5760" w:hanging="360"/>
+      </w:pPr>
+      <w:rPr>
+        <w:rFonts w:ascii="Courier New" w:hAnsi="Courier New" w:cs="Courier New" w:hint="default"/>
+      </w:rPr>
+    </w:lvl>
+    <w:lvl w:ilvl="8" w:tplc="04090005" w:tentative="1">
+      <w:start w:val="1"/>
+      <w:numFmt w:val="bullet"/>
+      <w:lvlText w:val=""/>
+      <w:lvlJc w:val="left"/>
+      <w:pPr>
+        <w:ind w:left="6480" w:hanging="360"/>
+      </w:pPr>
+      <w:rPr>
+        <w:rFonts w:ascii="Wingdings" w:hAnsi="Wingdings" w:hint="default"/>
+      </w:rPr>
+    </w:lvl>
+  </w:abstractNum>
   <w:num w:numId="1" w16cid:durableId="407922074">
-    <w:abstractNumId w:val="0"/>
+    <w:abstractNumId w:val="1"/>
   </w:num>
   <w:num w:numId="2" w16cid:durableId="195512043">
+    <w:abstractNumId w:val="4"/>
+  </w:num>
+  <w:num w:numId="3" w16cid:durableId="1074208862">
+    <w:abstractNumId w:val="5"/>
+  </w:num>
+  <w:num w:numId="4" w16cid:durableId="103967275">
     <w:abstractNumId w:val="2"/>
   </w:num>
-  <w:num w:numId="3" w16cid:durableId="1074208862">
+  <w:num w:numId="5" w16cid:durableId="952587888">
     <w:abstractNumId w:val="3"/>
   </w:num>
-  <w:num w:numId="4" w16cid:durableId="103967275">
-    <w:abstractNumId w:val="1"/>
+  <w:num w:numId="6" w16cid:durableId="1560482830">
+    <w:abstractNumId w:val="0"/>
   </w:num>
 </w:numbering>
 </file>
@@ -2115,6 +5381,80 @@
       <w:shd w:val="clear" w:color="auto" w:fill="E1DFDD"/>
     </w:rPr>
   </w:style>
+  <w:style w:type="paragraph" w:styleId="NoSpacing">
+    <w:name w:val="No Spacing"/>
+    <w:link w:val="NoSpacingChar"/>
+    <w:uiPriority w:val="1"/>
+    <w:qFormat/>
+    <w:rsid w:val="003403C9"/>
+    <w:pPr>
+      <w:spacing w:after="0" w:line="240" w:lineRule="auto"/>
+    </w:pPr>
+    <w:rPr>
+      <w:rFonts w:eastAsiaTheme="minorEastAsia"/>
+      <w:kern w:val="0"/>
+      <w:sz w:val="22"/>
+      <w:szCs w:val="22"/>
+      <w14:ligatures w14:val="none"/>
+    </w:rPr>
+  </w:style>
+  <w:style w:type="character" w:customStyle="1" w:styleId="NoSpacingChar">
+    <w:name w:val="No Spacing Char"/>
+    <w:basedOn w:val="DefaultParagraphFont"/>
+    <w:link w:val="NoSpacing"/>
+    <w:uiPriority w:val="1"/>
+    <w:rsid w:val="003403C9"/>
+    <w:rPr>
+      <w:rFonts w:eastAsiaTheme="minorEastAsia"/>
+      <w:kern w:val="0"/>
+      <w:sz w:val="22"/>
+      <w:szCs w:val="22"/>
+      <w14:ligatures w14:val="none"/>
+    </w:rPr>
+  </w:style>
+  <w:style w:type="paragraph" w:styleId="TOCHeading">
+    <w:name w:val="TOC Heading"/>
+    <w:basedOn w:val="Heading1"/>
+    <w:next w:val="Normal"/>
+    <w:uiPriority w:val="39"/>
+    <w:unhideWhenUsed/>
+    <w:qFormat/>
+    <w:rsid w:val="003403C9"/>
+    <w:pPr>
+      <w:spacing w:before="240" w:after="0" w:line="259" w:lineRule="auto"/>
+      <w:outlineLvl w:val="9"/>
+    </w:pPr>
+    <w:rPr>
+      <w:kern w:val="0"/>
+      <w:sz w:val="32"/>
+      <w:szCs w:val="32"/>
+      <w14:ligatures w14:val="none"/>
+    </w:rPr>
+  </w:style>
+  <w:style w:type="paragraph" w:styleId="TOC1">
+    <w:name w:val="toc 1"/>
+    <w:basedOn w:val="Normal"/>
+    <w:next w:val="Normal"/>
+    <w:autoRedefine/>
+    <w:uiPriority w:val="39"/>
+    <w:unhideWhenUsed/>
+    <w:rsid w:val="003403C9"/>
+    <w:pPr>
+      <w:spacing w:after="100"/>
+    </w:pPr>
+  </w:style>
+  <w:style w:type="character" w:styleId="FollowedHyperlink">
+    <w:name w:val="FollowedHyperlink"/>
+    <w:basedOn w:val="DefaultParagraphFont"/>
+    <w:uiPriority w:val="99"/>
+    <w:semiHidden/>
+    <w:unhideWhenUsed/>
+    <w:rsid w:val="00983243"/>
+    <w:rPr>
+      <w:color w:val="96607D" w:themeColor="followedHyperlink"/>
+      <w:u w:val="single"/>
+    </w:rPr>
+  </w:style>
 </w:styles>
 </file>
 
@@ -2411,4 +5751,23 @@
     </a:ext>
   </a:extLst>
 </a:theme>
+</file>
+
+<file path=customXml/item1.xml><?xml version="1.0" encoding="utf-8"?>
+<CoverPageProperties xmlns="http://schemas.microsoft.com/office/2006/coverPageProps">
+  <PublishDate/>
+  <Abstract>This Report contains </Abstract>
+  <CompanyAddress/>
+  <CompanyPhone/>
+  <CompanyFax/>
+  <CompanyEmail>T00247454@mymtu.ie</CompanyEmail>
+</CoverPageProperties>
+</file>
+
+<file path=customXml/itemProps1.xml><?xml version="1.0" encoding="utf-8"?>
+<ds:datastoreItem xmlns:ds="http://schemas.openxmlformats.org/officeDocument/2006/customXml" ds:itemID="{55AF091B-3C7A-41E3-B477-F2FDAA23CFDA}">
+  <ds:schemaRefs>
+    <ds:schemaRef ds:uri="http://schemas.microsoft.com/office/2006/coverPageProps"/>
+  </ds:schemaRefs>
+</ds:datastoreItem>
 </file>
--- a/Report.docx
+++ b/Report.docx
@@ -271,7 +271,7 @@
               </mc:Choice>
               <mc:Fallback>
                 <w:pict>
-                  <v:group w14:anchorId="5168E7D2" id="Group 157" o:spid="_x0000_s1026" style="position:absolute;margin-left:0;margin-top:0;width:8in;height:95.7pt;z-index:251662336;mso-width-percent:941;mso-height-percent:121;mso-top-percent:23;mso-position-horizontal:center;mso-position-horizontal-relative:page;mso-position-vertical-relative:page;mso-width-percent:941;mso-height-percent:121;mso-top-percent:23" coordorigin="" coordsize="73152,12161" o:gfxdata="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">
+                  <v:group w14:anchorId="1750DF1A" id="Group 157" o:spid="_x0000_s1026" style="position:absolute;margin-left:0;margin-top:0;width:8in;height:95.7pt;z-index:251662336;mso-width-percent:941;mso-height-percent:121;mso-top-percent:23;mso-position-horizontal:center;mso-position-horizontal-relative:page;mso-position-vertical-relative:page;mso-width-percent:941;mso-height-percent:121;mso-top-percent:23" coordorigin="" coordsize="73152,12161" o:gfxdata="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">
                     <v:shape id="Rectangle 51" o:spid="_x0000_s1027" style="position:absolute;width:73152;height:11303;visibility:visible;mso-wrap-style:square;v-text-anchor:middle" coordsize="7312660,1129665" o:gfxdata="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" path="m,l7312660,r,1129665l3619500,733425,,1091565,,xe" fillcolor="#156082 [3204]" stroked="f" strokeweight="1pt">
                       <v:stroke joinstyle="miter"/>
                       <v:path arrowok="t" o:connecttype="custom" o:connectlocs="0,0;7315200,0;7315200,1130373;3620757,733885;0,1092249;0,0" o:connectangles="0,0,0,0,0,0"/>
@@ -609,7 +609,6 @@
                                   <w:t xml:space="preserve">The Link for the GitHub repo can be found here </w:t>
                                 </w:r>
                                 <w:hyperlink r:id="rId8" w:history="1">
-                                  <w:proofErr w:type="spellStart"/>
                                   <w:r>
                                     <w:rPr>
                                       <w:rStyle w:val="Hyperlink"/>
@@ -629,15 +628,7 @@
                                       <w:rStyle w:val="Hyperlink"/>
                                       <w:color w:val="ADADAD" w:themeColor="background2" w:themeShade="BF"/>
                                     </w:rPr>
-                                    <w:t>x</w:t>
-                                  </w:r>
-                                  <w:proofErr w:type="spellEnd"/>
-                                  <w:r>
-                                    <w:rPr>
-                                      <w:rStyle w:val="Hyperlink"/>
-                                      <w:color w:val="ADADAD" w:themeColor="background2" w:themeShade="BF"/>
-                                    </w:rPr>
-                                    <w:t>/skyboard</w:t>
+                                    <w:t>x/skyboard</w:t>
                                   </w:r>
                                 </w:hyperlink>
                               </w:p>
@@ -700,7 +691,6 @@
                             <w:t xml:space="preserve">The Link for the GitHub repo can be found here </w:t>
                           </w:r>
                           <w:hyperlink r:id="rId9" w:history="1">
-                            <w:proofErr w:type="spellStart"/>
                             <w:r>
                               <w:rPr>
                                 <w:rStyle w:val="Hyperlink"/>
@@ -720,15 +710,7 @@
                                 <w:rStyle w:val="Hyperlink"/>
                                 <w:color w:val="ADADAD" w:themeColor="background2" w:themeShade="BF"/>
                               </w:rPr>
-                              <w:t>x</w:t>
-                            </w:r>
-                            <w:proofErr w:type="spellEnd"/>
-                            <w:r>
-                              <w:rPr>
-                                <w:rStyle w:val="Hyperlink"/>
-                                <w:color w:val="ADADAD" w:themeColor="background2" w:themeShade="BF"/>
-                              </w:rPr>
-                              <w:t>/skyboard</w:t>
+                              <w:t>x/skyboard</w:t>
                             </w:r>
                           </w:hyperlink>
                         </w:p>
@@ -853,21 +835,12 @@
                                   <w:t xml:space="preserve"> </w:t>
                                 </w:r>
                                 <w:hyperlink r:id="rId10" w:history="1">
-                                  <w:proofErr w:type="spellStart"/>
                                   <w:r>
                                     <w:rPr>
                                       <w:rStyle w:val="Hyperlink"/>
                                       <w:color w:val="345964" w:themeColor="hyperlink" w:themeShade="BF"/>
                                     </w:rPr>
-                                    <w:t>SkyBoard</w:t>
-                                  </w:r>
-                                  <w:proofErr w:type="spellEnd"/>
-                                  <w:r>
-                                    <w:rPr>
-                                      <w:rStyle w:val="Hyperlink"/>
-                                      <w:color w:val="345964" w:themeColor="hyperlink" w:themeShade="BF"/>
-                                    </w:rPr>
-                                    <w:t xml:space="preserve"> - Live departures a</w:t>
+                                    <w:t>SkyBoard - Live departures a</w:t>
                                   </w:r>
                                   <w:r>
                                     <w:rPr>
@@ -980,21 +953,12 @@
                             <w:t xml:space="preserve"> </w:t>
                           </w:r>
                           <w:hyperlink r:id="rId11" w:history="1">
-                            <w:proofErr w:type="spellStart"/>
                             <w:r>
                               <w:rPr>
                                 <w:rStyle w:val="Hyperlink"/>
                                 <w:color w:val="345964" w:themeColor="hyperlink" w:themeShade="BF"/>
                               </w:rPr>
-                              <w:t>SkyBoard</w:t>
-                            </w:r>
-                            <w:proofErr w:type="spellEnd"/>
-                            <w:r>
-                              <w:rPr>
-                                <w:rStyle w:val="Hyperlink"/>
-                                <w:color w:val="345964" w:themeColor="hyperlink" w:themeShade="BF"/>
-                              </w:rPr>
-                              <w:t xml:space="preserve"> - Live departures a</w:t>
+                              <w:t>SkyBoard - Live departures a</w:t>
                             </w:r>
                             <w:r>
                               <w:rPr>
@@ -1350,7 +1314,6 @@
                                         <w:szCs w:val="36"/>
                                       </w:rPr>
                                     </w:pPr>
-                                    <w:proofErr w:type="spellStart"/>
                                     <w:r>
                                       <w:rPr>
                                         <w:color w:val="404040" w:themeColor="text1" w:themeTint="BF"/>
@@ -1359,7 +1322,6 @@
                                       </w:rPr>
                                       <w:t>SkyBoard</w:t>
                                     </w:r>
-                                    <w:proofErr w:type="spellEnd"/>
                                   </w:p>
                                 </w:sdtContent>
                               </w:sdt>
@@ -1453,7 +1415,6 @@
                                   <w:szCs w:val="36"/>
                                 </w:rPr>
                               </w:pPr>
-                              <w:proofErr w:type="spellStart"/>
                               <w:r>
                                 <w:rPr>
                                   <w:color w:val="404040" w:themeColor="text1" w:themeTint="BF"/>
@@ -1462,7 +1423,6 @@
                                 </w:rPr>
                                 <w:t>SkyBoard</w:t>
                               </w:r>
-                              <w:proofErr w:type="spellEnd"/>
                             </w:p>
                           </w:sdtContent>
                         </w:sdt>
@@ -2194,21 +2154,7 @@
         <w:rPr>
           <w:lang w:val="en-IE"/>
         </w:rPr>
-        <w:t>Created the Express app and re-constructed the MVC folders (</w:t>
-      </w:r>
-      <w:proofErr w:type="spellStart"/>
-      <w:r>
-        <w:rPr>
-          <w:lang w:val="en-IE"/>
-        </w:rPr>
-        <w:t>app_server</w:t>
-      </w:r>
-      <w:proofErr w:type="spellEnd"/>
-      <w:r>
-        <w:rPr>
-          <w:lang w:val="en-IE"/>
-        </w:rPr>
-        <w:t>/routes, controllers, views).</w:t>
+        <w:t>Created the Express app and re-constructed the MVC folders (app_server/routes, controllers, views).</w:t>
       </w:r>
     </w:p>
     <w:p>
@@ -2232,35 +2178,13 @@
         <w:rPr>
           <w:lang w:val="en-IE"/>
         </w:rPr>
-        <w:t>a .</w:t>
-      </w:r>
-      <w:proofErr w:type="spellStart"/>
-      <w:r>
-        <w:rPr>
-          <w:lang w:val="en-IE"/>
-        </w:rPr>
-        <w:t>gitignore</w:t>
-      </w:r>
-      <w:proofErr w:type="spellEnd"/>
-      <w:r>
-        <w:rPr>
-          <w:lang w:val="en-IE"/>
-        </w:rPr>
-        <w:t xml:space="preserve"> so </w:t>
-      </w:r>
-      <w:proofErr w:type="spellStart"/>
-      <w:r>
-        <w:rPr>
-          <w:lang w:val="en-IE"/>
-        </w:rPr>
-        <w:t>node_modules</w:t>
-      </w:r>
-      <w:proofErr w:type="spellEnd"/>
-      <w:r>
-        <w:rPr>
-          <w:lang w:val="en-IE"/>
-        </w:rPr>
-        <w:t xml:space="preserve"> isn’t committed, pushed</w:t>
+        <w:t>a .gitignore</w:t>
+      </w:r>
+      <w:r>
+        <w:rPr>
+          <w:lang w:val="en-IE"/>
+        </w:rPr>
+        <w:t xml:space="preserve"> so node_modules isn’t committed, pushed</w:t>
       </w:r>
       <w:r>
         <w:rPr>
@@ -2284,35 +2208,7 @@
         <w:rPr>
           <w:lang w:val="en-IE"/>
         </w:rPr>
-        <w:t xml:space="preserve">A problem I had was committing all the </w:t>
-      </w:r>
-      <w:proofErr w:type="spellStart"/>
-      <w:r>
-        <w:rPr>
-          <w:lang w:val="en-IE"/>
-        </w:rPr>
-        <w:t>node_modules</w:t>
-      </w:r>
-      <w:proofErr w:type="spellEnd"/>
-      <w:r>
-        <w:rPr>
-          <w:lang w:val="en-IE"/>
-        </w:rPr>
-        <w:t xml:space="preserve"> but I used a .</w:t>
-      </w:r>
-      <w:proofErr w:type="spellStart"/>
-      <w:r>
-        <w:rPr>
-          <w:lang w:val="en-IE"/>
-        </w:rPr>
-        <w:t>gitignore</w:t>
-      </w:r>
-      <w:proofErr w:type="spellEnd"/>
-      <w:r>
-        <w:rPr>
-          <w:lang w:val="en-IE"/>
-        </w:rPr>
-        <w:t xml:space="preserve"> and git rm -r –</w:t>
+        <w:t>A problem I had was committing all the node_modules but I used a .gitignore and git rm -r –</w:t>
       </w:r>
       <w:r>
         <w:rPr>
@@ -2324,21 +2220,7 @@
         <w:rPr>
           <w:lang w:val="en-IE"/>
         </w:rPr>
-        <w:t xml:space="preserve">cached </w:t>
-      </w:r>
-      <w:proofErr w:type="spellStart"/>
-      <w:r>
-        <w:rPr>
-          <w:lang w:val="en-IE"/>
-        </w:rPr>
-        <w:t>node_modules</w:t>
-      </w:r>
-      <w:proofErr w:type="spellEnd"/>
-      <w:r>
-        <w:rPr>
-          <w:lang w:val="en-IE"/>
-        </w:rPr>
-        <w:t xml:space="preserve"> to fix it.</w:t>
+        <w:t>cached node_modules to fix it.</w:t>
       </w:r>
     </w:p>
     <w:p>
@@ -2503,21 +2385,7 @@
         <w:rPr>
           <w:lang w:val="en-IE"/>
         </w:rPr>
-        <w:t xml:space="preserve">Followed the lab and got rid of all the hardcoded data out of the </w:t>
-      </w:r>
-      <w:proofErr w:type="spellStart"/>
-      <w:r>
-        <w:rPr>
-          <w:lang w:val="en-IE"/>
-        </w:rPr>
-        <w:t>dashboard.pug</w:t>
-      </w:r>
-      <w:proofErr w:type="spellEnd"/>
-      <w:r>
-        <w:rPr>
-          <w:lang w:val="en-IE"/>
-        </w:rPr>
-        <w:t xml:space="preserve"> view and into the dashboard function in the flights.js controller. Now the view only has variables in it.</w:t>
+        <w:t>Followed the lab and got rid of all the hardcoded data out of the dashboard.pug view and into the dashboard function in the flights.js controller. Now the view only has variables in it.</w:t>
       </w:r>
     </w:p>
     <w:p>
@@ -2535,21 +2403,7 @@
         <w:rPr>
           <w:lang w:val="en-IE"/>
         </w:rPr>
-        <w:t xml:space="preserve">Grouped the title, airport code and summary into a </w:t>
-      </w:r>
-      <w:proofErr w:type="spellStart"/>
-      <w:r>
-        <w:rPr>
-          <w:lang w:val="en-IE"/>
-        </w:rPr>
-        <w:t>pageHeader</w:t>
-      </w:r>
-      <w:proofErr w:type="spellEnd"/>
-      <w:r>
-        <w:rPr>
-          <w:lang w:val="en-IE"/>
-        </w:rPr>
-        <w:t xml:space="preserve"> object like loc8</w:t>
+        <w:t>Grouped the title, airport code and summary into a pageHeader object like loc8</w:t>
       </w:r>
       <w:r>
         <w:rPr>
@@ -2621,28 +2475,7 @@
         <w:rPr>
           <w:lang w:val="en-IE"/>
         </w:rPr>
-        <w:t xml:space="preserve">Added a </w:t>
-      </w:r>
-      <w:proofErr w:type="spellStart"/>
-      <w:r>
-        <w:rPr>
-          <w:lang w:val="en-IE"/>
-        </w:rPr>
-        <w:t>color</w:t>
-      </w:r>
-      <w:proofErr w:type="spellEnd"/>
-      <w:r>
-        <w:rPr>
-          <w:lang w:val="en-IE"/>
-        </w:rPr>
-        <w:t xml:space="preserve"> value to each flight so the status badge shows </w:t>
-      </w:r>
-      <w:proofErr w:type="spellStart"/>
-      <w:r>
-        <w:rPr>
-          <w:lang w:val="en-IE"/>
-        </w:rPr>
-        <w:t>Boots</w:t>
+        <w:t>Added a color value to each flight so the status badge shows Boots</w:t>
       </w:r>
       <w:r>
         <w:rPr>
@@ -2654,28 +2487,7 @@
         <w:rPr>
           <w:lang w:val="en-IE"/>
         </w:rPr>
-        <w:t>tap’s</w:t>
-      </w:r>
-      <w:proofErr w:type="spellEnd"/>
-      <w:r>
-        <w:rPr>
-          <w:lang w:val="en-IE"/>
-        </w:rPr>
-        <w:t xml:space="preserve"> success, warning or danger </w:t>
-      </w:r>
-      <w:proofErr w:type="spellStart"/>
-      <w:r>
-        <w:rPr>
-          <w:lang w:val="en-IE"/>
-        </w:rPr>
-        <w:t>colors</w:t>
-      </w:r>
-      <w:proofErr w:type="spellEnd"/>
-      <w:r>
-        <w:rPr>
-          <w:lang w:val="en-IE"/>
-        </w:rPr>
-        <w:t>.</w:t>
+        <w:t>tap’s success, warning or danger colors.</w:t>
       </w:r>
     </w:p>
     <w:p>
@@ -2693,49 +2505,7 @@
         <w:rPr>
           <w:lang w:val="en-IE"/>
         </w:rPr>
-        <w:t>Used the _includes/</w:t>
-      </w:r>
-      <w:proofErr w:type="spellStart"/>
-      <w:r>
-        <w:rPr>
-          <w:lang w:val="en-IE"/>
-        </w:rPr>
-        <w:t>sharedHTMLfunctions.pug</w:t>
-      </w:r>
-      <w:proofErr w:type="spellEnd"/>
-      <w:r>
-        <w:rPr>
-          <w:lang w:val="en-IE"/>
-        </w:rPr>
-        <w:t xml:space="preserve"> file for </w:t>
-      </w:r>
-      <w:proofErr w:type="spellStart"/>
-      <w:r>
-        <w:rPr>
-          <w:lang w:val="en-IE"/>
-        </w:rPr>
-        <w:t>mixins</w:t>
-      </w:r>
-      <w:proofErr w:type="spellEnd"/>
-      <w:r>
-        <w:rPr>
-          <w:lang w:val="en-IE"/>
-        </w:rPr>
-        <w:t xml:space="preserve">, similar to the labs start rating </w:t>
-      </w:r>
-      <w:proofErr w:type="spellStart"/>
-      <w:r>
-        <w:rPr>
-          <w:lang w:val="en-IE"/>
-        </w:rPr>
-        <w:t>mixin</w:t>
-      </w:r>
-      <w:proofErr w:type="spellEnd"/>
-      <w:r>
-        <w:rPr>
-          <w:lang w:val="en-IE"/>
-        </w:rPr>
-        <w:t>, so reusable pug code isn’t repeated on each page.</w:t>
+        <w:t>Used the _includes/sharedHTMLfunctions.pug file for mixins, similar to the labs start rating mixin, so reusable pug code isn’t repeated on each page.</w:t>
       </w:r>
     </w:p>
     <w:p>
@@ -2782,35 +2552,7 @@
         <w:rPr>
           <w:lang w:val="en-IE"/>
         </w:rPr>
-        <w:t xml:space="preserve">Installed mongoose and </w:t>
-      </w:r>
-      <w:proofErr w:type="spellStart"/>
-      <w:r>
-        <w:rPr>
-          <w:lang w:val="en-IE"/>
-        </w:rPr>
-        <w:t>mongodb</w:t>
-      </w:r>
-      <w:proofErr w:type="spellEnd"/>
-      <w:r>
-        <w:rPr>
-          <w:lang w:val="en-IE"/>
-        </w:rPr>
-        <w:t xml:space="preserve"> and created db.js in </w:t>
-      </w:r>
-      <w:proofErr w:type="spellStart"/>
-      <w:r>
-        <w:rPr>
-          <w:lang w:val="en-IE"/>
-        </w:rPr>
-        <w:t>app_server</w:t>
-      </w:r>
-      <w:proofErr w:type="spellEnd"/>
-      <w:r>
-        <w:rPr>
-          <w:lang w:val="en-IE"/>
-        </w:rPr>
-        <w:t>/model</w:t>
+        <w:t>Installed mongoose and mongodb and created db.js in app_server/model</w:t>
       </w:r>
       <w:r>
         <w:rPr>
@@ -2840,35 +2582,7 @@
         <w:rPr>
           <w:lang w:val="en-IE"/>
         </w:rPr>
-        <w:t>Set up a cluster on MongoDB Atlas (</w:t>
-      </w:r>
-      <w:proofErr w:type="spellStart"/>
-      <w:r>
-        <w:rPr>
-          <w:lang w:val="en-IE"/>
-        </w:rPr>
-        <w:t>SkyBoard</w:t>
-      </w:r>
-      <w:proofErr w:type="spellEnd"/>
-      <w:r>
-        <w:rPr>
-          <w:lang w:val="en-IE"/>
-        </w:rPr>
-        <w:t xml:space="preserve">-cluster) with a </w:t>
-      </w:r>
-      <w:proofErr w:type="spellStart"/>
-      <w:r>
-        <w:rPr>
-          <w:lang w:val="en-IE"/>
-        </w:rPr>
-        <w:t>SkyBoard</w:t>
-      </w:r>
-      <w:proofErr w:type="spellEnd"/>
-      <w:r>
-        <w:rPr>
-          <w:lang w:val="en-IE"/>
-        </w:rPr>
-        <w:t xml:space="preserve"> database and connected to it from db.js</w:t>
+        <w:t>Set up a cluster on MongoDB Atlas (SkyBoard-cluster) with a SkyBoard database and connected to it from db.js</w:t>
       </w:r>
     </w:p>
     <w:p>
@@ -2892,49 +2606,7 @@
         <w:rPr>
           <w:lang w:val="en-IE"/>
         </w:rPr>
-        <w:t xml:space="preserve">using </w:t>
-      </w:r>
-      <w:proofErr w:type="spellStart"/>
-      <w:r>
-        <w:rPr>
-          <w:lang w:val="en-IE"/>
-        </w:rPr>
-        <w:t>dotenv</w:t>
-      </w:r>
-      <w:proofErr w:type="spellEnd"/>
-      <w:r>
-        <w:rPr>
-          <w:lang w:val="en-IE"/>
-        </w:rPr>
-        <w:t xml:space="preserve">, and .env is in the </w:t>
-      </w:r>
-      <w:proofErr w:type="spellStart"/>
-      <w:r>
-        <w:rPr>
-          <w:lang w:val="en-IE"/>
-        </w:rPr>
-        <w:t>gitignore</w:t>
-      </w:r>
-      <w:proofErr w:type="spellEnd"/>
-      <w:r>
-        <w:rPr>
-          <w:lang w:val="en-IE"/>
-        </w:rPr>
-        <w:t xml:space="preserve"> so the password isn’t published to </w:t>
-      </w:r>
-      <w:proofErr w:type="spellStart"/>
-      <w:r>
-        <w:rPr>
-          <w:lang w:val="en-IE"/>
-        </w:rPr>
-        <w:t>github</w:t>
-      </w:r>
-      <w:proofErr w:type="spellEnd"/>
-      <w:r>
-        <w:rPr>
-          <w:lang w:val="en-IE"/>
-        </w:rPr>
-        <w:t>.</w:t>
+        <w:t>using dotenv, and .env is in the gitignore so the password isn’t published to github.</w:t>
       </w:r>
     </w:p>
     <w:p>
@@ -2952,21 +2624,7 @@
         <w:rPr>
           <w:lang w:val="en-IE"/>
         </w:rPr>
-        <w:t xml:space="preserve">Followed the lab but replaced Loc8r’s locations.js with </w:t>
-      </w:r>
-      <w:proofErr w:type="spellStart"/>
-      <w:r>
-        <w:rPr>
-          <w:lang w:val="en-IE"/>
-        </w:rPr>
-        <w:t>SkyBoard’s</w:t>
-      </w:r>
-      <w:proofErr w:type="spellEnd"/>
-      <w:r>
-        <w:rPr>
-          <w:lang w:val="en-IE"/>
-        </w:rPr>
-        <w:t xml:space="preserve"> flight</w:t>
+        <w:t>Followed the lab but replaced Loc8r’s locations.js with SkyBoard’s flight</w:t>
       </w:r>
       <w:r>
         <w:rPr>
@@ -2978,63 +2636,7 @@
         <w:rPr>
           <w:lang w:val="en-IE"/>
         </w:rPr>
-        <w:t xml:space="preserve">.js model. The </w:t>
-      </w:r>
-      <w:proofErr w:type="spellStart"/>
-      <w:r>
-        <w:rPr>
-          <w:lang w:val="en-IE"/>
-        </w:rPr>
-        <w:t>flightSchema</w:t>
-      </w:r>
-      <w:proofErr w:type="spellEnd"/>
-      <w:r>
-        <w:rPr>
-          <w:lang w:val="en-IE"/>
-        </w:rPr>
-        <w:t xml:space="preserve"> (flight, direction, place, time, gate, terminal, status, colour, starred) is nested inside the </w:t>
-      </w:r>
-      <w:proofErr w:type="spellStart"/>
-      <w:r>
-        <w:rPr>
-          <w:lang w:val="en-IE"/>
-        </w:rPr>
-        <w:t>airportSchema</w:t>
-      </w:r>
-      <w:proofErr w:type="spellEnd"/>
-      <w:r>
-        <w:rPr>
-          <w:lang w:val="en-IE"/>
-        </w:rPr>
-        <w:t xml:space="preserve"> the same way </w:t>
-      </w:r>
-      <w:proofErr w:type="spellStart"/>
-      <w:r>
-        <w:rPr>
-          <w:lang w:val="en-IE"/>
-        </w:rPr>
-        <w:t>openingTimeSchema</w:t>
-      </w:r>
-      <w:proofErr w:type="spellEnd"/>
-      <w:r>
-        <w:rPr>
-          <w:lang w:val="en-IE"/>
-        </w:rPr>
-        <w:t xml:space="preserve"> is nested inside </w:t>
-      </w:r>
-      <w:proofErr w:type="spellStart"/>
-      <w:r>
-        <w:rPr>
-          <w:lang w:val="en-IE"/>
-        </w:rPr>
-        <w:t>locationSchema</w:t>
-      </w:r>
-      <w:proofErr w:type="spellEnd"/>
-      <w:r>
-        <w:rPr>
-          <w:lang w:val="en-IE"/>
-        </w:rPr>
-        <w:t>.</w:t>
+        <w:t>.js model. The flightSchema (flight, direction, place, time, gate, terminal, status, colour, starred) is nested inside the airportSchema the same way openingTimeSchema is nested inside locationSchema.</w:t>
       </w:r>
     </w:p>
     <w:p>
@@ -3052,16 +2654,8 @@
         <w:rPr>
           <w:lang w:val="en-IE"/>
         </w:rPr>
-        <w:t xml:space="preserve">Used required: true on the main fields and default of false on starred, then built the Airport model with </w:t>
-      </w:r>
-      <w:proofErr w:type="spellStart"/>
-      <w:r>
-        <w:rPr>
-          <w:lang w:val="en-IE"/>
-        </w:rPr>
-        <w:t>mongoose.model</w:t>
-      </w:r>
-      <w:proofErr w:type="spellEnd"/>
+        <w:t>Used required: true on the main fields and default of false on starred, then built the Airport model with mongoose.model</w:t>
+      </w:r>
     </w:p>
     <w:p>
       <w:pPr>
@@ -3096,21 +2690,7 @@
         <w:rPr>
           <w:lang w:val="en-IE"/>
         </w:rPr>
-        <w:t xml:space="preserve">A problem I had was the connection string, it still had the &lt; &gt; around the password and the wrong options on the end which gave a </w:t>
-      </w:r>
-      <w:proofErr w:type="spellStart"/>
-      <w:r>
-        <w:rPr>
-          <w:lang w:val="en-IE"/>
-        </w:rPr>
-        <w:t>mongoError</w:t>
-      </w:r>
-      <w:proofErr w:type="spellEnd"/>
-      <w:r>
-        <w:rPr>
-          <w:lang w:val="en-IE"/>
-        </w:rPr>
-        <w:t>, but I fixed the string in the .env which fixed the issue.</w:t>
+        <w:t>A problem I had was the connection string, it still had the &lt; &gt; around the password and the wrong options on the end which gave a mongoError, but I fixed the string in the .env which fixed the issue.</w:t>
       </w:r>
     </w:p>
     <w:p>
@@ -3128,21 +2708,7 @@
         <w:rPr>
           <w:lang w:val="en-IE"/>
         </w:rPr>
-        <w:t>Another problem was not being able to connect on the college Wi-Fi. Test-</w:t>
-      </w:r>
-      <w:proofErr w:type="spellStart"/>
-      <w:r>
-        <w:rPr>
-          <w:lang w:val="en-IE"/>
-        </w:rPr>
-        <w:t>NetConnection</w:t>
-      </w:r>
-      <w:proofErr w:type="spellEnd"/>
-      <w:r>
-        <w:rPr>
-          <w:lang w:val="en-IE"/>
-        </w:rPr>
-        <w:t xml:space="preserve"> showed port 27017 was blocked, so I added 0.0.0.0/0 to the Atlas IP access list and it connected fine at home</w:t>
+        <w:t>Another problem was not being able to connect on the college Wi-Fi. Test-NetConnection showed port 27017 was blocked, so I added 0.0.0.0/0 to the Atlas IP access list and it connected fine at home</w:t>
       </w:r>
       <w:r>
         <w:rPr>
@@ -3274,6 +2840,46 @@
           <w:lang w:val="en-IE"/>
         </w:rPr>
       </w:pPr>
+      <w:r>
+        <w:rPr>
+          <w:lang w:val="en-IE"/>
+        </w:rPr>
+        <w:drawing>
+          <wp:inline distT="0" distB="0" distL="0" distR="0" wp14:anchorId="2DA5E5D3" wp14:editId="748642AA">
+            <wp:extent cx="5731510" cy="6255385"/>
+            <wp:effectExtent l="0" t="0" r="2540" b="0"/>
+            <wp:docPr id="942776674" name="Picture 1"/>
+            <wp:cNvGraphicFramePr>
+              <a:graphicFrameLocks xmlns:a="http://schemas.openxmlformats.org/drawingml/2006/main" noChangeAspect="1"/>
+            </wp:cNvGraphicFramePr>
+            <a:graphic xmlns:a="http://schemas.openxmlformats.org/drawingml/2006/main">
+              <a:graphicData uri="http://schemas.openxmlformats.org/drawingml/2006/picture">
+                <pic:pic xmlns:pic="http://schemas.openxmlformats.org/drawingml/2006/picture">
+                  <pic:nvPicPr>
+                    <pic:cNvPr id="942776674" name=""/>
+                    <pic:cNvPicPr/>
+                  </pic:nvPicPr>
+                  <pic:blipFill>
+                    <a:blip r:embed="rId13"/>
+                    <a:stretch>
+                      <a:fillRect/>
+                    </a:stretch>
+                  </pic:blipFill>
+                  <pic:spPr>
+                    <a:xfrm>
+                      <a:off x="0" y="0"/>
+                      <a:ext cx="5731510" cy="6255385"/>
+                    </a:xfrm>
+                    <a:prstGeom prst="rect">
+                      <a:avLst/>
+                    </a:prstGeom>
+                  </pic:spPr>
+                </pic:pic>
+              </a:graphicData>
+            </a:graphic>
+          </wp:inline>
+        </w:drawing>
+      </w:r>
     </w:p>
     <w:p>
       <w:pPr>
@@ -3375,7 +2981,6 @@
         <w:rPr>
           <w:lang w:val="en-IE"/>
         </w:rPr>
-        <w:lastRenderedPageBreak/>
         <w:t>References and sources I used</w:t>
       </w:r>
       <w:bookmarkEnd w:id="2"/>
@@ -3409,7 +3014,7 @@
           <w:lang w:val="en-IE"/>
         </w:rPr>
       </w:pPr>
-      <w:hyperlink r:id="rId13" w:anchor="/media-object/4074162&amp;sourcetype=Audio%20&amp;%20Video%20Works" w:history="1">
+      <w:hyperlink r:id="rId14" w:anchor="/media-object/4074162&amp;sourcetype=Audio%20&amp;%20Video%20Works" w:history="1">
         <w:r>
           <w:rPr>
             <w:rStyle w:val="Hyperlink"/>
@@ -3429,7 +3034,7 @@
           <w:lang w:val="en-IE"/>
         </w:rPr>
       </w:pPr>
-      <w:hyperlink r:id="rId14" w:history="1">
+      <w:hyperlink r:id="rId15" w:history="1">
         <w:r>
           <w:rPr>
             <w:rStyle w:val="Hyperlink"/>
@@ -3449,7 +3054,7 @@
           <w:lang w:val="en-IE"/>
         </w:rPr>
       </w:pPr>
-      <w:hyperlink r:id="rId15" w:history="1">
+      <w:hyperlink r:id="rId16" w:history="1">
         <w:r>
           <w:rPr>
             <w:rStyle w:val="Hyperlink"/>
@@ -3469,7 +3074,7 @@
           <w:lang w:val="en-IE"/>
         </w:rPr>
       </w:pPr>
-      <w:hyperlink r:id="rId16" w:history="1">
+      <w:hyperlink r:id="rId17" w:history="1">
         <w:r>
           <w:rPr>
             <w:rStyle w:val="Hyperlink"/>
@@ -3489,7 +3094,7 @@
           <w:lang w:val="en-IE"/>
         </w:rPr>
       </w:pPr>
-      <w:hyperlink r:id="rId17" w:history="1">
+      <w:hyperlink r:id="rId18" w:history="1">
         <w:r>
           <w:rPr>
             <w:rStyle w:val="Hyperlink"/>
@@ -3509,7 +3114,7 @@
           <w:lang w:val="en-IE"/>
         </w:rPr>
       </w:pPr>
-      <w:hyperlink r:id="rId18" w:history="1">
+      <w:hyperlink r:id="rId19" w:history="1">
         <w:r>
           <w:rPr>
             <w:rStyle w:val="Hyperlink"/>
@@ -3529,7 +3134,7 @@
           <w:lang w:val="en-IE"/>
         </w:rPr>
       </w:pPr>
-      <w:hyperlink r:id="rId19" w:history="1">
+      <w:hyperlink r:id="rId20" w:history="1">
         <w:r>
           <w:rPr>
             <w:rStyle w:val="Hyperlink"/>
@@ -3549,7 +3154,7 @@
           <w:lang w:val="en-IE"/>
         </w:rPr>
       </w:pPr>
-      <w:hyperlink r:id="rId20" w:history="1">
+      <w:hyperlink r:id="rId21" w:history="1">
         <w:r>
           <w:rPr>
             <w:rStyle w:val="Hyperlink"/>
@@ -3569,7 +3174,7 @@
           <w:lang w:val="en-IE"/>
         </w:rPr>
       </w:pPr>
-      <w:hyperlink r:id="rId21" w:history="1">
+      <w:hyperlink r:id="rId22" w:history="1">
         <w:r>
           <w:rPr>
             <w:rStyle w:val="Hyperlink"/>
@@ -3589,7 +3194,7 @@
           <w:lang w:val="en-IE"/>
         </w:rPr>
       </w:pPr>
-      <w:hyperlink r:id="rId22" w:history="1">
+      <w:hyperlink r:id="rId23" w:history="1">
         <w:r>
           <w:rPr>
             <w:rStyle w:val="Hyperlink"/>
@@ -3609,7 +3214,7 @@
           <w:lang w:val="en-IE"/>
         </w:rPr>
       </w:pPr>
-      <w:hyperlink r:id="rId23" w:history="1">
+      <w:hyperlink r:id="rId24" w:history="1">
         <w:r>
           <w:rPr>
             <w:rStyle w:val="Hyperlink"/>
@@ -3629,20 +3234,12 @@
           <w:lang w:val="en-IE"/>
         </w:rPr>
       </w:pPr>
-      <w:hyperlink r:id="rId24" w:history="1">
-        <w:proofErr w:type="spellStart"/>
+      <w:hyperlink r:id="rId25" w:history="1">
         <w:r>
           <w:rPr>
             <w:rStyle w:val="Hyperlink"/>
           </w:rPr>
-          <w:t>PugHTML</w:t>
-        </w:r>
-        <w:proofErr w:type="spellEnd"/>
-        <w:r>
-          <w:rPr>
-            <w:rStyle w:val="Hyperlink"/>
-          </w:rPr>
-          <w:t xml:space="preserve"> - HTML to Pug/Jade Converter with Bootstrap &amp; Tailwind CSS</w:t>
+          <w:t>PugHTML - HTML to Pug/Jade Converter with Bootstrap &amp; Tailwind CSS</w:t>
         </w:r>
       </w:hyperlink>
     </w:p>
@@ -3676,7 +3273,7 @@
         </w:rPr>
         <w:t xml:space="preserve"> </w:t>
       </w:r>
-      <w:hyperlink r:id="rId25" w:history="1">
+      <w:hyperlink r:id="rId26" w:history="1">
         <w:r>
           <w:rPr>
             <w:rStyle w:val="Hyperlink"/>

--- a/Report.docx
+++ b/Report.docx
@@ -225,7 +225,7 @@
                                 <a:avLst/>
                               </a:prstGeom>
                               <a:blipFill>
-                                <a:blip r:embed="rId6"/>
+                                <a:blip r:embed="rId8"/>
                                 <a:stretch>
                                   <a:fillRect r="-7574"/>
                                 </a:stretch>
@@ -271,13 +271,13 @@
               </mc:Choice>
               <mc:Fallback>
                 <w:pict>
-                  <v:group w14:anchorId="1750DF1A" id="Group 157" o:spid="_x0000_s1026" style="position:absolute;margin-left:0;margin-top:0;width:8in;height:95.7pt;z-index:251662336;mso-width-percent:941;mso-height-percent:121;mso-top-percent:23;mso-position-horizontal:center;mso-position-horizontal-relative:page;mso-position-vertical-relative:page;mso-width-percent:941;mso-height-percent:121;mso-top-percent:23" coordorigin="" coordsize="73152,12161" o:gfxdata="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">
+                  <v:group w14:anchorId="30E50554" id="Group 157" o:spid="_x0000_s1026" style="position:absolute;margin-left:0;margin-top:0;width:8in;height:95.7pt;z-index:251662336;mso-width-percent:941;mso-height-percent:121;mso-top-percent:23;mso-position-horizontal:center;mso-position-horizontal-relative:page;mso-position-vertical-relative:page;mso-width-percent:941;mso-height-percent:121;mso-top-percent:23" coordorigin="" coordsize="73152,12161" o:gfxdata="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">
                     <v:shape id="Rectangle 51" o:spid="_x0000_s1027" style="position:absolute;width:73152;height:11303;visibility:visible;mso-wrap-style:square;v-text-anchor:middle" coordsize="7312660,1129665" o:gfxdata="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" path="m,l7312660,r,1129665l3619500,733425,,1091565,,xe" fillcolor="#156082 [3204]" stroked="f" strokeweight="1pt">
                       <v:stroke joinstyle="miter"/>
                       <v:path arrowok="t" o:connecttype="custom" o:connectlocs="0,0;7315200,0;7315200,1130373;3620757,733885;0,1092249;0,0" o:connectangles="0,0,0,0,0,0"/>
                     </v:shape>
                     <v:rect id="Rectangle 151" o:spid="_x0000_s1028" style="position:absolute;width:73152;height:12161;visibility:visible;mso-wrap-style:square;v-text-anchor:middle" o:gfxdata="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" stroked="f" strokeweight="1pt">
-                      <v:fill r:id="rId7" o:title="" recolor="t" rotate="t" type="frame"/>
+                      <v:fill r:id="rId9" o:title="" recolor="t" rotate="t" type="frame"/>
                     </v:rect>
                     <w10:wrap anchorx="page" anchory="page"/>
                   </v:group>
@@ -598,37 +598,32 @@
                                   <w:pStyle w:val="NoSpacing"/>
                                   <w:jc w:val="right"/>
                                   <w:rPr>
-                                    <w:color w:val="ADADAD" w:themeColor="background2" w:themeShade="BF"/>
+                                    <w:color w:val="747474" w:themeColor="background2" w:themeShade="80"/>
                                     <w:lang w:val="en-IE"/>
                                   </w:rPr>
                                 </w:pPr>
                                 <w:r>
                                   <w:rPr>
-                                    <w:color w:val="ADADAD" w:themeColor="background2" w:themeShade="BF"/>
+                                    <w:color w:val="747474" w:themeColor="background2" w:themeShade="80"/>
                                   </w:rPr>
                                   <w:t xml:space="preserve">The Link for the GitHub repo can be found here </w:t>
                                 </w:r>
-                                <w:hyperlink r:id="rId8" w:history="1">
+                                <w:hyperlink r:id="rId10" w:history="1">
+                                  <w:proofErr w:type="spellStart"/>
                                   <w:r>
                                     <w:rPr>
                                       <w:rStyle w:val="Hyperlink"/>
-                                      <w:color w:val="ADADAD" w:themeColor="background2" w:themeShade="BF"/>
+                                      <w:color w:val="747474" w:themeColor="background2" w:themeShade="80"/>
                                     </w:rPr>
-                                    <w:t>EoinMann</w:t>
+                                    <w:t>EoinMannix</w:t>
                                   </w:r>
+                                  <w:proofErr w:type="spellEnd"/>
                                   <w:r>
                                     <w:rPr>
                                       <w:rStyle w:val="Hyperlink"/>
-                                      <w:color w:val="ADADAD" w:themeColor="background2" w:themeShade="BF"/>
+                                      <w:color w:val="747474" w:themeColor="background2" w:themeShade="80"/>
                                     </w:rPr>
-                                    <w:t>i</w:t>
-                                  </w:r>
-                                  <w:r>
-                                    <w:rPr>
-                                      <w:rStyle w:val="Hyperlink"/>
-                                      <w:color w:val="ADADAD" w:themeColor="background2" w:themeShade="BF"/>
-                                    </w:rPr>
-                                    <w:t>x/skyboard</w:t>
+                                    <w:t>/skyboard</w:t>
                                   </w:r>
                                 </w:hyperlink>
                               </w:p>
@@ -680,37 +675,32 @@
                             <w:pStyle w:val="NoSpacing"/>
                             <w:jc w:val="right"/>
                             <w:rPr>
-                              <w:color w:val="ADADAD" w:themeColor="background2" w:themeShade="BF"/>
+                              <w:color w:val="747474" w:themeColor="background2" w:themeShade="80"/>
                               <w:lang w:val="en-IE"/>
                             </w:rPr>
                           </w:pPr>
                           <w:r>
                             <w:rPr>
-                              <w:color w:val="ADADAD" w:themeColor="background2" w:themeShade="BF"/>
+                              <w:color w:val="747474" w:themeColor="background2" w:themeShade="80"/>
                             </w:rPr>
                             <w:t xml:space="preserve">The Link for the GitHub repo can be found here </w:t>
                           </w:r>
-                          <w:hyperlink r:id="rId9" w:history="1">
+                          <w:hyperlink r:id="rId11" w:history="1">
+                            <w:proofErr w:type="spellStart"/>
                             <w:r>
                               <w:rPr>
                                 <w:rStyle w:val="Hyperlink"/>
-                                <w:color w:val="ADADAD" w:themeColor="background2" w:themeShade="BF"/>
+                                <w:color w:val="747474" w:themeColor="background2" w:themeShade="80"/>
                               </w:rPr>
-                              <w:t>EoinMann</w:t>
+                              <w:t>EoinMannix</w:t>
                             </w:r>
+                            <w:proofErr w:type="spellEnd"/>
                             <w:r>
                               <w:rPr>
                                 <w:rStyle w:val="Hyperlink"/>
-                                <w:color w:val="ADADAD" w:themeColor="background2" w:themeShade="BF"/>
+                                <w:color w:val="747474" w:themeColor="background2" w:themeShade="80"/>
                               </w:rPr>
-                              <w:t>i</w:t>
-                            </w:r>
-                            <w:r>
-                              <w:rPr>
-                                <w:rStyle w:val="Hyperlink"/>
-                                <w:color w:val="ADADAD" w:themeColor="background2" w:themeShade="BF"/>
-                              </w:rPr>
-                              <w:t>x/skyboard</w:t>
+                              <w:t>/skyboard</w:t>
                             </w:r>
                           </w:hyperlink>
                         </w:p>
@@ -797,26 +787,14 @@
                                   <w:pStyle w:val="NoSpacing"/>
                                   <w:jc w:val="right"/>
                                   <w:rPr>
-                                    <w:color w:val="ADADAD" w:themeColor="background2" w:themeShade="BF"/>
+                                    <w:color w:val="747474" w:themeColor="background2" w:themeShade="80"/>
                                   </w:rPr>
                                 </w:pPr>
                                 <w:r>
                                   <w:rPr>
-                                    <w:color w:val="ADADAD" w:themeColor="background2" w:themeShade="BF"/>
+                                    <w:color w:val="747474" w:themeColor="background2" w:themeShade="80"/>
                                   </w:rPr>
-                                  <w:t xml:space="preserve">The Link for the </w:t>
-                                </w:r>
-                                <w:r>
-                                  <w:rPr>
-                                    <w:color w:val="ADADAD" w:themeColor="background2" w:themeShade="BF"/>
-                                  </w:rPr>
-                                  <w:t>Render Website</w:t>
-                                </w:r>
-                                <w:r>
-                                  <w:rPr>
-                                    <w:color w:val="ADADAD" w:themeColor="background2" w:themeShade="BF"/>
-                                  </w:rPr>
-                                  <w:t xml:space="preserve"> can be found here</w:t>
+                                  <w:t>The Link for the Render Website can be found here</w:t>
                                 </w:r>
                               </w:p>
                               <w:p>
@@ -824,37 +802,32 @@
                                   <w:pStyle w:val="NoSpacing"/>
                                   <w:jc w:val="right"/>
                                   <w:rPr>
-                                    <w:color w:val="ADADAD" w:themeColor="background2" w:themeShade="BF"/>
+                                    <w:color w:val="747474" w:themeColor="background2" w:themeShade="80"/>
                                     <w:lang w:val="en-IE"/>
                                   </w:rPr>
                                 </w:pPr>
                                 <w:r>
                                   <w:rPr>
-                                    <w:color w:val="ADADAD" w:themeColor="background2" w:themeShade="BF"/>
+                                    <w:color w:val="747474" w:themeColor="background2" w:themeShade="80"/>
                                   </w:rPr>
                                   <w:t xml:space="preserve"> </w:t>
                                 </w:r>
-                                <w:hyperlink r:id="rId10" w:history="1">
+                                <w:hyperlink r:id="rId12" w:history="1">
+                                  <w:proofErr w:type="spellStart"/>
                                   <w:r>
                                     <w:rPr>
                                       <w:rStyle w:val="Hyperlink"/>
-                                      <w:color w:val="345964" w:themeColor="hyperlink" w:themeShade="BF"/>
+                                      <w:color w:val="747474" w:themeColor="background2" w:themeShade="80"/>
                                     </w:rPr>
-                                    <w:t>SkyBoard - Live departures a</w:t>
+                                    <w:t>SkyBoard</w:t>
                                   </w:r>
+                                  <w:proofErr w:type="spellEnd"/>
                                   <w:r>
                                     <w:rPr>
                                       <w:rStyle w:val="Hyperlink"/>
-                                      <w:color w:val="345964" w:themeColor="hyperlink" w:themeShade="BF"/>
+                                      <w:color w:val="747474" w:themeColor="background2" w:themeShade="80"/>
                                     </w:rPr>
-                                    <w:t>n</w:t>
-                                  </w:r>
-                                  <w:r>
-                                    <w:rPr>
-                                      <w:rStyle w:val="Hyperlink"/>
-                                      <w:color w:val="345964" w:themeColor="hyperlink" w:themeShade="BF"/>
-                                    </w:rPr>
-                                    <w:t>d arrivals</w:t>
+                                    <w:t xml:space="preserve"> - Live departures and arrivals</w:t>
                                   </w:r>
                                 </w:hyperlink>
                               </w:p>
@@ -915,26 +888,14 @@
                             <w:pStyle w:val="NoSpacing"/>
                             <w:jc w:val="right"/>
                             <w:rPr>
-                              <w:color w:val="ADADAD" w:themeColor="background2" w:themeShade="BF"/>
+                              <w:color w:val="747474" w:themeColor="background2" w:themeShade="80"/>
                             </w:rPr>
                           </w:pPr>
                           <w:r>
                             <w:rPr>
-                              <w:color w:val="ADADAD" w:themeColor="background2" w:themeShade="BF"/>
+                              <w:color w:val="747474" w:themeColor="background2" w:themeShade="80"/>
                             </w:rPr>
-                            <w:t xml:space="preserve">The Link for the </w:t>
-                          </w:r>
-                          <w:r>
-                            <w:rPr>
-                              <w:color w:val="ADADAD" w:themeColor="background2" w:themeShade="BF"/>
-                            </w:rPr>
-                            <w:t>Render Website</w:t>
-                          </w:r>
-                          <w:r>
-                            <w:rPr>
-                              <w:color w:val="ADADAD" w:themeColor="background2" w:themeShade="BF"/>
-                            </w:rPr>
-                            <w:t xml:space="preserve"> can be found here</w:t>
+                            <w:t>The Link for the Render Website can be found here</w:t>
                           </w:r>
                         </w:p>
                         <w:p>
@@ -942,37 +903,32 @@
                             <w:pStyle w:val="NoSpacing"/>
                             <w:jc w:val="right"/>
                             <w:rPr>
-                              <w:color w:val="ADADAD" w:themeColor="background2" w:themeShade="BF"/>
+                              <w:color w:val="747474" w:themeColor="background2" w:themeShade="80"/>
                               <w:lang w:val="en-IE"/>
                             </w:rPr>
                           </w:pPr>
                           <w:r>
                             <w:rPr>
-                              <w:color w:val="ADADAD" w:themeColor="background2" w:themeShade="BF"/>
+                              <w:color w:val="747474" w:themeColor="background2" w:themeShade="80"/>
                             </w:rPr>
                             <w:t xml:space="preserve"> </w:t>
                           </w:r>
-                          <w:hyperlink r:id="rId11" w:history="1">
+                          <w:hyperlink r:id="rId13" w:history="1">
+                            <w:proofErr w:type="spellStart"/>
                             <w:r>
                               <w:rPr>
                                 <w:rStyle w:val="Hyperlink"/>
-                                <w:color w:val="345964" w:themeColor="hyperlink" w:themeShade="BF"/>
+                                <w:color w:val="747474" w:themeColor="background2" w:themeShade="80"/>
                               </w:rPr>
-                              <w:t>SkyBoard - Live departures a</w:t>
+                              <w:t>SkyBoard</w:t>
                             </w:r>
+                            <w:proofErr w:type="spellEnd"/>
                             <w:r>
                               <w:rPr>
                                 <w:rStyle w:val="Hyperlink"/>
-                                <w:color w:val="345964" w:themeColor="hyperlink" w:themeShade="BF"/>
+                                <w:color w:val="747474" w:themeColor="background2" w:themeShade="80"/>
                               </w:rPr>
-                              <w:t>n</w:t>
-                            </w:r>
-                            <w:r>
-                              <w:rPr>
-                                <w:rStyle w:val="Hyperlink"/>
-                                <w:color w:val="345964" w:themeColor="hyperlink" w:themeShade="BF"/>
-                              </w:rPr>
-                              <w:t>d arrivals</w:t>
+                              <w:t xml:space="preserve"> - Live departures and arrivals</w:t>
                             </w:r>
                           </w:hyperlink>
                         </w:p>
@@ -1314,6 +1270,7 @@
                                         <w:szCs w:val="36"/>
                                       </w:rPr>
                                     </w:pPr>
+                                    <w:proofErr w:type="spellStart"/>
                                     <w:r>
                                       <w:rPr>
                                         <w:color w:val="404040" w:themeColor="text1" w:themeTint="BF"/>
@@ -1322,6 +1279,7 @@
                                       </w:rPr>
                                       <w:t>SkyBoard</w:t>
                                     </w:r>
+                                    <w:proofErr w:type="spellEnd"/>
                                   </w:p>
                                 </w:sdtContent>
                               </w:sdt>
@@ -1415,6 +1373,7 @@
                                   <w:szCs w:val="36"/>
                                 </w:rPr>
                               </w:pPr>
+                              <w:proofErr w:type="spellStart"/>
                               <w:r>
                                 <w:rPr>
                                   <w:color w:val="404040" w:themeColor="text1" w:themeTint="BF"/>
@@ -1423,6 +1382,7 @@
                                 </w:rPr>
                                 <w:t>SkyBoard</w:t>
                               </w:r>
+                              <w:proofErr w:type="spellEnd"/>
                             </w:p>
                           </w:sdtContent>
                         </w:sdt>
@@ -1452,6 +1412,14 @@
     </w:p>
     <w:sdt>
       <w:sdtPr>
+        <w:rPr>
+          <w:rFonts w:asciiTheme="minorHAnsi" w:eastAsiaTheme="minorHAnsi" w:hAnsiTheme="minorHAnsi" w:cstheme="minorBidi"/>
+          <w:color w:val="auto"/>
+          <w:kern w:val="2"/>
+          <w:sz w:val="24"/>
+          <w:szCs w:val="24"/>
+          <w14:ligatures w14:val="standardContextual"/>
+        </w:rPr>
         <w:id w:val="620116438"/>
         <w:docPartObj>
           <w:docPartGallery w:val="Table of Contents"/>
@@ -1460,15 +1428,9 @@
       </w:sdtPr>
       <w:sdtEndPr>
         <w:rPr>
-          <w:rFonts w:asciiTheme="minorHAnsi" w:eastAsiaTheme="minorHAnsi" w:hAnsiTheme="minorHAnsi" w:cstheme="minorBidi"/>
           <w:b/>
           <w:bCs/>
           <w:noProof/>
-          <w:color w:val="auto"/>
-          <w:kern w:val="2"/>
-          <w:sz w:val="24"/>
-          <w:szCs w:val="24"/>
-          <w14:ligatures w14:val="standardContextual"/>
         </w:rPr>
       </w:sdtEndPr>
       <w:sdtContent>
@@ -1500,7 +1462,7 @@
           <w:r>
             <w:fldChar w:fldCharType="separate"/>
           </w:r>
-          <w:hyperlink w:anchor="_Toc243745626" w:history="1">
+          <w:hyperlink w:anchor="_Toc243830406" w:history="1">
             <w:r>
               <w:rPr>
                 <w:rStyle w:val="Hyperlink"/>
@@ -1528,147 +1490,7 @@
                 <w:noProof/>
                 <w:webHidden/>
               </w:rPr>
-              <w:instrText xml:space="preserve"> PAGEREF _Toc243745626 \h </w:instrText>
-            </w:r>
-            <w:r>
-              <w:rPr>
-                <w:noProof/>
-                <w:webHidden/>
-              </w:rPr>
-            </w:r>
-            <w:r>
-              <w:rPr>
-                <w:noProof/>
-                <w:webHidden/>
-              </w:rPr>
-              <w:fldChar w:fldCharType="separate"/>
-            </w:r>
-            <w:r>
-              <w:rPr>
-                <w:noProof/>
-                <w:webHidden/>
-              </w:rPr>
-              <w:t>2</w:t>
-            </w:r>
-            <w:r>
-              <w:rPr>
-                <w:noProof/>
-                <w:webHidden/>
-              </w:rPr>
-              <w:fldChar w:fldCharType="end"/>
-            </w:r>
-          </w:hyperlink>
-        </w:p>
-        <w:p>
-          <w:pPr>
-            <w:pStyle w:val="TOC1"/>
-            <w:tabs>
-              <w:tab w:val="right" w:leader="dot" w:pos="9016"/>
-            </w:tabs>
-            <w:rPr>
-              <w:rFonts w:eastAsiaTheme="minorEastAsia"/>
-              <w:noProof/>
-            </w:rPr>
-          </w:pPr>
-          <w:hyperlink w:anchor="_Toc243745627" w:history="1">
-            <w:r>
-              <w:rPr>
-                <w:rStyle w:val="Hyperlink"/>
-                <w:noProof/>
-                <w:lang w:val="en-IE"/>
-              </w:rPr>
-              <w:t>2. Current Process on Backend</w:t>
-            </w:r>
-            <w:r>
-              <w:rPr>
-                <w:noProof/>
-                <w:webHidden/>
-              </w:rPr>
-              <w:tab/>
-            </w:r>
-            <w:r>
-              <w:rPr>
-                <w:noProof/>
-                <w:webHidden/>
-              </w:rPr>
-              <w:fldChar w:fldCharType="begin"/>
-            </w:r>
-            <w:r>
-              <w:rPr>
-                <w:noProof/>
-                <w:webHidden/>
-              </w:rPr>
-              <w:instrText xml:space="preserve"> PAGEREF _Toc243745627 \h </w:instrText>
-            </w:r>
-            <w:r>
-              <w:rPr>
-                <w:noProof/>
-                <w:webHidden/>
-              </w:rPr>
-            </w:r>
-            <w:r>
-              <w:rPr>
-                <w:noProof/>
-                <w:webHidden/>
-              </w:rPr>
-              <w:fldChar w:fldCharType="separate"/>
-            </w:r>
-            <w:r>
-              <w:rPr>
-                <w:noProof/>
-                <w:webHidden/>
-              </w:rPr>
-              <w:t>3</w:t>
-            </w:r>
-            <w:r>
-              <w:rPr>
-                <w:noProof/>
-                <w:webHidden/>
-              </w:rPr>
-              <w:fldChar w:fldCharType="end"/>
-            </w:r>
-          </w:hyperlink>
-        </w:p>
-        <w:p>
-          <w:pPr>
-            <w:pStyle w:val="TOC1"/>
-            <w:tabs>
-              <w:tab w:val="right" w:leader="dot" w:pos="9016"/>
-            </w:tabs>
-            <w:rPr>
-              <w:rFonts w:eastAsiaTheme="minorEastAsia"/>
-              <w:noProof/>
-            </w:rPr>
-          </w:pPr>
-          <w:hyperlink w:anchor="_Toc243745628" w:history="1">
-            <w:r>
-              <w:rPr>
-                <w:rStyle w:val="Hyperlink"/>
-                <w:noProof/>
-                <w:lang w:val="en-IE"/>
-              </w:rPr>
-              <w:t>References and sources I used</w:t>
-            </w:r>
-            <w:r>
-              <w:rPr>
-                <w:noProof/>
-                <w:webHidden/>
-              </w:rPr>
-              <w:tab/>
-            </w:r>
-            <w:r>
-              <w:rPr>
-                <w:noProof/>
-                <w:webHidden/>
-              </w:rPr>
-              <w:fldChar w:fldCharType="begin"/>
-            </w:r>
-            <w:r>
-              <w:rPr>
-                <w:noProof/>
-                <w:webHidden/>
-              </w:rPr>
-              <w:instrText xml:space="preserve"> PAGEREF _Toc243745628 \h </w:instrText>
+              <w:instrText xml:space="preserve"> PAGEREF _Toc243830406 \h </w:instrText>
             </w:r>
             <w:r>
               <w:rPr>
@@ -1700,6 +1522,510 @@
           </w:hyperlink>
         </w:p>
         <w:p>
+          <w:pPr>
+            <w:pStyle w:val="TOC1"/>
+            <w:tabs>
+              <w:tab w:val="right" w:leader="dot" w:pos="9016"/>
+            </w:tabs>
+            <w:rPr>
+              <w:rFonts w:eastAsiaTheme="minorEastAsia"/>
+              <w:noProof/>
+            </w:rPr>
+          </w:pPr>
+          <w:hyperlink w:anchor="_Toc243830407" w:history="1">
+            <w:r>
+              <w:rPr>
+                <w:rStyle w:val="Hyperlink"/>
+                <w:noProof/>
+                <w:lang w:val="en-IE"/>
+              </w:rPr>
+              <w:t>2. Introduction</w:t>
+            </w:r>
+            <w:r>
+              <w:rPr>
+                <w:noProof/>
+                <w:webHidden/>
+              </w:rPr>
+              <w:tab/>
+            </w:r>
+            <w:r>
+              <w:rPr>
+                <w:noProof/>
+                <w:webHidden/>
+              </w:rPr>
+              <w:fldChar w:fldCharType="begin"/>
+            </w:r>
+            <w:r>
+              <w:rPr>
+                <w:noProof/>
+                <w:webHidden/>
+              </w:rPr>
+              <w:instrText xml:space="preserve"> PAGEREF _Toc243830407 \h </w:instrText>
+            </w:r>
+            <w:r>
+              <w:rPr>
+                <w:noProof/>
+                <w:webHidden/>
+              </w:rPr>
+            </w:r>
+            <w:r>
+              <w:rPr>
+                <w:noProof/>
+                <w:webHidden/>
+              </w:rPr>
+              <w:fldChar w:fldCharType="separate"/>
+            </w:r>
+            <w:r>
+              <w:rPr>
+                <w:noProof/>
+                <w:webHidden/>
+              </w:rPr>
+              <w:t>7</w:t>
+            </w:r>
+            <w:r>
+              <w:rPr>
+                <w:noProof/>
+                <w:webHidden/>
+              </w:rPr>
+              <w:fldChar w:fldCharType="end"/>
+            </w:r>
+          </w:hyperlink>
+        </w:p>
+        <w:p>
+          <w:pPr>
+            <w:pStyle w:val="TOC2"/>
+            <w:tabs>
+              <w:tab w:val="right" w:leader="dot" w:pos="9016"/>
+            </w:tabs>
+            <w:rPr>
+              <w:rFonts w:eastAsiaTheme="minorEastAsia"/>
+              <w:noProof/>
+            </w:rPr>
+          </w:pPr>
+          <w:hyperlink w:anchor="_Toc243830408" w:history="1">
+            <w:r>
+              <w:rPr>
+                <w:rStyle w:val="Hyperlink"/>
+                <w:noProof/>
+                <w:lang w:val="en-IE"/>
+              </w:rPr>
+              <w:t>2.1 About Skyboard</w:t>
+            </w:r>
+            <w:r>
+              <w:rPr>
+                <w:noProof/>
+                <w:webHidden/>
+              </w:rPr>
+              <w:tab/>
+            </w:r>
+            <w:r>
+              <w:rPr>
+                <w:noProof/>
+                <w:webHidden/>
+              </w:rPr>
+              <w:fldChar w:fldCharType="begin"/>
+            </w:r>
+            <w:r>
+              <w:rPr>
+                <w:noProof/>
+                <w:webHidden/>
+              </w:rPr>
+              <w:instrText xml:space="preserve"> PAGEREF _Toc243830408 \h </w:instrText>
+            </w:r>
+            <w:r>
+              <w:rPr>
+                <w:noProof/>
+                <w:webHidden/>
+              </w:rPr>
+            </w:r>
+            <w:r>
+              <w:rPr>
+                <w:noProof/>
+                <w:webHidden/>
+              </w:rPr>
+              <w:fldChar w:fldCharType="separate"/>
+            </w:r>
+            <w:r>
+              <w:rPr>
+                <w:noProof/>
+                <w:webHidden/>
+              </w:rPr>
+              <w:t>7</w:t>
+            </w:r>
+            <w:r>
+              <w:rPr>
+                <w:noProof/>
+                <w:webHidden/>
+              </w:rPr>
+              <w:fldChar w:fldCharType="end"/>
+            </w:r>
+          </w:hyperlink>
+        </w:p>
+        <w:p>
+          <w:pPr>
+            <w:pStyle w:val="TOC2"/>
+            <w:tabs>
+              <w:tab w:val="right" w:leader="dot" w:pos="9016"/>
+            </w:tabs>
+            <w:rPr>
+              <w:rFonts w:eastAsiaTheme="minorEastAsia"/>
+              <w:noProof/>
+            </w:rPr>
+          </w:pPr>
+          <w:hyperlink w:anchor="_Toc243830409" w:history="1">
+            <w:r>
+              <w:rPr>
+                <w:rStyle w:val="Hyperlink"/>
+                <w:noProof/>
+                <w:lang w:val="en-IE"/>
+              </w:rPr>
+              <w:t>2.2 Links</w:t>
+            </w:r>
+            <w:r>
+              <w:rPr>
+                <w:noProof/>
+                <w:webHidden/>
+              </w:rPr>
+              <w:tab/>
+            </w:r>
+            <w:r>
+              <w:rPr>
+                <w:noProof/>
+                <w:webHidden/>
+              </w:rPr>
+              <w:fldChar w:fldCharType="begin"/>
+            </w:r>
+            <w:r>
+              <w:rPr>
+                <w:noProof/>
+                <w:webHidden/>
+              </w:rPr>
+              <w:instrText xml:space="preserve"> PAGEREF _Toc243830409 \h </w:instrText>
+            </w:r>
+            <w:r>
+              <w:rPr>
+                <w:noProof/>
+                <w:webHidden/>
+              </w:rPr>
+            </w:r>
+            <w:r>
+              <w:rPr>
+                <w:noProof/>
+                <w:webHidden/>
+              </w:rPr>
+              <w:fldChar w:fldCharType="separate"/>
+            </w:r>
+            <w:r>
+              <w:rPr>
+                <w:noProof/>
+                <w:webHidden/>
+              </w:rPr>
+              <w:t>7</w:t>
+            </w:r>
+            <w:r>
+              <w:rPr>
+                <w:noProof/>
+                <w:webHidden/>
+              </w:rPr>
+              <w:fldChar w:fldCharType="end"/>
+            </w:r>
+          </w:hyperlink>
+        </w:p>
+        <w:p>
+          <w:pPr>
+            <w:pStyle w:val="TOC2"/>
+            <w:tabs>
+              <w:tab w:val="right" w:leader="dot" w:pos="9016"/>
+            </w:tabs>
+            <w:rPr>
+              <w:rFonts w:eastAsiaTheme="minorEastAsia"/>
+              <w:noProof/>
+            </w:rPr>
+          </w:pPr>
+          <w:hyperlink w:anchor="_Toc243830410" w:history="1">
+            <w:r>
+              <w:rPr>
+                <w:rStyle w:val="Hyperlink"/>
+                <w:noProof/>
+                <w:lang w:val="en-IE"/>
+              </w:rPr>
+              <w:t>2.3 Progress Log</w:t>
+            </w:r>
+            <w:r>
+              <w:rPr>
+                <w:noProof/>
+                <w:webHidden/>
+              </w:rPr>
+              <w:tab/>
+            </w:r>
+            <w:r>
+              <w:rPr>
+                <w:noProof/>
+                <w:webHidden/>
+              </w:rPr>
+              <w:fldChar w:fldCharType="begin"/>
+            </w:r>
+            <w:r>
+              <w:rPr>
+                <w:noProof/>
+                <w:webHidden/>
+              </w:rPr>
+              <w:instrText xml:space="preserve"> PAGEREF _Toc243830410 \h </w:instrText>
+            </w:r>
+            <w:r>
+              <w:rPr>
+                <w:noProof/>
+                <w:webHidden/>
+              </w:rPr>
+            </w:r>
+            <w:r>
+              <w:rPr>
+                <w:noProof/>
+                <w:webHidden/>
+              </w:rPr>
+              <w:fldChar w:fldCharType="separate"/>
+            </w:r>
+            <w:r>
+              <w:rPr>
+                <w:noProof/>
+                <w:webHidden/>
+              </w:rPr>
+              <w:t>7</w:t>
+            </w:r>
+            <w:r>
+              <w:rPr>
+                <w:noProof/>
+                <w:webHidden/>
+              </w:rPr>
+              <w:fldChar w:fldCharType="end"/>
+            </w:r>
+          </w:hyperlink>
+        </w:p>
+        <w:p>
+          <w:pPr>
+            <w:pStyle w:val="TOC1"/>
+            <w:tabs>
+              <w:tab w:val="right" w:leader="dot" w:pos="9016"/>
+            </w:tabs>
+            <w:rPr>
+              <w:rFonts w:eastAsiaTheme="minorEastAsia"/>
+              <w:noProof/>
+            </w:rPr>
+          </w:pPr>
+          <w:hyperlink w:anchor="_Toc243830411" w:history="1">
+            <w:r>
+              <w:rPr>
+                <w:rStyle w:val="Hyperlink"/>
+                <w:noProof/>
+                <w:lang w:val="en-IE"/>
+              </w:rPr>
+              <w:drawing>
+                <wp:inline distT="0" distB="0" distL="0" distR="0" wp14:anchorId="7210CD46" wp14:editId="099FEAB9">
+                  <wp:extent cx="5731510" cy="6255385"/>
+                  <wp:effectExtent l="0" t="0" r="2540" b="0"/>
+                  <wp:docPr id="1118718994" name="Picture 1"/>
+                  <wp:cNvGraphicFramePr>
+                    <a:graphicFrameLocks xmlns:a="http://schemas.openxmlformats.org/drawingml/2006/main" noChangeAspect="1"/>
+                  </wp:cNvGraphicFramePr>
+                  <a:graphic xmlns:a="http://schemas.openxmlformats.org/drawingml/2006/main">
+                    <a:graphicData uri="http://schemas.openxmlformats.org/drawingml/2006/picture">
+                      <pic:pic xmlns:pic="http://schemas.openxmlformats.org/drawingml/2006/picture">
+                        <pic:nvPicPr>
+                          <pic:cNvPr id="942776674" name=""/>
+                          <pic:cNvPicPr/>
+                        </pic:nvPicPr>
+                        <pic:blipFill>
+                          <a:blip r:embed="rId14"/>
+                          <a:stretch>
+                            <a:fillRect/>
+                          </a:stretch>
+                        </pic:blipFill>
+                        <pic:spPr>
+                          <a:xfrm>
+                            <a:off x="0" y="0"/>
+                            <a:ext cx="5731510" cy="6255385"/>
+                          </a:xfrm>
+                          <a:prstGeom prst="rect">
+                            <a:avLst/>
+                          </a:prstGeom>
+                        </pic:spPr>
+                      </pic:pic>
+                    </a:graphicData>
+                  </a:graphic>
+                </wp:inline>
+              </w:drawing>
+            </w:r>
+            <w:r>
+              <w:rPr>
+                <w:rStyle w:val="Hyperlink"/>
+                <w:noProof/>
+              </w:rPr>
+              <w:t xml:space="preserve"> </w:t>
+            </w:r>
+            <w:r>
+              <w:rPr>
+                <w:rStyle w:val="Hyperlink"/>
+                <w:noProof/>
+                <w:lang w:val="en-IE"/>
+              </w:rPr>
+              <w:lastRenderedPageBreak/>
+              <w:drawing>
+                <wp:inline distT="0" distB="0" distL="0" distR="0" wp14:anchorId="56FC6B16" wp14:editId="2CA50775">
+                  <wp:extent cx="5731510" cy="6336665"/>
+                  <wp:effectExtent l="0" t="0" r="2540" b="6985"/>
+                  <wp:docPr id="218564901" name="Picture 1"/>
+                  <wp:cNvGraphicFramePr>
+                    <a:graphicFrameLocks xmlns:a="http://schemas.openxmlformats.org/drawingml/2006/main" noChangeAspect="1"/>
+                  </wp:cNvGraphicFramePr>
+                  <a:graphic xmlns:a="http://schemas.openxmlformats.org/drawingml/2006/main">
+                    <a:graphicData uri="http://schemas.openxmlformats.org/drawingml/2006/picture">
+                      <pic:pic xmlns:pic="http://schemas.openxmlformats.org/drawingml/2006/picture">
+                        <pic:nvPicPr>
+                          <pic:cNvPr id="43274878" name=""/>
+                          <pic:cNvPicPr/>
+                        </pic:nvPicPr>
+                        <pic:blipFill>
+                          <a:blip r:embed="rId15"/>
+                          <a:stretch>
+                            <a:fillRect/>
+                          </a:stretch>
+                        </pic:blipFill>
+                        <pic:spPr>
+                          <a:xfrm>
+                            <a:off x="0" y="0"/>
+                            <a:ext cx="5731510" cy="6336665"/>
+                          </a:xfrm>
+                          <a:prstGeom prst="rect">
+                            <a:avLst/>
+                          </a:prstGeom>
+                        </pic:spPr>
+                      </pic:pic>
+                    </a:graphicData>
+                  </a:graphic>
+                </wp:inline>
+              </w:drawing>
+            </w:r>
+            <w:r>
+              <w:rPr>
+                <w:noProof/>
+                <w:webHidden/>
+              </w:rPr>
+              <w:tab/>
+            </w:r>
+            <w:r>
+              <w:rPr>
+                <w:noProof/>
+                <w:webHidden/>
+              </w:rPr>
+              <w:fldChar w:fldCharType="begin"/>
+            </w:r>
+            <w:r>
+              <w:rPr>
+                <w:noProof/>
+                <w:webHidden/>
+              </w:rPr>
+              <w:instrText xml:space="preserve"> PAGEREF _Toc243830411 \h </w:instrText>
+            </w:r>
+            <w:r>
+              <w:rPr>
+                <w:noProof/>
+                <w:webHidden/>
+              </w:rPr>
+            </w:r>
+            <w:r>
+              <w:rPr>
+                <w:noProof/>
+                <w:webHidden/>
+              </w:rPr>
+              <w:fldChar w:fldCharType="separate"/>
+            </w:r>
+            <w:r>
+              <w:rPr>
+                <w:noProof/>
+                <w:webHidden/>
+              </w:rPr>
+              <w:t>11</w:t>
+            </w:r>
+            <w:r>
+              <w:rPr>
+                <w:noProof/>
+                <w:webHidden/>
+              </w:rPr>
+              <w:fldChar w:fldCharType="end"/>
+            </w:r>
+          </w:hyperlink>
+        </w:p>
+        <w:p>
+          <w:pPr>
+            <w:pStyle w:val="TOC1"/>
+            <w:tabs>
+              <w:tab w:val="right" w:leader="dot" w:pos="9016"/>
+            </w:tabs>
+            <w:rPr>
+              <w:rFonts w:eastAsiaTheme="minorEastAsia"/>
+              <w:noProof/>
+            </w:rPr>
+          </w:pPr>
+          <w:hyperlink w:anchor="_Toc243830412" w:history="1">
+            <w:r>
+              <w:rPr>
+                <w:rStyle w:val="Hyperlink"/>
+                <w:noProof/>
+                <w:lang w:val="en-IE"/>
+              </w:rPr>
+              <w:t>References and sources I used</w:t>
+            </w:r>
+            <w:r>
+              <w:rPr>
+                <w:noProof/>
+                <w:webHidden/>
+              </w:rPr>
+              <w:tab/>
+            </w:r>
+            <w:r>
+              <w:rPr>
+                <w:noProof/>
+                <w:webHidden/>
+              </w:rPr>
+              <w:fldChar w:fldCharType="begin"/>
+            </w:r>
+            <w:r>
+              <w:rPr>
+                <w:noProof/>
+                <w:webHidden/>
+              </w:rPr>
+              <w:instrText xml:space="preserve"> PAGEREF _Toc243830412 \h </w:instrText>
+            </w:r>
+            <w:r>
+              <w:rPr>
+                <w:noProof/>
+                <w:webHidden/>
+              </w:rPr>
+            </w:r>
+            <w:r>
+              <w:rPr>
+                <w:noProof/>
+                <w:webHidden/>
+              </w:rPr>
+              <w:fldChar w:fldCharType="separate"/>
+            </w:r>
+            <w:r>
+              <w:rPr>
+                <w:noProof/>
+                <w:webHidden/>
+              </w:rPr>
+              <w:t>18</w:t>
+            </w:r>
+            <w:r>
+              <w:rPr>
+                <w:noProof/>
+                <w:webHidden/>
+              </w:rPr>
+              <w:fldChar w:fldCharType="end"/>
+            </w:r>
+          </w:hyperlink>
+        </w:p>
+        <w:p>
           <w:r>
             <w:rPr>
               <w:b/>
@@ -1801,1054 +2127,73 @@
           <w:lang w:val="en-IE"/>
         </w:rPr>
       </w:pPr>
-    </w:p>
-    <w:p>
-      <w:pPr>
-        <w:rPr>
-          <w:lang w:val="en-IE"/>
-        </w:rPr>
-      </w:pPr>
-    </w:p>
-    <w:p>
-      <w:pPr>
-        <w:rPr>
-          <w:lang w:val="en-IE"/>
-        </w:rPr>
-      </w:pPr>
-    </w:p>
-    <w:p>
-      <w:pPr>
-        <w:rPr>
-          <w:lang w:val="en-IE"/>
-        </w:rPr>
-      </w:pPr>
-    </w:p>
-    <w:p>
-      <w:pPr>
-        <w:rPr>
-          <w:lang w:val="en-IE"/>
-        </w:rPr>
-      </w:pPr>
-    </w:p>
-    <w:p>
-      <w:pPr>
-        <w:rPr>
-          <w:lang w:val="en-IE"/>
-        </w:rPr>
-      </w:pPr>
-    </w:p>
-    <w:p>
-      <w:pPr>
-        <w:rPr>
-          <w:lang w:val="en-IE"/>
-        </w:rPr>
-      </w:pPr>
-    </w:p>
-    <w:p>
-      <w:pPr>
-        <w:rPr>
-          <w:lang w:val="en-IE"/>
-        </w:rPr>
-      </w:pPr>
-    </w:p>
-    <w:p>
-      <w:pPr>
-        <w:rPr>
-          <w:lang w:val="en-IE"/>
-        </w:rPr>
-      </w:pPr>
-    </w:p>
-    <w:p>
-      <w:pPr>
-        <w:rPr>
-          <w:lang w:val="en-IE"/>
-        </w:rPr>
-      </w:pPr>
-    </w:p>
-    <w:p>
-      <w:pPr>
-        <w:pStyle w:val="Heading1"/>
-        <w:rPr>
-          <w:lang w:val="en-IE"/>
-        </w:rPr>
-      </w:pPr>
-      <w:bookmarkStart w:id="0" w:name="_Toc243745626"/>
-      <w:r>
-        <w:rPr>
-          <w:lang w:val="en-IE"/>
-        </w:rPr>
-        <w:lastRenderedPageBreak/>
-        <w:t>1. Summary</w:t>
-      </w:r>
-      <w:bookmarkEnd w:id="0"/>
-    </w:p>
-    <w:p>
-      <w:pPr>
-        <w:rPr>
-          <w:lang w:val="en-IE"/>
-        </w:rPr>
-      </w:pPr>
-      <w:r>
-        <w:rPr>
-          <w:lang w:val="en-IE"/>
-        </w:rPr>
-        <w:t>This report goes through where I’m at with the back end of Skyboard, my live departures and arrivals board for Dublin Airport. So far I’ve got the static site built with pug views and bootstrap and I’ve moved all the flight data out of the views and into the controllers, so the pages show what t</w:t>
-      </w:r>
-      <w:r>
-        <w:rPr>
-          <w:lang w:val="en-IE"/>
-        </w:rPr>
-        <w:t>he</w:t>
-      </w:r>
-      <w:r>
-        <w:rPr>
-          <w:lang w:val="en-IE"/>
-        </w:rPr>
-        <w:t xml:space="preserve"> controller sends to them.</w:t>
-      </w:r>
-    </w:p>
-    <w:p>
-      <w:pPr>
-        <w:rPr>
-          <w:lang w:val="en-IE"/>
-        </w:rPr>
-      </w:pPr>
-      <w:r>
-        <w:rPr>
-          <w:lang w:val="en-IE"/>
-        </w:rPr>
-        <w:t>I’ve also set up a database on Mongo DB Atlas and made a Mongoose schema for the airports and their flights. Getting connected took a bit of work, between a few mistakes in the connection string and the college Wi-Fi blocking the database, but it’s</w:t>
-      </w:r>
-      <w:r>
-        <w:rPr>
-          <w:lang w:val="en-IE"/>
-        </w:rPr>
-        <w:t xml:space="preserve"> all connecting fine now.</w:t>
-      </w:r>
-    </w:p>
-    <w:p>
-      <w:pPr>
-        <w:rPr>
-          <w:lang w:val="en-IE"/>
-        </w:rPr>
-      </w:pPr>
-    </w:p>
-    <w:p>
-      <w:pPr>
-        <w:rPr>
-          <w:lang w:val="en-IE"/>
-        </w:rPr>
-      </w:pPr>
-    </w:p>
-    <w:p>
-      <w:pPr>
-        <w:rPr>
-          <w:lang w:val="en-IE"/>
-        </w:rPr>
-      </w:pPr>
-    </w:p>
-    <w:p>
-      <w:pPr>
-        <w:rPr>
-          <w:lang w:val="en-IE"/>
-        </w:rPr>
-      </w:pPr>
-    </w:p>
-    <w:p>
-      <w:pPr>
-        <w:rPr>
-          <w:lang w:val="en-IE"/>
-        </w:rPr>
-      </w:pPr>
-    </w:p>
-    <w:p>
-      <w:pPr>
-        <w:rPr>
-          <w:lang w:val="en-IE"/>
-        </w:rPr>
-      </w:pPr>
-    </w:p>
-    <w:p>
-      <w:pPr>
-        <w:rPr>
-          <w:lang w:val="en-IE"/>
-        </w:rPr>
-      </w:pPr>
-    </w:p>
-    <w:p>
-      <w:pPr>
-        <w:rPr>
-          <w:lang w:val="en-IE"/>
-        </w:rPr>
-      </w:pPr>
-    </w:p>
-    <w:p>
-      <w:pPr>
-        <w:rPr>
-          <w:lang w:val="en-IE"/>
-        </w:rPr>
-      </w:pPr>
-    </w:p>
-    <w:p>
-      <w:pPr>
-        <w:rPr>
-          <w:lang w:val="en-IE"/>
-        </w:rPr>
-      </w:pPr>
-    </w:p>
-    <w:p>
-      <w:pPr>
-        <w:rPr>
-          <w:lang w:val="en-IE"/>
-        </w:rPr>
-      </w:pPr>
-    </w:p>
-    <w:p>
-      <w:pPr>
-        <w:rPr>
-          <w:lang w:val="en-IE"/>
-        </w:rPr>
-      </w:pPr>
-    </w:p>
-    <w:p>
-      <w:pPr>
-        <w:rPr>
-          <w:lang w:val="en-IE"/>
-        </w:rPr>
-      </w:pPr>
-    </w:p>
-    <w:p>
-      <w:pPr>
-        <w:rPr>
-          <w:lang w:val="en-IE"/>
-        </w:rPr>
-      </w:pPr>
-    </w:p>
-    <w:p>
-      <w:pPr>
-        <w:rPr>
-          <w:lang w:val="en-IE"/>
-        </w:rPr>
-      </w:pPr>
-    </w:p>
-    <w:p>
-      <w:pPr>
-        <w:rPr>
-          <w:lang w:val="en-IE"/>
-        </w:rPr>
-      </w:pPr>
-    </w:p>
-    <w:p>
-      <w:pPr>
-        <w:rPr>
-          <w:lang w:val="en-IE"/>
-        </w:rPr>
-      </w:pPr>
-    </w:p>
-    <w:p>
-      <w:pPr>
-        <w:rPr>
-          <w:lang w:val="en-IE"/>
-        </w:rPr>
-      </w:pPr>
-    </w:p>
-    <w:p>
-      <w:pPr>
-        <w:rPr>
-          <w:lang w:val="en-IE"/>
-        </w:rPr>
-      </w:pPr>
-    </w:p>
-    <w:p>
-      <w:pPr>
-        <w:pStyle w:val="Heading1"/>
-        <w:rPr>
-          <w:lang w:val="en-IE"/>
-        </w:rPr>
-      </w:pPr>
-      <w:bookmarkStart w:id="1" w:name="_Toc243745627"/>
-      <w:r>
-        <w:rPr>
-          <w:lang w:val="en-IE"/>
-        </w:rPr>
-        <w:lastRenderedPageBreak/>
-        <w:t xml:space="preserve">2. </w:t>
-      </w:r>
-      <w:r>
-        <w:rPr>
-          <w:lang w:val="en-IE"/>
-        </w:rPr>
-        <w:t>Current Pro</w:t>
-      </w:r>
-      <w:r>
-        <w:rPr>
-          <w:lang w:val="en-IE"/>
-        </w:rPr>
-        <w:t>gress</w:t>
-      </w:r>
-      <w:r>
-        <w:rPr>
-          <w:lang w:val="en-IE"/>
-        </w:rPr>
-        <w:t xml:space="preserve"> on Backend</w:t>
-      </w:r>
-      <w:bookmarkEnd w:id="1"/>
-    </w:p>
-    <w:p>
-      <w:pPr>
-        <w:rPr>
-          <w:lang w:val="en-IE"/>
-        </w:rPr>
-      </w:pPr>
-      <w:r>
-        <w:rPr>
-          <w:lang w:val="en-IE"/>
-        </w:rPr>
-        <w:t xml:space="preserve">Following the first lab sheet doing initial commits renaming variables and changing the code so that </w:t>
-      </w:r>
-      <w:r>
-        <w:rPr>
-          <w:lang w:val="en-IE"/>
-        </w:rPr>
-        <w:t>it</w:t>
-      </w:r>
-      <w:r>
-        <w:rPr>
-          <w:lang w:val="en-IE"/>
-        </w:rPr>
-        <w:t xml:space="preserve"> suits my Skyboard project.</w:t>
-      </w:r>
-    </w:p>
-    <w:p>
-      <w:pPr>
-        <w:pStyle w:val="Subtitle"/>
-        <w:rPr>
-          <w:lang w:val="en-IE"/>
-        </w:rPr>
-      </w:pPr>
-      <w:r>
-        <w:rPr>
-          <w:lang w:val="en-IE"/>
-        </w:rPr>
-        <w:t>Lab</w:t>
-      </w:r>
-      <w:r>
-        <w:rPr>
-          <w:lang w:val="en-IE"/>
-        </w:rPr>
-        <w:t xml:space="preserve"> 1: Setup and Deployment</w:t>
-      </w:r>
-    </w:p>
-    <w:p>
-      <w:pPr>
-        <w:pStyle w:val="ListParagraph"/>
-        <w:numPr>
-          <w:ilvl w:val="0"/>
-          <w:numId w:val="1"/>
-        </w:numPr>
-        <w:rPr>
-          <w:lang w:val="en-IE"/>
-        </w:rPr>
-      </w:pPr>
-      <w:r>
-        <w:rPr>
-          <w:lang w:val="en-IE"/>
-        </w:rPr>
-        <w:t>Created the Express app and re-constructed the MVC folders (app_server/routes, controllers, views).</w:t>
-      </w:r>
-    </w:p>
-    <w:p>
-      <w:pPr>
-        <w:pStyle w:val="ListParagraph"/>
-        <w:numPr>
-          <w:ilvl w:val="0"/>
-          <w:numId w:val="1"/>
-        </w:numPr>
-        <w:rPr>
-          <w:lang w:val="en-IE"/>
-        </w:rPr>
-      </w:pPr>
-      <w:r>
-        <w:rPr>
-          <w:lang w:val="en-IE"/>
-        </w:rPr>
-        <w:t xml:space="preserve">Set up the Git, added </w:t>
-      </w:r>
-      <w:r>
-        <w:rPr>
-          <w:lang w:val="en-IE"/>
-        </w:rPr>
-        <w:t>a .gitignore</w:t>
-      </w:r>
-      <w:r>
-        <w:rPr>
-          <w:lang w:val="en-IE"/>
-        </w:rPr>
-        <w:t xml:space="preserve"> so node_modules isn’t committed, pushed</w:t>
-      </w:r>
-      <w:r>
-        <w:rPr>
-          <w:lang w:val="en-IE"/>
-        </w:rPr>
-        <w:t xml:space="preserve"> to GitHub, and deployed to Render.</w:t>
-      </w:r>
-    </w:p>
-    <w:p>
-      <w:pPr>
-        <w:pStyle w:val="ListParagraph"/>
-        <w:numPr>
-          <w:ilvl w:val="0"/>
-          <w:numId w:val="1"/>
-        </w:numPr>
-        <w:rPr>
-          <w:lang w:val="en-IE"/>
-        </w:rPr>
-      </w:pPr>
-      <w:r>
-        <w:rPr>
-          <w:lang w:val="en-IE"/>
-        </w:rPr>
-        <w:t>A problem I had was committing all the node_modules but I used a .gitignore and git rm -r –</w:t>
-      </w:r>
-      <w:r>
-        <w:rPr>
-          <w:lang w:val="en-IE"/>
-        </w:rPr>
-        <w:t>-</w:t>
-      </w:r>
-      <w:r>
-        <w:rPr>
-          <w:lang w:val="en-IE"/>
-        </w:rPr>
-        <w:t>cached node_modules to fix it.</w:t>
-      </w:r>
-    </w:p>
-    <w:p>
-      <w:pPr>
-        <w:pStyle w:val="Subtitle"/>
-        <w:rPr>
-          <w:lang w:val="en-IE"/>
-        </w:rPr>
-      </w:pPr>
-      <w:r>
-        <w:rPr>
-          <w:lang w:val="en-IE"/>
-        </w:rPr>
-        <w:t>Lab 2: Routes and Controllers</w:t>
-      </w:r>
-    </w:p>
-    <w:p>
-      <w:pPr>
-        <w:pStyle w:val="ListParagraph"/>
-        <w:numPr>
-          <w:ilvl w:val="0"/>
-          <w:numId w:val="2"/>
-        </w:numPr>
-        <w:rPr>
-          <w:lang w:val="en-IE"/>
-        </w:rPr>
-      </w:pPr>
-      <w:r>
-        <w:rPr>
-          <w:lang w:val="en-IE"/>
-        </w:rPr>
-        <w:t>Followed the lab but replaced Loc8r’s Locations/Others with Skyboard’s flight</w:t>
-      </w:r>
-      <w:r>
-        <w:rPr>
-          <w:lang w:val="en-IE"/>
-        </w:rPr>
-        <w:t>s</w:t>
-      </w:r>
-      <w:r>
-        <w:rPr>
-          <w:lang w:val="en-IE"/>
-        </w:rPr>
-        <w:t>.js (dashboard) and auth.js (login and register).</w:t>
-      </w:r>
-    </w:p>
-    <w:p>
-      <w:pPr>
-        <w:pStyle w:val="ListParagraph"/>
-        <w:numPr>
-          <w:ilvl w:val="0"/>
-          <w:numId w:val="2"/>
-        </w:numPr>
-        <w:rPr>
-          <w:lang w:val="en-IE"/>
-        </w:rPr>
-      </w:pPr>
-      <w:r>
-        <w:rPr>
-          <w:lang w:val="en-IE"/>
-        </w:rPr>
-        <w:t>Three routes: / for the main dashboard, /login and /register.</w:t>
-      </w:r>
-    </w:p>
-    <w:p>
-      <w:pPr>
-        <w:pStyle w:val="ListParagraph"/>
-        <w:numPr>
-          <w:ilvl w:val="0"/>
-          <w:numId w:val="2"/>
-        </w:numPr>
-        <w:rPr>
-          <w:lang w:val="en-IE"/>
-        </w:rPr>
-      </w:pPr>
-      <w:r>
-        <w:rPr>
-          <w:lang w:val="en-IE"/>
-        </w:rPr>
-        <w:t>Used a tutorial from the MTU library on bootstrap to get a better understanding of how to write boot strap code.</w:t>
-      </w:r>
-      <w:r>
-        <w:t xml:space="preserve"> </w:t>
-      </w:r>
-      <w:hyperlink r:id="rId12" w:anchor="/media-object/4074162&amp;sourcetype=Audio%20&amp;%20Video%20Works" w:history="1">
-        <w:r>
-          <w:rPr>
-            <w:rStyle w:val="Hyperlink"/>
-          </w:rPr>
-          <w:t>Bootstrap 4 for Beginners - Build 5 Websites from Scratch - ProQuest</w:t>
-        </w:r>
-      </w:hyperlink>
-    </w:p>
-    <w:p>
-      <w:pPr>
-        <w:pStyle w:val="ListParagraph"/>
-        <w:numPr>
-          <w:ilvl w:val="0"/>
-          <w:numId w:val="2"/>
-        </w:numPr>
-        <w:rPr>
-          <w:lang w:val="en-IE"/>
-        </w:rPr>
-      </w:pPr>
-      <w:r>
-        <w:rPr>
-          <w:lang w:val="en-IE"/>
-        </w:rPr>
-        <w:t>Also used the pughtml.com converter to convert html written code to pug.</w:t>
-      </w:r>
-    </w:p>
-    <w:p>
-      <w:pPr>
-        <w:pStyle w:val="ListParagraph"/>
-        <w:numPr>
-          <w:ilvl w:val="0"/>
-          <w:numId w:val="2"/>
-        </w:numPr>
-        <w:rPr>
-          <w:lang w:val="en-IE"/>
-        </w:rPr>
-      </w:pPr>
-      <w:r>
-        <w:rPr>
-          <w:lang w:val="en-IE"/>
-        </w:rPr>
-        <w:t>Bootstrap documentation was also really useful for the grid system, alerts</w:t>
-      </w:r>
-    </w:p>
-    <w:p>
-      <w:pPr>
-        <w:pStyle w:val="Subtitle"/>
-        <w:rPr>
-          <w:lang w:val="en-IE"/>
-        </w:rPr>
-      </w:pPr>
-      <w:r>
-        <w:rPr>
-          <w:lang w:val="en-IE"/>
-        </w:rPr>
-        <w:t>Lab</w:t>
-      </w:r>
-      <w:r>
-        <w:rPr>
-          <w:lang w:val="en-IE"/>
-        </w:rPr>
-        <w:t xml:space="preserve"> 3: Data in Controller</w:t>
-      </w:r>
-    </w:p>
-    <w:p>
-      <w:pPr>
-        <w:pStyle w:val="ListParagraph"/>
-        <w:numPr>
-          <w:ilvl w:val="0"/>
-          <w:numId w:val="5"/>
-        </w:numPr>
-        <w:rPr>
-          <w:lang w:val="en-IE"/>
-        </w:rPr>
-      </w:pPr>
-      <w:r>
-        <w:rPr>
-          <w:lang w:val="en-IE"/>
-        </w:rPr>
-        <w:t>Followed the lab and got rid of all the hardcoded data out of the dashboard.pug view and into the dashboard function in the flights.js controller. Now the view only has variables in it.</w:t>
-      </w:r>
-    </w:p>
-    <w:p>
-      <w:pPr>
-        <w:pStyle w:val="ListParagraph"/>
-        <w:numPr>
-          <w:ilvl w:val="0"/>
-          <w:numId w:val="5"/>
-        </w:numPr>
-        <w:rPr>
-          <w:lang w:val="en-IE"/>
-        </w:rPr>
-      </w:pPr>
-      <w:r>
-        <w:rPr>
-          <w:lang w:val="en-IE"/>
-        </w:rPr>
-        <w:t>Grouped the title, airport code and summary into a pageHeader object like loc8</w:t>
-      </w:r>
-      <w:r>
-        <w:rPr>
-          <w:lang w:val="en-IE"/>
-        </w:rPr>
-        <w:t>r</w:t>
-      </w:r>
-      <w:r>
-        <w:rPr>
-          <w:lang w:val="en-IE"/>
-        </w:rPr>
-        <w:t xml:space="preserve"> does and referenced them in pug using #{ }.</w:t>
-      </w:r>
-    </w:p>
-    <w:p>
-      <w:pPr>
-        <w:pStyle w:val="ListParagraph"/>
-        <w:numPr>
-          <w:ilvl w:val="0"/>
-          <w:numId w:val="5"/>
-        </w:numPr>
-        <w:rPr>
-          <w:lang w:val="en-IE"/>
-        </w:rPr>
-      </w:pPr>
-      <w:r>
-        <w:rPr>
-          <w:lang w:val="en-IE"/>
-        </w:rPr>
-        <w:t>Replaced Loc8r’s locations array with Skyboard’s departures, arrivals and watchlist arrays, With each flight as an object (flight, place ,time ,gate, status).</w:t>
-      </w:r>
-    </w:p>
-    <w:p>
-      <w:pPr>
-        <w:pStyle w:val="ListParagraph"/>
-        <w:numPr>
-          <w:ilvl w:val="0"/>
-          <w:numId w:val="5"/>
-        </w:numPr>
-        <w:rPr>
-          <w:lang w:val="en-IE"/>
-        </w:rPr>
-      </w:pPr>
-      <w:r>
-        <w:rPr>
-          <w:lang w:val="en-IE"/>
-        </w:rPr>
-        <w:t>Used pug’s each/in loop to go through each array and build the table of rows instead of writing out every flight in the view</w:t>
-      </w:r>
-      <w:r>
-        <w:rPr>
-          <w:lang w:val="en-IE"/>
-        </w:rPr>
-        <w:t>.</w:t>
-      </w:r>
-    </w:p>
-    <w:p>
-      <w:pPr>
-        <w:pStyle w:val="ListParagraph"/>
-        <w:numPr>
-          <w:ilvl w:val="0"/>
-          <w:numId w:val="5"/>
-        </w:numPr>
-        <w:rPr>
-          <w:lang w:val="en-IE"/>
-        </w:rPr>
-      </w:pPr>
-      <w:r>
-        <w:rPr>
-          <w:lang w:val="en-IE"/>
-        </w:rPr>
-        <w:t>Added a color value to each flight so the status badge shows Boots</w:t>
-      </w:r>
-      <w:r>
-        <w:rPr>
-          <w:lang w:val="en-IE"/>
-        </w:rPr>
-        <w:t>r</w:t>
-      </w:r>
-      <w:r>
-        <w:rPr>
-          <w:lang w:val="en-IE"/>
-        </w:rPr>
-        <w:t>tap’s success, warning or danger colors.</w:t>
-      </w:r>
-    </w:p>
-    <w:p>
-      <w:pPr>
-        <w:pStyle w:val="ListParagraph"/>
-        <w:numPr>
-          <w:ilvl w:val="0"/>
-          <w:numId w:val="5"/>
-        </w:numPr>
-        <w:rPr>
-          <w:lang w:val="en-IE"/>
-        </w:rPr>
-      </w:pPr>
-      <w:r>
-        <w:rPr>
-          <w:lang w:val="en-IE"/>
-        </w:rPr>
-        <w:t>Used the _includes/sharedHTMLfunctions.pug file for mixins, similar to the labs start rating mixin, so reusable pug code isn’t repeated on each page.</w:t>
-      </w:r>
-    </w:p>
-    <w:p>
-      <w:pPr>
-        <w:rPr>
-          <w:lang w:val="en-IE"/>
-        </w:rPr>
-      </w:pPr>
-    </w:p>
-    <w:p>
-      <w:pPr>
-        <w:rPr>
-          <w:lang w:val="en-IE"/>
-        </w:rPr>
-      </w:pPr>
-    </w:p>
-    <w:p>
-      <w:pPr>
-        <w:pStyle w:val="Subtitle"/>
-        <w:rPr>
-          <w:lang w:val="en-IE"/>
-        </w:rPr>
-      </w:pPr>
-      <w:r>
-        <w:rPr>
-          <w:lang w:val="en-IE"/>
-        </w:rPr>
-        <w:lastRenderedPageBreak/>
-        <w:t>Lab 4: Data Model (Mongoose)</w:t>
-      </w:r>
-    </w:p>
-    <w:p>
-      <w:pPr>
-        <w:pStyle w:val="ListParagraph"/>
-        <w:numPr>
-          <w:ilvl w:val="0"/>
-          <w:numId w:val="6"/>
-        </w:numPr>
-        <w:rPr>
-          <w:lang w:val="en-IE"/>
-        </w:rPr>
-      </w:pPr>
-      <w:r>
-        <w:rPr>
-          <w:lang w:val="en-IE"/>
-        </w:rPr>
-        <w:t>Installed mongoose and mongodb and created db.js in app_server/model</w:t>
-      </w:r>
-      <w:r>
-        <w:rPr>
-          <w:lang w:val="en-IE"/>
-        </w:rPr>
-        <w:t>s</w:t>
-      </w:r>
-      <w:r>
-        <w:rPr>
-          <w:lang w:val="en-IE"/>
-        </w:rPr>
-        <w:t>, then required it at the top of app.js</w:t>
-      </w:r>
-    </w:p>
-    <w:p>
-      <w:pPr>
-        <w:pStyle w:val="ListParagraph"/>
-        <w:numPr>
-          <w:ilvl w:val="0"/>
-          <w:numId w:val="6"/>
-        </w:numPr>
-        <w:rPr>
-          <w:lang w:val="en-IE"/>
-        </w:rPr>
-      </w:pPr>
-      <w:r>
-        <w:rPr>
-          <w:lang w:val="en-IE"/>
-        </w:rPr>
-        <w:t>Set up a cluster on MongoDB Atlas (SkyBoard-cluster) with a SkyBoard database and connected to it from db.js</w:t>
-      </w:r>
-    </w:p>
-    <w:p>
-      <w:pPr>
-        <w:pStyle w:val="ListParagraph"/>
-        <w:numPr>
-          <w:ilvl w:val="0"/>
-          <w:numId w:val="6"/>
-        </w:numPr>
-        <w:rPr>
-          <w:lang w:val="en-IE"/>
-        </w:rPr>
-      </w:pPr>
-      <w:r>
-        <w:rPr>
-          <w:lang w:val="en-IE"/>
-        </w:rPr>
-        <w:t xml:space="preserve">Kept the connection string in a .env file </w:t>
-      </w:r>
-      <w:r>
-        <w:rPr>
-          <w:lang w:val="en-IE"/>
-        </w:rPr>
-        <w:t>using dotenv, and .env is in the gitignore so the password isn’t published to github.</w:t>
-      </w:r>
-    </w:p>
-    <w:p>
-      <w:pPr>
-        <w:pStyle w:val="ListParagraph"/>
-        <w:numPr>
-          <w:ilvl w:val="0"/>
-          <w:numId w:val="6"/>
-        </w:numPr>
-        <w:rPr>
-          <w:lang w:val="en-IE"/>
-        </w:rPr>
-      </w:pPr>
-      <w:r>
-        <w:rPr>
-          <w:lang w:val="en-IE"/>
-        </w:rPr>
-        <w:t>Followed the lab but replaced Loc8r’s locations.js with SkyBoard’s flight</w:t>
-      </w:r>
-      <w:r>
-        <w:rPr>
-          <w:lang w:val="en-IE"/>
-        </w:rPr>
-        <w:t>s</w:t>
-      </w:r>
-      <w:r>
-        <w:rPr>
-          <w:lang w:val="en-IE"/>
-        </w:rPr>
-        <w:t>.js model. The flightSchema (flight, direction, place, time, gate, terminal, status, colour, starred) is nested inside the airportSchema the same way openingTimeSchema is nested inside locationSchema.</w:t>
-      </w:r>
-    </w:p>
-    <w:p>
-      <w:pPr>
-        <w:pStyle w:val="ListParagraph"/>
-        <w:numPr>
-          <w:ilvl w:val="0"/>
-          <w:numId w:val="6"/>
-        </w:numPr>
-        <w:rPr>
-          <w:lang w:val="en-IE"/>
-        </w:rPr>
-      </w:pPr>
-      <w:r>
-        <w:rPr>
-          <w:lang w:val="en-IE"/>
-        </w:rPr>
-        <w:t>Used required: true on the main fields and default of false on starred, then built the Airport model with mongoose.model</w:t>
-      </w:r>
-    </w:p>
-    <w:p>
-      <w:pPr>
-        <w:pStyle w:val="ListParagraph"/>
-        <w:numPr>
-          <w:ilvl w:val="0"/>
-          <w:numId w:val="6"/>
-        </w:numPr>
-        <w:rPr>
-          <w:lang w:val="en-IE"/>
-        </w:rPr>
-      </w:pPr>
-      <w:r>
-        <w:rPr>
-          <w:lang w:val="en-IE"/>
-        </w:rPr>
-        <w:t>Left out the rating min/max and coords from the lab as Skyboard doesn’t have any number or location fields.</w:t>
-      </w:r>
-    </w:p>
-    <w:p>
-      <w:pPr>
-        <w:pStyle w:val="ListParagraph"/>
-        <w:numPr>
-          <w:ilvl w:val="0"/>
-          <w:numId w:val="6"/>
-        </w:numPr>
-        <w:rPr>
-          <w:lang w:val="en-IE"/>
-        </w:rPr>
-      </w:pPr>
-      <w:r>
-        <w:rPr>
-          <w:lang w:val="en-IE"/>
-        </w:rPr>
-        <w:t>A problem I had was the connection string, it still had the &lt; &gt; around the password and the wrong options on the end which gave a mongoError, but I fixed the string in the .env which fixed the issue.</w:t>
-      </w:r>
-    </w:p>
-    <w:p>
-      <w:pPr>
-        <w:pStyle w:val="ListParagraph"/>
-        <w:numPr>
-          <w:ilvl w:val="0"/>
-          <w:numId w:val="6"/>
-        </w:numPr>
-        <w:rPr>
-          <w:lang w:val="en-IE"/>
-        </w:rPr>
-      </w:pPr>
-      <w:r>
-        <w:rPr>
-          <w:lang w:val="en-IE"/>
-        </w:rPr>
-        <w:t>Another problem was not being able to connect on the college Wi-Fi. Test-NetConnection showed port 27017 was blocked, so I added 0.0.0.0/0 to the Atlas IP access list and it connected fine at home</w:t>
-      </w:r>
-      <w:r>
-        <w:rPr>
-          <w:lang w:val="en-IE"/>
-        </w:rPr>
-        <w:t>.</w:t>
-      </w:r>
-    </w:p>
-    <w:p>
-      <w:pPr>
-        <w:pStyle w:val="ListParagraph"/>
-        <w:rPr>
-          <w:lang w:val="en-IE"/>
-        </w:rPr>
-      </w:pPr>
-    </w:p>
-    <w:p>
-      <w:pPr>
-        <w:rPr>
-          <w:lang w:val="en-IE"/>
-        </w:rPr>
-      </w:pPr>
-    </w:p>
-    <w:p>
-      <w:pPr>
-        <w:rPr>
-          <w:lang w:val="en-IE"/>
-        </w:rPr>
-      </w:pPr>
-    </w:p>
-    <w:p>
-      <w:pPr>
-        <w:rPr>
-          <w:lang w:val="en-IE"/>
-        </w:rPr>
-      </w:pPr>
-    </w:p>
-    <w:p>
-      <w:pPr>
-        <w:rPr>
-          <w:lang w:val="en-IE"/>
-        </w:rPr>
-      </w:pPr>
-    </w:p>
-    <w:p>
-      <w:pPr>
-        <w:rPr>
-          <w:lang w:val="en-IE"/>
-        </w:rPr>
-      </w:pPr>
-    </w:p>
-    <w:p>
-      <w:pPr>
-        <w:rPr>
-          <w:lang w:val="en-IE"/>
-        </w:rPr>
-      </w:pPr>
-    </w:p>
-    <w:p>
-      <w:pPr>
-        <w:rPr>
-          <w:lang w:val="en-IE"/>
-        </w:rPr>
-      </w:pPr>
-    </w:p>
-    <w:p>
-      <w:pPr>
-        <w:rPr>
-          <w:lang w:val="en-IE"/>
-        </w:rPr>
-      </w:pPr>
-    </w:p>
-    <w:p>
-      <w:pPr>
-        <w:rPr>
-          <w:lang w:val="en-IE"/>
-        </w:rPr>
-      </w:pPr>
-    </w:p>
-    <w:p>
-      <w:pPr>
-        <w:rPr>
-          <w:lang w:val="en-IE"/>
-        </w:rPr>
-      </w:pPr>
-    </w:p>
-    <w:p>
-      <w:pPr>
-        <w:rPr>
-          <w:lang w:val="en-IE"/>
-        </w:rPr>
-      </w:pPr>
-    </w:p>
-    <w:p>
-      <w:pPr>
-        <w:rPr>
-          <w:lang w:val="en-IE"/>
-        </w:rPr>
-      </w:pPr>
-    </w:p>
-    <w:p>
-      <w:pPr>
-        <w:pStyle w:val="Heading1"/>
-        <w:rPr>
-          <w:lang w:val="en-IE"/>
-        </w:rPr>
-      </w:pPr>
-    </w:p>
-    <w:p>
-      <w:pPr>
-        <w:pStyle w:val="Heading1"/>
-        <w:rPr>
-          <w:lang w:val="en-IE"/>
-        </w:rPr>
-      </w:pPr>
-    </w:p>
-    <w:p>
-      <w:pPr>
-        <w:pStyle w:val="Heading1"/>
-        <w:rPr>
-          <w:lang w:val="en-IE"/>
-        </w:rPr>
-      </w:pPr>
-    </w:p>
-    <w:p>
-      <w:pPr>
-        <w:pStyle w:val="Heading1"/>
-        <w:rPr>
-          <w:lang w:val="en-IE"/>
-        </w:rPr>
-      </w:pPr>
-      <w:r>
-        <w:rPr>
+      <w:r>
+        <w:rPr>
+          <w:rStyle w:val="Hyperlink"/>
+          <w:noProof/>
           <w:lang w:val="en-IE"/>
         </w:rPr>
         <w:drawing>
-          <wp:inline distT="0" distB="0" distL="0" distR="0" wp14:anchorId="2DA5E5D3" wp14:editId="748642AA">
+          <wp:inline distT="0" distB="0" distL="0" distR="0" wp14:anchorId="52C50E8C" wp14:editId="47DB016C">
+            <wp:extent cx="5731510" cy="6336665"/>
+            <wp:effectExtent l="0" t="0" r="2540" b="6985"/>
+            <wp:docPr id="1726094811" name="Picture 1"/>
+            <wp:cNvGraphicFramePr>
+              <a:graphicFrameLocks xmlns:a="http://schemas.openxmlformats.org/drawingml/2006/main" noChangeAspect="1"/>
+            </wp:cNvGraphicFramePr>
+            <a:graphic xmlns:a="http://schemas.openxmlformats.org/drawingml/2006/main">
+              <a:graphicData uri="http://schemas.openxmlformats.org/drawingml/2006/picture">
+                <pic:pic xmlns:pic="http://schemas.openxmlformats.org/drawingml/2006/picture">
+                  <pic:nvPicPr>
+                    <pic:cNvPr id="43274878" name=""/>
+                    <pic:cNvPicPr/>
+                  </pic:nvPicPr>
+                  <pic:blipFill>
+                    <a:blip r:embed="rId15"/>
+                    <a:stretch>
+                      <a:fillRect/>
+                    </a:stretch>
+                  </pic:blipFill>
+                  <pic:spPr>
+                    <a:xfrm>
+                      <a:off x="0" y="0"/>
+                      <a:ext cx="5731510" cy="6336665"/>
+                    </a:xfrm>
+                    <a:prstGeom prst="rect">
+                      <a:avLst/>
+                    </a:prstGeom>
+                  </pic:spPr>
+                </pic:pic>
+              </a:graphicData>
+            </a:graphic>
+          </wp:inline>
+        </w:drawing>
+      </w:r>
+    </w:p>
+    <w:p>
+      <w:pPr>
+        <w:rPr>
+          <w:lang w:val="en-IE"/>
+        </w:rPr>
+      </w:pPr>
+    </w:p>
+    <w:p>
+      <w:pPr>
+        <w:rPr>
+          <w:lang w:val="en-IE"/>
+        </w:rPr>
+      </w:pPr>
+      <w:r>
+        <w:rPr>
+          <w:rStyle w:val="Hyperlink"/>
+          <w:noProof/>
+          <w:lang w:val="en-IE"/>
+        </w:rPr>
+        <w:drawing>
+          <wp:inline distT="0" distB="0" distL="0" distR="0" wp14:anchorId="3DC23FE9" wp14:editId="54606433">
             <wp:extent cx="5731510" cy="6255385"/>
             <wp:effectExtent l="0" t="0" r="2540" b="0"/>
-            <wp:docPr id="942776674" name="Picture 1"/>
+            <wp:docPr id="1797087472" name="Picture 1"/>
             <wp:cNvGraphicFramePr>
               <a:graphicFrameLocks xmlns:a="http://schemas.openxmlformats.org/drawingml/2006/main" noChangeAspect="1"/>
             </wp:cNvGraphicFramePr>
@@ -2860,7 +2205,7 @@
                     <pic:cNvPicPr/>
                   </pic:nvPicPr>
                   <pic:blipFill>
-                    <a:blip r:embed="rId13"/>
+                    <a:blip r:embed="rId14"/>
                     <a:stretch>
                       <a:fillRect/>
                     </a:stretch>
@@ -2883,11 +2228,245 @@
     </w:p>
     <w:p>
       <w:pPr>
+        <w:rPr>
+          <w:lang w:val="en-IE"/>
+        </w:rPr>
+      </w:pPr>
+    </w:p>
+    <w:p>
+      <w:pPr>
+        <w:rPr>
+          <w:lang w:val="en-IE"/>
+        </w:rPr>
+      </w:pPr>
+    </w:p>
+    <w:p>
+      <w:pPr>
+        <w:rPr>
+          <w:lang w:val="en-IE"/>
+        </w:rPr>
+      </w:pPr>
+    </w:p>
+    <w:p>
+      <w:pPr>
+        <w:rPr>
+          <w:lang w:val="en-IE"/>
+        </w:rPr>
+      </w:pPr>
+    </w:p>
+    <w:p>
+      <w:pPr>
+        <w:rPr>
+          <w:lang w:val="en-IE"/>
+        </w:rPr>
+      </w:pPr>
+    </w:p>
+    <w:p>
+      <w:pPr>
         <w:pStyle w:val="Heading1"/>
         <w:rPr>
           <w:lang w:val="en-IE"/>
         </w:rPr>
       </w:pPr>
+      <w:bookmarkStart w:id="0" w:name="_Toc243830406"/>
+      <w:r>
+        <w:rPr>
+          <w:lang w:val="en-IE"/>
+        </w:rPr>
+        <w:lastRenderedPageBreak/>
+        <w:t>1. Summary</w:t>
+      </w:r>
+      <w:bookmarkEnd w:id="0"/>
+    </w:p>
+    <w:p>
+      <w:pPr>
+        <w:rPr>
+          <w:lang w:val="en-IE"/>
+        </w:rPr>
+      </w:pPr>
+      <w:r>
+        <w:rPr>
+          <w:lang w:val="en-IE"/>
+        </w:rPr>
+        <w:t xml:space="preserve">This report goes through where I’m at with the back end of Skyboard, my live departures and arrivals board for Dublin Airport. So </w:t>
+      </w:r>
+      <w:proofErr w:type="gramStart"/>
+      <w:r>
+        <w:rPr>
+          <w:lang w:val="en-IE"/>
+        </w:rPr>
+        <w:t>far</w:t>
+      </w:r>
+      <w:proofErr w:type="gramEnd"/>
+      <w:r>
+        <w:rPr>
+          <w:lang w:val="en-IE"/>
+        </w:rPr>
+        <w:t xml:space="preserve"> I’ve got the static site built with pug views and bootstrap and I’ve moved all the flight data out of the views and into the controllers, so the pages show what t</w:t>
+      </w:r>
+      <w:r>
+        <w:rPr>
+          <w:lang w:val="en-IE"/>
+        </w:rPr>
+        <w:t>he</w:t>
+      </w:r>
+      <w:r>
+        <w:rPr>
+          <w:lang w:val="en-IE"/>
+        </w:rPr>
+        <w:t xml:space="preserve"> controller sends to them.</w:t>
+      </w:r>
+    </w:p>
+    <w:p>
+      <w:pPr>
+        <w:rPr>
+          <w:lang w:val="en-IE"/>
+        </w:rPr>
+      </w:pPr>
+      <w:r>
+        <w:rPr>
+          <w:lang w:val="en-IE"/>
+        </w:rPr>
+        <w:t>I’ve also set up a database on Mongo DB Atlas and made a Mongoose schema for the airports and their flights. Getting connected took a bit of work, between a few mistakes in the connection string and the college Wi-Fi blocking the database, but it’s</w:t>
+      </w:r>
+      <w:r>
+        <w:rPr>
+          <w:lang w:val="en-IE"/>
+        </w:rPr>
+        <w:t xml:space="preserve"> all connecting fine now.</w:t>
+      </w:r>
+    </w:p>
+    <w:p>
+      <w:pPr>
+        <w:rPr>
+          <w:lang w:val="en-IE"/>
+        </w:rPr>
+      </w:pPr>
+      <w:r>
+        <w:rPr>
+          <w:lang w:val="en-IE"/>
+        </w:rPr>
+        <w:t>The biggest change since my last report is that the dashboard now gets its flights from the database through the API instead of hard-coded data. The project also sends a new airport from the express side to the API with a POST. Getting connected took a bit of work, between mistakes in the connection strings and the collage Wi-Fi blocking the database, but it’s all working now.</w:t>
+      </w:r>
+    </w:p>
+    <w:p>
+      <w:pPr>
+        <w:rPr>
+          <w:lang w:val="en-IE"/>
+        </w:rPr>
+      </w:pPr>
+    </w:p>
+    <w:p>
+      <w:pPr>
+        <w:rPr>
+          <w:lang w:val="en-IE"/>
+        </w:rPr>
+      </w:pPr>
+    </w:p>
+    <w:p>
+      <w:pPr>
+        <w:rPr>
+          <w:lang w:val="en-IE"/>
+        </w:rPr>
+      </w:pPr>
+    </w:p>
+    <w:p>
+      <w:pPr>
+        <w:rPr>
+          <w:lang w:val="en-IE"/>
+        </w:rPr>
+      </w:pPr>
+    </w:p>
+    <w:p>
+      <w:pPr>
+        <w:rPr>
+          <w:lang w:val="en-IE"/>
+        </w:rPr>
+      </w:pPr>
+    </w:p>
+    <w:p>
+      <w:pPr>
+        <w:rPr>
+          <w:lang w:val="en-IE"/>
+        </w:rPr>
+      </w:pPr>
+    </w:p>
+    <w:p>
+      <w:pPr>
+        <w:rPr>
+          <w:lang w:val="en-IE"/>
+        </w:rPr>
+      </w:pPr>
+    </w:p>
+    <w:p>
+      <w:pPr>
+        <w:rPr>
+          <w:lang w:val="en-IE"/>
+        </w:rPr>
+      </w:pPr>
+    </w:p>
+    <w:p>
+      <w:pPr>
+        <w:rPr>
+          <w:lang w:val="en-IE"/>
+        </w:rPr>
+      </w:pPr>
+    </w:p>
+    <w:p>
+      <w:pPr>
+        <w:rPr>
+          <w:lang w:val="en-IE"/>
+        </w:rPr>
+      </w:pPr>
+    </w:p>
+    <w:p>
+      <w:pPr>
+        <w:rPr>
+          <w:lang w:val="en-IE"/>
+        </w:rPr>
+      </w:pPr>
+    </w:p>
+    <w:p>
+      <w:pPr>
+        <w:rPr>
+          <w:lang w:val="en-IE"/>
+        </w:rPr>
+      </w:pPr>
+    </w:p>
+    <w:p>
+      <w:pPr>
+        <w:rPr>
+          <w:lang w:val="en-IE"/>
+        </w:rPr>
+      </w:pPr>
+    </w:p>
+    <w:p>
+      <w:pPr>
+        <w:rPr>
+          <w:lang w:val="en-IE"/>
+        </w:rPr>
+      </w:pPr>
+    </w:p>
+    <w:p>
+      <w:pPr>
+        <w:rPr>
+          <w:lang w:val="en-IE"/>
+        </w:rPr>
+      </w:pPr>
+    </w:p>
+    <w:p>
+      <w:pPr>
+        <w:rPr>
+          <w:lang w:val="en-IE"/>
+        </w:rPr>
+      </w:pPr>
+    </w:p>
+    <w:p>
+      <w:pPr>
+        <w:rPr>
+          <w:lang w:val="en-IE"/>
+        </w:rPr>
+      </w:pPr>
     </w:p>
     <w:p>
       <w:pPr>
@@ -2896,101 +2475,223 @@
           <w:lang w:val="en-IE"/>
         </w:rPr>
       </w:pPr>
-    </w:p>
-    <w:p>
-      <w:pPr>
-        <w:pStyle w:val="Heading1"/>
-        <w:rPr>
-          <w:lang w:val="en-IE"/>
-        </w:rPr>
-      </w:pPr>
-    </w:p>
-    <w:p>
-      <w:pPr>
-        <w:pStyle w:val="Heading1"/>
-        <w:rPr>
-          <w:lang w:val="en-IE"/>
-        </w:rPr>
-      </w:pPr>
-    </w:p>
-    <w:p>
-      <w:pPr>
-        <w:pStyle w:val="Heading1"/>
-        <w:rPr>
-          <w:lang w:val="en-IE"/>
-        </w:rPr>
-      </w:pPr>
-    </w:p>
-    <w:p>
-      <w:pPr>
-        <w:pStyle w:val="Heading1"/>
-        <w:rPr>
-          <w:lang w:val="en-IE"/>
-        </w:rPr>
-      </w:pPr>
-    </w:p>
-    <w:p>
-      <w:pPr>
-        <w:pStyle w:val="Heading1"/>
-        <w:rPr>
-          <w:lang w:val="en-IE"/>
-        </w:rPr>
-      </w:pPr>
-    </w:p>
-    <w:p>
-      <w:pPr>
-        <w:pStyle w:val="Heading1"/>
-        <w:rPr>
-          <w:lang w:val="en-IE"/>
-        </w:rPr>
-      </w:pPr>
-    </w:p>
-    <w:p>
-      <w:pPr>
-        <w:pStyle w:val="Heading1"/>
-        <w:rPr>
-          <w:lang w:val="en-IE"/>
-        </w:rPr>
-      </w:pPr>
-    </w:p>
-    <w:p>
-      <w:pPr>
-        <w:pStyle w:val="Heading1"/>
-        <w:rPr>
-          <w:lang w:val="en-IE"/>
-        </w:rPr>
-      </w:pPr>
-    </w:p>
-    <w:p>
-      <w:pPr>
-        <w:pStyle w:val="Heading1"/>
-        <w:rPr>
-          <w:lang w:val="en-IE"/>
-        </w:rPr>
-      </w:pPr>
-    </w:p>
-    <w:p>
-      <w:pPr>
-        <w:pStyle w:val="Heading1"/>
-        <w:rPr>
-          <w:lang w:val="en-IE"/>
-        </w:rPr>
-      </w:pPr>
-      <w:bookmarkStart w:id="2" w:name="_Toc243745628"/>
-      <w:r>
-        <w:rPr>
-          <w:lang w:val="en-IE"/>
-        </w:rPr>
-        <w:t>References and sources I used</w:t>
+      <w:bookmarkStart w:id="1" w:name="_Toc243830407"/>
+      <w:r>
+        <w:rPr>
+          <w:lang w:val="en-IE"/>
+        </w:rPr>
+        <w:lastRenderedPageBreak/>
+        <w:t xml:space="preserve">2. </w:t>
+      </w:r>
+      <w:r>
+        <w:rPr>
+          <w:lang w:val="en-IE"/>
+        </w:rPr>
+        <w:t>Introduction</w:t>
+      </w:r>
+      <w:bookmarkEnd w:id="1"/>
+    </w:p>
+    <w:p>
+      <w:pPr>
+        <w:pStyle w:val="Heading2"/>
+        <w:rPr>
+          <w:lang w:val="en-IE"/>
+        </w:rPr>
+      </w:pPr>
+      <w:bookmarkStart w:id="2" w:name="_Toc243830408"/>
+      <w:r>
+        <w:rPr>
+          <w:lang w:val="en-IE"/>
+        </w:rPr>
+        <w:t>2.1 About Skyboard</w:t>
       </w:r>
       <w:bookmarkEnd w:id="2"/>
+    </w:p>
+    <w:p>
+      <w:pPr>
+        <w:rPr>
+          <w:lang w:val="en-IE"/>
+        </w:rPr>
+      </w:pPr>
+      <w:r>
+        <w:rPr>
+          <w:lang w:val="en-IE"/>
+        </w:rPr>
+        <w:t>Skyboard is a web app that shows live departures and arrivals at Dublin Airport. The idea is that users can register and log in to save flights to their own watchlist. It’s built with the MEAN stack using MVC, it’s hosted on Render and the database is on MongoDB Atlas</w:t>
+      </w:r>
+      <w:r>
+        <w:rPr>
+          <w:lang w:val="en-IE"/>
+        </w:rPr>
+        <w:t>.</w:t>
+      </w:r>
+    </w:p>
+    <w:p>
+      <w:pPr>
+        <w:pStyle w:val="Heading2"/>
+        <w:rPr>
+          <w:lang w:val="en-IE"/>
+        </w:rPr>
+      </w:pPr>
+      <w:bookmarkStart w:id="3" w:name="_Toc243830409"/>
+      <w:r>
+        <w:rPr>
+          <w:lang w:val="en-IE"/>
+        </w:rPr>
+        <w:t>2.2 Links</w:t>
+      </w:r>
+      <w:bookmarkEnd w:id="3"/>
+    </w:p>
+    <w:p>
+      <w:r>
+        <w:rPr>
+          <w:b/>
+          <w:bCs/>
+          <w:lang w:val="en-IE"/>
+        </w:rPr>
+        <w:t>GitHub:</w:t>
+      </w:r>
+      <w:r>
+        <w:rPr>
+          <w:b/>
+          <w:bCs/>
+          <w:lang w:val="en-IE"/>
+        </w:rPr>
+        <w:t xml:space="preserve"> </w:t>
+      </w:r>
+      <w:hyperlink r:id="rId16" w:history="1">
+        <w:proofErr w:type="spellStart"/>
+        <w:r>
+          <w:rPr>
+            <w:rStyle w:val="Hyperlink"/>
+            <w:b/>
+            <w:bCs/>
+          </w:rPr>
+          <w:t>EoinMannix</w:t>
+        </w:r>
+        <w:proofErr w:type="spellEnd"/>
+        <w:r>
+          <w:rPr>
+            <w:rStyle w:val="Hyperlink"/>
+            <w:b/>
+            <w:bCs/>
+          </w:rPr>
+          <w:t>/skyboard</w:t>
+        </w:r>
+      </w:hyperlink>
+    </w:p>
+    <w:p>
+      <w:pPr>
+        <w:rPr>
+          <w:b/>
+          <w:bCs/>
+          <w:lang w:val="en-IE"/>
+        </w:rPr>
+      </w:pPr>
+      <w:r>
+        <w:rPr>
+          <w:b/>
+          <w:bCs/>
+        </w:rPr>
+        <w:t xml:space="preserve">Render: </w:t>
+      </w:r>
+      <w:hyperlink r:id="rId17" w:history="1">
+        <w:proofErr w:type="spellStart"/>
+        <w:r>
+          <w:rPr>
+            <w:rStyle w:val="Hyperlink"/>
+            <w:b/>
+            <w:bCs/>
+          </w:rPr>
+          <w:t>SkyBoard</w:t>
+        </w:r>
+        <w:proofErr w:type="spellEnd"/>
+        <w:r>
+          <w:rPr>
+            <w:rStyle w:val="Hyperlink"/>
+            <w:b/>
+            <w:bCs/>
+          </w:rPr>
+          <w:t xml:space="preserve"> - Live departures and arrivals</w:t>
+        </w:r>
+      </w:hyperlink>
+    </w:p>
+    <w:p>
+      <w:pPr>
+        <w:rPr>
+          <w:b/>
+          <w:bCs/>
+          <w:lang w:val="en-IE"/>
+        </w:rPr>
+      </w:pPr>
+    </w:p>
+    <w:p>
+      <w:pPr>
+        <w:pStyle w:val="Heading2"/>
+        <w:rPr>
+          <w:lang w:val="en-IE"/>
+        </w:rPr>
+      </w:pPr>
+      <w:bookmarkStart w:id="4" w:name="_Toc243830410"/>
+      <w:r>
+        <w:rPr>
+          <w:lang w:val="en-IE"/>
+        </w:rPr>
+        <w:t>2.3 Progress Log</w:t>
+      </w:r>
+      <w:bookmarkEnd w:id="4"/>
+    </w:p>
+    <w:p>
+      <w:pPr>
+        <w:rPr>
+          <w:lang w:val="en-IE"/>
+        </w:rPr>
+      </w:pPr>
+      <w:r>
+        <w:rPr>
+          <w:lang w:val="en-IE"/>
+        </w:rPr>
+        <w:t xml:space="preserve">Following the first lab sheet doing initial commits renaming variables and changing the code so that </w:t>
+      </w:r>
+      <w:r>
+        <w:rPr>
+          <w:lang w:val="en-IE"/>
+        </w:rPr>
+        <w:t>it</w:t>
+      </w:r>
+      <w:r>
+        <w:rPr>
+          <w:lang w:val="en-IE"/>
+        </w:rPr>
+        <w:t xml:space="preserve"> suits my Skyboard project.</w:t>
+      </w:r>
+    </w:p>
+    <w:p>
+      <w:pPr>
+        <w:pStyle w:val="Subtitle"/>
+        <w:rPr>
+          <w:lang w:val="en-IE"/>
+        </w:rPr>
+      </w:pPr>
+      <w:r>
+        <w:rPr>
+          <w:lang w:val="en-IE"/>
+        </w:rPr>
+        <w:t>Lab</w:t>
+      </w:r>
+      <w:r>
+        <w:rPr>
+          <w:lang w:val="en-IE"/>
+        </w:rPr>
+        <w:t xml:space="preserve"> 1: Setup and Deployment</w:t>
+      </w:r>
     </w:p>
     <w:p>
       <w:pPr>
         <w:pStyle w:val="ListParagraph"/>
         <w:numPr>
           <w:ilvl w:val="0"/>
-          <w:numId w:val="4"/>
+          <w:numId w:val="1"/>
         </w:numPr>
         <w:rPr>
           <w:lang w:val="en-IE"/>
@@ -3000,7 +2701,21 @@
         <w:rPr>
           <w:lang w:val="en-IE"/>
         </w:rPr>
-        <w:t xml:space="preserve">Claude was also used for ideas and debugging </w:t>
+        <w:t>Created the Express app and re-constructed the MVC folders (</w:t>
+      </w:r>
+      <w:proofErr w:type="spellStart"/>
+      <w:r>
+        <w:rPr>
+          <w:lang w:val="en-IE"/>
+        </w:rPr>
+        <w:t>app_server</w:t>
+      </w:r>
+      <w:proofErr w:type="spellEnd"/>
+      <w:r>
+        <w:rPr>
+          <w:lang w:val="en-IE"/>
+        </w:rPr>
+        <w:t>/routes, controllers, views).</w:t>
       </w:r>
     </w:p>
     <w:p>
@@ -3008,13 +2723,258 @@
         <w:pStyle w:val="ListParagraph"/>
         <w:numPr>
           <w:ilvl w:val="0"/>
-          <w:numId w:val="3"/>
+          <w:numId w:val="1"/>
         </w:numPr>
         <w:rPr>
           <w:lang w:val="en-IE"/>
         </w:rPr>
       </w:pPr>
-      <w:hyperlink r:id="rId14" w:anchor="/media-object/4074162&amp;sourcetype=Audio%20&amp;%20Video%20Works" w:history="1">
+      <w:r>
+        <w:rPr>
+          <w:lang w:val="en-IE"/>
+        </w:rPr>
+        <w:t xml:space="preserve">Set up the Git, added </w:t>
+      </w:r>
+      <w:proofErr w:type="gramStart"/>
+      <w:r>
+        <w:rPr>
+          <w:lang w:val="en-IE"/>
+        </w:rPr>
+        <w:t>a .</w:t>
+      </w:r>
+      <w:proofErr w:type="spellStart"/>
+      <w:r>
+        <w:rPr>
+          <w:lang w:val="en-IE"/>
+        </w:rPr>
+        <w:t>gitignore</w:t>
+      </w:r>
+      <w:proofErr w:type="spellEnd"/>
+      <w:proofErr w:type="gramEnd"/>
+      <w:r>
+        <w:rPr>
+          <w:lang w:val="en-IE"/>
+        </w:rPr>
+        <w:t xml:space="preserve"> so </w:t>
+      </w:r>
+      <w:proofErr w:type="spellStart"/>
+      <w:r>
+        <w:rPr>
+          <w:lang w:val="en-IE"/>
+        </w:rPr>
+        <w:t>node_modules</w:t>
+      </w:r>
+      <w:proofErr w:type="spellEnd"/>
+      <w:r>
+        <w:rPr>
+          <w:lang w:val="en-IE"/>
+        </w:rPr>
+        <w:t xml:space="preserve"> isn’t committed, pushed</w:t>
+      </w:r>
+      <w:r>
+        <w:rPr>
+          <w:lang w:val="en-IE"/>
+        </w:rPr>
+        <w:t xml:space="preserve"> to GitHub, and deployed to Render.</w:t>
+      </w:r>
+    </w:p>
+    <w:p>
+      <w:pPr>
+        <w:pStyle w:val="ListParagraph"/>
+        <w:numPr>
+          <w:ilvl w:val="0"/>
+          <w:numId w:val="1"/>
+        </w:numPr>
+        <w:rPr>
+          <w:lang w:val="en-IE"/>
+        </w:rPr>
+      </w:pPr>
+      <w:r>
+        <w:rPr>
+          <w:lang w:val="en-IE"/>
+        </w:rPr>
+        <w:t xml:space="preserve">A problem I had was committing all the </w:t>
+      </w:r>
+      <w:proofErr w:type="spellStart"/>
+      <w:r>
+        <w:rPr>
+          <w:lang w:val="en-IE"/>
+        </w:rPr>
+        <w:t>node_</w:t>
+      </w:r>
+      <w:proofErr w:type="gramStart"/>
+      <w:r>
+        <w:rPr>
+          <w:lang w:val="en-IE"/>
+        </w:rPr>
+        <w:t>modules</w:t>
+      </w:r>
+      <w:proofErr w:type="spellEnd"/>
+      <w:proofErr w:type="gramEnd"/>
+      <w:r>
+        <w:rPr>
+          <w:lang w:val="en-IE"/>
+        </w:rPr>
+        <w:t xml:space="preserve"> but I used </w:t>
+      </w:r>
+      <w:proofErr w:type="gramStart"/>
+      <w:r>
+        <w:rPr>
+          <w:lang w:val="en-IE"/>
+        </w:rPr>
+        <w:t>a .</w:t>
+      </w:r>
+      <w:proofErr w:type="spellStart"/>
+      <w:r>
+        <w:rPr>
+          <w:lang w:val="en-IE"/>
+        </w:rPr>
+        <w:t>gitignore</w:t>
+      </w:r>
+      <w:proofErr w:type="spellEnd"/>
+      <w:proofErr w:type="gramEnd"/>
+      <w:r>
+        <w:rPr>
+          <w:lang w:val="en-IE"/>
+        </w:rPr>
+        <w:t xml:space="preserve"> and git rm -r –</w:t>
+      </w:r>
+      <w:r>
+        <w:rPr>
+          <w:lang w:val="en-IE"/>
+        </w:rPr>
+        <w:t>-</w:t>
+      </w:r>
+      <w:r>
+        <w:rPr>
+          <w:lang w:val="en-IE"/>
+        </w:rPr>
+        <w:t xml:space="preserve">cached </w:t>
+      </w:r>
+      <w:proofErr w:type="spellStart"/>
+      <w:r>
+        <w:rPr>
+          <w:lang w:val="en-IE"/>
+        </w:rPr>
+        <w:t>node_modules</w:t>
+      </w:r>
+      <w:proofErr w:type="spellEnd"/>
+      <w:r>
+        <w:rPr>
+          <w:lang w:val="en-IE"/>
+        </w:rPr>
+        <w:t xml:space="preserve"> to fix it.</w:t>
+      </w:r>
+    </w:p>
+    <w:p>
+      <w:pPr>
+        <w:pStyle w:val="ListParagraph"/>
+        <w:numPr>
+          <w:ilvl w:val="0"/>
+          <w:numId w:val="1"/>
+        </w:numPr>
+        <w:rPr>
+          <w:lang w:val="en-IE"/>
+        </w:rPr>
+      </w:pPr>
+      <w:r>
+        <w:rPr>
+          <w:lang w:val="en-IE"/>
+        </w:rPr>
+        <w:t xml:space="preserve">Another Problem I encountered was that my bootstrap link wasn’t working. I did some research online and found tat you could use bootstrap from the web which I used in my project and ended up working in the end. Here is the reference I used to get that link </w:t>
+      </w:r>
+      <w:hyperlink r:id="rId18" w:history="1">
+        <w:r>
+          <w:rPr>
+            <w:rStyle w:val="Hyperlink"/>
+          </w:rPr>
+          <w:t>Get started with Bootstrap · Bootstrap v5.3</w:t>
+        </w:r>
+      </w:hyperlink>
+    </w:p>
+    <w:p>
+      <w:pPr>
+        <w:pStyle w:val="Subtitle"/>
+        <w:rPr>
+          <w:lang w:val="en-IE"/>
+        </w:rPr>
+      </w:pPr>
+      <w:r>
+        <w:rPr>
+          <w:lang w:val="en-IE"/>
+        </w:rPr>
+        <w:t>Lab 2: Routes and Controllers</w:t>
+      </w:r>
+    </w:p>
+    <w:p>
+      <w:pPr>
+        <w:pStyle w:val="ListParagraph"/>
+        <w:numPr>
+          <w:ilvl w:val="0"/>
+          <w:numId w:val="2"/>
+        </w:numPr>
+        <w:rPr>
+          <w:lang w:val="en-IE"/>
+        </w:rPr>
+      </w:pPr>
+      <w:r>
+        <w:rPr>
+          <w:lang w:val="en-IE"/>
+        </w:rPr>
+        <w:t>Followed the lab but replaced Loc8r’s Locations/Others with Skyboard’s flight</w:t>
+      </w:r>
+      <w:r>
+        <w:rPr>
+          <w:lang w:val="en-IE"/>
+        </w:rPr>
+        <w:t>s</w:t>
+      </w:r>
+      <w:r>
+        <w:rPr>
+          <w:lang w:val="en-IE"/>
+        </w:rPr>
+        <w:t>.js (dashboard) and auth.js (login and register).</w:t>
+      </w:r>
+    </w:p>
+    <w:p>
+      <w:pPr>
+        <w:pStyle w:val="ListParagraph"/>
+        <w:numPr>
+          <w:ilvl w:val="0"/>
+          <w:numId w:val="2"/>
+        </w:numPr>
+        <w:rPr>
+          <w:lang w:val="en-IE"/>
+        </w:rPr>
+      </w:pPr>
+      <w:r>
+        <w:rPr>
+          <w:lang w:val="en-IE"/>
+        </w:rPr>
+        <w:t>Three routes: / for the main dashboard, /login and /register.</w:t>
+      </w:r>
+    </w:p>
+    <w:p>
+      <w:pPr>
+        <w:pStyle w:val="ListParagraph"/>
+        <w:numPr>
+          <w:ilvl w:val="0"/>
+          <w:numId w:val="2"/>
+        </w:numPr>
+        <w:rPr>
+          <w:lang w:val="en-IE"/>
+        </w:rPr>
+      </w:pPr>
+      <w:r>
+        <w:rPr>
+          <w:lang w:val="en-IE"/>
+        </w:rPr>
+        <w:t>Used a tutorial from the MTU library on bootstrap to get a better understanding of how to write boot strap code.</w:t>
+      </w:r>
+      <w:r>
+        <w:t xml:space="preserve"> </w:t>
+      </w:r>
+      <w:hyperlink r:id="rId19" w:anchor="/media-object/4074162&amp;sourcetype=Audio%20&amp;%20Video%20Works" w:history="1">
         <w:r>
           <w:rPr>
             <w:rStyle w:val="Hyperlink"/>
@@ -3028,13 +2988,2442 @@
         <w:pStyle w:val="ListParagraph"/>
         <w:numPr>
           <w:ilvl w:val="0"/>
+          <w:numId w:val="2"/>
+        </w:numPr>
+        <w:rPr>
+          <w:lang w:val="en-IE"/>
+        </w:rPr>
+      </w:pPr>
+      <w:r>
+        <w:rPr>
+          <w:lang w:val="en-IE"/>
+        </w:rPr>
+        <w:t>Also used the pughtml.com converter to convert html written code to pug.</w:t>
+      </w:r>
+    </w:p>
+    <w:p>
+      <w:pPr>
+        <w:pStyle w:val="ListParagraph"/>
+        <w:numPr>
+          <w:ilvl w:val="0"/>
+          <w:numId w:val="2"/>
+        </w:numPr>
+        <w:rPr>
+          <w:lang w:val="en-IE"/>
+        </w:rPr>
+      </w:pPr>
+      <w:r>
+        <w:rPr>
+          <w:lang w:val="en-IE"/>
+        </w:rPr>
+        <w:t>Bootstrap documentation was also really useful for the grid system</w:t>
+      </w:r>
+      <w:r>
+        <w:rPr>
+          <w:lang w:val="en-IE"/>
+        </w:rPr>
+        <w:t xml:space="preserve"> and tables.</w:t>
+      </w:r>
+    </w:p>
+    <w:p>
+      <w:pPr>
+        <w:pStyle w:val="ListParagraph"/>
+        <w:rPr>
+          <w:lang w:val="en-IE"/>
+        </w:rPr>
+      </w:pPr>
+    </w:p>
+    <w:p>
+      <w:pPr>
+        <w:pStyle w:val="ListParagraph"/>
+        <w:rPr>
+          <w:lang w:val="en-IE"/>
+        </w:rPr>
+      </w:pPr>
+    </w:p>
+    <w:p>
+      <w:pPr>
+        <w:pStyle w:val="ListParagraph"/>
+        <w:rPr>
+          <w:lang w:val="en-IE"/>
+        </w:rPr>
+      </w:pPr>
+    </w:p>
+    <w:p>
+      <w:pPr>
+        <w:pStyle w:val="ListParagraph"/>
+        <w:rPr>
+          <w:lang w:val="en-IE"/>
+        </w:rPr>
+      </w:pPr>
+    </w:p>
+    <w:p>
+      <w:pPr>
+        <w:pStyle w:val="Subtitle"/>
+        <w:rPr>
+          <w:lang w:val="en-IE"/>
+        </w:rPr>
+      </w:pPr>
+      <w:r>
+        <w:rPr>
+          <w:lang w:val="en-IE"/>
+        </w:rPr>
+        <w:t>Lab</w:t>
+      </w:r>
+      <w:r>
+        <w:rPr>
+          <w:lang w:val="en-IE"/>
+        </w:rPr>
+        <w:t xml:space="preserve"> 3: Data in Controller</w:t>
+      </w:r>
+    </w:p>
+    <w:p>
+      <w:pPr>
+        <w:pStyle w:val="ListParagraph"/>
+        <w:numPr>
+          <w:ilvl w:val="0"/>
+          <w:numId w:val="5"/>
+        </w:numPr>
+        <w:rPr>
+          <w:lang w:val="en-IE"/>
+        </w:rPr>
+      </w:pPr>
+      <w:r>
+        <w:rPr>
+          <w:lang w:val="en-IE"/>
+        </w:rPr>
+        <w:t xml:space="preserve">Followed the lab and got rid of all the hardcoded data out of the </w:t>
+      </w:r>
+      <w:proofErr w:type="spellStart"/>
+      <w:r>
+        <w:rPr>
+          <w:lang w:val="en-IE"/>
+        </w:rPr>
+        <w:t>dashboard.pug</w:t>
+      </w:r>
+      <w:proofErr w:type="spellEnd"/>
+      <w:r>
+        <w:rPr>
+          <w:lang w:val="en-IE"/>
+        </w:rPr>
+        <w:t xml:space="preserve"> view and into the dashboard function in the flights.js controller. Now the view only has variables in it.</w:t>
+      </w:r>
+    </w:p>
+    <w:p>
+      <w:pPr>
+        <w:pStyle w:val="ListParagraph"/>
+        <w:numPr>
+          <w:ilvl w:val="0"/>
+          <w:numId w:val="5"/>
+        </w:numPr>
+        <w:rPr>
+          <w:lang w:val="en-IE"/>
+        </w:rPr>
+      </w:pPr>
+      <w:r>
+        <w:rPr>
+          <w:lang w:val="en-IE"/>
+        </w:rPr>
+        <w:t xml:space="preserve">Grouped the title, airport code and summary into a </w:t>
+      </w:r>
+      <w:proofErr w:type="spellStart"/>
+      <w:r>
+        <w:rPr>
+          <w:lang w:val="en-IE"/>
+        </w:rPr>
+        <w:t>pageHeader</w:t>
+      </w:r>
+      <w:proofErr w:type="spellEnd"/>
+      <w:r>
+        <w:rPr>
+          <w:lang w:val="en-IE"/>
+        </w:rPr>
+        <w:t xml:space="preserve"> object like loc8</w:t>
+      </w:r>
+      <w:r>
+        <w:rPr>
+          <w:lang w:val="en-IE"/>
+        </w:rPr>
+        <w:t>r</w:t>
+      </w:r>
+      <w:r>
+        <w:rPr>
+          <w:lang w:val="en-IE"/>
+        </w:rPr>
+        <w:t xml:space="preserve"> does and referenced them in pug using </w:t>
+      </w:r>
+      <w:proofErr w:type="gramStart"/>
+      <w:r>
+        <w:rPr>
+          <w:lang w:val="en-IE"/>
+        </w:rPr>
+        <w:t>#{ }</w:t>
+      </w:r>
+      <w:proofErr w:type="gramEnd"/>
+      <w:r>
+        <w:rPr>
+          <w:lang w:val="en-IE"/>
+        </w:rPr>
+        <w:t xml:space="preserve"> and =</w:t>
+      </w:r>
+      <w:r>
+        <w:rPr>
+          <w:lang w:val="en-IE"/>
+        </w:rPr>
+        <w:t>.</w:t>
+      </w:r>
+    </w:p>
+    <w:p>
+      <w:pPr>
+        <w:pStyle w:val="ListParagraph"/>
+        <w:numPr>
+          <w:ilvl w:val="0"/>
+          <w:numId w:val="5"/>
+        </w:numPr>
+        <w:rPr>
+          <w:lang w:val="en-IE"/>
+        </w:rPr>
+      </w:pPr>
+      <w:r>
+        <w:rPr>
+          <w:lang w:val="en-IE"/>
+        </w:rPr>
+        <w:t xml:space="preserve">Replaced Loc8r’s locations array with Skyboard’s departures, arrivals and watchlist arrays, With each flight as an object (flight, </w:t>
+      </w:r>
+      <w:proofErr w:type="gramStart"/>
+      <w:r>
+        <w:rPr>
+          <w:lang w:val="en-IE"/>
+        </w:rPr>
+        <w:t>place ,time ,gate</w:t>
+      </w:r>
+      <w:proofErr w:type="gramEnd"/>
+      <w:r>
+        <w:rPr>
+          <w:lang w:val="en-IE"/>
+        </w:rPr>
+        <w:t>, status).</w:t>
+      </w:r>
+    </w:p>
+    <w:p>
+      <w:pPr>
+        <w:pStyle w:val="ListParagraph"/>
+        <w:numPr>
+          <w:ilvl w:val="0"/>
+          <w:numId w:val="5"/>
+        </w:numPr>
+        <w:rPr>
+          <w:lang w:val="en-IE"/>
+        </w:rPr>
+      </w:pPr>
+      <w:r>
+        <w:rPr>
+          <w:lang w:val="en-IE"/>
+        </w:rPr>
+        <w:t>Used pug’s each/in loop to go through each array and build the table of rows instead of writing out every flight in the view</w:t>
+      </w:r>
+      <w:r>
+        <w:rPr>
+          <w:lang w:val="en-IE"/>
+        </w:rPr>
+        <w:t>.</w:t>
+      </w:r>
+    </w:p>
+    <w:p>
+      <w:pPr>
+        <w:pStyle w:val="ListParagraph"/>
+        <w:numPr>
+          <w:ilvl w:val="0"/>
+          <w:numId w:val="5"/>
+        </w:numPr>
+        <w:rPr>
+          <w:lang w:val="en-IE"/>
+        </w:rPr>
+      </w:pPr>
+      <w:r>
+        <w:rPr>
+          <w:lang w:val="en-IE"/>
+        </w:rPr>
+        <w:t xml:space="preserve">Added a </w:t>
+      </w:r>
+      <w:proofErr w:type="spellStart"/>
+      <w:r>
+        <w:rPr>
+          <w:lang w:val="en-IE"/>
+        </w:rPr>
+        <w:t>color</w:t>
+      </w:r>
+      <w:proofErr w:type="spellEnd"/>
+      <w:r>
+        <w:rPr>
+          <w:lang w:val="en-IE"/>
+        </w:rPr>
+        <w:t xml:space="preserve"> value to each flight so the status badge shows </w:t>
+      </w:r>
+      <w:proofErr w:type="spellStart"/>
+      <w:r>
+        <w:rPr>
+          <w:lang w:val="en-IE"/>
+        </w:rPr>
+        <w:t>Boots</w:t>
+      </w:r>
+      <w:r>
+        <w:rPr>
+          <w:lang w:val="en-IE"/>
+        </w:rPr>
+        <w:t>r</w:t>
+      </w:r>
+      <w:r>
+        <w:rPr>
+          <w:lang w:val="en-IE"/>
+        </w:rPr>
+        <w:t>tap’s</w:t>
+      </w:r>
+      <w:proofErr w:type="spellEnd"/>
+      <w:r>
+        <w:rPr>
+          <w:lang w:val="en-IE"/>
+        </w:rPr>
+        <w:t xml:space="preserve"> success, warning or danger </w:t>
+      </w:r>
+      <w:proofErr w:type="spellStart"/>
+      <w:r>
+        <w:rPr>
+          <w:lang w:val="en-IE"/>
+        </w:rPr>
+        <w:t>colors</w:t>
+      </w:r>
+      <w:proofErr w:type="spellEnd"/>
+      <w:r>
+        <w:rPr>
+          <w:lang w:val="en-IE"/>
+        </w:rPr>
+        <w:t>.</w:t>
+      </w:r>
+    </w:p>
+    <w:p>
+      <w:pPr>
+        <w:pStyle w:val="ListParagraph"/>
+        <w:numPr>
+          <w:ilvl w:val="0"/>
+          <w:numId w:val="5"/>
+        </w:numPr>
+        <w:rPr>
+          <w:lang w:val="en-IE"/>
+        </w:rPr>
+      </w:pPr>
+      <w:r>
+        <w:rPr>
+          <w:lang w:val="en-IE"/>
+        </w:rPr>
+        <w:t>Used the _includes/</w:t>
+      </w:r>
+      <w:proofErr w:type="spellStart"/>
+      <w:r>
+        <w:rPr>
+          <w:lang w:val="en-IE"/>
+        </w:rPr>
+        <w:t>sharedHTMLfunctions.pug</w:t>
+      </w:r>
+      <w:proofErr w:type="spellEnd"/>
+      <w:r>
+        <w:rPr>
+          <w:lang w:val="en-IE"/>
+        </w:rPr>
+        <w:t xml:space="preserve"> file for </w:t>
+      </w:r>
+      <w:proofErr w:type="spellStart"/>
+      <w:r>
+        <w:rPr>
+          <w:lang w:val="en-IE"/>
+        </w:rPr>
+        <w:t>mixins</w:t>
+      </w:r>
+      <w:proofErr w:type="spellEnd"/>
+      <w:r>
+        <w:rPr>
+          <w:lang w:val="en-IE"/>
+        </w:rPr>
+        <w:t xml:space="preserve">, similar to the labs start rating </w:t>
+      </w:r>
+      <w:proofErr w:type="spellStart"/>
+      <w:r>
+        <w:rPr>
+          <w:lang w:val="en-IE"/>
+        </w:rPr>
+        <w:t>mixin</w:t>
+      </w:r>
+      <w:proofErr w:type="spellEnd"/>
+      <w:r>
+        <w:rPr>
+          <w:lang w:val="en-IE"/>
+        </w:rPr>
+        <w:t>, so reusable pug code isn’t repeated on each page.</w:t>
+      </w:r>
+    </w:p>
+    <w:p>
+      <w:pPr>
+        <w:rPr>
+          <w:lang w:val="en-IE"/>
+        </w:rPr>
+      </w:pPr>
+    </w:p>
+    <w:p>
+      <w:pPr>
+        <w:rPr>
+          <w:lang w:val="en-IE"/>
+        </w:rPr>
+      </w:pPr>
+    </w:p>
+    <w:p>
+      <w:pPr>
+        <w:pStyle w:val="Subtitle"/>
+        <w:rPr>
+          <w:lang w:val="en-IE"/>
+        </w:rPr>
+      </w:pPr>
+      <w:r>
+        <w:rPr>
+          <w:lang w:val="en-IE"/>
+        </w:rPr>
+        <w:t>Lab 4: Data Model (Mongoose)</w:t>
+      </w:r>
+    </w:p>
+    <w:p>
+      <w:pPr>
+        <w:pStyle w:val="ListParagraph"/>
+        <w:numPr>
+          <w:ilvl w:val="0"/>
+          <w:numId w:val="6"/>
+        </w:numPr>
+        <w:rPr>
+          <w:lang w:val="en-IE"/>
+        </w:rPr>
+      </w:pPr>
+      <w:r>
+        <w:rPr>
+          <w:lang w:val="en-IE"/>
+        </w:rPr>
+        <w:t xml:space="preserve">Installed mongoose and </w:t>
+      </w:r>
+      <w:proofErr w:type="spellStart"/>
+      <w:r>
+        <w:rPr>
+          <w:lang w:val="en-IE"/>
+        </w:rPr>
+        <w:t>mongodb</w:t>
+      </w:r>
+      <w:proofErr w:type="spellEnd"/>
+      <w:r>
+        <w:rPr>
+          <w:lang w:val="en-IE"/>
+        </w:rPr>
+        <w:t xml:space="preserve"> and created db.js in </w:t>
+      </w:r>
+      <w:proofErr w:type="spellStart"/>
+      <w:r>
+        <w:rPr>
+          <w:lang w:val="en-IE"/>
+        </w:rPr>
+        <w:t>app_server</w:t>
+      </w:r>
+      <w:proofErr w:type="spellEnd"/>
+      <w:r>
+        <w:rPr>
+          <w:lang w:val="en-IE"/>
+        </w:rPr>
+        <w:t>/model</w:t>
+      </w:r>
+      <w:r>
+        <w:rPr>
+          <w:lang w:val="en-IE"/>
+        </w:rPr>
+        <w:t>s</w:t>
+      </w:r>
+      <w:r>
+        <w:rPr>
+          <w:lang w:val="en-IE"/>
+        </w:rPr>
+        <w:t>, then required it at the top of app.js</w:t>
+      </w:r>
+    </w:p>
+    <w:p>
+      <w:pPr>
+        <w:pStyle w:val="ListParagraph"/>
+        <w:numPr>
+          <w:ilvl w:val="0"/>
+          <w:numId w:val="6"/>
+        </w:numPr>
+        <w:rPr>
+          <w:lang w:val="en-IE"/>
+        </w:rPr>
+      </w:pPr>
+      <w:r>
+        <w:rPr>
+          <w:lang w:val="en-IE"/>
+        </w:rPr>
+        <w:t>Set up a cluster on MongoDB Atlas (</w:t>
+      </w:r>
+      <w:proofErr w:type="spellStart"/>
+      <w:r>
+        <w:rPr>
+          <w:lang w:val="en-IE"/>
+        </w:rPr>
+        <w:t>SkyBoard</w:t>
+      </w:r>
+      <w:proofErr w:type="spellEnd"/>
+      <w:r>
+        <w:rPr>
+          <w:lang w:val="en-IE"/>
+        </w:rPr>
+        <w:t xml:space="preserve">-cluster) with a </w:t>
+      </w:r>
+      <w:proofErr w:type="spellStart"/>
+      <w:r>
+        <w:rPr>
+          <w:lang w:val="en-IE"/>
+        </w:rPr>
+        <w:t>SkyBoard</w:t>
+      </w:r>
+      <w:proofErr w:type="spellEnd"/>
+      <w:r>
+        <w:rPr>
+          <w:lang w:val="en-IE"/>
+        </w:rPr>
+        <w:t xml:space="preserve"> database and connected to it from db.js</w:t>
+      </w:r>
+    </w:p>
+    <w:p>
+      <w:pPr>
+        <w:pStyle w:val="ListParagraph"/>
+        <w:numPr>
+          <w:ilvl w:val="0"/>
+          <w:numId w:val="6"/>
+        </w:numPr>
+        <w:rPr>
+          <w:lang w:val="en-IE"/>
+        </w:rPr>
+      </w:pPr>
+      <w:r>
+        <w:rPr>
+          <w:lang w:val="en-IE"/>
+        </w:rPr>
+        <w:t xml:space="preserve">Kept the connection string in a .env file </w:t>
+      </w:r>
+      <w:r>
+        <w:rPr>
+          <w:lang w:val="en-IE"/>
+        </w:rPr>
+        <w:t xml:space="preserve">using </w:t>
+      </w:r>
+      <w:proofErr w:type="spellStart"/>
+      <w:r>
+        <w:rPr>
+          <w:lang w:val="en-IE"/>
+        </w:rPr>
+        <w:t>dotenv</w:t>
+      </w:r>
+      <w:proofErr w:type="spellEnd"/>
+      <w:r>
+        <w:rPr>
+          <w:lang w:val="en-IE"/>
+        </w:rPr>
+        <w:t xml:space="preserve">, </w:t>
+      </w:r>
+      <w:proofErr w:type="gramStart"/>
+      <w:r>
+        <w:rPr>
+          <w:lang w:val="en-IE"/>
+        </w:rPr>
+        <w:t>and .env</w:t>
+      </w:r>
+      <w:proofErr w:type="gramEnd"/>
+      <w:r>
+        <w:rPr>
+          <w:lang w:val="en-IE"/>
+        </w:rPr>
+        <w:t xml:space="preserve"> is in the </w:t>
+      </w:r>
+      <w:proofErr w:type="spellStart"/>
+      <w:r>
+        <w:rPr>
+          <w:lang w:val="en-IE"/>
+        </w:rPr>
+        <w:t>gitignore</w:t>
+      </w:r>
+      <w:proofErr w:type="spellEnd"/>
+      <w:r>
+        <w:rPr>
+          <w:lang w:val="en-IE"/>
+        </w:rPr>
+        <w:t xml:space="preserve"> so the password isn’t published to </w:t>
+      </w:r>
+      <w:proofErr w:type="spellStart"/>
+      <w:r>
+        <w:rPr>
+          <w:lang w:val="en-IE"/>
+        </w:rPr>
+        <w:t>github</w:t>
+      </w:r>
+      <w:proofErr w:type="spellEnd"/>
+      <w:r>
+        <w:rPr>
+          <w:lang w:val="en-IE"/>
+        </w:rPr>
+        <w:t>.</w:t>
+      </w:r>
+    </w:p>
+    <w:p>
+      <w:pPr>
+        <w:pStyle w:val="ListParagraph"/>
+        <w:numPr>
+          <w:ilvl w:val="0"/>
+          <w:numId w:val="6"/>
+        </w:numPr>
+        <w:rPr>
+          <w:lang w:val="en-IE"/>
+        </w:rPr>
+      </w:pPr>
+      <w:r>
+        <w:rPr>
+          <w:lang w:val="en-IE"/>
+        </w:rPr>
+        <w:t xml:space="preserve">Followed the lab but replaced Loc8r’s locations.js with </w:t>
+      </w:r>
+      <w:proofErr w:type="spellStart"/>
+      <w:r>
+        <w:rPr>
+          <w:lang w:val="en-IE"/>
+        </w:rPr>
+        <w:t>SkyBoard’s</w:t>
+      </w:r>
+      <w:proofErr w:type="spellEnd"/>
+      <w:r>
+        <w:rPr>
+          <w:lang w:val="en-IE"/>
+        </w:rPr>
+        <w:t xml:space="preserve"> flight</w:t>
+      </w:r>
+      <w:r>
+        <w:rPr>
+          <w:lang w:val="en-IE"/>
+        </w:rPr>
+        <w:t>s</w:t>
+      </w:r>
+      <w:r>
+        <w:rPr>
+          <w:lang w:val="en-IE"/>
+        </w:rPr>
+        <w:t xml:space="preserve">.js model. The </w:t>
+      </w:r>
+      <w:proofErr w:type="spellStart"/>
+      <w:r>
+        <w:rPr>
+          <w:lang w:val="en-IE"/>
+        </w:rPr>
+        <w:t>flightSchema</w:t>
+      </w:r>
+      <w:proofErr w:type="spellEnd"/>
+      <w:r>
+        <w:rPr>
+          <w:lang w:val="en-IE"/>
+        </w:rPr>
+        <w:t xml:space="preserve"> (flight, direction, place, time, gate, terminal, status, colour, starred) is nested inside the </w:t>
+      </w:r>
+      <w:proofErr w:type="spellStart"/>
+      <w:r>
+        <w:rPr>
+          <w:lang w:val="en-IE"/>
+        </w:rPr>
+        <w:t>airportSchema</w:t>
+      </w:r>
+      <w:proofErr w:type="spellEnd"/>
+      <w:r>
+        <w:rPr>
+          <w:lang w:val="en-IE"/>
+        </w:rPr>
+        <w:t xml:space="preserve"> the same way </w:t>
+      </w:r>
+      <w:proofErr w:type="spellStart"/>
+      <w:r>
+        <w:rPr>
+          <w:lang w:val="en-IE"/>
+        </w:rPr>
+        <w:t>openingTimeSchema</w:t>
+      </w:r>
+      <w:proofErr w:type="spellEnd"/>
+      <w:r>
+        <w:rPr>
+          <w:lang w:val="en-IE"/>
+        </w:rPr>
+        <w:t xml:space="preserve"> is nested inside </w:t>
+      </w:r>
+      <w:proofErr w:type="spellStart"/>
+      <w:r>
+        <w:rPr>
+          <w:lang w:val="en-IE"/>
+        </w:rPr>
+        <w:t>locationSchema</w:t>
+      </w:r>
+      <w:proofErr w:type="spellEnd"/>
+      <w:r>
+        <w:rPr>
+          <w:lang w:val="en-IE"/>
+        </w:rPr>
+        <w:t>.</w:t>
+      </w:r>
+    </w:p>
+    <w:p>
+      <w:pPr>
+        <w:pStyle w:val="ListParagraph"/>
+        <w:numPr>
+          <w:ilvl w:val="0"/>
+          <w:numId w:val="6"/>
+        </w:numPr>
+        <w:rPr>
+          <w:lang w:val="en-IE"/>
+        </w:rPr>
+      </w:pPr>
+      <w:r>
+        <w:rPr>
+          <w:lang w:val="en-IE"/>
+        </w:rPr>
+        <w:t xml:space="preserve">Used required: true on the main fields and default of false on starred, then built the Airport model with </w:t>
+      </w:r>
+      <w:proofErr w:type="spellStart"/>
+      <w:proofErr w:type="gramStart"/>
+      <w:r>
+        <w:rPr>
+          <w:lang w:val="en-IE"/>
+        </w:rPr>
+        <w:t>mongoose.model</w:t>
+      </w:r>
+      <w:proofErr w:type="spellEnd"/>
+      <w:proofErr w:type="gramEnd"/>
+    </w:p>
+    <w:p>
+      <w:pPr>
+        <w:pStyle w:val="ListParagraph"/>
+        <w:numPr>
+          <w:ilvl w:val="0"/>
+          <w:numId w:val="6"/>
+        </w:numPr>
+        <w:rPr>
+          <w:lang w:val="en-IE"/>
+        </w:rPr>
+      </w:pPr>
+      <w:r>
+        <w:rPr>
+          <w:lang w:val="en-IE"/>
+        </w:rPr>
+        <w:t>Left out the rating min/max and coords from the lab as Skyboard doesn’t have any number or location fields.</w:t>
+      </w:r>
+    </w:p>
+    <w:p>
+      <w:pPr>
+        <w:pStyle w:val="ListParagraph"/>
+        <w:numPr>
+          <w:ilvl w:val="0"/>
+          <w:numId w:val="6"/>
+        </w:numPr>
+        <w:rPr>
+          <w:lang w:val="en-IE"/>
+        </w:rPr>
+      </w:pPr>
+      <w:r>
+        <w:rPr>
+          <w:lang w:val="en-IE"/>
+        </w:rPr>
+        <w:lastRenderedPageBreak/>
+        <w:t xml:space="preserve">A problem I had was the connection string, it still had the &lt; &gt; around the password and the wrong options on the end which gave a </w:t>
+      </w:r>
+      <w:proofErr w:type="spellStart"/>
+      <w:r>
+        <w:rPr>
+          <w:lang w:val="en-IE"/>
+        </w:rPr>
+        <w:t>mongoError</w:t>
+      </w:r>
+      <w:proofErr w:type="spellEnd"/>
+      <w:r>
+        <w:rPr>
+          <w:lang w:val="en-IE"/>
+        </w:rPr>
+        <w:t xml:space="preserve">, but I fixed the string in </w:t>
+      </w:r>
+      <w:proofErr w:type="gramStart"/>
+      <w:r>
+        <w:rPr>
+          <w:lang w:val="en-IE"/>
+        </w:rPr>
+        <w:t>the .env</w:t>
+      </w:r>
+      <w:proofErr w:type="gramEnd"/>
+      <w:r>
+        <w:rPr>
+          <w:lang w:val="en-IE"/>
+        </w:rPr>
+        <w:t xml:space="preserve"> which fixed the issue.</w:t>
+      </w:r>
+    </w:p>
+    <w:p>
+      <w:pPr>
+        <w:pStyle w:val="ListParagraph"/>
+        <w:numPr>
+          <w:ilvl w:val="0"/>
+          <w:numId w:val="6"/>
+        </w:numPr>
+        <w:rPr>
+          <w:lang w:val="en-IE"/>
+        </w:rPr>
+      </w:pPr>
+      <w:r>
+        <w:rPr>
+          <w:lang w:val="en-IE"/>
+        </w:rPr>
+        <w:t>Another problem was not being able to connect on the college Wi-Fi. Test-</w:t>
+      </w:r>
+      <w:proofErr w:type="spellStart"/>
+      <w:r>
+        <w:rPr>
+          <w:lang w:val="en-IE"/>
+        </w:rPr>
+        <w:t>NetConnection</w:t>
+      </w:r>
+      <w:proofErr w:type="spellEnd"/>
+      <w:r>
+        <w:rPr>
+          <w:lang w:val="en-IE"/>
+        </w:rPr>
+        <w:t xml:space="preserve"> showed port 27017 was blocked, so I added 0.0.0.0/0 to the Atlas IP access </w:t>
+      </w:r>
+      <w:proofErr w:type="gramStart"/>
+      <w:r>
+        <w:rPr>
+          <w:lang w:val="en-IE"/>
+        </w:rPr>
+        <w:t>list</w:t>
+      </w:r>
+      <w:proofErr w:type="gramEnd"/>
+      <w:r>
+        <w:rPr>
+          <w:lang w:val="en-IE"/>
+        </w:rPr>
+        <w:t xml:space="preserve"> and it connected fine at home</w:t>
+      </w:r>
+      <w:r>
+        <w:rPr>
+          <w:lang w:val="en-IE"/>
+        </w:rPr>
+        <w:t>.</w:t>
+      </w:r>
+    </w:p>
+    <w:p>
+      <w:pPr>
+        <w:pStyle w:val="Subtitle"/>
+        <w:rPr>
+          <w:lang w:val="en-IE"/>
+        </w:rPr>
+      </w:pPr>
+      <w:r>
+        <w:rPr>
+          <w:lang w:val="en-IE"/>
+        </w:rPr>
+        <w:t>Lab 5: Building a REST API</w:t>
+      </w:r>
+    </w:p>
+    <w:p>
+      <w:pPr>
+        <w:pStyle w:val="ListParagraph"/>
+        <w:numPr>
+          <w:ilvl w:val="0"/>
+          <w:numId w:val="7"/>
+        </w:numPr>
+        <w:rPr>
+          <w:lang w:val="en-IE"/>
+        </w:rPr>
+      </w:pPr>
+      <w:r>
+        <w:rPr>
+          <w:lang w:val="en-IE"/>
+        </w:rPr>
+        <w:t>Made a</w:t>
+      </w:r>
+      <w:r>
+        <w:rPr>
+          <w:lang w:val="en-IE"/>
+        </w:rPr>
+        <w:t xml:space="preserve"> new </w:t>
+      </w:r>
+      <w:proofErr w:type="spellStart"/>
+      <w:r>
+        <w:rPr>
+          <w:lang w:val="en-IE"/>
+        </w:rPr>
+        <w:t>app_api</w:t>
+      </w:r>
+      <w:proofErr w:type="spellEnd"/>
+      <w:r>
+        <w:rPr>
+          <w:lang w:val="en-IE"/>
+        </w:rPr>
+        <w:t xml:space="preserve"> folder next to </w:t>
+      </w:r>
+      <w:proofErr w:type="spellStart"/>
+      <w:r>
+        <w:rPr>
+          <w:lang w:val="en-IE"/>
+        </w:rPr>
+        <w:t>app_server</w:t>
+      </w:r>
+      <w:proofErr w:type="spellEnd"/>
+      <w:r>
+        <w:rPr>
+          <w:lang w:val="en-IE"/>
+        </w:rPr>
+        <w:t xml:space="preserve"> with its own rules and controllers, and added </w:t>
+      </w:r>
+      <w:proofErr w:type="spellStart"/>
+      <w:proofErr w:type="gramStart"/>
+      <w:r>
+        <w:rPr>
+          <w:lang w:val="en-IE"/>
+        </w:rPr>
+        <w:t>app.use</w:t>
+      </w:r>
+      <w:proofErr w:type="spellEnd"/>
+      <w:r>
+        <w:rPr>
+          <w:lang w:val="en-IE"/>
+        </w:rPr>
+        <w:t>(</w:t>
+      </w:r>
+      <w:proofErr w:type="gramEnd"/>
+      <w:r>
+        <w:rPr>
+          <w:lang w:val="en-IE"/>
+        </w:rPr>
+        <w:t>‘/</w:t>
+      </w:r>
+      <w:proofErr w:type="spellStart"/>
+      <w:r>
+        <w:rPr>
+          <w:lang w:val="en-IE"/>
+        </w:rPr>
+        <w:t>api</w:t>
+      </w:r>
+      <w:proofErr w:type="spellEnd"/>
+      <w:r>
+        <w:rPr>
+          <w:lang w:val="en-IE"/>
+        </w:rPr>
+        <w:t xml:space="preserve">’, </w:t>
+      </w:r>
+      <w:proofErr w:type="spellStart"/>
+      <w:r>
+        <w:rPr>
+          <w:lang w:val="en-IE"/>
+        </w:rPr>
+        <w:t>apiRoutes</w:t>
+      </w:r>
+      <w:proofErr w:type="spellEnd"/>
+      <w:r>
+        <w:rPr>
+          <w:lang w:val="en-IE"/>
+        </w:rPr>
+        <w:t>) to app.js.</w:t>
+      </w:r>
+    </w:p>
+    <w:p>
+      <w:pPr>
+        <w:pStyle w:val="ListParagraph"/>
+        <w:numPr>
+          <w:ilvl w:val="0"/>
+          <w:numId w:val="7"/>
+        </w:numPr>
+        <w:rPr>
+          <w:lang w:val="en-IE"/>
+        </w:rPr>
+      </w:pPr>
+      <w:r>
+        <w:rPr>
+          <w:lang w:val="en-IE"/>
+        </w:rPr>
+        <w:t>Did the API routes from the lab but used airports instead of locations and flights instead of reviews, since my flights are stored inside each airport.</w:t>
+      </w:r>
+    </w:p>
+    <w:p>
+      <w:pPr>
+        <w:pStyle w:val="ListParagraph"/>
+        <w:numPr>
+          <w:ilvl w:val="0"/>
+          <w:numId w:val="7"/>
+        </w:numPr>
+        <w:rPr>
+          <w:lang w:val="en-IE"/>
+        </w:rPr>
+      </w:pPr>
+      <w:r>
+        <w:rPr>
+          <w:lang w:val="en-IE"/>
+        </w:rPr>
+        <w:t>To start with, the controllers</w:t>
+      </w:r>
+      <w:r>
+        <w:rPr>
+          <w:lang w:val="en-IE"/>
+        </w:rPr>
+        <w:t xml:space="preserve"> just sent back “Success” so I could check the routes worked. Tested them with GET and PUT in Postman.</w:t>
+      </w:r>
+    </w:p>
+    <w:p>
+      <w:pPr>
+        <w:pStyle w:val="ListParagraph"/>
+        <w:numPr>
+          <w:ilvl w:val="0"/>
+          <w:numId w:val="7"/>
+        </w:numPr>
+        <w:rPr>
+          <w:lang w:val="en-IE"/>
+        </w:rPr>
+      </w:pPr>
+      <w:r>
+        <w:rPr>
+          <w:lang w:val="en-IE"/>
+        </w:rPr>
+        <w:t xml:space="preserve">Moved the </w:t>
+      </w:r>
+      <w:proofErr w:type="gramStart"/>
+      <w:r>
+        <w:rPr>
+          <w:lang w:val="en-IE"/>
+        </w:rPr>
+        <w:t>models</w:t>
+      </w:r>
+      <w:proofErr w:type="gramEnd"/>
+      <w:r>
+        <w:rPr>
+          <w:lang w:val="en-IE"/>
+        </w:rPr>
+        <w:t xml:space="preserve"> folder from </w:t>
+      </w:r>
+      <w:proofErr w:type="spellStart"/>
+      <w:r>
+        <w:rPr>
+          <w:lang w:val="en-IE"/>
+        </w:rPr>
+        <w:t>app_server</w:t>
+      </w:r>
+      <w:proofErr w:type="spellEnd"/>
+      <w:r>
+        <w:rPr>
+          <w:lang w:val="en-IE"/>
+        </w:rPr>
+        <w:t xml:space="preserve"> into </w:t>
+      </w:r>
+      <w:proofErr w:type="spellStart"/>
+      <w:r>
+        <w:rPr>
+          <w:lang w:val="en-IE"/>
+        </w:rPr>
+        <w:t>app_api</w:t>
+      </w:r>
+      <w:proofErr w:type="spellEnd"/>
+      <w:r>
+        <w:rPr>
+          <w:lang w:val="en-IE"/>
+        </w:rPr>
+        <w:t xml:space="preserve"> and updated the path in app.js.</w:t>
+      </w:r>
+    </w:p>
+    <w:p>
+      <w:pPr>
+        <w:pStyle w:val="ListParagraph"/>
+        <w:numPr>
+          <w:ilvl w:val="0"/>
+          <w:numId w:val="7"/>
+        </w:numPr>
+        <w:rPr>
+          <w:lang w:val="en-IE"/>
+        </w:rPr>
+      </w:pPr>
+      <w:r>
+        <w:rPr>
+          <w:lang w:val="en-IE"/>
+        </w:rPr>
+        <w:t xml:space="preserve">Got </w:t>
+      </w:r>
+      <w:proofErr w:type="spellStart"/>
+      <w:r>
+        <w:rPr>
+          <w:lang w:val="en-IE"/>
+        </w:rPr>
+        <w:t>airportReadOn</w:t>
+      </w:r>
+      <w:proofErr w:type="spellEnd"/>
+      <w:r>
+        <w:rPr>
+          <w:lang w:val="en-IE"/>
+        </w:rPr>
+        <w:t xml:space="preserve"> working with </w:t>
+      </w:r>
+      <w:proofErr w:type="spellStart"/>
+      <w:r>
+        <w:rPr>
+          <w:lang w:val="en-IE"/>
+        </w:rPr>
+        <w:t>findById</w:t>
+      </w:r>
+      <w:proofErr w:type="spellEnd"/>
+      <w:r>
+        <w:rPr>
+          <w:lang w:val="en-IE"/>
+        </w:rPr>
+        <w:t xml:space="preserve"> so the API sends back real airport data from the database. Then added the error messages from the lab for a missing id, an id that isn’t there, and a bad id.</w:t>
+      </w:r>
+    </w:p>
+    <w:p>
+      <w:pPr>
+        <w:pStyle w:val="ListParagraph"/>
+        <w:numPr>
+          <w:ilvl w:val="0"/>
+          <w:numId w:val="7"/>
+        </w:numPr>
+        <w:rPr>
+          <w:lang w:val="en-IE"/>
+        </w:rPr>
+      </w:pPr>
+      <w:r>
+        <w:rPr>
+          <w:lang w:val="en-IE"/>
+        </w:rPr>
+        <w:t xml:space="preserve">Got </w:t>
+      </w:r>
+      <w:proofErr w:type="spellStart"/>
+      <w:r>
+        <w:rPr>
+          <w:lang w:val="en-IE"/>
+        </w:rPr>
+        <w:t>airportsCreate</w:t>
+      </w:r>
+      <w:proofErr w:type="spellEnd"/>
+      <w:r>
+        <w:rPr>
+          <w:lang w:val="en-IE"/>
+        </w:rPr>
+        <w:t xml:space="preserve"> working so I can add a new airport with two flights from Postman. Added Cork Airport this way.</w:t>
+      </w:r>
+    </w:p>
+    <w:p>
+      <w:pPr>
+        <w:pStyle w:val="ListParagraph"/>
+        <w:numPr>
+          <w:ilvl w:val="0"/>
+          <w:numId w:val="7"/>
+        </w:numPr>
+        <w:rPr>
+          <w:lang w:val="en-IE"/>
+        </w:rPr>
+      </w:pPr>
+      <w:r>
+        <w:rPr>
+          <w:lang w:val="en-IE"/>
+        </w:rPr>
+        <w:t>The lab said to take out the index route, so the dashboard showed “Not found”</w:t>
+      </w:r>
+      <w:r>
+        <w:rPr>
+          <w:lang w:val="en-IE"/>
+        </w:rPr>
+        <w:t>.</w:t>
+      </w:r>
+    </w:p>
+    <w:p>
+      <w:pPr>
+        <w:pStyle w:val="ListParagraph"/>
+        <w:numPr>
+          <w:ilvl w:val="0"/>
+          <w:numId w:val="7"/>
+        </w:numPr>
+        <w:rPr>
+          <w:lang w:val="en-IE"/>
+        </w:rPr>
+      </w:pPr>
+      <w:r>
+        <w:rPr>
+          <w:lang w:val="en-IE"/>
+        </w:rPr>
+        <w:t>A problem I had was that I put the /</w:t>
+      </w:r>
+      <w:proofErr w:type="spellStart"/>
+      <w:r>
+        <w:rPr>
+          <w:lang w:val="en-IE"/>
+        </w:rPr>
+        <w:t>api</w:t>
+      </w:r>
+      <w:proofErr w:type="spellEnd"/>
+      <w:r>
+        <w:rPr>
+          <w:lang w:val="en-IE"/>
+        </w:rPr>
+        <w:t xml:space="preserve"> line below the 404 </w:t>
+      </w:r>
+      <w:proofErr w:type="gramStart"/>
+      <w:r>
+        <w:rPr>
+          <w:lang w:val="en-IE"/>
+        </w:rPr>
+        <w:t>handler</w:t>
+      </w:r>
+      <w:proofErr w:type="gramEnd"/>
+      <w:r>
+        <w:rPr>
+          <w:lang w:val="en-IE"/>
+        </w:rPr>
+        <w:t xml:space="preserve"> in app.js so every API request just gave a 404. I tried moving it up which fixed this issue.</w:t>
+      </w:r>
+    </w:p>
+    <w:p>
+      <w:pPr>
+        <w:pStyle w:val="ListParagraph"/>
+        <w:numPr>
+          <w:ilvl w:val="0"/>
+          <w:numId w:val="7"/>
+        </w:numPr>
+        <w:rPr>
+          <w:lang w:val="en-IE"/>
+        </w:rPr>
+      </w:pPr>
+      <w:r>
+        <w:rPr>
+          <w:lang w:val="en-IE"/>
+        </w:rPr>
+        <w:t xml:space="preserve">When I went to commit, Git was tracking </w:t>
+      </w:r>
+      <w:proofErr w:type="spellStart"/>
+      <w:r>
+        <w:rPr>
+          <w:lang w:val="en-IE"/>
+        </w:rPr>
+        <w:t>node_modules</w:t>
+      </w:r>
+      <w:proofErr w:type="spellEnd"/>
+      <w:r>
+        <w:rPr>
+          <w:lang w:val="en-IE"/>
+        </w:rPr>
+        <w:t xml:space="preserve"> again, so I had to remove it again and check </w:t>
+      </w:r>
+      <w:proofErr w:type="gramStart"/>
+      <w:r>
+        <w:rPr>
+          <w:lang w:val="en-IE"/>
+        </w:rPr>
+        <w:t>the .</w:t>
+      </w:r>
+      <w:proofErr w:type="spellStart"/>
+      <w:r>
+        <w:rPr>
+          <w:lang w:val="en-IE"/>
+        </w:rPr>
+        <w:t>gitignore</w:t>
+      </w:r>
+      <w:proofErr w:type="spellEnd"/>
+      <w:proofErr w:type="gramEnd"/>
+      <w:r>
+        <w:rPr>
+          <w:lang w:val="en-IE"/>
+        </w:rPr>
+        <w:t xml:space="preserve"> was actually working</w:t>
+      </w:r>
+      <w:r>
+        <w:rPr>
+          <w:lang w:val="en-IE"/>
+        </w:rPr>
+        <w:t>.</w:t>
+      </w:r>
+    </w:p>
+    <w:p>
+      <w:pPr>
+        <w:rPr>
+          <w:lang w:val="en-IE"/>
+        </w:rPr>
+      </w:pPr>
+    </w:p>
+    <w:p>
+      <w:pPr>
+        <w:pStyle w:val="Subtitle"/>
+        <w:rPr>
+          <w:lang w:val="en-IE"/>
+        </w:rPr>
+      </w:pPr>
+      <w:r>
+        <w:rPr>
+          <w:lang w:val="en-IE"/>
+        </w:rPr>
+        <w:t>Lab 6: Connecting Express to the API</w:t>
+      </w:r>
+    </w:p>
+    <w:p>
+      <w:pPr>
+        <w:pStyle w:val="ListParagraph"/>
+        <w:numPr>
+          <w:ilvl w:val="0"/>
+          <w:numId w:val="8"/>
+        </w:numPr>
+        <w:rPr>
+          <w:lang w:val="en-IE"/>
+        </w:rPr>
+      </w:pPr>
+      <w:r>
+        <w:rPr>
+          <w:lang w:val="en-IE"/>
+        </w:rPr>
+        <w:t>Put the index route back in app.js so the dashboard works again.</w:t>
+      </w:r>
+    </w:p>
+    <w:p>
+      <w:pPr>
+        <w:pStyle w:val="ListParagraph"/>
+        <w:numPr>
+          <w:ilvl w:val="0"/>
+          <w:numId w:val="8"/>
+        </w:numPr>
+        <w:rPr>
+          <w:lang w:val="en-IE"/>
+        </w:rPr>
+      </w:pPr>
+      <w:r>
+        <w:rPr>
+          <w:lang w:val="en-IE"/>
+        </w:rPr>
+        <w:t>Installed the request module so the Express side can call my API.</w:t>
+      </w:r>
+    </w:p>
+    <w:p>
+      <w:pPr>
+        <w:pStyle w:val="ListParagraph"/>
+        <w:numPr>
+          <w:ilvl w:val="0"/>
+          <w:numId w:val="8"/>
+        </w:numPr>
+        <w:rPr>
+          <w:lang w:val="en-IE"/>
+        </w:rPr>
+      </w:pPr>
+      <w:r>
+        <w:rPr>
+          <w:lang w:val="en-IE"/>
+        </w:rPr>
+        <w:t xml:space="preserve">Added </w:t>
+      </w:r>
+      <w:proofErr w:type="spellStart"/>
+      <w:r>
+        <w:rPr>
+          <w:lang w:val="en-IE"/>
+        </w:rPr>
+        <w:t>apiOption</w:t>
+      </w:r>
+      <w:proofErr w:type="spellEnd"/>
+      <w:r>
+        <w:rPr>
+          <w:lang w:val="en-IE"/>
+        </w:rPr>
+        <w:t xml:space="preserve"> at the top of </w:t>
+      </w:r>
+      <w:proofErr w:type="spellStart"/>
+      <w:r>
+        <w:rPr>
+          <w:lang w:val="en-IE"/>
+        </w:rPr>
+        <w:t>app_server</w:t>
+      </w:r>
+      <w:proofErr w:type="spellEnd"/>
+      <w:r>
+        <w:rPr>
+          <w:lang w:val="en-IE"/>
+        </w:rPr>
+        <w:t>/controllers/flights.js, so it uses the localhost when I’m working on it and my Render addresses when it’s live.</w:t>
+      </w:r>
+    </w:p>
+    <w:p>
+      <w:pPr>
+        <w:pStyle w:val="ListParagraph"/>
+        <w:numPr>
+          <w:ilvl w:val="0"/>
+          <w:numId w:val="8"/>
+        </w:numPr>
+        <w:rPr>
+          <w:lang w:val="en-IE"/>
+        </w:rPr>
+      </w:pPr>
+      <w:r>
+        <w:rPr>
+          <w:lang w:val="en-IE"/>
+        </w:rPr>
+        <w:t xml:space="preserve">Moved the </w:t>
+      </w:r>
+      <w:proofErr w:type="spellStart"/>
+      <w:proofErr w:type="gramStart"/>
+      <w:r>
+        <w:rPr>
+          <w:lang w:val="en-IE"/>
+        </w:rPr>
+        <w:t>res.render</w:t>
+      </w:r>
+      <w:proofErr w:type="spellEnd"/>
+      <w:proofErr w:type="gramEnd"/>
+      <w:r>
+        <w:rPr>
+          <w:lang w:val="en-IE"/>
+        </w:rPr>
+        <w:t xml:space="preserve"> into its own _</w:t>
+      </w:r>
+      <w:proofErr w:type="spellStart"/>
+      <w:r>
+        <w:rPr>
+          <w:lang w:val="en-IE"/>
+        </w:rPr>
+        <w:t>renderDashboard</w:t>
+      </w:r>
+      <w:proofErr w:type="spellEnd"/>
+      <w:r>
+        <w:rPr>
+          <w:lang w:val="en-IE"/>
+        </w:rPr>
+        <w:t xml:space="preserve"> function, the same as the lab does with _</w:t>
+      </w:r>
+      <w:proofErr w:type="spellStart"/>
+      <w:r>
+        <w:rPr>
+          <w:lang w:val="en-IE"/>
+        </w:rPr>
+        <w:t>renderHomepage</w:t>
+      </w:r>
+      <w:proofErr w:type="spellEnd"/>
+      <w:r>
+        <w:rPr>
+          <w:lang w:val="en-IE"/>
+        </w:rPr>
+        <w:t>.</w:t>
+      </w:r>
+    </w:p>
+    <w:p>
+      <w:pPr>
+        <w:pStyle w:val="ListParagraph"/>
+        <w:numPr>
+          <w:ilvl w:val="0"/>
+          <w:numId w:val="8"/>
+        </w:numPr>
+        <w:rPr>
+          <w:lang w:val="en-IE"/>
+        </w:rPr>
+      </w:pPr>
+      <w:r>
+        <w:rPr>
+          <w:lang w:val="en-IE"/>
+        </w:rPr>
+        <w:t>The dashboard controller now calls /</w:t>
+      </w:r>
+      <w:proofErr w:type="spellStart"/>
+      <w:r>
+        <w:rPr>
+          <w:lang w:val="en-IE"/>
+        </w:rPr>
+        <w:t>api</w:t>
+      </w:r>
+      <w:proofErr w:type="spellEnd"/>
+      <w:r>
+        <w:rPr>
+          <w:lang w:val="en-IE"/>
+        </w:rPr>
+        <w:t>/airports/ with Dublin’s id and sends what comes back to _</w:t>
+      </w:r>
+      <w:proofErr w:type="spellStart"/>
+      <w:r>
+        <w:rPr>
+          <w:lang w:val="en-IE"/>
+        </w:rPr>
+        <w:t>renderDashboard</w:t>
+      </w:r>
+      <w:proofErr w:type="spellEnd"/>
+      <w:r>
+        <w:rPr>
+          <w:lang w:val="en-IE"/>
+        </w:rPr>
+        <w:t>, so the page shows what’s actually in Atlas. I decided to hardcode Dublin’s id for now, the same way the lab hard-codes the longitude and latitude.</w:t>
+      </w:r>
+    </w:p>
+    <w:p>
+      <w:pPr>
+        <w:pStyle w:val="ListParagraph"/>
+        <w:numPr>
+          <w:ilvl w:val="0"/>
+          <w:numId w:val="8"/>
+        </w:numPr>
+        <w:rPr>
+          <w:lang w:val="en-IE"/>
+        </w:rPr>
+      </w:pPr>
+      <w:r>
+        <w:rPr>
+          <w:lang w:val="en-IE"/>
+        </w:rPr>
+        <w:lastRenderedPageBreak/>
+        <w:t xml:space="preserve">My API gives back one airport with all its flights together, but my view wants departures and arrivals separate so I used a </w:t>
+      </w:r>
+      <w:proofErr w:type="spellStart"/>
+      <w:r>
+        <w:rPr>
+          <w:lang w:val="en-IE"/>
+        </w:rPr>
+        <w:t>javaScript</w:t>
+      </w:r>
+      <w:proofErr w:type="spellEnd"/>
+      <w:r>
+        <w:rPr>
+          <w:lang w:val="en-IE"/>
+        </w:rPr>
+        <w:t xml:space="preserve"> function I learned in my </w:t>
+      </w:r>
+      <w:proofErr w:type="gramStart"/>
+      <w:r>
+        <w:rPr>
+          <w:lang w:val="en-IE"/>
+        </w:rPr>
+        <w:t>Client</w:t>
+      </w:r>
+      <w:proofErr w:type="gramEnd"/>
+      <w:r>
+        <w:rPr>
+          <w:lang w:val="en-IE"/>
+        </w:rPr>
+        <w:t xml:space="preserve">_Side_Development module </w:t>
+      </w:r>
+      <w:proofErr w:type="gramStart"/>
+      <w:r>
+        <w:rPr>
+          <w:lang w:val="en-IE"/>
+        </w:rPr>
+        <w:t>called .filter</w:t>
+      </w:r>
+      <w:proofErr w:type="gramEnd"/>
+      <w:r>
+        <w:rPr>
+          <w:lang w:val="en-IE"/>
+        </w:rPr>
+        <w:t>() which splits them by direction</w:t>
+      </w:r>
+      <w:r>
+        <w:rPr>
+          <w:lang w:val="en-IE"/>
+        </w:rPr>
+        <w:t>.</w:t>
+      </w:r>
+    </w:p>
+    <w:p>
+      <w:pPr>
+        <w:pStyle w:val="ListParagraph"/>
+        <w:numPr>
+          <w:ilvl w:val="0"/>
+          <w:numId w:val="8"/>
+        </w:numPr>
+        <w:rPr>
+          <w:lang w:val="en-IE"/>
+        </w:rPr>
+      </w:pPr>
+      <w:r>
+        <w:rPr>
+          <w:lang w:val="en-IE"/>
+        </w:rPr>
+        <w:t xml:space="preserve">Left the watchlist hardcoded for now, like the lab leaves its sidebar text. </w:t>
+      </w:r>
+    </w:p>
+    <w:p>
+      <w:pPr>
+        <w:pStyle w:val="ListParagraph"/>
+        <w:numPr>
+          <w:ilvl w:val="0"/>
+          <w:numId w:val="8"/>
+        </w:numPr>
+        <w:rPr>
+          <w:lang w:val="en-IE"/>
+        </w:rPr>
+      </w:pPr>
+      <w:r>
+        <w:rPr>
+          <w:lang w:val="en-IE"/>
+        </w:rPr>
+        <w:t xml:space="preserve">The lab only shows a POST example for creating a </w:t>
+      </w:r>
+      <w:r>
+        <w:rPr>
+          <w:lang w:val="en-IE"/>
+        </w:rPr>
+        <w:t>location, so</w:t>
+      </w:r>
+      <w:r>
+        <w:rPr>
+          <w:lang w:val="en-IE"/>
+        </w:rPr>
+        <w:t xml:space="preserve"> I did the same for creating an airport</w:t>
+      </w:r>
+      <w:r>
+        <w:rPr>
+          <w:lang w:val="en-IE"/>
+        </w:rPr>
+        <w:t xml:space="preserve"> with </w:t>
+      </w:r>
+      <w:proofErr w:type="spellStart"/>
+      <w:r>
+        <w:rPr>
+          <w:lang w:val="en-IE"/>
+        </w:rPr>
+        <w:t>airportCreate</w:t>
+      </w:r>
+      <w:proofErr w:type="spellEnd"/>
+      <w:r>
+        <w:rPr>
+          <w:lang w:val="en-IE"/>
+        </w:rPr>
+        <w:t>. It sends the new airport to /</w:t>
+      </w:r>
+      <w:proofErr w:type="spellStart"/>
+      <w:r>
+        <w:rPr>
+          <w:lang w:val="en-IE"/>
+        </w:rPr>
+        <w:t>api</w:t>
+      </w:r>
+      <w:proofErr w:type="spellEnd"/>
+      <w:r>
+        <w:rPr>
+          <w:lang w:val="en-IE"/>
+        </w:rPr>
+        <w:t>/airports and goes back to the dashboard if the API sends back a 201, which meaned it worked.</w:t>
+      </w:r>
+    </w:p>
+    <w:p>
+      <w:pPr>
+        <w:pStyle w:val="ListParagraph"/>
+        <w:numPr>
+          <w:ilvl w:val="0"/>
+          <w:numId w:val="8"/>
+        </w:numPr>
+        <w:rPr>
+          <w:lang w:val="en-IE"/>
+        </w:rPr>
+      </w:pPr>
+      <w:r>
+        <w:rPr>
+          <w:lang w:val="en-IE"/>
+        </w:rPr>
+        <w:t xml:space="preserve">The lab shows the POST controller and says to try to git it </w:t>
+      </w:r>
+      <w:proofErr w:type="gramStart"/>
+      <w:r>
+        <w:rPr>
+          <w:lang w:val="en-IE"/>
+        </w:rPr>
+        <w:t>working</w:t>
+      </w:r>
+      <w:proofErr w:type="gramEnd"/>
+      <w:r>
+        <w:rPr>
+          <w:lang w:val="en-IE"/>
+        </w:rPr>
+        <w:t xml:space="preserve"> yourself. To do that I </w:t>
+      </w:r>
+      <w:proofErr w:type="spellStart"/>
+      <w:r>
+        <w:rPr>
+          <w:lang w:val="en-IE"/>
+        </w:rPr>
+        <w:t>neede</w:t>
+      </w:r>
+      <w:proofErr w:type="spellEnd"/>
+      <w:r>
+        <w:rPr>
+          <w:lang w:val="en-IE"/>
+        </w:rPr>
+        <w:t xml:space="preserve"> a route, so I added </w:t>
+      </w:r>
+      <w:proofErr w:type="spellStart"/>
+      <w:r>
+        <w:rPr>
+          <w:lang w:val="en-IE"/>
+        </w:rPr>
+        <w:t>router.post</w:t>
+      </w:r>
+      <w:proofErr w:type="spellEnd"/>
+      <w:r>
+        <w:rPr>
+          <w:lang w:val="en-IE"/>
+        </w:rPr>
+        <w:t>(‘</w:t>
+      </w:r>
+      <w:r>
+        <w:rPr>
+          <w:lang w:val="en-IE"/>
+        </w:rPr>
+        <w:t>/</w:t>
+      </w:r>
+      <w:r>
+        <w:rPr>
+          <w:lang w:val="en-IE"/>
+        </w:rPr>
+        <w:t>airports/new’), written the same way as the routes from Lab 2 but as a POST since its sending data. I tested it in Postman like in Lab 5 and Shannon airport popped up in Atlas confirming that it worked.</w:t>
+      </w:r>
+      <w:r>
+        <w:rPr>
+          <w:lang w:val="en-IE"/>
+        </w:rPr>
+        <w:t xml:space="preserve"> I used documentation from the official </w:t>
+      </w:r>
+      <w:proofErr w:type="spellStart"/>
+      <w:r>
+        <w:rPr>
+          <w:lang w:val="en-IE"/>
+        </w:rPr>
+        <w:t>expressjs</w:t>
+      </w:r>
+      <w:proofErr w:type="spellEnd"/>
+      <w:r>
+        <w:rPr>
+          <w:lang w:val="en-IE"/>
+        </w:rPr>
+        <w:t xml:space="preserve"> site to assist me with the creation of the code piece. Link: </w:t>
+      </w:r>
+      <w:hyperlink r:id="rId20" w:history="1">
+        <w:r>
+          <w:rPr>
+            <w:rStyle w:val="Hyperlink"/>
+          </w:rPr>
+          <w:t>Routing ·</w:t>
+        </w:r>
+        <w:r>
+          <w:rPr>
+            <w:rStyle w:val="Hyperlink"/>
+          </w:rPr>
+          <w:t xml:space="preserve"> </w:t>
+        </w:r>
+        <w:r>
+          <w:rPr>
+            <w:rStyle w:val="Hyperlink"/>
+          </w:rPr>
+          <w:t>Express.js</w:t>
+        </w:r>
+      </w:hyperlink>
+    </w:p>
+    <w:p>
+      <w:pPr>
+        <w:pStyle w:val="ListParagraph"/>
+        <w:rPr>
+          <w:lang w:val="en-IE"/>
+        </w:rPr>
+      </w:pPr>
+    </w:p>
+    <w:p>
+      <w:pPr>
+        <w:ind w:left="360"/>
+        <w:rPr>
+          <w:lang w:val="en-IE"/>
+        </w:rPr>
+      </w:pPr>
+    </w:p>
+    <w:p>
+      <w:pPr>
+        <w:rPr>
+          <w:lang w:val="en-IE"/>
+        </w:rPr>
+      </w:pPr>
+    </w:p>
+    <w:p>
+      <w:pPr>
+        <w:rPr>
+          <w:lang w:val="en-IE"/>
+        </w:rPr>
+      </w:pPr>
+    </w:p>
+    <w:p>
+      <w:pPr>
+        <w:rPr>
+          <w:lang w:val="en-IE"/>
+        </w:rPr>
+      </w:pPr>
+    </w:p>
+    <w:p>
+      <w:pPr>
+        <w:rPr>
+          <w:lang w:val="en-IE"/>
+        </w:rPr>
+      </w:pPr>
+    </w:p>
+    <w:p>
+      <w:pPr>
+        <w:rPr>
+          <w:lang w:val="en-IE"/>
+        </w:rPr>
+      </w:pPr>
+    </w:p>
+    <w:p>
+      <w:pPr>
+        <w:rPr>
+          <w:lang w:val="en-IE"/>
+        </w:rPr>
+      </w:pPr>
+    </w:p>
+    <w:p>
+      <w:pPr>
+        <w:rPr>
+          <w:lang w:val="en-IE"/>
+        </w:rPr>
+      </w:pPr>
+    </w:p>
+    <w:p>
+      <w:pPr>
+        <w:rPr>
+          <w:lang w:val="en-IE"/>
+        </w:rPr>
+      </w:pPr>
+    </w:p>
+    <w:p>
+      <w:pPr>
+        <w:rPr>
+          <w:lang w:val="en-IE"/>
+        </w:rPr>
+      </w:pPr>
+    </w:p>
+    <w:p>
+      <w:pPr>
+        <w:rPr>
+          <w:lang w:val="en-IE"/>
+        </w:rPr>
+      </w:pPr>
+    </w:p>
+    <w:p>
+      <w:pPr>
+        <w:rPr>
+          <w:lang w:val="en-IE"/>
+        </w:rPr>
+      </w:pPr>
+    </w:p>
+    <w:p>
+      <w:pPr>
+        <w:rPr>
+          <w:lang w:val="en-IE"/>
+        </w:rPr>
+      </w:pPr>
+    </w:p>
+    <w:p>
+      <w:pPr>
+        <w:rPr>
+          <w:lang w:val="en-IE"/>
+        </w:rPr>
+      </w:pPr>
+    </w:p>
+    <w:p>
+      <w:pPr>
+        <w:rPr>
+          <w:lang w:val="en-IE"/>
+        </w:rPr>
+      </w:pPr>
+    </w:p>
+    <w:p>
+      <w:pPr>
+        <w:rPr>
+          <w:lang w:val="en-IE"/>
+        </w:rPr>
+      </w:pPr>
+    </w:p>
+    <w:p>
+      <w:pPr>
+        <w:pStyle w:val="Heading1"/>
+      </w:pPr>
+      <w:r>
+        <w:lastRenderedPageBreak/>
+        <w:t>3. Views</w:t>
+      </w:r>
+    </w:p>
+    <w:p>
+      <w:pPr>
+        <w:pStyle w:val="Heading2"/>
+      </w:pPr>
+    </w:p>
+    <w:p/>
+    <w:p>
+      <w:pPr>
+        <w:pStyle w:val="Heading1"/>
+        <w:rPr>
+          <w:lang w:val="en-IE"/>
+        </w:rPr>
+      </w:pPr>
+    </w:p>
+    <w:p>
+      <w:pPr>
+        <w:pStyle w:val="Heading1"/>
+        <w:rPr>
+          <w:lang w:val="en-IE"/>
+        </w:rPr>
+      </w:pPr>
+    </w:p>
+    <w:p>
+      <w:pPr>
+        <w:pStyle w:val="Heading1"/>
+        <w:rPr>
+          <w:lang w:val="en-IE"/>
+        </w:rPr>
+      </w:pPr>
+      <w:bookmarkStart w:id="5" w:name="_Toc243830411"/>
+      <w:r>
+        <w:rPr>
+          <w:noProof/>
+          <w:lang w:val="en-IE"/>
+        </w:rPr>
+        <w:lastRenderedPageBreak/>
+        <w:drawing>
+          <wp:inline distT="0" distB="0" distL="0" distR="0" wp14:anchorId="2DA5E5D3" wp14:editId="748642AA">
+            <wp:extent cx="5731510" cy="6255385"/>
+            <wp:effectExtent l="0" t="0" r="2540" b="0"/>
+            <wp:docPr id="942776674" name="Picture 1"/>
+            <wp:cNvGraphicFramePr>
+              <a:graphicFrameLocks xmlns:a="http://schemas.openxmlformats.org/drawingml/2006/main" noChangeAspect="1"/>
+            </wp:cNvGraphicFramePr>
+            <a:graphic xmlns:a="http://schemas.openxmlformats.org/drawingml/2006/main">
+              <a:graphicData uri="http://schemas.openxmlformats.org/drawingml/2006/picture">
+                <pic:pic xmlns:pic="http://schemas.openxmlformats.org/drawingml/2006/picture">
+                  <pic:nvPicPr>
+                    <pic:cNvPr id="942776674" name=""/>
+                    <pic:cNvPicPr/>
+                  </pic:nvPicPr>
+                  <pic:blipFill>
+                    <a:blip r:embed="rId14"/>
+                    <a:stretch>
+                      <a:fillRect/>
+                    </a:stretch>
+                  </pic:blipFill>
+                  <pic:spPr>
+                    <a:xfrm>
+                      <a:off x="0" y="0"/>
+                      <a:ext cx="5731510" cy="6255385"/>
+                    </a:xfrm>
+                    <a:prstGeom prst="rect">
+                      <a:avLst/>
+                    </a:prstGeom>
+                  </pic:spPr>
+                </pic:pic>
+              </a:graphicData>
+            </a:graphic>
+          </wp:inline>
+        </w:drawing>
+      </w:r>
+      <w:r>
+        <w:rPr>
+          <w:noProof/>
+        </w:rPr>
+        <w:t xml:space="preserve"> </w:t>
+      </w:r>
+      <w:r>
+        <w:rPr>
+          <w:noProof/>
+          <w:lang w:val="en-IE"/>
+        </w:rPr>
+        <w:lastRenderedPageBreak/>
+        <w:drawing>
+          <wp:inline distT="0" distB="0" distL="0" distR="0" wp14:anchorId="7BE54F1C" wp14:editId="33F508C1">
+            <wp:extent cx="5731510" cy="6336665"/>
+            <wp:effectExtent l="0" t="0" r="2540" b="6985"/>
+            <wp:docPr id="43274878" name="Picture 1"/>
+            <wp:cNvGraphicFramePr>
+              <a:graphicFrameLocks xmlns:a="http://schemas.openxmlformats.org/drawingml/2006/main" noChangeAspect="1"/>
+            </wp:cNvGraphicFramePr>
+            <a:graphic xmlns:a="http://schemas.openxmlformats.org/drawingml/2006/main">
+              <a:graphicData uri="http://schemas.openxmlformats.org/drawingml/2006/picture">
+                <pic:pic xmlns:pic="http://schemas.openxmlformats.org/drawingml/2006/picture">
+                  <pic:nvPicPr>
+                    <pic:cNvPr id="43274878" name=""/>
+                    <pic:cNvPicPr/>
+                  </pic:nvPicPr>
+                  <pic:blipFill>
+                    <a:blip r:embed="rId15"/>
+                    <a:stretch>
+                      <a:fillRect/>
+                    </a:stretch>
+                  </pic:blipFill>
+                  <pic:spPr>
+                    <a:xfrm>
+                      <a:off x="0" y="0"/>
+                      <a:ext cx="5731510" cy="6336665"/>
+                    </a:xfrm>
+                    <a:prstGeom prst="rect">
+                      <a:avLst/>
+                    </a:prstGeom>
+                  </pic:spPr>
+                </pic:pic>
+              </a:graphicData>
+            </a:graphic>
+          </wp:inline>
+        </w:drawing>
+      </w:r>
+      <w:bookmarkEnd w:id="5"/>
+    </w:p>
+    <w:p>
+      <w:pPr>
+        <w:pStyle w:val="Heading1"/>
+        <w:rPr>
+          <w:lang w:val="en-IE"/>
+        </w:rPr>
+      </w:pPr>
+    </w:p>
+    <w:p>
+      <w:pPr>
+        <w:pStyle w:val="Heading1"/>
+        <w:rPr>
+          <w:lang w:val="en-IE"/>
+        </w:rPr>
+      </w:pPr>
+    </w:p>
+    <w:p>
+      <w:pPr>
+        <w:pStyle w:val="Heading1"/>
+        <w:rPr>
+          <w:lang w:val="en-IE"/>
+        </w:rPr>
+      </w:pPr>
+    </w:p>
+    <w:p>
+      <w:pPr>
+        <w:pStyle w:val="Heading1"/>
+        <w:rPr>
+          <w:lang w:val="en-IE"/>
+        </w:rPr>
+      </w:pPr>
+    </w:p>
+    <w:p>
+      <w:pPr>
+        <w:pStyle w:val="Heading1"/>
+        <w:rPr>
+          <w:lang w:val="en-IE"/>
+        </w:rPr>
+      </w:pPr>
+    </w:p>
+    <w:p>
+      <w:pPr>
+        <w:pStyle w:val="Heading1"/>
+        <w:rPr>
+          <w:lang w:val="en-IE"/>
+        </w:rPr>
+      </w:pPr>
+    </w:p>
+    <w:p>
+      <w:pPr>
+        <w:pStyle w:val="Heading1"/>
+        <w:rPr>
+          <w:lang w:val="en-IE"/>
+        </w:rPr>
+      </w:pPr>
+    </w:p>
+    <w:p>
+      <w:pPr>
+        <w:pStyle w:val="Heading1"/>
+        <w:rPr>
+          <w:lang w:val="en-IE"/>
+        </w:rPr>
+      </w:pPr>
+    </w:p>
+    <w:p>
+      <w:pPr>
+        <w:pStyle w:val="Heading1"/>
+        <w:rPr>
+          <w:lang w:val="en-IE"/>
+        </w:rPr>
+      </w:pPr>
+    </w:p>
+    <w:p>
+      <w:pPr>
+        <w:pStyle w:val="Heading1"/>
+        <w:rPr>
+          <w:lang w:val="en-IE"/>
+        </w:rPr>
+      </w:pPr>
+    </w:p>
+    <w:p>
+      <w:pPr>
+        <w:pStyle w:val="Heading1"/>
+        <w:rPr>
+          <w:lang w:val="en-IE"/>
+        </w:rPr>
+      </w:pPr>
+    </w:p>
+    <w:p>
+      <w:pPr>
+        <w:rPr>
+          <w:lang w:val="en-IE"/>
+        </w:rPr>
+      </w:pPr>
+    </w:p>
+    <w:p>
+      <w:pPr>
+        <w:rPr>
+          <w:lang w:val="en-IE"/>
+        </w:rPr>
+      </w:pPr>
+      <w:r>
+        <w:rPr>
+          <w:noProof/>
+          <w:lang w:val="en-IE"/>
+        </w:rPr>
+        <w:lastRenderedPageBreak/>
+        <w:drawing>
+          <wp:inline distT="0" distB="0" distL="0" distR="0" wp14:anchorId="7496D011" wp14:editId="006F368D">
+            <wp:extent cx="5731510" cy="5337810"/>
+            <wp:effectExtent l="0" t="0" r="2540" b="0"/>
+            <wp:docPr id="1680584379" name="Picture 1"/>
+            <wp:cNvGraphicFramePr>
+              <a:graphicFrameLocks xmlns:a="http://schemas.openxmlformats.org/drawingml/2006/main" noChangeAspect="1"/>
+            </wp:cNvGraphicFramePr>
+            <a:graphic xmlns:a="http://schemas.openxmlformats.org/drawingml/2006/main">
+              <a:graphicData uri="http://schemas.openxmlformats.org/drawingml/2006/picture">
+                <pic:pic xmlns:pic="http://schemas.openxmlformats.org/drawingml/2006/picture">
+                  <pic:nvPicPr>
+                    <pic:cNvPr id="1680584379" name=""/>
+                    <pic:cNvPicPr/>
+                  </pic:nvPicPr>
+                  <pic:blipFill>
+                    <a:blip r:embed="rId21"/>
+                    <a:stretch>
+                      <a:fillRect/>
+                    </a:stretch>
+                  </pic:blipFill>
+                  <pic:spPr>
+                    <a:xfrm>
+                      <a:off x="0" y="0"/>
+                      <a:ext cx="5731510" cy="5337810"/>
+                    </a:xfrm>
+                    <a:prstGeom prst="rect">
+                      <a:avLst/>
+                    </a:prstGeom>
+                  </pic:spPr>
+                </pic:pic>
+              </a:graphicData>
+            </a:graphic>
+          </wp:inline>
+        </w:drawing>
+      </w:r>
+      <w:r>
+        <w:rPr>
+          <w:noProof/>
+          <w:lang w:val="en-IE"/>
+        </w:rPr>
+        <w:lastRenderedPageBreak/>
+        <w:drawing>
+          <wp:inline distT="0" distB="0" distL="0" distR="0" wp14:anchorId="415DF3B4" wp14:editId="5B8E2519">
+            <wp:extent cx="5731510" cy="3949700"/>
+            <wp:effectExtent l="0" t="0" r="2540" b="0"/>
+            <wp:docPr id="1868520147" name="Picture 1"/>
+            <wp:cNvGraphicFramePr>
+              <a:graphicFrameLocks xmlns:a="http://schemas.openxmlformats.org/drawingml/2006/main" noChangeAspect="1"/>
+            </wp:cNvGraphicFramePr>
+            <a:graphic xmlns:a="http://schemas.openxmlformats.org/drawingml/2006/main">
+              <a:graphicData uri="http://schemas.openxmlformats.org/drawingml/2006/picture">
+                <pic:pic xmlns:pic="http://schemas.openxmlformats.org/drawingml/2006/picture">
+                  <pic:nvPicPr>
+                    <pic:cNvPr id="1868520147" name=""/>
+                    <pic:cNvPicPr/>
+                  </pic:nvPicPr>
+                  <pic:blipFill>
+                    <a:blip r:embed="rId22"/>
+                    <a:stretch>
+                      <a:fillRect/>
+                    </a:stretch>
+                  </pic:blipFill>
+                  <pic:spPr>
+                    <a:xfrm>
+                      <a:off x="0" y="0"/>
+                      <a:ext cx="5731510" cy="3949700"/>
+                    </a:xfrm>
+                    <a:prstGeom prst="rect">
+                      <a:avLst/>
+                    </a:prstGeom>
+                  </pic:spPr>
+                </pic:pic>
+              </a:graphicData>
+            </a:graphic>
+          </wp:inline>
+        </w:drawing>
+      </w:r>
+    </w:p>
+    <w:p>
+      <w:pPr>
+        <w:rPr>
+          <w:lang w:val="en-IE"/>
+        </w:rPr>
+      </w:pPr>
+    </w:p>
+    <w:p>
+      <w:pPr>
+        <w:rPr>
+          <w:lang w:val="en-IE"/>
+        </w:rPr>
+      </w:pPr>
+    </w:p>
+    <w:p>
+      <w:pPr>
+        <w:rPr>
+          <w:lang w:val="en-IE"/>
+        </w:rPr>
+      </w:pPr>
+    </w:p>
+    <w:p>
+      <w:pPr>
+        <w:rPr>
+          <w:lang w:val="en-IE"/>
+        </w:rPr>
+      </w:pPr>
+      <w:r>
+        <w:rPr>
+          <w:noProof/>
+          <w:lang w:val="en-IE"/>
+        </w:rPr>
+        <w:lastRenderedPageBreak/>
+        <w:drawing>
+          <wp:inline distT="0" distB="0" distL="0" distR="0" wp14:anchorId="5E25F2F1" wp14:editId="7E1A06D6">
+            <wp:extent cx="5731510" cy="8252460"/>
+            <wp:effectExtent l="0" t="0" r="2540" b="0"/>
+            <wp:docPr id="1284122931" name="Picture 1"/>
+            <wp:cNvGraphicFramePr>
+              <a:graphicFrameLocks xmlns:a="http://schemas.openxmlformats.org/drawingml/2006/main" noChangeAspect="1"/>
+            </wp:cNvGraphicFramePr>
+            <a:graphic xmlns:a="http://schemas.openxmlformats.org/drawingml/2006/main">
+              <a:graphicData uri="http://schemas.openxmlformats.org/drawingml/2006/picture">
+                <pic:pic xmlns:pic="http://schemas.openxmlformats.org/drawingml/2006/picture">
+                  <pic:nvPicPr>
+                    <pic:cNvPr id="1284122931" name=""/>
+                    <pic:cNvPicPr/>
+                  </pic:nvPicPr>
+                  <pic:blipFill>
+                    <a:blip r:embed="rId23"/>
+                    <a:stretch>
+                      <a:fillRect/>
+                    </a:stretch>
+                  </pic:blipFill>
+                  <pic:spPr>
+                    <a:xfrm>
+                      <a:off x="0" y="0"/>
+                      <a:ext cx="5731510" cy="8252460"/>
+                    </a:xfrm>
+                    <a:prstGeom prst="rect">
+                      <a:avLst/>
+                    </a:prstGeom>
+                  </pic:spPr>
+                </pic:pic>
+              </a:graphicData>
+            </a:graphic>
+          </wp:inline>
+        </w:drawing>
+      </w:r>
+    </w:p>
+    <w:p>
+      <w:pPr>
+        <w:rPr>
+          <w:lang w:val="en-IE"/>
+        </w:rPr>
+      </w:pPr>
+      <w:r>
+        <w:rPr>
+          <w:noProof/>
+          <w:lang w:val="en-IE"/>
+        </w:rPr>
+        <w:lastRenderedPageBreak/>
+        <w:drawing>
+          <wp:inline distT="0" distB="0" distL="0" distR="0" wp14:anchorId="5409A683" wp14:editId="6B16757D">
+            <wp:extent cx="5731510" cy="4415790"/>
+            <wp:effectExtent l="0" t="0" r="2540" b="3810"/>
+            <wp:docPr id="1833418896" name="Picture 1"/>
+            <wp:cNvGraphicFramePr>
+              <a:graphicFrameLocks xmlns:a="http://schemas.openxmlformats.org/drawingml/2006/main" noChangeAspect="1"/>
+            </wp:cNvGraphicFramePr>
+            <a:graphic xmlns:a="http://schemas.openxmlformats.org/drawingml/2006/main">
+              <a:graphicData uri="http://schemas.openxmlformats.org/drawingml/2006/picture">
+                <pic:pic xmlns:pic="http://schemas.openxmlformats.org/drawingml/2006/picture">
+                  <pic:nvPicPr>
+                    <pic:cNvPr id="1833418896" name=""/>
+                    <pic:cNvPicPr/>
+                  </pic:nvPicPr>
+                  <pic:blipFill>
+                    <a:blip r:embed="rId24"/>
+                    <a:stretch>
+                      <a:fillRect/>
+                    </a:stretch>
+                  </pic:blipFill>
+                  <pic:spPr>
+                    <a:xfrm>
+                      <a:off x="0" y="0"/>
+                      <a:ext cx="5731510" cy="4415790"/>
+                    </a:xfrm>
+                    <a:prstGeom prst="rect">
+                      <a:avLst/>
+                    </a:prstGeom>
+                  </pic:spPr>
+                </pic:pic>
+              </a:graphicData>
+            </a:graphic>
+          </wp:inline>
+        </w:drawing>
+      </w:r>
+    </w:p>
+    <w:p>
+      <w:pPr>
+        <w:rPr>
+          <w:lang w:val="en-IE"/>
+        </w:rPr>
+      </w:pPr>
+    </w:p>
+    <w:p>
+      <w:pPr>
+        <w:rPr>
+          <w:lang w:val="en-IE"/>
+        </w:rPr>
+      </w:pPr>
+    </w:p>
+    <w:p>
+      <w:pPr>
+        <w:rPr>
+          <w:lang w:val="en-IE"/>
+        </w:rPr>
+      </w:pPr>
+    </w:p>
+    <w:p>
+      <w:pPr>
+        <w:rPr>
+          <w:lang w:val="en-IE"/>
+        </w:rPr>
+      </w:pPr>
+    </w:p>
+    <w:p>
+      <w:pPr>
+        <w:rPr>
+          <w:lang w:val="en-IE"/>
+        </w:rPr>
+      </w:pPr>
+    </w:p>
+    <w:p>
+      <w:pPr>
+        <w:rPr>
+          <w:lang w:val="en-IE"/>
+        </w:rPr>
+      </w:pPr>
+    </w:p>
+    <w:p>
+      <w:pPr>
+        <w:rPr>
+          <w:lang w:val="en-IE"/>
+        </w:rPr>
+      </w:pPr>
+    </w:p>
+    <w:p>
+      <w:pPr>
+        <w:rPr>
+          <w:lang w:val="en-IE"/>
+        </w:rPr>
+      </w:pPr>
+    </w:p>
+    <w:p>
+      <w:pPr>
+        <w:rPr>
+          <w:lang w:val="en-IE"/>
+        </w:rPr>
+      </w:pPr>
+    </w:p>
+    <w:p>
+      <w:pPr>
+        <w:rPr>
+          <w:lang w:val="en-IE"/>
+        </w:rPr>
+      </w:pPr>
+    </w:p>
+    <w:p>
+      <w:pPr>
+        <w:rPr>
+          <w:lang w:val="en-IE"/>
+        </w:rPr>
+      </w:pPr>
+    </w:p>
+    <w:p>
+      <w:pPr>
+        <w:rPr>
+          <w:lang w:val="en-IE"/>
+        </w:rPr>
+      </w:pPr>
+    </w:p>
+    <w:p>
+      <w:pPr>
+        <w:pStyle w:val="Heading1"/>
+        <w:rPr>
+          <w:lang w:val="en-IE"/>
+        </w:rPr>
+      </w:pPr>
+      <w:bookmarkStart w:id="6" w:name="_Toc243830412"/>
+      <w:r>
+        <w:rPr>
+          <w:lang w:val="en-IE"/>
+        </w:rPr>
+        <w:lastRenderedPageBreak/>
+        <w:t>References and sources I used</w:t>
+      </w:r>
+      <w:bookmarkEnd w:id="6"/>
+    </w:p>
+    <w:p>
+      <w:pPr>
+        <w:pStyle w:val="ListParagraph"/>
+        <w:numPr>
+          <w:ilvl w:val="0"/>
+          <w:numId w:val="4"/>
+        </w:numPr>
+        <w:rPr>
+          <w:lang w:val="en-IE"/>
+        </w:rPr>
+      </w:pPr>
+      <w:r>
+        <w:rPr>
+          <w:lang w:val="en-IE"/>
+        </w:rPr>
+        <w:t xml:space="preserve">Claude was also used for ideas and debugging </w:t>
+      </w:r>
+    </w:p>
+    <w:p>
+      <w:pPr>
+        <w:pStyle w:val="ListParagraph"/>
+        <w:numPr>
+          <w:ilvl w:val="0"/>
           <w:numId w:val="3"/>
         </w:numPr>
         <w:rPr>
           <w:lang w:val="en-IE"/>
         </w:rPr>
       </w:pPr>
-      <w:hyperlink r:id="rId15" w:history="1">
+      <w:hyperlink r:id="rId25" w:anchor="/media-object/4074162&amp;sourcetype=Audio%20&amp;%20Video%20Works" w:history="1">
+        <w:r>
+          <w:rPr>
+            <w:rStyle w:val="Hyperlink"/>
+          </w:rPr>
+          <w:t>Bootstrap 4 for Beginners - Build 5 Websites from Scratch - ProQuest</w:t>
+        </w:r>
+      </w:hyperlink>
+    </w:p>
+    <w:p>
+      <w:pPr>
+        <w:pStyle w:val="ListParagraph"/>
+        <w:numPr>
+          <w:ilvl w:val="0"/>
+          <w:numId w:val="3"/>
+        </w:numPr>
+        <w:rPr>
+          <w:lang w:val="en-IE"/>
+        </w:rPr>
+      </w:pPr>
+      <w:hyperlink r:id="rId26" w:history="1">
         <w:r>
           <w:rPr>
             <w:rStyle w:val="Hyperlink"/>
@@ -3054,7 +5443,7 @@
           <w:lang w:val="en-IE"/>
         </w:rPr>
       </w:pPr>
-      <w:hyperlink r:id="rId16" w:history="1">
+      <w:hyperlink r:id="rId27" w:history="1">
         <w:r>
           <w:rPr>
             <w:rStyle w:val="Hyperlink"/>
@@ -3074,7 +5463,7 @@
           <w:lang w:val="en-IE"/>
         </w:rPr>
       </w:pPr>
-      <w:hyperlink r:id="rId17" w:history="1">
+      <w:hyperlink r:id="rId28" w:history="1">
         <w:r>
           <w:rPr>
             <w:rStyle w:val="Hyperlink"/>
@@ -3094,7 +5483,7 @@
           <w:lang w:val="en-IE"/>
         </w:rPr>
       </w:pPr>
-      <w:hyperlink r:id="rId18" w:history="1">
+      <w:hyperlink r:id="rId29" w:history="1">
         <w:r>
           <w:rPr>
             <w:rStyle w:val="Hyperlink"/>
@@ -3114,7 +5503,7 @@
           <w:lang w:val="en-IE"/>
         </w:rPr>
       </w:pPr>
-      <w:hyperlink r:id="rId19" w:history="1">
+      <w:hyperlink r:id="rId30" w:history="1">
         <w:r>
           <w:rPr>
             <w:rStyle w:val="Hyperlink"/>
@@ -3134,7 +5523,7 @@
           <w:lang w:val="en-IE"/>
         </w:rPr>
       </w:pPr>
-      <w:hyperlink r:id="rId20" w:history="1">
+      <w:hyperlink r:id="rId31" w:history="1">
         <w:r>
           <w:rPr>
             <w:rStyle w:val="Hyperlink"/>
@@ -3154,7 +5543,7 @@
           <w:lang w:val="en-IE"/>
         </w:rPr>
       </w:pPr>
-      <w:hyperlink r:id="rId21" w:history="1">
+      <w:hyperlink r:id="rId32" w:history="1">
         <w:r>
           <w:rPr>
             <w:rStyle w:val="Hyperlink"/>
@@ -3174,7 +5563,7 @@
           <w:lang w:val="en-IE"/>
         </w:rPr>
       </w:pPr>
-      <w:hyperlink r:id="rId22" w:history="1">
+      <w:hyperlink r:id="rId33" w:history="1">
         <w:r>
           <w:rPr>
             <w:rStyle w:val="Hyperlink"/>
@@ -3194,7 +5583,7 @@
           <w:lang w:val="en-IE"/>
         </w:rPr>
       </w:pPr>
-      <w:hyperlink r:id="rId23" w:history="1">
+      <w:hyperlink r:id="rId34" w:history="1">
         <w:r>
           <w:rPr>
             <w:rStyle w:val="Hyperlink"/>
@@ -3214,7 +5603,7 @@
           <w:lang w:val="en-IE"/>
         </w:rPr>
       </w:pPr>
-      <w:hyperlink r:id="rId24" w:history="1">
+      <w:hyperlink r:id="rId35" w:history="1">
         <w:r>
           <w:rPr>
             <w:rStyle w:val="Hyperlink"/>
@@ -3234,12 +5623,20 @@
           <w:lang w:val="en-IE"/>
         </w:rPr>
       </w:pPr>
-      <w:hyperlink r:id="rId25" w:history="1">
+      <w:hyperlink r:id="rId36" w:history="1">
+        <w:proofErr w:type="spellStart"/>
         <w:r>
           <w:rPr>
             <w:rStyle w:val="Hyperlink"/>
           </w:rPr>
-          <w:t>PugHTML - HTML to Pug/Jade Converter with Bootstrap &amp; Tailwind CSS</w:t>
+          <w:t>PugHTML</w:t>
+        </w:r>
+        <w:proofErr w:type="spellEnd"/>
+        <w:r>
+          <w:rPr>
+            <w:rStyle w:val="Hyperlink"/>
+          </w:rPr>
+          <w:t xml:space="preserve"> - HTML to Pug/Jade Converter with Bootstrap &amp; Tailwind CSS</w:t>
         </w:r>
       </w:hyperlink>
     </w:p>
@@ -3273,7 +5670,7 @@
         </w:rPr>
         <w:t xml:space="preserve"> </w:t>
       </w:r>
-      <w:hyperlink r:id="rId26" w:history="1">
+      <w:hyperlink r:id="rId37" w:history="1">
         <w:r>
           <w:rPr>
             <w:rStyle w:val="Hyperlink"/>
@@ -3327,6 +5724,56 @@
 </w:document>
 </file>
 
+<file path=word/endnotes.xml><?xml version="1.0" encoding="utf-8"?>
+<w:endnotes xmlns:wpc="http://schemas.microsoft.com/office/word/2010/wordprocessingCanvas" xmlns:cx="http://schemas.microsoft.com/office/drawing/2014/chartex" xmlns:cx1="http://schemas.microsoft.com/office/drawing/2015/9/8/chartex" xmlns:cx2="http://schemas.microsoft.com/office/drawing/2015/10/21/chartex" xmlns:cx3="http://schemas.microsoft.com/office/drawing/2016/5/9/chartex" xmlns:cx4="http://schemas.microsoft.com/office/drawing/2016/5/10/chartex" xmlns:cx5="http://schemas.microsoft.com/office/drawing/2016/5/11/chartex" xmlns:cx6="http://schemas.microsoft.com/office/drawing/2016/5/12/chartex" xmlns:cx7="http://schemas.microsoft.com/office/drawing/2016/5/13/chartex" xmlns:cx8="http://schemas.microsoft.com/office/drawing/2016/5/14/chartex" xmlns:mc="http://schemas.openxmlformats.org/markup-compatibility/2006" xmlns:aink="http://schemas.microsoft.com/office/drawing/2016/ink" xmlns:am3d="http://schemas.microsoft.com/office/drawing/2017/model3d" xmlns:o="urn:schemas-microsoft-com:office:office" xmlns:oel="http://schemas.microsoft.com/office/2019/extlst" xmlns:r="http://schemas.openxmlformats.org/officeDocument/2006/relationships" xmlns:m="http://schemas.openxmlformats.org/officeDocument/2006/math" xmlns:v="urn:schemas-microsoft-com:vml" xmlns:wp14="http://schemas.microsoft.com/office/word/2010/wordprocessingDrawing" xmlns:wp="http://schemas.openxmlformats.org/drawingml/2006/wordprocessingDrawing" xmlns:w10="urn:schemas-microsoft-com:office:word" xmlns:w="http://schemas.openxmlformats.org/wordprocessingml/2006/main" xmlns:w14="http://schemas.microsoft.com/office/word/2010/wordml" xmlns:w15="http://schemas.microsoft.com/office/word/2012/wordml" xmlns:w16cex="http://schemas.microsoft.com/office/word/2018/wordml/cex" xmlns:w16cid="http://schemas.microsoft.com/office/word/2016/wordml/cid" xmlns:w16="http://schemas.microsoft.com/office/word/2018/wordml" xmlns:w16du="http://schemas.microsoft.com/office/word/2023/wordml/word16du" xmlns:w16sdtdh="http://schemas.microsoft.com/office/word/2020/wordml/sdtdatahash" xmlns:w16sdtfl="http://schemas.microsoft.com/office/word/2024/wordml/sdtformatlock" xmlns:w16se="http://schemas.microsoft.com/office/word/2015/wordml/symex" xmlns:wpg="http://schemas.microsoft.com/office/word/2010/wordprocessingGroup" xmlns:wpi="http://schemas.microsoft.com/office/word/2010/wordprocessingInk" xmlns:wne="http://schemas.microsoft.com/office/word/2006/wordml" xmlns:wps="http://schemas.microsoft.com/office/word/2010/wordprocessingShape" mc:Ignorable="w14 w15 w16se w16cid w16 w16cex w16sdtdh w16sdtfl w16du wp14">
+  <w:endnote w:type="separator" w:id="-1">
+    <w:p>
+      <w:pPr>
+        <w:spacing w:after="0" w:line="240" w:lineRule="auto"/>
+      </w:pPr>
+      <w:r>
+        <w:separator/>
+      </w:r>
+    </w:p>
+  </w:endnote>
+  <w:endnote w:type="continuationSeparator" w:id="0">
+    <w:p>
+      <w:pPr>
+        <w:spacing w:after="0" w:line="240" w:lineRule="auto"/>
+      </w:pPr>
+      <w:r>
+        <w:continuationSeparator/>
+      </w:r>
+    </w:p>
+  </w:endnote>
+</w:endnotes>
+</file>
+
+<file path=word/footnotes.xml><?xml version="1.0" encoding="utf-8"?>
+<w:footnotes xmlns:wpc="http://schemas.microsoft.com/office/word/2010/wordprocessingCanvas" xmlns:cx="http://schemas.microsoft.com/office/drawing/2014/chartex" xmlns:cx1="http://schemas.microsoft.com/office/drawing/2015/9/8/chartex" xmlns:cx2="http://schemas.microsoft.com/office/drawing/2015/10/21/chartex" xmlns:cx3="http://schemas.microsoft.com/office/drawing/2016/5/9/chartex" xmlns:cx4="http://schemas.microsoft.com/office/drawing/2016/5/10/chartex" xmlns:cx5="http://schemas.microsoft.com/office/drawing/2016/5/11/chartex" xmlns:cx6="http://schemas.microsoft.com/office/drawing/2016/5/12/chartex" xmlns:cx7="http://schemas.microsoft.com/office/drawing/2016/5/13/chartex" xmlns:cx8="http://schemas.microsoft.com/office/drawing/2016/5/14/chartex" xmlns:mc="http://schemas.openxmlformats.org/markup-compatibility/2006" xmlns:aink="http://schemas.microsoft.com/office/drawing/2016/ink" xmlns:am3d="http://schemas.microsoft.com/office/drawing/2017/model3d" xmlns:o="urn:schemas-microsoft-com:office:office" xmlns:oel="http://schemas.microsoft.com/office/2019/extlst" xmlns:r="http://schemas.openxmlformats.org/officeDocument/2006/relationships" xmlns:m="http://schemas.openxmlformats.org/officeDocument/2006/math" xmlns:v="urn:schemas-microsoft-com:vml" xmlns:wp14="http://schemas.microsoft.com/office/word/2010/wordprocessingDrawing" xmlns:wp="http://schemas.openxmlformats.org/drawingml/2006/wordprocessingDrawing" xmlns:w10="urn:schemas-microsoft-com:office:word" xmlns:w="http://schemas.openxmlformats.org/wordprocessingml/2006/main" xmlns:w14="http://schemas.microsoft.com/office/word/2010/wordml" xmlns:w15="http://schemas.microsoft.com/office/word/2012/wordml" xmlns:w16cex="http://schemas.microsoft.com/office/word/2018/wordml/cex" xmlns:w16cid="http://schemas.microsoft.com/office/word/2016/wordml/cid" xmlns:w16="http://schemas.microsoft.com/office/word/2018/wordml" xmlns:w16du="http://schemas.microsoft.com/office/word/2023/wordml/word16du" xmlns:w16sdtdh="http://schemas.microsoft.com/office/word/2020/wordml/sdtdatahash" xmlns:w16sdtfl="http://schemas.microsoft.com/office/word/2024/wordml/sdtformatlock" xmlns:w16se="http://schemas.microsoft.com/office/word/2015/wordml/symex" xmlns:wpg="http://schemas.microsoft.com/office/word/2010/wordprocessingGroup" xmlns:wpi="http://schemas.microsoft.com/office/word/2010/wordprocessingInk" xmlns:wne="http://schemas.microsoft.com/office/word/2006/wordml" xmlns:wps="http://schemas.microsoft.com/office/word/2010/wordprocessingShape" mc:Ignorable="w14 w15 w16se w16cid w16 w16cex w16sdtdh w16sdtfl w16du wp14">
+  <w:footnote w:type="separator" w:id="-1">
+    <w:p>
+      <w:pPr>
+        <w:spacing w:after="0" w:line="240" w:lineRule="auto"/>
+      </w:pPr>
+      <w:r>
+        <w:separator/>
+      </w:r>
+    </w:p>
+  </w:footnote>
+  <w:footnote w:type="continuationSeparator" w:id="0">
+    <w:p>
+      <w:pPr>
+        <w:spacing w:after="0" w:line="240" w:lineRule="auto"/>
+      </w:pPr>
+      <w:r>
+        <w:continuationSeparator/>
+      </w:r>
+    </w:p>
+  </w:footnote>
+</w:footnotes>
+</file>
+
 <file path=word/numbering.xml><?xml version="1.0" encoding="utf-8"?>
 <w:numbering xmlns:wpc="http://schemas.microsoft.com/office/word/2010/wordprocessingCanvas" xmlns:cx="http://schemas.microsoft.com/office/drawing/2014/chartex" xmlns:cx1="http://schemas.microsoft.com/office/drawing/2015/9/8/chartex" xmlns:cx2="http://schemas.microsoft.com/office/drawing/2015/10/21/chartex" xmlns:cx3="http://schemas.microsoft.com/office/drawing/2016/5/9/chartex" xmlns:cx4="http://schemas.microsoft.com/office/drawing/2016/5/10/chartex" xmlns:cx5="http://schemas.microsoft.com/office/drawing/2016/5/11/chartex" xmlns:cx6="http://schemas.microsoft.com/office/drawing/2016/5/12/chartex" xmlns:cx7="http://schemas.microsoft.com/office/drawing/2016/5/13/chartex" xmlns:cx8="http://schemas.microsoft.com/office/drawing/2016/5/14/chartex" xmlns:mc="http://schemas.openxmlformats.org/markup-compatibility/2006" xmlns:aink="http://schemas.microsoft.com/office/drawing/2016/ink" xmlns:am3d="http://schemas.microsoft.com/office/drawing/2017/model3d" xmlns:o="urn:schemas-microsoft-com:office:office" xmlns:oel="http://schemas.microsoft.com/office/2019/extlst" xmlns:r="http://schemas.openxmlformats.org/officeDocument/2006/relationships" xmlns:m="http://schemas.openxmlformats.org/officeDocument/2006/math" xmlns:v="urn:schemas-microsoft-com:vml" xmlns:wp14="http://schemas.microsoft.com/office/word/2010/wordprocessingDrawing" xmlns:wp="http://schemas.openxmlformats.org/drawingml/2006/wordprocessingDrawing" xmlns:w10="urn:schemas-microsoft-com:office:word" xmlns:w="http://schemas.openxmlformats.org/wordprocessingml/2006/main" xmlns:w14="http://schemas.microsoft.com/office/word/2010/wordml" xmlns:w15="http://schemas.microsoft.com/office/word/2012/wordml" xmlns:w16cex="http://schemas.microsoft.com/office/word/2018/wordml/cex" xmlns:w16cid="http://schemas.microsoft.com/office/word/2016/wordml/cid" xmlns:w16="http://schemas.microsoft.com/office/word/2018/wordml" xmlns:w16du="http://schemas.microsoft.com/office/word/2023/wordml/word16du" xmlns:w16sdtdh="http://schemas.microsoft.com/office/word/2020/wordml/sdtdatahash" xmlns:w16sdtfl="http://schemas.microsoft.com/office/word/2024/wordml/sdtformatlock" xmlns:w16se="http://schemas.microsoft.com/office/word/2015/wordml/symex" xmlns:wpg="http://schemas.microsoft.com/office/word/2010/wordprocessingGroup" xmlns:wpi="http://schemas.microsoft.com/office/word/2010/wordprocessingInk" xmlns:wne="http://schemas.microsoft.com/office/word/2006/wordml" xmlns:wps="http://schemas.microsoft.com/office/word/2010/wordprocessingShape" mc:Ignorable="w14 w15 w16se w16cid w16 w16cex w16sdtdh w16sdtfl w16du wp14">
   <w:abstractNum w:abstractNumId="0" w15:restartNumberingAfterBreak="0">
@@ -3556,9 +6003,9 @@
     </w:lvl>
   </w:abstractNum>
   <w:abstractNum w:abstractNumId="2" w15:restartNumberingAfterBreak="0">
-    <w:nsid w:val="2EAB07E3"/>
+    <w:nsid w:val="18813153"/>
     <w:multiLevelType w:val="hybridMultilevel"/>
-    <w:tmpl w:val="8BBE8212"/>
+    <w:tmpl w:val="0AC8DCCE"/>
     <w:lvl w:ilvl="0" w:tplc="04090001">
       <w:start w:val="1"/>
       <w:numFmt w:val="bullet"/>
@@ -3669,9 +6116,9 @@
     </w:lvl>
   </w:abstractNum>
   <w:abstractNum w:abstractNumId="3" w15:restartNumberingAfterBreak="0">
-    <w:nsid w:val="3FB36B53"/>
+    <w:nsid w:val="2EAB07E3"/>
     <w:multiLevelType w:val="hybridMultilevel"/>
-    <w:tmpl w:val="4B267B9C"/>
+    <w:tmpl w:val="8BBE8212"/>
     <w:lvl w:ilvl="0" w:tplc="04090001">
       <w:start w:val="1"/>
       <w:numFmt w:val="bullet"/>
@@ -3782,9 +6229,9 @@
     </w:lvl>
   </w:abstractNum>
   <w:abstractNum w:abstractNumId="4" w15:restartNumberingAfterBreak="0">
-    <w:nsid w:val="61F42AB4"/>
+    <w:nsid w:val="3FB36B53"/>
     <w:multiLevelType w:val="hybridMultilevel"/>
-    <w:tmpl w:val="F5B0F752"/>
+    <w:tmpl w:val="4B267B9C"/>
     <w:lvl w:ilvl="0" w:tplc="04090001">
       <w:start w:val="1"/>
       <w:numFmt w:val="bullet"/>
@@ -3895,9 +6342,9 @@
     </w:lvl>
   </w:abstractNum>
   <w:abstractNum w:abstractNumId="5" w15:restartNumberingAfterBreak="0">
-    <w:nsid w:val="762955E8"/>
+    <w:nsid w:val="61F42AB4"/>
     <w:multiLevelType w:val="hybridMultilevel"/>
-    <w:tmpl w:val="CBA4E424"/>
+    <w:tmpl w:val="F5B0F752"/>
     <w:lvl w:ilvl="0" w:tplc="04090001">
       <w:start w:val="1"/>
       <w:numFmt w:val="bullet"/>
@@ -4007,23 +6454,255 @@
       </w:rPr>
     </w:lvl>
   </w:abstractNum>
+  <w:abstractNum w:abstractNumId="6" w15:restartNumberingAfterBreak="0">
+    <w:nsid w:val="762955E8"/>
+    <w:multiLevelType w:val="hybridMultilevel"/>
+    <w:tmpl w:val="CBA4E424"/>
+    <w:lvl w:ilvl="0" w:tplc="04090001">
+      <w:start w:val="1"/>
+      <w:numFmt w:val="bullet"/>
+      <w:lvlText w:val=""/>
+      <w:lvlJc w:val="left"/>
+      <w:pPr>
+        <w:ind w:left="720" w:hanging="360"/>
+      </w:pPr>
+      <w:rPr>
+        <w:rFonts w:ascii="Symbol" w:hAnsi="Symbol" w:hint="default"/>
+      </w:rPr>
+    </w:lvl>
+    <w:lvl w:ilvl="1" w:tplc="04090003" w:tentative="1">
+      <w:start w:val="1"/>
+      <w:numFmt w:val="bullet"/>
+      <w:lvlText w:val="o"/>
+      <w:lvlJc w:val="left"/>
+      <w:pPr>
+        <w:ind w:left="1440" w:hanging="360"/>
+      </w:pPr>
+      <w:rPr>
+        <w:rFonts w:ascii="Courier New" w:hAnsi="Courier New" w:cs="Courier New" w:hint="default"/>
+      </w:rPr>
+    </w:lvl>
+    <w:lvl w:ilvl="2" w:tplc="04090005" w:tentative="1">
+      <w:start w:val="1"/>
+      <w:numFmt w:val="bullet"/>
+      <w:lvlText w:val=""/>
+      <w:lvlJc w:val="left"/>
+      <w:pPr>
+        <w:ind w:left="2160" w:hanging="360"/>
+      </w:pPr>
+      <w:rPr>
+        <w:rFonts w:ascii="Wingdings" w:hAnsi="Wingdings" w:hint="default"/>
+      </w:rPr>
+    </w:lvl>
+    <w:lvl w:ilvl="3" w:tplc="04090001" w:tentative="1">
+      <w:start w:val="1"/>
+      <w:numFmt w:val="bullet"/>
+      <w:lvlText w:val=""/>
+      <w:lvlJc w:val="left"/>
+      <w:pPr>
+        <w:ind w:left="2880" w:hanging="360"/>
+      </w:pPr>
+      <w:rPr>
+        <w:rFonts w:ascii="Symbol" w:hAnsi="Symbol" w:hint="default"/>
+      </w:rPr>
+    </w:lvl>
+    <w:lvl w:ilvl="4" w:tplc="04090003" w:tentative="1">
+      <w:start w:val="1"/>
+      <w:numFmt w:val="bullet"/>
+      <w:lvlText w:val="o"/>
+      <w:lvlJc w:val="left"/>
+      <w:pPr>
+        <w:ind w:left="3600" w:hanging="360"/>
+      </w:pPr>
+      <w:rPr>
+        <w:rFonts w:ascii="Courier New" w:hAnsi="Courier New" w:cs="Courier New" w:hint="default"/>
+      </w:rPr>
+    </w:lvl>
+    <w:lvl w:ilvl="5" w:tplc="04090005" w:tentative="1">
+      <w:start w:val="1"/>
+      <w:numFmt w:val="bullet"/>
+      <w:lvlText w:val=""/>
+      <w:lvlJc w:val="left"/>
+      <w:pPr>
+        <w:ind w:left="4320" w:hanging="360"/>
+      </w:pPr>
+      <w:rPr>
+        <w:rFonts w:ascii="Wingdings" w:hAnsi="Wingdings" w:hint="default"/>
+      </w:rPr>
+    </w:lvl>
+    <w:lvl w:ilvl="6" w:tplc="04090001" w:tentative="1">
+      <w:start w:val="1"/>
+      <w:numFmt w:val="bullet"/>
+      <w:lvlText w:val=""/>
+      <w:lvlJc w:val="left"/>
+      <w:pPr>
+        <w:ind w:left="5040" w:hanging="360"/>
+      </w:pPr>
+      <w:rPr>
+        <w:rFonts w:ascii="Symbol" w:hAnsi="Symbol" w:hint="default"/>
+      </w:rPr>
+    </w:lvl>
+    <w:lvl w:ilvl="7" w:tplc="04090003" w:tentative="1">
+      <w:start w:val="1"/>
+      <w:numFmt w:val="bullet"/>
+      <w:lvlText w:val="o"/>
+      <w:lvlJc w:val="left"/>
+      <w:pPr>
+        <w:ind w:left="5760" w:hanging="360"/>
+      </w:pPr>
+      <w:rPr>
+        <w:rFonts w:ascii="Courier New" w:hAnsi="Courier New" w:cs="Courier New" w:hint="default"/>
+      </w:rPr>
+    </w:lvl>
+    <w:lvl w:ilvl="8" w:tplc="04090005" w:tentative="1">
+      <w:start w:val="1"/>
+      <w:numFmt w:val="bullet"/>
+      <w:lvlText w:val=""/>
+      <w:lvlJc w:val="left"/>
+      <w:pPr>
+        <w:ind w:left="6480" w:hanging="360"/>
+      </w:pPr>
+      <w:rPr>
+        <w:rFonts w:ascii="Wingdings" w:hAnsi="Wingdings" w:hint="default"/>
+      </w:rPr>
+    </w:lvl>
+  </w:abstractNum>
+  <w:abstractNum w:abstractNumId="7" w15:restartNumberingAfterBreak="0">
+    <w:nsid w:val="7F123A23"/>
+    <w:multiLevelType w:val="hybridMultilevel"/>
+    <w:tmpl w:val="09D0EEF0"/>
+    <w:lvl w:ilvl="0" w:tplc="04090001">
+      <w:start w:val="1"/>
+      <w:numFmt w:val="bullet"/>
+      <w:lvlText w:val=""/>
+      <w:lvlJc w:val="left"/>
+      <w:pPr>
+        <w:ind w:left="720" w:hanging="360"/>
+      </w:pPr>
+      <w:rPr>
+        <w:rFonts w:ascii="Symbol" w:hAnsi="Symbol" w:hint="default"/>
+      </w:rPr>
+    </w:lvl>
+    <w:lvl w:ilvl="1" w:tplc="04090003">
+      <w:start w:val="1"/>
+      <w:numFmt w:val="bullet"/>
+      <w:lvlText w:val="o"/>
+      <w:lvlJc w:val="left"/>
+      <w:pPr>
+        <w:ind w:left="1440" w:hanging="360"/>
+      </w:pPr>
+      <w:rPr>
+        <w:rFonts w:ascii="Courier New" w:hAnsi="Courier New" w:cs="Courier New" w:hint="default"/>
+      </w:rPr>
+    </w:lvl>
+    <w:lvl w:ilvl="2" w:tplc="04090005" w:tentative="1">
+      <w:start w:val="1"/>
+      <w:numFmt w:val="bullet"/>
+      <w:lvlText w:val=""/>
+      <w:lvlJc w:val="left"/>
+      <w:pPr>
+        <w:ind w:left="2160" w:hanging="360"/>
+      </w:pPr>
+      <w:rPr>
+        <w:rFonts w:ascii="Wingdings" w:hAnsi="Wingdings" w:hint="default"/>
+      </w:rPr>
+    </w:lvl>
+    <w:lvl w:ilvl="3" w:tplc="04090001" w:tentative="1">
+      <w:start w:val="1"/>
+      <w:numFmt w:val="bullet"/>
+      <w:lvlText w:val=""/>
+      <w:lvlJc w:val="left"/>
+      <w:pPr>
+        <w:ind w:left="2880" w:hanging="360"/>
+      </w:pPr>
+      <w:rPr>
+        <w:rFonts w:ascii="Symbol" w:hAnsi="Symbol" w:hint="default"/>
+      </w:rPr>
+    </w:lvl>
+    <w:lvl w:ilvl="4" w:tplc="04090003" w:tentative="1">
+      <w:start w:val="1"/>
+      <w:numFmt w:val="bullet"/>
+      <w:lvlText w:val="o"/>
+      <w:lvlJc w:val="left"/>
+      <w:pPr>
+        <w:ind w:left="3600" w:hanging="360"/>
+      </w:pPr>
+      <w:rPr>
+        <w:rFonts w:ascii="Courier New" w:hAnsi="Courier New" w:cs="Courier New" w:hint="default"/>
+      </w:rPr>
+    </w:lvl>
+    <w:lvl w:ilvl="5" w:tplc="04090005" w:tentative="1">
+      <w:start w:val="1"/>
+      <w:numFmt w:val="bullet"/>
+      <w:lvlText w:val=""/>
+      <w:lvlJc w:val="left"/>
+      <w:pPr>
+        <w:ind w:left="4320" w:hanging="360"/>
+      </w:pPr>
+      <w:rPr>
+        <w:rFonts w:ascii="Wingdings" w:hAnsi="Wingdings" w:hint="default"/>
+      </w:rPr>
+    </w:lvl>
+    <w:lvl w:ilvl="6" w:tplc="04090001" w:tentative="1">
+      <w:start w:val="1"/>
+      <w:numFmt w:val="bullet"/>
+      <w:lvlText w:val=""/>
+      <w:lvlJc w:val="left"/>
+      <w:pPr>
+        <w:ind w:left="5040" w:hanging="360"/>
+      </w:pPr>
+      <w:rPr>
+        <w:rFonts w:ascii="Symbol" w:hAnsi="Symbol" w:hint="default"/>
+      </w:rPr>
+    </w:lvl>
+    <w:lvl w:ilvl="7" w:tplc="04090003" w:tentative="1">
+      <w:start w:val="1"/>
+      <w:numFmt w:val="bullet"/>
+      <w:lvlText w:val="o"/>
+      <w:lvlJc w:val="left"/>
+      <w:pPr>
+        <w:ind w:left="5760" w:hanging="360"/>
+      </w:pPr>
+      <w:rPr>
+        <w:rFonts w:ascii="Courier New" w:hAnsi="Courier New" w:cs="Courier New" w:hint="default"/>
+      </w:rPr>
+    </w:lvl>
+    <w:lvl w:ilvl="8" w:tplc="04090005" w:tentative="1">
+      <w:start w:val="1"/>
+      <w:numFmt w:val="bullet"/>
+      <w:lvlText w:val=""/>
+      <w:lvlJc w:val="left"/>
+      <w:pPr>
+        <w:ind w:left="6480" w:hanging="360"/>
+      </w:pPr>
+      <w:rPr>
+        <w:rFonts w:ascii="Wingdings" w:hAnsi="Wingdings" w:hint="default"/>
+      </w:rPr>
+    </w:lvl>
+  </w:abstractNum>
   <w:num w:numId="1" w16cid:durableId="407922074">
     <w:abstractNumId w:val="1"/>
   </w:num>
   <w:num w:numId="2" w16cid:durableId="195512043">
-    <w:abstractNumId w:val="4"/>
+    <w:abstractNumId w:val="5"/>
   </w:num>
   <w:num w:numId="3" w16cid:durableId="1074208862">
-    <w:abstractNumId w:val="5"/>
+    <w:abstractNumId w:val="6"/>
   </w:num>
   <w:num w:numId="4" w16cid:durableId="103967275">
-    <w:abstractNumId w:val="2"/>
+    <w:abstractNumId w:val="3"/>
   </w:num>
   <w:num w:numId="5" w16cid:durableId="952587888">
-    <w:abstractNumId w:val="3"/>
+    <w:abstractNumId w:val="4"/>
   </w:num>
   <w:num w:numId="6" w16cid:durableId="1560482830">
     <w:abstractNumId w:val="0"/>
+  </w:num>
+  <w:num w:numId="7" w16cid:durableId="386954872">
+    <w:abstractNumId w:val="2"/>
+  </w:num>
+  <w:num w:numId="8" w16cid:durableId="939339281">
+    <w:abstractNumId w:val="7"/>
   </w:num>
 </w:numbering>
 </file>
@@ -4456,7 +7135,6 @@
     <w:next w:val="Normal"/>
     <w:link w:val="Heading2Char"/>
     <w:uiPriority w:val="9"/>
-    <w:semiHidden/>
     <w:unhideWhenUsed/>
     <w:qFormat/>
     <w:rsid w:val="001605EF"/>
@@ -4672,7 +7350,6 @@
     <w:basedOn w:val="DefaultParagraphFont"/>
     <w:link w:val="Heading2"/>
     <w:uiPriority w:val="9"/>
-    <w:semiHidden/>
     <w:rsid w:val="001605EF"/>
     <w:rPr>
       <w:rFonts w:asciiTheme="majorHAnsi" w:eastAsiaTheme="majorEastAsia" w:hAnsiTheme="majorHAnsi" w:cstheme="majorBidi"/>
@@ -5052,6 +7729,63 @@
       <w:u w:val="single"/>
     </w:rPr>
   </w:style>
+  <w:style w:type="paragraph" w:styleId="Header">
+    <w:name w:val="header"/>
+    <w:basedOn w:val="Normal"/>
+    <w:link w:val="HeaderChar"/>
+    <w:uiPriority w:val="99"/>
+    <w:unhideWhenUsed/>
+    <w:rsid w:val="00081701"/>
+    <w:pPr>
+      <w:tabs>
+        <w:tab w:val="center" w:pos="4680"/>
+        <w:tab w:val="right" w:pos="9360"/>
+      </w:tabs>
+      <w:spacing w:after="0" w:line="240" w:lineRule="auto"/>
+    </w:pPr>
+  </w:style>
+  <w:style w:type="character" w:customStyle="1" w:styleId="HeaderChar">
+    <w:name w:val="Header Char"/>
+    <w:basedOn w:val="DefaultParagraphFont"/>
+    <w:link w:val="Header"/>
+    <w:uiPriority w:val="99"/>
+    <w:rsid w:val="00081701"/>
+  </w:style>
+  <w:style w:type="paragraph" w:styleId="Footer">
+    <w:name w:val="footer"/>
+    <w:basedOn w:val="Normal"/>
+    <w:link w:val="FooterChar"/>
+    <w:uiPriority w:val="99"/>
+    <w:unhideWhenUsed/>
+    <w:rsid w:val="00081701"/>
+    <w:pPr>
+      <w:tabs>
+        <w:tab w:val="center" w:pos="4680"/>
+        <w:tab w:val="right" w:pos="9360"/>
+      </w:tabs>
+      <w:spacing w:after="0" w:line="240" w:lineRule="auto"/>
+    </w:pPr>
+  </w:style>
+  <w:style w:type="character" w:customStyle="1" w:styleId="FooterChar">
+    <w:name w:val="Footer Char"/>
+    <w:basedOn w:val="DefaultParagraphFont"/>
+    <w:link w:val="Footer"/>
+    <w:uiPriority w:val="99"/>
+    <w:rsid w:val="00081701"/>
+  </w:style>
+  <w:style w:type="paragraph" w:styleId="TOC2">
+    <w:name w:val="toc 2"/>
+    <w:basedOn w:val="Normal"/>
+    <w:next w:val="Normal"/>
+    <w:autoRedefine/>
+    <w:uiPriority w:val="39"/>
+    <w:unhideWhenUsed/>
+    <w:rsid w:val="00174FDB"/>
+    <w:pPr>
+      <w:spacing w:after="100"/>
+      <w:ind w:left="240"/>
+    </w:pPr>
+  </w:style>
 </w:styles>
 </file>
 

--- a/Report.docx
+++ b/Report.docx
@@ -609,21 +609,12 @@
                                   <w:t xml:space="preserve">The Link for the GitHub repo can be found here </w:t>
                                 </w:r>
                                 <w:hyperlink r:id="rId10" w:history="1">
-                                  <w:proofErr w:type="spellStart"/>
                                   <w:r>
                                     <w:rPr>
                                       <w:rStyle w:val="Hyperlink"/>
                                       <w:color w:val="747474" w:themeColor="background2" w:themeShade="80"/>
                                     </w:rPr>
-                                    <w:t>EoinMannix</w:t>
-                                  </w:r>
-                                  <w:proofErr w:type="spellEnd"/>
-                                  <w:r>
-                                    <w:rPr>
-                                      <w:rStyle w:val="Hyperlink"/>
-                                      <w:color w:val="747474" w:themeColor="background2" w:themeShade="80"/>
-                                    </w:rPr>
-                                    <w:t>/skyboard</w:t>
+                                    <w:t>EoinMannix/skyboard</w:t>
                                   </w:r>
                                 </w:hyperlink>
                               </w:p>
@@ -686,21 +677,12 @@
                             <w:t xml:space="preserve">The Link for the GitHub repo can be found here </w:t>
                           </w:r>
                           <w:hyperlink r:id="rId11" w:history="1">
-                            <w:proofErr w:type="spellStart"/>
                             <w:r>
                               <w:rPr>
                                 <w:rStyle w:val="Hyperlink"/>
                                 <w:color w:val="747474" w:themeColor="background2" w:themeShade="80"/>
                               </w:rPr>
-                              <w:t>EoinMannix</w:t>
-                            </w:r>
-                            <w:proofErr w:type="spellEnd"/>
-                            <w:r>
-                              <w:rPr>
-                                <w:rStyle w:val="Hyperlink"/>
-                                <w:color w:val="747474" w:themeColor="background2" w:themeShade="80"/>
-                              </w:rPr>
-                              <w:t>/skyboard</w:t>
+                              <w:t>EoinMannix/skyboard</w:t>
                             </w:r>
                           </w:hyperlink>
                         </w:p>
@@ -813,21 +795,12 @@
                                   <w:t xml:space="preserve"> </w:t>
                                 </w:r>
                                 <w:hyperlink r:id="rId12" w:history="1">
-                                  <w:proofErr w:type="spellStart"/>
                                   <w:r>
                                     <w:rPr>
                                       <w:rStyle w:val="Hyperlink"/>
                                       <w:color w:val="747474" w:themeColor="background2" w:themeShade="80"/>
                                     </w:rPr>
-                                    <w:t>SkyBoard</w:t>
-                                  </w:r>
-                                  <w:proofErr w:type="spellEnd"/>
-                                  <w:r>
-                                    <w:rPr>
-                                      <w:rStyle w:val="Hyperlink"/>
-                                      <w:color w:val="747474" w:themeColor="background2" w:themeShade="80"/>
-                                    </w:rPr>
-                                    <w:t xml:space="preserve"> - Live departures and arrivals</w:t>
+                                    <w:t>SkyBoard - Live departures and arrivals</w:t>
                                   </w:r>
                                 </w:hyperlink>
                               </w:p>
@@ -914,21 +887,12 @@
                             <w:t xml:space="preserve"> </w:t>
                           </w:r>
                           <w:hyperlink r:id="rId13" w:history="1">
-                            <w:proofErr w:type="spellStart"/>
                             <w:r>
                               <w:rPr>
                                 <w:rStyle w:val="Hyperlink"/>
                                 <w:color w:val="747474" w:themeColor="background2" w:themeShade="80"/>
                               </w:rPr>
-                              <w:t>SkyBoard</w:t>
-                            </w:r>
-                            <w:proofErr w:type="spellEnd"/>
-                            <w:r>
-                              <w:rPr>
-                                <w:rStyle w:val="Hyperlink"/>
-                                <w:color w:val="747474" w:themeColor="background2" w:themeShade="80"/>
-                              </w:rPr>
-                              <w:t xml:space="preserve"> - Live departures and arrivals</w:t>
+                              <w:t>SkyBoard - Live departures and arrivals</w:t>
                             </w:r>
                           </w:hyperlink>
                         </w:p>
@@ -1270,7 +1234,6 @@
                                         <w:szCs w:val="36"/>
                                       </w:rPr>
                                     </w:pPr>
-                                    <w:proofErr w:type="spellStart"/>
                                     <w:r>
                                       <w:rPr>
                                         <w:color w:val="404040" w:themeColor="text1" w:themeTint="BF"/>
@@ -1279,7 +1242,6 @@
                                       </w:rPr>
                                       <w:t>SkyBoard</w:t>
                                     </w:r>
-                                    <w:proofErr w:type="spellEnd"/>
                                   </w:p>
                                 </w:sdtContent>
                               </w:sdt>
@@ -1373,7 +1335,6 @@
                                   <w:szCs w:val="36"/>
                                 </w:rPr>
                               </w:pPr>
-                              <w:proofErr w:type="spellStart"/>
                               <w:r>
                                 <w:rPr>
                                   <w:color w:val="404040" w:themeColor="text1" w:themeTint="BF"/>
@@ -1382,7 +1343,6 @@
                                 </w:rPr>
                                 <w:t>SkyBoard</w:t>
                               </w:r>
-                              <w:proofErr w:type="spellEnd"/>
                             </w:p>
                           </w:sdtContent>
                         </w:sdt>
@@ -1462,7 +1422,7 @@
           <w:r>
             <w:fldChar w:fldCharType="separate"/>
           </w:r>
-          <w:hyperlink w:anchor="_Toc243830406" w:history="1">
+          <w:hyperlink w:anchor="_Toc243851745" w:history="1">
             <w:r>
               <w:rPr>
                 <w:rStyle w:val="Hyperlink"/>
@@ -1490,7 +1450,7 @@
                 <w:noProof/>
                 <w:webHidden/>
               </w:rPr>
-              <w:instrText xml:space="preserve"> PAGEREF _Toc243830406 \h </w:instrText>
+              <w:instrText xml:space="preserve"> PAGEREF _Toc243851745 \h </w:instrText>
             </w:r>
             <w:r>
               <w:rPr>
@@ -1510,7 +1470,7 @@
                 <w:noProof/>
                 <w:webHidden/>
               </w:rPr>
-              <w:t>6</w:t>
+              <w:t>2</w:t>
             </w:r>
             <w:r>
               <w:rPr>
@@ -1532,7 +1492,7 @@
               <w:noProof/>
             </w:rPr>
           </w:pPr>
-          <w:hyperlink w:anchor="_Toc243830407" w:history="1">
+          <w:hyperlink w:anchor="_Toc243851746" w:history="1">
             <w:r>
               <w:rPr>
                 <w:rStyle w:val="Hyperlink"/>
@@ -1560,7 +1520,7 @@
                 <w:noProof/>
                 <w:webHidden/>
               </w:rPr>
-              <w:instrText xml:space="preserve"> PAGEREF _Toc243830407 \h </w:instrText>
+              <w:instrText xml:space="preserve"> PAGEREF _Toc243851746 \h </w:instrText>
             </w:r>
             <w:r>
               <w:rPr>
@@ -1580,7 +1540,7 @@
                 <w:noProof/>
                 <w:webHidden/>
               </w:rPr>
-              <w:t>7</w:t>
+              <w:t>3</w:t>
             </w:r>
             <w:r>
               <w:rPr>
@@ -1602,7 +1562,7 @@
               <w:noProof/>
             </w:rPr>
           </w:pPr>
-          <w:hyperlink w:anchor="_Toc243830408" w:history="1">
+          <w:hyperlink w:anchor="_Toc243851747" w:history="1">
             <w:r>
               <w:rPr>
                 <w:rStyle w:val="Hyperlink"/>
@@ -1630,7 +1590,7 @@
                 <w:noProof/>
                 <w:webHidden/>
               </w:rPr>
-              <w:instrText xml:space="preserve"> PAGEREF _Toc243830408 \h </w:instrText>
+              <w:instrText xml:space="preserve"> PAGEREF _Toc243851747 \h </w:instrText>
             </w:r>
             <w:r>
               <w:rPr>
@@ -1650,7 +1610,7 @@
                 <w:noProof/>
                 <w:webHidden/>
               </w:rPr>
-              <w:t>7</w:t>
+              <w:t>3</w:t>
             </w:r>
             <w:r>
               <w:rPr>
@@ -1672,7 +1632,7 @@
               <w:noProof/>
             </w:rPr>
           </w:pPr>
-          <w:hyperlink w:anchor="_Toc243830409" w:history="1">
+          <w:hyperlink w:anchor="_Toc243851748" w:history="1">
             <w:r>
               <w:rPr>
                 <w:rStyle w:val="Hyperlink"/>
@@ -1700,7 +1660,7 @@
                 <w:noProof/>
                 <w:webHidden/>
               </w:rPr>
-              <w:instrText xml:space="preserve"> PAGEREF _Toc243830409 \h </w:instrText>
+              <w:instrText xml:space="preserve"> PAGEREF _Toc243851748 \h </w:instrText>
             </w:r>
             <w:r>
               <w:rPr>
@@ -1720,7 +1680,7 @@
                 <w:noProof/>
                 <w:webHidden/>
               </w:rPr>
-              <w:t>7</w:t>
+              <w:t>3</w:t>
             </w:r>
             <w:r>
               <w:rPr>
@@ -1742,7 +1702,7 @@
               <w:noProof/>
             </w:rPr>
           </w:pPr>
-          <w:hyperlink w:anchor="_Toc243830410" w:history="1">
+          <w:hyperlink w:anchor="_Toc243851749" w:history="1">
             <w:r>
               <w:rPr>
                 <w:rStyle w:val="Hyperlink"/>
@@ -1770,7 +1730,7 @@
                 <w:noProof/>
                 <w:webHidden/>
               </w:rPr>
-              <w:instrText xml:space="preserve"> PAGEREF _Toc243830410 \h </w:instrText>
+              <w:instrText xml:space="preserve"> PAGEREF _Toc243851749 \h </w:instrText>
             </w:r>
             <w:r>
               <w:rPr>
@@ -1790,7 +1750,7 @@
                 <w:noProof/>
                 <w:webHidden/>
               </w:rPr>
-              <w:t>7</w:t>
+              <w:t>3</w:t>
             </w:r>
             <w:r>
               <w:rPr>
@@ -1812,98 +1772,151 @@
               <w:noProof/>
             </w:rPr>
           </w:pPr>
-          <w:hyperlink w:anchor="_Toc243830411" w:history="1">
+          <w:hyperlink w:anchor="_Toc243851750" w:history="1">
             <w:r>
               <w:rPr>
                 <w:rStyle w:val="Hyperlink"/>
                 <w:noProof/>
-                <w:lang w:val="en-IE"/>
-              </w:rPr>
-              <w:drawing>
-                <wp:inline distT="0" distB="0" distL="0" distR="0" wp14:anchorId="7210CD46" wp14:editId="099FEAB9">
-                  <wp:extent cx="5731510" cy="6255385"/>
-                  <wp:effectExtent l="0" t="0" r="2540" b="0"/>
-                  <wp:docPr id="1118718994" name="Picture 1"/>
-                  <wp:cNvGraphicFramePr>
-                    <a:graphicFrameLocks xmlns:a="http://schemas.openxmlformats.org/drawingml/2006/main" noChangeAspect="1"/>
-                  </wp:cNvGraphicFramePr>
-                  <a:graphic xmlns:a="http://schemas.openxmlformats.org/drawingml/2006/main">
-                    <a:graphicData uri="http://schemas.openxmlformats.org/drawingml/2006/picture">
-                      <pic:pic xmlns:pic="http://schemas.openxmlformats.org/drawingml/2006/picture">
-                        <pic:nvPicPr>
-                          <pic:cNvPr id="942776674" name=""/>
-                          <pic:cNvPicPr/>
-                        </pic:nvPicPr>
-                        <pic:blipFill>
-                          <a:blip r:embed="rId14"/>
-                          <a:stretch>
-                            <a:fillRect/>
-                          </a:stretch>
-                        </pic:blipFill>
-                        <pic:spPr>
-                          <a:xfrm>
-                            <a:off x="0" y="0"/>
-                            <a:ext cx="5731510" cy="6255385"/>
-                          </a:xfrm>
-                          <a:prstGeom prst="rect">
-                            <a:avLst/>
-                          </a:prstGeom>
-                        </pic:spPr>
-                      </pic:pic>
-                    </a:graphicData>
-                  </a:graphic>
-                </wp:inline>
-              </w:drawing>
-            </w:r>
+              </w:rPr>
+              <w:t>3. Views</w:t>
+            </w:r>
+            <w:r>
+              <w:rPr>
+                <w:noProof/>
+                <w:webHidden/>
+              </w:rPr>
+              <w:tab/>
+            </w:r>
+            <w:r>
+              <w:rPr>
+                <w:noProof/>
+                <w:webHidden/>
+              </w:rPr>
+              <w:fldChar w:fldCharType="begin"/>
+            </w:r>
+            <w:r>
+              <w:rPr>
+                <w:noProof/>
+                <w:webHidden/>
+              </w:rPr>
+              <w:instrText xml:space="preserve"> PAGEREF _Toc243851750 \h </w:instrText>
+            </w:r>
+            <w:r>
+              <w:rPr>
+                <w:noProof/>
+                <w:webHidden/>
+              </w:rPr>
+            </w:r>
+            <w:r>
+              <w:rPr>
+                <w:noProof/>
+                <w:webHidden/>
+              </w:rPr>
+              <w:fldChar w:fldCharType="separate"/>
+            </w:r>
+            <w:r>
+              <w:rPr>
+                <w:noProof/>
+                <w:webHidden/>
+              </w:rPr>
+              <w:t>6</w:t>
+            </w:r>
+            <w:r>
+              <w:rPr>
+                <w:noProof/>
+                <w:webHidden/>
+              </w:rPr>
+              <w:fldChar w:fldCharType="end"/>
+            </w:r>
+          </w:hyperlink>
+        </w:p>
+        <w:p>
+          <w:pPr>
+            <w:pStyle w:val="TOC2"/>
+            <w:tabs>
+              <w:tab w:val="right" w:leader="dot" w:pos="9016"/>
+            </w:tabs>
+            <w:rPr>
+              <w:rFonts w:eastAsiaTheme="minorEastAsia"/>
+              <w:noProof/>
+            </w:rPr>
+          </w:pPr>
+          <w:hyperlink w:anchor="_Toc243851751" w:history="1">
             <w:r>
               <w:rPr>
                 <w:rStyle w:val="Hyperlink"/>
                 <w:noProof/>
               </w:rPr>
-              <w:t xml:space="preserve"> </w:t>
-            </w:r>
+              <w:t>3.1 List of Views</w:t>
+            </w:r>
+            <w:r>
+              <w:rPr>
+                <w:noProof/>
+                <w:webHidden/>
+              </w:rPr>
+              <w:tab/>
+            </w:r>
+            <w:r>
+              <w:rPr>
+                <w:noProof/>
+                <w:webHidden/>
+              </w:rPr>
+              <w:fldChar w:fldCharType="begin"/>
+            </w:r>
+            <w:r>
+              <w:rPr>
+                <w:noProof/>
+                <w:webHidden/>
+              </w:rPr>
+              <w:instrText xml:space="preserve"> PAGEREF _Toc243851751 \h </w:instrText>
+            </w:r>
+            <w:r>
+              <w:rPr>
+                <w:noProof/>
+                <w:webHidden/>
+              </w:rPr>
+            </w:r>
+            <w:r>
+              <w:rPr>
+                <w:noProof/>
+                <w:webHidden/>
+              </w:rPr>
+              <w:fldChar w:fldCharType="separate"/>
+            </w:r>
+            <w:r>
+              <w:rPr>
+                <w:noProof/>
+                <w:webHidden/>
+              </w:rPr>
+              <w:t>6</w:t>
+            </w:r>
+            <w:r>
+              <w:rPr>
+                <w:noProof/>
+                <w:webHidden/>
+              </w:rPr>
+              <w:fldChar w:fldCharType="end"/>
+            </w:r>
+          </w:hyperlink>
+        </w:p>
+        <w:p>
+          <w:pPr>
+            <w:pStyle w:val="TOC2"/>
+            <w:tabs>
+              <w:tab w:val="right" w:leader="dot" w:pos="9016"/>
+            </w:tabs>
+            <w:rPr>
+              <w:rFonts w:eastAsiaTheme="minorEastAsia"/>
+              <w:noProof/>
+            </w:rPr>
+          </w:pPr>
+          <w:hyperlink w:anchor="_Toc243851752" w:history="1">
             <w:r>
               <w:rPr>
                 <w:rStyle w:val="Hyperlink"/>
                 <w:noProof/>
-                <w:lang w:val="en-IE"/>
-              </w:rPr>
-              <w:lastRenderedPageBreak/>
-              <w:drawing>
-                <wp:inline distT="0" distB="0" distL="0" distR="0" wp14:anchorId="56FC6B16" wp14:editId="2CA50775">
-                  <wp:extent cx="5731510" cy="6336665"/>
-                  <wp:effectExtent l="0" t="0" r="2540" b="6985"/>
-                  <wp:docPr id="218564901" name="Picture 1"/>
-                  <wp:cNvGraphicFramePr>
-                    <a:graphicFrameLocks xmlns:a="http://schemas.openxmlformats.org/drawingml/2006/main" noChangeAspect="1"/>
-                  </wp:cNvGraphicFramePr>
-                  <a:graphic xmlns:a="http://schemas.openxmlformats.org/drawingml/2006/main">
-                    <a:graphicData uri="http://schemas.openxmlformats.org/drawingml/2006/picture">
-                      <pic:pic xmlns:pic="http://schemas.openxmlformats.org/drawingml/2006/picture">
-                        <pic:nvPicPr>
-                          <pic:cNvPr id="43274878" name=""/>
-                          <pic:cNvPicPr/>
-                        </pic:nvPicPr>
-                        <pic:blipFill>
-                          <a:blip r:embed="rId15"/>
-                          <a:stretch>
-                            <a:fillRect/>
-                          </a:stretch>
-                        </pic:blipFill>
-                        <pic:spPr>
-                          <a:xfrm>
-                            <a:off x="0" y="0"/>
-                            <a:ext cx="5731510" cy="6336665"/>
-                          </a:xfrm>
-                          <a:prstGeom prst="rect">
-                            <a:avLst/>
-                          </a:prstGeom>
-                        </pic:spPr>
-                      </pic:pic>
-                    </a:graphicData>
-                  </a:graphic>
-                </wp:inline>
-              </w:drawing>
+              </w:rPr>
+              <w:t>3.2 How I Built Them</w:t>
             </w:r>
             <w:r>
               <w:rPr>
@@ -1924,7 +1937,7 @@
                 <w:noProof/>
                 <w:webHidden/>
               </w:rPr>
-              <w:instrText xml:space="preserve"> PAGEREF _Toc243830411 \h </w:instrText>
+              <w:instrText xml:space="preserve"> PAGEREF _Toc243851752 \h </w:instrText>
             </w:r>
             <w:r>
               <w:rPr>
@@ -1944,7 +1957,214 @@
                 <w:noProof/>
                 <w:webHidden/>
               </w:rPr>
-              <w:t>11</w:t>
+              <w:t>6</w:t>
+            </w:r>
+            <w:r>
+              <w:rPr>
+                <w:noProof/>
+                <w:webHidden/>
+              </w:rPr>
+              <w:fldChar w:fldCharType="end"/>
+            </w:r>
+          </w:hyperlink>
+        </w:p>
+        <w:p>
+          <w:pPr>
+            <w:pStyle w:val="TOC2"/>
+            <w:tabs>
+              <w:tab w:val="right" w:leader="dot" w:pos="9016"/>
+            </w:tabs>
+            <w:rPr>
+              <w:rFonts w:eastAsiaTheme="minorEastAsia"/>
+              <w:noProof/>
+            </w:rPr>
+          </w:pPr>
+          <w:hyperlink w:anchor="_Toc243851753" w:history="1">
+            <w:r>
+              <w:rPr>
+                <w:rStyle w:val="Hyperlink"/>
+                <w:noProof/>
+              </w:rPr>
+              <w:t>3.3 UIF Components</w:t>
+            </w:r>
+            <w:r>
+              <w:rPr>
+                <w:noProof/>
+                <w:webHidden/>
+              </w:rPr>
+              <w:tab/>
+            </w:r>
+            <w:r>
+              <w:rPr>
+                <w:noProof/>
+                <w:webHidden/>
+              </w:rPr>
+              <w:fldChar w:fldCharType="begin"/>
+            </w:r>
+            <w:r>
+              <w:rPr>
+                <w:noProof/>
+                <w:webHidden/>
+              </w:rPr>
+              <w:instrText xml:space="preserve"> PAGEREF _Toc243851753 \h </w:instrText>
+            </w:r>
+            <w:r>
+              <w:rPr>
+                <w:noProof/>
+                <w:webHidden/>
+              </w:rPr>
+            </w:r>
+            <w:r>
+              <w:rPr>
+                <w:noProof/>
+                <w:webHidden/>
+              </w:rPr>
+              <w:fldChar w:fldCharType="separate"/>
+            </w:r>
+            <w:r>
+              <w:rPr>
+                <w:noProof/>
+                <w:webHidden/>
+              </w:rPr>
+              <w:t>7</w:t>
+            </w:r>
+            <w:r>
+              <w:rPr>
+                <w:noProof/>
+                <w:webHidden/>
+              </w:rPr>
+              <w:fldChar w:fldCharType="end"/>
+            </w:r>
+          </w:hyperlink>
+        </w:p>
+        <w:p>
+          <w:pPr>
+            <w:pStyle w:val="TOC2"/>
+            <w:tabs>
+              <w:tab w:val="right" w:leader="dot" w:pos="9016"/>
+            </w:tabs>
+            <w:rPr>
+              <w:rFonts w:eastAsiaTheme="minorEastAsia"/>
+              <w:noProof/>
+            </w:rPr>
+          </w:pPr>
+          <w:hyperlink w:anchor="_Toc243851754" w:history="1">
+            <w:r>
+              <w:rPr>
+                <w:rStyle w:val="Hyperlink"/>
+                <w:noProof/>
+              </w:rPr>
+              <w:t>3.4 How data is set to the Views</w:t>
+            </w:r>
+            <w:r>
+              <w:rPr>
+                <w:noProof/>
+                <w:webHidden/>
+              </w:rPr>
+              <w:tab/>
+            </w:r>
+            <w:r>
+              <w:rPr>
+                <w:noProof/>
+                <w:webHidden/>
+              </w:rPr>
+              <w:fldChar w:fldCharType="begin"/>
+            </w:r>
+            <w:r>
+              <w:rPr>
+                <w:noProof/>
+                <w:webHidden/>
+              </w:rPr>
+              <w:instrText xml:space="preserve"> PAGEREF _Toc243851754 \h </w:instrText>
+            </w:r>
+            <w:r>
+              <w:rPr>
+                <w:noProof/>
+                <w:webHidden/>
+              </w:rPr>
+            </w:r>
+            <w:r>
+              <w:rPr>
+                <w:noProof/>
+                <w:webHidden/>
+              </w:rPr>
+              <w:fldChar w:fldCharType="separate"/>
+            </w:r>
+            <w:r>
+              <w:rPr>
+                <w:noProof/>
+                <w:webHidden/>
+              </w:rPr>
+              <w:t>8</w:t>
+            </w:r>
+            <w:r>
+              <w:rPr>
+                <w:noProof/>
+                <w:webHidden/>
+              </w:rPr>
+              <w:fldChar w:fldCharType="end"/>
+            </w:r>
+          </w:hyperlink>
+        </w:p>
+        <w:p>
+          <w:pPr>
+            <w:pStyle w:val="TOC2"/>
+            <w:tabs>
+              <w:tab w:val="right" w:leader="dot" w:pos="9016"/>
+            </w:tabs>
+            <w:rPr>
+              <w:rFonts w:eastAsiaTheme="minorEastAsia"/>
+              <w:noProof/>
+            </w:rPr>
+          </w:pPr>
+          <w:hyperlink w:anchor="_Toc243851755" w:history="1">
+            <w:r>
+              <w:rPr>
+                <w:rStyle w:val="Hyperlink"/>
+                <w:noProof/>
+              </w:rPr>
+              <w:t>3.5 Responsive Design</w:t>
+            </w:r>
+            <w:r>
+              <w:rPr>
+                <w:noProof/>
+                <w:webHidden/>
+              </w:rPr>
+              <w:tab/>
+            </w:r>
+            <w:r>
+              <w:rPr>
+                <w:noProof/>
+                <w:webHidden/>
+              </w:rPr>
+              <w:fldChar w:fldCharType="begin"/>
+            </w:r>
+            <w:r>
+              <w:rPr>
+                <w:noProof/>
+                <w:webHidden/>
+              </w:rPr>
+              <w:instrText xml:space="preserve"> PAGEREF _Toc243851755 \h </w:instrText>
+            </w:r>
+            <w:r>
+              <w:rPr>
+                <w:noProof/>
+                <w:webHidden/>
+              </w:rPr>
+            </w:r>
+            <w:r>
+              <w:rPr>
+                <w:noProof/>
+                <w:webHidden/>
+              </w:rPr>
+              <w:fldChar w:fldCharType="separate"/>
+            </w:r>
+            <w:r>
+              <w:rPr>
+                <w:noProof/>
+                <w:webHidden/>
+              </w:rPr>
+              <w:t>9</w:t>
             </w:r>
             <w:r>
               <w:rPr>
@@ -1966,14 +2186,14 @@
               <w:noProof/>
             </w:rPr>
           </w:pPr>
-          <w:hyperlink w:anchor="_Toc243830412" w:history="1">
+          <w:hyperlink w:anchor="_Toc243851756" w:history="1">
             <w:r>
               <w:rPr>
                 <w:rStyle w:val="Hyperlink"/>
                 <w:noProof/>
                 <w:lang w:val="en-IE"/>
               </w:rPr>
-              <w:t>References and sources I used</w:t>
+              <w:t>4. Controllers</w:t>
             </w:r>
             <w:r>
               <w:rPr>
@@ -1994,7 +2214,7 @@
                 <w:noProof/>
                 <w:webHidden/>
               </w:rPr>
-              <w:instrText xml:space="preserve"> PAGEREF _Toc243830412 \h </w:instrText>
+              <w:instrText xml:space="preserve"> PAGEREF _Toc243851756 \h </w:instrText>
             </w:r>
             <w:r>
               <w:rPr>
@@ -2014,7 +2234,1127 @@
                 <w:noProof/>
                 <w:webHidden/>
               </w:rPr>
+              <w:t>11</w:t>
+            </w:r>
+            <w:r>
+              <w:rPr>
+                <w:noProof/>
+                <w:webHidden/>
+              </w:rPr>
+              <w:fldChar w:fldCharType="end"/>
+            </w:r>
+          </w:hyperlink>
+        </w:p>
+        <w:p>
+          <w:pPr>
+            <w:pStyle w:val="TOC2"/>
+            <w:tabs>
+              <w:tab w:val="right" w:leader="dot" w:pos="9016"/>
+            </w:tabs>
+            <w:rPr>
+              <w:rFonts w:eastAsiaTheme="minorEastAsia"/>
+              <w:noProof/>
+            </w:rPr>
+          </w:pPr>
+          <w:hyperlink w:anchor="_Toc243851757" w:history="1">
+            <w:r>
+              <w:rPr>
+                <w:rStyle w:val="Hyperlink"/>
+                <w:noProof/>
+                <w:lang w:val="en-IE"/>
+              </w:rPr>
+              <w:t>4.1 Controllers Built</w:t>
+            </w:r>
+            <w:r>
+              <w:rPr>
+                <w:noProof/>
+                <w:webHidden/>
+              </w:rPr>
+              <w:tab/>
+            </w:r>
+            <w:r>
+              <w:rPr>
+                <w:noProof/>
+                <w:webHidden/>
+              </w:rPr>
+              <w:fldChar w:fldCharType="begin"/>
+            </w:r>
+            <w:r>
+              <w:rPr>
+                <w:noProof/>
+                <w:webHidden/>
+              </w:rPr>
+              <w:instrText xml:space="preserve"> PAGEREF _Toc243851757 \h </w:instrText>
+            </w:r>
+            <w:r>
+              <w:rPr>
+                <w:noProof/>
+                <w:webHidden/>
+              </w:rPr>
+            </w:r>
+            <w:r>
+              <w:rPr>
+                <w:noProof/>
+                <w:webHidden/>
+              </w:rPr>
+              <w:fldChar w:fldCharType="separate"/>
+            </w:r>
+            <w:r>
+              <w:rPr>
+                <w:noProof/>
+                <w:webHidden/>
+              </w:rPr>
+              <w:t>11</w:t>
+            </w:r>
+            <w:r>
+              <w:rPr>
+                <w:noProof/>
+                <w:webHidden/>
+              </w:rPr>
+              <w:fldChar w:fldCharType="end"/>
+            </w:r>
+          </w:hyperlink>
+        </w:p>
+        <w:p>
+          <w:pPr>
+            <w:pStyle w:val="TOC2"/>
+            <w:tabs>
+              <w:tab w:val="right" w:leader="dot" w:pos="9016"/>
+            </w:tabs>
+            <w:rPr>
+              <w:rFonts w:eastAsiaTheme="minorEastAsia"/>
+              <w:noProof/>
+            </w:rPr>
+          </w:pPr>
+          <w:hyperlink w:anchor="_Toc243851758" w:history="1">
+            <w:r>
+              <w:rPr>
+                <w:rStyle w:val="Hyperlink"/>
+                <w:noProof/>
+                <w:lang w:val="en-IE"/>
+              </w:rPr>
+              <w:t>4.2 How data is structured</w:t>
+            </w:r>
+            <w:r>
+              <w:rPr>
+                <w:noProof/>
+                <w:webHidden/>
+              </w:rPr>
+              <w:tab/>
+            </w:r>
+            <w:r>
+              <w:rPr>
+                <w:noProof/>
+                <w:webHidden/>
+              </w:rPr>
+              <w:fldChar w:fldCharType="begin"/>
+            </w:r>
+            <w:r>
+              <w:rPr>
+                <w:noProof/>
+                <w:webHidden/>
+              </w:rPr>
+              <w:instrText xml:space="preserve"> PAGEREF _Toc243851758 \h </w:instrText>
+            </w:r>
+            <w:r>
+              <w:rPr>
+                <w:noProof/>
+                <w:webHidden/>
+              </w:rPr>
+            </w:r>
+            <w:r>
+              <w:rPr>
+                <w:noProof/>
+                <w:webHidden/>
+              </w:rPr>
+              <w:fldChar w:fldCharType="separate"/>
+            </w:r>
+            <w:r>
+              <w:rPr>
+                <w:noProof/>
+                <w:webHidden/>
+              </w:rPr>
+              <w:t>11</w:t>
+            </w:r>
+            <w:r>
+              <w:rPr>
+                <w:noProof/>
+                <w:webHidden/>
+              </w:rPr>
+              <w:fldChar w:fldCharType="end"/>
+            </w:r>
+          </w:hyperlink>
+        </w:p>
+        <w:p>
+          <w:pPr>
+            <w:pStyle w:val="TOC1"/>
+            <w:tabs>
+              <w:tab w:val="right" w:leader="dot" w:pos="9016"/>
+            </w:tabs>
+            <w:rPr>
+              <w:rFonts w:eastAsiaTheme="minorEastAsia"/>
+              <w:noProof/>
+            </w:rPr>
+          </w:pPr>
+          <w:hyperlink w:anchor="_Toc243851759" w:history="1">
+            <w:r>
+              <w:rPr>
+                <w:rStyle w:val="Hyperlink"/>
+                <w:noProof/>
+                <w:lang w:val="en-IE"/>
+              </w:rPr>
+              <w:t>5. Routes</w:t>
+            </w:r>
+            <w:r>
+              <w:rPr>
+                <w:noProof/>
+                <w:webHidden/>
+              </w:rPr>
+              <w:tab/>
+            </w:r>
+            <w:r>
+              <w:rPr>
+                <w:noProof/>
+                <w:webHidden/>
+              </w:rPr>
+              <w:fldChar w:fldCharType="begin"/>
+            </w:r>
+            <w:r>
+              <w:rPr>
+                <w:noProof/>
+                <w:webHidden/>
+              </w:rPr>
+              <w:instrText xml:space="preserve"> PAGEREF _Toc243851759 \h </w:instrText>
+            </w:r>
+            <w:r>
+              <w:rPr>
+                <w:noProof/>
+                <w:webHidden/>
+              </w:rPr>
+            </w:r>
+            <w:r>
+              <w:rPr>
+                <w:noProof/>
+                <w:webHidden/>
+              </w:rPr>
+              <w:fldChar w:fldCharType="separate"/>
+            </w:r>
+            <w:r>
+              <w:rPr>
+                <w:noProof/>
+                <w:webHidden/>
+              </w:rPr>
+              <w:t>12</w:t>
+            </w:r>
+            <w:r>
+              <w:rPr>
+                <w:noProof/>
+                <w:webHidden/>
+              </w:rPr>
+              <w:fldChar w:fldCharType="end"/>
+            </w:r>
+          </w:hyperlink>
+        </w:p>
+        <w:p>
+          <w:pPr>
+            <w:pStyle w:val="TOC2"/>
+            <w:tabs>
+              <w:tab w:val="right" w:leader="dot" w:pos="9016"/>
+            </w:tabs>
+            <w:rPr>
+              <w:rFonts w:eastAsiaTheme="minorEastAsia"/>
+              <w:noProof/>
+            </w:rPr>
+          </w:pPr>
+          <w:hyperlink w:anchor="_Toc243851760" w:history="1">
+            <w:r>
+              <w:rPr>
+                <w:rStyle w:val="Hyperlink"/>
+                <w:noProof/>
+                <w:lang w:val="en-IE"/>
+              </w:rPr>
+              <w:t>5.1 Page Routes</w:t>
+            </w:r>
+            <w:r>
+              <w:rPr>
+                <w:noProof/>
+                <w:webHidden/>
+              </w:rPr>
+              <w:tab/>
+            </w:r>
+            <w:r>
+              <w:rPr>
+                <w:noProof/>
+                <w:webHidden/>
+              </w:rPr>
+              <w:fldChar w:fldCharType="begin"/>
+            </w:r>
+            <w:r>
+              <w:rPr>
+                <w:noProof/>
+                <w:webHidden/>
+              </w:rPr>
+              <w:instrText xml:space="preserve"> PAGEREF _Toc243851760 \h </w:instrText>
+            </w:r>
+            <w:r>
+              <w:rPr>
+                <w:noProof/>
+                <w:webHidden/>
+              </w:rPr>
+            </w:r>
+            <w:r>
+              <w:rPr>
+                <w:noProof/>
+                <w:webHidden/>
+              </w:rPr>
+              <w:fldChar w:fldCharType="separate"/>
+            </w:r>
+            <w:r>
+              <w:rPr>
+                <w:noProof/>
+                <w:webHidden/>
+              </w:rPr>
+              <w:t>12</w:t>
+            </w:r>
+            <w:r>
+              <w:rPr>
+                <w:noProof/>
+                <w:webHidden/>
+              </w:rPr>
+              <w:fldChar w:fldCharType="end"/>
+            </w:r>
+          </w:hyperlink>
+        </w:p>
+        <w:p>
+          <w:pPr>
+            <w:pStyle w:val="TOC2"/>
+            <w:tabs>
+              <w:tab w:val="right" w:leader="dot" w:pos="9016"/>
+            </w:tabs>
+            <w:rPr>
+              <w:rFonts w:eastAsiaTheme="minorEastAsia"/>
+              <w:noProof/>
+            </w:rPr>
+          </w:pPr>
+          <w:hyperlink w:anchor="_Toc243851761" w:history="1">
+            <w:r>
+              <w:rPr>
+                <w:rStyle w:val="Hyperlink"/>
+                <w:noProof/>
+                <w:lang w:val="en-IE"/>
+              </w:rPr>
+              <w:t>5.2 API Routes</w:t>
+            </w:r>
+            <w:r>
+              <w:rPr>
+                <w:noProof/>
+                <w:webHidden/>
+              </w:rPr>
+              <w:tab/>
+            </w:r>
+            <w:r>
+              <w:rPr>
+                <w:noProof/>
+                <w:webHidden/>
+              </w:rPr>
+              <w:fldChar w:fldCharType="begin"/>
+            </w:r>
+            <w:r>
+              <w:rPr>
+                <w:noProof/>
+                <w:webHidden/>
+              </w:rPr>
+              <w:instrText xml:space="preserve"> PAGEREF _Toc243851761 \h </w:instrText>
+            </w:r>
+            <w:r>
+              <w:rPr>
+                <w:noProof/>
+                <w:webHidden/>
+              </w:rPr>
+            </w:r>
+            <w:r>
+              <w:rPr>
+                <w:noProof/>
+                <w:webHidden/>
+              </w:rPr>
+              <w:fldChar w:fldCharType="separate"/>
+            </w:r>
+            <w:r>
+              <w:rPr>
+                <w:noProof/>
+                <w:webHidden/>
+              </w:rPr>
+              <w:t>12</w:t>
+            </w:r>
+            <w:r>
+              <w:rPr>
+                <w:noProof/>
+                <w:webHidden/>
+              </w:rPr>
+              <w:fldChar w:fldCharType="end"/>
+            </w:r>
+          </w:hyperlink>
+        </w:p>
+        <w:p>
+          <w:pPr>
+            <w:pStyle w:val="TOC1"/>
+            <w:tabs>
+              <w:tab w:val="right" w:leader="dot" w:pos="9016"/>
+            </w:tabs>
+            <w:rPr>
+              <w:rFonts w:eastAsiaTheme="minorEastAsia"/>
+              <w:noProof/>
+            </w:rPr>
+          </w:pPr>
+          <w:hyperlink w:anchor="_Toc243851762" w:history="1">
+            <w:r>
+              <w:rPr>
+                <w:rStyle w:val="Hyperlink"/>
+                <w:noProof/>
+                <w:lang w:val="en-IE"/>
+              </w:rPr>
+              <w:t>6. Model</w:t>
+            </w:r>
+            <w:r>
+              <w:rPr>
+                <w:noProof/>
+                <w:webHidden/>
+              </w:rPr>
+              <w:tab/>
+            </w:r>
+            <w:r>
+              <w:rPr>
+                <w:noProof/>
+                <w:webHidden/>
+              </w:rPr>
+              <w:fldChar w:fldCharType="begin"/>
+            </w:r>
+            <w:r>
+              <w:rPr>
+                <w:noProof/>
+                <w:webHidden/>
+              </w:rPr>
+              <w:instrText xml:space="preserve"> PAGEREF _Toc243851762 \h </w:instrText>
+            </w:r>
+            <w:r>
+              <w:rPr>
+                <w:noProof/>
+                <w:webHidden/>
+              </w:rPr>
+            </w:r>
+            <w:r>
+              <w:rPr>
+                <w:noProof/>
+                <w:webHidden/>
+              </w:rPr>
+              <w:fldChar w:fldCharType="separate"/>
+            </w:r>
+            <w:r>
+              <w:rPr>
+                <w:noProof/>
+                <w:webHidden/>
+              </w:rPr>
+              <w:t>13</w:t>
+            </w:r>
+            <w:r>
+              <w:rPr>
+                <w:noProof/>
+                <w:webHidden/>
+              </w:rPr>
+              <w:fldChar w:fldCharType="end"/>
+            </w:r>
+          </w:hyperlink>
+        </w:p>
+        <w:p>
+          <w:pPr>
+            <w:pStyle w:val="TOC2"/>
+            <w:tabs>
+              <w:tab w:val="right" w:leader="dot" w:pos="9016"/>
+            </w:tabs>
+            <w:rPr>
+              <w:rFonts w:eastAsiaTheme="minorEastAsia"/>
+              <w:noProof/>
+            </w:rPr>
+          </w:pPr>
+          <w:hyperlink w:anchor="_Toc243851763" w:history="1">
+            <w:r>
+              <w:rPr>
+                <w:rStyle w:val="Hyperlink"/>
+                <w:noProof/>
+                <w:lang w:val="en-IE"/>
+              </w:rPr>
+              <w:t>6.1 Mongoose Schema</w:t>
+            </w:r>
+            <w:r>
+              <w:rPr>
+                <w:noProof/>
+                <w:webHidden/>
+              </w:rPr>
+              <w:tab/>
+            </w:r>
+            <w:r>
+              <w:rPr>
+                <w:noProof/>
+                <w:webHidden/>
+              </w:rPr>
+              <w:fldChar w:fldCharType="begin"/>
+            </w:r>
+            <w:r>
+              <w:rPr>
+                <w:noProof/>
+                <w:webHidden/>
+              </w:rPr>
+              <w:instrText xml:space="preserve"> PAGEREF _Toc243851763 \h </w:instrText>
+            </w:r>
+            <w:r>
+              <w:rPr>
+                <w:noProof/>
+                <w:webHidden/>
+              </w:rPr>
+            </w:r>
+            <w:r>
+              <w:rPr>
+                <w:noProof/>
+                <w:webHidden/>
+              </w:rPr>
+              <w:fldChar w:fldCharType="separate"/>
+            </w:r>
+            <w:r>
+              <w:rPr>
+                <w:noProof/>
+                <w:webHidden/>
+              </w:rPr>
+              <w:t>13</w:t>
+            </w:r>
+            <w:r>
+              <w:rPr>
+                <w:noProof/>
+                <w:webHidden/>
+              </w:rPr>
+              <w:fldChar w:fldCharType="end"/>
+            </w:r>
+          </w:hyperlink>
+        </w:p>
+        <w:p>
+          <w:pPr>
+            <w:pStyle w:val="TOC2"/>
+            <w:tabs>
+              <w:tab w:val="right" w:leader="dot" w:pos="9016"/>
+            </w:tabs>
+            <w:rPr>
+              <w:rFonts w:eastAsiaTheme="minorEastAsia"/>
+              <w:noProof/>
+            </w:rPr>
+          </w:pPr>
+          <w:hyperlink w:anchor="_Toc243851764" w:history="1">
+            <w:r>
+              <w:rPr>
+                <w:rStyle w:val="Hyperlink"/>
+                <w:noProof/>
+                <w:lang w:val="en-IE"/>
+              </w:rPr>
+              <w:t>6.2 Connecting to the Database</w:t>
+            </w:r>
+            <w:r>
+              <w:rPr>
+                <w:noProof/>
+                <w:webHidden/>
+              </w:rPr>
+              <w:tab/>
+            </w:r>
+            <w:r>
+              <w:rPr>
+                <w:noProof/>
+                <w:webHidden/>
+              </w:rPr>
+              <w:fldChar w:fldCharType="begin"/>
+            </w:r>
+            <w:r>
+              <w:rPr>
+                <w:noProof/>
+                <w:webHidden/>
+              </w:rPr>
+              <w:instrText xml:space="preserve"> PAGEREF _Toc243851764 \h </w:instrText>
+            </w:r>
+            <w:r>
+              <w:rPr>
+                <w:noProof/>
+                <w:webHidden/>
+              </w:rPr>
+            </w:r>
+            <w:r>
+              <w:rPr>
+                <w:noProof/>
+                <w:webHidden/>
+              </w:rPr>
+              <w:fldChar w:fldCharType="separate"/>
+            </w:r>
+            <w:r>
+              <w:rPr>
+                <w:noProof/>
+                <w:webHidden/>
+              </w:rPr>
+              <w:t>14</w:t>
+            </w:r>
+            <w:r>
+              <w:rPr>
+                <w:noProof/>
+                <w:webHidden/>
+              </w:rPr>
+              <w:fldChar w:fldCharType="end"/>
+            </w:r>
+          </w:hyperlink>
+        </w:p>
+        <w:p>
+          <w:pPr>
+            <w:pStyle w:val="TOC2"/>
+            <w:tabs>
+              <w:tab w:val="right" w:leader="dot" w:pos="9016"/>
+            </w:tabs>
+            <w:rPr>
+              <w:rFonts w:eastAsiaTheme="minorEastAsia"/>
+              <w:noProof/>
+            </w:rPr>
+          </w:pPr>
+          <w:hyperlink w:anchor="_Toc243851765" w:history="1">
+            <w:r>
+              <w:rPr>
+                <w:rStyle w:val="Hyperlink"/>
+                <w:noProof/>
+                <w:lang w:val="en-IE"/>
+              </w:rPr>
+              <w:t>6.3 Sample Data</w:t>
+            </w:r>
+            <w:r>
+              <w:rPr>
+                <w:noProof/>
+                <w:webHidden/>
+              </w:rPr>
+              <w:tab/>
+            </w:r>
+            <w:r>
+              <w:rPr>
+                <w:noProof/>
+                <w:webHidden/>
+              </w:rPr>
+              <w:fldChar w:fldCharType="begin"/>
+            </w:r>
+            <w:r>
+              <w:rPr>
+                <w:noProof/>
+                <w:webHidden/>
+              </w:rPr>
+              <w:instrText xml:space="preserve"> PAGEREF _Toc243851765 \h </w:instrText>
+            </w:r>
+            <w:r>
+              <w:rPr>
+                <w:noProof/>
+                <w:webHidden/>
+              </w:rPr>
+            </w:r>
+            <w:r>
+              <w:rPr>
+                <w:noProof/>
+                <w:webHidden/>
+              </w:rPr>
+              <w:fldChar w:fldCharType="separate"/>
+            </w:r>
+            <w:r>
+              <w:rPr>
+                <w:noProof/>
+                <w:webHidden/>
+              </w:rPr>
+              <w:t>15</w:t>
+            </w:r>
+            <w:r>
+              <w:rPr>
+                <w:noProof/>
+                <w:webHidden/>
+              </w:rPr>
+              <w:fldChar w:fldCharType="end"/>
+            </w:r>
+          </w:hyperlink>
+        </w:p>
+        <w:p>
+          <w:pPr>
+            <w:pStyle w:val="TOC1"/>
+            <w:tabs>
+              <w:tab w:val="right" w:leader="dot" w:pos="9016"/>
+            </w:tabs>
+            <w:rPr>
+              <w:rFonts w:eastAsiaTheme="minorEastAsia"/>
+              <w:noProof/>
+            </w:rPr>
+          </w:pPr>
+          <w:hyperlink w:anchor="_Toc243851766" w:history="1">
+            <w:r>
+              <w:rPr>
+                <w:rStyle w:val="Hyperlink"/>
+                <w:noProof/>
+                <w:lang w:val="en-IE"/>
+              </w:rPr>
+              <w:t>7. Starting the API</w:t>
+            </w:r>
+            <w:r>
+              <w:rPr>
+                <w:noProof/>
+                <w:webHidden/>
+              </w:rPr>
+              <w:tab/>
+            </w:r>
+            <w:r>
+              <w:rPr>
+                <w:noProof/>
+                <w:webHidden/>
+              </w:rPr>
+              <w:fldChar w:fldCharType="begin"/>
+            </w:r>
+            <w:r>
+              <w:rPr>
+                <w:noProof/>
+                <w:webHidden/>
+              </w:rPr>
+              <w:instrText xml:space="preserve"> PAGEREF _Toc243851766 \h </w:instrText>
+            </w:r>
+            <w:r>
+              <w:rPr>
+                <w:noProof/>
+                <w:webHidden/>
+              </w:rPr>
+            </w:r>
+            <w:r>
+              <w:rPr>
+                <w:noProof/>
+                <w:webHidden/>
+              </w:rPr>
+              <w:fldChar w:fldCharType="separate"/>
+            </w:r>
+            <w:r>
+              <w:rPr>
+                <w:noProof/>
+                <w:webHidden/>
+              </w:rPr>
+              <w:t>16</w:t>
+            </w:r>
+            <w:r>
+              <w:rPr>
+                <w:noProof/>
+                <w:webHidden/>
+              </w:rPr>
+              <w:fldChar w:fldCharType="end"/>
+            </w:r>
+          </w:hyperlink>
+        </w:p>
+        <w:p>
+          <w:pPr>
+            <w:pStyle w:val="TOC2"/>
+            <w:tabs>
+              <w:tab w:val="right" w:leader="dot" w:pos="9016"/>
+            </w:tabs>
+            <w:rPr>
+              <w:rFonts w:eastAsiaTheme="minorEastAsia"/>
+              <w:noProof/>
+            </w:rPr>
+          </w:pPr>
+          <w:hyperlink w:anchor="_Toc243851767" w:history="1">
+            <w:r>
+              <w:rPr>
+                <w:rStyle w:val="Hyperlink"/>
+                <w:noProof/>
+                <w:lang w:val="en-IE"/>
+              </w:rPr>
+              <w:t>7.1 API Design</w:t>
+            </w:r>
+            <w:r>
+              <w:rPr>
+                <w:noProof/>
+                <w:webHidden/>
+              </w:rPr>
+              <w:tab/>
+            </w:r>
+            <w:r>
+              <w:rPr>
+                <w:noProof/>
+                <w:webHidden/>
+              </w:rPr>
+              <w:fldChar w:fldCharType="begin"/>
+            </w:r>
+            <w:r>
+              <w:rPr>
+                <w:noProof/>
+                <w:webHidden/>
+              </w:rPr>
+              <w:instrText xml:space="preserve"> PAGEREF _Toc243851767 \h </w:instrText>
+            </w:r>
+            <w:r>
+              <w:rPr>
+                <w:noProof/>
+                <w:webHidden/>
+              </w:rPr>
+            </w:r>
+            <w:r>
+              <w:rPr>
+                <w:noProof/>
+                <w:webHidden/>
+              </w:rPr>
+              <w:fldChar w:fldCharType="separate"/>
+            </w:r>
+            <w:r>
+              <w:rPr>
+                <w:noProof/>
+                <w:webHidden/>
+              </w:rPr>
+              <w:t>16</w:t>
+            </w:r>
+            <w:r>
+              <w:rPr>
+                <w:noProof/>
+                <w:webHidden/>
+              </w:rPr>
+              <w:fldChar w:fldCharType="end"/>
+            </w:r>
+          </w:hyperlink>
+        </w:p>
+        <w:p>
+          <w:pPr>
+            <w:pStyle w:val="TOC2"/>
+            <w:tabs>
+              <w:tab w:val="right" w:leader="dot" w:pos="9016"/>
+            </w:tabs>
+            <w:rPr>
+              <w:rFonts w:eastAsiaTheme="minorEastAsia"/>
+              <w:noProof/>
+            </w:rPr>
+          </w:pPr>
+          <w:hyperlink w:anchor="_Toc243851768" w:history="1">
+            <w:r>
+              <w:rPr>
+                <w:rStyle w:val="Hyperlink"/>
+                <w:noProof/>
+                <w:lang w:val="en-IE"/>
+              </w:rPr>
+              <w:t>7.2 Error Messages</w:t>
+            </w:r>
+            <w:r>
+              <w:rPr>
+                <w:noProof/>
+                <w:webHidden/>
+              </w:rPr>
+              <w:tab/>
+            </w:r>
+            <w:r>
+              <w:rPr>
+                <w:noProof/>
+                <w:webHidden/>
+              </w:rPr>
+              <w:fldChar w:fldCharType="begin"/>
+            </w:r>
+            <w:r>
+              <w:rPr>
+                <w:noProof/>
+                <w:webHidden/>
+              </w:rPr>
+              <w:instrText xml:space="preserve"> PAGEREF _Toc243851768 \h </w:instrText>
+            </w:r>
+            <w:r>
+              <w:rPr>
+                <w:noProof/>
+                <w:webHidden/>
+              </w:rPr>
+            </w:r>
+            <w:r>
+              <w:rPr>
+                <w:noProof/>
+                <w:webHidden/>
+              </w:rPr>
+              <w:fldChar w:fldCharType="separate"/>
+            </w:r>
+            <w:r>
+              <w:rPr>
+                <w:noProof/>
+                <w:webHidden/>
+              </w:rPr>
+              <w:t>16</w:t>
+            </w:r>
+            <w:r>
+              <w:rPr>
+                <w:noProof/>
+                <w:webHidden/>
+              </w:rPr>
+              <w:fldChar w:fldCharType="end"/>
+            </w:r>
+          </w:hyperlink>
+        </w:p>
+        <w:p>
+          <w:pPr>
+            <w:pStyle w:val="TOC2"/>
+            <w:tabs>
+              <w:tab w:val="right" w:leader="dot" w:pos="9016"/>
+            </w:tabs>
+            <w:rPr>
+              <w:rFonts w:eastAsiaTheme="minorEastAsia"/>
+              <w:noProof/>
+            </w:rPr>
+          </w:pPr>
+          <w:hyperlink w:anchor="_Toc243851769" w:history="1">
+            <w:r>
+              <w:rPr>
+                <w:rStyle w:val="Hyperlink"/>
+                <w:noProof/>
+                <w:lang w:val="en-IE"/>
+              </w:rPr>
+              <w:t>7.3 Testing in Postman</w:t>
+            </w:r>
+            <w:r>
+              <w:rPr>
+                <w:noProof/>
+                <w:webHidden/>
+              </w:rPr>
+              <w:tab/>
+            </w:r>
+            <w:r>
+              <w:rPr>
+                <w:noProof/>
+                <w:webHidden/>
+              </w:rPr>
+              <w:fldChar w:fldCharType="begin"/>
+            </w:r>
+            <w:r>
+              <w:rPr>
+                <w:noProof/>
+                <w:webHidden/>
+              </w:rPr>
+              <w:instrText xml:space="preserve"> PAGEREF _Toc243851769 \h </w:instrText>
+            </w:r>
+            <w:r>
+              <w:rPr>
+                <w:noProof/>
+                <w:webHidden/>
+              </w:rPr>
+            </w:r>
+            <w:r>
+              <w:rPr>
+                <w:noProof/>
+                <w:webHidden/>
+              </w:rPr>
+              <w:fldChar w:fldCharType="separate"/>
+            </w:r>
+            <w:r>
+              <w:rPr>
+                <w:noProof/>
+                <w:webHidden/>
+              </w:rPr>
               <w:t>18</w:t>
+            </w:r>
+            <w:r>
+              <w:rPr>
+                <w:noProof/>
+                <w:webHidden/>
+              </w:rPr>
+              <w:fldChar w:fldCharType="end"/>
+            </w:r>
+          </w:hyperlink>
+        </w:p>
+        <w:p>
+          <w:pPr>
+            <w:pStyle w:val="TOC2"/>
+            <w:tabs>
+              <w:tab w:val="right" w:leader="dot" w:pos="9016"/>
+            </w:tabs>
+            <w:rPr>
+              <w:rFonts w:eastAsiaTheme="minorEastAsia"/>
+              <w:noProof/>
+            </w:rPr>
+          </w:pPr>
+          <w:hyperlink w:anchor="_Toc243851770" w:history="1">
+            <w:r>
+              <w:rPr>
+                <w:rStyle w:val="Hyperlink"/>
+                <w:noProof/>
+                <w:lang w:val="en-IE"/>
+              </w:rPr>
+              <w:t>7.4 Calling the API from Express</w:t>
+            </w:r>
+            <w:r>
+              <w:rPr>
+                <w:noProof/>
+                <w:webHidden/>
+              </w:rPr>
+              <w:tab/>
+            </w:r>
+            <w:r>
+              <w:rPr>
+                <w:noProof/>
+                <w:webHidden/>
+              </w:rPr>
+              <w:fldChar w:fldCharType="begin"/>
+            </w:r>
+            <w:r>
+              <w:rPr>
+                <w:noProof/>
+                <w:webHidden/>
+              </w:rPr>
+              <w:instrText xml:space="preserve"> PAGEREF _Toc243851770 \h </w:instrText>
+            </w:r>
+            <w:r>
+              <w:rPr>
+                <w:noProof/>
+                <w:webHidden/>
+              </w:rPr>
+            </w:r>
+            <w:r>
+              <w:rPr>
+                <w:noProof/>
+                <w:webHidden/>
+              </w:rPr>
+              <w:fldChar w:fldCharType="separate"/>
+            </w:r>
+            <w:r>
+              <w:rPr>
+                <w:noProof/>
+                <w:webHidden/>
+              </w:rPr>
+              <w:t>23</w:t>
+            </w:r>
+            <w:r>
+              <w:rPr>
+                <w:noProof/>
+                <w:webHidden/>
+              </w:rPr>
+              <w:fldChar w:fldCharType="end"/>
+            </w:r>
+          </w:hyperlink>
+        </w:p>
+        <w:p>
+          <w:pPr>
+            <w:pStyle w:val="TOC1"/>
+            <w:tabs>
+              <w:tab w:val="right" w:leader="dot" w:pos="9016"/>
+            </w:tabs>
+            <w:rPr>
+              <w:rFonts w:eastAsiaTheme="minorEastAsia"/>
+              <w:noProof/>
+            </w:rPr>
+          </w:pPr>
+          <w:hyperlink w:anchor="_Toc243851771" w:history="1">
+            <w:r>
+              <w:rPr>
+                <w:rStyle w:val="Hyperlink"/>
+                <w:noProof/>
+                <w:lang w:val="en-IE"/>
+              </w:rPr>
+              <w:t>8. Reflection</w:t>
+            </w:r>
+            <w:r>
+              <w:rPr>
+                <w:noProof/>
+                <w:webHidden/>
+              </w:rPr>
+              <w:tab/>
+            </w:r>
+            <w:r>
+              <w:rPr>
+                <w:noProof/>
+                <w:webHidden/>
+              </w:rPr>
+              <w:fldChar w:fldCharType="begin"/>
+            </w:r>
+            <w:r>
+              <w:rPr>
+                <w:noProof/>
+                <w:webHidden/>
+              </w:rPr>
+              <w:instrText xml:space="preserve"> PAGEREF _Toc243851771 \h </w:instrText>
+            </w:r>
+            <w:r>
+              <w:rPr>
+                <w:noProof/>
+                <w:webHidden/>
+              </w:rPr>
+            </w:r>
+            <w:r>
+              <w:rPr>
+                <w:noProof/>
+                <w:webHidden/>
+              </w:rPr>
+              <w:fldChar w:fldCharType="separate"/>
+            </w:r>
+            <w:r>
+              <w:rPr>
+                <w:noProof/>
+                <w:webHidden/>
+              </w:rPr>
+              <w:t>24</w:t>
+            </w:r>
+            <w:r>
+              <w:rPr>
+                <w:noProof/>
+                <w:webHidden/>
+              </w:rPr>
+              <w:fldChar w:fldCharType="end"/>
+            </w:r>
+          </w:hyperlink>
+        </w:p>
+        <w:p>
+          <w:pPr>
+            <w:pStyle w:val="TOC1"/>
+            <w:tabs>
+              <w:tab w:val="right" w:leader="dot" w:pos="9016"/>
+            </w:tabs>
+            <w:rPr>
+              <w:rFonts w:eastAsiaTheme="minorEastAsia"/>
+              <w:noProof/>
+            </w:rPr>
+          </w:pPr>
+          <w:hyperlink w:anchor="_Toc243851772" w:history="1">
+            <w:r>
+              <w:rPr>
+                <w:rStyle w:val="Hyperlink"/>
+                <w:noProof/>
+                <w:lang w:val="en-IE"/>
+              </w:rPr>
+              <w:t>9. References and sources I used</w:t>
+            </w:r>
+            <w:r>
+              <w:rPr>
+                <w:noProof/>
+                <w:webHidden/>
+              </w:rPr>
+              <w:tab/>
+            </w:r>
+            <w:r>
+              <w:rPr>
+                <w:noProof/>
+                <w:webHidden/>
+              </w:rPr>
+              <w:fldChar w:fldCharType="begin"/>
+            </w:r>
+            <w:r>
+              <w:rPr>
+                <w:noProof/>
+                <w:webHidden/>
+              </w:rPr>
+              <w:instrText xml:space="preserve"> PAGEREF _Toc243851772 \h </w:instrText>
+            </w:r>
+            <w:r>
+              <w:rPr>
+                <w:noProof/>
+                <w:webHidden/>
+              </w:rPr>
+            </w:r>
+            <w:r>
+              <w:rPr>
+                <w:noProof/>
+                <w:webHidden/>
+              </w:rPr>
+              <w:fldChar w:fldCharType="separate"/>
+            </w:r>
+            <w:r>
+              <w:rPr>
+                <w:noProof/>
+                <w:webHidden/>
+              </w:rPr>
+              <w:t>25</w:t>
             </w:r>
             <w:r>
               <w:rPr>
@@ -2039,236 +3379,12 @@
     </w:sdt>
     <w:p>
       <w:pPr>
-        <w:rPr>
-          <w:lang w:val="en-IE"/>
-        </w:rPr>
-      </w:pPr>
-    </w:p>
-    <w:p>
-      <w:pPr>
-        <w:rPr>
-          <w:lang w:val="en-IE"/>
-        </w:rPr>
-      </w:pPr>
-    </w:p>
-    <w:p>
-      <w:pPr>
-        <w:rPr>
-          <w:lang w:val="en-IE"/>
-        </w:rPr>
-      </w:pPr>
-    </w:p>
-    <w:p>
-      <w:pPr>
-        <w:rPr>
-          <w:lang w:val="en-IE"/>
-        </w:rPr>
-      </w:pPr>
-    </w:p>
-    <w:p>
-      <w:pPr>
-        <w:rPr>
-          <w:lang w:val="en-IE"/>
-        </w:rPr>
-      </w:pPr>
-    </w:p>
-    <w:p>
-      <w:pPr>
-        <w:rPr>
-          <w:lang w:val="en-IE"/>
-        </w:rPr>
-      </w:pPr>
-    </w:p>
-    <w:p>
-      <w:pPr>
-        <w:rPr>
-          <w:lang w:val="en-IE"/>
-        </w:rPr>
-      </w:pPr>
-    </w:p>
-    <w:p>
-      <w:pPr>
-        <w:rPr>
-          <w:lang w:val="en-IE"/>
-        </w:rPr>
-      </w:pPr>
-    </w:p>
-    <w:p>
-      <w:pPr>
-        <w:rPr>
-          <w:lang w:val="en-IE"/>
-        </w:rPr>
-      </w:pPr>
-    </w:p>
-    <w:p>
-      <w:pPr>
-        <w:rPr>
-          <w:lang w:val="en-IE"/>
-        </w:rPr>
-      </w:pPr>
-    </w:p>
-    <w:p>
-      <w:pPr>
-        <w:rPr>
-          <w:lang w:val="en-IE"/>
-        </w:rPr>
-      </w:pPr>
-    </w:p>
-    <w:p>
-      <w:pPr>
-        <w:rPr>
-          <w:lang w:val="en-IE"/>
-        </w:rPr>
-      </w:pPr>
-    </w:p>
-    <w:p>
-      <w:pPr>
-        <w:rPr>
-          <w:lang w:val="en-IE"/>
-        </w:rPr>
-      </w:pPr>
-      <w:r>
-        <w:rPr>
-          <w:rStyle w:val="Hyperlink"/>
-          <w:noProof/>
-          <w:lang w:val="en-IE"/>
-        </w:rPr>
-        <w:drawing>
-          <wp:inline distT="0" distB="0" distL="0" distR="0" wp14:anchorId="52C50E8C" wp14:editId="47DB016C">
-            <wp:extent cx="5731510" cy="6336665"/>
-            <wp:effectExtent l="0" t="0" r="2540" b="6985"/>
-            <wp:docPr id="1726094811" name="Picture 1"/>
-            <wp:cNvGraphicFramePr>
-              <a:graphicFrameLocks xmlns:a="http://schemas.openxmlformats.org/drawingml/2006/main" noChangeAspect="1"/>
-            </wp:cNvGraphicFramePr>
-            <a:graphic xmlns:a="http://schemas.openxmlformats.org/drawingml/2006/main">
-              <a:graphicData uri="http://schemas.openxmlformats.org/drawingml/2006/picture">
-                <pic:pic xmlns:pic="http://schemas.openxmlformats.org/drawingml/2006/picture">
-                  <pic:nvPicPr>
-                    <pic:cNvPr id="43274878" name=""/>
-                    <pic:cNvPicPr/>
-                  </pic:nvPicPr>
-                  <pic:blipFill>
-                    <a:blip r:embed="rId15"/>
-                    <a:stretch>
-                      <a:fillRect/>
-                    </a:stretch>
-                  </pic:blipFill>
-                  <pic:spPr>
-                    <a:xfrm>
-                      <a:off x="0" y="0"/>
-                      <a:ext cx="5731510" cy="6336665"/>
-                    </a:xfrm>
-                    <a:prstGeom prst="rect">
-                      <a:avLst/>
-                    </a:prstGeom>
-                  </pic:spPr>
-                </pic:pic>
-              </a:graphicData>
-            </a:graphic>
-          </wp:inline>
-        </w:drawing>
-      </w:r>
-    </w:p>
-    <w:p>
-      <w:pPr>
-        <w:rPr>
-          <w:lang w:val="en-IE"/>
-        </w:rPr>
-      </w:pPr>
-    </w:p>
-    <w:p>
-      <w:pPr>
-        <w:rPr>
-          <w:lang w:val="en-IE"/>
-        </w:rPr>
-      </w:pPr>
-      <w:r>
-        <w:rPr>
-          <w:rStyle w:val="Hyperlink"/>
-          <w:noProof/>
-          <w:lang w:val="en-IE"/>
-        </w:rPr>
-        <w:drawing>
-          <wp:inline distT="0" distB="0" distL="0" distR="0" wp14:anchorId="3DC23FE9" wp14:editId="54606433">
-            <wp:extent cx="5731510" cy="6255385"/>
-            <wp:effectExtent l="0" t="0" r="2540" b="0"/>
-            <wp:docPr id="1797087472" name="Picture 1"/>
-            <wp:cNvGraphicFramePr>
-              <a:graphicFrameLocks xmlns:a="http://schemas.openxmlformats.org/drawingml/2006/main" noChangeAspect="1"/>
-            </wp:cNvGraphicFramePr>
-            <a:graphic xmlns:a="http://schemas.openxmlformats.org/drawingml/2006/main">
-              <a:graphicData uri="http://schemas.openxmlformats.org/drawingml/2006/picture">
-                <pic:pic xmlns:pic="http://schemas.openxmlformats.org/drawingml/2006/picture">
-                  <pic:nvPicPr>
-                    <pic:cNvPr id="942776674" name=""/>
-                    <pic:cNvPicPr/>
-                  </pic:nvPicPr>
-                  <pic:blipFill>
-                    <a:blip r:embed="rId14"/>
-                    <a:stretch>
-                      <a:fillRect/>
-                    </a:stretch>
-                  </pic:blipFill>
-                  <pic:spPr>
-                    <a:xfrm>
-                      <a:off x="0" y="0"/>
-                      <a:ext cx="5731510" cy="6255385"/>
-                    </a:xfrm>
-                    <a:prstGeom prst="rect">
-                      <a:avLst/>
-                    </a:prstGeom>
-                  </pic:spPr>
-                </pic:pic>
-              </a:graphicData>
-            </a:graphic>
-          </wp:inline>
-        </w:drawing>
-      </w:r>
-    </w:p>
-    <w:p>
-      <w:pPr>
-        <w:rPr>
-          <w:lang w:val="en-IE"/>
-        </w:rPr>
-      </w:pPr>
-    </w:p>
-    <w:p>
-      <w:pPr>
-        <w:rPr>
-          <w:lang w:val="en-IE"/>
-        </w:rPr>
-      </w:pPr>
-    </w:p>
-    <w:p>
-      <w:pPr>
-        <w:rPr>
-          <w:lang w:val="en-IE"/>
-        </w:rPr>
-      </w:pPr>
-    </w:p>
-    <w:p>
-      <w:pPr>
-        <w:rPr>
-          <w:lang w:val="en-IE"/>
-        </w:rPr>
-      </w:pPr>
-    </w:p>
-    <w:p>
-      <w:pPr>
-        <w:rPr>
-          <w:lang w:val="en-IE"/>
-        </w:rPr>
-      </w:pPr>
-    </w:p>
-    <w:p>
-      <w:pPr>
         <w:pStyle w:val="Heading1"/>
         <w:rPr>
           <w:lang w:val="en-IE"/>
         </w:rPr>
       </w:pPr>
-      <w:bookmarkStart w:id="0" w:name="_Toc243830406"/>
+      <w:bookmarkStart w:id="0" w:name="_Toc243851745"/>
       <w:r>
         <w:rPr>
           <w:lang w:val="en-IE"/>
@@ -2288,21 +3404,7 @@
         <w:rPr>
           <w:lang w:val="en-IE"/>
         </w:rPr>
-        <w:t xml:space="preserve">This report goes through where I’m at with the back end of Skyboard, my live departures and arrivals board for Dublin Airport. So </w:t>
-      </w:r>
-      <w:proofErr w:type="gramStart"/>
-      <w:r>
-        <w:rPr>
-          <w:lang w:val="en-IE"/>
-        </w:rPr>
-        <w:t>far</w:t>
-      </w:r>
-      <w:proofErr w:type="gramEnd"/>
-      <w:r>
-        <w:rPr>
-          <w:lang w:val="en-IE"/>
-        </w:rPr>
-        <w:t xml:space="preserve"> I’ve got the static site built with pug views and bootstrap and I’ve moved all the flight data out of the views and into the controllers, so the pages show what t</w:t>
+        <w:t>This report goes through where I’m at with the back end of Skyboard, my live departures and arrivals board for Dublin Airport. So far I’ve got the static site built with pug views and bootstrap and I’ve moved all the flight data out of the views and into the controllers, so the pages show what t</w:t>
       </w:r>
       <w:r>
         <w:rPr>
@@ -2327,7 +3429,7 @@
         <w:rPr>
           <w:lang w:val="en-IE"/>
         </w:rPr>
-        <w:t>I’ve also set up a database on Mongo DB Atlas and made a Mongoose schema for the airports and their flights. Getting connected took a bit of work, between a few mistakes in the connection string and the college Wi-Fi blocking the database, but it’s</w:t>
+        <w:t>I’ve also set up a database on MongoDB Atlas and made a Mongoose schema for the airports and their flights. Getting connected took a bit of work, between a few mistakes in the connection string and the college Wi-Fi blocking the database, but it’s</w:t>
       </w:r>
       <w:r>
         <w:rPr>
@@ -2346,7 +3448,13 @@
         <w:rPr>
           <w:lang w:val="en-IE"/>
         </w:rPr>
-        <w:t>The biggest change since my last report is that the dashboard now gets its flights from the database through the API instead of hard-coded data. The project also sends a new airport from the express side to the API with a POST. Getting connected took a bit of work, between mistakes in the connection strings and the collage Wi-Fi blocking the database, but it’s all working now.</w:t>
+        <w:t>The biggest change since my last report is that the dashboard now gets its flights from the database through the API instead of hard-coded data. The project also sends a new airport from the express side to the API with a POST</w:t>
+      </w:r>
+      <w:r>
+        <w:rPr>
+          <w:lang w:val="en-IE"/>
+        </w:rPr>
+        <w:t>.</w:t>
       </w:r>
     </w:p>
     <w:p>
@@ -2475,7 +3583,7 @@
           <w:lang w:val="en-IE"/>
         </w:rPr>
       </w:pPr>
-      <w:bookmarkStart w:id="1" w:name="_Toc243830407"/>
+      <w:bookmarkStart w:id="1" w:name="_Toc243851746"/>
       <w:r>
         <w:rPr>
           <w:lang w:val="en-IE"/>
@@ -2498,7 +3606,7 @@
           <w:lang w:val="en-IE"/>
         </w:rPr>
       </w:pPr>
-      <w:bookmarkStart w:id="2" w:name="_Toc243830408"/>
+      <w:bookmarkStart w:id="2" w:name="_Toc243851747"/>
       <w:r>
         <w:rPr>
           <w:lang w:val="en-IE"/>
@@ -2528,12 +3636,19 @@
     </w:p>
     <w:p>
       <w:pPr>
+        <w:rPr>
+          <w:lang w:val="en-IE"/>
+        </w:rPr>
+      </w:pPr>
+    </w:p>
+    <w:p>
+      <w:pPr>
         <w:pStyle w:val="Heading2"/>
         <w:rPr>
           <w:lang w:val="en-IE"/>
         </w:rPr>
       </w:pPr>
-      <w:bookmarkStart w:id="3" w:name="_Toc243830409"/>
+      <w:bookmarkStart w:id="3" w:name="_Toc243851748"/>
       <w:r>
         <w:rPr>
           <w:lang w:val="en-IE"/>
@@ -2559,60 +3674,72 @@
         </w:rPr>
         <w:t xml:space="preserve"> </w:t>
       </w:r>
-      <w:hyperlink r:id="rId16" w:history="1">
-        <w:proofErr w:type="spellStart"/>
+      <w:hyperlink r:id="rId14" w:history="1">
         <w:r>
           <w:rPr>
             <w:rStyle w:val="Hyperlink"/>
             <w:b/>
             <w:bCs/>
           </w:rPr>
-          <w:t>EoinMannix</w:t>
+          <w:t>EoinMannix/skyb</w:t>
         </w:r>
-        <w:proofErr w:type="spellEnd"/>
         <w:r>
           <w:rPr>
             <w:rStyle w:val="Hyperlink"/>
             <w:b/>
             <w:bCs/>
           </w:rPr>
-          <w:t>/skyboard</w:t>
+          <w:t>o</w:t>
         </w:r>
-      </w:hyperlink>
-    </w:p>
-    <w:p>
-      <w:pPr>
-        <w:rPr>
-          <w:b/>
-          <w:bCs/>
-          <w:lang w:val="en-IE"/>
-        </w:rPr>
-      </w:pPr>
-      <w:r>
-        <w:rPr>
-          <w:b/>
-          <w:bCs/>
-        </w:rPr>
-        <w:t xml:space="preserve">Render: </w:t>
-      </w:r>
-      <w:hyperlink r:id="rId17" w:history="1">
-        <w:proofErr w:type="spellStart"/>
         <w:r>
           <w:rPr>
             <w:rStyle w:val="Hyperlink"/>
             <w:b/>
             <w:bCs/>
           </w:rPr>
-          <w:t>SkyBoard</w:t>
+          <w:t>ard</w:t>
         </w:r>
-        <w:proofErr w:type="spellEnd"/>
+      </w:hyperlink>
+    </w:p>
+    <w:p>
+      <w:pPr>
+        <w:rPr>
+          <w:b/>
+          <w:bCs/>
+          <w:lang w:val="en-IE"/>
+        </w:rPr>
+      </w:pPr>
+      <w:r>
+        <w:rPr>
+          <w:b/>
+          <w:bCs/>
+        </w:rPr>
+        <w:t xml:space="preserve">Render: </w:t>
+      </w:r>
+      <w:hyperlink r:id="rId15" w:history="1">
         <w:r>
           <w:rPr>
             <w:rStyle w:val="Hyperlink"/>
             <w:b/>
             <w:bCs/>
           </w:rPr>
-          <w:t xml:space="preserve"> - Live departures and arrivals</w:t>
+          <w:t>SkyBoard - Live departures</w:t>
+        </w:r>
+        <w:r>
+          <w:rPr>
+            <w:rStyle w:val="Hyperlink"/>
+            <w:b/>
+            <w:bCs/>
+          </w:rPr>
+          <w:t xml:space="preserve"> </w:t>
+        </w:r>
+        <w:r>
+          <w:rPr>
+            <w:rStyle w:val="Hyperlink"/>
+            <w:b/>
+            <w:bCs/>
+          </w:rPr>
+          <w:t>and arrivals</w:t>
         </w:r>
       </w:hyperlink>
     </w:p>
@@ -2632,7 +3759,7 @@
           <w:lang w:val="en-IE"/>
         </w:rPr>
       </w:pPr>
-      <w:bookmarkStart w:id="4" w:name="_Toc243830410"/>
+      <w:bookmarkStart w:id="4" w:name="_Toc243851749"/>
       <w:r>
         <w:rPr>
           <w:lang w:val="en-IE"/>
@@ -2665,6 +3792,13 @@
         </w:rPr>
         <w:t xml:space="preserve"> suits my Skyboard project.</w:t>
       </w:r>
+    </w:p>
+    <w:p>
+      <w:pPr>
+        <w:rPr>
+          <w:lang w:val="en-IE"/>
+        </w:rPr>
+      </w:pPr>
     </w:p>
     <w:p>
       <w:pPr>
@@ -2701,21 +3835,7 @@
         <w:rPr>
           <w:lang w:val="en-IE"/>
         </w:rPr>
-        <w:t>Created the Express app and re-constructed the MVC folders (</w:t>
-      </w:r>
-      <w:proofErr w:type="spellStart"/>
-      <w:r>
-        <w:rPr>
-          <w:lang w:val="en-IE"/>
-        </w:rPr>
-        <w:t>app_server</w:t>
-      </w:r>
-      <w:proofErr w:type="spellEnd"/>
-      <w:r>
-        <w:rPr>
-          <w:lang w:val="en-IE"/>
-        </w:rPr>
-        <w:t>/routes, controllers, views).</w:t>
+        <w:t>Created the Express app and re-constructed the MVC folders (app_server/routes, controllers, views).</w:t>
       </w:r>
     </w:p>
     <w:p>
@@ -2735,41 +3855,17 @@
         </w:rPr>
         <w:t xml:space="preserve">Set up the Git, added </w:t>
       </w:r>
-      <w:proofErr w:type="gramStart"/>
-      <w:r>
-        <w:rPr>
-          <w:lang w:val="en-IE"/>
-        </w:rPr>
-        <w:t>a .</w:t>
-      </w:r>
-      <w:proofErr w:type="spellStart"/>
-      <w:r>
-        <w:rPr>
-          <w:lang w:val="en-IE"/>
-        </w:rPr>
-        <w:t>gitignore</w:t>
-      </w:r>
-      <w:proofErr w:type="spellEnd"/>
-      <w:proofErr w:type="gramEnd"/>
-      <w:r>
-        <w:rPr>
-          <w:lang w:val="en-IE"/>
-        </w:rPr>
-        <w:t xml:space="preserve"> so </w:t>
-      </w:r>
-      <w:proofErr w:type="spellStart"/>
-      <w:r>
-        <w:rPr>
-          <w:lang w:val="en-IE"/>
-        </w:rPr>
-        <w:t>node_modules</w:t>
-      </w:r>
-      <w:proofErr w:type="spellEnd"/>
-      <w:r>
-        <w:rPr>
-          <w:lang w:val="en-IE"/>
-        </w:rPr>
-        <w:t xml:space="preserve"> isn’t committed, pushed</w:t>
+      <w:r>
+        <w:rPr>
+          <w:lang w:val="en-IE"/>
+        </w:rPr>
+        <w:t>a .gitignore</w:t>
+      </w:r>
+      <w:r>
+        <w:rPr>
+          <w:lang w:val="en-IE"/>
+        </w:rPr>
+        <w:t xml:space="preserve"> so node_modules isn’t committed, pushed</w:t>
       </w:r>
       <w:r>
         <w:rPr>
@@ -2793,51 +3889,7 @@
         <w:rPr>
           <w:lang w:val="en-IE"/>
         </w:rPr>
-        <w:t xml:space="preserve">A problem I had was committing all the </w:t>
-      </w:r>
-      <w:proofErr w:type="spellStart"/>
-      <w:r>
-        <w:rPr>
-          <w:lang w:val="en-IE"/>
-        </w:rPr>
-        <w:t>node_</w:t>
-      </w:r>
-      <w:proofErr w:type="gramStart"/>
-      <w:r>
-        <w:rPr>
-          <w:lang w:val="en-IE"/>
-        </w:rPr>
-        <w:t>modules</w:t>
-      </w:r>
-      <w:proofErr w:type="spellEnd"/>
-      <w:proofErr w:type="gramEnd"/>
-      <w:r>
-        <w:rPr>
-          <w:lang w:val="en-IE"/>
-        </w:rPr>
-        <w:t xml:space="preserve"> but I used </w:t>
-      </w:r>
-      <w:proofErr w:type="gramStart"/>
-      <w:r>
-        <w:rPr>
-          <w:lang w:val="en-IE"/>
-        </w:rPr>
-        <w:t>a .</w:t>
-      </w:r>
-      <w:proofErr w:type="spellStart"/>
-      <w:r>
-        <w:rPr>
-          <w:lang w:val="en-IE"/>
-        </w:rPr>
-        <w:t>gitignore</w:t>
-      </w:r>
-      <w:proofErr w:type="spellEnd"/>
-      <w:proofErr w:type="gramEnd"/>
-      <w:r>
-        <w:rPr>
-          <w:lang w:val="en-IE"/>
-        </w:rPr>
-        <w:t xml:space="preserve"> and git rm -r –</w:t>
+        <w:t>A problem I had was committing all the node_modules but I used a .gitignore and git rm -r –</w:t>
       </w:r>
       <w:r>
         <w:rPr>
@@ -2849,21 +3901,7 @@
         <w:rPr>
           <w:lang w:val="en-IE"/>
         </w:rPr>
-        <w:t xml:space="preserve">cached </w:t>
-      </w:r>
-      <w:proofErr w:type="spellStart"/>
-      <w:r>
-        <w:rPr>
-          <w:lang w:val="en-IE"/>
-        </w:rPr>
-        <w:t>node_modules</w:t>
-      </w:r>
-      <w:proofErr w:type="spellEnd"/>
-      <w:r>
-        <w:rPr>
-          <w:lang w:val="en-IE"/>
-        </w:rPr>
-        <w:t xml:space="preserve"> to fix it.</w:t>
+        <w:t>cached node_modules to fix it.</w:t>
       </w:r>
     </w:p>
     <w:p>
@@ -2881,9 +3919,33 @@
         <w:rPr>
           <w:lang w:val="en-IE"/>
         </w:rPr>
-        <w:t xml:space="preserve">Another Problem I encountered was that my bootstrap link wasn’t working. I did some research online and found tat you could use bootstrap from the web which I used in my project and ended up working in the end. Here is the reference I used to get that link </w:t>
-      </w:r>
-      <w:hyperlink r:id="rId18" w:history="1">
+        <w:t xml:space="preserve">Another </w:t>
+      </w:r>
+      <w:r>
+        <w:rPr>
+          <w:lang w:val="en-IE"/>
+        </w:rPr>
+        <w:t>p</w:t>
+      </w:r>
+      <w:r>
+        <w:rPr>
+          <w:lang w:val="en-IE"/>
+        </w:rPr>
+        <w:t>roblem I encountered was that my bootstrap link wasn’t working. I did some research online and found t</w:t>
+      </w:r>
+      <w:r>
+        <w:rPr>
+          <w:lang w:val="en-IE"/>
+        </w:rPr>
+        <w:t>h</w:t>
+      </w:r>
+      <w:r>
+        <w:rPr>
+          <w:lang w:val="en-IE"/>
+        </w:rPr>
+        <w:t xml:space="preserve">at you could use bootstrap from the web which I used in my project and ended up working in the end. Here is the reference I used to get that link </w:t>
+      </w:r>
+      <w:hyperlink r:id="rId16" w:history="1">
         <w:r>
           <w:rPr>
             <w:rStyle w:val="Hyperlink"/>
@@ -2894,6 +3956,14 @@
     </w:p>
     <w:p>
       <w:pPr>
+        <w:pStyle w:val="ListParagraph"/>
+        <w:rPr>
+          <w:lang w:val="en-IE"/>
+        </w:rPr>
+      </w:pPr>
+    </w:p>
+    <w:p>
+      <w:pPr>
         <w:pStyle w:val="Subtitle"/>
         <w:rPr>
           <w:lang w:val="en-IE"/>
@@ -2969,12 +4039,25 @@
         <w:rPr>
           <w:lang w:val="en-IE"/>
         </w:rPr>
-        <w:t>Used a tutorial from the MTU library on bootstrap to get a better understanding of how to write boot strap code.</w:t>
+        <w:lastRenderedPageBreak/>
+        <w:t xml:space="preserve">Used a tutorial from the MTU library on bootstrap to get a better understanding of how to write </w:t>
+      </w:r>
+      <w:r>
+        <w:rPr>
+          <w:lang w:val="en-IE"/>
+        </w:rPr>
+        <w:t>B</w:t>
+      </w:r>
+      <w:r>
+        <w:rPr>
+          <w:lang w:val="en-IE"/>
+        </w:rPr>
+        <w:t>ootstrap code.</w:t>
       </w:r>
       <w:r>
         <w:t xml:space="preserve"> </w:t>
       </w:r>
-      <w:hyperlink r:id="rId19" w:anchor="/media-object/4074162&amp;sourcetype=Audio%20&amp;%20Video%20Works" w:history="1">
+      <w:hyperlink r:id="rId17" w:anchor="/media-object/4074162&amp;sourcetype=Audio%20&amp;%20Video%20Works" w:history="1">
         <w:r>
           <w:rPr>
             <w:rStyle w:val="Hyperlink"/>
@@ -3022,32 +4105,8 @@
         <w:rPr>
           <w:lang w:val="en-IE"/>
         </w:rPr>
-        <w:t xml:space="preserve"> and tables.</w:t>
-      </w:r>
-    </w:p>
-    <w:p>
-      <w:pPr>
-        <w:pStyle w:val="ListParagraph"/>
-        <w:rPr>
-          <w:lang w:val="en-IE"/>
-        </w:rPr>
-      </w:pPr>
-    </w:p>
-    <w:p>
-      <w:pPr>
-        <w:pStyle w:val="ListParagraph"/>
-        <w:rPr>
-          <w:lang w:val="en-IE"/>
-        </w:rPr>
-      </w:pPr>
-    </w:p>
-    <w:p>
-      <w:pPr>
-        <w:pStyle w:val="ListParagraph"/>
-        <w:rPr>
-          <w:lang w:val="en-IE"/>
-        </w:rPr>
-      </w:pPr>
+        <w:t xml:space="preserve"> and tables</w:t>
+      </w:r>
     </w:p>
     <w:p>
       <w:pPr>
@@ -3092,21 +4151,7 @@
         <w:rPr>
           <w:lang w:val="en-IE"/>
         </w:rPr>
-        <w:t xml:space="preserve">Followed the lab and got rid of all the hardcoded data out of the </w:t>
-      </w:r>
-      <w:proofErr w:type="spellStart"/>
-      <w:r>
-        <w:rPr>
-          <w:lang w:val="en-IE"/>
-        </w:rPr>
-        <w:t>dashboard.pug</w:t>
-      </w:r>
-      <w:proofErr w:type="spellEnd"/>
-      <w:r>
-        <w:rPr>
-          <w:lang w:val="en-IE"/>
-        </w:rPr>
-        <w:t xml:space="preserve"> view and into the dashboard function in the flights.js controller. Now the view only has variables in it.</w:t>
+        <w:t>Followed the lab and got rid of all the hardcoded data out of the dashboard.pug view and into the dashboard function in the flights.js controller. Now the view only has variables in it.</w:t>
       </w:r>
     </w:p>
     <w:p>
@@ -3124,21 +4169,19 @@
         <w:rPr>
           <w:lang w:val="en-IE"/>
         </w:rPr>
-        <w:t xml:space="preserve">Grouped the title, airport code and summary into a </w:t>
-      </w:r>
-      <w:proofErr w:type="spellStart"/>
-      <w:r>
-        <w:rPr>
-          <w:lang w:val="en-IE"/>
-        </w:rPr>
-        <w:t>pageHeader</w:t>
-      </w:r>
-      <w:proofErr w:type="spellEnd"/>
-      <w:r>
-        <w:rPr>
-          <w:lang w:val="en-IE"/>
-        </w:rPr>
-        <w:t xml:space="preserve"> object like loc8</w:t>
+        <w:t xml:space="preserve">Grouped the title, airport code and summary into a pageHeader object like </w:t>
+      </w:r>
+      <w:r>
+        <w:rPr>
+          <w:lang w:val="en-IE"/>
+        </w:rPr>
+        <w:t>L</w:t>
+      </w:r>
+      <w:r>
+        <w:rPr>
+          <w:lang w:val="en-IE"/>
+        </w:rPr>
+        <w:t>oc8</w:t>
       </w:r>
       <w:r>
         <w:rPr>
@@ -3150,16 +4193,8 @@
         <w:rPr>
           <w:lang w:val="en-IE"/>
         </w:rPr>
-        <w:t xml:space="preserve"> does and referenced them in pug using </w:t>
-      </w:r>
-      <w:proofErr w:type="gramStart"/>
-      <w:r>
-        <w:rPr>
-          <w:lang w:val="en-IE"/>
-        </w:rPr>
-        <w:t>#{ }</w:t>
-      </w:r>
-      <w:proofErr w:type="gramEnd"/>
+        <w:t xml:space="preserve"> does and referenced them in pug using #{ }</w:t>
+      </w:r>
       <w:r>
         <w:rPr>
           <w:lang w:val="en-IE"/>
@@ -3188,16 +4223,38 @@
         <w:rPr>
           <w:lang w:val="en-IE"/>
         </w:rPr>
-        <w:t xml:space="preserve">Replaced Loc8r’s locations array with Skyboard’s departures, arrivals and watchlist arrays, With each flight as an object (flight, </w:t>
-      </w:r>
-      <w:proofErr w:type="gramStart"/>
-      <w:r>
-        <w:rPr>
-          <w:lang w:val="en-IE"/>
-        </w:rPr>
-        <w:t>place ,time ,gate</w:t>
-      </w:r>
-      <w:proofErr w:type="gramEnd"/>
+        <w:t xml:space="preserve">Replaced Loc8r’s locations array with Skyboard’s departures, arrivals and watchlist arrays, </w:t>
+      </w:r>
+      <w:r>
+        <w:rPr>
+          <w:lang w:val="en-IE"/>
+        </w:rPr>
+        <w:t>w</w:t>
+      </w:r>
+      <w:r>
+        <w:rPr>
+          <w:lang w:val="en-IE"/>
+        </w:rPr>
+        <w:t xml:space="preserve">ith each flight as an object (flight, </w:t>
+      </w:r>
+      <w:r>
+        <w:rPr>
+          <w:lang w:val="en-IE"/>
+        </w:rPr>
+        <w:t>place, time</w:t>
+      </w:r>
+      <w:r>
+        <w:rPr>
+          <w:lang w:val="en-IE"/>
+        </w:rPr>
+        <w:t xml:space="preserve"> ,gate</w:t>
+      </w:r>
+      <w:r>
+        <w:rPr>
+          <w:lang w:val="en-IE"/>
+        </w:rPr>
+        <w:t>/terminal</w:t>
+      </w:r>
       <w:r>
         <w:rPr>
           <w:lang w:val="en-IE"/>
@@ -3244,61 +4301,43 @@
         <w:rPr>
           <w:lang w:val="en-IE"/>
         </w:rPr>
-        <w:t xml:space="preserve">Added a </w:t>
-      </w:r>
-      <w:proofErr w:type="spellStart"/>
-      <w:r>
-        <w:rPr>
-          <w:lang w:val="en-IE"/>
-        </w:rPr>
-        <w:t>color</w:t>
-      </w:r>
-      <w:proofErr w:type="spellEnd"/>
-      <w:r>
-        <w:rPr>
-          <w:lang w:val="en-IE"/>
-        </w:rPr>
-        <w:t xml:space="preserve"> value to each flight so the status badge shows </w:t>
-      </w:r>
-      <w:proofErr w:type="spellStart"/>
-      <w:r>
-        <w:rPr>
-          <w:lang w:val="en-IE"/>
-        </w:rPr>
-        <w:t>Boots</w:t>
-      </w:r>
-      <w:r>
-        <w:rPr>
-          <w:lang w:val="en-IE"/>
-        </w:rPr>
-        <w:t>r</w:t>
-      </w:r>
-      <w:r>
-        <w:rPr>
-          <w:lang w:val="en-IE"/>
-        </w:rPr>
-        <w:t>tap’s</w:t>
-      </w:r>
-      <w:proofErr w:type="spellEnd"/>
-      <w:r>
-        <w:rPr>
-          <w:lang w:val="en-IE"/>
-        </w:rPr>
-        <w:t xml:space="preserve"> success, warning or danger </w:t>
-      </w:r>
-      <w:proofErr w:type="spellStart"/>
-      <w:r>
-        <w:rPr>
-          <w:lang w:val="en-IE"/>
-        </w:rPr>
-        <w:t>colors</w:t>
-      </w:r>
-      <w:proofErr w:type="spellEnd"/>
-      <w:r>
-        <w:rPr>
-          <w:lang w:val="en-IE"/>
-        </w:rPr>
-        <w:t>.</w:t>
+        <w:t>Added a colo</w:t>
+      </w:r>
+      <w:r>
+        <w:rPr>
+          <w:lang w:val="en-IE"/>
+        </w:rPr>
+        <w:t>u</w:t>
+      </w:r>
+      <w:r>
+        <w:rPr>
+          <w:lang w:val="en-IE"/>
+        </w:rPr>
+        <w:t xml:space="preserve">r value to each flight so the status badge shows </w:t>
+      </w:r>
+      <w:r>
+        <w:rPr>
+          <w:lang w:val="en-IE"/>
+        </w:rPr>
+        <w:t>Bootstrap’s</w:t>
+      </w:r>
+      <w:r>
+        <w:rPr>
+          <w:lang w:val="en-IE"/>
+        </w:rPr>
+        <w:t xml:space="preserve"> success, warning or danger colo</w:t>
+      </w:r>
+      <w:r>
+        <w:rPr>
+          <w:lang w:val="en-IE"/>
+        </w:rPr>
+        <w:t>u</w:t>
+      </w:r>
+      <w:r>
+        <w:rPr>
+          <w:lang w:val="en-IE"/>
+        </w:rPr>
+        <w:t>rs.</w:t>
       </w:r>
     </w:p>
     <w:p>
@@ -3316,57 +4355,20 @@
         <w:rPr>
           <w:lang w:val="en-IE"/>
         </w:rPr>
-        <w:t>Used the _includes/</w:t>
-      </w:r>
-      <w:proofErr w:type="spellStart"/>
-      <w:r>
-        <w:rPr>
-          <w:lang w:val="en-IE"/>
-        </w:rPr>
-        <w:t>sharedHTMLfunctions.pug</w:t>
-      </w:r>
-      <w:proofErr w:type="spellEnd"/>
-      <w:r>
-        <w:rPr>
-          <w:lang w:val="en-IE"/>
-        </w:rPr>
-        <w:t xml:space="preserve"> file for </w:t>
-      </w:r>
-      <w:proofErr w:type="spellStart"/>
-      <w:r>
-        <w:rPr>
-          <w:lang w:val="en-IE"/>
-        </w:rPr>
-        <w:t>mixins</w:t>
-      </w:r>
-      <w:proofErr w:type="spellEnd"/>
-      <w:r>
-        <w:rPr>
-          <w:lang w:val="en-IE"/>
-        </w:rPr>
-        <w:t xml:space="preserve">, similar to the labs start rating </w:t>
-      </w:r>
-      <w:proofErr w:type="spellStart"/>
-      <w:r>
-        <w:rPr>
-          <w:lang w:val="en-IE"/>
-        </w:rPr>
-        <w:t>mixin</w:t>
-      </w:r>
-      <w:proofErr w:type="spellEnd"/>
-      <w:r>
-        <w:rPr>
-          <w:lang w:val="en-IE"/>
-        </w:rPr>
-        <w:t>, so reusable pug code isn’t repeated on each page.</w:t>
-      </w:r>
-    </w:p>
-    <w:p>
-      <w:pPr>
-        <w:rPr>
-          <w:lang w:val="en-IE"/>
-        </w:rPr>
-      </w:pPr>
+        <w:t>Used the _includes/sharedHTMLfunctions.pug file for mixins, similar to the lab</w:t>
+      </w:r>
+      <w:r>
+        <w:rPr>
+          <w:lang w:val="en-IE"/>
+        </w:rPr>
+        <w:t>’</w:t>
+      </w:r>
+      <w:r>
+        <w:rPr>
+          <w:lang w:val="en-IE"/>
+        </w:rPr>
+        <w:t>s star rating mixin, so reusable pug code isn’t repeated on each page.</w:t>
+      </w:r>
     </w:p>
     <w:p>
       <w:pPr>
@@ -3404,35 +4406,7 @@
         <w:rPr>
           <w:lang w:val="en-IE"/>
         </w:rPr>
-        <w:t xml:space="preserve">Installed mongoose and </w:t>
-      </w:r>
-      <w:proofErr w:type="spellStart"/>
-      <w:r>
-        <w:rPr>
-          <w:lang w:val="en-IE"/>
-        </w:rPr>
-        <w:t>mongodb</w:t>
-      </w:r>
-      <w:proofErr w:type="spellEnd"/>
-      <w:r>
-        <w:rPr>
-          <w:lang w:val="en-IE"/>
-        </w:rPr>
-        <w:t xml:space="preserve"> and created db.js in </w:t>
-      </w:r>
-      <w:proofErr w:type="spellStart"/>
-      <w:r>
-        <w:rPr>
-          <w:lang w:val="en-IE"/>
-        </w:rPr>
-        <w:t>app_server</w:t>
-      </w:r>
-      <w:proofErr w:type="spellEnd"/>
-      <w:r>
-        <w:rPr>
-          <w:lang w:val="en-IE"/>
-        </w:rPr>
-        <w:t>/model</w:t>
+        <w:t>Installed mongoose and mongodb and created db.js in app_server/model</w:t>
       </w:r>
       <w:r>
         <w:rPr>
@@ -3462,35 +4436,19 @@
         <w:rPr>
           <w:lang w:val="en-IE"/>
         </w:rPr>
-        <w:t>Set up a cluster on MongoDB Atlas (</w:t>
-      </w:r>
-      <w:proofErr w:type="spellStart"/>
-      <w:r>
-        <w:rPr>
-          <w:lang w:val="en-IE"/>
-        </w:rPr>
-        <w:t>SkyBoard</w:t>
-      </w:r>
-      <w:proofErr w:type="spellEnd"/>
-      <w:r>
-        <w:rPr>
-          <w:lang w:val="en-IE"/>
-        </w:rPr>
-        <w:t xml:space="preserve">-cluster) with a </w:t>
-      </w:r>
-      <w:proofErr w:type="spellStart"/>
-      <w:r>
-        <w:rPr>
-          <w:lang w:val="en-IE"/>
-        </w:rPr>
-        <w:t>SkyBoard</w:t>
-      </w:r>
-      <w:proofErr w:type="spellEnd"/>
-      <w:r>
-        <w:rPr>
-          <w:lang w:val="en-IE"/>
-        </w:rPr>
-        <w:t xml:space="preserve"> database and connected to it from db.js</w:t>
+        <w:t>Set up a cluster on MongoDB Atlas (SkyBoard-</w:t>
+      </w:r>
+      <w:r>
+        <w:rPr>
+          <w:lang w:val="en-IE"/>
+        </w:rPr>
+        <w:t>C</w:t>
+      </w:r>
+      <w:r>
+        <w:rPr>
+          <w:lang w:val="en-IE"/>
+        </w:rPr>
+        <w:t>luster) with a SkyBoard database and connected to it from db.js</w:t>
       </w:r>
     </w:p>
     <w:p>
@@ -3514,58 +4472,26 @@
         <w:rPr>
           <w:lang w:val="en-IE"/>
         </w:rPr>
-        <w:t xml:space="preserve">using </w:t>
-      </w:r>
-      <w:proofErr w:type="spellStart"/>
-      <w:r>
-        <w:rPr>
-          <w:lang w:val="en-IE"/>
-        </w:rPr>
-        <w:t>dotenv</w:t>
-      </w:r>
-      <w:proofErr w:type="spellEnd"/>
-      <w:r>
-        <w:rPr>
-          <w:lang w:val="en-IE"/>
-        </w:rPr>
-        <w:t xml:space="preserve">, </w:t>
-      </w:r>
-      <w:proofErr w:type="gramStart"/>
-      <w:r>
-        <w:rPr>
-          <w:lang w:val="en-IE"/>
-        </w:rPr>
-        <w:t>and .env</w:t>
-      </w:r>
-      <w:proofErr w:type="gramEnd"/>
-      <w:r>
-        <w:rPr>
-          <w:lang w:val="en-IE"/>
-        </w:rPr>
-        <w:t xml:space="preserve"> is in the </w:t>
-      </w:r>
-      <w:proofErr w:type="spellStart"/>
-      <w:r>
-        <w:rPr>
-          <w:lang w:val="en-IE"/>
-        </w:rPr>
-        <w:t>gitignore</w:t>
-      </w:r>
-      <w:proofErr w:type="spellEnd"/>
-      <w:r>
-        <w:rPr>
-          <w:lang w:val="en-IE"/>
-        </w:rPr>
-        <w:t xml:space="preserve"> so the password isn’t published to </w:t>
-      </w:r>
-      <w:proofErr w:type="spellStart"/>
-      <w:r>
-        <w:rPr>
-          <w:lang w:val="en-IE"/>
-        </w:rPr>
-        <w:t>github</w:t>
-      </w:r>
-      <w:proofErr w:type="spellEnd"/>
+        <w:t xml:space="preserve">using dotenv, and .env is in the </w:t>
+      </w:r>
+      <w:r>
+        <w:rPr>
+          <w:lang w:val="en-IE"/>
+        </w:rPr>
+        <w:t>.</w:t>
+      </w:r>
+      <w:r>
+        <w:rPr>
+          <w:lang w:val="en-IE"/>
+        </w:rPr>
+        <w:t xml:space="preserve">gitignore so the password isn’t published to </w:t>
+      </w:r>
+      <w:r>
+        <w:rPr>
+          <w:lang w:val="en-IE"/>
+        </w:rPr>
+        <w:t>GitHub</w:t>
+      </w:r>
       <w:r>
         <w:rPr>
           <w:lang w:val="en-IE"/>
@@ -3588,21 +4514,7 @@
         <w:rPr>
           <w:lang w:val="en-IE"/>
         </w:rPr>
-        <w:t xml:space="preserve">Followed the lab but replaced Loc8r’s locations.js with </w:t>
-      </w:r>
-      <w:proofErr w:type="spellStart"/>
-      <w:r>
-        <w:rPr>
-          <w:lang w:val="en-IE"/>
-        </w:rPr>
-        <w:t>SkyBoard’s</w:t>
-      </w:r>
-      <w:proofErr w:type="spellEnd"/>
-      <w:r>
-        <w:rPr>
-          <w:lang w:val="en-IE"/>
-        </w:rPr>
-        <w:t xml:space="preserve"> flight</w:t>
+        <w:t>Followed the lab but replaced Loc8r’s locations.js with SkyBoard’s flight</w:t>
       </w:r>
       <w:r>
         <w:rPr>
@@ -3614,63 +4526,7 @@
         <w:rPr>
           <w:lang w:val="en-IE"/>
         </w:rPr>
-        <w:t xml:space="preserve">.js model. The </w:t>
-      </w:r>
-      <w:proofErr w:type="spellStart"/>
-      <w:r>
-        <w:rPr>
-          <w:lang w:val="en-IE"/>
-        </w:rPr>
-        <w:t>flightSchema</w:t>
-      </w:r>
-      <w:proofErr w:type="spellEnd"/>
-      <w:r>
-        <w:rPr>
-          <w:lang w:val="en-IE"/>
-        </w:rPr>
-        <w:t xml:space="preserve"> (flight, direction, place, time, gate, terminal, status, colour, starred) is nested inside the </w:t>
-      </w:r>
-      <w:proofErr w:type="spellStart"/>
-      <w:r>
-        <w:rPr>
-          <w:lang w:val="en-IE"/>
-        </w:rPr>
-        <w:t>airportSchema</w:t>
-      </w:r>
-      <w:proofErr w:type="spellEnd"/>
-      <w:r>
-        <w:rPr>
-          <w:lang w:val="en-IE"/>
-        </w:rPr>
-        <w:t xml:space="preserve"> the same way </w:t>
-      </w:r>
-      <w:proofErr w:type="spellStart"/>
-      <w:r>
-        <w:rPr>
-          <w:lang w:val="en-IE"/>
-        </w:rPr>
-        <w:t>openingTimeSchema</w:t>
-      </w:r>
-      <w:proofErr w:type="spellEnd"/>
-      <w:r>
-        <w:rPr>
-          <w:lang w:val="en-IE"/>
-        </w:rPr>
-        <w:t xml:space="preserve"> is nested inside </w:t>
-      </w:r>
-      <w:proofErr w:type="spellStart"/>
-      <w:r>
-        <w:rPr>
-          <w:lang w:val="en-IE"/>
-        </w:rPr>
-        <w:t>locationSchema</w:t>
-      </w:r>
-      <w:proofErr w:type="spellEnd"/>
-      <w:r>
-        <w:rPr>
-          <w:lang w:val="en-IE"/>
-        </w:rPr>
-        <w:t>.</w:t>
+        <w:t>.js model. The flightSchema (flight, direction, place, time, gate, terminal, status, colour, starred) is nested inside the airportSchema the same way openingTimeSchema is nested inside locationSchema.</w:t>
       </w:r>
     </w:p>
     <w:p>
@@ -3688,18 +4544,8 @@
         <w:rPr>
           <w:lang w:val="en-IE"/>
         </w:rPr>
-        <w:t xml:space="preserve">Used required: true on the main fields and default of false on starred, then built the Airport model with </w:t>
-      </w:r>
-      <w:proofErr w:type="spellStart"/>
-      <w:proofErr w:type="gramStart"/>
-      <w:r>
-        <w:rPr>
-          <w:lang w:val="en-IE"/>
-        </w:rPr>
-        <w:t>mongoose.model</w:t>
-      </w:r>
-      <w:proofErr w:type="spellEnd"/>
-      <w:proofErr w:type="gramEnd"/>
+        <w:t>Used required: true on the main fields and default of false on starred, then built the Airport model with mongoose.model</w:t>
+      </w:r>
     </w:p>
     <w:p>
       <w:pPr>
@@ -3735,35 +4581,7 @@
           <w:lang w:val="en-IE"/>
         </w:rPr>
         <w:lastRenderedPageBreak/>
-        <w:t xml:space="preserve">A problem I had was the connection string, it still had the &lt; &gt; around the password and the wrong options on the end which gave a </w:t>
-      </w:r>
-      <w:proofErr w:type="spellStart"/>
-      <w:r>
-        <w:rPr>
-          <w:lang w:val="en-IE"/>
-        </w:rPr>
-        <w:t>mongoError</w:t>
-      </w:r>
-      <w:proofErr w:type="spellEnd"/>
-      <w:r>
-        <w:rPr>
-          <w:lang w:val="en-IE"/>
-        </w:rPr>
-        <w:t xml:space="preserve">, but I fixed the string in </w:t>
-      </w:r>
-      <w:proofErr w:type="gramStart"/>
-      <w:r>
-        <w:rPr>
-          <w:lang w:val="en-IE"/>
-        </w:rPr>
-        <w:t>the .env</w:t>
-      </w:r>
-      <w:proofErr w:type="gramEnd"/>
-      <w:r>
-        <w:rPr>
-          <w:lang w:val="en-IE"/>
-        </w:rPr>
-        <w:t xml:space="preserve"> which fixed the issue.</w:t>
+        <w:t>A problem I had was the connection string, it still had the &lt; &gt; around the password and the wrong options on the end which gave a mongoError, but I fixed the string in the .env which fixed the issue.</w:t>
       </w:r>
     </w:p>
     <w:p>
@@ -3781,35 +4599,7 @@
         <w:rPr>
           <w:lang w:val="en-IE"/>
         </w:rPr>
-        <w:t>Another problem was not being able to connect on the college Wi-Fi. Test-</w:t>
-      </w:r>
-      <w:proofErr w:type="spellStart"/>
-      <w:r>
-        <w:rPr>
-          <w:lang w:val="en-IE"/>
-        </w:rPr>
-        <w:t>NetConnection</w:t>
-      </w:r>
-      <w:proofErr w:type="spellEnd"/>
-      <w:r>
-        <w:rPr>
-          <w:lang w:val="en-IE"/>
-        </w:rPr>
-        <w:t xml:space="preserve"> showed port 27017 was blocked, so I added 0.0.0.0/0 to the Atlas IP access </w:t>
-      </w:r>
-      <w:proofErr w:type="gramStart"/>
-      <w:r>
-        <w:rPr>
-          <w:lang w:val="en-IE"/>
-        </w:rPr>
-        <w:t>list</w:t>
-      </w:r>
-      <w:proofErr w:type="gramEnd"/>
-      <w:r>
-        <w:rPr>
-          <w:lang w:val="en-IE"/>
-        </w:rPr>
-        <w:t xml:space="preserve"> and it connected fine at home</w:t>
+        <w:t>Another problem was not being able to connect on the college Wi-Fi. Test-NetConnection showed port 27017 was blocked, so I added 0.0.0.0/0 to the Atlas IP access list and it connected fine at home</w:t>
       </w:r>
       <w:r>
         <w:rPr>
@@ -3817,6 +4607,14 @@
         </w:rPr>
         <w:t>.</w:t>
       </w:r>
+    </w:p>
+    <w:p>
+      <w:pPr>
+        <w:pStyle w:val="ListParagraph"/>
+        <w:rPr>
+          <w:lang w:val="en-IE"/>
+        </w:rPr>
+      </w:pPr>
     </w:p>
     <w:p>
       <w:pPr>
@@ -3853,85 +4651,19 @@
         <w:rPr>
           <w:lang w:val="en-IE"/>
         </w:rPr>
-        <w:t xml:space="preserve"> new </w:t>
-      </w:r>
-      <w:proofErr w:type="spellStart"/>
-      <w:r>
-        <w:rPr>
-          <w:lang w:val="en-IE"/>
-        </w:rPr>
-        <w:t>app_api</w:t>
-      </w:r>
-      <w:proofErr w:type="spellEnd"/>
-      <w:r>
-        <w:rPr>
-          <w:lang w:val="en-IE"/>
-        </w:rPr>
-        <w:t xml:space="preserve"> folder next to </w:t>
-      </w:r>
-      <w:proofErr w:type="spellStart"/>
-      <w:r>
-        <w:rPr>
-          <w:lang w:val="en-IE"/>
-        </w:rPr>
-        <w:t>app_server</w:t>
-      </w:r>
-      <w:proofErr w:type="spellEnd"/>
-      <w:r>
-        <w:rPr>
-          <w:lang w:val="en-IE"/>
-        </w:rPr>
-        <w:t xml:space="preserve"> with its own rules and controllers, and added </w:t>
-      </w:r>
-      <w:proofErr w:type="spellStart"/>
-      <w:proofErr w:type="gramStart"/>
-      <w:r>
-        <w:rPr>
-          <w:lang w:val="en-IE"/>
-        </w:rPr>
-        <w:t>app.use</w:t>
-      </w:r>
-      <w:proofErr w:type="spellEnd"/>
-      <w:r>
-        <w:rPr>
-          <w:lang w:val="en-IE"/>
-        </w:rPr>
-        <w:t>(</w:t>
-      </w:r>
-      <w:proofErr w:type="gramEnd"/>
-      <w:r>
-        <w:rPr>
-          <w:lang w:val="en-IE"/>
-        </w:rPr>
-        <w:t>‘/</w:t>
-      </w:r>
-      <w:proofErr w:type="spellStart"/>
-      <w:r>
-        <w:rPr>
-          <w:lang w:val="en-IE"/>
-        </w:rPr>
-        <w:t>api</w:t>
-      </w:r>
-      <w:proofErr w:type="spellEnd"/>
-      <w:r>
-        <w:rPr>
-          <w:lang w:val="en-IE"/>
-        </w:rPr>
-        <w:t xml:space="preserve">’, </w:t>
-      </w:r>
-      <w:proofErr w:type="spellStart"/>
-      <w:r>
-        <w:rPr>
-          <w:lang w:val="en-IE"/>
-        </w:rPr>
-        <w:t>apiRoutes</w:t>
-      </w:r>
-      <w:proofErr w:type="spellEnd"/>
-      <w:r>
-        <w:rPr>
-          <w:lang w:val="en-IE"/>
-        </w:rPr>
-        <w:t>) to app.js.</w:t>
+        <w:t xml:space="preserve"> new app_api folder next to app_server with its own r</w:t>
+      </w:r>
+      <w:r>
+        <w:rPr>
+          <w:lang w:val="en-IE"/>
+        </w:rPr>
+        <w:t>outes</w:t>
+      </w:r>
+      <w:r>
+        <w:rPr>
+          <w:lang w:val="en-IE"/>
+        </w:rPr>
+        <w:t xml:space="preserve"> and controllers, and added app.use(‘/api’, apiRoutes) to app.js.</w:t>
       </w:r>
     </w:p>
     <w:p>
@@ -3973,7 +4705,19 @@
         <w:rPr>
           <w:lang w:val="en-IE"/>
         </w:rPr>
-        <w:t xml:space="preserve"> just sent back “Success” so I could check the routes worked. Tested them with GET and PUT in Postman.</w:t>
+        <w:t xml:space="preserve"> just sent back “</w:t>
+      </w:r>
+      <w:r>
+        <w:rPr>
+          <w:lang w:val="en-IE"/>
+        </w:rPr>
+        <w:t>s</w:t>
+      </w:r>
+      <w:r>
+        <w:rPr>
+          <w:lang w:val="en-IE"/>
+        </w:rPr>
+        <w:t>uccess” so I could check the routes worked. Tested them with GET and PUT in Postman.</w:t>
       </w:r>
     </w:p>
     <w:p>
@@ -3991,49 +4735,7 @@
         <w:rPr>
           <w:lang w:val="en-IE"/>
         </w:rPr>
-        <w:t xml:space="preserve">Moved the </w:t>
-      </w:r>
-      <w:proofErr w:type="gramStart"/>
-      <w:r>
-        <w:rPr>
-          <w:lang w:val="en-IE"/>
-        </w:rPr>
-        <w:t>models</w:t>
-      </w:r>
-      <w:proofErr w:type="gramEnd"/>
-      <w:r>
-        <w:rPr>
-          <w:lang w:val="en-IE"/>
-        </w:rPr>
-        <w:t xml:space="preserve"> folder from </w:t>
-      </w:r>
-      <w:proofErr w:type="spellStart"/>
-      <w:r>
-        <w:rPr>
-          <w:lang w:val="en-IE"/>
-        </w:rPr>
-        <w:t>app_server</w:t>
-      </w:r>
-      <w:proofErr w:type="spellEnd"/>
-      <w:r>
-        <w:rPr>
-          <w:lang w:val="en-IE"/>
-        </w:rPr>
-        <w:t xml:space="preserve"> into </w:t>
-      </w:r>
-      <w:proofErr w:type="spellStart"/>
-      <w:r>
-        <w:rPr>
-          <w:lang w:val="en-IE"/>
-        </w:rPr>
-        <w:t>app_api</w:t>
-      </w:r>
-      <w:proofErr w:type="spellEnd"/>
-      <w:r>
-        <w:rPr>
-          <w:lang w:val="en-IE"/>
-        </w:rPr>
-        <w:t xml:space="preserve"> and updated the path in app.js.</w:t>
+        <w:t>Moved the models folder from app_server into app_api and updated the path in app.js.</w:t>
       </w:r>
     </w:p>
     <w:p>
@@ -4051,35 +4753,31 @@
         <w:rPr>
           <w:lang w:val="en-IE"/>
         </w:rPr>
-        <w:t xml:space="preserve">Got </w:t>
-      </w:r>
-      <w:proofErr w:type="spellStart"/>
-      <w:r>
-        <w:rPr>
-          <w:lang w:val="en-IE"/>
-        </w:rPr>
-        <w:t>airportReadOn</w:t>
-      </w:r>
-      <w:proofErr w:type="spellEnd"/>
-      <w:r>
-        <w:rPr>
-          <w:lang w:val="en-IE"/>
-        </w:rPr>
-        <w:t xml:space="preserve"> working with </w:t>
-      </w:r>
-      <w:proofErr w:type="spellStart"/>
-      <w:r>
-        <w:rPr>
-          <w:lang w:val="en-IE"/>
-        </w:rPr>
-        <w:t>findById</w:t>
-      </w:r>
-      <w:proofErr w:type="spellEnd"/>
-      <w:r>
-        <w:rPr>
-          <w:lang w:val="en-IE"/>
-        </w:rPr>
-        <w:t xml:space="preserve"> so the API sends back real airport data from the database. Then added the error messages from the lab for a missing id, an id that isn’t there, and a bad id.</w:t>
+        <w:t>Got airport</w:t>
+      </w:r>
+      <w:r>
+        <w:rPr>
+          <w:lang w:val="en-IE"/>
+        </w:rPr>
+        <w:t>s</w:t>
+      </w:r>
+      <w:r>
+        <w:rPr>
+          <w:lang w:val="en-IE"/>
+        </w:rPr>
+        <w:t>ReadOn</w:t>
+      </w:r>
+      <w:r>
+        <w:rPr>
+          <w:lang w:val="en-IE"/>
+        </w:rPr>
+        <w:t>e</w:t>
+      </w:r>
+      <w:r>
+        <w:rPr>
+          <w:lang w:val="en-IE"/>
+        </w:rPr>
+        <w:t xml:space="preserve"> working with findById so the API sends back real airport data from the database. Then added the error messages from the lab for a missing id, an id that isn’t there, and a bad id.</w:t>
       </w:r>
     </w:p>
     <w:p>
@@ -4097,21 +4795,7 @@
         <w:rPr>
           <w:lang w:val="en-IE"/>
         </w:rPr>
-        <w:t xml:space="preserve">Got </w:t>
-      </w:r>
-      <w:proofErr w:type="spellStart"/>
-      <w:r>
-        <w:rPr>
-          <w:lang w:val="en-IE"/>
-        </w:rPr>
-        <w:t>airportsCreate</w:t>
-      </w:r>
-      <w:proofErr w:type="spellEnd"/>
-      <w:r>
-        <w:rPr>
-          <w:lang w:val="en-IE"/>
-        </w:rPr>
-        <w:t xml:space="preserve"> working so I can add a new airport with two flights from Postman. Added Cork Airport this way.</w:t>
+        <w:t>Got airportsCreate working so I can add a new airport with two flights from Postman. Added Cork Airport this way.</w:t>
       </w:r>
     </w:p>
     <w:p>
@@ -4153,35 +4837,7 @@
         <w:rPr>
           <w:lang w:val="en-IE"/>
         </w:rPr>
-        <w:t>A problem I had was that I put the /</w:t>
-      </w:r>
-      <w:proofErr w:type="spellStart"/>
-      <w:r>
-        <w:rPr>
-          <w:lang w:val="en-IE"/>
-        </w:rPr>
-        <w:t>api</w:t>
-      </w:r>
-      <w:proofErr w:type="spellEnd"/>
-      <w:r>
-        <w:rPr>
-          <w:lang w:val="en-IE"/>
-        </w:rPr>
-        <w:t xml:space="preserve"> line below the 404 </w:t>
-      </w:r>
-      <w:proofErr w:type="gramStart"/>
-      <w:r>
-        <w:rPr>
-          <w:lang w:val="en-IE"/>
-        </w:rPr>
-        <w:t>handler</w:t>
-      </w:r>
-      <w:proofErr w:type="gramEnd"/>
-      <w:r>
-        <w:rPr>
-          <w:lang w:val="en-IE"/>
-        </w:rPr>
-        <w:t xml:space="preserve"> in app.js so every API request just gave a 404. I tried moving it up which fixed this issue.</w:t>
+        <w:t>A problem I had was that I put the /api line below the 404 handler in app.js so every API request just gave a 404. I tried moving it up which fixed this issue.</w:t>
       </w:r>
     </w:p>
     <w:p>
@@ -4199,43 +4855,7 @@
         <w:rPr>
           <w:lang w:val="en-IE"/>
         </w:rPr>
-        <w:t xml:space="preserve">When I went to commit, Git was tracking </w:t>
-      </w:r>
-      <w:proofErr w:type="spellStart"/>
-      <w:r>
-        <w:rPr>
-          <w:lang w:val="en-IE"/>
-        </w:rPr>
-        <w:t>node_modules</w:t>
-      </w:r>
-      <w:proofErr w:type="spellEnd"/>
-      <w:r>
-        <w:rPr>
-          <w:lang w:val="en-IE"/>
-        </w:rPr>
-        <w:t xml:space="preserve"> again, so I had to remove it again and check </w:t>
-      </w:r>
-      <w:proofErr w:type="gramStart"/>
-      <w:r>
-        <w:rPr>
-          <w:lang w:val="en-IE"/>
-        </w:rPr>
-        <w:t>the .</w:t>
-      </w:r>
-      <w:proofErr w:type="spellStart"/>
-      <w:r>
-        <w:rPr>
-          <w:lang w:val="en-IE"/>
-        </w:rPr>
-        <w:t>gitignore</w:t>
-      </w:r>
-      <w:proofErr w:type="spellEnd"/>
-      <w:proofErr w:type="gramEnd"/>
-      <w:r>
-        <w:rPr>
-          <w:lang w:val="en-IE"/>
-        </w:rPr>
-        <w:t xml:space="preserve"> was actually working</w:t>
+        <w:t>When I went to commit, Git was tracking node_modules again, so I had to remove it again and check the .gitignore was actually working</w:t>
       </w:r>
       <w:r>
         <w:rPr>
@@ -4316,35 +4936,19 @@
         <w:rPr>
           <w:lang w:val="en-IE"/>
         </w:rPr>
-        <w:t xml:space="preserve">Added </w:t>
-      </w:r>
-      <w:proofErr w:type="spellStart"/>
-      <w:r>
-        <w:rPr>
-          <w:lang w:val="en-IE"/>
-        </w:rPr>
-        <w:t>apiOption</w:t>
-      </w:r>
-      <w:proofErr w:type="spellEnd"/>
-      <w:r>
-        <w:rPr>
-          <w:lang w:val="en-IE"/>
-        </w:rPr>
-        <w:t xml:space="preserve"> at the top of </w:t>
-      </w:r>
-      <w:proofErr w:type="spellStart"/>
-      <w:r>
-        <w:rPr>
-          <w:lang w:val="en-IE"/>
-        </w:rPr>
-        <w:t>app_server</w:t>
-      </w:r>
-      <w:proofErr w:type="spellEnd"/>
-      <w:r>
-        <w:rPr>
-          <w:lang w:val="en-IE"/>
-        </w:rPr>
-        <w:t>/controllers/flights.js, so it uses the localhost when I’m working on it and my Render addresses when it’s live.</w:t>
+        <w:t>Added apiOption</w:t>
+      </w:r>
+      <w:r>
+        <w:rPr>
+          <w:lang w:val="en-IE"/>
+        </w:rPr>
+        <w:t>s</w:t>
+      </w:r>
+      <w:r>
+        <w:rPr>
+          <w:lang w:val="en-IE"/>
+        </w:rPr>
+        <w:t xml:space="preserve"> at the top of app_server/controllers/flights.js, so it uses the localhost when I’m working on it and my Render address when it’s live.</w:t>
       </w:r>
     </w:p>
     <w:p>
@@ -4362,51 +4966,7 @@
         <w:rPr>
           <w:lang w:val="en-IE"/>
         </w:rPr>
-        <w:t xml:space="preserve">Moved the </w:t>
-      </w:r>
-      <w:proofErr w:type="spellStart"/>
-      <w:proofErr w:type="gramStart"/>
-      <w:r>
-        <w:rPr>
-          <w:lang w:val="en-IE"/>
-        </w:rPr>
-        <w:t>res.render</w:t>
-      </w:r>
-      <w:proofErr w:type="spellEnd"/>
-      <w:proofErr w:type="gramEnd"/>
-      <w:r>
-        <w:rPr>
-          <w:lang w:val="en-IE"/>
-        </w:rPr>
-        <w:t xml:space="preserve"> into its own _</w:t>
-      </w:r>
-      <w:proofErr w:type="spellStart"/>
-      <w:r>
-        <w:rPr>
-          <w:lang w:val="en-IE"/>
-        </w:rPr>
-        <w:t>renderDashboard</w:t>
-      </w:r>
-      <w:proofErr w:type="spellEnd"/>
-      <w:r>
-        <w:rPr>
-          <w:lang w:val="en-IE"/>
-        </w:rPr>
-        <w:t xml:space="preserve"> function, the same as the lab does with _</w:t>
-      </w:r>
-      <w:proofErr w:type="spellStart"/>
-      <w:r>
-        <w:rPr>
-          <w:lang w:val="en-IE"/>
-        </w:rPr>
-        <w:t>renderHomepage</w:t>
-      </w:r>
-      <w:proofErr w:type="spellEnd"/>
-      <w:r>
-        <w:rPr>
-          <w:lang w:val="en-IE"/>
-        </w:rPr>
-        <w:t>.</w:t>
+        <w:t>Moved the res.render into its own _renderDashboard function, the same as the lab does with _renderHomepage.</w:t>
       </w:r>
     </w:p>
     <w:p>
@@ -4424,35 +4984,14 @@
         <w:rPr>
           <w:lang w:val="en-IE"/>
         </w:rPr>
-        <w:t>The dashboard controller now calls /</w:t>
-      </w:r>
-      <w:proofErr w:type="spellStart"/>
-      <w:r>
-        <w:rPr>
-          <w:lang w:val="en-IE"/>
-        </w:rPr>
-        <w:t>api</w:t>
-      </w:r>
-      <w:proofErr w:type="spellEnd"/>
-      <w:r>
-        <w:rPr>
-          <w:lang w:val="en-IE"/>
-        </w:rPr>
-        <w:t>/airports/ with Dublin’s id and sends what comes back to _</w:t>
-      </w:r>
-      <w:proofErr w:type="spellStart"/>
-      <w:r>
-        <w:rPr>
-          <w:lang w:val="en-IE"/>
-        </w:rPr>
-        <w:t>renderDashboard</w:t>
-      </w:r>
-      <w:proofErr w:type="spellEnd"/>
-      <w:r>
-        <w:rPr>
-          <w:lang w:val="en-IE"/>
-        </w:rPr>
-        <w:t>, so the page shows what’s actually in Atlas. I decided to hardcode Dublin’s id for now, the same way the lab hard-codes the longitude and latitude.</w:t>
+        <w:t xml:space="preserve">The dashboard controller now calls /api/airports/ with Dublin’s id and sends what comes back to _renderDashboard, so the page shows what’s actually in Atlas. I </w:t>
+      </w:r>
+      <w:r>
+        <w:rPr>
+          <w:lang w:val="en-IE"/>
+        </w:rPr>
+        <w:lastRenderedPageBreak/>
+        <w:t>decided to hardcode Dublin’s id for now, the same way the lab hard-codes the longitude and latitude.</w:t>
       </w:r>
     </w:p>
     <w:p>
@@ -4470,50 +5009,31 @@
         <w:rPr>
           <w:lang w:val="en-IE"/>
         </w:rPr>
-        <w:lastRenderedPageBreak/>
         <w:t xml:space="preserve">My API gives back one airport with all its flights together, but my view wants departures and arrivals separate so I used a </w:t>
       </w:r>
-      <w:proofErr w:type="spellStart"/>
-      <w:r>
-        <w:rPr>
-          <w:lang w:val="en-IE"/>
-        </w:rPr>
-        <w:t>javaScript</w:t>
-      </w:r>
-      <w:proofErr w:type="spellEnd"/>
-      <w:r>
-        <w:rPr>
-          <w:lang w:val="en-IE"/>
-        </w:rPr>
-        <w:t xml:space="preserve"> function I learned in my </w:t>
-      </w:r>
-      <w:proofErr w:type="gramStart"/>
-      <w:r>
-        <w:rPr>
-          <w:lang w:val="en-IE"/>
-        </w:rPr>
-        <w:t>Client</w:t>
-      </w:r>
-      <w:proofErr w:type="gramEnd"/>
-      <w:r>
-        <w:rPr>
-          <w:lang w:val="en-IE"/>
-        </w:rPr>
-        <w:t xml:space="preserve">_Side_Development module </w:t>
-      </w:r>
-      <w:proofErr w:type="gramStart"/>
-      <w:r>
-        <w:rPr>
-          <w:lang w:val="en-IE"/>
-        </w:rPr>
-        <w:t>called .filter</w:t>
-      </w:r>
-      <w:proofErr w:type="gramEnd"/>
-      <w:r>
-        <w:rPr>
-          <w:lang w:val="en-IE"/>
-        </w:rPr>
-        <w:t>() which splits them by direction</w:t>
+      <w:r>
+        <w:rPr>
+          <w:lang w:val="en-IE"/>
+        </w:rPr>
+        <w:t>JavaScript</w:t>
+      </w:r>
+      <w:r>
+        <w:rPr>
+          <w:lang w:val="en-IE"/>
+        </w:rPr>
+        <w:t xml:space="preserve"> function I learned in my Client_Side_</w:t>
+      </w:r>
+      <w:r>
+        <w:rPr>
+          <w:lang w:val="en-IE"/>
+        </w:rPr>
+        <w:t>Scripting</w:t>
+      </w:r>
+      <w:r>
+        <w:rPr>
+          <w:lang w:val="en-IE"/>
+        </w:rPr>
+        <w:t xml:space="preserve"> module called .filter() which splits them by direction</w:t>
       </w:r>
       <w:r>
         <w:rPr>
@@ -4573,35 +5093,19 @@
         <w:rPr>
           <w:lang w:val="en-IE"/>
         </w:rPr>
-        <w:t xml:space="preserve"> with </w:t>
-      </w:r>
-      <w:proofErr w:type="spellStart"/>
-      <w:r>
-        <w:rPr>
-          <w:lang w:val="en-IE"/>
-        </w:rPr>
-        <w:t>airportCreate</w:t>
-      </w:r>
-      <w:proofErr w:type="spellEnd"/>
-      <w:r>
-        <w:rPr>
-          <w:lang w:val="en-IE"/>
-        </w:rPr>
-        <w:t>. It sends the new airport to /</w:t>
-      </w:r>
-      <w:proofErr w:type="spellStart"/>
-      <w:r>
-        <w:rPr>
-          <w:lang w:val="en-IE"/>
-        </w:rPr>
-        <w:t>api</w:t>
-      </w:r>
-      <w:proofErr w:type="spellEnd"/>
-      <w:r>
-        <w:rPr>
-          <w:lang w:val="en-IE"/>
-        </w:rPr>
-        <w:t>/airports and goes back to the dashboard if the API sends back a 201, which meaned it worked.</w:t>
+        <w:t xml:space="preserve"> with airportCreate. It sends the new airport to /api/airports and goes back to the dashboard if the API sends back a 201, which mean</w:t>
+      </w:r>
+      <w:r>
+        <w:rPr>
+          <w:lang w:val="en-IE"/>
+        </w:rPr>
+        <w:t>s</w:t>
+      </w:r>
+      <w:r>
+        <w:rPr>
+          <w:lang w:val="en-IE"/>
+        </w:rPr>
+        <w:t xml:space="preserve"> it worked.</w:t>
       </w:r>
     </w:p>
     <w:p>
@@ -4619,49 +5123,37 @@
         <w:rPr>
           <w:lang w:val="en-IE"/>
         </w:rPr>
-        <w:t xml:space="preserve">The lab shows the POST controller and says to try to git it </w:t>
-      </w:r>
-      <w:proofErr w:type="gramStart"/>
-      <w:r>
-        <w:rPr>
-          <w:lang w:val="en-IE"/>
-        </w:rPr>
-        <w:t>working</w:t>
-      </w:r>
-      <w:proofErr w:type="gramEnd"/>
-      <w:r>
-        <w:rPr>
-          <w:lang w:val="en-IE"/>
-        </w:rPr>
-        <w:t xml:space="preserve"> yourself. To do that I </w:t>
-      </w:r>
-      <w:proofErr w:type="spellStart"/>
-      <w:r>
-        <w:rPr>
-          <w:lang w:val="en-IE"/>
-        </w:rPr>
-        <w:t>neede</w:t>
-      </w:r>
-      <w:proofErr w:type="spellEnd"/>
-      <w:r>
-        <w:rPr>
-          <w:lang w:val="en-IE"/>
-        </w:rPr>
-        <w:t xml:space="preserve"> a route, so I added </w:t>
-      </w:r>
-      <w:proofErr w:type="spellStart"/>
-      <w:r>
-        <w:rPr>
-          <w:lang w:val="en-IE"/>
-        </w:rPr>
-        <w:t>router.post</w:t>
-      </w:r>
-      <w:proofErr w:type="spellEnd"/>
-      <w:r>
-        <w:rPr>
-          <w:lang w:val="en-IE"/>
-        </w:rPr>
-        <w:t>(‘</w:t>
+        <w:t>The lab shows the POST controller and says to try to g</w:t>
+      </w:r>
+      <w:r>
+        <w:rPr>
+          <w:lang w:val="en-IE"/>
+        </w:rPr>
+        <w:t>e</w:t>
+      </w:r>
+      <w:r>
+        <w:rPr>
+          <w:lang w:val="en-IE"/>
+        </w:rPr>
+        <w:t>t it working yourself. To do that I neede</w:t>
+      </w:r>
+      <w:r>
+        <w:rPr>
+          <w:lang w:val="en-IE"/>
+        </w:rPr>
+        <w:t>d</w:t>
+      </w:r>
+      <w:r>
+        <w:rPr>
+          <w:lang w:val="en-IE"/>
+        </w:rPr>
+        <w:t xml:space="preserve"> a route, so I added router.post(</w:t>
+      </w:r>
+      <w:r>
+        <w:rPr>
+          <w:lang w:val="en-IE"/>
+        </w:rPr>
+        <w:t>‘</w:t>
       </w:r>
       <w:r>
         <w:rPr>
@@ -4673,29 +5165,27 @@
         <w:rPr>
           <w:lang w:val="en-IE"/>
         </w:rPr>
-        <w:t>airports/new’), written the same way as the routes from Lab 2 but as a POST since its sending data. I tested it in Postman like in Lab 5 and Shannon airport popped up in Atlas confirming that it worked.</w:t>
-      </w:r>
-      <w:r>
-        <w:rPr>
-          <w:lang w:val="en-IE"/>
-        </w:rPr>
-        <w:t xml:space="preserve"> I used documentation from the official </w:t>
-      </w:r>
-      <w:proofErr w:type="spellStart"/>
-      <w:r>
-        <w:rPr>
-          <w:lang w:val="en-IE"/>
-        </w:rPr>
-        <w:t>expressjs</w:t>
-      </w:r>
-      <w:proofErr w:type="spellEnd"/>
-      <w:r>
-        <w:rPr>
-          <w:lang w:val="en-IE"/>
-        </w:rPr>
-        <w:t xml:space="preserve"> site to assist me with the creation of the code piece. Link: </w:t>
-      </w:r>
-      <w:hyperlink r:id="rId20" w:history="1">
+        <w:t>airports/new’), written the same way as the routes from Lab 2 but as a POST since it</w:t>
+      </w:r>
+      <w:r>
+        <w:rPr>
+          <w:lang w:val="en-IE"/>
+        </w:rPr>
+        <w:t>’</w:t>
+      </w:r>
+      <w:r>
+        <w:rPr>
+          <w:lang w:val="en-IE"/>
+        </w:rPr>
+        <w:t>s sending data. I tested it in Postman like in Lab 5 and Shannon airport popped up in Atlas confirming that it worked.</w:t>
+      </w:r>
+      <w:r>
+        <w:rPr>
+          <w:lang w:val="en-IE"/>
+        </w:rPr>
+        <w:t xml:space="preserve"> I used documentation from the official expressjs site to assist me with the creation of the code piece. Link: </w:t>
+      </w:r>
+      <w:hyperlink r:id="rId18" w:history="1">
         <w:r>
           <w:rPr>
             <w:rStyle w:val="Hyperlink"/>
@@ -4726,112 +5216,159 @@
     </w:p>
     <w:p>
       <w:pPr>
-        <w:ind w:left="360"/>
-        <w:rPr>
-          <w:lang w:val="en-IE"/>
-        </w:rPr>
-      </w:pPr>
-    </w:p>
-    <w:p>
-      <w:pPr>
-        <w:rPr>
-          <w:lang w:val="en-IE"/>
-        </w:rPr>
-      </w:pPr>
-    </w:p>
-    <w:p>
-      <w:pPr>
-        <w:rPr>
-          <w:lang w:val="en-IE"/>
-        </w:rPr>
-      </w:pPr>
-    </w:p>
-    <w:p>
-      <w:pPr>
-        <w:rPr>
-          <w:lang w:val="en-IE"/>
-        </w:rPr>
-      </w:pPr>
-    </w:p>
-    <w:p>
-      <w:pPr>
-        <w:rPr>
-          <w:lang w:val="en-IE"/>
-        </w:rPr>
-      </w:pPr>
-    </w:p>
-    <w:p>
-      <w:pPr>
-        <w:rPr>
-          <w:lang w:val="en-IE"/>
-        </w:rPr>
-      </w:pPr>
-    </w:p>
-    <w:p>
-      <w:pPr>
-        <w:rPr>
-          <w:lang w:val="en-IE"/>
-        </w:rPr>
-      </w:pPr>
-    </w:p>
-    <w:p>
-      <w:pPr>
-        <w:rPr>
-          <w:lang w:val="en-IE"/>
-        </w:rPr>
-      </w:pPr>
-    </w:p>
-    <w:p>
-      <w:pPr>
-        <w:rPr>
-          <w:lang w:val="en-IE"/>
-        </w:rPr>
-      </w:pPr>
-    </w:p>
-    <w:p>
-      <w:pPr>
-        <w:rPr>
-          <w:lang w:val="en-IE"/>
-        </w:rPr>
-      </w:pPr>
-    </w:p>
-    <w:p>
-      <w:pPr>
-        <w:rPr>
-          <w:lang w:val="en-IE"/>
-        </w:rPr>
-      </w:pPr>
-    </w:p>
-    <w:p>
-      <w:pPr>
-        <w:rPr>
-          <w:lang w:val="en-IE"/>
-        </w:rPr>
-      </w:pPr>
-    </w:p>
-    <w:p>
-      <w:pPr>
-        <w:rPr>
-          <w:lang w:val="en-IE"/>
-        </w:rPr>
-      </w:pPr>
-    </w:p>
-    <w:p>
-      <w:pPr>
-        <w:rPr>
-          <w:lang w:val="en-IE"/>
-        </w:rPr>
-      </w:pPr>
-    </w:p>
-    <w:p>
-      <w:pPr>
-        <w:rPr>
-          <w:lang w:val="en-IE"/>
-        </w:rPr>
-      </w:pPr>
-    </w:p>
-    <w:p>
-      <w:pPr>
+        <w:pStyle w:val="ListParagraph"/>
+        <w:rPr>
+          <w:lang w:val="en-IE"/>
+        </w:rPr>
+      </w:pPr>
+    </w:p>
+    <w:p>
+      <w:pPr>
+        <w:pStyle w:val="ListParagraph"/>
+        <w:rPr>
+          <w:lang w:val="en-IE"/>
+        </w:rPr>
+      </w:pPr>
+    </w:p>
+    <w:p>
+      <w:pPr>
+        <w:pStyle w:val="ListParagraph"/>
+        <w:rPr>
+          <w:lang w:val="en-IE"/>
+        </w:rPr>
+      </w:pPr>
+    </w:p>
+    <w:p>
+      <w:pPr>
+        <w:pStyle w:val="ListParagraph"/>
+        <w:rPr>
+          <w:lang w:val="en-IE"/>
+        </w:rPr>
+      </w:pPr>
+    </w:p>
+    <w:p>
+      <w:pPr>
+        <w:pStyle w:val="ListParagraph"/>
+        <w:rPr>
+          <w:lang w:val="en-IE"/>
+        </w:rPr>
+      </w:pPr>
+    </w:p>
+    <w:p>
+      <w:pPr>
+        <w:pStyle w:val="ListParagraph"/>
+        <w:rPr>
+          <w:lang w:val="en-IE"/>
+        </w:rPr>
+      </w:pPr>
+    </w:p>
+    <w:p>
+      <w:pPr>
+        <w:pStyle w:val="ListParagraph"/>
+        <w:rPr>
+          <w:lang w:val="en-IE"/>
+        </w:rPr>
+      </w:pPr>
+    </w:p>
+    <w:p>
+      <w:pPr>
+        <w:pStyle w:val="ListParagraph"/>
+        <w:rPr>
+          <w:lang w:val="en-IE"/>
+        </w:rPr>
+      </w:pPr>
+    </w:p>
+    <w:p>
+      <w:pPr>
+        <w:pStyle w:val="ListParagraph"/>
+        <w:rPr>
+          <w:lang w:val="en-IE"/>
+        </w:rPr>
+      </w:pPr>
+    </w:p>
+    <w:p>
+      <w:pPr>
+        <w:pStyle w:val="ListParagraph"/>
+        <w:rPr>
+          <w:lang w:val="en-IE"/>
+        </w:rPr>
+      </w:pPr>
+    </w:p>
+    <w:p>
+      <w:pPr>
+        <w:pStyle w:val="ListParagraph"/>
+        <w:rPr>
+          <w:lang w:val="en-IE"/>
+        </w:rPr>
+      </w:pPr>
+    </w:p>
+    <w:p>
+      <w:pPr>
+        <w:pStyle w:val="ListParagraph"/>
+        <w:rPr>
+          <w:lang w:val="en-IE"/>
+        </w:rPr>
+      </w:pPr>
+    </w:p>
+    <w:p>
+      <w:pPr>
+        <w:pStyle w:val="ListParagraph"/>
+        <w:rPr>
+          <w:lang w:val="en-IE"/>
+        </w:rPr>
+      </w:pPr>
+    </w:p>
+    <w:p>
+      <w:pPr>
+        <w:pStyle w:val="ListParagraph"/>
+        <w:rPr>
+          <w:lang w:val="en-IE"/>
+        </w:rPr>
+      </w:pPr>
+    </w:p>
+    <w:p>
+      <w:pPr>
+        <w:pStyle w:val="ListParagraph"/>
+        <w:rPr>
+          <w:lang w:val="en-IE"/>
+        </w:rPr>
+      </w:pPr>
+    </w:p>
+    <w:p>
+      <w:pPr>
+        <w:pStyle w:val="ListParagraph"/>
+        <w:rPr>
+          <w:lang w:val="en-IE"/>
+        </w:rPr>
+      </w:pPr>
+    </w:p>
+    <w:p>
+      <w:pPr>
+        <w:pStyle w:val="ListParagraph"/>
+        <w:rPr>
+          <w:lang w:val="en-IE"/>
+        </w:rPr>
+      </w:pPr>
+    </w:p>
+    <w:p>
+      <w:pPr>
+        <w:pStyle w:val="ListParagraph"/>
+        <w:rPr>
+          <w:lang w:val="en-IE"/>
+        </w:rPr>
+      </w:pPr>
+    </w:p>
+    <w:p>
+      <w:pPr>
+        <w:pStyle w:val="ListParagraph"/>
+        <w:rPr>
+          <w:lang w:val="en-IE"/>
+        </w:rPr>
+      </w:pPr>
+    </w:p>
+    <w:p>
+      <w:pPr>
+        <w:pStyle w:val="ListParagraph"/>
         <w:rPr>
           <w:lang w:val="en-IE"/>
         </w:rPr>
@@ -4841,49 +5378,3496 @@
       <w:pPr>
         <w:pStyle w:val="Heading1"/>
       </w:pPr>
+      <w:bookmarkStart w:id="5" w:name="_Toc243851750"/>
       <w:r>
         <w:lastRenderedPageBreak/>
         <w:t>3. Views</w:t>
       </w:r>
+      <w:bookmarkEnd w:id="5"/>
     </w:p>
     <w:p>
       <w:pPr>
         <w:pStyle w:val="Heading2"/>
       </w:pPr>
-    </w:p>
+      <w:bookmarkStart w:id="6" w:name="_Toc243851751"/>
+      <w:r>
+        <w:t>3.1 List of Views</w:t>
+      </w:r>
+      <w:bookmarkEnd w:id="6"/>
+    </w:p>
+    <w:tbl>
+      <w:tblPr>
+        <w:tblStyle w:val="PlainTable1"/>
+        <w:tblW w:w="0" w:type="auto"/>
+        <w:tblLook w:val="04A0" w:firstRow="1" w:lastRow="0" w:firstColumn="1" w:lastColumn="0" w:noHBand="0" w:noVBand="1"/>
+      </w:tblPr>
+      <w:tblGrid>
+        <w:gridCol w:w="4508"/>
+        <w:gridCol w:w="4508"/>
+      </w:tblGrid>
+      <w:tr>
+        <w:trPr>
+          <w:cnfStyle w:val="100000000000" w:firstRow="1" w:lastRow="0" w:firstColumn="0" w:lastColumn="0" w:oddVBand="0" w:evenVBand="0" w:oddHBand="0" w:evenHBand="0" w:firstRowFirstColumn="0" w:firstRowLastColumn="0" w:lastRowFirstColumn="0" w:lastRowLastColumn="0"/>
+        </w:trPr>
+        <w:tc>
+          <w:tcPr>
+            <w:cnfStyle w:val="001000000000" w:firstRow="0" w:lastRow="0" w:firstColumn="1" w:lastColumn="0" w:oddVBand="0" w:evenVBand="0" w:oddHBand="0" w:evenHBand="0" w:firstRowFirstColumn="0" w:firstRowLastColumn="0" w:lastRowFirstColumn="0" w:lastRowLastColumn="0"/>
+            <w:tcW w:w="4508" w:type="dxa"/>
+          </w:tcPr>
+          <w:p>
+            <w:r>
+              <w:t>View</w:t>
+            </w:r>
+          </w:p>
+        </w:tc>
+        <w:tc>
+          <w:tcPr>
+            <w:tcW w:w="4508" w:type="dxa"/>
+          </w:tcPr>
+          <w:p>
+            <w:pPr>
+              <w:cnfStyle w:val="100000000000" w:firstRow="1" w:lastRow="0" w:firstColumn="0" w:lastColumn="0" w:oddVBand="0" w:evenVBand="0" w:oddHBand="0" w:evenHBand="0" w:firstRowFirstColumn="0" w:firstRowLastColumn="0" w:lastRowFirstColumn="0" w:lastRowLastColumn="0"/>
+            </w:pPr>
+            <w:r>
+              <w:t>What it displays</w:t>
+            </w:r>
+          </w:p>
+        </w:tc>
+      </w:tr>
+      <w:tr>
+        <w:trPr>
+          <w:cnfStyle w:val="000000100000" w:firstRow="0" w:lastRow="0" w:firstColumn="0" w:lastColumn="0" w:oddVBand="0" w:evenVBand="0" w:oddHBand="1" w:evenHBand="0" w:firstRowFirstColumn="0" w:firstRowLastColumn="0" w:lastRowFirstColumn="0" w:lastRowLastColumn="0"/>
+        </w:trPr>
+        <w:tc>
+          <w:tcPr>
+            <w:cnfStyle w:val="001000000000" w:firstRow="0" w:lastRow="0" w:firstColumn="1" w:lastColumn="0" w:oddVBand="0" w:evenVBand="0" w:oddHBand="0" w:evenHBand="0" w:firstRowFirstColumn="0" w:firstRowLastColumn="0" w:lastRowFirstColumn="0" w:lastRowLastColumn="0"/>
+            <w:tcW w:w="4508" w:type="dxa"/>
+          </w:tcPr>
+          <w:p>
+            <w:pPr>
+              <w:rPr>
+                <w:b w:val="0"/>
+                <w:bCs w:val="0"/>
+              </w:rPr>
+            </w:pPr>
+            <w:r>
+              <w:rPr>
+                <w:b w:val="0"/>
+                <w:bCs w:val="0"/>
+              </w:rPr>
+              <w:t>layout.pug</w:t>
+            </w:r>
+          </w:p>
+        </w:tc>
+        <w:tc>
+          <w:tcPr>
+            <w:tcW w:w="4508" w:type="dxa"/>
+          </w:tcPr>
+          <w:p>
+            <w:pPr>
+              <w:cnfStyle w:val="000000100000" w:firstRow="0" w:lastRow="0" w:firstColumn="0" w:lastColumn="0" w:oddVBand="0" w:evenVBand="0" w:oddHBand="1" w:evenHBand="0" w:firstRowFirstColumn="0" w:firstRowLastColumn="0" w:lastRowFirstColumn="0" w:lastRowLastColumn="0"/>
+            </w:pPr>
+            <w:r>
+              <w:t>Navbar and footer shared by every page</w:t>
+            </w:r>
+          </w:p>
+        </w:tc>
+      </w:tr>
+      <w:tr>
+        <w:tc>
+          <w:tcPr>
+            <w:cnfStyle w:val="001000000000" w:firstRow="0" w:lastRow="0" w:firstColumn="1" w:lastColumn="0" w:oddVBand="0" w:evenVBand="0" w:oddHBand="0" w:evenHBand="0" w:firstRowFirstColumn="0" w:firstRowLastColumn="0" w:lastRowFirstColumn="0" w:lastRowLastColumn="0"/>
+            <w:tcW w:w="4508" w:type="dxa"/>
+          </w:tcPr>
+          <w:p>
+            <w:pPr>
+              <w:rPr>
+                <w:b w:val="0"/>
+                <w:bCs w:val="0"/>
+              </w:rPr>
+            </w:pPr>
+            <w:r>
+              <w:rPr>
+                <w:b w:val="0"/>
+                <w:bCs w:val="0"/>
+              </w:rPr>
+              <w:t>dashboard.pug</w:t>
+            </w:r>
+          </w:p>
+        </w:tc>
+        <w:tc>
+          <w:tcPr>
+            <w:tcW w:w="4508" w:type="dxa"/>
+          </w:tcPr>
+          <w:p>
+            <w:pPr>
+              <w:cnfStyle w:val="000000000000" w:firstRow="0" w:lastRow="0" w:firstColumn="0" w:lastColumn="0" w:oddVBand="0" w:evenVBand="0" w:oddHBand="0" w:evenHBand="0" w:firstRowFirstColumn="0" w:firstRowLastColumn="0" w:lastRowFirstColumn="0" w:lastRowLastColumn="0"/>
+            </w:pPr>
+            <w:r>
+              <w:t>Departures, arrivals and the watchlist</w:t>
+            </w:r>
+          </w:p>
+        </w:tc>
+      </w:tr>
+      <w:tr>
+        <w:trPr>
+          <w:cnfStyle w:val="000000100000" w:firstRow="0" w:lastRow="0" w:firstColumn="0" w:lastColumn="0" w:oddVBand="0" w:evenVBand="0" w:oddHBand="1" w:evenHBand="0" w:firstRowFirstColumn="0" w:firstRowLastColumn="0" w:lastRowFirstColumn="0" w:lastRowLastColumn="0"/>
+        </w:trPr>
+        <w:tc>
+          <w:tcPr>
+            <w:cnfStyle w:val="001000000000" w:firstRow="0" w:lastRow="0" w:firstColumn="1" w:lastColumn="0" w:oddVBand="0" w:evenVBand="0" w:oddHBand="0" w:evenHBand="0" w:firstRowFirstColumn="0" w:firstRowLastColumn="0" w:lastRowFirstColumn="0" w:lastRowLastColumn="0"/>
+            <w:tcW w:w="4508" w:type="dxa"/>
+          </w:tcPr>
+          <w:p>
+            <w:pPr>
+              <w:rPr>
+                <w:b w:val="0"/>
+                <w:bCs w:val="0"/>
+              </w:rPr>
+            </w:pPr>
+            <w:r>
+              <w:rPr>
+                <w:b w:val="0"/>
+                <w:bCs w:val="0"/>
+              </w:rPr>
+              <w:t>login.pug</w:t>
+            </w:r>
+          </w:p>
+        </w:tc>
+        <w:tc>
+          <w:tcPr>
+            <w:tcW w:w="4508" w:type="dxa"/>
+          </w:tcPr>
+          <w:p>
+            <w:pPr>
+              <w:cnfStyle w:val="000000100000" w:firstRow="0" w:lastRow="0" w:firstColumn="0" w:lastColumn="0" w:oddVBand="0" w:evenVBand="0" w:oddHBand="1" w:evenHBand="0" w:firstRowFirstColumn="0" w:firstRowLastColumn="0" w:lastRowFirstColumn="0" w:lastRowLastColumn="0"/>
+            </w:pPr>
+            <w:r>
+              <w:t>Login form</w:t>
+            </w:r>
+          </w:p>
+        </w:tc>
+      </w:tr>
+      <w:tr>
+        <w:tc>
+          <w:tcPr>
+            <w:cnfStyle w:val="001000000000" w:firstRow="0" w:lastRow="0" w:firstColumn="1" w:lastColumn="0" w:oddVBand="0" w:evenVBand="0" w:oddHBand="0" w:evenHBand="0" w:firstRowFirstColumn="0" w:firstRowLastColumn="0" w:lastRowFirstColumn="0" w:lastRowLastColumn="0"/>
+            <w:tcW w:w="4508" w:type="dxa"/>
+          </w:tcPr>
+          <w:p>
+            <w:pPr>
+              <w:rPr>
+                <w:b w:val="0"/>
+                <w:bCs w:val="0"/>
+              </w:rPr>
+            </w:pPr>
+            <w:r>
+              <w:rPr>
+                <w:b w:val="0"/>
+                <w:bCs w:val="0"/>
+              </w:rPr>
+              <w:t xml:space="preserve">register.pug </w:t>
+            </w:r>
+          </w:p>
+        </w:tc>
+        <w:tc>
+          <w:tcPr>
+            <w:tcW w:w="4508" w:type="dxa"/>
+          </w:tcPr>
+          <w:p>
+            <w:pPr>
+              <w:cnfStyle w:val="000000000000" w:firstRow="0" w:lastRow="0" w:firstColumn="0" w:lastColumn="0" w:oddVBand="0" w:evenVBand="0" w:oddHBand="0" w:evenHBand="0" w:firstRowFirstColumn="0" w:firstRowLastColumn="0" w:lastRowFirstColumn="0" w:lastRowLastColumn="0"/>
+            </w:pPr>
+            <w:r>
+              <w:t>Registration form</w:t>
+            </w:r>
+          </w:p>
+        </w:tc>
+      </w:tr>
+      <w:tr>
+        <w:trPr>
+          <w:cnfStyle w:val="000000100000" w:firstRow="0" w:lastRow="0" w:firstColumn="0" w:lastColumn="0" w:oddVBand="0" w:evenVBand="0" w:oddHBand="1" w:evenHBand="0" w:firstRowFirstColumn="0" w:firstRowLastColumn="0" w:lastRowFirstColumn="0" w:lastRowLastColumn="0"/>
+        </w:trPr>
+        <w:tc>
+          <w:tcPr>
+            <w:cnfStyle w:val="001000000000" w:firstRow="0" w:lastRow="0" w:firstColumn="1" w:lastColumn="0" w:oddVBand="0" w:evenVBand="0" w:oddHBand="0" w:evenHBand="0" w:firstRowFirstColumn="0" w:firstRowLastColumn="0" w:lastRowFirstColumn="0" w:lastRowLastColumn="0"/>
+            <w:tcW w:w="4508" w:type="dxa"/>
+          </w:tcPr>
+          <w:p>
+            <w:pPr>
+              <w:rPr>
+                <w:b w:val="0"/>
+                <w:bCs w:val="0"/>
+              </w:rPr>
+            </w:pPr>
+            <w:r>
+              <w:rPr>
+                <w:b w:val="0"/>
+                <w:bCs w:val="0"/>
+              </w:rPr>
+              <w:t>e</w:t>
+            </w:r>
+            <w:r>
+              <w:rPr>
+                <w:b w:val="0"/>
+                <w:bCs w:val="0"/>
+              </w:rPr>
+              <w:t>rror.pug</w:t>
+            </w:r>
+          </w:p>
+        </w:tc>
+        <w:tc>
+          <w:tcPr>
+            <w:tcW w:w="4508" w:type="dxa"/>
+          </w:tcPr>
+          <w:p>
+            <w:pPr>
+              <w:cnfStyle w:val="000000100000" w:firstRow="0" w:lastRow="0" w:firstColumn="0" w:lastColumn="0" w:oddVBand="0" w:evenVBand="0" w:oddHBand="1" w:evenHBand="0" w:firstRowFirstColumn="0" w:firstRowLastColumn="0" w:lastRowFirstColumn="0" w:lastRowLastColumn="0"/>
+            </w:pPr>
+            <w:r>
+              <w:t>Error page</w:t>
+            </w:r>
+          </w:p>
+        </w:tc>
+      </w:tr>
+    </w:tbl>
     <w:p/>
     <w:p>
       <w:pPr>
-        <w:pStyle w:val="Heading1"/>
-        <w:rPr>
-          <w:lang w:val="en-IE"/>
-        </w:rPr>
-      </w:pPr>
-    </w:p>
-    <w:p>
-      <w:pPr>
-        <w:pStyle w:val="Heading1"/>
-        <w:rPr>
-          <w:lang w:val="en-IE"/>
-        </w:rPr>
-      </w:pPr>
-    </w:p>
-    <w:p>
-      <w:pPr>
-        <w:pStyle w:val="Heading1"/>
-        <w:rPr>
-          <w:lang w:val="en-IE"/>
-        </w:rPr>
-      </w:pPr>
-      <w:bookmarkStart w:id="5" w:name="_Toc243830411"/>
+        <w:pStyle w:val="Heading2"/>
+      </w:pPr>
+      <w:bookmarkStart w:id="7" w:name="_Toc243851752"/>
+      <w:r>
+        <w:t>3</w:t>
+      </w:r>
+      <w:r>
+        <w:t>.2 How I Built Them</w:t>
+      </w:r>
+      <w:bookmarkEnd w:id="7"/>
+    </w:p>
+    <w:p>
+      <w:r>
+        <w:t>All the views extend layout.pug so the navbar and the footer are only written once. I wrote the pages in HTML first and then used the pughtml.com converter to turn them into Pug.</w:t>
+      </w:r>
+    </w:p>
+    <w:p>
+      <w:r>
+        <w:drawing>
+          <wp:inline distT="0" distB="0" distL="0" distR="0" wp14:anchorId="76B0CEBE" wp14:editId="1253D7BC">
+            <wp:extent cx="5731510" cy="2319655"/>
+            <wp:effectExtent l="0" t="0" r="2540" b="4445"/>
+            <wp:docPr id="837613826" name="Picture 1"/>
+            <wp:cNvGraphicFramePr>
+              <a:graphicFrameLocks xmlns:a="http://schemas.openxmlformats.org/drawingml/2006/main" noChangeAspect="1"/>
+            </wp:cNvGraphicFramePr>
+            <a:graphic xmlns:a="http://schemas.openxmlformats.org/drawingml/2006/main">
+              <a:graphicData uri="http://schemas.openxmlformats.org/drawingml/2006/picture">
+                <pic:pic xmlns:pic="http://schemas.openxmlformats.org/drawingml/2006/picture">
+                  <pic:nvPicPr>
+                    <pic:cNvPr id="837613826" name=""/>
+                    <pic:cNvPicPr/>
+                  </pic:nvPicPr>
+                  <pic:blipFill>
+                    <a:blip r:embed="rId19"/>
+                    <a:stretch>
+                      <a:fillRect/>
+                    </a:stretch>
+                  </pic:blipFill>
+                  <pic:spPr>
+                    <a:xfrm>
+                      <a:off x="0" y="0"/>
+                      <a:ext cx="5731510" cy="2319655"/>
+                    </a:xfrm>
+                    <a:prstGeom prst="rect">
+                      <a:avLst/>
+                    </a:prstGeom>
+                  </pic:spPr>
+                </pic:pic>
+              </a:graphicData>
+            </a:graphic>
+          </wp:inline>
+        </w:drawing>
+      </w:r>
+    </w:p>
+    <w:p>
+      <w:pPr>
+        <w:pStyle w:val="Heading2"/>
+      </w:pPr>
+      <w:bookmarkStart w:id="8" w:name="_Toc243851753"/>
+      <w:r>
+        <w:t>3</w:t>
+      </w:r>
+      <w:r>
+        <w:t>.3 UIF Components</w:t>
+      </w:r>
+      <w:bookmarkEnd w:id="8"/>
+    </w:p>
+    <w:p>
+      <w:r>
+        <w:t>I used Bootstrap 5 for the layout and the components:</w:t>
+      </w:r>
+    </w:p>
+    <w:p>
+      <w:pPr>
+        <w:pStyle w:val="ListParagraph"/>
+        <w:numPr>
+          <w:ilvl w:val="0"/>
+          <w:numId w:val="9"/>
+        </w:numPr>
+      </w:pPr>
+      <w:r>
+        <w:t>Cards for the Departures, Arrivals and my watchlist sections.</w:t>
+      </w:r>
+    </w:p>
+    <w:p>
+      <w:pPr>
+        <w:pStyle w:val="ListParagraph"/>
+        <w:numPr>
+          <w:ilvl w:val="0"/>
+          <w:numId w:val="9"/>
+        </w:numPr>
+      </w:pPr>
+      <w:r>
+        <w:t>Tables for the flights.</w:t>
+      </w:r>
+    </w:p>
+    <w:p>
+      <w:pPr>
+        <w:pStyle w:val="ListParagraph"/>
+        <w:numPr>
+          <w:ilvl w:val="0"/>
+          <w:numId w:val="9"/>
+        </w:numPr>
+      </w:pPr>
+      <w:r>
+        <w:t>Badges for the flight status, coloured with bg-success, bg-warning and bg-danger.</w:t>
+      </w:r>
+    </w:p>
+    <w:p>
+      <w:pPr>
+        <w:pStyle w:val="ListParagraph"/>
+        <w:numPr>
+          <w:ilvl w:val="0"/>
+          <w:numId w:val="9"/>
+        </w:numPr>
+      </w:pPr>
+      <w:r>
+        <w:t>Font Awesome for the plane and star icons.</w:t>
+      </w:r>
+    </w:p>
+    <w:p>
+      <w:pPr>
+        <w:pStyle w:val="NormalWeb"/>
+      </w:pPr>
       <w:r>
         <w:rPr>
           <w:noProof/>
-          <w:lang w:val="en-IE"/>
         </w:rPr>
         <w:lastRenderedPageBreak/>
         <w:drawing>
-          <wp:inline distT="0" distB="0" distL="0" distR="0" wp14:anchorId="2DA5E5D3" wp14:editId="748642AA">
+          <wp:inline distT="0" distB="0" distL="0" distR="0" wp14:anchorId="653413F2" wp14:editId="58D838A4">
+            <wp:extent cx="6480000" cy="3386457"/>
+            <wp:effectExtent l="0" t="0" r="0" b="4445"/>
+            <wp:docPr id="1520452163" name="Picture 10"/>
+            <wp:cNvGraphicFramePr>
+              <a:graphicFrameLocks xmlns:a="http://schemas.openxmlformats.org/drawingml/2006/main" noChangeAspect="1"/>
+            </wp:cNvGraphicFramePr>
+            <a:graphic xmlns:a="http://schemas.openxmlformats.org/drawingml/2006/main">
+              <a:graphicData uri="http://schemas.openxmlformats.org/drawingml/2006/picture">
+                <pic:pic xmlns:pic="http://schemas.openxmlformats.org/drawingml/2006/picture">
+                  <pic:nvPicPr>
+                    <pic:cNvPr id="0" name="Picture 8"/>
+                    <pic:cNvPicPr>
+                      <a:picLocks noChangeAspect="1" noChangeArrowheads="1"/>
+                    </pic:cNvPicPr>
+                  </pic:nvPicPr>
+                  <pic:blipFill>
+                    <a:blip r:embed="rId20" cstate="print">
+                      <a:extLst>
+                        <a:ext uri="{28A0092B-C50C-407E-A947-70E740481C1C}">
+                          <a14:useLocalDpi xmlns:a14="http://schemas.microsoft.com/office/drawing/2010/main" val="0"/>
+                        </a:ext>
+                      </a:extLst>
+                    </a:blip>
+                    <a:srcRect/>
+                    <a:stretch>
+                      <a:fillRect/>
+                    </a:stretch>
+                  </pic:blipFill>
+                  <pic:spPr bwMode="auto">
+                    <a:xfrm>
+                      <a:off x="0" y="0"/>
+                      <a:ext cx="6480000" cy="3386457"/>
+                    </a:xfrm>
+                    <a:prstGeom prst="rect">
+                      <a:avLst/>
+                    </a:prstGeom>
+                    <a:noFill/>
+                    <a:ln>
+                      <a:noFill/>
+                    </a:ln>
+                  </pic:spPr>
+                </pic:pic>
+              </a:graphicData>
+            </a:graphic>
+          </wp:inline>
+        </w:drawing>
+      </w:r>
+    </w:p>
+    <w:p>
+      <w:r>
+        <w:t xml:space="preserve">My dashboard on the standard desktop view with the bootstrap parts I used labeled. </w:t>
+      </w:r>
+    </w:p>
+    <w:p/>
+    <w:p>
+      <w:pPr>
+        <w:pStyle w:val="Heading2"/>
+      </w:pPr>
+      <w:bookmarkStart w:id="9" w:name="_Toc243851754"/>
+      <w:r>
+        <w:t>3.4 How data is set to the Views</w:t>
+      </w:r>
+      <w:bookmarkEnd w:id="9"/>
+    </w:p>
+    <w:p>
+      <w:r>
+        <w:t>The views don’t have any data typed into them, just variables. #{} puts data inside text and = puts it straight after a tag. Pug’s each/in loop goes through each array and builds a table row for every flight.</w:t>
+      </w:r>
+    </w:p>
+    <w:p>
+      <w:r>
+        <w:drawing>
+          <wp:inline distT="0" distB="0" distL="0" distR="0" wp14:anchorId="1F5222B0" wp14:editId="11512496">
+            <wp:extent cx="5731510" cy="2994660"/>
+            <wp:effectExtent l="0" t="0" r="2540" b="0"/>
+            <wp:docPr id="1000246582" name="Picture 1"/>
+            <wp:cNvGraphicFramePr>
+              <a:graphicFrameLocks xmlns:a="http://schemas.openxmlformats.org/drawingml/2006/main" noChangeAspect="1"/>
+            </wp:cNvGraphicFramePr>
+            <a:graphic xmlns:a="http://schemas.openxmlformats.org/drawingml/2006/main">
+              <a:graphicData uri="http://schemas.openxmlformats.org/drawingml/2006/picture">
+                <pic:pic xmlns:pic="http://schemas.openxmlformats.org/drawingml/2006/picture">
+                  <pic:nvPicPr>
+                    <pic:cNvPr id="1000246582" name=""/>
+                    <pic:cNvPicPr/>
+                  </pic:nvPicPr>
+                  <pic:blipFill>
+                    <a:blip r:embed="rId21"/>
+                    <a:stretch>
+                      <a:fillRect/>
+                    </a:stretch>
+                  </pic:blipFill>
+                  <pic:spPr>
+                    <a:xfrm>
+                      <a:off x="0" y="0"/>
+                      <a:ext cx="5731510" cy="2994660"/>
+                    </a:xfrm>
+                    <a:prstGeom prst="rect">
+                      <a:avLst/>
+                    </a:prstGeom>
+                  </pic:spPr>
+                </pic:pic>
+              </a:graphicData>
+            </a:graphic>
+          </wp:inline>
+        </w:drawing>
+      </w:r>
+    </w:p>
+    <w:p/>
+    <w:p>
+      <w:r>
+        <w:lastRenderedPageBreak/>
+        <w:t xml:space="preserve">The outputStar mixin in _includes/sharedHTMLfunctions.pug shows a filled or empty star depending on whether the flight is starred. That way I didn’t </w:t>
+      </w:r>
+      <w:r>
+        <w:t>have</w:t>
+      </w:r>
+      <w:r>
+        <w:t xml:space="preserve"> to write the same things in both tables.</w:t>
+      </w:r>
+    </w:p>
+    <w:p>
+      <w:r>
+        <w:drawing>
+          <wp:inline distT="0" distB="0" distL="0" distR="0" wp14:anchorId="1AB13E2A" wp14:editId="1CAAA27C">
+            <wp:extent cx="3553321" cy="1390844"/>
+            <wp:effectExtent l="0" t="0" r="9525" b="0"/>
+            <wp:docPr id="1459461762" name="Picture 1"/>
+            <wp:cNvGraphicFramePr>
+              <a:graphicFrameLocks xmlns:a="http://schemas.openxmlformats.org/drawingml/2006/main" noChangeAspect="1"/>
+            </wp:cNvGraphicFramePr>
+            <a:graphic xmlns:a="http://schemas.openxmlformats.org/drawingml/2006/main">
+              <a:graphicData uri="http://schemas.openxmlformats.org/drawingml/2006/picture">
+                <pic:pic xmlns:pic="http://schemas.openxmlformats.org/drawingml/2006/picture">
+                  <pic:nvPicPr>
+                    <pic:cNvPr id="1459461762" name=""/>
+                    <pic:cNvPicPr/>
+                  </pic:nvPicPr>
+                  <pic:blipFill>
+                    <a:blip r:embed="rId22"/>
+                    <a:stretch>
+                      <a:fillRect/>
+                    </a:stretch>
+                  </pic:blipFill>
+                  <pic:spPr>
+                    <a:xfrm>
+                      <a:off x="0" y="0"/>
+                      <a:ext cx="3553321" cy="1390844"/>
+                    </a:xfrm>
+                    <a:prstGeom prst="rect">
+                      <a:avLst/>
+                    </a:prstGeom>
+                  </pic:spPr>
+                </pic:pic>
+              </a:graphicData>
+            </a:graphic>
+          </wp:inline>
+        </w:drawing>
+      </w:r>
+    </w:p>
+    <w:p/>
+    <w:p>
+      <w:r>
+        <w:t>Since Lab 6 the data comes from the database through the API, but the view didn’t need to change at all. It still gets pageHeader, departures, arrivals and watchlist, they just come from somewhere else now.</w:t>
+      </w:r>
+    </w:p>
+    <w:p/>
+    <w:p/>
+    <w:p>
+      <w:pPr>
+        <w:pStyle w:val="Heading2"/>
+      </w:pPr>
+      <w:bookmarkStart w:id="10" w:name="_Toc243851755"/>
+      <w:r>
+        <w:t>3.5 Responsive Design</w:t>
+      </w:r>
+      <w:bookmarkEnd w:id="10"/>
+    </w:p>
+    <w:p>
+      <w:r>
+        <w:drawing>
+          <wp:inline distT="0" distB="0" distL="0" distR="0" wp14:anchorId="02D169EA" wp14:editId="6BC8DF3B">
+            <wp:extent cx="5731510" cy="2869101"/>
+            <wp:effectExtent l="0" t="0" r="2540" b="7620"/>
+            <wp:docPr id="1104002642" name="Picture 1"/>
+            <wp:cNvGraphicFramePr>
+              <a:graphicFrameLocks xmlns:a="http://schemas.openxmlformats.org/drawingml/2006/main" noChangeAspect="1"/>
+            </wp:cNvGraphicFramePr>
+            <a:graphic xmlns:a="http://schemas.openxmlformats.org/drawingml/2006/main">
+              <a:graphicData uri="http://schemas.openxmlformats.org/drawingml/2006/picture">
+                <pic:pic xmlns:pic="http://schemas.openxmlformats.org/drawingml/2006/picture">
+                  <pic:nvPicPr>
+                    <pic:cNvPr id="1104002642" name=""/>
+                    <pic:cNvPicPr/>
+                  </pic:nvPicPr>
+                  <pic:blipFill>
+                    <a:blip r:embed="rId23"/>
+                    <a:stretch>
+                      <a:fillRect/>
+                    </a:stretch>
+                  </pic:blipFill>
+                  <pic:spPr>
+                    <a:xfrm>
+                      <a:off x="0" y="0"/>
+                      <a:ext cx="5731510" cy="2869101"/>
+                    </a:xfrm>
+                    <a:prstGeom prst="rect">
+                      <a:avLst/>
+                    </a:prstGeom>
+                  </pic:spPr>
+                </pic:pic>
+              </a:graphicData>
+            </a:graphic>
+          </wp:inline>
+        </w:drawing>
+      </w:r>
+    </w:p>
+    <w:p>
+      <w:pPr>
+        <w:pStyle w:val="Subtitle"/>
+        <w:rPr>
+          <w:sz w:val="22"/>
+          <w:szCs w:val="22"/>
+        </w:rPr>
+      </w:pPr>
+      <w:r>
+        <w:rPr>
+          <w:sz w:val="22"/>
+          <w:szCs w:val="22"/>
+        </w:rPr>
+        <w:t xml:space="preserve">The default layout where you can see the flights in the center and the watchlist to the </w:t>
+      </w:r>
+      <w:r>
+        <w:rPr>
+          <w:sz w:val="22"/>
+          <w:szCs w:val="22"/>
+        </w:rPr>
+        <w:t>right.</w:t>
+      </w:r>
+    </w:p>
+    <w:p>
+      <w:r>
+        <w:lastRenderedPageBreak/>
+        <w:drawing>
+          <wp:inline distT="0" distB="0" distL="0" distR="0" wp14:anchorId="52C6835D" wp14:editId="1E47ABF9">
+            <wp:extent cx="3590925" cy="5069304"/>
+            <wp:effectExtent l="0" t="0" r="0" b="0"/>
+            <wp:docPr id="170675975" name="Picture 1"/>
+            <wp:cNvGraphicFramePr>
+              <a:graphicFrameLocks xmlns:a="http://schemas.openxmlformats.org/drawingml/2006/main" noChangeAspect="1"/>
+            </wp:cNvGraphicFramePr>
+            <a:graphic xmlns:a="http://schemas.openxmlformats.org/drawingml/2006/main">
+              <a:graphicData uri="http://schemas.openxmlformats.org/drawingml/2006/picture">
+                <pic:pic xmlns:pic="http://schemas.openxmlformats.org/drawingml/2006/picture">
+                  <pic:nvPicPr>
+                    <pic:cNvPr id="170675975" name=""/>
+                    <pic:cNvPicPr/>
+                  </pic:nvPicPr>
+                  <pic:blipFill>
+                    <a:blip r:embed="rId24"/>
+                    <a:stretch>
+                      <a:fillRect/>
+                    </a:stretch>
+                  </pic:blipFill>
+                  <pic:spPr>
+                    <a:xfrm>
+                      <a:off x="0" y="0"/>
+                      <a:ext cx="3620619" cy="5111223"/>
+                    </a:xfrm>
+                    <a:prstGeom prst="rect">
+                      <a:avLst/>
+                    </a:prstGeom>
+                  </pic:spPr>
+                </pic:pic>
+              </a:graphicData>
+            </a:graphic>
+          </wp:inline>
+        </w:drawing>
+      </w:r>
+    </w:p>
+    <w:p>
+      <w:pPr>
+        <w:pStyle w:val="Subtitle"/>
+        <w:rPr>
+          <w:sz w:val="22"/>
+          <w:szCs w:val="22"/>
+        </w:rPr>
+      </w:pPr>
+      <w:r>
+        <w:rPr>
+          <w:sz w:val="22"/>
+          <w:szCs w:val="22"/>
+        </w:rPr>
+        <w:t xml:space="preserve">The </w:t>
+      </w:r>
+      <w:r>
+        <w:rPr>
+          <w:sz w:val="22"/>
+          <w:szCs w:val="22"/>
+        </w:rPr>
+        <w:t>Mobile interface where the watchlist goes below the departures and arrivals</w:t>
+      </w:r>
+      <w:r>
+        <w:rPr>
+          <w:sz w:val="22"/>
+          <w:szCs w:val="22"/>
+        </w:rPr>
+        <w:t>.</w:t>
+      </w:r>
+    </w:p>
+    <w:p/>
+    <w:p/>
+    <w:p/>
+    <w:p/>
+    <w:p/>
+    <w:p/>
+    <w:p/>
+    <w:p/>
+    <w:p/>
+    <w:p>
+      <w:pPr>
+        <w:pStyle w:val="Heading1"/>
+        <w:rPr>
+          <w:lang w:val="en-IE"/>
+        </w:rPr>
+      </w:pPr>
+      <w:bookmarkStart w:id="11" w:name="_Toc243851756"/>
+      <w:r>
+        <w:rPr>
+          <w:lang w:val="en-IE"/>
+        </w:rPr>
+        <w:lastRenderedPageBreak/>
+        <w:t>4. Controllers</w:t>
+      </w:r>
+      <w:bookmarkEnd w:id="11"/>
+    </w:p>
+    <w:p>
+      <w:pPr>
+        <w:pStyle w:val="Heading2"/>
+        <w:rPr>
+          <w:lang w:val="en-IE"/>
+        </w:rPr>
+      </w:pPr>
+      <w:bookmarkStart w:id="12" w:name="_Toc243851757"/>
+      <w:r>
+        <w:rPr>
+          <w:lang w:val="en-IE"/>
+        </w:rPr>
+        <w:t>4.1 Controllers Built</w:t>
+      </w:r>
+      <w:bookmarkEnd w:id="12"/>
+    </w:p>
+    <w:tbl>
+      <w:tblPr>
+        <w:tblStyle w:val="PlainTable1"/>
+        <w:tblW w:w="0" w:type="auto"/>
+        <w:tblLook w:val="04A0" w:firstRow="1" w:lastRow="0" w:firstColumn="1" w:lastColumn="0" w:noHBand="0" w:noVBand="1"/>
+      </w:tblPr>
+      <w:tblGrid>
+        <w:gridCol w:w="3518"/>
+        <w:gridCol w:w="2794"/>
+        <w:gridCol w:w="2704"/>
+      </w:tblGrid>
+      <w:tr>
+        <w:trPr>
+          <w:cnfStyle w:val="100000000000" w:firstRow="1" w:lastRow="0" w:firstColumn="0" w:lastColumn="0" w:oddVBand="0" w:evenVBand="0" w:oddHBand="0" w:evenHBand="0" w:firstRowFirstColumn="0" w:firstRowLastColumn="0" w:lastRowFirstColumn="0" w:lastRowLastColumn="0"/>
+        </w:trPr>
+        <w:tc>
+          <w:tcPr>
+            <w:cnfStyle w:val="001000000000" w:firstRow="0" w:lastRow="0" w:firstColumn="1" w:lastColumn="0" w:oddVBand="0" w:evenVBand="0" w:oddHBand="0" w:evenHBand="0" w:firstRowFirstColumn="0" w:firstRowLastColumn="0" w:lastRowFirstColumn="0" w:lastRowLastColumn="0"/>
+            <w:tcW w:w="3518" w:type="dxa"/>
+          </w:tcPr>
+          <w:p>
+            <w:pPr>
+              <w:rPr>
+                <w:lang w:val="en-IE"/>
+              </w:rPr>
+            </w:pPr>
+            <w:r>
+              <w:rPr>
+                <w:lang w:val="en-IE"/>
+              </w:rPr>
+              <w:t>File</w:t>
+            </w:r>
+          </w:p>
+        </w:tc>
+        <w:tc>
+          <w:tcPr>
+            <w:tcW w:w="2794" w:type="dxa"/>
+          </w:tcPr>
+          <w:p>
+            <w:pPr>
+              <w:cnfStyle w:val="100000000000" w:firstRow="1" w:lastRow="0" w:firstColumn="0" w:lastColumn="0" w:oddVBand="0" w:evenVBand="0" w:oddHBand="0" w:evenHBand="0" w:firstRowFirstColumn="0" w:firstRowLastColumn="0" w:lastRowFirstColumn="0" w:lastRowLastColumn="0"/>
+              <w:rPr>
+                <w:lang w:val="en-IE"/>
+              </w:rPr>
+            </w:pPr>
+            <w:r>
+              <w:rPr>
+                <w:lang w:val="en-IE"/>
+              </w:rPr>
+              <w:t>Function</w:t>
+            </w:r>
+          </w:p>
+        </w:tc>
+        <w:tc>
+          <w:tcPr>
+            <w:tcW w:w="2704" w:type="dxa"/>
+          </w:tcPr>
+          <w:p>
+            <w:pPr>
+              <w:cnfStyle w:val="100000000000" w:firstRow="1" w:lastRow="0" w:firstColumn="0" w:lastColumn="0" w:oddVBand="0" w:evenVBand="0" w:oddHBand="0" w:evenHBand="0" w:firstRowFirstColumn="0" w:firstRowLastColumn="0" w:lastRowFirstColumn="0" w:lastRowLastColumn="0"/>
+              <w:rPr>
+                <w:lang w:val="en-IE"/>
+              </w:rPr>
+            </w:pPr>
+            <w:r>
+              <w:rPr>
+                <w:lang w:val="en-IE"/>
+              </w:rPr>
+              <w:t>What it does</w:t>
+            </w:r>
+          </w:p>
+        </w:tc>
+      </w:tr>
+      <w:tr>
+        <w:trPr>
+          <w:cnfStyle w:val="000000100000" w:firstRow="0" w:lastRow="0" w:firstColumn="0" w:lastColumn="0" w:oddVBand="0" w:evenVBand="0" w:oddHBand="1" w:evenHBand="0" w:firstRowFirstColumn="0" w:firstRowLastColumn="0" w:lastRowFirstColumn="0" w:lastRowLastColumn="0"/>
+        </w:trPr>
+        <w:tc>
+          <w:tcPr>
+            <w:cnfStyle w:val="001000000000" w:firstRow="0" w:lastRow="0" w:firstColumn="1" w:lastColumn="0" w:oddVBand="0" w:evenVBand="0" w:oddHBand="0" w:evenHBand="0" w:firstRowFirstColumn="0" w:firstRowLastColumn="0" w:lastRowFirstColumn="0" w:lastRowLastColumn="0"/>
+            <w:tcW w:w="3518" w:type="dxa"/>
+          </w:tcPr>
+          <w:p>
+            <w:pPr>
+              <w:rPr>
+                <w:b w:val="0"/>
+                <w:bCs w:val="0"/>
+                <w:lang w:val="en-IE"/>
+              </w:rPr>
+            </w:pPr>
+            <w:r>
+              <w:rPr>
+                <w:b w:val="0"/>
+                <w:bCs w:val="0"/>
+                <w:lang w:val="en-IE"/>
+              </w:rPr>
+              <w:t>app_server/controllers/flights.js</w:t>
+            </w:r>
+          </w:p>
+        </w:tc>
+        <w:tc>
+          <w:tcPr>
+            <w:tcW w:w="2794" w:type="dxa"/>
+          </w:tcPr>
+          <w:p>
+            <w:pPr>
+              <w:cnfStyle w:val="000000100000" w:firstRow="0" w:lastRow="0" w:firstColumn="0" w:lastColumn="0" w:oddVBand="0" w:evenVBand="0" w:oddHBand="1" w:evenHBand="0" w:firstRowFirstColumn="0" w:firstRowLastColumn="0" w:lastRowFirstColumn="0" w:lastRowLastColumn="0"/>
+              <w:rPr>
+                <w:lang w:val="en-IE"/>
+              </w:rPr>
+            </w:pPr>
+            <w:r>
+              <w:rPr>
+                <w:lang w:val="en-IE"/>
+              </w:rPr>
+              <w:t>d</w:t>
+            </w:r>
+            <w:r>
+              <w:rPr>
+                <w:lang w:val="en-IE"/>
+              </w:rPr>
+              <w:t>ashboard</w:t>
+            </w:r>
+          </w:p>
+        </w:tc>
+        <w:tc>
+          <w:tcPr>
+            <w:tcW w:w="2704" w:type="dxa"/>
+          </w:tcPr>
+          <w:p>
+            <w:pPr>
+              <w:cnfStyle w:val="000000100000" w:firstRow="0" w:lastRow="0" w:firstColumn="0" w:lastColumn="0" w:oddVBand="0" w:evenVBand="0" w:oddHBand="1" w:evenHBand="0" w:firstRowFirstColumn="0" w:firstRowLastColumn="0" w:lastRowFirstColumn="0" w:lastRowLastColumn="0"/>
+              <w:rPr>
+                <w:lang w:val="en-IE"/>
+              </w:rPr>
+            </w:pPr>
+            <w:r>
+              <w:rPr>
+                <w:lang w:val="en-IE"/>
+              </w:rPr>
+              <w:t>Calls the API for Dublin Airport, then renders the page</w:t>
+            </w:r>
+          </w:p>
+        </w:tc>
+      </w:tr>
+      <w:tr>
+        <w:tc>
+          <w:tcPr>
+            <w:cnfStyle w:val="001000000000" w:firstRow="0" w:lastRow="0" w:firstColumn="1" w:lastColumn="0" w:oddVBand="0" w:evenVBand="0" w:oddHBand="0" w:evenHBand="0" w:firstRowFirstColumn="0" w:firstRowLastColumn="0" w:lastRowFirstColumn="0" w:lastRowLastColumn="0"/>
+            <w:tcW w:w="3518" w:type="dxa"/>
+          </w:tcPr>
+          <w:p>
+            <w:pPr>
+              <w:rPr>
+                <w:b w:val="0"/>
+                <w:bCs w:val="0"/>
+                <w:lang w:val="en-IE"/>
+              </w:rPr>
+            </w:pPr>
+            <w:r>
+              <w:rPr>
+                <w:b w:val="0"/>
+                <w:bCs w:val="0"/>
+                <w:lang w:val="en-IE"/>
+              </w:rPr>
+              <w:t>a</w:t>
+            </w:r>
+            <w:r>
+              <w:rPr>
+                <w:b w:val="0"/>
+                <w:bCs w:val="0"/>
+                <w:lang w:val="en-IE"/>
+              </w:rPr>
+              <w:t>pp_server/controllers/flights.js</w:t>
+            </w:r>
+          </w:p>
+        </w:tc>
+        <w:tc>
+          <w:tcPr>
+            <w:tcW w:w="2794" w:type="dxa"/>
+          </w:tcPr>
+          <w:p>
+            <w:pPr>
+              <w:cnfStyle w:val="000000000000" w:firstRow="0" w:lastRow="0" w:firstColumn="0" w:lastColumn="0" w:oddVBand="0" w:evenVBand="0" w:oddHBand="0" w:evenHBand="0" w:firstRowFirstColumn="0" w:firstRowLastColumn="0" w:lastRowFirstColumn="0" w:lastRowLastColumn="0"/>
+              <w:rPr>
+                <w:lang w:val="en-IE"/>
+              </w:rPr>
+            </w:pPr>
+            <w:r>
+              <w:rPr>
+                <w:lang w:val="en-IE"/>
+              </w:rPr>
+              <w:t>_renderDashboard</w:t>
+            </w:r>
+          </w:p>
+        </w:tc>
+        <w:tc>
+          <w:tcPr>
+            <w:tcW w:w="2704" w:type="dxa"/>
+          </w:tcPr>
+          <w:p>
+            <w:pPr>
+              <w:cnfStyle w:val="000000000000" w:firstRow="0" w:lastRow="0" w:firstColumn="0" w:lastColumn="0" w:oddVBand="0" w:evenVBand="0" w:oddHBand="0" w:evenHBand="0" w:firstRowFirstColumn="0" w:firstRowLastColumn="0" w:lastRowFirstColumn="0" w:lastRowLastColumn="0"/>
+              <w:rPr>
+                <w:lang w:val="en-IE"/>
+              </w:rPr>
+            </w:pPr>
+            <w:r>
+              <w:rPr>
+                <w:lang w:val="en-IE"/>
+              </w:rPr>
+              <w:t>Renders dashboard.pug with the airport data</w:t>
+            </w:r>
+          </w:p>
+        </w:tc>
+      </w:tr>
+      <w:tr>
+        <w:trPr>
+          <w:cnfStyle w:val="000000100000" w:firstRow="0" w:lastRow="0" w:firstColumn="0" w:lastColumn="0" w:oddVBand="0" w:evenVBand="0" w:oddHBand="1" w:evenHBand="0" w:firstRowFirstColumn="0" w:firstRowLastColumn="0" w:lastRowFirstColumn="0" w:lastRowLastColumn="0"/>
+        </w:trPr>
+        <w:tc>
+          <w:tcPr>
+            <w:cnfStyle w:val="001000000000" w:firstRow="0" w:lastRow="0" w:firstColumn="1" w:lastColumn="0" w:oddVBand="0" w:evenVBand="0" w:oddHBand="0" w:evenHBand="0" w:firstRowFirstColumn="0" w:firstRowLastColumn="0" w:lastRowFirstColumn="0" w:lastRowLastColumn="0"/>
+            <w:tcW w:w="3518" w:type="dxa"/>
+          </w:tcPr>
+          <w:p>
+            <w:pPr>
+              <w:rPr>
+                <w:b w:val="0"/>
+                <w:bCs w:val="0"/>
+                <w:lang w:val="en-IE"/>
+              </w:rPr>
+            </w:pPr>
+            <w:r>
+              <w:rPr>
+                <w:b w:val="0"/>
+                <w:bCs w:val="0"/>
+                <w:lang w:val="en-IE"/>
+              </w:rPr>
+              <w:t>a</w:t>
+            </w:r>
+            <w:r>
+              <w:rPr>
+                <w:b w:val="0"/>
+                <w:bCs w:val="0"/>
+                <w:lang w:val="en-IE"/>
+              </w:rPr>
+              <w:t>pp_server/controllers/flights.js</w:t>
+            </w:r>
+          </w:p>
+        </w:tc>
+        <w:tc>
+          <w:tcPr>
+            <w:tcW w:w="2794" w:type="dxa"/>
+          </w:tcPr>
+          <w:p>
+            <w:pPr>
+              <w:cnfStyle w:val="000000100000" w:firstRow="0" w:lastRow="0" w:firstColumn="0" w:lastColumn="0" w:oddVBand="0" w:evenVBand="0" w:oddHBand="1" w:evenHBand="0" w:firstRowFirstColumn="0" w:firstRowLastColumn="0" w:lastRowFirstColumn="0" w:lastRowLastColumn="0"/>
+              <w:rPr>
+                <w:lang w:val="en-IE"/>
+              </w:rPr>
+            </w:pPr>
+            <w:r>
+              <w:rPr>
+                <w:lang w:val="en-IE"/>
+              </w:rPr>
+              <w:t>airportCreate</w:t>
+            </w:r>
+          </w:p>
+        </w:tc>
+        <w:tc>
+          <w:tcPr>
+            <w:tcW w:w="2704" w:type="dxa"/>
+          </w:tcPr>
+          <w:p>
+            <w:pPr>
+              <w:cnfStyle w:val="000000100000" w:firstRow="0" w:lastRow="0" w:firstColumn="0" w:lastColumn="0" w:oddVBand="0" w:evenVBand="0" w:oddHBand="1" w:evenHBand="0" w:firstRowFirstColumn="0" w:firstRowLastColumn="0" w:lastRowFirstColumn="0" w:lastRowLastColumn="0"/>
+              <w:rPr>
+                <w:lang w:val="en-IE"/>
+              </w:rPr>
+            </w:pPr>
+            <w:r>
+              <w:rPr>
+                <w:lang w:val="en-IE"/>
+              </w:rPr>
+              <w:t>Sends a new airport to the API with POST</w:t>
+            </w:r>
+          </w:p>
+        </w:tc>
+      </w:tr>
+      <w:tr>
+        <w:tc>
+          <w:tcPr>
+            <w:cnfStyle w:val="001000000000" w:firstRow="0" w:lastRow="0" w:firstColumn="1" w:lastColumn="0" w:oddVBand="0" w:evenVBand="0" w:oddHBand="0" w:evenHBand="0" w:firstRowFirstColumn="0" w:firstRowLastColumn="0" w:lastRowFirstColumn="0" w:lastRowLastColumn="0"/>
+            <w:tcW w:w="3518" w:type="dxa"/>
+          </w:tcPr>
+          <w:p>
+            <w:pPr>
+              <w:rPr>
+                <w:b w:val="0"/>
+                <w:bCs w:val="0"/>
+                <w:lang w:val="en-IE"/>
+              </w:rPr>
+            </w:pPr>
+            <w:r>
+              <w:rPr>
+                <w:b w:val="0"/>
+                <w:bCs w:val="0"/>
+                <w:lang w:val="en-IE"/>
+              </w:rPr>
+              <w:t>a</w:t>
+            </w:r>
+            <w:r>
+              <w:rPr>
+                <w:b w:val="0"/>
+                <w:bCs w:val="0"/>
+                <w:lang w:val="en-IE"/>
+              </w:rPr>
+              <w:t>pp_server/controllers/auth.js</w:t>
+            </w:r>
+          </w:p>
+        </w:tc>
+        <w:tc>
+          <w:tcPr>
+            <w:tcW w:w="2794" w:type="dxa"/>
+          </w:tcPr>
+          <w:p>
+            <w:pPr>
+              <w:cnfStyle w:val="000000000000" w:firstRow="0" w:lastRow="0" w:firstColumn="0" w:lastColumn="0" w:oddVBand="0" w:evenVBand="0" w:oddHBand="0" w:evenHBand="0" w:firstRowFirstColumn="0" w:firstRowLastColumn="0" w:lastRowFirstColumn="0" w:lastRowLastColumn="0"/>
+              <w:rPr>
+                <w:lang w:val="en-IE"/>
+              </w:rPr>
+            </w:pPr>
+            <w:r>
+              <w:rPr>
+                <w:lang w:val="en-IE"/>
+              </w:rPr>
+              <w:t>Login / register</w:t>
+            </w:r>
+          </w:p>
+        </w:tc>
+        <w:tc>
+          <w:tcPr>
+            <w:tcW w:w="2704" w:type="dxa"/>
+          </w:tcPr>
+          <w:p>
+            <w:pPr>
+              <w:cnfStyle w:val="000000000000" w:firstRow="0" w:lastRow="0" w:firstColumn="0" w:lastColumn="0" w:oddVBand="0" w:evenVBand="0" w:oddHBand="0" w:evenHBand="0" w:firstRowFirstColumn="0" w:firstRowLastColumn="0" w:lastRowFirstColumn="0" w:lastRowLastColumn="0"/>
+              <w:rPr>
+                <w:lang w:val="en-IE"/>
+              </w:rPr>
+            </w:pPr>
+            <w:r>
+              <w:rPr>
+                <w:lang w:val="en-IE"/>
+              </w:rPr>
+              <w:t>Render the login and register pages</w:t>
+            </w:r>
+          </w:p>
+        </w:tc>
+      </w:tr>
+      <w:tr>
+        <w:trPr>
+          <w:cnfStyle w:val="000000100000" w:firstRow="0" w:lastRow="0" w:firstColumn="0" w:lastColumn="0" w:oddVBand="0" w:evenVBand="0" w:oddHBand="1" w:evenHBand="0" w:firstRowFirstColumn="0" w:firstRowLastColumn="0" w:lastRowFirstColumn="0" w:lastRowLastColumn="0"/>
+        </w:trPr>
+        <w:tc>
+          <w:tcPr>
+            <w:cnfStyle w:val="001000000000" w:firstRow="0" w:lastRow="0" w:firstColumn="1" w:lastColumn="0" w:oddVBand="0" w:evenVBand="0" w:oddHBand="0" w:evenHBand="0" w:firstRowFirstColumn="0" w:firstRowLastColumn="0" w:lastRowFirstColumn="0" w:lastRowLastColumn="0"/>
+            <w:tcW w:w="3518" w:type="dxa"/>
+          </w:tcPr>
+          <w:p>
+            <w:pPr>
+              <w:rPr>
+                <w:b w:val="0"/>
+                <w:bCs w:val="0"/>
+                <w:lang w:val="en-IE"/>
+              </w:rPr>
+            </w:pPr>
+            <w:r>
+              <w:rPr>
+                <w:b w:val="0"/>
+                <w:bCs w:val="0"/>
+                <w:lang w:val="en-IE"/>
+              </w:rPr>
+              <w:t>a</w:t>
+            </w:r>
+            <w:r>
+              <w:rPr>
+                <w:b w:val="0"/>
+                <w:bCs w:val="0"/>
+                <w:lang w:val="en-IE"/>
+              </w:rPr>
+              <w:t>pp_api/controllers/airports.js</w:t>
+            </w:r>
+          </w:p>
+        </w:tc>
+        <w:tc>
+          <w:tcPr>
+            <w:tcW w:w="2794" w:type="dxa"/>
+          </w:tcPr>
+          <w:p>
+            <w:pPr>
+              <w:cnfStyle w:val="000000100000" w:firstRow="0" w:lastRow="0" w:firstColumn="0" w:lastColumn="0" w:oddVBand="0" w:evenVBand="0" w:oddHBand="1" w:evenHBand="0" w:firstRowFirstColumn="0" w:firstRowLastColumn="0" w:lastRowFirstColumn="0" w:lastRowLastColumn="0"/>
+              <w:rPr>
+                <w:lang w:val="en-IE"/>
+              </w:rPr>
+            </w:pPr>
+            <w:r>
+              <w:rPr>
+                <w:lang w:val="en-IE"/>
+              </w:rPr>
+              <w:t>airportsCreate</w:t>
+            </w:r>
+          </w:p>
+        </w:tc>
+        <w:tc>
+          <w:tcPr>
+            <w:tcW w:w="2704" w:type="dxa"/>
+          </w:tcPr>
+          <w:p>
+            <w:pPr>
+              <w:cnfStyle w:val="000000100000" w:firstRow="0" w:lastRow="0" w:firstColumn="0" w:lastColumn="0" w:oddVBand="0" w:evenVBand="0" w:oddHBand="1" w:evenHBand="0" w:firstRowFirstColumn="0" w:firstRowLastColumn="0" w:lastRowFirstColumn="0" w:lastRowLastColumn="0"/>
+              <w:rPr>
+                <w:lang w:val="en-IE"/>
+              </w:rPr>
+            </w:pPr>
+            <w:r>
+              <w:rPr>
+                <w:lang w:val="en-IE"/>
+              </w:rPr>
+              <w:t>Saves a new airport to Atlas</w:t>
+            </w:r>
+          </w:p>
+        </w:tc>
+      </w:tr>
+      <w:tr>
+        <w:tc>
+          <w:tcPr>
+            <w:cnfStyle w:val="001000000000" w:firstRow="0" w:lastRow="0" w:firstColumn="1" w:lastColumn="0" w:oddVBand="0" w:evenVBand="0" w:oddHBand="0" w:evenHBand="0" w:firstRowFirstColumn="0" w:firstRowLastColumn="0" w:lastRowFirstColumn="0" w:lastRowLastColumn="0"/>
+            <w:tcW w:w="3518" w:type="dxa"/>
+          </w:tcPr>
+          <w:p>
+            <w:pPr>
+              <w:rPr>
+                <w:b w:val="0"/>
+                <w:bCs w:val="0"/>
+                <w:lang w:val="en-IE"/>
+              </w:rPr>
+            </w:pPr>
+            <w:r>
+              <w:rPr>
+                <w:b w:val="0"/>
+                <w:bCs w:val="0"/>
+                <w:lang w:val="en-IE"/>
+              </w:rPr>
+              <w:t>a</w:t>
+            </w:r>
+            <w:r>
+              <w:rPr>
+                <w:b w:val="0"/>
+                <w:bCs w:val="0"/>
+                <w:lang w:val="en-IE"/>
+              </w:rPr>
+              <w:t>pp_api/controllers/flights.js</w:t>
+            </w:r>
+          </w:p>
+        </w:tc>
+        <w:tc>
+          <w:tcPr>
+            <w:tcW w:w="2794" w:type="dxa"/>
+          </w:tcPr>
+          <w:p>
+            <w:pPr>
+              <w:cnfStyle w:val="000000000000" w:firstRow="0" w:lastRow="0" w:firstColumn="0" w:lastColumn="0" w:oddVBand="0" w:evenVBand="0" w:oddHBand="0" w:evenHBand="0" w:firstRowFirstColumn="0" w:firstRowLastColumn="0" w:lastRowFirstColumn="0" w:lastRowLastColumn="0"/>
+              <w:rPr>
+                <w:lang w:val="en-IE"/>
+              </w:rPr>
+            </w:pPr>
+            <w:r>
+              <w:rPr>
+                <w:lang w:val="en-IE"/>
+              </w:rPr>
+              <w:t>flights</w:t>
+            </w:r>
+          </w:p>
+        </w:tc>
+        <w:tc>
+          <w:tcPr>
+            <w:tcW w:w="2704" w:type="dxa"/>
+          </w:tcPr>
+          <w:p>
+            <w:pPr>
+              <w:cnfStyle w:val="000000000000" w:firstRow="0" w:lastRow="0" w:firstColumn="0" w:lastColumn="0" w:oddVBand="0" w:evenVBand="0" w:oddHBand="0" w:evenHBand="0" w:firstRowFirstColumn="0" w:firstRowLastColumn="0" w:lastRowFirstColumn="0" w:lastRowLastColumn="0"/>
+              <w:rPr>
+                <w:lang w:val="en-IE"/>
+              </w:rPr>
+            </w:pPr>
+            <w:r>
+              <w:rPr>
+                <w:lang w:val="en-IE"/>
+              </w:rPr>
+              <w:t>Placeholders for now</w:t>
+            </w:r>
+          </w:p>
+        </w:tc>
+      </w:tr>
+    </w:tbl>
+    <w:p>
+      <w:pPr>
+        <w:rPr>
+          <w:lang w:val="en-IE"/>
+        </w:rPr>
+      </w:pPr>
+    </w:p>
+    <w:p>
+      <w:pPr>
+        <w:pStyle w:val="Heading2"/>
+        <w:rPr>
+          <w:lang w:val="en-IE"/>
+        </w:rPr>
+      </w:pPr>
+      <w:bookmarkStart w:id="13" w:name="_Toc243851758"/>
+      <w:r>
+        <w:rPr>
+          <w:lang w:val="en-IE"/>
+        </w:rPr>
+        <w:t>4.2 How data is structured</w:t>
+      </w:r>
+      <w:bookmarkEnd w:id="13"/>
+    </w:p>
+    <w:p>
+      <w:pPr>
+        <w:rPr>
+          <w:lang w:val="en-IE"/>
+        </w:rPr>
+      </w:pPr>
+      <w:r>
+        <w:rPr>
+          <w:lang w:val="en-IE"/>
+        </w:rPr>
+        <w:t>In Lab 3 the dashboard data was all typed into the controller as a pageHeader object and arrays of departures, arrivals and the watchlist. In Lab 6 I took that out. Now the controller gets one airport document from the API and _renderDashboard puts it into the same shape the view already wanted.</w:t>
+      </w:r>
+    </w:p>
+    <w:p>
+      <w:pPr>
+        <w:rPr>
+          <w:lang w:val="en-IE"/>
+        </w:rPr>
+      </w:pPr>
+      <w:r>
+        <w:rPr>
+          <w:lang w:val="en-IE"/>
+        </w:rPr>
+        <w:drawing>
+          <wp:inline distT="0" distB="0" distL="0" distR="0" wp14:anchorId="38419F25" wp14:editId="28AD6D5F">
+            <wp:extent cx="5731510" cy="3838575"/>
+            <wp:effectExtent l="0" t="0" r="2540" b="9525"/>
+            <wp:docPr id="64616822" name="Picture 1"/>
+            <wp:cNvGraphicFramePr>
+              <a:graphicFrameLocks xmlns:a="http://schemas.openxmlformats.org/drawingml/2006/main" noChangeAspect="1"/>
+            </wp:cNvGraphicFramePr>
+            <a:graphic xmlns:a="http://schemas.openxmlformats.org/drawingml/2006/main">
+              <a:graphicData uri="http://schemas.openxmlformats.org/drawingml/2006/picture">
+                <pic:pic xmlns:pic="http://schemas.openxmlformats.org/drawingml/2006/picture">
+                  <pic:nvPicPr>
+                    <pic:cNvPr id="64616822" name=""/>
+                    <pic:cNvPicPr/>
+                  </pic:nvPicPr>
+                  <pic:blipFill>
+                    <a:blip r:embed="rId25"/>
+                    <a:stretch>
+                      <a:fillRect/>
+                    </a:stretch>
+                  </pic:blipFill>
+                  <pic:spPr>
+                    <a:xfrm>
+                      <a:off x="0" y="0"/>
+                      <a:ext cx="5731510" cy="3838575"/>
+                    </a:xfrm>
+                    <a:prstGeom prst="rect">
+                      <a:avLst/>
+                    </a:prstGeom>
+                  </pic:spPr>
+                </pic:pic>
+              </a:graphicData>
+            </a:graphic>
+          </wp:inline>
+        </w:drawing>
+      </w:r>
+    </w:p>
+    <w:p>
+      <w:pPr>
+        <w:rPr>
+          <w:lang w:val="en-IE"/>
+        </w:rPr>
+      </w:pPr>
+      <w:r>
+        <w:rPr>
+          <w:lang w:val="en-IE"/>
+        </w:rPr>
+        <w:lastRenderedPageBreak/>
+        <w:t>Departures have a g</w:t>
+      </w:r>
+      <w:r>
+        <w:rPr>
+          <w:lang w:val="en-IE"/>
+        </w:rPr>
+        <w:t>a</w:t>
+      </w:r>
+      <w:r>
+        <w:rPr>
+          <w:lang w:val="en-IE"/>
+        </w:rPr>
+        <w:t>t</w:t>
+      </w:r>
+      <w:r>
+        <w:rPr>
+          <w:lang w:val="en-IE"/>
+        </w:rPr>
+        <w:t>e</w:t>
+      </w:r>
+      <w:r>
+        <w:rPr>
+          <w:lang w:val="en-IE"/>
+        </w:rPr>
+        <w:t xml:space="preserve"> and arrivals have a terminal. The </w:t>
+      </w:r>
+      <w:r>
+        <w:rPr>
+          <w:lang w:val="en-IE"/>
+        </w:rPr>
+        <w:t>colour</w:t>
+      </w:r>
+      <w:r>
+        <w:rPr>
+          <w:lang w:val="en-IE"/>
+        </w:rPr>
+        <w:t xml:space="preserve"> value decides what colour the status badge is. The .filter() lines split the flights up by direction, which I picked up from my Client-Side Scripting module where I did JavaScript.</w:t>
+      </w:r>
+    </w:p>
+    <w:p>
+      <w:pPr>
+        <w:rPr>
+          <w:lang w:val="en-IE"/>
+        </w:rPr>
+      </w:pPr>
+    </w:p>
+    <w:p>
+      <w:pPr>
+        <w:pStyle w:val="Heading1"/>
+        <w:rPr>
+          <w:lang w:val="en-IE"/>
+        </w:rPr>
+      </w:pPr>
+      <w:bookmarkStart w:id="14" w:name="_Toc243851759"/>
+      <w:r>
+        <w:rPr>
+          <w:lang w:val="en-IE"/>
+        </w:rPr>
+        <w:t>5. Routes</w:t>
+      </w:r>
+      <w:bookmarkEnd w:id="14"/>
+    </w:p>
+    <w:p>
+      <w:pPr>
+        <w:pStyle w:val="Heading2"/>
+        <w:rPr>
+          <w:lang w:val="en-IE"/>
+        </w:rPr>
+      </w:pPr>
+      <w:bookmarkStart w:id="15" w:name="_Toc243851760"/>
+      <w:r>
+        <w:rPr>
+          <w:lang w:val="en-IE"/>
+        </w:rPr>
+        <w:t>5.1 Page Routes</w:t>
+      </w:r>
+      <w:bookmarkEnd w:id="15"/>
+    </w:p>
+    <w:p>
+      <w:pPr>
+        <w:rPr>
+          <w:lang w:val="en-IE"/>
+        </w:rPr>
+      </w:pPr>
+      <w:r>
+        <w:rPr>
+          <w:lang w:val="en-IE"/>
+        </w:rPr>
+        <w:t>The page routes are in app_server/routes/index.js. Each one sends a URL to a controller function.</w:t>
+      </w:r>
+    </w:p>
+    <w:tbl>
+      <w:tblPr>
+        <w:tblStyle w:val="PlainTable1"/>
+        <w:tblW w:w="0" w:type="auto"/>
+        <w:tblLook w:val="04A0" w:firstRow="1" w:lastRow="0" w:firstColumn="1" w:lastColumn="0" w:noHBand="0" w:noVBand="1"/>
+      </w:tblPr>
+      <w:tblGrid>
+        <w:gridCol w:w="3005"/>
+        <w:gridCol w:w="3005"/>
+        <w:gridCol w:w="3006"/>
+      </w:tblGrid>
+      <w:tr>
+        <w:trPr>
+          <w:cnfStyle w:val="100000000000" w:firstRow="1" w:lastRow="0" w:firstColumn="0" w:lastColumn="0" w:oddVBand="0" w:evenVBand="0" w:oddHBand="0" w:evenHBand="0" w:firstRowFirstColumn="0" w:firstRowLastColumn="0" w:lastRowFirstColumn="0" w:lastRowLastColumn="0"/>
+        </w:trPr>
+        <w:tc>
+          <w:tcPr>
+            <w:cnfStyle w:val="001000000000" w:firstRow="0" w:lastRow="0" w:firstColumn="1" w:lastColumn="0" w:oddVBand="0" w:evenVBand="0" w:oddHBand="0" w:evenHBand="0" w:firstRowFirstColumn="0" w:firstRowLastColumn="0" w:lastRowFirstColumn="0" w:lastRowLastColumn="0"/>
+            <w:tcW w:w="3005" w:type="dxa"/>
+          </w:tcPr>
+          <w:p>
+            <w:pPr>
+              <w:rPr>
+                <w:lang w:val="en-IE"/>
+              </w:rPr>
+            </w:pPr>
+            <w:r>
+              <w:rPr>
+                <w:lang w:val="en-IE"/>
+              </w:rPr>
+              <w:t>URL</w:t>
+            </w:r>
+          </w:p>
+        </w:tc>
+        <w:tc>
+          <w:tcPr>
+            <w:tcW w:w="3005" w:type="dxa"/>
+          </w:tcPr>
+          <w:p>
+            <w:pPr>
+              <w:cnfStyle w:val="100000000000" w:firstRow="1" w:lastRow="0" w:firstColumn="0" w:lastColumn="0" w:oddVBand="0" w:evenVBand="0" w:oddHBand="0" w:evenHBand="0" w:firstRowFirstColumn="0" w:firstRowLastColumn="0" w:lastRowFirstColumn="0" w:lastRowLastColumn="0"/>
+              <w:rPr>
+                <w:lang w:val="en-IE"/>
+              </w:rPr>
+            </w:pPr>
+            <w:r>
+              <w:rPr>
+                <w:lang w:val="en-IE"/>
+              </w:rPr>
+              <w:t>Method</w:t>
+            </w:r>
+          </w:p>
+        </w:tc>
+        <w:tc>
+          <w:tcPr>
+            <w:tcW w:w="3006" w:type="dxa"/>
+          </w:tcPr>
+          <w:p>
+            <w:pPr>
+              <w:cnfStyle w:val="100000000000" w:firstRow="1" w:lastRow="0" w:firstColumn="0" w:lastColumn="0" w:oddVBand="0" w:evenVBand="0" w:oddHBand="0" w:evenHBand="0" w:firstRowFirstColumn="0" w:firstRowLastColumn="0" w:lastRowFirstColumn="0" w:lastRowLastColumn="0"/>
+              <w:rPr>
+                <w:lang w:val="en-IE"/>
+              </w:rPr>
+            </w:pPr>
+            <w:r>
+              <w:rPr>
+                <w:lang w:val="en-IE"/>
+              </w:rPr>
+              <w:t>Controller</w:t>
+            </w:r>
+          </w:p>
+        </w:tc>
+      </w:tr>
+      <w:tr>
+        <w:trPr>
+          <w:cnfStyle w:val="000000100000" w:firstRow="0" w:lastRow="0" w:firstColumn="0" w:lastColumn="0" w:oddVBand="0" w:evenVBand="0" w:oddHBand="1" w:evenHBand="0" w:firstRowFirstColumn="0" w:firstRowLastColumn="0" w:lastRowFirstColumn="0" w:lastRowLastColumn="0"/>
+        </w:trPr>
+        <w:tc>
+          <w:tcPr>
+            <w:cnfStyle w:val="001000000000" w:firstRow="0" w:lastRow="0" w:firstColumn="1" w:lastColumn="0" w:oddVBand="0" w:evenVBand="0" w:oddHBand="0" w:evenHBand="0" w:firstRowFirstColumn="0" w:firstRowLastColumn="0" w:lastRowFirstColumn="0" w:lastRowLastColumn="0"/>
+            <w:tcW w:w="3005" w:type="dxa"/>
+          </w:tcPr>
+          <w:p>
+            <w:pPr>
+              <w:rPr>
+                <w:b w:val="0"/>
+                <w:bCs w:val="0"/>
+                <w:lang w:val="en-IE"/>
+              </w:rPr>
+            </w:pPr>
+            <w:r>
+              <w:rPr>
+                <w:b w:val="0"/>
+                <w:bCs w:val="0"/>
+                <w:lang w:val="en-IE"/>
+              </w:rPr>
+              <w:t>/</w:t>
+            </w:r>
+          </w:p>
+        </w:tc>
+        <w:tc>
+          <w:tcPr>
+            <w:tcW w:w="3005" w:type="dxa"/>
+          </w:tcPr>
+          <w:p>
+            <w:pPr>
+              <w:cnfStyle w:val="000000100000" w:firstRow="0" w:lastRow="0" w:firstColumn="0" w:lastColumn="0" w:oddVBand="0" w:evenVBand="0" w:oddHBand="1" w:evenHBand="0" w:firstRowFirstColumn="0" w:firstRowLastColumn="0" w:lastRowFirstColumn="0" w:lastRowLastColumn="0"/>
+              <w:rPr>
+                <w:lang w:val="en-IE"/>
+              </w:rPr>
+            </w:pPr>
+            <w:r>
+              <w:rPr>
+                <w:lang w:val="en-IE"/>
+              </w:rPr>
+              <w:t>GET</w:t>
+            </w:r>
+          </w:p>
+        </w:tc>
+        <w:tc>
+          <w:tcPr>
+            <w:tcW w:w="3006" w:type="dxa"/>
+          </w:tcPr>
+          <w:p>
+            <w:pPr>
+              <w:cnfStyle w:val="000000100000" w:firstRow="0" w:lastRow="0" w:firstColumn="0" w:lastColumn="0" w:oddVBand="0" w:evenVBand="0" w:oddHBand="1" w:evenHBand="0" w:firstRowFirstColumn="0" w:firstRowLastColumn="0" w:lastRowFirstColumn="0" w:lastRowLastColumn="0"/>
+              <w:rPr>
+                <w:lang w:val="en-IE"/>
+              </w:rPr>
+            </w:pPr>
+            <w:r>
+              <w:rPr>
+                <w:lang w:val="en-IE"/>
+              </w:rPr>
+              <w:t>ctrlFlights.dashboard</w:t>
+            </w:r>
+          </w:p>
+        </w:tc>
+      </w:tr>
+      <w:tr>
+        <w:tc>
+          <w:tcPr>
+            <w:cnfStyle w:val="001000000000" w:firstRow="0" w:lastRow="0" w:firstColumn="1" w:lastColumn="0" w:oddVBand="0" w:evenVBand="0" w:oddHBand="0" w:evenHBand="0" w:firstRowFirstColumn="0" w:firstRowLastColumn="0" w:lastRowFirstColumn="0" w:lastRowLastColumn="0"/>
+            <w:tcW w:w="3005" w:type="dxa"/>
+          </w:tcPr>
+          <w:p>
+            <w:pPr>
+              <w:rPr>
+                <w:b w:val="0"/>
+                <w:bCs w:val="0"/>
+                <w:lang w:val="en-IE"/>
+              </w:rPr>
+            </w:pPr>
+            <w:r>
+              <w:rPr>
+                <w:b w:val="0"/>
+                <w:bCs w:val="0"/>
+                <w:lang w:val="en-IE"/>
+              </w:rPr>
+              <w:t>/airports/new</w:t>
+            </w:r>
+          </w:p>
+        </w:tc>
+        <w:tc>
+          <w:tcPr>
+            <w:tcW w:w="3005" w:type="dxa"/>
+          </w:tcPr>
+          <w:p>
+            <w:pPr>
+              <w:cnfStyle w:val="000000000000" w:firstRow="0" w:lastRow="0" w:firstColumn="0" w:lastColumn="0" w:oddVBand="0" w:evenVBand="0" w:oddHBand="0" w:evenHBand="0" w:firstRowFirstColumn="0" w:firstRowLastColumn="0" w:lastRowFirstColumn="0" w:lastRowLastColumn="0"/>
+              <w:rPr>
+                <w:lang w:val="en-IE"/>
+              </w:rPr>
+            </w:pPr>
+            <w:r>
+              <w:rPr>
+                <w:lang w:val="en-IE"/>
+              </w:rPr>
+              <w:t>POST</w:t>
+            </w:r>
+          </w:p>
+        </w:tc>
+        <w:tc>
+          <w:tcPr>
+            <w:tcW w:w="3006" w:type="dxa"/>
+          </w:tcPr>
+          <w:p>
+            <w:pPr>
+              <w:cnfStyle w:val="000000000000" w:firstRow="0" w:lastRow="0" w:firstColumn="0" w:lastColumn="0" w:oddVBand="0" w:evenVBand="0" w:oddHBand="0" w:evenHBand="0" w:firstRowFirstColumn="0" w:firstRowLastColumn="0" w:lastRowFirstColumn="0" w:lastRowLastColumn="0"/>
+              <w:rPr>
+                <w:lang w:val="en-IE"/>
+              </w:rPr>
+            </w:pPr>
+            <w:r>
+              <w:rPr>
+                <w:lang w:val="en-IE"/>
+              </w:rPr>
+              <w:t>ctrlFlights.airportCreate</w:t>
+            </w:r>
+          </w:p>
+        </w:tc>
+      </w:tr>
+      <w:tr>
+        <w:trPr>
+          <w:cnfStyle w:val="000000100000" w:firstRow="0" w:lastRow="0" w:firstColumn="0" w:lastColumn="0" w:oddVBand="0" w:evenVBand="0" w:oddHBand="1" w:evenHBand="0" w:firstRowFirstColumn="0" w:firstRowLastColumn="0" w:lastRowFirstColumn="0" w:lastRowLastColumn="0"/>
+        </w:trPr>
+        <w:tc>
+          <w:tcPr>
+            <w:cnfStyle w:val="001000000000" w:firstRow="0" w:lastRow="0" w:firstColumn="1" w:lastColumn="0" w:oddVBand="0" w:evenVBand="0" w:oddHBand="0" w:evenHBand="0" w:firstRowFirstColumn="0" w:firstRowLastColumn="0" w:lastRowFirstColumn="0" w:lastRowLastColumn="0"/>
+            <w:tcW w:w="3005" w:type="dxa"/>
+          </w:tcPr>
+          <w:p>
+            <w:pPr>
+              <w:rPr>
+                <w:b w:val="0"/>
+                <w:bCs w:val="0"/>
+                <w:lang w:val="en-IE"/>
+              </w:rPr>
+            </w:pPr>
+            <w:r>
+              <w:rPr>
+                <w:b w:val="0"/>
+                <w:bCs w:val="0"/>
+                <w:lang w:val="en-IE"/>
+              </w:rPr>
+              <w:t>/login</w:t>
+            </w:r>
+          </w:p>
+        </w:tc>
+        <w:tc>
+          <w:tcPr>
+            <w:tcW w:w="3005" w:type="dxa"/>
+          </w:tcPr>
+          <w:p>
+            <w:pPr>
+              <w:cnfStyle w:val="000000100000" w:firstRow="0" w:lastRow="0" w:firstColumn="0" w:lastColumn="0" w:oddVBand="0" w:evenVBand="0" w:oddHBand="1" w:evenHBand="0" w:firstRowFirstColumn="0" w:firstRowLastColumn="0" w:lastRowFirstColumn="0" w:lastRowLastColumn="0"/>
+              <w:rPr>
+                <w:lang w:val="en-IE"/>
+              </w:rPr>
+            </w:pPr>
+            <w:r>
+              <w:rPr>
+                <w:lang w:val="en-IE"/>
+              </w:rPr>
+              <w:t xml:space="preserve">GET </w:t>
+            </w:r>
+          </w:p>
+        </w:tc>
+        <w:tc>
+          <w:tcPr>
+            <w:tcW w:w="3006" w:type="dxa"/>
+          </w:tcPr>
+          <w:p>
+            <w:pPr>
+              <w:cnfStyle w:val="000000100000" w:firstRow="0" w:lastRow="0" w:firstColumn="0" w:lastColumn="0" w:oddVBand="0" w:evenVBand="0" w:oddHBand="1" w:evenHBand="0" w:firstRowFirstColumn="0" w:firstRowLastColumn="0" w:lastRowFirstColumn="0" w:lastRowLastColumn="0"/>
+              <w:rPr>
+                <w:lang w:val="en-IE"/>
+              </w:rPr>
+            </w:pPr>
+            <w:r>
+              <w:rPr>
+                <w:lang w:val="en-IE"/>
+              </w:rPr>
+              <w:t>ctrlAuth.login</w:t>
+            </w:r>
+          </w:p>
+        </w:tc>
+      </w:tr>
+      <w:tr>
+        <w:tc>
+          <w:tcPr>
+            <w:cnfStyle w:val="001000000000" w:firstRow="0" w:lastRow="0" w:firstColumn="1" w:lastColumn="0" w:oddVBand="0" w:evenVBand="0" w:oddHBand="0" w:evenHBand="0" w:firstRowFirstColumn="0" w:firstRowLastColumn="0" w:lastRowFirstColumn="0" w:lastRowLastColumn="0"/>
+            <w:tcW w:w="3005" w:type="dxa"/>
+          </w:tcPr>
+          <w:p>
+            <w:pPr>
+              <w:rPr>
+                <w:b w:val="0"/>
+                <w:bCs w:val="0"/>
+                <w:lang w:val="en-IE"/>
+              </w:rPr>
+            </w:pPr>
+            <w:r>
+              <w:rPr>
+                <w:b w:val="0"/>
+                <w:bCs w:val="0"/>
+                <w:lang w:val="en-IE"/>
+              </w:rPr>
+              <w:t>/register</w:t>
+            </w:r>
+          </w:p>
+        </w:tc>
+        <w:tc>
+          <w:tcPr>
+            <w:tcW w:w="3005" w:type="dxa"/>
+          </w:tcPr>
+          <w:p>
+            <w:pPr>
+              <w:cnfStyle w:val="000000000000" w:firstRow="0" w:lastRow="0" w:firstColumn="0" w:lastColumn="0" w:oddVBand="0" w:evenVBand="0" w:oddHBand="0" w:evenHBand="0" w:firstRowFirstColumn="0" w:firstRowLastColumn="0" w:lastRowFirstColumn="0" w:lastRowLastColumn="0"/>
+              <w:rPr>
+                <w:lang w:val="en-IE"/>
+              </w:rPr>
+            </w:pPr>
+            <w:r>
+              <w:rPr>
+                <w:lang w:val="en-IE"/>
+              </w:rPr>
+              <w:t>GET</w:t>
+            </w:r>
+          </w:p>
+        </w:tc>
+        <w:tc>
+          <w:tcPr>
+            <w:tcW w:w="3006" w:type="dxa"/>
+          </w:tcPr>
+          <w:p>
+            <w:pPr>
+              <w:cnfStyle w:val="000000000000" w:firstRow="0" w:lastRow="0" w:firstColumn="0" w:lastColumn="0" w:oddVBand="0" w:evenVBand="0" w:oddHBand="0" w:evenHBand="0" w:firstRowFirstColumn="0" w:firstRowLastColumn="0" w:lastRowFirstColumn="0" w:lastRowLastColumn="0"/>
+              <w:rPr>
+                <w:lang w:val="en-IE"/>
+              </w:rPr>
+            </w:pPr>
+            <w:r>
+              <w:rPr>
+                <w:lang w:val="en-IE"/>
+              </w:rPr>
+              <w:t>ctrlAuth.register</w:t>
+            </w:r>
+          </w:p>
+        </w:tc>
+      </w:tr>
+    </w:tbl>
+    <w:p>
+      <w:pPr>
+        <w:rPr>
+          <w:lang w:val="en-IE"/>
+        </w:rPr>
+      </w:pPr>
+    </w:p>
+    <w:p>
+      <w:pPr>
+        <w:rPr>
+          <w:lang w:val="en-IE"/>
+        </w:rPr>
+      </w:pPr>
+      <w:r>
+        <w:rPr>
+          <w:lang w:val="en-IE"/>
+        </w:rPr>
+        <w:drawing>
+          <wp:inline distT="0" distB="0" distL="0" distR="0" wp14:anchorId="39511BD9" wp14:editId="332FBEE0">
+            <wp:extent cx="5731510" cy="2782570"/>
+            <wp:effectExtent l="0" t="0" r="2540" b="0"/>
+            <wp:docPr id="705275279" name="Picture 1"/>
+            <wp:cNvGraphicFramePr>
+              <a:graphicFrameLocks xmlns:a="http://schemas.openxmlformats.org/drawingml/2006/main" noChangeAspect="1"/>
+            </wp:cNvGraphicFramePr>
+            <a:graphic xmlns:a="http://schemas.openxmlformats.org/drawingml/2006/main">
+              <a:graphicData uri="http://schemas.openxmlformats.org/drawingml/2006/picture">
+                <pic:pic xmlns:pic="http://schemas.openxmlformats.org/drawingml/2006/picture">
+                  <pic:nvPicPr>
+                    <pic:cNvPr id="705275279" name=""/>
+                    <pic:cNvPicPr/>
+                  </pic:nvPicPr>
+                  <pic:blipFill>
+                    <a:blip r:embed="rId26"/>
+                    <a:stretch>
+                      <a:fillRect/>
+                    </a:stretch>
+                  </pic:blipFill>
+                  <pic:spPr>
+                    <a:xfrm>
+                      <a:off x="0" y="0"/>
+                      <a:ext cx="5731510" cy="2782570"/>
+                    </a:xfrm>
+                    <a:prstGeom prst="rect">
+                      <a:avLst/>
+                    </a:prstGeom>
+                  </pic:spPr>
+                </pic:pic>
+              </a:graphicData>
+            </a:graphic>
+          </wp:inline>
+        </w:drawing>
+      </w:r>
+    </w:p>
+    <w:p>
+      <w:pPr>
+        <w:rPr>
+          <w:lang w:val="en-IE"/>
+        </w:rPr>
+      </w:pPr>
+      <w:r>
+        <w:rPr>
+          <w:lang w:val="en-IE"/>
+        </w:rPr>
+        <w:t>The /airports/new route isn’t in the lab, the lab only shows the controller code. I needed a route so the controller could be called, so I added it the same way as the GET routes from Lab 2.</w:t>
+      </w:r>
+    </w:p>
+    <w:p>
+      <w:pPr>
+        <w:pStyle w:val="Heading2"/>
+        <w:rPr>
+          <w:lang w:val="en-IE"/>
+        </w:rPr>
+      </w:pPr>
+      <w:bookmarkStart w:id="16" w:name="_Toc243851761"/>
+      <w:r>
+        <w:rPr>
+          <w:lang w:val="en-IE"/>
+        </w:rPr>
+        <w:t>5.2 API Routes</w:t>
+      </w:r>
+      <w:bookmarkEnd w:id="16"/>
+    </w:p>
+    <w:p>
+      <w:pPr>
+        <w:rPr>
+          <w:lang w:val="en-IE"/>
+        </w:rPr>
+      </w:pPr>
+      <w:r>
+        <w:rPr>
+          <w:lang w:val="en-IE"/>
+        </w:rPr>
+        <w:t xml:space="preserve">The API routes are in app_api/routes/index.js and they all start with /api. They’re in section </w:t>
+      </w:r>
+      <w:r>
+        <w:rPr>
+          <w:lang w:val="en-IE"/>
+        </w:rPr>
+        <w:t>7</w:t>
+      </w:r>
+      <w:r>
+        <w:rPr>
+          <w:lang w:val="en-IE"/>
+        </w:rPr>
+        <w:t>.</w:t>
+      </w:r>
+    </w:p>
+    <w:p>
+      <w:pPr>
+        <w:rPr>
+          <w:lang w:val="en-IE"/>
+        </w:rPr>
+      </w:pPr>
+    </w:p>
+    <w:p>
+      <w:pPr>
+        <w:rPr>
+          <w:lang w:val="en-IE"/>
+        </w:rPr>
+      </w:pPr>
+    </w:p>
+    <w:p>
+      <w:pPr>
+        <w:pStyle w:val="Heading1"/>
+        <w:rPr>
+          <w:lang w:val="en-IE"/>
+        </w:rPr>
+      </w:pPr>
+      <w:bookmarkStart w:id="17" w:name="_Toc243851762"/>
+      <w:r>
+        <w:rPr>
+          <w:lang w:val="en-IE"/>
+        </w:rPr>
+        <w:lastRenderedPageBreak/>
+        <w:t>6. Model</w:t>
+      </w:r>
+      <w:bookmarkEnd w:id="17"/>
+    </w:p>
+    <w:p>
+      <w:pPr>
+        <w:pStyle w:val="Heading2"/>
+        <w:rPr>
+          <w:lang w:val="en-IE"/>
+        </w:rPr>
+      </w:pPr>
+      <w:bookmarkStart w:id="18" w:name="_Toc243851763"/>
+      <w:r>
+        <w:rPr>
+          <w:lang w:val="en-IE"/>
+        </w:rPr>
+        <w:t>6.1 Mongoose Schema</w:t>
+      </w:r>
+      <w:bookmarkEnd w:id="18"/>
+    </w:p>
+    <w:p>
+      <w:pPr>
+        <w:rPr>
+          <w:lang w:val="en-IE"/>
+        </w:rPr>
+      </w:pPr>
+      <w:r>
+        <w:rPr>
+          <w:lang w:val="en-IE"/>
+        </w:rPr>
+        <w:t>The model is in app_api/models/flights.js (it moved there from app_server in Lab 5)</w:t>
+      </w:r>
+      <w:r>
+        <w:rPr>
+          <w:lang w:val="en-IE"/>
+        </w:rPr>
+        <w:t>. The flightSchema sits inside the ai</w:t>
+      </w:r>
+      <w:r>
+        <w:rPr>
+          <w:lang w:val="en-IE"/>
+        </w:rPr>
+        <w:t>r</w:t>
+      </w:r>
+      <w:r>
+        <w:rPr>
+          <w:lang w:val="en-IE"/>
+        </w:rPr>
+        <w:t>portSchema, the same way openingTimeSchema sits inside locationSchema in the lab, so each airport holds a list of its own flights.</w:t>
+      </w:r>
+    </w:p>
+    <w:p>
+      <w:pPr>
+        <w:rPr>
+          <w:lang w:val="en-IE"/>
+        </w:rPr>
+      </w:pPr>
+      <w:r>
+        <w:rPr>
+          <w:lang w:val="en-IE"/>
+        </w:rPr>
+        <w:drawing>
+          <wp:inline distT="0" distB="0" distL="0" distR="0" wp14:anchorId="28AAA2BA" wp14:editId="4F770AD1">
+            <wp:extent cx="5731510" cy="5062220"/>
+            <wp:effectExtent l="0" t="0" r="2540" b="5080"/>
+            <wp:docPr id="565147699" name="Picture 1"/>
+            <wp:cNvGraphicFramePr>
+              <a:graphicFrameLocks xmlns:a="http://schemas.openxmlformats.org/drawingml/2006/main" noChangeAspect="1"/>
+            </wp:cNvGraphicFramePr>
+            <a:graphic xmlns:a="http://schemas.openxmlformats.org/drawingml/2006/main">
+              <a:graphicData uri="http://schemas.openxmlformats.org/drawingml/2006/picture">
+                <pic:pic xmlns:pic="http://schemas.openxmlformats.org/drawingml/2006/picture">
+                  <pic:nvPicPr>
+                    <pic:cNvPr id="565147699" name=""/>
+                    <pic:cNvPicPr/>
+                  </pic:nvPicPr>
+                  <pic:blipFill>
+                    <a:blip r:embed="rId27"/>
+                    <a:stretch>
+                      <a:fillRect/>
+                    </a:stretch>
+                  </pic:blipFill>
+                  <pic:spPr>
+                    <a:xfrm>
+                      <a:off x="0" y="0"/>
+                      <a:ext cx="5731510" cy="5062220"/>
+                    </a:xfrm>
+                    <a:prstGeom prst="rect">
+                      <a:avLst/>
+                    </a:prstGeom>
+                  </pic:spPr>
+                </pic:pic>
+              </a:graphicData>
+            </a:graphic>
+          </wp:inline>
+        </w:drawing>
+      </w:r>
+      <w:r>
+        <w:rPr>
+          <w:lang w:val="en-IE"/>
+        </w:rPr>
+        <w:drawing>
+          <wp:inline distT="0" distB="0" distL="0" distR="0" wp14:anchorId="68C7CD1D" wp14:editId="44A6B011">
+            <wp:extent cx="3314700" cy="2195723"/>
+            <wp:effectExtent l="0" t="0" r="0" b="0"/>
+            <wp:docPr id="2003257851" name="Picture 1"/>
+            <wp:cNvGraphicFramePr>
+              <a:graphicFrameLocks xmlns:a="http://schemas.openxmlformats.org/drawingml/2006/main" noChangeAspect="1"/>
+            </wp:cNvGraphicFramePr>
+            <a:graphic xmlns:a="http://schemas.openxmlformats.org/drawingml/2006/main">
+              <a:graphicData uri="http://schemas.openxmlformats.org/drawingml/2006/picture">
+                <pic:pic xmlns:pic="http://schemas.openxmlformats.org/drawingml/2006/picture">
+                  <pic:nvPicPr>
+                    <pic:cNvPr id="2003257851" name=""/>
+                    <pic:cNvPicPr/>
+                  </pic:nvPicPr>
+                  <pic:blipFill>
+                    <a:blip r:embed="rId28"/>
+                    <a:stretch>
+                      <a:fillRect/>
+                    </a:stretch>
+                  </pic:blipFill>
+                  <pic:spPr>
+                    <a:xfrm>
+                      <a:off x="0" y="0"/>
+                      <a:ext cx="3320859" cy="2199803"/>
+                    </a:xfrm>
+                    <a:prstGeom prst="rect">
+                      <a:avLst/>
+                    </a:prstGeom>
+                  </pic:spPr>
+                </pic:pic>
+              </a:graphicData>
+            </a:graphic>
+          </wp:inline>
+        </w:drawing>
+      </w:r>
+    </w:p>
+    <w:p>
+      <w:pPr>
+        <w:pStyle w:val="ListParagraph"/>
+        <w:numPr>
+          <w:ilvl w:val="0"/>
+          <w:numId w:val="10"/>
+        </w:numPr>
+        <w:rPr>
+          <w:lang w:val="en-IE"/>
+        </w:rPr>
+      </w:pPr>
+      <w:r>
+        <w:rPr>
+          <w:lang w:val="en-IE"/>
+        </w:rPr>
+        <w:lastRenderedPageBreak/>
+        <w:t>airportName and airportCode are required, so an airport can’t be saved without them.</w:t>
+      </w:r>
+    </w:p>
+    <w:p>
+      <w:pPr>
+        <w:pStyle w:val="ListParagraph"/>
+        <w:numPr>
+          <w:ilvl w:val="0"/>
+          <w:numId w:val="10"/>
+        </w:numPr>
+        <w:rPr>
+          <w:lang w:val="en-IE"/>
+        </w:rPr>
+      </w:pPr>
+      <w:r>
+        <w:rPr>
+          <w:lang w:val="en-IE"/>
+        </w:rPr>
+        <w:t xml:space="preserve">Direction is either departure or arrival, so </w:t>
+      </w:r>
+      <w:r>
+        <w:rPr>
+          <w:lang w:val="en-IE"/>
+        </w:rPr>
+        <w:t>one</w:t>
+      </w:r>
+      <w:r>
+        <w:rPr>
+          <w:lang w:val="en-IE"/>
+        </w:rPr>
+        <w:t xml:space="preserve"> schema works for both.</w:t>
+      </w:r>
+    </w:p>
+    <w:p>
+      <w:pPr>
+        <w:pStyle w:val="ListParagraph"/>
+        <w:numPr>
+          <w:ilvl w:val="0"/>
+          <w:numId w:val="10"/>
+        </w:numPr>
+        <w:rPr>
+          <w:lang w:val="en-IE"/>
+        </w:rPr>
+      </w:pPr>
+      <w:r>
+        <w:rPr>
+          <w:lang w:val="en-IE"/>
+        </w:rPr>
+        <w:t>Starred defaults to false so new flights don’t go on the watchlist.</w:t>
+      </w:r>
+    </w:p>
+    <w:p>
+      <w:pPr>
+        <w:pStyle w:val="ListParagraph"/>
+        <w:numPr>
+          <w:ilvl w:val="0"/>
+          <w:numId w:val="10"/>
+        </w:numPr>
+        <w:rPr>
+          <w:lang w:val="en-IE"/>
+        </w:rPr>
+      </w:pPr>
+      <w:r>
+        <w:rPr>
+          <w:lang w:val="en-IE"/>
+        </w:rPr>
+        <w:t>The flight fields were required: done in lab 4, but lab 5 says to set them to false to test for the POST.</w:t>
+      </w:r>
+    </w:p>
+    <w:p>
+      <w:pPr>
+        <w:pStyle w:val="ListParagraph"/>
+        <w:numPr>
+          <w:ilvl w:val="0"/>
+          <w:numId w:val="10"/>
+        </w:numPr>
+        <w:rPr>
+          <w:lang w:val="en-IE"/>
+        </w:rPr>
+      </w:pPr>
+      <w:r>
+        <w:rPr>
+          <w:lang w:val="en-IE"/>
+        </w:rPr>
+        <w:t>I left out the rating min/max, coords and reviewSchema from the lab as Skyboard doesn’t need them.</w:t>
+      </w:r>
+    </w:p>
+    <w:p>
+      <w:pPr>
+        <w:rPr>
+          <w:lang w:val="en-IE"/>
+        </w:rPr>
+      </w:pPr>
+    </w:p>
+    <w:p>
+      <w:pPr>
+        <w:pStyle w:val="Heading2"/>
+        <w:rPr>
+          <w:lang w:val="en-IE"/>
+        </w:rPr>
+      </w:pPr>
+      <w:bookmarkStart w:id="19" w:name="_Toc243851764"/>
+      <w:r>
+        <w:rPr>
+          <w:lang w:val="en-IE"/>
+        </w:rPr>
+        <w:t>6.2 Connecting to the Database</w:t>
+      </w:r>
+      <w:bookmarkEnd w:id="19"/>
+    </w:p>
+    <w:p>
+      <w:pPr>
+        <w:rPr>
+          <w:lang w:val="en-IE"/>
+        </w:rPr>
+      </w:pPr>
+      <w:r>
+        <w:rPr>
+          <w:lang w:val="en-IE"/>
+        </w:rPr>
+        <w:t>d</w:t>
+      </w:r>
+      <w:r>
+        <w:rPr>
+          <w:lang w:val="en-IE"/>
+        </w:rPr>
+        <w:t>b.js connects to MongoDB Atlas using the connection string from the .env file and then brings in the flights model.</w:t>
+      </w:r>
+    </w:p>
+    <w:p>
+      <w:pPr>
+        <w:rPr>
+          <w:lang w:val="en-IE"/>
+        </w:rPr>
+      </w:pPr>
+      <w:r>
+        <w:rPr>
+          <w:lang w:val="en-IE"/>
+        </w:rPr>
+        <w:drawing>
+          <wp:inline distT="0" distB="0" distL="0" distR="0" wp14:anchorId="3CC6C0BC" wp14:editId="57D6B63B">
+            <wp:extent cx="5731510" cy="3413125"/>
+            <wp:effectExtent l="0" t="0" r="2540" b="0"/>
+            <wp:docPr id="528311979" name="Picture 1"/>
+            <wp:cNvGraphicFramePr>
+              <a:graphicFrameLocks xmlns:a="http://schemas.openxmlformats.org/drawingml/2006/main" noChangeAspect="1"/>
+            </wp:cNvGraphicFramePr>
+            <a:graphic xmlns:a="http://schemas.openxmlformats.org/drawingml/2006/main">
+              <a:graphicData uri="http://schemas.openxmlformats.org/drawingml/2006/picture">
+                <pic:pic xmlns:pic="http://schemas.openxmlformats.org/drawingml/2006/picture">
+                  <pic:nvPicPr>
+                    <pic:cNvPr id="528311979" name=""/>
+                    <pic:cNvPicPr/>
+                  </pic:nvPicPr>
+                  <pic:blipFill>
+                    <a:blip r:embed="rId29"/>
+                    <a:stretch>
+                      <a:fillRect/>
+                    </a:stretch>
+                  </pic:blipFill>
+                  <pic:spPr>
+                    <a:xfrm>
+                      <a:off x="0" y="0"/>
+                      <a:ext cx="5731510" cy="3413125"/>
+                    </a:xfrm>
+                    <a:prstGeom prst="rect">
+                      <a:avLst/>
+                    </a:prstGeom>
+                  </pic:spPr>
+                </pic:pic>
+              </a:graphicData>
+            </a:graphic>
+          </wp:inline>
+        </w:drawing>
+      </w:r>
+    </w:p>
+    <w:p>
+      <w:pPr>
+        <w:rPr>
+          <w:lang w:val="en-IE"/>
+        </w:rPr>
+      </w:pPr>
+    </w:p>
+    <w:p>
+      <w:pPr>
+        <w:pStyle w:val="Heading2"/>
+        <w:rPr>
+          <w:lang w:val="en-IE"/>
+        </w:rPr>
+      </w:pPr>
+      <w:bookmarkStart w:id="20" w:name="_Toc243851765"/>
+      <w:r>
+        <w:rPr>
+          <w:lang w:val="en-IE"/>
+        </w:rPr>
+        <w:t>6.3 Sample Data</w:t>
+      </w:r>
+      <w:bookmarkEnd w:id="20"/>
+    </w:p>
+    <w:p>
+      <w:pPr>
+        <w:rPr>
+          <w:lang w:val="en-IE"/>
+        </w:rPr>
+      </w:pPr>
+      <w:r>
+        <w:rPr>
+          <w:lang w:val="en-IE"/>
+        </w:rPr>
+        <w:t>I added Dublin Airport and its flights to the airports collection with mongosh. Cork Airport was added through the API in Lab 5, and Shannon Airport through the Express POST in Lab 6.</w:t>
+      </w:r>
+    </w:p>
+    <w:p>
+      <w:pPr>
+        <w:rPr>
+          <w:lang w:val="en-IE"/>
+        </w:rPr>
+      </w:pPr>
+      <w:r>
+        <w:rPr>
+          <w:noProof/>
+          <w:lang w:val="en-IE"/>
+        </w:rPr>
+        <w:lastRenderedPageBreak/>
+        <w:drawing>
+          <wp:inline distT="0" distB="0" distL="0" distR="0" wp14:anchorId="592A1AF7" wp14:editId="00DC11F8">
+            <wp:extent cx="5731510" cy="4415790"/>
+            <wp:effectExtent l="0" t="0" r="2540" b="3810"/>
+            <wp:docPr id="1834644607" name="Picture 1"/>
+            <wp:cNvGraphicFramePr>
+              <a:graphicFrameLocks xmlns:a="http://schemas.openxmlformats.org/drawingml/2006/main" noChangeAspect="1"/>
+            </wp:cNvGraphicFramePr>
+            <a:graphic xmlns:a="http://schemas.openxmlformats.org/drawingml/2006/main">
+              <a:graphicData uri="http://schemas.openxmlformats.org/drawingml/2006/picture">
+                <pic:pic xmlns:pic="http://schemas.openxmlformats.org/drawingml/2006/picture">
+                  <pic:nvPicPr>
+                    <pic:cNvPr id="1833418896" name=""/>
+                    <pic:cNvPicPr/>
+                  </pic:nvPicPr>
+                  <pic:blipFill>
+                    <a:blip r:embed="rId30"/>
+                    <a:stretch>
+                      <a:fillRect/>
+                    </a:stretch>
+                  </pic:blipFill>
+                  <pic:spPr>
+                    <a:xfrm>
+                      <a:off x="0" y="0"/>
+                      <a:ext cx="5731510" cy="4415790"/>
+                    </a:xfrm>
+                    <a:prstGeom prst="rect">
+                      <a:avLst/>
+                    </a:prstGeom>
+                  </pic:spPr>
+                </pic:pic>
+              </a:graphicData>
+            </a:graphic>
+          </wp:inline>
+        </w:drawing>
+      </w:r>
+    </w:p>
+    <w:p>
+      <w:pPr>
+        <w:rPr>
+          <w:lang w:val="en-IE"/>
+        </w:rPr>
+      </w:pPr>
+    </w:p>
+    <w:p>
+      <w:pPr>
+        <w:rPr>
+          <w:lang w:val="en-IE"/>
+        </w:rPr>
+      </w:pPr>
+    </w:p>
+    <w:p>
+      <w:pPr>
+        <w:rPr>
+          <w:lang w:val="en-IE"/>
+        </w:rPr>
+      </w:pPr>
+    </w:p>
+    <w:p>
+      <w:pPr>
+        <w:rPr>
+          <w:lang w:val="en-IE"/>
+        </w:rPr>
+      </w:pPr>
+    </w:p>
+    <w:p>
+      <w:pPr>
+        <w:rPr>
+          <w:lang w:val="en-IE"/>
+        </w:rPr>
+      </w:pPr>
+    </w:p>
+    <w:p>
+      <w:pPr>
+        <w:rPr>
+          <w:lang w:val="en-IE"/>
+        </w:rPr>
+      </w:pPr>
+    </w:p>
+    <w:p>
+      <w:pPr>
+        <w:rPr>
+          <w:lang w:val="en-IE"/>
+        </w:rPr>
+      </w:pPr>
+    </w:p>
+    <w:p>
+      <w:pPr>
+        <w:rPr>
+          <w:lang w:val="en-IE"/>
+        </w:rPr>
+      </w:pPr>
+    </w:p>
+    <w:p>
+      <w:pPr>
+        <w:rPr>
+          <w:lang w:val="en-IE"/>
+        </w:rPr>
+      </w:pPr>
+    </w:p>
+    <w:p>
+      <w:pPr>
+        <w:rPr>
+          <w:lang w:val="en-IE"/>
+        </w:rPr>
+      </w:pPr>
+    </w:p>
+    <w:p>
+      <w:pPr>
+        <w:pStyle w:val="Heading1"/>
+        <w:rPr>
+          <w:lang w:val="en-IE"/>
+        </w:rPr>
+      </w:pPr>
+      <w:bookmarkStart w:id="21" w:name="_Toc243851766"/>
+      <w:r>
+        <w:rPr>
+          <w:lang w:val="en-IE"/>
+        </w:rPr>
+        <w:lastRenderedPageBreak/>
+        <w:t>7. Starting the API</w:t>
+      </w:r>
+      <w:bookmarkEnd w:id="21"/>
+    </w:p>
+    <w:p>
+      <w:pPr>
+        <w:pStyle w:val="Heading2"/>
+        <w:rPr>
+          <w:lang w:val="en-IE"/>
+        </w:rPr>
+      </w:pPr>
+      <w:bookmarkStart w:id="22" w:name="_Toc243851767"/>
+      <w:r>
+        <w:rPr>
+          <w:lang w:val="en-IE"/>
+        </w:rPr>
+        <w:t>7.1 API Design</w:t>
+      </w:r>
+      <w:bookmarkEnd w:id="22"/>
+    </w:p>
+    <w:p>
+      <w:pPr>
+        <w:rPr>
+          <w:lang w:val="en-IE"/>
+        </w:rPr>
+      </w:pPr>
+      <w:r>
+        <w:rPr>
+          <w:lang w:val="en-IE"/>
+        </w:rPr>
+        <w:t>The API has its own ap</w:t>
+      </w:r>
+      <w:r>
+        <w:rPr>
+          <w:lang w:val="en-IE"/>
+        </w:rPr>
+        <w:t>p</w:t>
+      </w:r>
+      <w:r>
+        <w:rPr>
+          <w:lang w:val="en-IE"/>
+        </w:rPr>
+        <w:t xml:space="preserve">_api folder and all the API URLs start with /api. You get to a flight through the airport it belongs to </w:t>
+      </w:r>
+    </w:p>
+    <w:tbl>
+      <w:tblPr>
+        <w:tblStyle w:val="PlainTable1"/>
+        <w:tblW w:w="0" w:type="auto"/>
+        <w:tblLook w:val="04A0" w:firstRow="1" w:lastRow="0" w:firstColumn="1" w:lastColumn="0" w:noHBand="0" w:noVBand="1"/>
+      </w:tblPr>
+      <w:tblGrid>
+        <w:gridCol w:w="4077"/>
+        <w:gridCol w:w="2381"/>
+        <w:gridCol w:w="2558"/>
+      </w:tblGrid>
+      <w:tr>
+        <w:trPr>
+          <w:cnfStyle w:val="100000000000" w:firstRow="1" w:lastRow="0" w:firstColumn="0" w:lastColumn="0" w:oddVBand="0" w:evenVBand="0" w:oddHBand="0" w:evenHBand="0" w:firstRowFirstColumn="0" w:firstRowLastColumn="0" w:lastRowFirstColumn="0" w:lastRowLastColumn="0"/>
+        </w:trPr>
+        <w:tc>
+          <w:tcPr>
+            <w:cnfStyle w:val="001000000000" w:firstRow="0" w:lastRow="0" w:firstColumn="1" w:lastColumn="0" w:oddVBand="0" w:evenVBand="0" w:oddHBand="0" w:evenHBand="0" w:firstRowFirstColumn="0" w:firstRowLastColumn="0" w:lastRowFirstColumn="0" w:lastRowLastColumn="0"/>
+            <w:tcW w:w="3005" w:type="dxa"/>
+          </w:tcPr>
+          <w:p>
+            <w:pPr>
+              <w:rPr>
+                <w:lang w:val="en-IE"/>
+              </w:rPr>
+            </w:pPr>
+            <w:r>
+              <w:rPr>
+                <w:lang w:val="en-IE"/>
+              </w:rPr>
+              <w:t xml:space="preserve">URL </w:t>
+            </w:r>
+          </w:p>
+        </w:tc>
+        <w:tc>
+          <w:tcPr>
+            <w:tcW w:w="3005" w:type="dxa"/>
+          </w:tcPr>
+          <w:p>
+            <w:pPr>
+              <w:cnfStyle w:val="100000000000" w:firstRow="1" w:lastRow="0" w:firstColumn="0" w:lastColumn="0" w:oddVBand="0" w:evenVBand="0" w:oddHBand="0" w:evenHBand="0" w:firstRowFirstColumn="0" w:firstRowLastColumn="0" w:lastRowFirstColumn="0" w:lastRowLastColumn="0"/>
+              <w:rPr>
+                <w:lang w:val="en-IE"/>
+              </w:rPr>
+            </w:pPr>
+            <w:r>
+              <w:rPr>
+                <w:lang w:val="en-IE"/>
+              </w:rPr>
+              <w:t>Method</w:t>
+            </w:r>
+          </w:p>
+        </w:tc>
+        <w:tc>
+          <w:tcPr>
+            <w:tcW w:w="3006" w:type="dxa"/>
+          </w:tcPr>
+          <w:p>
+            <w:pPr>
+              <w:cnfStyle w:val="100000000000" w:firstRow="1" w:lastRow="0" w:firstColumn="0" w:lastColumn="0" w:oddVBand="0" w:evenVBand="0" w:oddHBand="0" w:evenHBand="0" w:firstRowFirstColumn="0" w:firstRowLastColumn="0" w:lastRowFirstColumn="0" w:lastRowLastColumn="0"/>
+              <w:rPr>
+                <w:lang w:val="en-IE"/>
+              </w:rPr>
+            </w:pPr>
+            <w:r>
+              <w:rPr>
+                <w:lang w:val="en-IE"/>
+              </w:rPr>
+              <w:t>What it does</w:t>
+            </w:r>
+          </w:p>
+        </w:tc>
+      </w:tr>
+      <w:tr>
+        <w:trPr>
+          <w:cnfStyle w:val="000000100000" w:firstRow="0" w:lastRow="0" w:firstColumn="0" w:lastColumn="0" w:oddVBand="0" w:evenVBand="0" w:oddHBand="1" w:evenHBand="0" w:firstRowFirstColumn="0" w:firstRowLastColumn="0" w:lastRowFirstColumn="0" w:lastRowLastColumn="0"/>
+        </w:trPr>
+        <w:tc>
+          <w:tcPr>
+            <w:cnfStyle w:val="001000000000" w:firstRow="0" w:lastRow="0" w:firstColumn="1" w:lastColumn="0" w:oddVBand="0" w:evenVBand="0" w:oddHBand="0" w:evenHBand="0" w:firstRowFirstColumn="0" w:firstRowLastColumn="0" w:lastRowFirstColumn="0" w:lastRowLastColumn="0"/>
+            <w:tcW w:w="3005" w:type="dxa"/>
+          </w:tcPr>
+          <w:p>
+            <w:pPr>
+              <w:rPr>
+                <w:b w:val="0"/>
+                <w:bCs w:val="0"/>
+                <w:lang w:val="en-IE"/>
+              </w:rPr>
+            </w:pPr>
+            <w:r>
+              <w:rPr>
+                <w:b w:val="0"/>
+                <w:bCs w:val="0"/>
+                <w:lang w:val="en-IE"/>
+              </w:rPr>
+              <w:t>/api/airports</w:t>
+            </w:r>
+          </w:p>
+        </w:tc>
+        <w:tc>
+          <w:tcPr>
+            <w:tcW w:w="3005" w:type="dxa"/>
+          </w:tcPr>
+          <w:p>
+            <w:pPr>
+              <w:cnfStyle w:val="000000100000" w:firstRow="0" w:lastRow="0" w:firstColumn="0" w:lastColumn="0" w:oddVBand="0" w:evenVBand="0" w:oddHBand="1" w:evenHBand="0" w:firstRowFirstColumn="0" w:firstRowLastColumn="0" w:lastRowFirstColumn="0" w:lastRowLastColumn="0"/>
+              <w:rPr>
+                <w:lang w:val="en-IE"/>
+              </w:rPr>
+            </w:pPr>
+            <w:r>
+              <w:rPr>
+                <w:lang w:val="en-IE"/>
+              </w:rPr>
+              <w:t>GET</w:t>
+            </w:r>
+          </w:p>
+        </w:tc>
+        <w:tc>
+          <w:tcPr>
+            <w:tcW w:w="3006" w:type="dxa"/>
+          </w:tcPr>
+          <w:p>
+            <w:pPr>
+              <w:cnfStyle w:val="000000100000" w:firstRow="0" w:lastRow="0" w:firstColumn="0" w:lastColumn="0" w:oddVBand="0" w:evenVBand="0" w:oddHBand="1" w:evenHBand="0" w:firstRowFirstColumn="0" w:firstRowLastColumn="0" w:lastRowFirstColumn="0" w:lastRowLastColumn="0"/>
+              <w:rPr>
+                <w:lang w:val="en-IE"/>
+              </w:rPr>
+            </w:pPr>
+            <w:r>
+              <w:rPr>
+                <w:lang w:val="en-IE"/>
+              </w:rPr>
+              <w:t>List airports (placeholder)</w:t>
+            </w:r>
+          </w:p>
+        </w:tc>
+      </w:tr>
+      <w:tr>
+        <w:tc>
+          <w:tcPr>
+            <w:cnfStyle w:val="001000000000" w:firstRow="0" w:lastRow="0" w:firstColumn="1" w:lastColumn="0" w:oddVBand="0" w:evenVBand="0" w:oddHBand="0" w:evenHBand="0" w:firstRowFirstColumn="0" w:firstRowLastColumn="0" w:lastRowFirstColumn="0" w:lastRowLastColumn="0"/>
+            <w:tcW w:w="3005" w:type="dxa"/>
+          </w:tcPr>
+          <w:p>
+            <w:pPr>
+              <w:rPr>
+                <w:b w:val="0"/>
+                <w:bCs w:val="0"/>
+                <w:lang w:val="en-IE"/>
+              </w:rPr>
+            </w:pPr>
+            <w:r>
+              <w:rPr>
+                <w:b w:val="0"/>
+                <w:bCs w:val="0"/>
+                <w:lang w:val="en-IE"/>
+              </w:rPr>
+              <w:t>/api/airports</w:t>
+            </w:r>
+          </w:p>
+        </w:tc>
+        <w:tc>
+          <w:tcPr>
+            <w:tcW w:w="3005" w:type="dxa"/>
+          </w:tcPr>
+          <w:p>
+            <w:pPr>
+              <w:cnfStyle w:val="000000000000" w:firstRow="0" w:lastRow="0" w:firstColumn="0" w:lastColumn="0" w:oddVBand="0" w:evenVBand="0" w:oddHBand="0" w:evenHBand="0" w:firstRowFirstColumn="0" w:firstRowLastColumn="0" w:lastRowFirstColumn="0" w:lastRowLastColumn="0"/>
+              <w:rPr>
+                <w:lang w:val="en-IE"/>
+              </w:rPr>
+            </w:pPr>
+            <w:r>
+              <w:rPr>
+                <w:lang w:val="en-IE"/>
+              </w:rPr>
+              <w:t>POST</w:t>
+            </w:r>
+          </w:p>
+        </w:tc>
+        <w:tc>
+          <w:tcPr>
+            <w:tcW w:w="3006" w:type="dxa"/>
+          </w:tcPr>
+          <w:p>
+            <w:pPr>
+              <w:cnfStyle w:val="000000000000" w:firstRow="0" w:lastRow="0" w:firstColumn="0" w:lastColumn="0" w:oddVBand="0" w:evenVBand="0" w:oddHBand="0" w:evenHBand="0" w:firstRowFirstColumn="0" w:firstRowLastColumn="0" w:lastRowFirstColumn="0" w:lastRowLastColumn="0"/>
+              <w:rPr>
+                <w:lang w:val="en-IE"/>
+              </w:rPr>
+            </w:pPr>
+            <w:r>
+              <w:rPr>
+                <w:lang w:val="en-IE"/>
+              </w:rPr>
+              <w:t>Create an airport</w:t>
+            </w:r>
+          </w:p>
+        </w:tc>
+      </w:tr>
+      <w:tr>
+        <w:trPr>
+          <w:cnfStyle w:val="000000100000" w:firstRow="0" w:lastRow="0" w:firstColumn="0" w:lastColumn="0" w:oddVBand="0" w:evenVBand="0" w:oddHBand="1" w:evenHBand="0" w:firstRowFirstColumn="0" w:firstRowLastColumn="0" w:lastRowFirstColumn="0" w:lastRowLastColumn="0"/>
+        </w:trPr>
+        <w:tc>
+          <w:tcPr>
+            <w:cnfStyle w:val="001000000000" w:firstRow="0" w:lastRow="0" w:firstColumn="1" w:lastColumn="0" w:oddVBand="0" w:evenVBand="0" w:oddHBand="0" w:evenHBand="0" w:firstRowFirstColumn="0" w:firstRowLastColumn="0" w:lastRowFirstColumn="0" w:lastRowLastColumn="0"/>
+            <w:tcW w:w="3005" w:type="dxa"/>
+          </w:tcPr>
+          <w:p>
+            <w:pPr>
+              <w:rPr>
+                <w:b w:val="0"/>
+                <w:bCs w:val="0"/>
+                <w:lang w:val="en-IE"/>
+              </w:rPr>
+            </w:pPr>
+            <w:r>
+              <w:rPr>
+                <w:b w:val="0"/>
+                <w:bCs w:val="0"/>
+                <w:lang w:val="en-IE"/>
+              </w:rPr>
+              <w:t>/api/airports/:airportid</w:t>
+            </w:r>
+          </w:p>
+        </w:tc>
+        <w:tc>
+          <w:tcPr>
+            <w:tcW w:w="3005" w:type="dxa"/>
+          </w:tcPr>
+          <w:p>
+            <w:pPr>
+              <w:cnfStyle w:val="000000100000" w:firstRow="0" w:lastRow="0" w:firstColumn="0" w:lastColumn="0" w:oddVBand="0" w:evenVBand="0" w:oddHBand="1" w:evenHBand="0" w:firstRowFirstColumn="0" w:firstRowLastColumn="0" w:lastRowFirstColumn="0" w:lastRowLastColumn="0"/>
+              <w:rPr>
+                <w:lang w:val="en-IE"/>
+              </w:rPr>
+            </w:pPr>
+            <w:r>
+              <w:rPr>
+                <w:lang w:val="en-IE"/>
+              </w:rPr>
+              <w:t>GET</w:t>
+            </w:r>
+          </w:p>
+        </w:tc>
+        <w:tc>
+          <w:tcPr>
+            <w:tcW w:w="3006" w:type="dxa"/>
+          </w:tcPr>
+          <w:p>
+            <w:pPr>
+              <w:cnfStyle w:val="000000100000" w:firstRow="0" w:lastRow="0" w:firstColumn="0" w:lastColumn="0" w:oddVBand="0" w:evenVBand="0" w:oddHBand="1" w:evenHBand="0" w:firstRowFirstColumn="0" w:firstRowLastColumn="0" w:lastRowFirstColumn="0" w:lastRowLastColumn="0"/>
+              <w:rPr>
+                <w:lang w:val="en-IE"/>
+              </w:rPr>
+            </w:pPr>
+            <w:r>
+              <w:rPr>
+                <w:lang w:val="en-IE"/>
+              </w:rPr>
+              <w:t>Get one airport</w:t>
+            </w:r>
+          </w:p>
+        </w:tc>
+      </w:tr>
+      <w:tr>
+        <w:tc>
+          <w:tcPr>
+            <w:cnfStyle w:val="001000000000" w:firstRow="0" w:lastRow="0" w:firstColumn="1" w:lastColumn="0" w:oddVBand="0" w:evenVBand="0" w:oddHBand="0" w:evenHBand="0" w:firstRowFirstColumn="0" w:firstRowLastColumn="0" w:lastRowFirstColumn="0" w:lastRowLastColumn="0"/>
+            <w:tcW w:w="3005" w:type="dxa"/>
+          </w:tcPr>
+          <w:p>
+            <w:pPr>
+              <w:rPr>
+                <w:b w:val="0"/>
+                <w:bCs w:val="0"/>
+                <w:lang w:val="en-IE"/>
+              </w:rPr>
+            </w:pPr>
+            <w:r>
+              <w:rPr>
+                <w:b w:val="0"/>
+                <w:bCs w:val="0"/>
+                <w:lang w:val="en-IE"/>
+              </w:rPr>
+              <w:t>/api/airports/:airportid</w:t>
+            </w:r>
+          </w:p>
+        </w:tc>
+        <w:tc>
+          <w:tcPr>
+            <w:tcW w:w="3005" w:type="dxa"/>
+          </w:tcPr>
+          <w:p>
+            <w:pPr>
+              <w:cnfStyle w:val="000000000000" w:firstRow="0" w:lastRow="0" w:firstColumn="0" w:lastColumn="0" w:oddVBand="0" w:evenVBand="0" w:oddHBand="0" w:evenHBand="0" w:firstRowFirstColumn="0" w:firstRowLastColumn="0" w:lastRowFirstColumn="0" w:lastRowLastColumn="0"/>
+              <w:rPr>
+                <w:lang w:val="en-IE"/>
+              </w:rPr>
+            </w:pPr>
+            <w:r>
+              <w:rPr>
+                <w:lang w:val="en-IE"/>
+              </w:rPr>
+              <w:t>PUT / DELETE</w:t>
+            </w:r>
+          </w:p>
+        </w:tc>
+        <w:tc>
+          <w:tcPr>
+            <w:tcW w:w="3006" w:type="dxa"/>
+          </w:tcPr>
+          <w:p>
+            <w:pPr>
+              <w:cnfStyle w:val="000000000000" w:firstRow="0" w:lastRow="0" w:firstColumn="0" w:lastColumn="0" w:oddVBand="0" w:evenVBand="0" w:oddHBand="0" w:evenHBand="0" w:firstRowFirstColumn="0" w:firstRowLastColumn="0" w:lastRowFirstColumn="0" w:lastRowLastColumn="0"/>
+              <w:rPr>
+                <w:lang w:val="en-IE"/>
+              </w:rPr>
+            </w:pPr>
+            <w:r>
+              <w:rPr>
+                <w:lang w:val="en-IE"/>
+              </w:rPr>
+              <w:t>Update or delete an airport (placeholder)</w:t>
+            </w:r>
+          </w:p>
+        </w:tc>
+      </w:tr>
+      <w:tr>
+        <w:trPr>
+          <w:cnfStyle w:val="000000100000" w:firstRow="0" w:lastRow="0" w:firstColumn="0" w:lastColumn="0" w:oddVBand="0" w:evenVBand="0" w:oddHBand="1" w:evenHBand="0" w:firstRowFirstColumn="0" w:firstRowLastColumn="0" w:lastRowFirstColumn="0" w:lastRowLastColumn="0"/>
+        </w:trPr>
+        <w:tc>
+          <w:tcPr>
+            <w:cnfStyle w:val="001000000000" w:firstRow="0" w:lastRow="0" w:firstColumn="1" w:lastColumn="0" w:oddVBand="0" w:evenVBand="0" w:oddHBand="0" w:evenHBand="0" w:firstRowFirstColumn="0" w:firstRowLastColumn="0" w:lastRowFirstColumn="0" w:lastRowLastColumn="0"/>
+            <w:tcW w:w="3005" w:type="dxa"/>
+          </w:tcPr>
+          <w:p>
+            <w:pPr>
+              <w:rPr>
+                <w:b w:val="0"/>
+                <w:bCs w:val="0"/>
+                <w:lang w:val="en-IE"/>
+              </w:rPr>
+            </w:pPr>
+            <w:r>
+              <w:rPr>
+                <w:b w:val="0"/>
+                <w:bCs w:val="0"/>
+                <w:lang w:val="en-IE"/>
+              </w:rPr>
+              <w:t>/api</w:t>
+            </w:r>
+            <w:r>
+              <w:rPr>
+                <w:b w:val="0"/>
+                <w:bCs w:val="0"/>
+                <w:lang w:val="en-IE"/>
+              </w:rPr>
+              <w:t>/</w:t>
+            </w:r>
+            <w:r>
+              <w:rPr>
+                <w:b w:val="0"/>
+                <w:bCs w:val="0"/>
+                <w:lang w:val="en-IE"/>
+              </w:rPr>
+              <w:t>airports</w:t>
+            </w:r>
+            <w:r>
+              <w:rPr>
+                <w:b w:val="0"/>
+                <w:bCs w:val="0"/>
+                <w:lang w:val="en-IE"/>
+              </w:rPr>
+              <w:t>/</w:t>
+            </w:r>
+            <w:r>
+              <w:rPr>
+                <w:b w:val="0"/>
+                <w:bCs w:val="0"/>
+                <w:lang w:val="en-IE"/>
+              </w:rPr>
+              <w:t>:airportid/flights</w:t>
+            </w:r>
+          </w:p>
+        </w:tc>
+        <w:tc>
+          <w:tcPr>
+            <w:tcW w:w="3005" w:type="dxa"/>
+          </w:tcPr>
+          <w:p>
+            <w:pPr>
+              <w:cnfStyle w:val="000000100000" w:firstRow="0" w:lastRow="0" w:firstColumn="0" w:lastColumn="0" w:oddVBand="0" w:evenVBand="0" w:oddHBand="1" w:evenHBand="0" w:firstRowFirstColumn="0" w:firstRowLastColumn="0" w:lastRowFirstColumn="0" w:lastRowLastColumn="0"/>
+              <w:rPr>
+                <w:lang w:val="en-IE"/>
+              </w:rPr>
+            </w:pPr>
+            <w:r>
+              <w:rPr>
+                <w:lang w:val="en-IE"/>
+              </w:rPr>
+              <w:t>POST</w:t>
+            </w:r>
+          </w:p>
+        </w:tc>
+        <w:tc>
+          <w:tcPr>
+            <w:tcW w:w="3006" w:type="dxa"/>
+          </w:tcPr>
+          <w:p>
+            <w:pPr>
+              <w:cnfStyle w:val="000000100000" w:firstRow="0" w:lastRow="0" w:firstColumn="0" w:lastColumn="0" w:oddVBand="0" w:evenVBand="0" w:oddHBand="1" w:evenHBand="0" w:firstRowFirstColumn="0" w:firstRowLastColumn="0" w:lastRowFirstColumn="0" w:lastRowLastColumn="0"/>
+              <w:rPr>
+                <w:lang w:val="en-IE"/>
+              </w:rPr>
+            </w:pPr>
+            <w:r>
+              <w:rPr>
+                <w:lang w:val="en-IE"/>
+              </w:rPr>
+              <w:t>Add a flight (placeholder)</w:t>
+            </w:r>
+          </w:p>
+        </w:tc>
+      </w:tr>
+      <w:tr>
+        <w:tc>
+          <w:tcPr>
+            <w:cnfStyle w:val="001000000000" w:firstRow="0" w:lastRow="0" w:firstColumn="1" w:lastColumn="0" w:oddVBand="0" w:evenVBand="0" w:oddHBand="0" w:evenHBand="0" w:firstRowFirstColumn="0" w:firstRowLastColumn="0" w:lastRowFirstColumn="0" w:lastRowLastColumn="0"/>
+            <w:tcW w:w="3005" w:type="dxa"/>
+          </w:tcPr>
+          <w:p>
+            <w:pPr>
+              <w:rPr>
+                <w:b w:val="0"/>
+                <w:bCs w:val="0"/>
+                <w:lang w:val="en-IE"/>
+              </w:rPr>
+            </w:pPr>
+            <w:r>
+              <w:rPr>
+                <w:b w:val="0"/>
+                <w:bCs w:val="0"/>
+                <w:lang w:val="en-IE"/>
+              </w:rPr>
+              <w:t>/api/airports/:airportid/flights/:flightid</w:t>
+            </w:r>
+          </w:p>
+        </w:tc>
+        <w:tc>
+          <w:tcPr>
+            <w:tcW w:w="3005" w:type="dxa"/>
+          </w:tcPr>
+          <w:p>
+            <w:pPr>
+              <w:cnfStyle w:val="000000000000" w:firstRow="0" w:lastRow="0" w:firstColumn="0" w:lastColumn="0" w:oddVBand="0" w:evenVBand="0" w:oddHBand="0" w:evenHBand="0" w:firstRowFirstColumn="0" w:firstRowLastColumn="0" w:lastRowFirstColumn="0" w:lastRowLastColumn="0"/>
+              <w:rPr>
+                <w:lang w:val="en-IE"/>
+              </w:rPr>
+            </w:pPr>
+            <w:r>
+              <w:rPr>
+                <w:lang w:val="en-IE"/>
+              </w:rPr>
+              <w:t>GET / PUT / DELETE</w:t>
+            </w:r>
+          </w:p>
+        </w:tc>
+        <w:tc>
+          <w:tcPr>
+            <w:tcW w:w="3006" w:type="dxa"/>
+          </w:tcPr>
+          <w:p>
+            <w:pPr>
+              <w:cnfStyle w:val="000000000000" w:firstRow="0" w:lastRow="0" w:firstColumn="0" w:lastColumn="0" w:oddVBand="0" w:evenVBand="0" w:oddHBand="0" w:evenHBand="0" w:firstRowFirstColumn="0" w:firstRowLastColumn="0" w:lastRowFirstColumn="0" w:lastRowLastColumn="0"/>
+              <w:rPr>
+                <w:lang w:val="en-IE"/>
+              </w:rPr>
+            </w:pPr>
+            <w:r>
+              <w:rPr>
+                <w:lang w:val="en-IE"/>
+              </w:rPr>
+              <w:t>Get, update or delete a flight (placeholder)</w:t>
+            </w:r>
+          </w:p>
+        </w:tc>
+      </w:tr>
+    </w:tbl>
+    <w:p>
+      <w:pPr>
+        <w:rPr>
+          <w:lang w:val="en-IE"/>
+        </w:rPr>
+      </w:pPr>
+    </w:p>
+    <w:p>
+      <w:pPr>
+        <w:rPr>
+          <w:lang w:val="en-IE"/>
+        </w:rPr>
+      </w:pPr>
+      <w:r>
+        <w:rPr>
+          <w:lang w:val="en-IE"/>
+        </w:rPr>
+        <w:drawing>
+          <wp:inline distT="0" distB="0" distL="0" distR="0" wp14:anchorId="2C34F796" wp14:editId="070AF7BC">
+            <wp:extent cx="5630061" cy="2762636"/>
+            <wp:effectExtent l="0" t="0" r="0" b="0"/>
+            <wp:docPr id="436318806" name="Picture 1"/>
+            <wp:cNvGraphicFramePr>
+              <a:graphicFrameLocks xmlns:a="http://schemas.openxmlformats.org/drawingml/2006/main" noChangeAspect="1"/>
+            </wp:cNvGraphicFramePr>
+            <a:graphic xmlns:a="http://schemas.openxmlformats.org/drawingml/2006/main">
+              <a:graphicData uri="http://schemas.openxmlformats.org/drawingml/2006/picture">
+                <pic:pic xmlns:pic="http://schemas.openxmlformats.org/drawingml/2006/picture">
+                  <pic:nvPicPr>
+                    <pic:cNvPr id="436318806" name=""/>
+                    <pic:cNvPicPr/>
+                  </pic:nvPicPr>
+                  <pic:blipFill>
+                    <a:blip r:embed="rId31"/>
+                    <a:stretch>
+                      <a:fillRect/>
+                    </a:stretch>
+                  </pic:blipFill>
+                  <pic:spPr>
+                    <a:xfrm>
+                      <a:off x="0" y="0"/>
+                      <a:ext cx="5630061" cy="2762636"/>
+                    </a:xfrm>
+                    <a:prstGeom prst="rect">
+                      <a:avLst/>
+                    </a:prstGeom>
+                  </pic:spPr>
+                </pic:pic>
+              </a:graphicData>
+            </a:graphic>
+          </wp:inline>
+        </w:drawing>
+      </w:r>
+    </w:p>
+    <w:p>
+      <w:pPr>
+        <w:rPr>
+          <w:lang w:val="en-IE"/>
+        </w:rPr>
+      </w:pPr>
+    </w:p>
+    <w:p>
+      <w:pPr>
+        <w:rPr>
+          <w:lang w:val="en-IE"/>
+        </w:rPr>
+      </w:pPr>
+    </w:p>
+    <w:p>
+      <w:pPr>
+        <w:rPr>
+          <w:lang w:val="en-IE"/>
+        </w:rPr>
+      </w:pPr>
+    </w:p>
+    <w:p>
+      <w:pPr>
+        <w:rPr>
+          <w:lang w:val="en-IE"/>
+        </w:rPr>
+      </w:pPr>
+    </w:p>
+    <w:p>
+      <w:pPr>
+        <w:rPr>
+          <w:lang w:val="en-IE"/>
+        </w:rPr>
+      </w:pPr>
+    </w:p>
+    <w:p>
+      <w:pPr>
+        <w:pStyle w:val="Heading2"/>
+        <w:rPr>
+          <w:lang w:val="en-IE"/>
+        </w:rPr>
+      </w:pPr>
+      <w:bookmarkStart w:id="23" w:name="_Toc243851768"/>
+      <w:r>
+        <w:rPr>
+          <w:lang w:val="en-IE"/>
+        </w:rPr>
+        <w:lastRenderedPageBreak/>
+        <w:t>7.2 Error Messages</w:t>
+      </w:r>
+      <w:bookmarkEnd w:id="23"/>
+    </w:p>
+    <w:p>
+      <w:pPr>
+        <w:rPr>
+          <w:lang w:val="en-IE"/>
+        </w:rPr>
+      </w:pPr>
+      <w:r>
+        <w:rPr>
+          <w:lang w:val="en-IE"/>
+        </w:rPr>
+        <w:t>airportsReadOne first checks there’s an airportid in the request, then looks it up with findById and sends back a different status depending on what happened.</w:t>
+      </w:r>
+    </w:p>
+    <w:p>
+      <w:pPr>
+        <w:rPr>
+          <w:lang w:val="en-IE"/>
+        </w:rPr>
+      </w:pPr>
+      <w:r>
+        <w:rPr>
+          <w:lang w:val="en-IE"/>
+        </w:rPr>
+        <w:drawing>
+          <wp:inline distT="0" distB="0" distL="0" distR="0" wp14:anchorId="6A6E3396" wp14:editId="745A351B">
+            <wp:extent cx="5731510" cy="4062730"/>
+            <wp:effectExtent l="0" t="0" r="2540" b="0"/>
+            <wp:docPr id="1986956370" name="Picture 1"/>
+            <wp:cNvGraphicFramePr>
+              <a:graphicFrameLocks xmlns:a="http://schemas.openxmlformats.org/drawingml/2006/main" noChangeAspect="1"/>
+            </wp:cNvGraphicFramePr>
+            <a:graphic xmlns:a="http://schemas.openxmlformats.org/drawingml/2006/main">
+              <a:graphicData uri="http://schemas.openxmlformats.org/drawingml/2006/picture">
+                <pic:pic xmlns:pic="http://schemas.openxmlformats.org/drawingml/2006/picture">
+                  <pic:nvPicPr>
+                    <pic:cNvPr id="1986956370" name=""/>
+                    <pic:cNvPicPr/>
+                  </pic:nvPicPr>
+                  <pic:blipFill>
+                    <a:blip r:embed="rId32"/>
+                    <a:stretch>
+                      <a:fillRect/>
+                    </a:stretch>
+                  </pic:blipFill>
+                  <pic:spPr>
+                    <a:xfrm>
+                      <a:off x="0" y="0"/>
+                      <a:ext cx="5731510" cy="4062730"/>
+                    </a:xfrm>
+                    <a:prstGeom prst="rect">
+                      <a:avLst/>
+                    </a:prstGeom>
+                  </pic:spPr>
+                </pic:pic>
+              </a:graphicData>
+            </a:graphic>
+          </wp:inline>
+        </w:drawing>
+      </w:r>
+    </w:p>
+    <w:tbl>
+      <w:tblPr>
+        <w:tblStyle w:val="PlainTable1"/>
+        <w:tblW w:w="0" w:type="auto"/>
+        <w:tblLook w:val="04A0" w:firstRow="1" w:lastRow="0" w:firstColumn="1" w:lastColumn="0" w:noHBand="0" w:noVBand="1"/>
+      </w:tblPr>
+      <w:tblGrid>
+        <w:gridCol w:w="1696"/>
+        <w:gridCol w:w="7320"/>
+      </w:tblGrid>
+      <w:tr>
+        <w:trPr>
+          <w:cnfStyle w:val="100000000000" w:firstRow="1" w:lastRow="0" w:firstColumn="0" w:lastColumn="0" w:oddVBand="0" w:evenVBand="0" w:oddHBand="0" w:evenHBand="0" w:firstRowFirstColumn="0" w:firstRowLastColumn="0" w:lastRowFirstColumn="0" w:lastRowLastColumn="0"/>
+        </w:trPr>
+        <w:tc>
+          <w:tcPr>
+            <w:cnfStyle w:val="001000000000" w:firstRow="0" w:lastRow="0" w:firstColumn="1" w:lastColumn="0" w:oddVBand="0" w:evenVBand="0" w:oddHBand="0" w:evenHBand="0" w:firstRowFirstColumn="0" w:firstRowLastColumn="0" w:lastRowFirstColumn="0" w:lastRowLastColumn="0"/>
+            <w:tcW w:w="1696" w:type="dxa"/>
+          </w:tcPr>
+          <w:p>
+            <w:pPr>
+              <w:rPr>
+                <w:lang w:val="en-IE"/>
+              </w:rPr>
+            </w:pPr>
+            <w:r>
+              <w:rPr>
+                <w:lang w:val="en-IE"/>
+              </w:rPr>
+              <w:t>Status</w:t>
+            </w:r>
+          </w:p>
+        </w:tc>
+        <w:tc>
+          <w:tcPr>
+            <w:tcW w:w="7320" w:type="dxa"/>
+          </w:tcPr>
+          <w:p>
+            <w:pPr>
+              <w:cnfStyle w:val="100000000000" w:firstRow="1" w:lastRow="0" w:firstColumn="0" w:lastColumn="0" w:oddVBand="0" w:evenVBand="0" w:oddHBand="0" w:evenHBand="0" w:firstRowFirstColumn="0" w:firstRowLastColumn="0" w:lastRowFirstColumn="0" w:lastRowLastColumn="0"/>
+              <w:rPr>
+                <w:lang w:val="en-IE"/>
+              </w:rPr>
+            </w:pPr>
+            <w:r>
+              <w:rPr>
+                <w:lang w:val="en-IE"/>
+              </w:rPr>
+              <w:t>Meaning</w:t>
+            </w:r>
+          </w:p>
+        </w:tc>
+      </w:tr>
+      <w:tr>
+        <w:trPr>
+          <w:cnfStyle w:val="000000100000" w:firstRow="0" w:lastRow="0" w:firstColumn="0" w:lastColumn="0" w:oddVBand="0" w:evenVBand="0" w:oddHBand="1" w:evenHBand="0" w:firstRowFirstColumn="0" w:firstRowLastColumn="0" w:lastRowFirstColumn="0" w:lastRowLastColumn="0"/>
+        </w:trPr>
+        <w:tc>
+          <w:tcPr>
+            <w:cnfStyle w:val="001000000000" w:firstRow="0" w:lastRow="0" w:firstColumn="1" w:lastColumn="0" w:oddVBand="0" w:evenVBand="0" w:oddHBand="0" w:evenHBand="0" w:firstRowFirstColumn="0" w:firstRowLastColumn="0" w:lastRowFirstColumn="0" w:lastRowLastColumn="0"/>
+            <w:tcW w:w="1696" w:type="dxa"/>
+          </w:tcPr>
+          <w:p>
+            <w:pPr>
+              <w:rPr>
+                <w:b w:val="0"/>
+                <w:bCs w:val="0"/>
+                <w:lang w:val="en-IE"/>
+              </w:rPr>
+            </w:pPr>
+            <w:r>
+              <w:rPr>
+                <w:b w:val="0"/>
+                <w:bCs w:val="0"/>
+                <w:lang w:val="en-IE"/>
+              </w:rPr>
+              <w:t>200</w:t>
+            </w:r>
+          </w:p>
+        </w:tc>
+        <w:tc>
+          <w:tcPr>
+            <w:tcW w:w="7320" w:type="dxa"/>
+          </w:tcPr>
+          <w:p>
+            <w:pPr>
+              <w:cnfStyle w:val="000000100000" w:firstRow="0" w:lastRow="0" w:firstColumn="0" w:lastColumn="0" w:oddVBand="0" w:evenVBand="0" w:oddHBand="1" w:evenHBand="0" w:firstRowFirstColumn="0" w:firstRowLastColumn="0" w:lastRowFirstColumn="0" w:lastRowLastColumn="0"/>
+              <w:rPr>
+                <w:lang w:val="en-IE"/>
+              </w:rPr>
+            </w:pPr>
+            <w:r>
+              <w:rPr>
+                <w:lang w:val="en-IE"/>
+              </w:rPr>
+              <w:t>Ok, here’s the airport</w:t>
+            </w:r>
+          </w:p>
+        </w:tc>
+      </w:tr>
+      <w:tr>
+        <w:tc>
+          <w:tcPr>
+            <w:cnfStyle w:val="001000000000" w:firstRow="0" w:lastRow="0" w:firstColumn="1" w:lastColumn="0" w:oddVBand="0" w:evenVBand="0" w:oddHBand="0" w:evenHBand="0" w:firstRowFirstColumn="0" w:firstRowLastColumn="0" w:lastRowFirstColumn="0" w:lastRowLastColumn="0"/>
+            <w:tcW w:w="1696" w:type="dxa"/>
+          </w:tcPr>
+          <w:p>
+            <w:pPr>
+              <w:rPr>
+                <w:b w:val="0"/>
+                <w:bCs w:val="0"/>
+                <w:lang w:val="en-IE"/>
+              </w:rPr>
+            </w:pPr>
+            <w:r>
+              <w:rPr>
+                <w:b w:val="0"/>
+                <w:bCs w:val="0"/>
+                <w:lang w:val="en-IE"/>
+              </w:rPr>
+              <w:t>201</w:t>
+            </w:r>
+          </w:p>
+        </w:tc>
+        <w:tc>
+          <w:tcPr>
+            <w:tcW w:w="7320" w:type="dxa"/>
+          </w:tcPr>
+          <w:p>
+            <w:pPr>
+              <w:cnfStyle w:val="000000000000" w:firstRow="0" w:lastRow="0" w:firstColumn="0" w:lastColumn="0" w:oddVBand="0" w:evenVBand="0" w:oddHBand="0" w:evenHBand="0" w:firstRowFirstColumn="0" w:firstRowLastColumn="0" w:lastRowFirstColumn="0" w:lastRowLastColumn="0"/>
+              <w:rPr>
+                <w:lang w:val="en-IE"/>
+              </w:rPr>
+            </w:pPr>
+            <w:r>
+              <w:rPr>
+                <w:lang w:val="en-IE"/>
+              </w:rPr>
+              <w:t>Created, the new airport was saved</w:t>
+            </w:r>
+          </w:p>
+        </w:tc>
+      </w:tr>
+      <w:tr>
+        <w:trPr>
+          <w:cnfStyle w:val="000000100000" w:firstRow="0" w:lastRow="0" w:firstColumn="0" w:lastColumn="0" w:oddVBand="0" w:evenVBand="0" w:oddHBand="1" w:evenHBand="0" w:firstRowFirstColumn="0" w:firstRowLastColumn="0" w:lastRowFirstColumn="0" w:lastRowLastColumn="0"/>
+        </w:trPr>
+        <w:tc>
+          <w:tcPr>
+            <w:cnfStyle w:val="001000000000" w:firstRow="0" w:lastRow="0" w:firstColumn="1" w:lastColumn="0" w:oddVBand="0" w:evenVBand="0" w:oddHBand="0" w:evenHBand="0" w:firstRowFirstColumn="0" w:firstRowLastColumn="0" w:lastRowFirstColumn="0" w:lastRowLastColumn="0"/>
+            <w:tcW w:w="1696" w:type="dxa"/>
+          </w:tcPr>
+          <w:p>
+            <w:pPr>
+              <w:rPr>
+                <w:b w:val="0"/>
+                <w:bCs w:val="0"/>
+                <w:lang w:val="en-IE"/>
+              </w:rPr>
+            </w:pPr>
+            <w:r>
+              <w:rPr>
+                <w:b w:val="0"/>
+                <w:bCs w:val="0"/>
+                <w:lang w:val="en-IE"/>
+              </w:rPr>
+              <w:t>400</w:t>
+            </w:r>
+          </w:p>
+        </w:tc>
+        <w:tc>
+          <w:tcPr>
+            <w:tcW w:w="7320" w:type="dxa"/>
+          </w:tcPr>
+          <w:p>
+            <w:pPr>
+              <w:cnfStyle w:val="000000100000" w:firstRow="0" w:lastRow="0" w:firstColumn="0" w:lastColumn="0" w:oddVBand="0" w:evenVBand="0" w:oddHBand="1" w:evenHBand="0" w:firstRowFirstColumn="0" w:firstRowLastColumn="0" w:lastRowFirstColumn="0" w:lastRowLastColumn="0"/>
+              <w:rPr>
+                <w:lang w:val="en-IE"/>
+              </w:rPr>
+            </w:pPr>
+            <w:r>
+              <w:rPr>
+                <w:lang w:val="en-IE"/>
+              </w:rPr>
+              <w:t>Bad request, no airportid or a required field is missing</w:t>
+            </w:r>
+          </w:p>
+        </w:tc>
+      </w:tr>
+      <w:tr>
+        <w:tc>
+          <w:tcPr>
+            <w:cnfStyle w:val="001000000000" w:firstRow="0" w:lastRow="0" w:firstColumn="1" w:lastColumn="0" w:oddVBand="0" w:evenVBand="0" w:oddHBand="0" w:evenHBand="0" w:firstRowFirstColumn="0" w:firstRowLastColumn="0" w:lastRowFirstColumn="0" w:lastRowLastColumn="0"/>
+            <w:tcW w:w="1696" w:type="dxa"/>
+          </w:tcPr>
+          <w:p>
+            <w:pPr>
+              <w:rPr>
+                <w:b w:val="0"/>
+                <w:bCs w:val="0"/>
+                <w:lang w:val="en-IE"/>
+              </w:rPr>
+            </w:pPr>
+            <w:r>
+              <w:rPr>
+                <w:b w:val="0"/>
+                <w:bCs w:val="0"/>
+                <w:lang w:val="en-IE"/>
+              </w:rPr>
+              <w:t>404</w:t>
+            </w:r>
+          </w:p>
+        </w:tc>
+        <w:tc>
+          <w:tcPr>
+            <w:tcW w:w="7320" w:type="dxa"/>
+          </w:tcPr>
+          <w:p>
+            <w:pPr>
+              <w:cnfStyle w:val="000000000000" w:firstRow="0" w:lastRow="0" w:firstColumn="0" w:lastColumn="0" w:oddVBand="0" w:evenVBand="0" w:oddHBand="0" w:evenHBand="0" w:firstRowFirstColumn="0" w:firstRowLastColumn="0" w:lastRowFirstColumn="0" w:lastRowLastColumn="0"/>
+              <w:rPr>
+                <w:lang w:val="en-IE"/>
+              </w:rPr>
+            </w:pPr>
+            <w:r>
+              <w:rPr>
+                <w:lang w:val="en-IE"/>
+              </w:rPr>
+              <w:t>Airport not found</w:t>
+            </w:r>
+          </w:p>
+        </w:tc>
+      </w:tr>
+      <w:tr>
+        <w:trPr>
+          <w:cnfStyle w:val="000000100000" w:firstRow="0" w:lastRow="0" w:firstColumn="0" w:lastColumn="0" w:oddVBand="0" w:evenVBand="0" w:oddHBand="1" w:evenHBand="0" w:firstRowFirstColumn="0" w:firstRowLastColumn="0" w:lastRowFirstColumn="0" w:lastRowLastColumn="0"/>
+        </w:trPr>
+        <w:tc>
+          <w:tcPr>
+            <w:cnfStyle w:val="001000000000" w:firstRow="0" w:lastRow="0" w:firstColumn="1" w:lastColumn="0" w:oddVBand="0" w:evenVBand="0" w:oddHBand="0" w:evenHBand="0" w:firstRowFirstColumn="0" w:firstRowLastColumn="0" w:lastRowFirstColumn="0" w:lastRowLastColumn="0"/>
+            <w:tcW w:w="1696" w:type="dxa"/>
+          </w:tcPr>
+          <w:p>
+            <w:pPr>
+              <w:rPr>
+                <w:b w:val="0"/>
+                <w:bCs w:val="0"/>
+                <w:lang w:val="en-IE"/>
+              </w:rPr>
+            </w:pPr>
+            <w:r>
+              <w:rPr>
+                <w:b w:val="0"/>
+                <w:bCs w:val="0"/>
+                <w:lang w:val="en-IE"/>
+              </w:rPr>
+              <w:t>500</w:t>
+            </w:r>
+          </w:p>
+        </w:tc>
+        <w:tc>
+          <w:tcPr>
+            <w:tcW w:w="7320" w:type="dxa"/>
+          </w:tcPr>
+          <w:p>
+            <w:pPr>
+              <w:cnfStyle w:val="000000100000" w:firstRow="0" w:lastRow="0" w:firstColumn="0" w:lastColumn="0" w:oddVBand="0" w:evenVBand="0" w:oddHBand="1" w:evenHBand="0" w:firstRowFirstColumn="0" w:firstRowLastColumn="0" w:lastRowFirstColumn="0" w:lastRowLastColumn="0"/>
+              <w:rPr>
+                <w:lang w:val="en-IE"/>
+              </w:rPr>
+            </w:pPr>
+            <w:r>
+              <w:rPr>
+                <w:lang w:val="en-IE"/>
+              </w:rPr>
+              <w:t>Error retrieving airport e.g. an id that isn’t valid like 1234</w:t>
+            </w:r>
+          </w:p>
+        </w:tc>
+      </w:tr>
+    </w:tbl>
+    <w:p>
+      <w:pPr>
+        <w:rPr>
+          <w:lang w:val="en-IE"/>
+        </w:rPr>
+      </w:pPr>
+    </w:p>
+    <w:p>
+      <w:pPr>
+        <w:rPr>
+          <w:lang w:val="en-IE"/>
+        </w:rPr>
+      </w:pPr>
+    </w:p>
+    <w:p>
+      <w:pPr>
+        <w:rPr>
+          <w:lang w:val="en-IE"/>
+        </w:rPr>
+      </w:pPr>
+    </w:p>
+    <w:p>
+      <w:pPr>
+        <w:rPr>
+          <w:lang w:val="en-IE"/>
+        </w:rPr>
+      </w:pPr>
+    </w:p>
+    <w:p>
+      <w:pPr>
+        <w:rPr>
+          <w:lang w:val="en-IE"/>
+        </w:rPr>
+      </w:pPr>
+    </w:p>
+    <w:p>
+      <w:pPr>
+        <w:rPr>
+          <w:lang w:val="en-IE"/>
+        </w:rPr>
+      </w:pPr>
+    </w:p>
+    <w:p>
+      <w:pPr>
+        <w:rPr>
+          <w:lang w:val="en-IE"/>
+        </w:rPr>
+      </w:pPr>
+    </w:p>
+    <w:p>
+      <w:pPr>
+        <w:rPr>
+          <w:lang w:val="en-IE"/>
+        </w:rPr>
+      </w:pPr>
+    </w:p>
+    <w:p>
+      <w:pPr>
+        <w:rPr>
+          <w:lang w:val="en-IE"/>
+        </w:rPr>
+      </w:pPr>
+    </w:p>
+    <w:p>
+      <w:pPr>
+        <w:rPr>
+          <w:lang w:val="en-IE"/>
+        </w:rPr>
+      </w:pPr>
+    </w:p>
+    <w:p>
+      <w:pPr>
+        <w:pStyle w:val="Heading2"/>
+        <w:rPr>
+          <w:lang w:val="en-IE"/>
+        </w:rPr>
+      </w:pPr>
+      <w:bookmarkStart w:id="24" w:name="_Toc243851769"/>
+      <w:r>
+        <w:rPr>
+          <w:lang w:val="en-IE"/>
+        </w:rPr>
+        <w:t>7.3 Testing in Postman</w:t>
+      </w:r>
+      <w:bookmarkEnd w:id="24"/>
+    </w:p>
+    <w:p>
+      <w:pPr>
+        <w:rPr>
+          <w:lang w:val="en-IE"/>
+        </w:rPr>
+      </w:pPr>
+    </w:p>
+    <w:p>
+      <w:pPr>
+        <w:rPr>
+          <w:lang w:val="en-IE"/>
+        </w:rPr>
+      </w:pPr>
+      <w:r>
+        <w:rPr>
+          <w:noProof/>
+          <w:lang w:val="en-IE"/>
+        </w:rPr>
+        <w:drawing>
+          <wp:inline distT="0" distB="0" distL="0" distR="0" wp14:anchorId="3B23D176" wp14:editId="1A9420CF">
             <wp:extent cx="5731510" cy="6255385"/>
             <wp:effectExtent l="0" t="0" r="2540" b="0"/>
             <wp:docPr id="942776674" name="Picture 1"/>
@@ -4898,7 +8882,7 @@
                     <pic:cNvPicPr/>
                   </pic:nvPicPr>
                   <pic:blipFill>
-                    <a:blip r:embed="rId14"/>
+                    <a:blip r:embed="rId33"/>
                     <a:stretch>
                       <a:fillRect/>
                     </a:stretch>
@@ -4918,12 +8902,36 @@
           </wp:inline>
         </w:drawing>
       </w:r>
-      <w:r>
-        <w:rPr>
-          <w:noProof/>
-        </w:rPr>
-        <w:t xml:space="preserve"> </w:t>
-      </w:r>
+    </w:p>
+    <w:p>
+      <w:pPr>
+        <w:jc w:val="center"/>
+        <w:rPr>
+          <w:lang w:val="en-IE"/>
+        </w:rPr>
+      </w:pPr>
+      <w:r>
+        <w:rPr>
+          <w:rStyle w:val="SubtitleChar"/>
+          <w:sz w:val="22"/>
+          <w:szCs w:val="22"/>
+          <w:lang w:val="en-IE"/>
+        </w:rPr>
+        <w:t>The GET from /api/airports sending back the placeholder success message</w:t>
+      </w:r>
+      <w:r>
+        <w:rPr>
+          <w:lang w:val="en-IE"/>
+        </w:rPr>
+        <w:t>.</w:t>
+      </w:r>
+    </w:p>
+    <w:p>
+      <w:pPr>
+        <w:rPr>
+          <w:lang w:val="en-IE"/>
+        </w:rPr>
+      </w:pPr>
       <w:r>
         <w:rPr>
           <w:noProof/>
@@ -4931,7 +8939,7 @@
         </w:rPr>
         <w:lastRenderedPageBreak/>
         <w:drawing>
-          <wp:inline distT="0" distB="0" distL="0" distR="0" wp14:anchorId="7BE54F1C" wp14:editId="33F508C1">
+          <wp:inline distT="0" distB="0" distL="0" distR="0" wp14:anchorId="69EE227E" wp14:editId="62903915">
             <wp:extent cx="5731510" cy="6336665"/>
             <wp:effectExtent l="0" t="0" r="2540" b="6985"/>
             <wp:docPr id="43274878" name="Picture 1"/>
@@ -4946,7 +8954,7 @@
                     <pic:cNvPicPr/>
                   </pic:nvPicPr>
                   <pic:blipFill>
-                    <a:blip r:embed="rId15"/>
+                    <a:blip r:embed="rId34"/>
                     <a:stretch>
                       <a:fillRect/>
                     </a:stretch>
@@ -4966,120 +8974,124 @@
           </wp:inline>
         </w:drawing>
       </w:r>
-      <w:bookmarkEnd w:id="5"/>
-    </w:p>
-    <w:p>
-      <w:pPr>
-        <w:pStyle w:val="Heading1"/>
-        <w:rPr>
-          <w:lang w:val="en-IE"/>
-        </w:rPr>
-      </w:pPr>
-    </w:p>
-    <w:p>
-      <w:pPr>
-        <w:pStyle w:val="Heading1"/>
-        <w:rPr>
-          <w:lang w:val="en-IE"/>
-        </w:rPr>
-      </w:pPr>
-    </w:p>
-    <w:p>
-      <w:pPr>
-        <w:pStyle w:val="Heading1"/>
-        <w:rPr>
-          <w:lang w:val="en-IE"/>
-        </w:rPr>
-      </w:pPr>
-    </w:p>
-    <w:p>
-      <w:pPr>
-        <w:pStyle w:val="Heading1"/>
-        <w:rPr>
-          <w:lang w:val="en-IE"/>
-        </w:rPr>
-      </w:pPr>
-    </w:p>
-    <w:p>
-      <w:pPr>
-        <w:pStyle w:val="Heading1"/>
-        <w:rPr>
-          <w:lang w:val="en-IE"/>
-        </w:rPr>
-      </w:pPr>
-    </w:p>
-    <w:p>
-      <w:pPr>
-        <w:pStyle w:val="Heading1"/>
-        <w:rPr>
-          <w:lang w:val="en-IE"/>
-        </w:rPr>
-      </w:pPr>
-    </w:p>
-    <w:p>
-      <w:pPr>
-        <w:pStyle w:val="Heading1"/>
-        <w:rPr>
-          <w:lang w:val="en-IE"/>
-        </w:rPr>
-      </w:pPr>
-    </w:p>
-    <w:p>
-      <w:pPr>
-        <w:pStyle w:val="Heading1"/>
-        <w:rPr>
-          <w:lang w:val="en-IE"/>
-        </w:rPr>
-      </w:pPr>
-    </w:p>
-    <w:p>
-      <w:pPr>
-        <w:pStyle w:val="Heading1"/>
-        <w:rPr>
-          <w:lang w:val="en-IE"/>
-        </w:rPr>
-      </w:pPr>
-    </w:p>
-    <w:p>
-      <w:pPr>
-        <w:pStyle w:val="Heading1"/>
-        <w:rPr>
-          <w:lang w:val="en-IE"/>
-        </w:rPr>
-      </w:pPr>
-    </w:p>
-    <w:p>
-      <w:pPr>
-        <w:pStyle w:val="Heading1"/>
-        <w:rPr>
-          <w:lang w:val="en-IE"/>
-        </w:rPr>
-      </w:pPr>
-    </w:p>
-    <w:p>
-      <w:pPr>
-        <w:rPr>
-          <w:lang w:val="en-IE"/>
-        </w:rPr>
-      </w:pPr>
-    </w:p>
-    <w:p>
-      <w:pPr>
-        <w:rPr>
-          <w:lang w:val="en-IE"/>
-        </w:rPr>
-      </w:pPr>
-      <w:r>
-        <w:rPr>
-          <w:noProof/>
+    </w:p>
+    <w:p>
+      <w:pPr>
+        <w:jc w:val="center"/>
+        <w:rPr>
+          <w:lang w:val="en-IE"/>
+        </w:rPr>
+      </w:pPr>
+      <w:r>
+        <w:rPr>
+          <w:rStyle w:val="SubtitleChar"/>
+          <w:sz w:val="22"/>
+          <w:szCs w:val="22"/>
+          <w:lang w:val="en-IE"/>
+        </w:rPr>
+        <w:t xml:space="preserve">The </w:t>
+      </w:r>
+      <w:r>
+        <w:rPr>
+          <w:rStyle w:val="SubtitleChar"/>
+          <w:sz w:val="22"/>
+          <w:szCs w:val="22"/>
+          <w:lang w:val="en-IE"/>
+        </w:rPr>
+        <w:t>PUT</w:t>
+      </w:r>
+      <w:r>
+        <w:rPr>
+          <w:rStyle w:val="SubtitleChar"/>
+          <w:sz w:val="22"/>
+          <w:szCs w:val="22"/>
+          <w:lang w:val="en-IE"/>
+        </w:rPr>
+        <w:t xml:space="preserve"> from /api/airports</w:t>
+      </w:r>
+      <w:r>
+        <w:rPr>
+          <w:rStyle w:val="SubtitleChar"/>
+          <w:sz w:val="22"/>
+          <w:szCs w:val="22"/>
+          <w:lang w:val="en-IE"/>
+        </w:rPr>
+        <w:t>/1234</w:t>
+      </w:r>
+      <w:r>
+        <w:rPr>
+          <w:rStyle w:val="SubtitleChar"/>
+          <w:sz w:val="22"/>
+          <w:szCs w:val="22"/>
+          <w:lang w:val="en-IE"/>
+        </w:rPr>
+        <w:t xml:space="preserve"> sending back the placeholder success message</w:t>
+      </w:r>
+      <w:r>
+        <w:rPr>
+          <w:lang w:val="en-IE"/>
+        </w:rPr>
+        <w:t>.</w:t>
+      </w:r>
+    </w:p>
+    <w:p>
+      <w:pPr>
+        <w:rPr>
+          <w:lang w:val="en-IE"/>
+        </w:rPr>
+      </w:pPr>
+    </w:p>
+    <w:p>
+      <w:pPr>
+        <w:rPr>
+          <w:lang w:val="en-IE"/>
+        </w:rPr>
+      </w:pPr>
+    </w:p>
+    <w:p>
+      <w:pPr>
+        <w:rPr>
+          <w:lang w:val="en-IE"/>
+        </w:rPr>
+      </w:pPr>
+    </w:p>
+    <w:p>
+      <w:pPr>
+        <w:rPr>
+          <w:lang w:val="en-IE"/>
+        </w:rPr>
+      </w:pPr>
+    </w:p>
+    <w:p>
+      <w:pPr>
+        <w:rPr>
+          <w:lang w:val="en-IE"/>
+        </w:rPr>
+      </w:pPr>
+    </w:p>
+    <w:p>
+      <w:pPr>
+        <w:rPr>
+          <w:lang w:val="en-IE"/>
+        </w:rPr>
+      </w:pPr>
+    </w:p>
+    <w:p>
+      <w:pPr>
+        <w:rPr>
+          <w:lang w:val="en-IE"/>
+        </w:rPr>
+      </w:pPr>
+      <w:r>
+        <w:rPr>
           <w:lang w:val="en-IE"/>
         </w:rPr>
         <w:lastRenderedPageBreak/>
         <w:drawing>
-          <wp:inline distT="0" distB="0" distL="0" distR="0" wp14:anchorId="7496D011" wp14:editId="006F368D">
-            <wp:extent cx="5731510" cy="5337810"/>
+          <wp:inline distT="0" distB="0" distL="0" distR="0" wp14:anchorId="3752551D" wp14:editId="4B069FC5">
+            <wp:extent cx="5731510" cy="8252460"/>
             <wp:effectExtent l="0" t="0" r="2540" b="0"/>
-            <wp:docPr id="1680584379" name="Picture 1"/>
+            <wp:docPr id="533608035" name="Picture 1"/>
             <wp:cNvGraphicFramePr>
               <a:graphicFrameLocks xmlns:a="http://schemas.openxmlformats.org/drawingml/2006/main" noChangeAspect="1"/>
             </wp:cNvGraphicFramePr>
@@ -5087,123 +9099,11 @@
               <a:graphicData uri="http://schemas.openxmlformats.org/drawingml/2006/picture">
                 <pic:pic xmlns:pic="http://schemas.openxmlformats.org/drawingml/2006/picture">
                   <pic:nvPicPr>
-                    <pic:cNvPr id="1680584379" name=""/>
+                    <pic:cNvPr id="533608035" name=""/>
                     <pic:cNvPicPr/>
                   </pic:nvPicPr>
                   <pic:blipFill>
-                    <a:blip r:embed="rId21"/>
-                    <a:stretch>
-                      <a:fillRect/>
-                    </a:stretch>
-                  </pic:blipFill>
-                  <pic:spPr>
-                    <a:xfrm>
-                      <a:off x="0" y="0"/>
-                      <a:ext cx="5731510" cy="5337810"/>
-                    </a:xfrm>
-                    <a:prstGeom prst="rect">
-                      <a:avLst/>
-                    </a:prstGeom>
-                  </pic:spPr>
-                </pic:pic>
-              </a:graphicData>
-            </a:graphic>
-          </wp:inline>
-        </w:drawing>
-      </w:r>
-      <w:r>
-        <w:rPr>
-          <w:noProof/>
-          <w:lang w:val="en-IE"/>
-        </w:rPr>
-        <w:lastRenderedPageBreak/>
-        <w:drawing>
-          <wp:inline distT="0" distB="0" distL="0" distR="0" wp14:anchorId="415DF3B4" wp14:editId="5B8E2519">
-            <wp:extent cx="5731510" cy="3949700"/>
-            <wp:effectExtent l="0" t="0" r="2540" b="0"/>
-            <wp:docPr id="1868520147" name="Picture 1"/>
-            <wp:cNvGraphicFramePr>
-              <a:graphicFrameLocks xmlns:a="http://schemas.openxmlformats.org/drawingml/2006/main" noChangeAspect="1"/>
-            </wp:cNvGraphicFramePr>
-            <a:graphic xmlns:a="http://schemas.openxmlformats.org/drawingml/2006/main">
-              <a:graphicData uri="http://schemas.openxmlformats.org/drawingml/2006/picture">
-                <pic:pic xmlns:pic="http://schemas.openxmlformats.org/drawingml/2006/picture">
-                  <pic:nvPicPr>
-                    <pic:cNvPr id="1868520147" name=""/>
-                    <pic:cNvPicPr/>
-                  </pic:nvPicPr>
-                  <pic:blipFill>
-                    <a:blip r:embed="rId22"/>
-                    <a:stretch>
-                      <a:fillRect/>
-                    </a:stretch>
-                  </pic:blipFill>
-                  <pic:spPr>
-                    <a:xfrm>
-                      <a:off x="0" y="0"/>
-                      <a:ext cx="5731510" cy="3949700"/>
-                    </a:xfrm>
-                    <a:prstGeom prst="rect">
-                      <a:avLst/>
-                    </a:prstGeom>
-                  </pic:spPr>
-                </pic:pic>
-              </a:graphicData>
-            </a:graphic>
-          </wp:inline>
-        </w:drawing>
-      </w:r>
-    </w:p>
-    <w:p>
-      <w:pPr>
-        <w:rPr>
-          <w:lang w:val="en-IE"/>
-        </w:rPr>
-      </w:pPr>
-    </w:p>
-    <w:p>
-      <w:pPr>
-        <w:rPr>
-          <w:lang w:val="en-IE"/>
-        </w:rPr>
-      </w:pPr>
-    </w:p>
-    <w:p>
-      <w:pPr>
-        <w:rPr>
-          <w:lang w:val="en-IE"/>
-        </w:rPr>
-      </w:pPr>
-    </w:p>
-    <w:p>
-      <w:pPr>
-        <w:rPr>
-          <w:lang w:val="en-IE"/>
-        </w:rPr>
-      </w:pPr>
-      <w:r>
-        <w:rPr>
-          <w:noProof/>
-          <w:lang w:val="en-IE"/>
-        </w:rPr>
-        <w:lastRenderedPageBreak/>
-        <w:drawing>
-          <wp:inline distT="0" distB="0" distL="0" distR="0" wp14:anchorId="5E25F2F1" wp14:editId="7E1A06D6">
-            <wp:extent cx="5731510" cy="8252460"/>
-            <wp:effectExtent l="0" t="0" r="2540" b="0"/>
-            <wp:docPr id="1284122931" name="Picture 1"/>
-            <wp:cNvGraphicFramePr>
-              <a:graphicFrameLocks xmlns:a="http://schemas.openxmlformats.org/drawingml/2006/main" noChangeAspect="1"/>
-            </wp:cNvGraphicFramePr>
-            <a:graphic xmlns:a="http://schemas.openxmlformats.org/drawingml/2006/main">
-              <a:graphicData uri="http://schemas.openxmlformats.org/drawingml/2006/picture">
-                <pic:pic xmlns:pic="http://schemas.openxmlformats.org/drawingml/2006/picture">
-                  <pic:nvPicPr>
-                    <pic:cNvPr id="1284122931" name=""/>
-                    <pic:cNvPicPr/>
-                  </pic:nvPicPr>
-                  <pic:blipFill>
-                    <a:blip r:embed="rId23"/>
+                    <a:blip r:embed="rId35"/>
                     <a:stretch>
                       <a:fillRect/>
                     </a:stretch>
@@ -5232,15 +9132,90 @@
       </w:pPr>
       <w:r>
         <w:rPr>
-          <w:noProof/>
+          <w:rStyle w:val="SubtitleChar"/>
+          <w:sz w:val="22"/>
+          <w:szCs w:val="22"/>
+          <w:lang w:val="en-IE"/>
+        </w:rPr>
+        <w:t xml:space="preserve">The </w:t>
+      </w:r>
+      <w:r>
+        <w:rPr>
+          <w:rStyle w:val="SubtitleChar"/>
+          <w:sz w:val="22"/>
+          <w:szCs w:val="22"/>
+          <w:lang w:val="en-IE"/>
+        </w:rPr>
+        <w:t>GET</w:t>
+      </w:r>
+      <w:r>
+        <w:rPr>
+          <w:rStyle w:val="SubtitleChar"/>
+          <w:sz w:val="22"/>
+          <w:szCs w:val="22"/>
+          <w:lang w:val="en-IE"/>
+        </w:rPr>
+        <w:t xml:space="preserve"> from /api/airports</w:t>
+      </w:r>
+      <w:r>
+        <w:rPr>
+          <w:rStyle w:val="SubtitleChar"/>
+          <w:sz w:val="22"/>
+          <w:szCs w:val="22"/>
+          <w:lang w:val="en-IE"/>
+        </w:rPr>
+        <w:t>/</w:t>
+      </w:r>
+      <w:r>
+        <w:rPr>
+          <w:rFonts w:eastAsiaTheme="majorEastAsia" w:cstheme="majorBidi"/>
+          <w:color w:val="595959" w:themeColor="text1" w:themeTint="A6"/>
+          <w:spacing w:val="15"/>
+          <w:sz w:val="22"/>
+          <w:szCs w:val="22"/>
+        </w:rPr>
+        <w:t>6adcbff64fba4e8c9677faf9</w:t>
+      </w:r>
+      <w:r>
+        <w:rPr>
+          <w:rStyle w:val="SubtitleChar"/>
+          <w:sz w:val="22"/>
+          <w:szCs w:val="22"/>
+          <w:lang w:val="en-IE"/>
+        </w:rPr>
+        <w:t xml:space="preserve"> sending back the </w:t>
+      </w:r>
+      <w:r>
+        <w:rPr>
+          <w:rStyle w:val="SubtitleChar"/>
+          <w:sz w:val="22"/>
+          <w:szCs w:val="22"/>
+          <w:lang w:val="en-IE"/>
+        </w:rPr>
+        <w:t>values for Dublin Airport</w:t>
+      </w:r>
+    </w:p>
+    <w:p>
+      <w:pPr>
+        <w:pStyle w:val="Subtitle"/>
+        <w:rPr>
+          <w:sz w:val="22"/>
+          <w:szCs w:val="22"/>
+          <w:lang w:val="en-IE"/>
+        </w:rPr>
+      </w:pPr>
+      <w:r>
+        <w:rPr>
+          <w:sz w:val="22"/>
+          <w:szCs w:val="22"/>
           <w:lang w:val="en-IE"/>
         </w:rPr>
         <w:lastRenderedPageBreak/>
         <w:drawing>
-          <wp:inline distT="0" distB="0" distL="0" distR="0" wp14:anchorId="5409A683" wp14:editId="6B16757D">
-            <wp:extent cx="5731510" cy="4415790"/>
-            <wp:effectExtent l="0" t="0" r="2540" b="3810"/>
-            <wp:docPr id="1833418896" name="Picture 1"/>
+          <wp:inline distT="0" distB="0" distL="0" distR="0" wp14:anchorId="5B6C1E77" wp14:editId="680E6A81">
+            <wp:extent cx="5731510" cy="8094980"/>
+            <wp:effectExtent l="0" t="0" r="2540" b="1270"/>
+            <wp:docPr id="1723925619" name="Picture 1"/>
             <wp:cNvGraphicFramePr>
               <a:graphicFrameLocks xmlns:a="http://schemas.openxmlformats.org/drawingml/2006/main" noChangeAspect="1"/>
             </wp:cNvGraphicFramePr>
@@ -5248,11 +9223,11 @@
               <a:graphicData uri="http://schemas.openxmlformats.org/drawingml/2006/picture">
                 <pic:pic xmlns:pic="http://schemas.openxmlformats.org/drawingml/2006/picture">
                   <pic:nvPicPr>
-                    <pic:cNvPr id="1833418896" name=""/>
+                    <pic:cNvPr id="1723925619" name=""/>
                     <pic:cNvPicPr/>
                   </pic:nvPicPr>
                   <pic:blipFill>
-                    <a:blip r:embed="rId24"/>
+                    <a:blip r:embed="rId36"/>
                     <a:stretch>
                       <a:fillRect/>
                     </a:stretch>
@@ -5260,7 +9235,7 @@
                   <pic:spPr>
                     <a:xfrm>
                       <a:off x="0" y="0"/>
-                      <a:ext cx="5731510" cy="4415790"/>
+                      <a:ext cx="5731510" cy="8094980"/>
                     </a:xfrm>
                     <a:prstGeom prst="rect">
                       <a:avLst/>
@@ -5275,73 +9250,380 @@
     </w:p>
     <w:p>
       <w:pPr>
-        <w:rPr>
-          <w:lang w:val="en-IE"/>
-        </w:rPr>
-      </w:pPr>
-    </w:p>
-    <w:p>
-      <w:pPr>
-        <w:rPr>
-          <w:lang w:val="en-IE"/>
-        </w:rPr>
-      </w:pPr>
-    </w:p>
-    <w:p>
-      <w:pPr>
-        <w:rPr>
-          <w:lang w:val="en-IE"/>
-        </w:rPr>
-      </w:pPr>
-    </w:p>
-    <w:p>
-      <w:pPr>
-        <w:rPr>
-          <w:lang w:val="en-IE"/>
-        </w:rPr>
-      </w:pPr>
-    </w:p>
-    <w:p>
-      <w:pPr>
-        <w:rPr>
-          <w:lang w:val="en-IE"/>
-        </w:rPr>
-      </w:pPr>
-    </w:p>
-    <w:p>
-      <w:pPr>
-        <w:rPr>
-          <w:lang w:val="en-IE"/>
-        </w:rPr>
-      </w:pPr>
-    </w:p>
-    <w:p>
-      <w:pPr>
-        <w:rPr>
-          <w:lang w:val="en-IE"/>
-        </w:rPr>
-      </w:pPr>
-    </w:p>
-    <w:p>
-      <w:pPr>
-        <w:rPr>
-          <w:lang w:val="en-IE"/>
-        </w:rPr>
-      </w:pPr>
-    </w:p>
-    <w:p>
-      <w:pPr>
-        <w:rPr>
-          <w:lang w:val="en-IE"/>
-        </w:rPr>
-      </w:pPr>
-    </w:p>
-    <w:p>
-      <w:pPr>
-        <w:rPr>
-          <w:lang w:val="en-IE"/>
-        </w:rPr>
-      </w:pPr>
+        <w:jc w:val="center"/>
+        <w:rPr>
+          <w:lang w:val="en-IE"/>
+        </w:rPr>
+      </w:pPr>
+      <w:r>
+        <w:rPr>
+          <w:rStyle w:val="SubtitleChar"/>
+          <w:sz w:val="22"/>
+          <w:szCs w:val="22"/>
+          <w:lang w:val="en-IE"/>
+        </w:rPr>
+        <w:t xml:space="preserve">The </w:t>
+      </w:r>
+      <w:r>
+        <w:rPr>
+          <w:rStyle w:val="SubtitleChar"/>
+          <w:sz w:val="22"/>
+          <w:szCs w:val="22"/>
+          <w:lang w:val="en-IE"/>
+        </w:rPr>
+        <w:t>GET</w:t>
+      </w:r>
+      <w:r>
+        <w:rPr>
+          <w:rStyle w:val="SubtitleChar"/>
+          <w:sz w:val="22"/>
+          <w:szCs w:val="22"/>
+          <w:lang w:val="en-IE"/>
+        </w:rPr>
+        <w:t xml:space="preserve"> from /api/airports</w:t>
+      </w:r>
+      <w:r>
+        <w:rPr>
+          <w:rStyle w:val="SubtitleChar"/>
+          <w:sz w:val="22"/>
+          <w:szCs w:val="22"/>
+          <w:lang w:val="en-IE"/>
+        </w:rPr>
+        <w:t>/</w:t>
+      </w:r>
+      <w:r>
+        <w:rPr>
+          <w:rFonts w:eastAsiaTheme="majorEastAsia" w:cstheme="majorBidi"/>
+          <w:color w:val="595959" w:themeColor="text1" w:themeTint="A6"/>
+          <w:spacing w:val="15"/>
+          <w:sz w:val="22"/>
+          <w:szCs w:val="22"/>
+        </w:rPr>
+        <w:t>6adcbff64fba4e8c9677faf</w:t>
+      </w:r>
+      <w:r>
+        <w:rPr>
+          <w:rFonts w:eastAsiaTheme="majorEastAsia" w:cstheme="majorBidi"/>
+          <w:color w:val="595959" w:themeColor="text1" w:themeTint="A6"/>
+          <w:spacing w:val="15"/>
+          <w:sz w:val="22"/>
+          <w:szCs w:val="22"/>
+        </w:rPr>
+        <w:t>8</w:t>
+      </w:r>
+      <w:r>
+        <w:rPr>
+          <w:rStyle w:val="SubtitleChar"/>
+          <w:sz w:val="22"/>
+          <w:szCs w:val="22"/>
+          <w:lang w:val="en-IE"/>
+        </w:rPr>
+        <w:t xml:space="preserve"> sending back </w:t>
+      </w:r>
+      <w:r>
+        <w:rPr>
+          <w:rStyle w:val="SubtitleChar"/>
+          <w:sz w:val="22"/>
+          <w:szCs w:val="22"/>
+          <w:lang w:val="en-IE"/>
+        </w:rPr>
+        <w:t xml:space="preserve">an error as I </w:t>
+      </w:r>
+      <w:r>
+        <w:rPr>
+          <w:rStyle w:val="SubtitleChar"/>
+          <w:sz w:val="22"/>
+          <w:szCs w:val="22"/>
+          <w:lang w:val="en-IE"/>
+        </w:rPr>
+        <w:t>changed</w:t>
+      </w:r>
+      <w:r>
+        <w:rPr>
+          <w:rStyle w:val="SubtitleChar"/>
+          <w:sz w:val="22"/>
+          <w:szCs w:val="22"/>
+          <w:lang w:val="en-IE"/>
+        </w:rPr>
+        <w:t xml:space="preserve"> the </w:t>
+      </w:r>
+      <w:r>
+        <w:rPr>
+          <w:rStyle w:val="SubtitleChar"/>
+          <w:sz w:val="22"/>
+          <w:szCs w:val="22"/>
+          <w:lang w:val="en-IE"/>
+        </w:rPr>
+        <w:t>last character of the id</w:t>
+      </w:r>
+      <w:r>
+        <w:rPr>
+          <w:rStyle w:val="SubtitleChar"/>
+          <w:sz w:val="22"/>
+          <w:szCs w:val="22"/>
+          <w:lang w:val="en-IE"/>
+        </w:rPr>
+        <w:t xml:space="preserve"> by putting an 8 at the end instead of a 9.</w:t>
+      </w:r>
+    </w:p>
+    <w:p>
+      <w:r>
+        <w:lastRenderedPageBreak/>
+        <w:drawing>
+          <wp:inline distT="0" distB="0" distL="0" distR="0" wp14:anchorId="1BD8C064" wp14:editId="17312D9C">
+            <wp:extent cx="5731510" cy="8251825"/>
+            <wp:effectExtent l="0" t="0" r="2540" b="0"/>
+            <wp:docPr id="1169907125" name="Picture 9"/>
+            <wp:cNvGraphicFramePr>
+              <a:graphicFrameLocks xmlns:a="http://schemas.openxmlformats.org/drawingml/2006/main" noChangeAspect="1"/>
+            </wp:cNvGraphicFramePr>
+            <a:graphic xmlns:a="http://schemas.openxmlformats.org/drawingml/2006/main">
+              <a:graphicData uri="http://schemas.openxmlformats.org/drawingml/2006/picture">
+                <pic:pic xmlns:pic="http://schemas.openxmlformats.org/drawingml/2006/picture">
+                  <pic:nvPicPr>
+                    <pic:cNvPr id="0" name="Picture 6"/>
+                    <pic:cNvPicPr>
+                      <a:picLocks noChangeAspect="1" noChangeArrowheads="1"/>
+                    </pic:cNvPicPr>
+                  </pic:nvPicPr>
+                  <pic:blipFill>
+                    <a:blip r:embed="rId37">
+                      <a:extLst>
+                        <a:ext uri="{28A0092B-C50C-407E-A947-70E740481C1C}">
+                          <a14:useLocalDpi xmlns:a14="http://schemas.microsoft.com/office/drawing/2010/main" val="0"/>
+                        </a:ext>
+                      </a:extLst>
+                    </a:blip>
+                    <a:srcRect/>
+                    <a:stretch>
+                      <a:fillRect/>
+                    </a:stretch>
+                  </pic:blipFill>
+                  <pic:spPr bwMode="auto">
+                    <a:xfrm>
+                      <a:off x="0" y="0"/>
+                      <a:ext cx="5731510" cy="8251825"/>
+                    </a:xfrm>
+                    <a:prstGeom prst="rect">
+                      <a:avLst/>
+                    </a:prstGeom>
+                    <a:noFill/>
+                    <a:ln>
+                      <a:noFill/>
+                    </a:ln>
+                  </pic:spPr>
+                </pic:pic>
+              </a:graphicData>
+            </a:graphic>
+          </wp:inline>
+        </w:drawing>
+      </w:r>
+    </w:p>
+    <w:p>
+      <w:pPr>
+        <w:jc w:val="center"/>
+        <w:rPr>
+          <w:lang w:val="en-IE"/>
+        </w:rPr>
+      </w:pPr>
+      <w:r>
+        <w:rPr>
+          <w:rStyle w:val="SubtitleChar"/>
+          <w:sz w:val="22"/>
+          <w:szCs w:val="22"/>
+          <w:lang w:val="en-IE"/>
+        </w:rPr>
+        <w:t xml:space="preserve">The </w:t>
+      </w:r>
+      <w:r>
+        <w:rPr>
+          <w:rStyle w:val="SubtitleChar"/>
+          <w:sz w:val="22"/>
+          <w:szCs w:val="22"/>
+          <w:lang w:val="en-IE"/>
+        </w:rPr>
+        <w:t>POST</w:t>
+      </w:r>
+      <w:r>
+        <w:rPr>
+          <w:rStyle w:val="SubtitleChar"/>
+          <w:sz w:val="22"/>
+          <w:szCs w:val="22"/>
+          <w:lang w:val="en-IE"/>
+        </w:rPr>
+        <w:t xml:space="preserve"> from /api/airports</w:t>
+      </w:r>
+      <w:r>
+        <w:rPr>
+          <w:rStyle w:val="SubtitleChar"/>
+          <w:sz w:val="22"/>
+          <w:szCs w:val="22"/>
+          <w:lang w:val="en-IE"/>
+        </w:rPr>
+        <w:t xml:space="preserve"> </w:t>
+      </w:r>
+      <w:r>
+        <w:rPr>
+          <w:rStyle w:val="SubtitleChar"/>
+          <w:sz w:val="22"/>
+          <w:szCs w:val="22"/>
+          <w:lang w:val="en-IE"/>
+        </w:rPr>
+        <w:t xml:space="preserve">sending back </w:t>
+      </w:r>
+      <w:r>
+        <w:rPr>
+          <w:rStyle w:val="SubtitleChar"/>
+          <w:sz w:val="22"/>
+          <w:szCs w:val="22"/>
+          <w:lang w:val="en-IE"/>
+        </w:rPr>
+        <w:t>the created values for Cork airport</w:t>
+      </w:r>
+    </w:p>
+    <w:p>
+      <w:pPr>
+        <w:pStyle w:val="Heading2"/>
+        <w:rPr>
+          <w:lang w:val="en-IE"/>
+        </w:rPr>
+      </w:pPr>
+      <w:bookmarkStart w:id="25" w:name="_Toc243851770"/>
+      <w:r>
+        <w:rPr>
+          <w:lang w:val="en-IE"/>
+        </w:rPr>
+        <w:lastRenderedPageBreak/>
+        <w:t>7.4 Calling the API from Express</w:t>
+      </w:r>
+      <w:bookmarkEnd w:id="25"/>
+    </w:p>
+    <w:p>
+      <w:pPr>
+        <w:rPr>
+          <w:lang w:val="en-IE"/>
+        </w:rPr>
+      </w:pPr>
+      <w:r>
+        <w:rPr>
+          <w:lang w:val="en-IE"/>
+        </w:rPr>
+        <w:t>In Lab 6 I connected to Express side to the API using the request module. apiOptions decide which server to call, localhost on my laptop or my Render address when it’s live.</w:t>
+      </w:r>
+    </w:p>
+    <w:p>
+      <w:pPr>
+        <w:rPr>
+          <w:lang w:val="en-IE"/>
+        </w:rPr>
+      </w:pPr>
+      <w:r>
+        <w:rPr>
+          <w:lang w:val="en-IE"/>
+        </w:rPr>
+        <w:drawing>
+          <wp:inline distT="0" distB="0" distL="0" distR="0" wp14:anchorId="7B0366FE" wp14:editId="0E665970">
+            <wp:extent cx="5731510" cy="1854200"/>
+            <wp:effectExtent l="0" t="0" r="2540" b="0"/>
+            <wp:docPr id="1624205355" name="Picture 1"/>
+            <wp:cNvGraphicFramePr>
+              <a:graphicFrameLocks xmlns:a="http://schemas.openxmlformats.org/drawingml/2006/main" noChangeAspect="1"/>
+            </wp:cNvGraphicFramePr>
+            <a:graphic xmlns:a="http://schemas.openxmlformats.org/drawingml/2006/main">
+              <a:graphicData uri="http://schemas.openxmlformats.org/drawingml/2006/picture">
+                <pic:pic xmlns:pic="http://schemas.openxmlformats.org/drawingml/2006/picture">
+                  <pic:nvPicPr>
+                    <pic:cNvPr id="1624205355" name=""/>
+                    <pic:cNvPicPr/>
+                  </pic:nvPicPr>
+                  <pic:blipFill>
+                    <a:blip r:embed="rId38"/>
+                    <a:stretch>
+                      <a:fillRect/>
+                    </a:stretch>
+                  </pic:blipFill>
+                  <pic:spPr>
+                    <a:xfrm>
+                      <a:off x="0" y="0"/>
+                      <a:ext cx="5731510" cy="1854200"/>
+                    </a:xfrm>
+                    <a:prstGeom prst="rect">
+                      <a:avLst/>
+                    </a:prstGeom>
+                  </pic:spPr>
+                </pic:pic>
+              </a:graphicData>
+            </a:graphic>
+          </wp:inline>
+        </w:drawing>
+      </w:r>
+    </w:p>
+    <w:p>
+      <w:pPr>
+        <w:rPr>
+          <w:lang w:val="en-IE"/>
+        </w:rPr>
+      </w:pPr>
+    </w:p>
+    <w:p>
+      <w:pPr>
+        <w:rPr>
+          <w:lang w:val="en-IE"/>
+        </w:rPr>
+      </w:pPr>
+      <w:r>
+        <w:rPr>
+          <w:lang w:val="en-IE"/>
+        </w:rPr>
+        <w:t>The dashboard controller builds the request, calls the API and passes whatever comes back to _renderDashboard. If something goes wrong it still renders the page with an empty airport so the browser isn’t left hanging.</w:t>
+      </w:r>
+    </w:p>
+    <w:p>
+      <w:pPr>
+        <w:rPr>
+          <w:lang w:val="en-IE"/>
+        </w:rPr>
+      </w:pPr>
+      <w:r>
+        <w:rPr>
+          <w:lang w:val="en-IE"/>
+        </w:rPr>
+        <w:drawing>
+          <wp:inline distT="0" distB="0" distL="0" distR="0" wp14:anchorId="5B410CD4" wp14:editId="74075226">
+            <wp:extent cx="5731510" cy="3945890"/>
+            <wp:effectExtent l="0" t="0" r="2540" b="0"/>
+            <wp:docPr id="679488107" name="Picture 1"/>
+            <wp:cNvGraphicFramePr>
+              <a:graphicFrameLocks xmlns:a="http://schemas.openxmlformats.org/drawingml/2006/main" noChangeAspect="1"/>
+            </wp:cNvGraphicFramePr>
+            <a:graphic xmlns:a="http://schemas.openxmlformats.org/drawingml/2006/main">
+              <a:graphicData uri="http://schemas.openxmlformats.org/drawingml/2006/picture">
+                <pic:pic xmlns:pic="http://schemas.openxmlformats.org/drawingml/2006/picture">
+                  <pic:nvPicPr>
+                    <pic:cNvPr id="679488107" name=""/>
+                    <pic:cNvPicPr/>
+                  </pic:nvPicPr>
+                  <pic:blipFill>
+                    <a:blip r:embed="rId39"/>
+                    <a:stretch>
+                      <a:fillRect/>
+                    </a:stretch>
+                  </pic:blipFill>
+                  <pic:spPr>
+                    <a:xfrm>
+                      <a:off x="0" y="0"/>
+                      <a:ext cx="5731510" cy="3945890"/>
+                    </a:xfrm>
+                    <a:prstGeom prst="rect">
+                      <a:avLst/>
+                    </a:prstGeom>
+                  </pic:spPr>
+                </pic:pic>
+              </a:graphicData>
+            </a:graphic>
+          </wp:inline>
+        </w:drawing>
+      </w:r>
     </w:p>
     <w:p>
       <w:pPr>
@@ -5364,15 +9646,244 @@
           <w:lang w:val="en-IE"/>
         </w:rPr>
       </w:pPr>
-      <w:bookmarkStart w:id="6" w:name="_Toc243830412"/>
+      <w:bookmarkStart w:id="26" w:name="_Toc243851771"/>
       <w:r>
         <w:rPr>
           <w:lang w:val="en-IE"/>
         </w:rPr>
         <w:lastRenderedPageBreak/>
+        <w:t>8. Reflection</w:t>
+      </w:r>
+      <w:bookmarkEnd w:id="26"/>
+    </w:p>
+    <w:p>
+      <w:pPr>
+        <w:rPr>
+          <w:lang w:val="en-IE"/>
+        </w:rPr>
+      </w:pPr>
+      <w:r>
+        <w:rPr>
+          <w:lang w:val="en-IE"/>
+        </w:rPr>
+        <w:t>Looking back, I’ve learned a lot about the MEAN architecture as a whole. I thought the lab sheets were nice to work through being shown step by step what to code and how that code works. A lot of my time went on the database connection, between mistakes in the connection string and the college W</w:t>
+      </w:r>
+      <w:r>
+        <w:rPr>
+          <w:lang w:val="en-IE"/>
+        </w:rPr>
+        <w:t>i</w:t>
+      </w:r>
+      <w:r>
+        <w:rPr>
+          <w:lang w:val="en-IE"/>
+        </w:rPr>
+        <w:t>-F</w:t>
+      </w:r>
+      <w:r>
+        <w:rPr>
+          <w:lang w:val="en-IE"/>
+        </w:rPr>
+        <w:t>i</w:t>
+      </w:r>
+      <w:r>
+        <w:rPr>
+          <w:lang w:val="en-IE"/>
+        </w:rPr>
+        <w:t xml:space="preserve"> blocking the connection from the database on my machine. I tried to work consistently on the labs up until lab 4 where this project collided with another modules project, disrupting my routine up until the end. </w:t>
+      </w:r>
+    </w:p>
+    <w:p>
+      <w:pPr>
+        <w:rPr>
+          <w:lang w:val="en-IE"/>
+        </w:rPr>
+      </w:pPr>
+      <w:r>
+        <w:rPr>
+          <w:lang w:val="en-IE"/>
+        </w:rPr>
+        <w:t xml:space="preserve">The part I found most useful and interesting was seeing the MVC structure pay off in Lab 6. As I had already built the views and </w:t>
+      </w:r>
+      <w:r>
+        <w:rPr>
+          <w:lang w:val="en-IE"/>
+        </w:rPr>
+        <w:t>controllers, switching from hard-coded data to the API only meant changing the controller</w:t>
+      </w:r>
+      <w:r>
+        <w:rPr>
+          <w:lang w:val="en-IE"/>
+        </w:rPr>
+        <w:t>. The view didn’t need to change at all.</w:t>
+      </w:r>
+    </w:p>
+    <w:p>
+      <w:pPr>
+        <w:rPr>
+          <w:lang w:val="en-IE"/>
+        </w:rPr>
+      </w:pPr>
+      <w:r>
+        <w:rPr>
+          <w:lang w:val="en-IE"/>
+        </w:rPr>
+        <w:t>Next, I need to add a user model so I can do the POST for registration and login, then move on to Angular and Passport for the final report. If I had to start over, I’d test each change straight away so that small mistakes like typos don’t pile up</w:t>
+      </w:r>
+    </w:p>
+    <w:p>
+      <w:pPr>
+        <w:rPr>
+          <w:lang w:val="en-IE"/>
+        </w:rPr>
+      </w:pPr>
+    </w:p>
+    <w:p>
+      <w:pPr>
+        <w:rPr>
+          <w:lang w:val="en-IE"/>
+        </w:rPr>
+      </w:pPr>
+    </w:p>
+    <w:p>
+      <w:pPr>
+        <w:rPr>
+          <w:lang w:val="en-IE"/>
+        </w:rPr>
+      </w:pPr>
+    </w:p>
+    <w:p>
+      <w:pPr>
+        <w:rPr>
+          <w:lang w:val="en-IE"/>
+        </w:rPr>
+      </w:pPr>
+    </w:p>
+    <w:p>
+      <w:pPr>
+        <w:rPr>
+          <w:lang w:val="en-IE"/>
+        </w:rPr>
+      </w:pPr>
+    </w:p>
+    <w:p>
+      <w:pPr>
+        <w:rPr>
+          <w:lang w:val="en-IE"/>
+        </w:rPr>
+      </w:pPr>
+    </w:p>
+    <w:p>
+      <w:pPr>
+        <w:rPr>
+          <w:lang w:val="en-IE"/>
+        </w:rPr>
+      </w:pPr>
+    </w:p>
+    <w:p>
+      <w:pPr>
+        <w:rPr>
+          <w:lang w:val="en-IE"/>
+        </w:rPr>
+      </w:pPr>
+    </w:p>
+    <w:p>
+      <w:pPr>
+        <w:rPr>
+          <w:lang w:val="en-IE"/>
+        </w:rPr>
+      </w:pPr>
+    </w:p>
+    <w:p>
+      <w:pPr>
+        <w:rPr>
+          <w:lang w:val="en-IE"/>
+        </w:rPr>
+      </w:pPr>
+    </w:p>
+    <w:p>
+      <w:pPr>
+        <w:rPr>
+          <w:lang w:val="en-IE"/>
+        </w:rPr>
+      </w:pPr>
+    </w:p>
+    <w:p>
+      <w:pPr>
+        <w:rPr>
+          <w:lang w:val="en-IE"/>
+        </w:rPr>
+      </w:pPr>
+    </w:p>
+    <w:p>
+      <w:pPr>
+        <w:rPr>
+          <w:lang w:val="en-IE"/>
+        </w:rPr>
+      </w:pPr>
+    </w:p>
+    <w:p>
+      <w:pPr>
+        <w:rPr>
+          <w:lang w:val="en-IE"/>
+        </w:rPr>
+      </w:pPr>
+    </w:p>
+    <w:p>
+      <w:pPr>
+        <w:rPr>
+          <w:lang w:val="en-IE"/>
+        </w:rPr>
+      </w:pPr>
+    </w:p>
+    <w:p>
+      <w:pPr>
+        <w:rPr>
+          <w:lang w:val="en-IE"/>
+        </w:rPr>
+      </w:pPr>
+    </w:p>
+    <w:p>
+      <w:pPr>
+        <w:rPr>
+          <w:lang w:val="en-IE"/>
+        </w:rPr>
+      </w:pPr>
+    </w:p>
+    <w:p>
+      <w:pPr>
+        <w:rPr>
+          <w:lang w:val="en-IE"/>
+        </w:rPr>
+      </w:pPr>
+    </w:p>
+    <w:p>
+      <w:pPr>
+        <w:pStyle w:val="Heading1"/>
+        <w:rPr>
+          <w:lang w:val="en-IE"/>
+        </w:rPr>
+      </w:pPr>
+      <w:bookmarkStart w:id="27" w:name="_Toc243851772"/>
+      <w:r>
+        <w:rPr>
+          <w:lang w:val="en-IE"/>
+        </w:rPr>
+        <w:t>9</w:t>
+      </w:r>
+      <w:r>
+        <w:rPr>
+          <w:lang w:val="en-IE"/>
+        </w:rPr>
+        <w:t xml:space="preserve">. </w:t>
+      </w:r>
+      <w:r>
+        <w:rPr>
+          <w:lang w:val="en-IE"/>
+        </w:rPr>
         <w:t>References and sources I used</w:t>
       </w:r>
-      <w:bookmarkEnd w:id="6"/>
+      <w:bookmarkEnd w:id="27"/>
     </w:p>
     <w:p>
       <w:pPr>
@@ -5389,7 +9900,117 @@
         <w:rPr>
           <w:lang w:val="en-IE"/>
         </w:rPr>
-        <w:t xml:space="preserve">Claude was also used for ideas and debugging </w:t>
+        <w:t>Claude was</w:t>
+      </w:r>
+      <w:r>
+        <w:rPr>
+          <w:lang w:val="en-IE"/>
+        </w:rPr>
+        <w:t xml:space="preserve"> used for:</w:t>
+      </w:r>
+    </w:p>
+    <w:p>
+      <w:pPr>
+        <w:pStyle w:val="ListParagraph"/>
+        <w:numPr>
+          <w:ilvl w:val="1"/>
+          <w:numId w:val="4"/>
+        </w:numPr>
+        <w:rPr>
+          <w:lang w:val="en-IE"/>
+        </w:rPr>
+      </w:pPr>
+      <w:r>
+        <w:rPr>
+          <w:b/>
+          <w:bCs/>
+          <w:lang w:val="en-IE"/>
+        </w:rPr>
+        <w:t>Debugging:</w:t>
+      </w:r>
+      <w:r>
+        <w:rPr>
+          <w:lang w:val="en-IE"/>
+        </w:rPr>
+        <w:t xml:space="preserve"> I used it to debug Pug errors and explain </w:t>
+      </w:r>
+      <w:r>
+        <w:rPr>
+          <w:lang w:val="en-IE"/>
+        </w:rPr>
+        <w:t>errors in the command line such as node files still being committed after the .gitignore</w:t>
+      </w:r>
+    </w:p>
+    <w:p>
+      <w:pPr>
+        <w:pStyle w:val="ListParagraph"/>
+        <w:numPr>
+          <w:ilvl w:val="1"/>
+          <w:numId w:val="4"/>
+        </w:numPr>
+        <w:rPr>
+          <w:lang w:val="en-IE"/>
+        </w:rPr>
+      </w:pPr>
+      <w:r>
+        <w:rPr>
+          <w:b/>
+          <w:bCs/>
+          <w:lang w:val="en-IE"/>
+        </w:rPr>
+        <w:t>Spelling &amp; Gramm</w:t>
+      </w:r>
+      <w:r>
+        <w:rPr>
+          <w:b/>
+          <w:bCs/>
+          <w:lang w:val="en-IE"/>
+        </w:rPr>
+        <w:t>a</w:t>
+      </w:r>
+      <w:r>
+        <w:rPr>
+          <w:b/>
+          <w:bCs/>
+          <w:lang w:val="en-IE"/>
+        </w:rPr>
+        <w:t>r:</w:t>
+      </w:r>
+      <w:r>
+        <w:rPr>
+          <w:b/>
+          <w:bCs/>
+        </w:rPr>
+        <w:t xml:space="preserve"> </w:t>
+      </w:r>
+      <w:r>
+        <w:t xml:space="preserve">Once I was done with my report I used AI to help me spot any spelling or grammar mistakes I may have missed. </w:t>
+      </w:r>
+    </w:p>
+    <w:p>
+      <w:pPr>
+        <w:pStyle w:val="ListParagraph"/>
+        <w:numPr>
+          <w:ilvl w:val="1"/>
+          <w:numId w:val="4"/>
+        </w:numPr>
+        <w:rPr>
+          <w:lang w:val="en-IE"/>
+        </w:rPr>
+      </w:pPr>
+      <w:r>
+        <w:rPr>
+          <w:b/>
+          <w:bCs/>
+          <w:lang w:val="en-IE"/>
+        </w:rPr>
+        <w:t>Understanding:</w:t>
+      </w:r>
+      <w:r>
+        <w:rPr>
+          <w:lang w:val="en-IE"/>
+        </w:rPr>
+        <w:t xml:space="preserve"> When I was working through the lab sheets and couldn’t quite understand a certain topic I got Claude to explain it to me in depth helping better my understanding for the code.</w:t>
       </w:r>
     </w:p>
     <w:p>
@@ -5403,7 +10024,7 @@
           <w:lang w:val="en-IE"/>
         </w:rPr>
       </w:pPr>
-      <w:hyperlink r:id="rId25" w:anchor="/media-object/4074162&amp;sourcetype=Audio%20&amp;%20Video%20Works" w:history="1">
+      <w:hyperlink r:id="rId40" w:anchor="/media-object/4074162&amp;sourcetype=Audio%20&amp;%20Video%20Works" w:history="1">
         <w:r>
           <w:rPr>
             <w:rStyle w:val="Hyperlink"/>
@@ -5423,7 +10044,7 @@
           <w:lang w:val="en-IE"/>
         </w:rPr>
       </w:pPr>
-      <w:hyperlink r:id="rId26" w:history="1">
+      <w:hyperlink r:id="rId41" w:history="1">
         <w:r>
           <w:rPr>
             <w:rStyle w:val="Hyperlink"/>
@@ -5443,7 +10064,7 @@
           <w:lang w:val="en-IE"/>
         </w:rPr>
       </w:pPr>
-      <w:hyperlink r:id="rId27" w:history="1">
+      <w:hyperlink r:id="rId42" w:history="1">
         <w:r>
           <w:rPr>
             <w:rStyle w:val="Hyperlink"/>
@@ -5463,7 +10084,7 @@
           <w:lang w:val="en-IE"/>
         </w:rPr>
       </w:pPr>
-      <w:hyperlink r:id="rId28" w:history="1">
+      <w:hyperlink r:id="rId43" w:history="1">
         <w:r>
           <w:rPr>
             <w:rStyle w:val="Hyperlink"/>
@@ -5483,7 +10104,7 @@
           <w:lang w:val="en-IE"/>
         </w:rPr>
       </w:pPr>
-      <w:hyperlink r:id="rId29" w:history="1">
+      <w:hyperlink r:id="rId44" w:history="1">
         <w:r>
           <w:rPr>
             <w:rStyle w:val="Hyperlink"/>
@@ -5503,7 +10124,7 @@
           <w:lang w:val="en-IE"/>
         </w:rPr>
       </w:pPr>
-      <w:hyperlink r:id="rId30" w:history="1">
+      <w:hyperlink r:id="rId45" w:history="1">
         <w:r>
           <w:rPr>
             <w:rStyle w:val="Hyperlink"/>
@@ -5523,7 +10144,7 @@
           <w:lang w:val="en-IE"/>
         </w:rPr>
       </w:pPr>
-      <w:hyperlink r:id="rId31" w:history="1">
+      <w:hyperlink r:id="rId46" w:history="1">
         <w:r>
           <w:rPr>
             <w:rStyle w:val="Hyperlink"/>
@@ -5543,7 +10164,7 @@
           <w:lang w:val="en-IE"/>
         </w:rPr>
       </w:pPr>
-      <w:hyperlink r:id="rId32" w:history="1">
+      <w:hyperlink r:id="rId47" w:history="1">
         <w:r>
           <w:rPr>
             <w:rStyle w:val="Hyperlink"/>
@@ -5563,7 +10184,7 @@
           <w:lang w:val="en-IE"/>
         </w:rPr>
       </w:pPr>
-      <w:hyperlink r:id="rId33" w:history="1">
+      <w:hyperlink r:id="rId48" w:history="1">
         <w:r>
           <w:rPr>
             <w:rStyle w:val="Hyperlink"/>
@@ -5583,7 +10204,7 @@
           <w:lang w:val="en-IE"/>
         </w:rPr>
       </w:pPr>
-      <w:hyperlink r:id="rId34" w:history="1">
+      <w:hyperlink r:id="rId49" w:history="1">
         <w:r>
           <w:rPr>
             <w:rStyle w:val="Hyperlink"/>
@@ -5603,7 +10224,7 @@
           <w:lang w:val="en-IE"/>
         </w:rPr>
       </w:pPr>
-      <w:hyperlink r:id="rId35" w:history="1">
+      <w:hyperlink r:id="rId50" w:history="1">
         <w:r>
           <w:rPr>
             <w:rStyle w:val="Hyperlink"/>
@@ -5623,72 +10244,12 @@
           <w:lang w:val="en-IE"/>
         </w:rPr>
       </w:pPr>
-      <w:hyperlink r:id="rId36" w:history="1">
-        <w:proofErr w:type="spellStart"/>
+      <w:hyperlink r:id="rId51" w:history="1">
         <w:r>
           <w:rPr>
             <w:rStyle w:val="Hyperlink"/>
           </w:rPr>
-          <w:t>PugHTML</w:t>
-        </w:r>
-        <w:proofErr w:type="spellEnd"/>
-        <w:r>
-          <w:rPr>
-            <w:rStyle w:val="Hyperlink"/>
-          </w:rPr>
-          <w:t xml:space="preserve"> - HTML to Pug/Jade Converter with Bootstrap &amp; Tailwind CSS</w:t>
-        </w:r>
-      </w:hyperlink>
-    </w:p>
-    <w:p>
-      <w:pPr>
-        <w:rPr>
-          <w:lang w:val="en-IE"/>
-        </w:rPr>
-      </w:pPr>
-      <w:r>
-        <w:rPr>
-          <w:lang w:val="en-IE"/>
-        </w:rPr>
-        <w:t>Useful Links:</w:t>
-      </w:r>
-    </w:p>
-    <w:p>
-      <w:pPr>
-        <w:pStyle w:val="ListParagraph"/>
-        <w:numPr>
-          <w:ilvl w:val="0"/>
-          <w:numId w:val="1"/>
-        </w:numPr>
-        <w:rPr>
-          <w:lang w:val="en-IE"/>
-        </w:rPr>
-      </w:pPr>
-      <w:r>
-        <w:rPr>
-          <w:lang w:val="en-IE"/>
-        </w:rPr>
-        <w:t xml:space="preserve"> </w:t>
-      </w:r>
-      <w:hyperlink r:id="rId37" w:history="1">
-        <w:r>
-          <w:rPr>
-            <w:rStyle w:val="Hyperlink"/>
-          </w:rPr>
-          <w:t xml:space="preserve">My project </w:t>
-        </w:r>
-        <w:r>
-          <w:rPr>
-            <w:rStyle w:val="Hyperlink"/>
-            <w:rFonts w:ascii="MS Gothic" w:eastAsia="MS Gothic" w:hAnsi="MS Gothic" w:cs="MS Gothic" w:hint="eastAsia"/>
-          </w:rPr>
-          <w:t>・</w:t>
-        </w:r>
-        <w:r>
-          <w:rPr>
-            <w:rStyle w:val="Hyperlink"/>
-          </w:rPr>
-          <w:t xml:space="preserve"> Render Dashboard</w:t>
+          <w:t>PugHTML - HTML to Pug/Jade Converter with Bootstrap &amp; Tailwind CSS</w:t>
         </w:r>
       </w:hyperlink>
     </w:p>
@@ -5777,9 +10338,9 @@
 <file path=word/numbering.xml><?xml version="1.0" encoding="utf-8"?>
 <w:numbering xmlns:wpc="http://schemas.microsoft.com/office/word/2010/wordprocessingCanvas" xmlns:cx="http://schemas.microsoft.com/office/drawing/2014/chartex" xmlns:cx1="http://schemas.microsoft.com/office/drawing/2015/9/8/chartex" xmlns:cx2="http://schemas.microsoft.com/office/drawing/2015/10/21/chartex" xmlns:cx3="http://schemas.microsoft.com/office/drawing/2016/5/9/chartex" xmlns:cx4="http://schemas.microsoft.com/office/drawing/2016/5/10/chartex" xmlns:cx5="http://schemas.microsoft.com/office/drawing/2016/5/11/chartex" xmlns:cx6="http://schemas.microsoft.com/office/drawing/2016/5/12/chartex" xmlns:cx7="http://schemas.microsoft.com/office/drawing/2016/5/13/chartex" xmlns:cx8="http://schemas.microsoft.com/office/drawing/2016/5/14/chartex" xmlns:mc="http://schemas.openxmlformats.org/markup-compatibility/2006" xmlns:aink="http://schemas.microsoft.com/office/drawing/2016/ink" xmlns:am3d="http://schemas.microsoft.com/office/drawing/2017/model3d" xmlns:o="urn:schemas-microsoft-com:office:office" xmlns:oel="http://schemas.microsoft.com/office/2019/extlst" xmlns:r="http://schemas.openxmlformats.org/officeDocument/2006/relationships" xmlns:m="http://schemas.openxmlformats.org/officeDocument/2006/math" xmlns:v="urn:schemas-microsoft-com:vml" xmlns:wp14="http://schemas.microsoft.com/office/word/2010/wordprocessingDrawing" xmlns:wp="http://schemas.openxmlformats.org/drawingml/2006/wordprocessingDrawing" xmlns:w10="urn:schemas-microsoft-com:office:word" xmlns:w="http://schemas.openxmlformats.org/wordprocessingml/2006/main" xmlns:w14="http://schemas.microsoft.com/office/word/2010/wordml" xmlns:w15="http://schemas.microsoft.com/office/word/2012/wordml" xmlns:w16cex="http://schemas.microsoft.com/office/word/2018/wordml/cex" xmlns:w16cid="http://schemas.microsoft.com/office/word/2016/wordml/cid" xmlns:w16="http://schemas.microsoft.com/office/word/2018/wordml" xmlns:w16du="http://schemas.microsoft.com/office/word/2023/wordml/word16du" xmlns:w16sdtdh="http://schemas.microsoft.com/office/word/2020/wordml/sdtdatahash" xmlns:w16sdtfl="http://schemas.microsoft.com/office/word/2024/wordml/sdtformatlock" xmlns:w16se="http://schemas.microsoft.com/office/word/2015/wordml/symex" xmlns:wpg="http://schemas.microsoft.com/office/word/2010/wordprocessingGroup" xmlns:wpi="http://schemas.microsoft.com/office/word/2010/wordprocessingInk" xmlns:wne="http://schemas.microsoft.com/office/word/2006/wordml" xmlns:wps="http://schemas.microsoft.com/office/word/2010/wordprocessingShape" mc:Ignorable="w14 w15 w16se w16cid w16 w16cex w16sdtdh w16sdtfl w16du wp14">
   <w:abstractNum w:abstractNumId="0" w15:restartNumberingAfterBreak="0">
-    <w:nsid w:val="125D23AD"/>
+    <w:nsid w:val="0FF1376B"/>
     <w:multiLevelType w:val="hybridMultilevel"/>
-    <w:tmpl w:val="BFF80B8A"/>
+    <w:tmpl w:val="91DC3800"/>
     <w:lvl w:ilvl="0" w:tplc="04090001">
       <w:start w:val="1"/>
       <w:numFmt w:val="bullet"/>
@@ -5890,9 +10451,9 @@
     </w:lvl>
   </w:abstractNum>
   <w:abstractNum w:abstractNumId="1" w15:restartNumberingAfterBreak="0">
-    <w:nsid w:val="17542FFA"/>
+    <w:nsid w:val="125D23AD"/>
     <w:multiLevelType w:val="hybridMultilevel"/>
-    <w:tmpl w:val="A608F396"/>
+    <w:tmpl w:val="BFF80B8A"/>
     <w:lvl w:ilvl="0" w:tplc="04090001">
       <w:start w:val="1"/>
       <w:numFmt w:val="bullet"/>
@@ -6003,9 +10564,9 @@
     </w:lvl>
   </w:abstractNum>
   <w:abstractNum w:abstractNumId="2" w15:restartNumberingAfterBreak="0">
-    <w:nsid w:val="18813153"/>
+    <w:nsid w:val="17542FFA"/>
     <w:multiLevelType w:val="hybridMultilevel"/>
-    <w:tmpl w:val="0AC8DCCE"/>
+    <w:tmpl w:val="A608F396"/>
     <w:lvl w:ilvl="0" w:tplc="04090001">
       <w:start w:val="1"/>
       <w:numFmt w:val="bullet"/>
@@ -6116,9 +10677,9 @@
     </w:lvl>
   </w:abstractNum>
   <w:abstractNum w:abstractNumId="3" w15:restartNumberingAfterBreak="0">
-    <w:nsid w:val="2EAB07E3"/>
+    <w:nsid w:val="18813153"/>
     <w:multiLevelType w:val="hybridMultilevel"/>
-    <w:tmpl w:val="8BBE8212"/>
+    <w:tmpl w:val="0AC8DCCE"/>
     <w:lvl w:ilvl="0" w:tplc="04090001">
       <w:start w:val="1"/>
       <w:numFmt w:val="bullet"/>
@@ -6229,9 +10790,122 @@
     </w:lvl>
   </w:abstractNum>
   <w:abstractNum w:abstractNumId="4" w15:restartNumberingAfterBreak="0">
-    <w:nsid w:val="3FB36B53"/>
+    <w:nsid w:val="2EAB07E3"/>
     <w:multiLevelType w:val="hybridMultilevel"/>
-    <w:tmpl w:val="4B267B9C"/>
+    <w:tmpl w:val="8BBE8212"/>
+    <w:lvl w:ilvl="0" w:tplc="04090001">
+      <w:start w:val="1"/>
+      <w:numFmt w:val="bullet"/>
+      <w:lvlText w:val=""/>
+      <w:lvlJc w:val="left"/>
+      <w:pPr>
+        <w:ind w:left="720" w:hanging="360"/>
+      </w:pPr>
+      <w:rPr>
+        <w:rFonts w:ascii="Symbol" w:hAnsi="Symbol" w:hint="default"/>
+      </w:rPr>
+    </w:lvl>
+    <w:lvl w:ilvl="1" w:tplc="04090003">
+      <w:start w:val="1"/>
+      <w:numFmt w:val="bullet"/>
+      <w:lvlText w:val="o"/>
+      <w:lvlJc w:val="left"/>
+      <w:pPr>
+        <w:ind w:left="1440" w:hanging="360"/>
+      </w:pPr>
+      <w:rPr>
+        <w:rFonts w:ascii="Courier New" w:hAnsi="Courier New" w:cs="Courier New" w:hint="default"/>
+      </w:rPr>
+    </w:lvl>
+    <w:lvl w:ilvl="2" w:tplc="04090005" w:tentative="1">
+      <w:start w:val="1"/>
+      <w:numFmt w:val="bullet"/>
+      <w:lvlText w:val=""/>
+      <w:lvlJc w:val="left"/>
+      <w:pPr>
+        <w:ind w:left="2160" w:hanging="360"/>
+      </w:pPr>
+      <w:rPr>
+        <w:rFonts w:ascii="Wingdings" w:hAnsi="Wingdings" w:hint="default"/>
+      </w:rPr>
+    </w:lvl>
+    <w:lvl w:ilvl="3" w:tplc="04090001" w:tentative="1">
+      <w:start w:val="1"/>
+      <w:numFmt w:val="bullet"/>
+      <w:lvlText w:val=""/>
+      <w:lvlJc w:val="left"/>
+      <w:pPr>
+        <w:ind w:left="2880" w:hanging="360"/>
+      </w:pPr>
+      <w:rPr>
+        <w:rFonts w:ascii="Symbol" w:hAnsi="Symbol" w:hint="default"/>
+      </w:rPr>
+    </w:lvl>
+    <w:lvl w:ilvl="4" w:tplc="04090003" w:tentative="1">
+      <w:start w:val="1"/>
+      <w:numFmt w:val="bullet"/>
+      <w:lvlText w:val="o"/>
+      <w:lvlJc w:val="left"/>
+      <w:pPr>
+        <w:ind w:left="3600" w:hanging="360"/>
+      </w:pPr>
+      <w:rPr>
+        <w:rFonts w:ascii="Courier New" w:hAnsi="Courier New" w:cs="Courier New" w:hint="default"/>
+      </w:rPr>
+    </w:lvl>
+    <w:lvl w:ilvl="5" w:tplc="04090005" w:tentative="1">
+      <w:start w:val="1"/>
+      <w:numFmt w:val="bullet"/>
+      <w:lvlText w:val=""/>
+      <w:lvlJc w:val="left"/>
+      <w:pPr>
+        <w:ind w:left="4320" w:hanging="360"/>
+      </w:pPr>
+      <w:rPr>
+        <w:rFonts w:ascii="Wingdings" w:hAnsi="Wingdings" w:hint="default"/>
+      </w:rPr>
+    </w:lvl>
+    <w:lvl w:ilvl="6" w:tplc="04090001" w:tentative="1">
+      <w:start w:val="1"/>
+      <w:numFmt w:val="bullet"/>
+      <w:lvlText w:val=""/>
+      <w:lvlJc w:val="left"/>
+      <w:pPr>
+        <w:ind w:left="5040" w:hanging="360"/>
+      </w:pPr>
+      <w:rPr>
+        <w:rFonts w:ascii="Symbol" w:hAnsi="Symbol" w:hint="default"/>
+      </w:rPr>
+    </w:lvl>
+    <w:lvl w:ilvl="7" w:tplc="04090003" w:tentative="1">
+      <w:start w:val="1"/>
+      <w:numFmt w:val="bullet"/>
+      <w:lvlText w:val="o"/>
+      <w:lvlJc w:val="left"/>
+      <w:pPr>
+        <w:ind w:left="5760" w:hanging="360"/>
+      </w:pPr>
+      <w:rPr>
+        <w:rFonts w:ascii="Courier New" w:hAnsi="Courier New" w:cs="Courier New" w:hint="default"/>
+      </w:rPr>
+    </w:lvl>
+    <w:lvl w:ilvl="8" w:tplc="04090005" w:tentative="1">
+      <w:start w:val="1"/>
+      <w:numFmt w:val="bullet"/>
+      <w:lvlText w:val=""/>
+      <w:lvlJc w:val="left"/>
+      <w:pPr>
+        <w:ind w:left="6480" w:hanging="360"/>
+      </w:pPr>
+      <w:rPr>
+        <w:rFonts w:ascii="Wingdings" w:hAnsi="Wingdings" w:hint="default"/>
+      </w:rPr>
+    </w:lvl>
+  </w:abstractNum>
+  <w:abstractNum w:abstractNumId="5" w15:restartNumberingAfterBreak="0">
+    <w:nsid w:val="3EDF253E"/>
+    <w:multiLevelType w:val="hybridMultilevel"/>
+    <w:tmpl w:val="E8CEAA08"/>
     <w:lvl w:ilvl="0" w:tplc="04090001">
       <w:start w:val="1"/>
       <w:numFmt w:val="bullet"/>
@@ -6341,10 +11015,10 @@
       </w:rPr>
     </w:lvl>
   </w:abstractNum>
-  <w:abstractNum w:abstractNumId="5" w15:restartNumberingAfterBreak="0">
-    <w:nsid w:val="61F42AB4"/>
+  <w:abstractNum w:abstractNumId="6" w15:restartNumberingAfterBreak="0">
+    <w:nsid w:val="3FB36B53"/>
     <w:multiLevelType w:val="hybridMultilevel"/>
-    <w:tmpl w:val="F5B0F752"/>
+    <w:tmpl w:val="4B267B9C"/>
     <w:lvl w:ilvl="0" w:tplc="04090001">
       <w:start w:val="1"/>
       <w:numFmt w:val="bullet"/>
@@ -6454,10 +11128,10 @@
       </w:rPr>
     </w:lvl>
   </w:abstractNum>
-  <w:abstractNum w:abstractNumId="6" w15:restartNumberingAfterBreak="0">
-    <w:nsid w:val="762955E8"/>
+  <w:abstractNum w:abstractNumId="7" w15:restartNumberingAfterBreak="0">
+    <w:nsid w:val="61F42AB4"/>
     <w:multiLevelType w:val="hybridMultilevel"/>
-    <w:tmpl w:val="CBA4E424"/>
+    <w:tmpl w:val="F5B0F752"/>
     <w:lvl w:ilvl="0" w:tplc="04090001">
       <w:start w:val="1"/>
       <w:numFmt w:val="bullet"/>
@@ -6567,7 +11241,120 @@
       </w:rPr>
     </w:lvl>
   </w:abstractNum>
-  <w:abstractNum w:abstractNumId="7" w15:restartNumberingAfterBreak="0">
+  <w:abstractNum w:abstractNumId="8" w15:restartNumberingAfterBreak="0">
+    <w:nsid w:val="762955E8"/>
+    <w:multiLevelType w:val="hybridMultilevel"/>
+    <w:tmpl w:val="CBA4E424"/>
+    <w:lvl w:ilvl="0" w:tplc="04090001">
+      <w:start w:val="1"/>
+      <w:numFmt w:val="bullet"/>
+      <w:lvlText w:val=""/>
+      <w:lvlJc w:val="left"/>
+      <w:pPr>
+        <w:ind w:left="720" w:hanging="360"/>
+      </w:pPr>
+      <w:rPr>
+        <w:rFonts w:ascii="Symbol" w:hAnsi="Symbol" w:hint="default"/>
+      </w:rPr>
+    </w:lvl>
+    <w:lvl w:ilvl="1" w:tplc="04090003" w:tentative="1">
+      <w:start w:val="1"/>
+      <w:numFmt w:val="bullet"/>
+      <w:lvlText w:val="o"/>
+      <w:lvlJc w:val="left"/>
+      <w:pPr>
+        <w:ind w:left="1440" w:hanging="360"/>
+      </w:pPr>
+      <w:rPr>
+        <w:rFonts w:ascii="Courier New" w:hAnsi="Courier New" w:cs="Courier New" w:hint="default"/>
+      </w:rPr>
+    </w:lvl>
+    <w:lvl w:ilvl="2" w:tplc="04090005" w:tentative="1">
+      <w:start w:val="1"/>
+      <w:numFmt w:val="bullet"/>
+      <w:lvlText w:val=""/>
+      <w:lvlJc w:val="left"/>
+      <w:pPr>
+        <w:ind w:left="2160" w:hanging="360"/>
+      </w:pPr>
+      <w:rPr>
+        <w:rFonts w:ascii="Wingdings" w:hAnsi="Wingdings" w:hint="default"/>
+      </w:rPr>
+    </w:lvl>
+    <w:lvl w:ilvl="3" w:tplc="04090001" w:tentative="1">
+      <w:start w:val="1"/>
+      <w:numFmt w:val="bullet"/>
+      <w:lvlText w:val=""/>
+      <w:lvlJc w:val="left"/>
+      <w:pPr>
+        <w:ind w:left="2880" w:hanging="360"/>
+      </w:pPr>
+      <w:rPr>
+        <w:rFonts w:ascii="Symbol" w:hAnsi="Symbol" w:hint="default"/>
+      </w:rPr>
+    </w:lvl>
+    <w:lvl w:ilvl="4" w:tplc="04090003" w:tentative="1">
+      <w:start w:val="1"/>
+      <w:numFmt w:val="bullet"/>
+      <w:lvlText w:val="o"/>
+      <w:lvlJc w:val="left"/>
+      <w:pPr>
+        <w:ind w:left="3600" w:hanging="360"/>
+      </w:pPr>
+      <w:rPr>
+        <w:rFonts w:ascii="Courier New" w:hAnsi="Courier New" w:cs="Courier New" w:hint="default"/>
+      </w:rPr>
+    </w:lvl>
+    <w:lvl w:ilvl="5" w:tplc="04090005" w:tentative="1">
+      <w:start w:val="1"/>
+      <w:numFmt w:val="bullet"/>
+      <w:lvlText w:val=""/>
+      <w:lvlJc w:val="left"/>
+      <w:pPr>
+        <w:ind w:left="4320" w:hanging="360"/>
+      </w:pPr>
+      <w:rPr>
+        <w:rFonts w:ascii="Wingdings" w:hAnsi="Wingdings" w:hint="default"/>
+      </w:rPr>
+    </w:lvl>
+    <w:lvl w:ilvl="6" w:tplc="04090001" w:tentative="1">
+      <w:start w:val="1"/>
+      <w:numFmt w:val="bullet"/>
+      <w:lvlText w:val=""/>
+      <w:lvlJc w:val="left"/>
+      <w:pPr>
+        <w:ind w:left="5040" w:hanging="360"/>
+      </w:pPr>
+      <w:rPr>
+        <w:rFonts w:ascii="Symbol" w:hAnsi="Symbol" w:hint="default"/>
+      </w:rPr>
+    </w:lvl>
+    <w:lvl w:ilvl="7" w:tplc="04090003" w:tentative="1">
+      <w:start w:val="1"/>
+      <w:numFmt w:val="bullet"/>
+      <w:lvlText w:val="o"/>
+      <w:lvlJc w:val="left"/>
+      <w:pPr>
+        <w:ind w:left="5760" w:hanging="360"/>
+      </w:pPr>
+      <w:rPr>
+        <w:rFonts w:ascii="Courier New" w:hAnsi="Courier New" w:cs="Courier New" w:hint="default"/>
+      </w:rPr>
+    </w:lvl>
+    <w:lvl w:ilvl="8" w:tplc="04090005" w:tentative="1">
+      <w:start w:val="1"/>
+      <w:numFmt w:val="bullet"/>
+      <w:lvlText w:val=""/>
+      <w:lvlJc w:val="left"/>
+      <w:pPr>
+        <w:ind w:left="6480" w:hanging="360"/>
+      </w:pPr>
+      <w:rPr>
+        <w:rFonts w:ascii="Wingdings" w:hAnsi="Wingdings" w:hint="default"/>
+      </w:rPr>
+    </w:lvl>
+  </w:abstractNum>
+  <w:abstractNum w:abstractNumId="9" w15:restartNumberingAfterBreak="0">
     <w:nsid w:val="7F123A23"/>
     <w:multiLevelType w:val="hybridMultilevel"/>
     <w:tmpl w:val="09D0EEF0"/>
@@ -6681,28 +11468,34 @@
     </w:lvl>
   </w:abstractNum>
   <w:num w:numId="1" w16cid:durableId="407922074">
+    <w:abstractNumId w:val="2"/>
+  </w:num>
+  <w:num w:numId="2" w16cid:durableId="195512043">
+    <w:abstractNumId w:val="7"/>
+  </w:num>
+  <w:num w:numId="3" w16cid:durableId="1074208862">
+    <w:abstractNumId w:val="8"/>
+  </w:num>
+  <w:num w:numId="4" w16cid:durableId="103967275">
+    <w:abstractNumId w:val="4"/>
+  </w:num>
+  <w:num w:numId="5" w16cid:durableId="952587888">
+    <w:abstractNumId w:val="6"/>
+  </w:num>
+  <w:num w:numId="6" w16cid:durableId="1560482830">
     <w:abstractNumId w:val="1"/>
   </w:num>
-  <w:num w:numId="2" w16cid:durableId="195512043">
-    <w:abstractNumId w:val="5"/>
-  </w:num>
-  <w:num w:numId="3" w16cid:durableId="1074208862">
-    <w:abstractNumId w:val="6"/>
-  </w:num>
-  <w:num w:numId="4" w16cid:durableId="103967275">
+  <w:num w:numId="7" w16cid:durableId="386954872">
     <w:abstractNumId w:val="3"/>
   </w:num>
-  <w:num w:numId="5" w16cid:durableId="952587888">
-    <w:abstractNumId w:val="4"/>
+  <w:num w:numId="8" w16cid:durableId="939339281">
+    <w:abstractNumId w:val="9"/>
   </w:num>
-  <w:num w:numId="6" w16cid:durableId="1560482830">
+  <w:num w:numId="9" w16cid:durableId="2024085498">
     <w:abstractNumId w:val="0"/>
   </w:num>
-  <w:num w:numId="7" w16cid:durableId="386954872">
-    <w:abstractNumId w:val="2"/>
-  </w:num>
-  <w:num w:numId="8" w16cid:durableId="939339281">
-    <w:abstractNumId w:val="7"/>
+  <w:num w:numId="10" w16cid:durableId="241139011">
+    <w:abstractNumId w:val="5"/>
   </w:num>
 </w:numbering>
 </file>
@@ -7786,6 +12579,104 @@
       <w:ind w:left="240"/>
     </w:pPr>
   </w:style>
+  <w:style w:type="table" w:styleId="TableGrid">
+    <w:name w:val="Table Grid"/>
+    <w:basedOn w:val="TableNormal"/>
+    <w:uiPriority w:val="39"/>
+    <w:rsid w:val="00F171B3"/>
+    <w:pPr>
+      <w:spacing w:after="0" w:line="240" w:lineRule="auto"/>
+    </w:pPr>
+    <w:tblPr>
+      <w:tblBorders>
+        <w:top w:val="single" w:sz="4" w:space="0" w:color="auto"/>
+        <w:left w:val="single" w:sz="4" w:space="0" w:color="auto"/>
+        <w:bottom w:val="single" w:sz="4" w:space="0" w:color="auto"/>
+        <w:right w:val="single" w:sz="4" w:space="0" w:color="auto"/>
+        <w:insideH w:val="single" w:sz="4" w:space="0" w:color="auto"/>
+        <w:insideV w:val="single" w:sz="4" w:space="0" w:color="auto"/>
+      </w:tblBorders>
+    </w:tblPr>
+  </w:style>
+  <w:style w:type="table" w:styleId="PlainTable1">
+    <w:name w:val="Plain Table 1"/>
+    <w:basedOn w:val="TableNormal"/>
+    <w:uiPriority w:val="41"/>
+    <w:rsid w:val="00F171B3"/>
+    <w:pPr>
+      <w:spacing w:after="0" w:line="240" w:lineRule="auto"/>
+    </w:pPr>
+    <w:tblPr>
+      <w:tblStyleRowBandSize w:val="1"/>
+      <w:tblStyleColBandSize w:val="1"/>
+      <w:tblBorders>
+        <w:top w:val="single" w:sz="4" w:space="0" w:color="BFBFBF" w:themeColor="background1" w:themeShade="BF"/>
+        <w:left w:val="single" w:sz="4" w:space="0" w:color="BFBFBF" w:themeColor="background1" w:themeShade="BF"/>
+        <w:bottom w:val="single" w:sz="4" w:space="0" w:color="BFBFBF" w:themeColor="background1" w:themeShade="BF"/>
+        <w:right w:val="single" w:sz="4" w:space="0" w:color="BFBFBF" w:themeColor="background1" w:themeShade="BF"/>
+        <w:insideH w:val="single" w:sz="4" w:space="0" w:color="BFBFBF" w:themeColor="background1" w:themeShade="BF"/>
+        <w:insideV w:val="single" w:sz="4" w:space="0" w:color="BFBFBF" w:themeColor="background1" w:themeShade="BF"/>
+      </w:tblBorders>
+    </w:tblPr>
+    <w:tblStylePr w:type="firstRow">
+      <w:rPr>
+        <w:b/>
+        <w:bCs/>
+      </w:rPr>
+    </w:tblStylePr>
+    <w:tblStylePr w:type="lastRow">
+      <w:rPr>
+        <w:b/>
+        <w:bCs/>
+      </w:rPr>
+      <w:tblPr/>
+      <w:tcPr>
+        <w:tcBorders>
+          <w:top w:val="double" w:sz="4" w:space="0" w:color="BFBFBF" w:themeColor="background1" w:themeShade="BF"/>
+        </w:tcBorders>
+      </w:tcPr>
+    </w:tblStylePr>
+    <w:tblStylePr w:type="firstCol">
+      <w:rPr>
+        <w:b/>
+        <w:bCs/>
+      </w:rPr>
+    </w:tblStylePr>
+    <w:tblStylePr w:type="lastCol">
+      <w:rPr>
+        <w:b/>
+        <w:bCs/>
+      </w:rPr>
+    </w:tblStylePr>
+    <w:tblStylePr w:type="band1Vert">
+      <w:tblPr/>
+      <w:tcPr>
+        <w:shd w:val="clear" w:color="auto" w:fill="F2F2F2" w:themeFill="background1" w:themeFillShade="F2"/>
+      </w:tcPr>
+    </w:tblStylePr>
+    <w:tblStylePr w:type="band1Horz">
+      <w:tblPr/>
+      <w:tcPr>
+        <w:shd w:val="clear" w:color="auto" w:fill="F2F2F2" w:themeFill="background1" w:themeFillShade="F2"/>
+      </w:tcPr>
+    </w:tblStylePr>
+  </w:style>
+  <w:style w:type="paragraph" w:styleId="NormalWeb">
+    <w:name w:val="Normal (Web)"/>
+    <w:basedOn w:val="Normal"/>
+    <w:uiPriority w:val="99"/>
+    <w:semiHidden/>
+    <w:unhideWhenUsed/>
+    <w:rsid w:val="00342E21"/>
+    <w:pPr>
+      <w:spacing w:before="100" w:beforeAutospacing="1" w:after="100" w:afterAutospacing="1" w:line="240" w:lineRule="auto"/>
+    </w:pPr>
+    <w:rPr>
+      <w:rFonts w:ascii="Times New Roman" w:eastAsia="Times New Roman" w:hAnsi="Times New Roman" w:cs="Times New Roman"/>
+      <w:kern w:val="0"/>
+      <w14:ligatures w14:val="none"/>
+    </w:rPr>
+  </w:style>
 </w:styles>
 </file>
 
